--- a/TheoDoor.docx
+++ b/TheoDoor.docx
@@ -21617,7 +21617,7 @@
               <w:spacing w:before="0" w:line="340" w:lineRule="exact"/>
               <w:ind w:firstLine="0"/>
             </w:pPr>
-            <w:hyperlink r:id="rId498" w:tooltip="There is no extant oriental MS" w:history="1">
+            <w:hyperlink r:id="rId498" w:tooltip="No extant oriental MS" w:history="1">
               <w:r>
                 <w:rPr>
                   <w:rStyle w:val="Hyperlink"/>
@@ -21778,7 +21778,7 @@
                 <w:color w:val="808080" w:themeColor="background1" w:themeShade="80"/>
                 <w:sz w:val="24"/>
               </w:rPr>
-              <w:instrText>HYPERLINK "Dnnn-Apo/D904-Sir.pdf" \o "Work-in-Progress"</w:instrText>
+              <w:instrText>HYPERLINK "Dnnn-Apo/D904-Sir.pdf" \o "The Book of Ben Sira (Preview)"</w:instrText>
             </w:r>
             <w:r>
               <w:rPr>
@@ -21995,16 +21995,13 @@
                 <w:rFonts w:ascii="Gentium Plus" w:hAnsi="Gentium Plus" w:cs="Gentium Plus"/>
                 <w:i/>
                 <w:iCs/>
-                <w:color w:val="808080" w:themeColor="background1" w:themeShade="80"/>
                 <w:sz w:val="26"/>
                 <w:szCs w:val="26"/>
-                <w:u w:val="none"/>
               </w:rPr>
             </w:pPr>
             <w:r>
               <w:rPr>
                 <w:rFonts w:ascii="SBL Hebrew" w:hAnsi="SBL Hebrew" w:cs="SBL Hebrew"/>
-                <w:color w:val="808080" w:themeColor="background1" w:themeShade="80"/>
                 <w:sz w:val="30"/>
                 <w:szCs w:val="30"/>
                 <w:rtl/>
@@ -22015,7 +22012,6 @@
             <w:r>
               <w:rPr>
                 <w:rFonts w:ascii="SBL Hebrew" w:hAnsi="SBL Hebrew" w:cs="SBL Hebrew" w:hint="cs"/>
-                <w:color w:val="808080" w:themeColor="background1" w:themeShade="80"/>
                 <w:sz w:val="30"/>
                 <w:szCs w:val="30"/>
                 <w:lang w:bidi="he-IL"/>
@@ -22025,7 +22021,6 @@
             <w:r>
               <w:rPr>
                 <w:rFonts w:ascii="SBL Hebrew" w:hAnsi="SBL Hebrew" w:cs="SBL Hebrew" w:hint="cs"/>
-                <w:color w:val="808080" w:themeColor="background1" w:themeShade="80"/>
                 <w:sz w:val="30"/>
                 <w:szCs w:val="30"/>
                 <w:rtl/>
@@ -22036,7 +22031,6 @@
             <w:r>
               <w:rPr>
                 <w:rFonts w:ascii="SBL Hebrew" w:hAnsi="SBL Hebrew" w:cs="SBL Hebrew" w:hint="cs"/>
-                <w:color w:val="808080" w:themeColor="background1" w:themeShade="80"/>
                 <w:sz w:val="30"/>
                 <w:szCs w:val="30"/>
                 <w:lang w:bidi="he-IL"/>
@@ -22046,7 +22040,6 @@
             <w:r>
               <w:rPr>
                 <w:rFonts w:ascii="SBL Hebrew" w:hAnsi="SBL Hebrew" w:cs="SBL Hebrew" w:hint="cs"/>
-                <w:color w:val="808080" w:themeColor="background1" w:themeShade="80"/>
                 <w:sz w:val="30"/>
                 <w:szCs w:val="30"/>
                 <w:rtl/>
@@ -22057,7 +22050,6 @@
             <w:r>
               <w:rPr>
                 <w:rFonts w:ascii="SBL Hebrew" w:hAnsi="SBL Hebrew" w:cs="SBL Hebrew"/>
-                <w:color w:val="808080" w:themeColor="background1" w:themeShade="80"/>
                 <w:sz w:val="30"/>
                 <w:szCs w:val="30"/>
                 <w:rtl/>
@@ -22068,7 +22060,6 @@
             <w:r>
               <w:rPr>
                 <w:rFonts w:ascii="SBL Hebrew" w:hAnsi="SBL Hebrew" w:cs="SBL Hebrew"/>
-                <w:color w:val="808080" w:themeColor="background1" w:themeShade="80"/>
                 <w:sz w:val="30"/>
                 <w:szCs w:val="30"/>
                 <w:lang w:bidi="he-IL"/>
@@ -22078,7 +22069,6 @@
             <w:r>
               <w:rPr>
                 <w:rFonts w:ascii="SBL Hebrew" w:hAnsi="SBL Hebrew" w:cs="SBL Hebrew"/>
-                <w:color w:val="808080" w:themeColor="background1" w:themeShade="80"/>
                 <w:sz w:val="30"/>
                 <w:szCs w:val="30"/>
                 <w:rtl/>
@@ -22089,17 +22079,15 @@
             <w:r>
               <w:rPr>
                 <w:rFonts w:ascii="SBL Hebrew" w:hAnsi="SBL Hebrew" w:cs="SBL Hebrew"/>
-                <w:color w:val="808080" w:themeColor="background1" w:themeShade="80"/>
                 <w:sz w:val="30"/>
                 <w:szCs w:val="30"/>
                 <w:lang w:bidi="he-IL"/>
               </w:rPr>
-              <w:instrText>Preliminary (Partial) Text</w:instrText>
+              <w:instrText>Hebrew Text (Provisional)</w:instrText>
             </w:r>
             <w:r>
               <w:rPr>
                 <w:rFonts w:ascii="SBL Hebrew" w:hAnsi="SBL Hebrew" w:cs="SBL Hebrew"/>
-                <w:color w:val="808080" w:themeColor="background1" w:themeShade="80"/>
                 <w:sz w:val="30"/>
                 <w:szCs w:val="30"/>
                 <w:rtl/>
@@ -22110,7 +22098,6 @@
             <w:r>
               <w:rPr>
                 <w:rFonts w:ascii="SBL Hebrew" w:hAnsi="SBL Hebrew" w:cs="SBL Hebrew"/>
-                <w:color w:val="808080" w:themeColor="background1" w:themeShade="80"/>
                 <w:sz w:val="30"/>
                 <w:szCs w:val="30"/>
                 <w:rtl/>
@@ -22120,7 +22107,6 @@
             <w:r>
               <w:rPr>
                 <w:rFonts w:ascii="SBL Hebrew" w:hAnsi="SBL Hebrew" w:cs="SBL Hebrew"/>
-                <w:color w:val="808080" w:themeColor="background1" w:themeShade="80"/>
                 <w:sz w:val="30"/>
                 <w:szCs w:val="30"/>
                 <w:rtl/>
@@ -22132,10 +22118,8 @@
               <w:rPr>
                 <w:rStyle w:val="Hyperlink"/>
                 <w:rFonts w:ascii="SBL Hebrew" w:hAnsi="SBL Hebrew" w:cs="SBL Hebrew" w:hint="cs"/>
-                <w:color w:val="808080" w:themeColor="background1" w:themeShade="80"/>
                 <w:sz w:val="30"/>
                 <w:szCs w:val="30"/>
-                <w:u w:val="none"/>
                 <w:rtl/>
                 <w:lang w:bidi="he-IL"/>
               </w:rPr>
@@ -22145,10 +22129,8 @@
               <w:rPr>
                 <w:rStyle w:val="Hyperlink"/>
                 <w:rFonts w:ascii="SBL Hebrew" w:hAnsi="SBL Hebrew" w:cs="SBL Hebrew"/>
-                <w:color w:val="808080" w:themeColor="background1" w:themeShade="80"/>
                 <w:sz w:val="30"/>
                 <w:szCs w:val="30"/>
-                <w:u w:val="none"/>
                 <w:lang w:bidi="he-IL"/>
               </w:rPr>
               <w:t xml:space="preserve"> </w:t>
@@ -22157,10 +22139,8 @@
               <w:rPr>
                 <w:rStyle w:val="Hyperlink"/>
                 <w:rFonts w:ascii="SBL Hebrew" w:hAnsi="SBL Hebrew" w:cs="SBL Hebrew"/>
-                <w:color w:val="808080" w:themeColor="background1" w:themeShade="80"/>
                 <w:sz w:val="30"/>
                 <w:szCs w:val="30"/>
-                <w:u w:val="none"/>
                 <w:rtl/>
                 <w:lang w:bidi="he-IL"/>
               </w:rPr>
@@ -22188,10 +22168,8 @@
                 <w:rFonts w:ascii="Gentium" w:hAnsi="Gentium" w:cs="Gentium"/>
                 <w:i/>
                 <w:iCs/>
-                <w:color w:val="808080" w:themeColor="background1" w:themeShade="80"/>
                 <w:sz w:val="26"/>
                 <w:szCs w:val="26"/>
-                <w:u w:val="none"/>
               </w:rPr>
               <w:t>Cairo Genizah</w:t>
             </w:r>
@@ -22201,17 +22179,14 @@
                 <w:rFonts w:ascii="Gentium" w:hAnsi="Gentium" w:cs="Gentium"/>
                 <w:i/>
                 <w:iCs/>
-                <w:color w:val="808080" w:themeColor="background1" w:themeShade="80"/>
                 <w:sz w:val="26"/>
                 <w:szCs w:val="26"/>
-                <w:u w:val="none"/>
               </w:rPr>
               <w:t>++ (Hebrew)</w:t>
             </w:r>
             <w:r>
               <w:rPr>
                 <w:rFonts w:ascii="SBL Hebrew" w:hAnsi="SBL Hebrew" w:cs="SBL Hebrew"/>
-                <w:color w:val="808080" w:themeColor="background1" w:themeShade="80"/>
                 <w:sz w:val="30"/>
                 <w:szCs w:val="30"/>
                 <w:rtl/>
@@ -23259,7 +23234,7 @@
                 <w:szCs w:val="26"/>
               </w:rPr>
             </w:pPr>
-            <w:hyperlink r:id="rId526" w:tooltip="No Eastern Text Available" w:history="1">
+            <w:hyperlink r:id="rId526" w:tooltip="No Extant Oriental MS" w:history="1">
               <w:r>
                 <w:rPr>
                   <w:rStyle w:val="Hyperlink"/>
@@ -23537,23 +23512,24 @@
                 <w:rFonts w:ascii="Gentium" w:hAnsi="Gentium" w:cs="Gentium"/>
                 <w:i/>
                 <w:iCs/>
-                <w:color w:val="C0504D" w:themeColor="accent2"/>
+                <w:color w:val="E36C0A" w:themeColor="accent6" w:themeShade="BF"/>
                 <w:sz w:val="26"/>
                 <w:szCs w:val="26"/>
-              </w:rPr>
-            </w:pPr>
-            <w:hyperlink r:id="rId532" w:tooltip="Armenian Text Unavailable" w:history="1">
-              <w:r>
-                <w:rPr>
-                  <w:rStyle w:val="Hyperlink"/>
-                  <w:rFonts w:ascii="Gentium" w:hAnsi="Gentium" w:cs="Gentium"/>
-                  <w:i/>
-                  <w:iCs/>
-                  <w:sz w:val="26"/>
-                  <w:szCs w:val="26"/>
-                  <w:u w:val="none"/>
-                </w:rPr>
-                <w:t>—</w:t>
+                <w:u w:val="single"/>
+              </w:rPr>
+            </w:pPr>
+            <w:hyperlink r:id="rId532" w:tooltip="Syriac/Armenian Text Unavailable" w:history="1">
+              <w:r>
+                <w:rPr>
+                  <w:rStyle w:val="Hyperlink"/>
+                  <w:rFonts w:ascii="Gentium" w:hAnsi="Gentium" w:cs="Gentium"/>
+                  <w:i/>
+                  <w:iCs/>
+                  <w:color w:val="E36C0A" w:themeColor="accent6" w:themeShade="BF"/>
+                  <w:sz w:val="26"/>
+                  <w:szCs w:val="26"/>
+                </w:rPr>
+                <w:t>Syriac/Armenian MSS</w:t>
               </w:r>
             </w:hyperlink>
           </w:p>
@@ -23823,11 +23799,11 @@
                   <w:rFonts w:ascii="Gentium" w:hAnsi="Gentium" w:cs="Gentium"/>
                   <w:i/>
                   <w:iCs/>
-                  <w:sz w:val="26"/>
-                  <w:szCs w:val="26"/>
-                  <w:u w:val="none"/>
-                </w:rPr>
-                <w:t>—</w:t>
+                  <w:color w:val="E36C0A" w:themeColor="accent6" w:themeShade="BF"/>
+                  <w:sz w:val="26"/>
+                  <w:szCs w:val="26"/>
+                </w:rPr>
+                <w:t>Syriac/Armenian MSS</w:t>
               </w:r>
             </w:hyperlink>
           </w:p>
@@ -24103,11 +24079,11 @@
                   <w:rFonts w:ascii="Gentium" w:hAnsi="Gentium" w:cs="Gentium"/>
                   <w:i/>
                   <w:iCs/>
-                  <w:sz w:val="26"/>
-                  <w:szCs w:val="26"/>
-                  <w:u w:val="none"/>
-                </w:rPr>
-                <w:t>—</w:t>
+                  <w:color w:val="E36C0A" w:themeColor="accent6" w:themeShade="BF"/>
+                  <w:sz w:val="26"/>
+                  <w:szCs w:val="26"/>
+                </w:rPr>
+                <w:t>Syriac MS</w:t>
               </w:r>
             </w:hyperlink>
           </w:p>
@@ -24943,7 +24919,7 @@
             <w:pPr>
               <w:pStyle w:val="Title"/>
               <w:widowControl w:val="0"/>
-              <w:spacing w:before="40" w:line="280" w:lineRule="exact"/>
+              <w:spacing w:before="40" w:line="260" w:lineRule="exact"/>
               <w:ind w:firstLine="0"/>
               <w:rPr>
                 <w:color w:val="333333"/>
@@ -24977,7 +24953,7 @@
             <w:pPr>
               <w:pStyle w:val="Title"/>
               <w:widowControl w:val="0"/>
-              <w:spacing w:before="40" w:line="280" w:lineRule="exact"/>
+              <w:spacing w:before="40" w:line="260" w:lineRule="exact"/>
               <w:ind w:firstLine="0"/>
               <w:rPr>
                 <w:rFonts w:ascii="Gentium" w:hAnsi="Gentium" w:cs="Gentium"/>
@@ -25041,7 +25017,7 @@
             <w:pPr>
               <w:pStyle w:val="Title"/>
               <w:widowControl w:val="0"/>
-              <w:spacing w:before="40" w:line="280" w:lineRule="exact"/>
+              <w:spacing w:before="40" w:line="260" w:lineRule="exact"/>
               <w:ind w:firstLine="0"/>
               <w:rPr>
                 <w:rFonts w:ascii="Gentium" w:hAnsi="Gentium" w:cs="Gentium"/>
@@ -25103,44 +25079,133 @@
             <w:pPr>
               <w:pStyle w:val="Title"/>
               <w:widowControl w:val="0"/>
-              <w:spacing w:before="40" w:line="280" w:lineRule="exact"/>
+              <w:bidi/>
+              <w:spacing w:before="40" w:line="260" w:lineRule="exact"/>
               <w:ind w:firstLine="0"/>
               <w:rPr>
                 <w:rFonts w:ascii="Gentium" w:hAnsi="Gentium" w:cs="Gentium"/>
                 <w:color w:val="C0504D" w:themeColor="accent2"/>
-                <w:sz w:val="26"/>
-                <w:szCs w:val="26"/>
-              </w:rPr>
-            </w:pPr>
-            <w:hyperlink r:id="rId562" w:tooltip="The Syriac Apocalypse of Baruch (OCP)" w:history="1">
-              <w:r>
-                <w:rPr>
-                  <w:rStyle w:val="Hyperlink"/>
-                  <w:rFonts w:ascii="Gentium" w:hAnsi="Gentium" w:cs="Gentium"/>
-                  <w:i/>
-                  <w:iCs/>
-                  <w:noProof/>
-                  <w:color w:val="595959" w:themeColor="text1" w:themeTint="A6"/>
-                  <w:sz w:val="26"/>
-                  <w:szCs w:val="26"/>
-                </w:rPr>
-                <w:t xml:space="preserve">Codex Ambrosiana </w:t>
-              </w:r>
-              <w:r>
-                <w:rPr>
-                  <w:rStyle w:val="Hyperlink"/>
-                  <w:rFonts w:ascii="Gentium" w:hAnsi="Gentium" w:cs="Gentium"/>
-                  <w:i/>
-                  <w:iCs/>
-                  <w:noProof/>
-                  <w:color w:val="595959" w:themeColor="text1" w:themeTint="A6"/>
-                  <w:sz w:val="26"/>
-                  <w:szCs w:val="26"/>
-                </w:rPr>
-                <w:br/>
-                <w:t>(Syriac)</w:t>
-              </w:r>
-            </w:hyperlink>
+                <w:sz w:val="36"/>
+                <w:szCs w:val="32"/>
+              </w:rPr>
+            </w:pPr>
+            <w:hyperlink r:id="rId562" w:tooltip="Syriac Text (Codex Ambrosiana)" w:history="1">
+              <w:r>
+                <w:rPr>
+                  <w:rStyle w:val="Hyperlink"/>
+                  <w:rFonts w:cs="Estrangelo Edessa" w:hint="cs"/>
+                  <w:color w:val="808080" w:themeColor="background1" w:themeShade="80"/>
+                  <w:sz w:val="36"/>
+                  <w:szCs w:val="32"/>
+                  <w:rtl/>
+                  <w:lang w:bidi="syr-SY"/>
+                </w:rPr>
+                <w:t>ܟܬܒܐ</w:t>
+              </w:r>
+              <w:r>
+                <w:rPr>
+                  <w:rStyle w:val="Hyperlink"/>
+                  <w:rFonts w:cs="Estrangelo Edessa"/>
+                  <w:color w:val="808080" w:themeColor="background1" w:themeShade="80"/>
+                  <w:sz w:val="36"/>
+                  <w:szCs w:val="32"/>
+                  <w:rtl/>
+                  <w:lang w:bidi="syr-SY"/>
+                </w:rPr>
+                <w:t xml:space="preserve"> </w:t>
+              </w:r>
+              <w:r>
+                <w:rPr>
+                  <w:rStyle w:val="Hyperlink"/>
+                  <w:rFonts w:cs="Estrangelo Edessa" w:hint="cs"/>
+                  <w:color w:val="808080" w:themeColor="background1" w:themeShade="80"/>
+                  <w:sz w:val="36"/>
+                  <w:szCs w:val="32"/>
+                  <w:rtl/>
+                  <w:lang w:bidi="syr-SY"/>
+                </w:rPr>
+                <w:t>ܕܓܠܝܢܗ</w:t>
+              </w:r>
+              <w:r>
+                <w:rPr>
+                  <w:rStyle w:val="Hyperlink"/>
+                  <w:rFonts w:cs="Estrangelo Edessa"/>
+                  <w:color w:val="808080" w:themeColor="background1" w:themeShade="80"/>
+                  <w:sz w:val="36"/>
+                  <w:szCs w:val="32"/>
+                  <w:rtl/>
+                  <w:lang w:bidi="syr-SY"/>
+                </w:rPr>
+                <w:t xml:space="preserve"> </w:t>
+              </w:r>
+              <w:r>
+                <w:rPr>
+                  <w:rStyle w:val="Hyperlink"/>
+                  <w:rFonts w:cs="Estrangelo Edessa" w:hint="cs"/>
+                  <w:color w:val="808080" w:themeColor="background1" w:themeShade="80"/>
+                  <w:sz w:val="36"/>
+                  <w:szCs w:val="32"/>
+                  <w:rtl/>
+                  <w:lang w:bidi="syr-SY"/>
+                </w:rPr>
+                <w:t>ܕܒܪܘܟ</w:t>
+              </w:r>
+              <w:r>
+                <w:rPr>
+                  <w:rStyle w:val="Hyperlink"/>
+                  <w:rFonts w:cs="Estrangelo Edessa"/>
+                  <w:color w:val="808080" w:themeColor="background1" w:themeShade="80"/>
+                  <w:sz w:val="36"/>
+                  <w:szCs w:val="32"/>
+                  <w:rtl/>
+                  <w:lang w:bidi="syr-SY"/>
+                </w:rPr>
+                <w:t xml:space="preserve"> </w:t>
+              </w:r>
+              <w:r>
+                <w:rPr>
+                  <w:rStyle w:val="Hyperlink"/>
+                  <w:rFonts w:cs="Estrangelo Edessa" w:hint="cs"/>
+                  <w:color w:val="808080" w:themeColor="background1" w:themeShade="80"/>
+                  <w:sz w:val="36"/>
+                  <w:szCs w:val="32"/>
+                  <w:rtl/>
+                  <w:lang w:bidi="syr-SY"/>
+                </w:rPr>
+                <w:t>ܒܪ</w:t>
+              </w:r>
+              <w:r>
+                <w:rPr>
+                  <w:rStyle w:val="Hyperlink"/>
+                  <w:rFonts w:cs="Estrangelo Edessa"/>
+                  <w:color w:val="808080" w:themeColor="background1" w:themeShade="80"/>
+                  <w:sz w:val="36"/>
+                  <w:szCs w:val="32"/>
+                  <w:rtl/>
+                  <w:lang w:bidi="syr-SY"/>
+                </w:rPr>
+                <w:t xml:space="preserve"> </w:t>
+              </w:r>
+              <w:r>
+                <w:rPr>
+                  <w:rStyle w:val="Hyperlink"/>
+                  <w:rFonts w:cs="Estrangelo Edessa" w:hint="cs"/>
+                  <w:color w:val="808080" w:themeColor="background1" w:themeShade="80"/>
+                  <w:sz w:val="36"/>
+                  <w:szCs w:val="32"/>
+                  <w:rtl/>
+                  <w:lang w:bidi="syr-SY"/>
+                </w:rPr>
+                <w:t>ܢܪܝܐ</w:t>
+              </w:r>
+            </w:hyperlink>
+            <w:r>
+              <w:rPr>
+                <w:sz w:val="36"/>
+                <w:szCs w:val="32"/>
+              </w:rPr>
+              <w:t xml:space="preserve"> </w:t>
+            </w:r>
           </w:p>
         </w:tc>
         <w:tc>
@@ -25152,7 +25217,7 @@
             <w:pPr>
               <w:pStyle w:val="Title"/>
               <w:widowControl w:val="0"/>
-              <w:spacing w:before="40" w:line="280" w:lineRule="exact"/>
+              <w:spacing w:before="40" w:line="260" w:lineRule="exact"/>
               <w:ind w:firstLine="0"/>
               <w:rPr>
                 <w:rFonts w:ascii="Pochaevsk" w:hAnsi="Pochaevsk" w:cs="Pochaevsk Unicode"/>
@@ -25182,7 +25247,7 @@
             <w:pPr>
               <w:pStyle w:val="Title"/>
               <w:widowControl w:val="0"/>
-              <w:spacing w:before="40" w:line="280" w:lineRule="exact"/>
+              <w:spacing w:before="40" w:line="260" w:lineRule="exact"/>
               <w:ind w:firstLine="0"/>
               <w:rPr>
                 <w:rFonts w:ascii="Gentium" w:hAnsi="Gentium" w:cs="Gentium"/>
@@ -25786,33 +25851,115 @@
                 <w:color w:val="C0504D" w:themeColor="accent2"/>
                 <w:sz w:val="26"/>
                 <w:szCs w:val="26"/>
-                <w:u w:val="single"/>
-              </w:rPr>
-            </w:pPr>
-            <w:hyperlink r:id="rId574" w:tooltip="No Ethiopic text available" w:history="1">
-              <w:r>
-                <w:rPr>
-                  <w:rStyle w:val="Hyperlink"/>
-                  <w:rFonts w:ascii="Gentium" w:hAnsi="Gentium" w:cs="Gentium"/>
-                  <w:i/>
-                  <w:iCs/>
-                  <w:color w:val="E36C0A" w:themeColor="accent6" w:themeShade="BF"/>
-                  <w:sz w:val="26"/>
-                  <w:szCs w:val="26"/>
-                </w:rPr>
-                <w:t>4 Baruch</w:t>
-              </w:r>
-              <w:r>
-                <w:rPr>
-                  <w:rStyle w:val="Hyperlink"/>
-                  <w:rFonts w:ascii="Gentium" w:hAnsi="Gentium" w:cs="Gentium"/>
-                  <w:i/>
-                  <w:iCs/>
-                  <w:color w:val="E36C0A" w:themeColor="accent6" w:themeShade="BF"/>
-                  <w:sz w:val="26"/>
-                  <w:szCs w:val="26"/>
-                </w:rPr>
-                <w:t xml:space="preserve"> (Ethiopic)</w:t>
+              </w:rPr>
+            </w:pPr>
+            <w:hyperlink r:id="rId574" w:tooltip="The 4th Book of Baruch (Ethiopic Text)" w:history="1">
+              <w:proofErr w:type="spellStart"/>
+              <w:r>
+                <w:rPr>
+                  <w:rStyle w:val="Hyperlink"/>
+                  <w:rFonts w:ascii="Abyssinica SIL" w:hAnsi="Abyssinica SIL" w:cs="Abyssinica SIL"/>
+                  <w:szCs w:val="28"/>
+                </w:rPr>
+                <w:t>መጽሐፈ</w:t>
+              </w:r>
+              <w:r>
+                <w:rPr>
+                  <w:rStyle w:val="Hyperlink"/>
+                  <w:rFonts w:ascii="Abyssinica SIL" w:hAnsi="Abyssinica SIL" w:cs="Abyssinica SIL"/>
+                  <w:szCs w:val="28"/>
+                </w:rPr>
+                <w:t>፡</w:t>
+              </w:r>
+              <w:r>
+                <w:rPr>
+                  <w:rStyle w:val="Hyperlink"/>
+                  <w:rFonts w:ascii="Abyssinica SIL" w:hAnsi="Abyssinica SIL" w:cs="Abyssinica SIL"/>
+                  <w:szCs w:val="28"/>
+                </w:rPr>
+                <w:t>ባሮክ</w:t>
+              </w:r>
+              <w:proofErr w:type="spellEnd"/>
+              <w:r>
+                <w:rPr>
+                  <w:rStyle w:val="Hyperlink"/>
+                  <w:rFonts w:ascii="Abyssinica SIL" w:hAnsi="Abyssinica SIL" w:cs="Abyssinica SIL"/>
+                  <w:szCs w:val="28"/>
+                </w:rPr>
+                <w:t xml:space="preserve"> ፬</w:t>
+              </w:r>
+              <w:r>
+                <w:rPr>
+                  <w:rStyle w:val="Hyperlink"/>
+                  <w:rFonts w:ascii="Gentium" w:hAnsi="Gentium" w:cs="Gentium"/>
+                  <w:sz w:val="26"/>
+                  <w:szCs w:val="26"/>
+                </w:rPr>
+                <w:t xml:space="preserve"> </w:t>
+              </w:r>
+              <w:r>
+                <w:rPr>
+                  <w:rStyle w:val="Hyperlink"/>
+                  <w:rFonts w:ascii="Gentium" w:hAnsi="Gentium" w:cs="Gentium"/>
+                  <w:sz w:val="26"/>
+                  <w:szCs w:val="26"/>
+                </w:rPr>
+                <w:br/>
+              </w:r>
+              <w:r>
+                <w:rPr>
+                  <w:rStyle w:val="Hyperlink"/>
+                  <w:rFonts w:ascii="Gentium" w:hAnsi="Gentium" w:cs="Gentium"/>
+                  <w:i/>
+                  <w:iCs/>
+                  <w:sz w:val="22"/>
+                  <w:szCs w:val="22"/>
+                </w:rPr>
+                <w:t>(</w:t>
+              </w:r>
+              <w:r>
+                <w:rPr>
+                  <w:rStyle w:val="Hyperlink"/>
+                  <w:rFonts w:ascii="Gentium" w:hAnsi="Gentium" w:cs="Gentium"/>
+                  <w:i/>
+                  <w:iCs/>
+                  <w:sz w:val="22"/>
+                  <w:szCs w:val="22"/>
+                </w:rPr>
+                <w:t>August Dillma</w:t>
+              </w:r>
+              <w:r>
+                <w:rPr>
+                  <w:rStyle w:val="Hyperlink"/>
+                  <w:rFonts w:ascii="Gentium" w:hAnsi="Gentium" w:cs="Gentium"/>
+                  <w:i/>
+                  <w:iCs/>
+                  <w:sz w:val="22"/>
+                  <w:szCs w:val="22"/>
+                </w:rPr>
+                <w:t>n</w:t>
+              </w:r>
+              <w:r>
+                <w:rPr>
+                  <w:rStyle w:val="Hyperlink"/>
+                  <w:rFonts w:ascii="Gentium" w:hAnsi="Gentium" w:cs="Gentium"/>
+                  <w:i/>
+                  <w:iCs/>
+                  <w:sz w:val="22"/>
+                  <w:szCs w:val="22"/>
+                </w:rPr>
+                <w:t>n</w:t>
+              </w:r>
+              <w:r>
+                <w:rPr>
+                  <w:rStyle w:val="Hyperlink"/>
+                  <w:rFonts w:ascii="Gentium" w:hAnsi="Gentium" w:cs="Gentium"/>
+                  <w:i/>
+                  <w:iCs/>
+                  <w:sz w:val="22"/>
+                  <w:szCs w:val="22"/>
+                </w:rPr>
+                <w:t>)</w:t>
               </w:r>
             </w:hyperlink>
           </w:p>
@@ -26376,43 +26523,129 @@
         <w:tc>
           <w:tcPr>
             <w:tcW w:w="2750" w:type="dxa"/>
-          </w:tcPr>
-          <w:p>
-            <w:pPr>
-              <w:pStyle w:val="Title"/>
-              <w:widowControl w:val="0"/>
-              <w:spacing w:before="0" w:line="280" w:lineRule="exact"/>
-              <w:ind w:firstLine="0"/>
-              <w:rPr>
-                <w:rFonts w:ascii="Gentium" w:hAnsi="Gentium" w:cs="Gentium"/>
-                <w:i/>
-                <w:iCs/>
-                <w:sz w:val="24"/>
-              </w:rPr>
-            </w:pPr>
-            <w:hyperlink r:id="rId586" w:tooltip="The Second Book of Ezra (OCP)" w:history="1">
-              <w:r>
-                <w:rPr>
-                  <w:rStyle w:val="Hyperlink"/>
-                  <w:rFonts w:ascii="Gentium" w:hAnsi="Gentium" w:cs="Gentium"/>
-                  <w:i/>
-                  <w:iCs/>
-                  <w:noProof/>
-                  <w:sz w:val="24"/>
-                </w:rPr>
-                <w:t xml:space="preserve">Codex Ambrosiana </w:t>
-              </w:r>
-              <w:r>
-                <w:rPr>
-                  <w:rStyle w:val="Hyperlink"/>
-                  <w:rFonts w:ascii="Gentium" w:hAnsi="Gentium" w:cs="Gentium"/>
-                  <w:i/>
-                  <w:iCs/>
-                  <w:noProof/>
-                  <w:sz w:val="24"/>
-                </w:rPr>
-                <w:br/>
-                <w:t>(Syriac)</w:t>
+            <w:vAlign w:val="center"/>
+          </w:tcPr>
+          <w:p>
+            <w:pPr>
+              <w:pStyle w:val="Title"/>
+              <w:widowControl w:val="0"/>
+              <w:bidi/>
+              <w:spacing w:before="40" w:line="260" w:lineRule="exact"/>
+              <w:ind w:firstLine="0"/>
+              <w:rPr>
+                <w:rFonts w:cs="Estrangelo Edessa"/>
+                <w:sz w:val="36"/>
+                <w:szCs w:val="32"/>
+              </w:rPr>
+            </w:pPr>
+            <w:hyperlink r:id="rId586" w:tooltip="Syriac Text (Codex Ambrosiana)" w:history="1">
+              <w:r>
+                <w:rPr>
+                  <w:rStyle w:val="Hyperlink"/>
+                  <w:rFonts w:cs="Estrangelo Edessa" w:hint="cs"/>
+                  <w:sz w:val="36"/>
+                  <w:szCs w:val="32"/>
+                  <w:rtl/>
+                  <w:lang w:bidi="syr-SY"/>
+                </w:rPr>
+                <w:t>ܟܬܒܐ</w:t>
+              </w:r>
+              <w:r>
+                <w:rPr>
+                  <w:rStyle w:val="Hyperlink"/>
+                  <w:rFonts w:cs="Estrangelo Edessa"/>
+                  <w:sz w:val="36"/>
+                  <w:szCs w:val="32"/>
+                  <w:rtl/>
+                  <w:lang w:bidi="syr-SY"/>
+                </w:rPr>
+                <w:t xml:space="preserve"> </w:t>
+              </w:r>
+              <w:r>
+                <w:rPr>
+                  <w:rStyle w:val="Hyperlink"/>
+                  <w:rFonts w:cs="Estrangelo Edessa" w:hint="cs"/>
+                  <w:sz w:val="36"/>
+                  <w:szCs w:val="32"/>
+                  <w:rtl/>
+                  <w:lang w:bidi="syr-SY"/>
+                </w:rPr>
+                <w:t>ܕܥܙܪܐ</w:t>
+              </w:r>
+              <w:r>
+                <w:rPr>
+                  <w:rStyle w:val="Hyperlink"/>
+                  <w:rFonts w:cs="Estrangelo Edessa"/>
+                  <w:sz w:val="36"/>
+                  <w:szCs w:val="32"/>
+                  <w:rtl/>
+                  <w:lang w:bidi="syr-SY"/>
+                </w:rPr>
+                <w:t xml:space="preserve"> </w:t>
+              </w:r>
+              <w:r>
+                <w:rPr>
+                  <w:rStyle w:val="Hyperlink"/>
+                  <w:rFonts w:cs="Estrangelo Edessa" w:hint="cs"/>
+                  <w:sz w:val="36"/>
+                  <w:szCs w:val="32"/>
+                  <w:rtl/>
+                  <w:lang w:bidi="syr-SY"/>
+                </w:rPr>
+                <w:t>ܣ̇ܦܪܐ</w:t>
+              </w:r>
+              <w:r>
+                <w:rPr>
+                  <w:rStyle w:val="Hyperlink"/>
+                  <w:rFonts w:cs="Estrangelo Edessa"/>
+                  <w:sz w:val="36"/>
+                  <w:szCs w:val="32"/>
+                  <w:rtl/>
+                  <w:lang w:bidi="syr-SY"/>
+                </w:rPr>
+                <w:t xml:space="preserve">. </w:t>
+              </w:r>
+              <w:r>
+                <w:rPr>
+                  <w:rStyle w:val="Hyperlink"/>
+                  <w:rFonts w:cs="Estrangelo Edessa" w:hint="cs"/>
+                  <w:sz w:val="36"/>
+                  <w:szCs w:val="32"/>
+                  <w:rtl/>
+                  <w:lang w:bidi="syr-SY"/>
+                </w:rPr>
+                <w:t>ܕܡܬܩܪܐ</w:t>
+              </w:r>
+              <w:r>
+                <w:rPr>
+                  <w:rStyle w:val="Hyperlink"/>
+                  <w:rFonts w:cs="Estrangelo Edessa"/>
+                  <w:sz w:val="36"/>
+                  <w:szCs w:val="32"/>
+                  <w:rtl/>
+                  <w:lang w:bidi="syr-SY"/>
+                </w:rPr>
+                <w:t xml:space="preserve"> </w:t>
+              </w:r>
+              <w:r>
+                <w:rPr>
+                  <w:rStyle w:val="Hyperlink"/>
+                  <w:rFonts w:cs="Estrangelo Edessa" w:hint="cs"/>
+                  <w:sz w:val="36"/>
+                  <w:szCs w:val="32"/>
+                  <w:rtl/>
+                  <w:lang w:bidi="syr-SY"/>
+                </w:rPr>
+                <w:t>ܫܠܐܬܐܝܠ</w:t>
+              </w:r>
+              <w:r>
+                <w:rPr>
+                  <w:rStyle w:val="Hyperlink"/>
+                  <w:rFonts w:cs="Estrangelo Edessa"/>
+                  <w:sz w:val="36"/>
+                  <w:szCs w:val="32"/>
+                </w:rPr>
+                <w:t>.</w:t>
               </w:r>
             </w:hyperlink>
           </w:p>
@@ -27648,13 +27881,13 @@
               <w:left w:w="57" w:type="dxa"/>
               <w:right w:w="57" w:type="dxa"/>
             </w:tcMar>
-            <w:vAlign w:val="bottom"/>
-          </w:tcPr>
-          <w:p>
-            <w:pPr>
-              <w:pStyle w:val="Title"/>
-              <w:widowControl w:val="0"/>
-              <w:spacing w:before="60" w:line="340" w:lineRule="exact"/>
+            <w:vAlign w:val="center"/>
+          </w:tcPr>
+          <w:p>
+            <w:pPr>
+              <w:pStyle w:val="Title"/>
+              <w:widowControl w:val="0"/>
+              <w:spacing w:before="0" w:line="340" w:lineRule="exact"/>
               <w:ind w:firstLine="0"/>
               <w:rPr>
                 <w:rFonts w:ascii="Book Antiqua" w:hAnsi="Book Antiqua"/>
@@ -27665,28 +27898,30 @@
                 <w:sz w:val="24"/>
               </w:rPr>
             </w:pPr>
-            <w:r>
-              <w:rPr>
-                <w:rFonts w:ascii="Book Antiqua" w:hAnsi="Book Antiqua"/>
-                <w:b/>
-                <w:bCs/>
-                <w:smallCaps/>
-                <w:color w:val="76923C" w:themeColor="accent3" w:themeShade="BF"/>
-                <w:sz w:val="24"/>
-              </w:rPr>
-              <w:t>The Book of J</w:t>
-            </w:r>
-            <w:r>
-              <w:rPr>
-                <w:rFonts w:ascii="Book Antiqua" w:hAnsi="Book Antiqua"/>
-                <w:b/>
-                <w:bCs/>
-                <w:smallCaps/>
-                <w:color w:val="76923C" w:themeColor="accent3" w:themeShade="BF"/>
-                <w:sz w:val="24"/>
-              </w:rPr>
-              <w:t>ubilees</w:t>
-            </w:r>
+            <w:hyperlink r:id="rId607" w:tooltip="The Book of Jubilees" w:history="1">
+              <w:r>
+                <w:rPr>
+                  <w:rStyle w:val="Hyperlink"/>
+                  <w:rFonts w:ascii="Book Antiqua" w:hAnsi="Book Antiqua"/>
+                  <w:b/>
+                  <w:bCs/>
+                  <w:smallCaps/>
+                  <w:sz w:val="24"/>
+                </w:rPr>
+                <w:t>The Book of J</w:t>
+              </w:r>
+              <w:r>
+                <w:rPr>
+                  <w:rStyle w:val="Hyperlink"/>
+                  <w:rFonts w:ascii="Book Antiqua" w:hAnsi="Book Antiqua"/>
+                  <w:b/>
+                  <w:bCs/>
+                  <w:smallCaps/>
+                  <w:sz w:val="24"/>
+                </w:rPr>
+                <w:t>ubilees</w:t>
+              </w:r>
+            </w:hyperlink>
           </w:p>
         </w:tc>
         <w:tc>
@@ -27697,13 +27932,13 @@
               <w:left w:w="28" w:type="dxa"/>
               <w:right w:w="28" w:type="dxa"/>
             </w:tcMar>
-            <w:vAlign w:val="bottom"/>
-          </w:tcPr>
-          <w:p>
-            <w:pPr>
-              <w:pStyle w:val="Title"/>
-              <w:widowControl w:val="0"/>
-              <w:spacing w:before="60" w:line="340" w:lineRule="exact"/>
+            <w:vAlign w:val="center"/>
+          </w:tcPr>
+          <w:p>
+            <w:pPr>
+              <w:pStyle w:val="Title"/>
+              <w:widowControl w:val="0"/>
+              <w:spacing w:before="0" w:line="340" w:lineRule="exact"/>
               <w:ind w:firstLine="0"/>
               <w:rPr>
                 <w:rFonts w:ascii="Gentium" w:hAnsi="Gentium" w:cs="Gentium"/>
@@ -27711,7 +27946,7 @@
                 <w:sz w:val="24"/>
               </w:rPr>
             </w:pPr>
-            <w:hyperlink r:id="rId607" w:tooltip="Greek Fragments of Jubilees (OCP)" w:history="1">
+            <w:hyperlink r:id="rId608" w:tooltip="Greek Fragments of Jubilees (OCP)" w:history="1">
               <w:r>
                 <w:rPr>
                   <w:rStyle w:val="Hyperlink"/>
@@ -27734,13 +27969,13 @@
               <w:left w:w="57" w:type="dxa"/>
               <w:right w:w="57" w:type="dxa"/>
             </w:tcMar>
-            <w:vAlign w:val="bottom"/>
-          </w:tcPr>
-          <w:p>
-            <w:pPr>
-              <w:pStyle w:val="Title"/>
-              <w:widowControl w:val="0"/>
-              <w:spacing w:before="60" w:line="340" w:lineRule="exact"/>
+            <w:vAlign w:val="center"/>
+          </w:tcPr>
+          <w:p>
+            <w:pPr>
+              <w:pStyle w:val="Title"/>
+              <w:widowControl w:val="0"/>
+              <w:spacing w:before="0" w:line="340" w:lineRule="exact"/>
               <w:ind w:firstLine="0"/>
               <w:rPr>
                 <w:rFonts w:ascii="Gentium" w:hAnsi="Gentium" w:cs="Gentium"/>
@@ -27750,7 +27985,7 @@
                 <w:sz w:val="24"/>
               </w:rPr>
             </w:pPr>
-            <w:hyperlink r:id="rId608" w:tooltip="Little Genesis (OCP)" w:history="1">
+            <w:hyperlink r:id="rId609" w:tooltip="Little Genesis (OCP)" w:history="1">
               <w:r>
                 <w:rPr>
                   <w:rStyle w:val="Hyperlink"/>
@@ -27770,13 +28005,13 @@
         <w:tc>
           <w:tcPr>
             <w:tcW w:w="2750" w:type="dxa"/>
-            <w:vAlign w:val="bottom"/>
-          </w:tcPr>
-          <w:p>
-            <w:pPr>
-              <w:pStyle w:val="Title"/>
-              <w:widowControl w:val="0"/>
-              <w:spacing w:before="60" w:line="340" w:lineRule="exact"/>
+            <w:vAlign w:val="center"/>
+          </w:tcPr>
+          <w:p>
+            <w:pPr>
+              <w:pStyle w:val="Title"/>
+              <w:widowControl w:val="0"/>
+              <w:spacing w:before="60" w:line="240" w:lineRule="exact"/>
               <w:ind w:firstLine="0"/>
               <w:rPr>
                 <w:rFonts w:ascii="Gentium" w:hAnsi="Gentium" w:cs="Gentium"/>
@@ -27787,36 +28022,105 @@
                 <w:szCs w:val="26"/>
               </w:rPr>
             </w:pPr>
-            <w:r>
-              <w:rPr>
-                <w:rFonts w:ascii="Gentium" w:hAnsi="Gentium" w:cs="Gentium"/>
-                <w:i/>
-                <w:iCs/>
-                <w:noProof/>
-                <w:color w:val="E36C0A" w:themeColor="accent6" w:themeShade="BF"/>
-                <w:sz w:val="24"/>
-              </w:rPr>
-              <w:t>Ethiopic Text</w:t>
-            </w:r>
-            <w:r>
-              <w:rPr>
-                <w:rStyle w:val="Hyperlink"/>
-                <w:rFonts w:ascii="Gentium" w:hAnsi="Gentium" w:cs="Gentium"/>
-                <w:i/>
-                <w:iCs/>
-                <w:noProof/>
-                <w:color w:val="E36C0A" w:themeColor="accent6" w:themeShade="BF"/>
-                <w:sz w:val="24"/>
-                <w:u w:val="none"/>
-              </w:rPr>
-              <w:t xml:space="preserve"> (R.H. Charles)</w:t>
-            </w:r>
+            <w:hyperlink r:id="rId610" w:tooltip="The Book of Jubilees (Ethiopic Text)" w:history="1">
+              <w:r>
+                <w:rPr>
+                  <w:rStyle w:val="Hyperlink"/>
+                  <w:rFonts w:ascii="Abyssinica SIL" w:hAnsi="Abyssinica SIL" w:cs="Abyssinica SIL"/>
+                  <w:noProof/>
+                  <w:szCs w:val="28"/>
+                </w:rPr>
+                <w:t>መጽሐፈ፡ኩፋሌ</w:t>
+              </w:r>
+              <w:r>
+                <w:rPr>
+                  <w:rStyle w:val="Hyperlink"/>
+                  <w:rFonts w:ascii="Gentium" w:hAnsi="Gentium" w:cs="Gentium"/>
+                  <w:i/>
+                  <w:iCs/>
+                  <w:noProof/>
+                  <w:szCs w:val="28"/>
+                </w:rPr>
+                <w:t xml:space="preserve"> </w:t>
+              </w:r>
+              <w:r>
+                <w:rPr>
+                  <w:rStyle w:val="Hyperlink"/>
+                  <w:rFonts w:ascii="Gentium" w:hAnsi="Gentium" w:cs="Gentium"/>
+                  <w:i/>
+                  <w:iCs/>
+                  <w:noProof/>
+                  <w:sz w:val="24"/>
+                </w:rPr>
+                <w:br/>
+              </w:r>
+              <w:r>
+                <w:rPr>
+                  <w:rStyle w:val="Hyperlink"/>
+                  <w:rFonts w:ascii="Gentium" w:hAnsi="Gentium" w:cs="Gentium"/>
+                  <w:i/>
+                  <w:iCs/>
+                  <w:noProof/>
+                  <w:sz w:val="22"/>
+                  <w:szCs w:val="22"/>
+                </w:rPr>
+                <w:t>(</w:t>
+              </w:r>
+              <w:r>
+                <w:rPr>
+                  <w:rStyle w:val="Hyperlink"/>
+                  <w:rFonts w:ascii="Gentium" w:hAnsi="Gentium" w:cs="Gentium"/>
+                  <w:i/>
+                  <w:iCs/>
+                  <w:noProof/>
+                  <w:sz w:val="22"/>
+                  <w:szCs w:val="22"/>
+                </w:rPr>
+                <w:t>James C</w:t>
+              </w:r>
+              <w:r>
+                <w:rPr>
+                  <w:rStyle w:val="Hyperlink"/>
+                  <w:rFonts w:ascii="Gentium" w:hAnsi="Gentium" w:cs="Gentium"/>
+                  <w:i/>
+                  <w:iCs/>
+                  <w:noProof/>
+                  <w:sz w:val="22"/>
+                  <w:szCs w:val="22"/>
+                </w:rPr>
+                <w:t xml:space="preserve">. </w:t>
+              </w:r>
+              <w:r>
+                <w:rPr>
+                  <w:rStyle w:val="Hyperlink"/>
+                  <w:rFonts w:ascii="Gentium" w:hAnsi="Gentium" w:cs="Gentium"/>
+                  <w:i/>
+                  <w:iCs/>
+                  <w:noProof/>
+                  <w:sz w:val="22"/>
+                  <w:szCs w:val="22"/>
+                </w:rPr>
+                <w:t>VanderKam</w:t>
+              </w:r>
+              <w:r>
+                <w:rPr>
+                  <w:rStyle w:val="Hyperlink"/>
+                  <w:rFonts w:ascii="Gentium" w:hAnsi="Gentium" w:cs="Gentium"/>
+                  <w:i/>
+                  <w:iCs/>
+                  <w:noProof/>
+                  <w:sz w:val="22"/>
+                  <w:szCs w:val="22"/>
+                </w:rPr>
+                <w:t>)</w:t>
+              </w:r>
+            </w:hyperlink>
           </w:p>
         </w:tc>
         <w:tc>
           <w:tcPr>
             <w:tcW w:w="2736" w:type="dxa"/>
-            <w:vAlign w:val="bottom"/>
+            <w:vAlign w:val="center"/>
           </w:tcPr>
           <w:p>
             <w:pPr>
@@ -27836,13 +28140,13 @@
         <w:tc>
           <w:tcPr>
             <w:tcW w:w="2478" w:type="dxa"/>
-            <w:vAlign w:val="bottom"/>
-          </w:tcPr>
-          <w:p>
-            <w:pPr>
-              <w:pStyle w:val="Title"/>
-              <w:widowControl w:val="0"/>
-              <w:spacing w:before="60" w:line="340" w:lineRule="exact"/>
+            <w:vAlign w:val="center"/>
+          </w:tcPr>
+          <w:p>
+            <w:pPr>
+              <w:pStyle w:val="Title"/>
+              <w:widowControl w:val="0"/>
+              <w:spacing w:before="0" w:line="340" w:lineRule="exact"/>
               <w:ind w:firstLine="0"/>
               <w:rPr>
                 <w:rFonts w:ascii="Gentium" w:hAnsi="Gentium" w:cs="Gentium"/>
@@ -27854,7 +28158,7 @@
                 <w:u w:val="single"/>
               </w:rPr>
             </w:pPr>
-            <w:hyperlink r:id="rId609" w:tooltip="The Book of Jubilees (RH Charles)" w:history="1">
+            <w:hyperlink r:id="rId611" w:tooltip="The Book of Jubilees (RH Charles)" w:history="1">
               <w:r>
                 <w:rPr>
                   <w:rStyle w:val="Hyperlink"/>
@@ -27915,12 +28219,12 @@
                 <w:b/>
                 <w:bCs/>
                 <w:smallCaps/>
-                <w:color w:val="76923C" w:themeColor="accent3" w:themeShade="BF"/>
+                <w:color w:val="808080" w:themeColor="background1" w:themeShade="80"/>
                 <w:sz w:val="24"/>
               </w:rPr>
               <w:t>The Book</w:t>
             </w:r>
-            <w:hyperlink r:id="rId610" w:history="1">
+            <w:hyperlink r:id="rId612" w:history="1">
               <w:r>
                 <w:rPr>
                   <w:rStyle w:val="Hyperlink"/>
@@ -27928,34 +28232,13 @@
                   <w:b/>
                   <w:bCs/>
                   <w:smallCaps/>
-                  <w:color w:val="76923C" w:themeColor="accent3" w:themeShade="BF"/>
+                  <w:color w:val="808080" w:themeColor="background1" w:themeShade="80"/>
                   <w:sz w:val="24"/>
                   <w:u w:val="none"/>
                 </w:rPr>
                 <w:t xml:space="preserve"> of Enoch</w:t>
               </w:r>
             </w:hyperlink>
-            <w:r>
-              <w:rPr>
-                <w:b/>
-                <w:bCs/>
-                <w:color w:val="76923C" w:themeColor="accent3" w:themeShade="BF"/>
-              </w:rPr>
-              <w:t xml:space="preserve"> </w:t>
-            </w:r>
-            <w:r>
-              <w:rPr>
-                <w:rStyle w:val="Hyperlink"/>
-                <w:rFonts w:ascii="Book Antiqua" w:hAnsi="Book Antiqua"/>
-                <w:b/>
-                <w:bCs/>
-                <w:smallCaps/>
-                <w:color w:val="76923C" w:themeColor="accent3" w:themeShade="BF"/>
-                <w:sz w:val="24"/>
-                <w:u w:val="none"/>
-              </w:rPr>
-              <w:t>(1 Enoch)</w:t>
-            </w:r>
           </w:p>
         </w:tc>
         <w:tc>
@@ -27982,7 +28265,7 @@
                 <w:sz w:val="24"/>
               </w:rPr>
             </w:pPr>
-            <w:hyperlink r:id="rId611" w:tooltip="The Book of Enoch (Gk)" w:history="1">
+            <w:hyperlink r:id="rId613" w:tooltip="The Book of Enoch (Gk)" w:history="1">
               <w:r>
                 <w:rPr>
                   <w:rStyle w:val="Hyperlink"/>
@@ -28075,7 +28358,7 @@
                 <w:sz w:val="24"/>
               </w:rPr>
             </w:pPr>
-            <w:hyperlink r:id="rId612" w:tooltip="Apocalypse of Enoch (OCP)" w:history="1">
+            <w:hyperlink r:id="rId614" w:tooltip="Apocalypse of Enoch (OCP)" w:history="1">
               <w:proofErr w:type="spellStart"/>
               <w:r>
                 <w:rPr>
@@ -28160,18 +28443,55 @@
                 <w:szCs w:val="26"/>
               </w:rPr>
             </w:pPr>
-            <w:hyperlink r:id="rId613" w:tooltip="The Book of Enoch (Ethiopic Text)" w:history="1">
-              <w:r>
-                <w:rPr>
-                  <w:rStyle w:val="Hyperlink"/>
-                  <w:rFonts w:ascii="Gentium" w:hAnsi="Gentium" w:cs="Gentium"/>
-                  <w:i/>
-                  <w:iCs/>
-                  <w:color w:val="808080" w:themeColor="background1" w:themeShade="80"/>
-                  <w:sz w:val="26"/>
-                  <w:szCs w:val="26"/>
-                </w:rPr>
-                <w:t>Rylands Ethiopic MS 23</w:t>
+            <w:hyperlink r:id="rId615" w:tooltip="The Book of Enoch (Ethiopic Text)" w:history="1">
+              <w:proofErr w:type="spellStart"/>
+              <w:r>
+                <w:rPr>
+                  <w:rStyle w:val="Hyperlink"/>
+                  <w:rFonts w:ascii="Abyssinica SIL" w:hAnsi="Abyssinica SIL" w:cs="Abyssinica SIL"/>
+                  <w:szCs w:val="28"/>
+                </w:rPr>
+                <w:t>መጽሐፈ፡ሄኖክ</w:t>
+              </w:r>
+              <w:proofErr w:type="spellEnd"/>
+              <w:r>
+                <w:rPr>
+                  <w:rStyle w:val="Hyperlink"/>
+                </w:rPr>
+                <w:br/>
+              </w:r>
+              <w:r>
+                <w:rPr>
+                  <w:rStyle w:val="Hyperlink"/>
+                  <w:rFonts w:ascii="Gentium" w:hAnsi="Gentium" w:cs="Gentium"/>
+                  <w:i/>
+                  <w:iCs/>
+                  <w:sz w:val="22"/>
+                  <w:szCs w:val="22"/>
+                </w:rPr>
+                <w:t>(Knibb</w:t>
+              </w:r>
+              <w:r>
+                <w:rPr>
+                  <w:rStyle w:val="Hyperlink"/>
+                  <w:rFonts w:ascii="Gentium" w:hAnsi="Gentium" w:cs="Gentium"/>
+                  <w:i/>
+                  <w:iCs/>
+                  <w:sz w:val="22"/>
+                  <w:szCs w:val="22"/>
+                </w:rPr>
+                <w:t xml:space="preserve"> or </w:t>
+              </w:r>
+              <w:r>
+                <w:rPr>
+                  <w:rStyle w:val="Hyperlink"/>
+                  <w:rFonts w:ascii="Gentium" w:hAnsi="Gentium" w:cs="Gentium"/>
+                  <w:i/>
+                  <w:iCs/>
+                  <w:sz w:val="22"/>
+                  <w:szCs w:val="22"/>
+                </w:rPr>
+                <w:t>Dillmann)</w:t>
               </w:r>
             </w:hyperlink>
           </w:p>
@@ -28202,7 +28522,7 @@
             <w:pPr>
               <w:pStyle w:val="Title"/>
               <w:widowControl w:val="0"/>
-              <w:spacing w:before="60" w:line="340" w:lineRule="exact"/>
+              <w:spacing w:before="0" w:line="340" w:lineRule="exact"/>
               <w:ind w:firstLine="0"/>
               <w:rPr>
                 <w:rFonts w:ascii="Gentium" w:hAnsi="Gentium" w:cs="Gentium"/>
@@ -28210,7 +28530,7 @@
                 <w:szCs w:val="26"/>
               </w:rPr>
             </w:pPr>
-            <w:hyperlink r:id="rId614" w:tooltip="The Book of Enoch (RH Charles)" w:history="1">
+            <w:hyperlink r:id="rId616" w:tooltip="The Book of Enoch (RH Charles)" w:history="1">
               <w:r>
                 <w:rPr>
                   <w:rStyle w:val="Hyperlink"/>
@@ -28252,7 +28572,7 @@
                 <w:sz w:val="24"/>
               </w:rPr>
             </w:pPr>
-            <w:hyperlink r:id="rId615" w:history="1">
+            <w:hyperlink r:id="rId617" w:history="1">
               <w:r>
                 <w:rPr>
                   <w:rStyle w:val="Hyperlink"/>
@@ -28265,18 +28585,6 @@
                 <w:t>The Secrets of Enoch</w:t>
               </w:r>
             </w:hyperlink>
-            <w:r>
-              <w:rPr>
-                <w:rStyle w:val="Hyperlink"/>
-                <w:rFonts w:ascii="Book Antiqua" w:hAnsi="Book Antiqua"/>
-                <w:smallCaps/>
-                <w:color w:val="76923C" w:themeColor="accent3" w:themeShade="BF"/>
-                <w:sz w:val="24"/>
-                <w:u w:val="none"/>
-              </w:rPr>
-              <w:br/>
-              <w:t>(2 Enoch)</w:t>
-            </w:r>
           </w:p>
         </w:tc>
         <w:tc>
@@ -28300,6 +28608,20 @@
                 <w:sz w:val="24"/>
               </w:rPr>
             </w:pPr>
+            <w:hyperlink r:id="rId618" w:tooltip="No Extant Greek MS" w:history="1">
+              <w:r>
+                <w:rPr>
+                  <w:rStyle w:val="Hyperlink"/>
+                  <w:rFonts w:ascii="Gentium" w:hAnsi="Gentium" w:cs="Gentium"/>
+                  <w:i/>
+                  <w:iCs/>
+                  <w:sz w:val="26"/>
+                  <w:szCs w:val="26"/>
+                  <w:u w:val="none"/>
+                </w:rPr>
+                <w:t>—</w:t>
+              </w:r>
+            </w:hyperlink>
           </w:p>
         </w:tc>
         <w:tc>
@@ -28325,6 +28647,20 @@
                 <w:sz w:val="24"/>
               </w:rPr>
             </w:pPr>
+            <w:hyperlink r:id="rId619" w:tooltip="No Extant Latin MS" w:history="1">
+              <w:r>
+                <w:rPr>
+                  <w:rStyle w:val="Hyperlink"/>
+                  <w:rFonts w:ascii="Gentium" w:hAnsi="Gentium" w:cs="Gentium"/>
+                  <w:i/>
+                  <w:iCs/>
+                  <w:sz w:val="26"/>
+                  <w:szCs w:val="26"/>
+                  <w:u w:val="none"/>
+                </w:rPr>
+                <w:t>—</w:t>
+              </w:r>
+            </w:hyperlink>
           </w:p>
         </w:tc>
         <w:tc>
@@ -28344,6 +28680,20 @@
                 <w:szCs w:val="26"/>
               </w:rPr>
             </w:pPr>
+            <w:hyperlink r:id="rId620" w:tooltip="Coptic Text Unavailable" w:history="1">
+              <w:r>
+                <w:rPr>
+                  <w:rStyle w:val="Hyperlink"/>
+                  <w:rFonts w:ascii="Gentium" w:hAnsi="Gentium" w:cs="Gentium"/>
+                  <w:i/>
+                  <w:iCs/>
+                  <w:sz w:val="26"/>
+                  <w:szCs w:val="26"/>
+                  <w:u w:val="none"/>
+                </w:rPr>
+                <w:t>—</w:t>
+              </w:r>
+            </w:hyperlink>
           </w:p>
         </w:tc>
         <w:tc>
@@ -28435,7 +28785,7 @@
                 <w:b/>
                 <w:bCs/>
                 <w:smallCaps/>
-                <w:color w:val="76923C" w:themeColor="accent3" w:themeShade="BF"/>
+                <w:color w:val="808080" w:themeColor="background1" w:themeShade="80"/>
                 <w:sz w:val="24"/>
               </w:rPr>
               <w:t>Josippon</w:t>
@@ -28463,6 +28813,19 @@
                 <w:sz w:val="24"/>
               </w:rPr>
             </w:pPr>
+            <w:hyperlink r:id="rId621" w:tooltip="No Greek Text Available" w:history="1">
+              <w:r>
+                <w:rPr>
+                  <w:rStyle w:val="Hyperlink"/>
+                  <w:rFonts w:ascii="Gentium" w:hAnsi="Gentium" w:cs="Gentium"/>
+                  <w:i/>
+                  <w:iCs/>
+                  <w:sz w:val="24"/>
+                  <w:u w:val="none"/>
+                </w:rPr>
+                <w:t>—</w:t>
+              </w:r>
+            </w:hyperlink>
           </w:p>
         </w:tc>
         <w:tc>
@@ -28488,6 +28851,19 @@
                 <w:sz w:val="24"/>
               </w:rPr>
             </w:pPr>
+            <w:hyperlink r:id="rId622" w:tooltip="No Latin Text Available" w:history="1">
+              <w:r>
+                <w:rPr>
+                  <w:rStyle w:val="Hyperlink"/>
+                  <w:rFonts w:ascii="Gentium" w:hAnsi="Gentium" w:cs="Gentium"/>
+                  <w:i/>
+                  <w:iCs/>
+                  <w:sz w:val="24"/>
+                  <w:u w:val="none"/>
+                </w:rPr>
+                <w:t>—</w:t>
+              </w:r>
+            </w:hyperlink>
           </w:p>
         </w:tc>
         <w:tc>
@@ -28509,36 +28885,41 @@
                 <w:szCs w:val="30"/>
               </w:rPr>
             </w:pPr>
-            <w:r>
-              <w:rPr>
-                <w:rFonts w:ascii="SBL Hebrew" w:hAnsi="SBL Hebrew" w:cs="SBL Hebrew" w:hint="cs"/>
-                <w:color w:val="E36C0A" w:themeColor="accent6" w:themeShade="BF"/>
-                <w:szCs w:val="28"/>
-                <w:rtl/>
-                <w:lang w:bidi="he-IL"/>
-              </w:rPr>
-              <w:t>ספר</w:t>
-            </w:r>
-            <w:r>
-              <w:rPr>
-                <w:rFonts w:ascii="SBL Hebrew" w:hAnsi="SBL Hebrew" w:cs="SBL Hebrew"/>
-                <w:color w:val="E36C0A" w:themeColor="accent6" w:themeShade="BF"/>
-                <w:szCs w:val="28"/>
-                <w:rtl/>
-                <w:lang w:bidi="he-IL"/>
-              </w:rPr>
-              <w:t xml:space="preserve"> </w:t>
-            </w:r>
-            <w:r>
-              <w:rPr>
-                <w:rFonts w:ascii="SBL Hebrew" w:hAnsi="SBL Hebrew" w:cs="SBL Hebrew" w:hint="cs"/>
-                <w:color w:val="E36C0A" w:themeColor="accent6" w:themeShade="BF"/>
-                <w:szCs w:val="28"/>
-                <w:rtl/>
-                <w:lang w:bidi="he-IL"/>
-              </w:rPr>
-              <w:t>יוסיפון</w:t>
-            </w:r>
+            <w:hyperlink r:id="rId623" w:tooltip="Hebrew Text is a work-in-progress!" w:history="1">
+              <w:r>
+                <w:rPr>
+                  <w:rStyle w:val="Hyperlink"/>
+                  <w:rFonts w:ascii="SBL Hebrew" w:hAnsi="SBL Hebrew" w:cs="SBL Hebrew" w:hint="cs"/>
+                  <w:color w:val="808080" w:themeColor="background1" w:themeShade="80"/>
+                  <w:szCs w:val="28"/>
+                  <w:rtl/>
+                  <w:lang w:bidi="he-IL"/>
+                </w:rPr>
+                <w:t>ספר</w:t>
+              </w:r>
+              <w:r>
+                <w:rPr>
+                  <w:rStyle w:val="Hyperlink"/>
+                  <w:rFonts w:ascii="SBL Hebrew" w:hAnsi="SBL Hebrew" w:cs="SBL Hebrew"/>
+                  <w:color w:val="808080" w:themeColor="background1" w:themeShade="80"/>
+                  <w:szCs w:val="28"/>
+                  <w:rtl/>
+                  <w:lang w:bidi="he-IL"/>
+                </w:rPr>
+                <w:t xml:space="preserve"> </w:t>
+              </w:r>
+              <w:r>
+                <w:rPr>
+                  <w:rStyle w:val="Hyperlink"/>
+                  <w:rFonts w:ascii="SBL Hebrew" w:hAnsi="SBL Hebrew" w:cs="SBL Hebrew" w:hint="cs"/>
+                  <w:color w:val="808080" w:themeColor="background1" w:themeShade="80"/>
+                  <w:szCs w:val="28"/>
+                  <w:rtl/>
+                  <w:lang w:bidi="he-IL"/>
+                </w:rPr>
+                <w:t>יוסיפון</w:t>
+              </w:r>
+            </w:hyperlink>
           </w:p>
         </w:tc>
         <w:tc>
@@ -28688,6 +29069,19 @@
                 <w:sz w:val="24"/>
               </w:rPr>
             </w:pPr>
+            <w:hyperlink r:id="rId624" w:tooltip="No Greek Text Available" w:history="1">
+              <w:r>
+                <w:rPr>
+                  <w:rStyle w:val="Hyperlink"/>
+                  <w:rFonts w:ascii="Gentium" w:hAnsi="Gentium" w:cs="Gentium"/>
+                  <w:i/>
+                  <w:iCs/>
+                  <w:sz w:val="24"/>
+                  <w:u w:val="none"/>
+                </w:rPr>
+                <w:t>—</w:t>
+              </w:r>
+            </w:hyperlink>
           </w:p>
         </w:tc>
         <w:tc>
@@ -28713,6 +29107,20 @@
                 <w:sz w:val="24"/>
               </w:rPr>
             </w:pPr>
+            <w:hyperlink r:id="rId625" w:tooltip="No Extant Latin MS" w:history="1">
+              <w:r>
+                <w:rPr>
+                  <w:rStyle w:val="Hyperlink"/>
+                  <w:rFonts w:ascii="Gentium" w:hAnsi="Gentium" w:cs="Gentium"/>
+                  <w:i/>
+                  <w:iCs/>
+                  <w:sz w:val="26"/>
+                  <w:szCs w:val="26"/>
+                  <w:u w:val="none"/>
+                </w:rPr>
+                <w:t>—</w:t>
+              </w:r>
+            </w:hyperlink>
           </w:p>
         </w:tc>
         <w:tc>
@@ -28779,7 +29187,7 @@
                 <w:szCs w:val="26"/>
               </w:rPr>
             </w:pPr>
-            <w:hyperlink r:id="rId616" w:tooltip="The First Book of Meqabyan (Selassie, 2005)" w:history="1">
+            <w:hyperlink r:id="rId626" w:tooltip="The First Book of Meqabyan (Selassie, 2005)" w:history="1">
               <w:r>
                 <w:rPr>
                   <w:rStyle w:val="Hyperlink"/>
@@ -28902,6 +29310,19 @@
                 <w:sz w:val="24"/>
               </w:rPr>
             </w:pPr>
+            <w:hyperlink r:id="rId627" w:tooltip="No Greek Text Available" w:history="1">
+              <w:r>
+                <w:rPr>
+                  <w:rStyle w:val="Hyperlink"/>
+                  <w:rFonts w:ascii="Gentium" w:hAnsi="Gentium" w:cs="Gentium"/>
+                  <w:i/>
+                  <w:iCs/>
+                  <w:sz w:val="24"/>
+                  <w:u w:val="none"/>
+                </w:rPr>
+                <w:t>—</w:t>
+              </w:r>
+            </w:hyperlink>
           </w:p>
         </w:tc>
         <w:tc>
@@ -28927,6 +29348,20 @@
                 <w:sz w:val="24"/>
               </w:rPr>
             </w:pPr>
+            <w:hyperlink r:id="rId628" w:tooltip="No Extant Latin MS" w:history="1">
+              <w:r>
+                <w:rPr>
+                  <w:rStyle w:val="Hyperlink"/>
+                  <w:rFonts w:ascii="Gentium" w:hAnsi="Gentium" w:cs="Gentium"/>
+                  <w:i/>
+                  <w:iCs/>
+                  <w:sz w:val="26"/>
+                  <w:szCs w:val="26"/>
+                  <w:u w:val="none"/>
+                </w:rPr>
+                <w:t>—</w:t>
+              </w:r>
+            </w:hyperlink>
           </w:p>
         </w:tc>
         <w:tc>
@@ -28994,7 +29429,7 @@
                 <w:u w:val="single"/>
               </w:rPr>
             </w:pPr>
-            <w:hyperlink r:id="rId617" w:tooltip="The Second Book of Meqabyan (Selassie, 2005)" w:history="1">
+            <w:hyperlink r:id="rId629" w:tooltip="The Second Book of Meqabyan (Selassie, 2005)" w:history="1">
               <w:r>
                 <w:rPr>
                   <w:rStyle w:val="Hyperlink"/>
@@ -29117,6 +29552,19 @@
                 <w:sz w:val="24"/>
               </w:rPr>
             </w:pPr>
+            <w:hyperlink r:id="rId630" w:tooltip="No Greek Text Available" w:history="1">
+              <w:r>
+                <w:rPr>
+                  <w:rStyle w:val="Hyperlink"/>
+                  <w:rFonts w:ascii="Gentium" w:hAnsi="Gentium" w:cs="Gentium"/>
+                  <w:i/>
+                  <w:iCs/>
+                  <w:sz w:val="24"/>
+                  <w:u w:val="none"/>
+                </w:rPr>
+                <w:t>—</w:t>
+              </w:r>
+            </w:hyperlink>
           </w:p>
         </w:tc>
         <w:tc>
@@ -29142,6 +29590,20 @@
                 <w:sz w:val="24"/>
               </w:rPr>
             </w:pPr>
+            <w:hyperlink r:id="rId631" w:tooltip="No Extant Latin MS" w:history="1">
+              <w:r>
+                <w:rPr>
+                  <w:rStyle w:val="Hyperlink"/>
+                  <w:rFonts w:ascii="Gentium" w:hAnsi="Gentium" w:cs="Gentium"/>
+                  <w:i/>
+                  <w:iCs/>
+                  <w:sz w:val="26"/>
+                  <w:szCs w:val="26"/>
+                  <w:u w:val="none"/>
+                </w:rPr>
+                <w:t>—</w:t>
+              </w:r>
+            </w:hyperlink>
           </w:p>
         </w:tc>
         <w:tc>
@@ -29209,7 +29671,7 @@
                 <w:u w:val="single"/>
               </w:rPr>
             </w:pPr>
-            <w:hyperlink r:id="rId618" w:tooltip="The Third Book of Meqabyan (Selassie, 2005)" w:history="1">
+            <w:hyperlink r:id="rId632" w:tooltip="The Third Book of Meqabyan (Selassie, 2005)" w:history="1">
               <w:r>
                 <w:rPr>
                   <w:rStyle w:val="Hyperlink"/>
@@ -29733,7 +30195,7 @@
                 <w:color w:val="800000"/>
               </w:rPr>
             </w:pPr>
-            <w:hyperlink r:id="rId619" w:tooltip="Notes on the source texts for the Apostolic Fathers" w:history="1">
+            <w:hyperlink r:id="rId633" w:tooltip="Notes on the source texts for the Apostolic Fathers" w:history="1">
               <w:r>
                 <w:rPr>
                   <w:rStyle w:val="Hyperlink"/>
@@ -29788,7 +30250,7 @@
                 <w:u w:val="single"/>
               </w:rPr>
             </w:pPr>
-            <w:hyperlink r:id="rId620" w:tooltip="Notes on the source texts for the Apostolic Fathers" w:history="1">
+            <w:hyperlink r:id="rId634" w:tooltip="Notes on the source texts for the Apostolic Fathers" w:history="1">
               <w:r>
                 <w:rPr>
                   <w:rStyle w:val="Hyperlink"/>
@@ -29839,7 +30301,7 @@
                 <w:u w:val="single"/>
               </w:rPr>
             </w:pPr>
-            <w:hyperlink r:id="rId621" w:tooltip="Notes on the source texts for the Apostolic Fathers" w:history="1">
+            <w:hyperlink r:id="rId635" w:tooltip="Notes on the source texts for the Apostolic Fathers" w:history="1">
               <w:r>
                 <w:rPr>
                   <w:rStyle w:val="Hyperlink"/>
@@ -29890,7 +30352,7 @@
                 <w:u w:val="single"/>
               </w:rPr>
             </w:pPr>
-            <w:hyperlink r:id="rId622" w:tooltip="Notes on the source texts for the Apostolic Fathers" w:history="1">
+            <w:hyperlink r:id="rId636" w:tooltip="Notes on the source texts for the Apostolic Fathers" w:history="1">
               <w:r>
                 <w:rPr>
                   <w:rStyle w:val="Hyperlink"/>
@@ -29951,7 +30413,7 @@
                 <w:bCs/>
               </w:rPr>
             </w:pPr>
-            <w:hyperlink r:id="rId623" w:tooltip="The First Letter of Clement" w:history="1">
+            <w:hyperlink r:id="rId637" w:tooltip="The First Letter of Clement" w:history="1">
               <w:r>
                 <w:rPr>
                   <w:rStyle w:val="Hyperlink"/>
@@ -30005,7 +30467,7 @@
                 <w:u w:val="single"/>
               </w:rPr>
             </w:pPr>
-            <w:hyperlink r:id="rId624" w:tooltip="The First Letter of Clement" w:history="1">
+            <w:hyperlink r:id="rId638" w:tooltip="The First Letter of Clement" w:history="1">
               <w:proofErr w:type="spellStart"/>
               <w:r>
                 <w:rPr>
@@ -30103,7 +30565,7 @@
                 <w:u w:val="single"/>
               </w:rPr>
             </w:pPr>
-            <w:hyperlink r:id="rId625" w:tooltip="The First Letter of Clement" w:history="1">
+            <w:hyperlink r:id="rId639" w:tooltip="The First Letter of Clement" w:history="1">
               <w:r>
                 <w:rPr>
                   <w:rFonts w:ascii="Gentium" w:hAnsi="Gentium" w:cs="Gentium"/>
@@ -30256,14 +30718,15 @@
                 <w:u w:val="single"/>
               </w:rPr>
             </w:pPr>
-            <w:hyperlink r:id="rId626" w:tooltip="Preliminary Version of the Text" w:history="1">
-              <w:r>
-                <w:rPr>
-                  <w:rStyle w:val="Hyperlink"/>
-                  <w:rFonts w:ascii="Gentium" w:hAnsi="Gentium" w:cs="Gentium"/>
-                  <w:i/>
-                  <w:iCs/>
-                  <w:color w:val="808080" w:themeColor="background1" w:themeShade="80"/>
+            <w:hyperlink r:id="rId640" w:tooltip="Preliminary Version of the Text" w:history="1">
+              <w:r>
+                <w:rPr>
+                  <w:rStyle w:val="Hyperlink"/>
+                  <w:rFonts w:ascii="Gentium" w:hAnsi="Gentium" w:cs="Gentium"/>
+                  <w:i/>
+                  <w:iCs/>
+                  <w:sz w:val="22"/>
+                  <w:szCs w:val="22"/>
                 </w:rPr>
                 <w:t>Coptic</w:t>
               </w:r>
@@ -30273,17 +30736,19 @@
                   <w:rFonts w:ascii="Gentium" w:hAnsi="Gentium" w:cs="Gentium"/>
                   <w:i/>
                   <w:iCs/>
-                  <w:color w:val="808080" w:themeColor="background1" w:themeShade="80"/>
-                </w:rPr>
-                <w:t xml:space="preserve"> </w:t>
-              </w:r>
-              <w:r>
-                <w:rPr>
-                  <w:rStyle w:val="Hyperlink"/>
-                  <w:rFonts w:ascii="Gentium" w:hAnsi="Gentium" w:cs="Gentium"/>
-                  <w:i/>
-                  <w:iCs/>
-                  <w:color w:val="808080" w:themeColor="background1" w:themeShade="80"/>
+                  <w:sz w:val="22"/>
+                  <w:szCs w:val="22"/>
+                </w:rPr>
+                <w:t xml:space="preserve"> Text </w:t>
+              </w:r>
+              <w:r>
+                <w:rPr>
+                  <w:rStyle w:val="Hyperlink"/>
+                  <w:rFonts w:ascii="Gentium" w:hAnsi="Gentium" w:cs="Gentium"/>
+                  <w:i/>
+                  <w:iCs/>
+                  <w:sz w:val="22"/>
+                  <w:szCs w:val="22"/>
                 </w:rPr>
                 <w:t>(</w:t>
               </w:r>
@@ -30293,7 +30758,8 @@
                   <w:rFonts w:ascii="Gentium" w:hAnsi="Gentium" w:cs="Gentium"/>
                   <w:i/>
                   <w:iCs/>
-                  <w:color w:val="808080" w:themeColor="background1" w:themeShade="80"/>
+                  <w:sz w:val="22"/>
+                  <w:szCs w:val="22"/>
                 </w:rPr>
                 <w:t xml:space="preserve">C. </w:t>
               </w:r>
@@ -30303,7 +30769,8 @@
                   <w:rFonts w:ascii="Gentium" w:hAnsi="Gentium" w:cs="Gentium"/>
                   <w:i/>
                   <w:iCs/>
-                  <w:color w:val="808080" w:themeColor="background1" w:themeShade="80"/>
+                  <w:sz w:val="22"/>
+                  <w:szCs w:val="22"/>
                 </w:rPr>
                 <w:t>Schmidt)</w:t>
               </w:r>
@@ -30327,7 +30794,7 @@
                 <w:u w:val="single"/>
               </w:rPr>
             </w:pPr>
-            <w:hyperlink r:id="rId627" w:tooltip="The First Letter of Clement" w:history="1">
+            <w:hyperlink r:id="rId641" w:tooltip="The First Letter of Clement" w:history="1">
               <w:r>
                 <w:rPr>
                   <w:rStyle w:val="Hyperlink"/>
@@ -30375,7 +30842,7 @@
                 <w:bCs/>
               </w:rPr>
             </w:pPr>
-            <w:hyperlink r:id="rId628" w:tooltip="The Second Letter of Clement" w:history="1">
+            <w:hyperlink r:id="rId642" w:tooltip="The Second Letter of Clement" w:history="1">
               <w:r>
                 <w:rPr>
                   <w:rStyle w:val="Hyperlink"/>
@@ -30430,7 +30897,7 @@
                 <w:u w:val="single"/>
               </w:rPr>
             </w:pPr>
-            <w:hyperlink r:id="rId629" w:tooltip="The Second Letter of Clement" w:history="1">
+            <w:hyperlink r:id="rId643" w:tooltip="The Second Letter of Clement" w:history="1">
               <w:r>
                 <w:rPr>
                   <w:rFonts w:ascii="Gentium" w:hAnsi="Gentium" w:cs="Gentium"/>
@@ -30524,7 +30991,7 @@
                 <w:szCs w:val="28"/>
               </w:rPr>
             </w:pPr>
-            <w:hyperlink r:id="rId630" w:tooltip="The Second Letter of Clement" w:history="1">
+            <w:hyperlink r:id="rId644" w:tooltip="The Second Letter of Clement" w:history="1">
               <w:proofErr w:type="spellStart"/>
               <w:r>
                 <w:rPr>
@@ -30614,60 +31081,91 @@
           <w:p>
             <w:pPr>
               <w:widowControl w:val="0"/>
-              <w:spacing w:line="340" w:lineRule="exact"/>
+              <w:bidi/>
+              <w:spacing w:line="240" w:lineRule="exact"/>
               <w:jc w:val="center"/>
               <w:rPr>
-                <w:rFonts w:ascii="Gentium" w:hAnsi="Gentium" w:cs="Gentium"/>
-                <w:color w:val="E36C0A" w:themeColor="accent6" w:themeShade="BF"/>
-              </w:rPr>
-            </w:pPr>
-            <w:hyperlink r:id="rId631" w:tooltip="Professor Bensly's 1899 Transcription" w:history="1">
-              <w:r>
-                <w:rPr>
-                  <w:rStyle w:val="Hyperlink"/>
-                  <w:rFonts w:ascii="Gentium" w:hAnsi="Gentium" w:cs="Gentium"/>
-                  <w:i/>
-                  <w:iCs/>
-                </w:rPr>
-                <w:t>Syriac</w:t>
-              </w:r>
-              <w:r>
-                <w:rPr>
-                  <w:rStyle w:val="Hyperlink"/>
-                  <w:rFonts w:ascii="Gentium" w:hAnsi="Gentium" w:cs="Gentium"/>
-                  <w:i/>
-                  <w:iCs/>
+                <w:sz w:val="22"/>
+                <w:szCs w:val="22"/>
+              </w:rPr>
+            </w:pPr>
+            <w:hyperlink r:id="rId645" w:tooltip="Syriac Text (R.L. Bensly, 1899)" w:history="1">
+              <w:r>
+                <w:rPr>
+                  <w:rStyle w:val="Hyperlink"/>
+                  <w:rFonts w:cs="Estrangelo Edessa" w:hint="cs"/>
+                  <w:sz w:val="26"/>
+                  <w:szCs w:val="26"/>
+                  <w:rtl/>
+                  <w:lang w:bidi="syr-SY"/>
+                </w:rPr>
+                <w:t>ܐܓܪܬܐ</w:t>
+              </w:r>
+              <w:r>
+                <w:rPr>
+                  <w:rStyle w:val="Hyperlink"/>
+                  <w:rFonts w:cs="Estrangelo Edessa"/>
+                  <w:sz w:val="26"/>
+                  <w:szCs w:val="26"/>
+                  <w:rtl/>
+                  <w:lang w:bidi="syr-SY"/>
                 </w:rPr>
                 <w:t xml:space="preserve"> </w:t>
               </w:r>
               <w:r>
                 <w:rPr>
                   <w:rStyle w:val="Hyperlink"/>
-                  <w:rFonts w:ascii="Gentium" w:hAnsi="Gentium" w:cs="Gentium"/>
-                  <w:i/>
-                  <w:iCs/>
-                </w:rPr>
-                <w:t xml:space="preserve">(R.L. </w:t>
-              </w:r>
-              <w:proofErr w:type="spellStart"/>
-              <w:r>
-                <w:rPr>
-                  <w:rStyle w:val="Hyperlink"/>
-                  <w:rFonts w:ascii="Gentium" w:hAnsi="Gentium" w:cs="Gentium"/>
-                  <w:i/>
-                  <w:iCs/>
-                </w:rPr>
-                <w:t>Bensly</w:t>
-              </w:r>
-              <w:proofErr w:type="spellEnd"/>
-              <w:r>
-                <w:rPr>
-                  <w:rStyle w:val="Hyperlink"/>
-                  <w:rFonts w:ascii="Gentium" w:hAnsi="Gentium" w:cs="Gentium"/>
-                  <w:i/>
-                  <w:iCs/>
-                </w:rPr>
-                <w:t>)</w:t>
+                  <w:rFonts w:cs="Estrangelo Edessa" w:hint="cs"/>
+                  <w:sz w:val="26"/>
+                  <w:szCs w:val="26"/>
+                  <w:rtl/>
+                  <w:lang w:bidi="syr-SY"/>
+                </w:rPr>
+                <w:t>ܕܩܠܝܡܝܣ</w:t>
+              </w:r>
+              <w:r>
+                <w:rPr>
+                  <w:rStyle w:val="Hyperlink"/>
+                  <w:rFonts w:cs="Estrangelo Edessa"/>
+                  <w:sz w:val="26"/>
+                  <w:szCs w:val="26"/>
+                  <w:rtl/>
+                  <w:lang w:bidi="syr-SY"/>
+                </w:rPr>
+                <w:t xml:space="preserve"> </w:t>
+              </w:r>
+              <w:r>
+                <w:rPr>
+                  <w:rStyle w:val="Hyperlink"/>
+                  <w:rFonts w:cs="Estrangelo Edessa" w:hint="cs"/>
+                  <w:sz w:val="26"/>
+                  <w:szCs w:val="26"/>
+                  <w:rtl/>
+                  <w:lang w:bidi="syr-SY"/>
+                </w:rPr>
+                <w:t>ܕܠܘܬ</w:t>
+              </w:r>
+              <w:r>
+                <w:rPr>
+                  <w:rStyle w:val="Hyperlink"/>
+                  <w:rFonts w:cs="Estrangelo Edessa"/>
+                  <w:sz w:val="26"/>
+                  <w:szCs w:val="26"/>
+                  <w:rtl/>
+                  <w:lang w:bidi="syr-SY"/>
+                </w:rPr>
+                <w:t xml:space="preserve"> </w:t>
+              </w:r>
+              <w:r>
+                <w:rPr>
+                  <w:rStyle w:val="Hyperlink"/>
+                  <w:rFonts w:cs="Estrangelo Edessa" w:hint="cs"/>
+                  <w:sz w:val="26"/>
+                  <w:szCs w:val="26"/>
+                  <w:rtl/>
+                  <w:lang w:bidi="syr-SY"/>
+                </w:rPr>
+                <w:t>ܩܘܖ̈ܝܢܬܝܐ</w:t>
               </w:r>
             </w:hyperlink>
           </w:p>
@@ -30690,7 +31188,7 @@
                 <w:u w:val="single"/>
               </w:rPr>
             </w:pPr>
-            <w:hyperlink r:id="rId632" w:tooltip="The Second Letter of Clement" w:history="1">
+            <w:hyperlink r:id="rId646" w:tooltip="The Second Letter of Clement" w:history="1">
               <w:r>
                 <w:rPr>
                   <w:rStyle w:val="Hyperlink"/>
@@ -30720,7 +31218,7 @@
                 <w:bCs/>
               </w:rPr>
             </w:pPr>
-            <w:hyperlink r:id="rId633" w:tooltip="The Letter of Ignatius to the Ephesians" w:history="1">
+            <w:hyperlink r:id="rId647" w:tooltip="The Letter of Ignatius to the Ephesians" w:history="1">
               <w:r>
                 <w:rPr>
                   <w:rStyle w:val="Hyperlink"/>
@@ -30772,7 +31270,7 @@
                 <w:szCs w:val="28"/>
               </w:rPr>
             </w:pPr>
-            <w:hyperlink r:id="rId634" w:tooltip="The Letter of Ignatius to the Ephesians" w:history="1">
+            <w:hyperlink r:id="rId648" w:tooltip="The Letter of Ignatius to the Ephesians" w:history="1">
               <w:r>
                 <w:rPr>
                   <w:rStyle w:val="Hyperlink"/>
@@ -30844,7 +31342,7 @@
                 <w:u w:val="single"/>
               </w:rPr>
             </w:pPr>
-            <w:hyperlink r:id="rId635" w:tooltip="Ignatius to the Ephesians" w:history="1">
+            <w:hyperlink r:id="rId649" w:tooltip="Ignatius to the Ephesians" w:history="1">
               <w:r>
                 <w:rPr>
                   <w:rStyle w:val="Hyperlink"/>
@@ -30869,31 +31367,57 @@
           <w:p>
             <w:pPr>
               <w:widowControl w:val="0"/>
+              <w:bidi/>
               <w:spacing w:before="80" w:line="340" w:lineRule="exact"/>
               <w:jc w:val="center"/>
               <w:rPr>
-                <w:rFonts w:ascii="Gentium" w:hAnsi="Gentium" w:cs="Gentium"/>
-                <w:color w:val="E36C0A" w:themeColor="accent6" w:themeShade="BF"/>
-              </w:rPr>
-            </w:pPr>
-            <w:hyperlink r:id="rId636" w:tooltip="William Cureton's 1845 Transcription" w:history="1">
-              <w:r>
-                <w:rPr>
-                  <w:rStyle w:val="Hyperlink"/>
-                  <w:rFonts w:ascii="Gentium" w:hAnsi="Gentium" w:cs="Gentium"/>
-                  <w:i/>
-                  <w:iCs/>
-                </w:rPr>
-                <w:t xml:space="preserve">Syriac </w:t>
-              </w:r>
-              <w:r>
-                <w:rPr>
-                  <w:rStyle w:val="Hyperlink"/>
-                  <w:rFonts w:ascii="Gentium" w:hAnsi="Gentium" w:cs="Gentium"/>
-                  <w:i/>
-                  <w:iCs/>
-                </w:rPr>
-                <w:t>(W. Cureton)</w:t>
+                <w:rFonts w:cs="Estrangelo Edessa"/>
+                <w:sz w:val="22"/>
+                <w:szCs w:val="22"/>
+              </w:rPr>
+            </w:pPr>
+            <w:hyperlink r:id="rId650" w:tooltip="Syriac Text (William Cureton, 1845)" w:history="1">
+              <w:r>
+                <w:rPr>
+                  <w:rStyle w:val="Hyperlink"/>
+                  <w:rFonts w:cs="Estrangelo Edessa" w:hint="cs"/>
+                  <w:sz w:val="26"/>
+                  <w:szCs w:val="26"/>
+                  <w:rtl/>
+                  <w:lang w:bidi="syr-SY"/>
+                </w:rPr>
+                <w:t>ܕܠܘܬ</w:t>
+              </w:r>
+              <w:r>
+                <w:rPr>
+                  <w:rStyle w:val="Hyperlink"/>
+                  <w:rFonts w:cs="Estrangelo Edessa"/>
+                  <w:sz w:val="26"/>
+                  <w:szCs w:val="26"/>
+                  <w:rtl/>
+                  <w:lang w:bidi="syr-SY"/>
+                </w:rPr>
+                <w:t xml:space="preserve"> </w:t>
+              </w:r>
+              <w:r>
+                <w:rPr>
+                  <w:rStyle w:val="Hyperlink"/>
+                  <w:rFonts w:cs="Estrangelo Edessa" w:hint="cs"/>
+                  <w:sz w:val="26"/>
+                  <w:szCs w:val="26"/>
+                  <w:rtl/>
+                  <w:lang w:bidi="syr-SY"/>
+                </w:rPr>
+                <w:t>ܐܦ̈ܣܝܐ</w:t>
+              </w:r>
+              <w:r>
+                <w:rPr>
+                  <w:rStyle w:val="Hyperlink"/>
+                  <w:rFonts w:cs="Estrangelo Edessa"/>
+                  <w:sz w:val="26"/>
+                  <w:szCs w:val="26"/>
+                </w:rPr>
+                <w:t>.</w:t>
               </w:r>
             </w:hyperlink>
           </w:p>
@@ -30914,7 +31438,7 @@
                 <w:szCs w:val="26"/>
               </w:rPr>
             </w:pPr>
-            <w:hyperlink r:id="rId637" w:tooltip="The Letter of Ignatius to the Ephesians" w:history="1">
+            <w:hyperlink r:id="rId651" w:tooltip="The Letter of Ignatius to the Ephesians" w:history="1">
               <w:r>
                 <w:rPr>
                   <w:rStyle w:val="Hyperlink"/>
@@ -30962,7 +31486,7 @@
                 <w:bCs/>
               </w:rPr>
             </w:pPr>
-            <w:hyperlink r:id="rId638" w:tooltip="The Letter of Ignatius to the Magnesians" w:history="1">
+            <w:hyperlink r:id="rId652" w:tooltip="The Letter of Ignatius to the Magnesians" w:history="1">
               <w:r>
                 <w:rPr>
                   <w:rStyle w:val="Hyperlink"/>
@@ -31016,7 +31540,7 @@
                 <w:u w:val="single"/>
               </w:rPr>
             </w:pPr>
-            <w:hyperlink r:id="rId639" w:tooltip="The Letter of Ignatius to the Magnesians" w:history="1">
+            <w:hyperlink r:id="rId653" w:tooltip="The Letter of Ignatius to the Magnesians" w:history="1">
               <w:r>
                 <w:rPr>
                   <w:rStyle w:val="Hyperlink"/>
@@ -31067,7 +31591,7 @@
                 <w:u w:val="single"/>
               </w:rPr>
             </w:pPr>
-            <w:hyperlink r:id="rId640" w:tooltip="Ignatius to the Magnesians" w:history="1">
+            <w:hyperlink r:id="rId654" w:tooltip="Ignatius to the Magnesians" w:history="1">
               <w:proofErr w:type="spellStart"/>
               <w:r>
                 <w:rPr>
@@ -31188,9 +31712,11 @@
               <w:rPr>
                 <w:rFonts w:ascii="Gentium" w:hAnsi="Gentium" w:cs="Gentium"/>
                 <w:color w:val="E36C0A" w:themeColor="accent6" w:themeShade="BF"/>
-              </w:rPr>
-            </w:pPr>
-            <w:hyperlink r:id="rId641" w:tooltip="No Armenian Text Available" w:history="1">
+                <w:sz w:val="22"/>
+                <w:szCs w:val="22"/>
+              </w:rPr>
+            </w:pPr>
+            <w:hyperlink r:id="rId655" w:tooltip="No Armenian Text Available" w:history="1">
               <w:r>
                 <w:rPr>
                   <w:rStyle w:val="Hyperlink"/>
@@ -31198,6 +31724,8 @@
                   <w:i/>
                   <w:iCs/>
                   <w:color w:val="E36C0A" w:themeColor="accent6" w:themeShade="BF"/>
+                  <w:sz w:val="22"/>
+                  <w:szCs w:val="22"/>
                   <w:u w:val="none"/>
                 </w:rPr>
                 <w:t xml:space="preserve">Armenian </w:t>
@@ -31209,6 +31737,8 @@
                   <w:i/>
                   <w:iCs/>
                   <w:color w:val="E36C0A" w:themeColor="accent6" w:themeShade="BF"/>
+                  <w:sz w:val="22"/>
+                  <w:szCs w:val="22"/>
                   <w:u w:val="none"/>
                 </w:rPr>
                 <w:t>Text</w:t>
@@ -31232,7 +31762,7 @@
                 <w:szCs w:val="26"/>
               </w:rPr>
             </w:pPr>
-            <w:hyperlink r:id="rId642" w:tooltip="The Letter of Ignatius to the Magnesians" w:history="1">
+            <w:hyperlink r:id="rId656" w:tooltip="The Letter of Ignatius to the Magnesians" w:history="1">
               <w:r>
                 <w:rPr>
                   <w:rStyle w:val="Hyperlink"/>
@@ -31262,7 +31792,7 @@
                 <w:bCs/>
               </w:rPr>
             </w:pPr>
-            <w:hyperlink r:id="rId643" w:tooltip="The Letter of Ignatius to the Trallians" w:history="1">
+            <w:hyperlink r:id="rId657" w:tooltip="The Letter of Ignatius to the Trallians" w:history="1">
               <w:r>
                 <w:rPr>
                   <w:rStyle w:val="Hyperlink"/>
@@ -31314,7 +31844,7 @@
                 <w:szCs w:val="28"/>
               </w:rPr>
             </w:pPr>
-            <w:hyperlink r:id="rId644" w:tooltip="The Letter of Ignatius to the Trallians" w:history="1">
+            <w:hyperlink r:id="rId658" w:tooltip="The Letter of Ignatius to the Trallians" w:history="1">
               <w:r>
                 <w:rPr>
                   <w:rFonts w:ascii="Gentium" w:hAnsi="Gentium" w:cs="Gentium"/>
@@ -31373,7 +31903,7 @@
                 <w:u w:val="single"/>
               </w:rPr>
             </w:pPr>
-            <w:hyperlink r:id="rId645" w:tooltip="Ignatius to the Trallians" w:history="1">
+            <w:hyperlink r:id="rId659" w:tooltip="Ignatius to the Trallians" w:history="1">
               <w:proofErr w:type="spellStart"/>
               <w:r>
                 <w:rPr>
@@ -31442,9 +31972,11 @@
               <w:rPr>
                 <w:rFonts w:ascii="Gentium" w:hAnsi="Gentium" w:cs="Gentium"/>
                 <w:color w:val="E36C0A" w:themeColor="accent6" w:themeShade="BF"/>
-              </w:rPr>
-            </w:pPr>
-            <w:hyperlink r:id="rId646" w:tooltip="No Armenian Text Available" w:history="1">
+                <w:sz w:val="22"/>
+                <w:szCs w:val="22"/>
+              </w:rPr>
+            </w:pPr>
+            <w:hyperlink r:id="rId660" w:tooltip="No Armenian Text Available" w:history="1">
               <w:r>
                 <w:rPr>
                   <w:rStyle w:val="Hyperlink"/>
@@ -31452,6 +31984,8 @@
                   <w:i/>
                   <w:iCs/>
                   <w:color w:val="E36C0A" w:themeColor="accent6" w:themeShade="BF"/>
+                  <w:sz w:val="22"/>
+                  <w:szCs w:val="22"/>
                   <w:u w:val="none"/>
                 </w:rPr>
                 <w:t xml:space="preserve">Armenian </w:t>
@@ -31463,6 +31997,8 @@
                   <w:i/>
                   <w:iCs/>
                   <w:color w:val="E36C0A" w:themeColor="accent6" w:themeShade="BF"/>
+                  <w:sz w:val="22"/>
+                  <w:szCs w:val="22"/>
                   <w:u w:val="none"/>
                 </w:rPr>
                 <w:t>Text</w:t>
@@ -31486,7 +32022,7 @@
                 <w:szCs w:val="26"/>
               </w:rPr>
             </w:pPr>
-            <w:hyperlink r:id="rId647" w:tooltip="The Letter of Ignatius to the Trallians" w:history="1">
+            <w:hyperlink r:id="rId661" w:tooltip="The Letter of Ignatius to the Trallians" w:history="1">
               <w:r>
                 <w:rPr>
                   <w:rStyle w:val="Hyperlink"/>
@@ -31516,7 +32052,7 @@
                 <w:bCs/>
               </w:rPr>
             </w:pPr>
-            <w:hyperlink r:id="rId648" w:tooltip="The Letter of Ignatius to the Romans" w:history="1">
+            <w:hyperlink r:id="rId662" w:tooltip="The Letter of Ignatius to the Romans" w:history="1">
               <w:r>
                 <w:rPr>
                   <w:rStyle w:val="Hyperlink"/>
@@ -31568,7 +32104,7 @@
                 <w:szCs w:val="28"/>
               </w:rPr>
             </w:pPr>
-            <w:hyperlink r:id="rId649" w:tooltip="The Letter of Ignatius to the Romans" w:history="1">
+            <w:hyperlink r:id="rId663" w:tooltip="The Letter of Ignatius to the Romans" w:history="1">
               <w:r>
                 <w:rPr>
                   <w:rStyle w:val="Hyperlink"/>
@@ -31619,7 +32155,7 @@
                 <w:u w:val="single"/>
               </w:rPr>
             </w:pPr>
-            <w:hyperlink r:id="rId650" w:tooltip="Ignatius to the Romans" w:history="1">
+            <w:hyperlink r:id="rId664" w:tooltip="Ignatius to the Romans" w:history="1">
               <w:proofErr w:type="spellStart"/>
               <w:r>
                 <w:rPr>
@@ -31683,31 +32219,47 @@
           <w:p>
             <w:pPr>
               <w:widowControl w:val="0"/>
+              <w:bidi/>
               <w:spacing w:line="220" w:lineRule="exact"/>
               <w:jc w:val="center"/>
               <w:rPr>
-                <w:rFonts w:ascii="Gentium" w:hAnsi="Gentium" w:cs="Gentium"/>
-                <w:color w:val="E36C0A" w:themeColor="accent6" w:themeShade="BF"/>
-              </w:rPr>
-            </w:pPr>
-            <w:hyperlink r:id="rId651" w:tooltip="William Cureton's 1845 Transcription" w:history="1">
-              <w:r>
-                <w:rPr>
-                  <w:rStyle w:val="Hyperlink"/>
-                  <w:rFonts w:ascii="Gentium" w:hAnsi="Gentium" w:cs="Gentium"/>
-                  <w:i/>
-                  <w:iCs/>
-                </w:rPr>
-                <w:t>Syriac</w:t>
-              </w:r>
-              <w:r>
-                <w:rPr>
-                  <w:rStyle w:val="Hyperlink"/>
-                  <w:rFonts w:ascii="Gentium" w:hAnsi="Gentium" w:cs="Gentium"/>
-                  <w:i/>
-                  <w:iCs/>
-                </w:rPr>
-                <w:t xml:space="preserve"> (W. Cureton)</w:t>
+                <w:sz w:val="22"/>
+                <w:szCs w:val="22"/>
+              </w:rPr>
+            </w:pPr>
+            <w:hyperlink r:id="rId665" w:tooltip="Syriac Text (William Cureton, 1845)" w:history="1">
+              <w:r>
+                <w:rPr>
+                  <w:rStyle w:val="Hyperlink"/>
+                  <w:rFonts w:cs="Estrangelo Edessa" w:hint="cs"/>
+                  <w:sz w:val="26"/>
+                  <w:szCs w:val="26"/>
+                  <w:rtl/>
+                  <w:lang w:bidi="syr-SY"/>
+                </w:rPr>
+                <w:t>ܕܠܘܬ</w:t>
+              </w:r>
+              <w:r>
+                <w:rPr>
+                  <w:rStyle w:val="Hyperlink"/>
+                  <w:rFonts w:cs="Estrangelo Edessa"/>
+                  <w:sz w:val="26"/>
+                  <w:szCs w:val="26"/>
+                  <w:rtl/>
+                  <w:lang w:bidi="syr-SY"/>
+                </w:rPr>
+                <w:t xml:space="preserve"> </w:t>
+              </w:r>
+              <w:r>
+                <w:rPr>
+                  <w:rStyle w:val="Hyperlink"/>
+                  <w:rFonts w:cs="Estrangelo Edessa" w:hint="cs"/>
+                  <w:sz w:val="26"/>
+                  <w:szCs w:val="26"/>
+                  <w:rtl/>
+                  <w:lang w:bidi="syr-SY"/>
+                </w:rPr>
+                <w:t>ܪ̈ܗܘܡܝܐ</w:t>
               </w:r>
             </w:hyperlink>
           </w:p>
@@ -31728,7 +32280,7 @@
                 <w:szCs w:val="26"/>
               </w:rPr>
             </w:pPr>
-            <w:hyperlink r:id="rId652" w:tooltip="The Letter of Ignatius to the Romans" w:history="1">
+            <w:hyperlink r:id="rId666" w:tooltip="The Letter of Ignatius to the Romans" w:history="1">
               <w:r>
                 <w:rPr>
                   <w:rStyle w:val="Hyperlink"/>
@@ -31758,7 +32310,7 @@
                 <w:bCs/>
               </w:rPr>
             </w:pPr>
-            <w:hyperlink r:id="rId653" w:tooltip="The Letter of Ignatius to the Philadelphians" w:history="1">
+            <w:hyperlink r:id="rId667" w:tooltip="The Letter of Ignatius to the Philadelphians" w:history="1">
               <w:r>
                 <w:rPr>
                   <w:rStyle w:val="Hyperlink"/>
@@ -31811,7 +32363,7 @@
                 <w:szCs w:val="28"/>
               </w:rPr>
             </w:pPr>
-            <w:hyperlink r:id="rId654" w:tooltip="The Letter of Ignatius to the Philadelphians" w:history="1">
+            <w:hyperlink r:id="rId668" w:tooltip="The Letter of Ignatius to the Philadelphians" w:history="1">
               <w:r>
                 <w:rPr>
                   <w:rStyle w:val="Hyperlink"/>
@@ -31873,7 +32425,7 @@
                 <w:szCs w:val="28"/>
               </w:rPr>
             </w:pPr>
-            <w:hyperlink r:id="rId655" w:tooltip="Ignatius to the Philadelphians" w:history="1">
+            <w:hyperlink r:id="rId669" w:tooltip="Ignatius to the Philadelphians" w:history="1">
               <w:proofErr w:type="spellStart"/>
               <w:r>
                 <w:rPr>
@@ -31942,9 +32494,11 @@
               <w:rPr>
                 <w:rFonts w:ascii="Gentium" w:hAnsi="Gentium" w:cs="Gentium"/>
                 <w:color w:val="E36C0A" w:themeColor="accent6" w:themeShade="BF"/>
-              </w:rPr>
-            </w:pPr>
-            <w:hyperlink r:id="rId656" w:tooltip="No Armenian Text Available" w:history="1">
+                <w:sz w:val="22"/>
+                <w:szCs w:val="22"/>
+              </w:rPr>
+            </w:pPr>
+            <w:hyperlink r:id="rId670" w:tooltip="No Armenian Text Available" w:history="1">
               <w:r>
                 <w:rPr>
                   <w:rStyle w:val="Hyperlink"/>
@@ -31952,6 +32506,8 @@
                   <w:i/>
                   <w:iCs/>
                   <w:color w:val="E36C0A" w:themeColor="accent6" w:themeShade="BF"/>
+                  <w:sz w:val="22"/>
+                  <w:szCs w:val="22"/>
                   <w:u w:val="none"/>
                 </w:rPr>
                 <w:t xml:space="preserve">Armenian </w:t>
@@ -31963,6 +32519,8 @@
                   <w:i/>
                   <w:iCs/>
                   <w:color w:val="E36C0A" w:themeColor="accent6" w:themeShade="BF"/>
+                  <w:sz w:val="22"/>
+                  <w:szCs w:val="22"/>
                   <w:u w:val="none"/>
                 </w:rPr>
                 <w:t>Text</w:t>
@@ -31986,7 +32544,7 @@
                 <w:szCs w:val="26"/>
               </w:rPr>
             </w:pPr>
-            <w:hyperlink r:id="rId657" w:tooltip="The Letter of Ignatius to the Philadelphians" w:history="1">
+            <w:hyperlink r:id="rId671" w:tooltip="The Letter of Ignatius to the Philadelphians" w:history="1">
               <w:r>
                 <w:rPr>
                   <w:rStyle w:val="Hyperlink"/>
@@ -32016,7 +32574,7 @@
                 <w:bCs/>
               </w:rPr>
             </w:pPr>
-            <w:hyperlink r:id="rId658" w:tooltip="The Letter of Ignatius to the Smyrnaeans" w:history="1">
+            <w:hyperlink r:id="rId672" w:tooltip="The Letter of Ignatius to the Smyrnaeans" w:history="1">
               <w:r>
                 <w:rPr>
                   <w:rStyle w:val="Hyperlink"/>
@@ -32099,7 +32657,7 @@
                 <w:szCs w:val="28"/>
               </w:rPr>
             </w:pPr>
-            <w:hyperlink r:id="rId659" w:tooltip="The Letter of Ignatius to the Smyrnaeans" w:history="1">
+            <w:hyperlink r:id="rId673" w:tooltip="The Letter of Ignatius to the Smyrnaeans" w:history="1">
               <w:r>
                 <w:rPr>
                   <w:rStyle w:val="Hyperlink"/>
@@ -32149,7 +32707,7 @@
                 <w:szCs w:val="28"/>
               </w:rPr>
             </w:pPr>
-            <w:hyperlink r:id="rId660" w:tooltip="Ignatius to the Smyrnaeans" w:history="1">
+            <w:hyperlink r:id="rId674" w:tooltip="Ignatius to the Smyrnaeans" w:history="1">
               <w:proofErr w:type="spellStart"/>
               <w:r>
                 <w:rPr>
@@ -32218,9 +32776,11 @@
               <w:rPr>
                 <w:rFonts w:ascii="Gentium" w:hAnsi="Gentium" w:cs="Gentium"/>
                 <w:color w:val="E36C0A" w:themeColor="accent6" w:themeShade="BF"/>
-              </w:rPr>
-            </w:pPr>
-            <w:hyperlink r:id="rId661" w:tooltip="No Armenian Text Available" w:history="1">
+                <w:sz w:val="22"/>
+                <w:szCs w:val="22"/>
+              </w:rPr>
+            </w:pPr>
+            <w:hyperlink r:id="rId675" w:tooltip="No Armenian Text Available" w:history="1">
               <w:r>
                 <w:rPr>
                   <w:rStyle w:val="Hyperlink"/>
@@ -32228,6 +32788,8 @@
                   <w:i/>
                   <w:iCs/>
                   <w:color w:val="E36C0A" w:themeColor="accent6" w:themeShade="BF"/>
+                  <w:sz w:val="22"/>
+                  <w:szCs w:val="22"/>
                   <w:u w:val="none"/>
                 </w:rPr>
                 <w:t xml:space="preserve">Armenian </w:t>
@@ -32239,6 +32801,8 @@
                   <w:i/>
                   <w:iCs/>
                   <w:color w:val="E36C0A" w:themeColor="accent6" w:themeShade="BF"/>
+                  <w:sz w:val="22"/>
+                  <w:szCs w:val="22"/>
                   <w:u w:val="none"/>
                 </w:rPr>
                 <w:t>Text</w:t>
@@ -32262,7 +32826,7 @@
                 <w:szCs w:val="26"/>
               </w:rPr>
             </w:pPr>
-            <w:hyperlink r:id="rId662" w:tooltip="The Letter of Ignatius to the Smyrnaeans" w:history="1">
+            <w:hyperlink r:id="rId676" w:tooltip="The Letter of Ignatius to the Smyrnaeans" w:history="1">
               <w:r>
                 <w:rPr>
                   <w:rStyle w:val="Hyperlink"/>
@@ -32319,7 +32883,7 @@
                 <w:bCs/>
               </w:rPr>
             </w:pPr>
-            <w:hyperlink r:id="rId663" w:tooltip="The Letter of Ignatius to Polycarp" w:history="1">
+            <w:hyperlink r:id="rId677" w:tooltip="The Letter of Ignatius to Polycarp" w:history="1">
               <w:r>
                 <w:rPr>
                   <w:rStyle w:val="Hyperlink"/>
@@ -32372,7 +32936,7 @@
                 <w:szCs w:val="28"/>
               </w:rPr>
             </w:pPr>
-            <w:hyperlink r:id="rId664" w:tooltip="The Letter of Ignatius to Polycarp" w:history="1">
+            <w:hyperlink r:id="rId678" w:tooltip="The Letter of Ignatius to Polycarp" w:history="1">
               <w:r>
                 <w:rPr>
                   <w:rStyle w:val="Hyperlink"/>
@@ -32422,7 +32986,7 @@
                 <w:szCs w:val="28"/>
               </w:rPr>
             </w:pPr>
-            <w:hyperlink r:id="rId665" w:tooltip="Ignatius to Polycarp" w:history="1">
+            <w:hyperlink r:id="rId679" w:tooltip="Ignatius to Polycarp" w:history="1">
               <w:proofErr w:type="spellStart"/>
               <w:r>
                 <w:rPr>
@@ -32486,31 +33050,57 @@
           <w:p>
             <w:pPr>
               <w:widowControl w:val="0"/>
+              <w:bidi/>
               <w:spacing w:line="340" w:lineRule="exact"/>
               <w:jc w:val="center"/>
               <w:rPr>
-                <w:rFonts w:ascii="Gentium" w:hAnsi="Gentium" w:cs="Gentium"/>
-                <w:color w:val="E36C0A" w:themeColor="accent6" w:themeShade="BF"/>
-              </w:rPr>
-            </w:pPr>
-            <w:hyperlink r:id="rId666" w:tooltip="William Cureton's 1845 Transcription" w:history="1">
-              <w:r>
-                <w:rPr>
-                  <w:rStyle w:val="Hyperlink"/>
-                  <w:rFonts w:ascii="Gentium" w:hAnsi="Gentium" w:cs="Gentium"/>
-                  <w:i/>
-                  <w:iCs/>
-                </w:rPr>
-                <w:t>Syriac</w:t>
-              </w:r>
-              <w:r>
-                <w:rPr>
-                  <w:rStyle w:val="Hyperlink"/>
-                  <w:rFonts w:ascii="Gentium" w:hAnsi="Gentium" w:cs="Gentium"/>
-                  <w:i/>
-                  <w:iCs/>
-                </w:rPr>
-                <w:t xml:space="preserve"> (W. Cureton)</w:t>
+                <w:rFonts w:cs="Estrangelo Edessa"/>
+                <w:sz w:val="22"/>
+                <w:szCs w:val="22"/>
+              </w:rPr>
+            </w:pPr>
+            <w:hyperlink r:id="rId680" w:tooltip="Syriac Text (William Cureton, 1845)" w:history="1">
+              <w:r>
+                <w:rPr>
+                  <w:rStyle w:val="Hyperlink"/>
+                  <w:rFonts w:cs="Estrangelo Edessa" w:hint="cs"/>
+                  <w:sz w:val="26"/>
+                  <w:szCs w:val="26"/>
+                  <w:rtl/>
+                  <w:lang w:bidi="syr-SY"/>
+                </w:rPr>
+                <w:t>ܕܠܘܬ</w:t>
+              </w:r>
+              <w:r>
+                <w:rPr>
+                  <w:rStyle w:val="Hyperlink"/>
+                  <w:rFonts w:cs="Estrangelo Edessa"/>
+                  <w:sz w:val="26"/>
+                  <w:szCs w:val="26"/>
+                  <w:rtl/>
+                  <w:lang w:bidi="syr-SY"/>
+                </w:rPr>
+                <w:t xml:space="preserve"> </w:t>
+              </w:r>
+              <w:r>
+                <w:rPr>
+                  <w:rStyle w:val="Hyperlink"/>
+                  <w:rFonts w:cs="Estrangelo Edessa" w:hint="cs"/>
+                  <w:sz w:val="26"/>
+                  <w:szCs w:val="26"/>
+                  <w:rtl/>
+                  <w:lang w:bidi="syr-SY"/>
+                </w:rPr>
+                <w:t>ܦܠܘܩܪܦܘܣ</w:t>
+              </w:r>
+              <w:r>
+                <w:rPr>
+                  <w:rStyle w:val="Hyperlink"/>
+                  <w:rFonts w:cs="Estrangelo Edessa"/>
+                  <w:sz w:val="26"/>
+                  <w:szCs w:val="26"/>
+                </w:rPr>
+                <w:t>.</w:t>
               </w:r>
             </w:hyperlink>
           </w:p>
@@ -32531,7 +33121,7 @@
                 <w:szCs w:val="26"/>
               </w:rPr>
             </w:pPr>
-            <w:hyperlink r:id="rId667" w:tooltip="The Letter of Ignatius to Polycarp" w:history="1">
+            <w:hyperlink r:id="rId681" w:tooltip="The Letter of Ignatius to Polycarp" w:history="1">
               <w:r>
                 <w:rPr>
                   <w:rStyle w:val="Hyperlink"/>
@@ -32579,7 +33169,7 @@
                 <w:bCs/>
               </w:rPr>
             </w:pPr>
-            <w:hyperlink r:id="rId668" w:tooltip="The Letter of Polycarp to the Philippians" w:history="1">
+            <w:hyperlink r:id="rId682" w:tooltip="The Letter of Polycarp to the Philippians" w:history="1">
               <w:r>
                 <w:rPr>
                   <w:rStyle w:val="Hyperlink"/>
@@ -32632,7 +33222,7 @@
                 <w:szCs w:val="28"/>
               </w:rPr>
             </w:pPr>
-            <w:hyperlink r:id="rId669" w:tooltip="The Letter of Polycarp to the Philippians" w:history="1">
+            <w:hyperlink r:id="rId683" w:tooltip="The Letter of Polycarp to the Philippians" w:history="1">
               <w:r>
                 <w:rPr>
                   <w:rStyle w:val="Hyperlink"/>
@@ -32670,7 +33260,7 @@
                 <w:szCs w:val="28"/>
               </w:rPr>
             </w:pPr>
-            <w:hyperlink r:id="rId670" w:tooltip="Polycarp to the Philippians" w:history="1">
+            <w:hyperlink r:id="rId684" w:tooltip="Polycarp to the Philippians" w:history="1">
               <w:proofErr w:type="spellStart"/>
               <w:r>
                 <w:rPr>
@@ -32741,9 +33331,11 @@
                 <w:i/>
                 <w:iCs/>
                 <w:color w:val="E36C0A" w:themeColor="accent6" w:themeShade="BF"/>
-              </w:rPr>
-            </w:pPr>
-            <w:hyperlink r:id="rId671" w:tooltip="Latin Text Unavailable" w:history="1">
+                <w:sz w:val="22"/>
+                <w:szCs w:val="22"/>
+              </w:rPr>
+            </w:pPr>
+            <w:hyperlink r:id="rId685" w:tooltip="Latin Text Unavailable" w:history="1">
               <w:r>
                 <w:rPr>
                   <w:rStyle w:val="Hyperlink"/>
@@ -32751,6 +33343,8 @@
                   <w:i/>
                   <w:iCs/>
                   <w:color w:val="E36C0A" w:themeColor="accent6" w:themeShade="BF"/>
+                  <w:sz w:val="22"/>
+                  <w:szCs w:val="22"/>
                   <w:u w:val="none"/>
                 </w:rPr>
                 <w:t xml:space="preserve">Corpus </w:t>
@@ -32763,6 +33357,8 @@
                   <w:i/>
                   <w:iCs/>
                   <w:color w:val="E36C0A" w:themeColor="accent6" w:themeShade="BF"/>
+                  <w:sz w:val="22"/>
+                  <w:szCs w:val="22"/>
                   <w:u w:val="none"/>
                 </w:rPr>
                 <w:t>Ignatianum</w:t>
@@ -32787,7 +33383,7 @@
                 <w:szCs w:val="26"/>
               </w:rPr>
             </w:pPr>
-            <w:hyperlink r:id="rId672" w:tooltip="The Letter of Polycarp" w:history="1">
+            <w:hyperlink r:id="rId686" w:tooltip="The Letter of Polycarp" w:history="1">
               <w:r>
                 <w:rPr>
                   <w:rStyle w:val="Hyperlink"/>
@@ -32817,7 +33413,7 @@
                 <w:bCs/>
               </w:rPr>
             </w:pPr>
-            <w:hyperlink r:id="rId673" w:tooltip="The Martyrdom of Polycarp" w:history="1">
+            <w:hyperlink r:id="rId687" w:tooltip="The Martyrdom of Polycarp" w:history="1">
               <w:r>
                 <w:rPr>
                   <w:rStyle w:val="Hyperlink"/>
@@ -32848,7 +33444,7 @@
                 <w:szCs w:val="28"/>
               </w:rPr>
             </w:pPr>
-            <w:hyperlink r:id="rId674" w:tooltip="The Matrydom of Saint Polycarp" w:history="1">
+            <w:hyperlink r:id="rId688" w:tooltip="The Matrydom of Saint Polycarp" w:history="1">
               <w:r>
                 <w:rPr>
                   <w:rStyle w:val="Hyperlink"/>
@@ -32898,7 +33494,7 @@
                 <w:szCs w:val="28"/>
               </w:rPr>
             </w:pPr>
-            <w:hyperlink r:id="rId675" w:tooltip="The Martyrdom of Polycarp" w:history="1">
+            <w:hyperlink r:id="rId689" w:tooltip="The Martyrdom of Polycarp" w:history="1">
               <w:r>
                 <w:rPr>
                   <w:rStyle w:val="Hyperlink"/>
@@ -32979,9 +33575,11 @@
               <w:rPr>
                 <w:rFonts w:ascii="Gentium" w:hAnsi="Gentium" w:cs="Gentium"/>
                 <w:color w:val="E36C0A" w:themeColor="accent6" w:themeShade="BF"/>
-              </w:rPr>
-            </w:pPr>
-            <w:hyperlink r:id="rId676" w:tooltip="Latin Text Unavailable" w:history="1">
+                <w:sz w:val="22"/>
+                <w:szCs w:val="22"/>
+              </w:rPr>
+            </w:pPr>
+            <w:hyperlink r:id="rId690" w:tooltip="Latin Text Unavailable" w:history="1">
               <w:r>
                 <w:rPr>
                   <w:rStyle w:val="Hyperlink"/>
@@ -32989,6 +33587,8 @@
                   <w:i/>
                   <w:iCs/>
                   <w:color w:val="E36C0A" w:themeColor="accent6" w:themeShade="BF"/>
+                  <w:sz w:val="22"/>
+                  <w:szCs w:val="22"/>
                   <w:u w:val="none"/>
                 </w:rPr>
                 <w:t>Historia Ecclesiastica</w:t>
@@ -33013,7 +33613,7 @@
                 <w:szCs w:val="26"/>
               </w:rPr>
             </w:pPr>
-            <w:hyperlink r:id="rId677" w:tooltip="The Martyrdim of Polycarp" w:history="1">
+            <w:hyperlink r:id="rId691" w:tooltip="The Martyrdim of Polycarp" w:history="1">
               <w:r>
                 <w:rPr>
                   <w:rStyle w:val="Hyperlink"/>
@@ -33043,7 +33643,7 @@
                 <w:bCs/>
               </w:rPr>
             </w:pPr>
-            <w:hyperlink r:id="rId678" w:tooltip="The Didache" w:history="1">
+            <w:hyperlink r:id="rId692" w:tooltip="The Didache" w:history="1">
               <w:r>
                 <w:rPr>
                   <w:rStyle w:val="Hyperlink"/>
@@ -33256,7 +33856,7 @@
                 <w:szCs w:val="28"/>
               </w:rPr>
             </w:pPr>
-            <w:hyperlink r:id="rId679" w:tooltip="The Teaching of the Apostles" w:history="1">
+            <w:hyperlink r:id="rId693" w:tooltip="The Teaching of the Apostles" w:history="1">
               <w:proofErr w:type="spellStart"/>
               <w:r>
                 <w:rPr>
@@ -33341,7 +33941,7 @@
                 <w:color w:val="E36C0A" w:themeColor="accent6" w:themeShade="BF"/>
               </w:rPr>
             </w:pPr>
-            <w:hyperlink r:id="rId680" w:tooltip="No Extant Oriental Manuscript" w:history="1">
+            <w:hyperlink r:id="rId694" w:tooltip="No Extant Oriental Manuscript" w:history="1">
               <w:r>
                 <w:rPr>
                   <w:rStyle w:val="Hyperlink"/>
@@ -33369,7 +33969,7 @@
                 <w:szCs w:val="26"/>
               </w:rPr>
             </w:pPr>
-            <w:hyperlink r:id="rId681" w:tooltip="The Teaching of the Twelve Apostrles" w:history="1">
+            <w:hyperlink r:id="rId695" w:tooltip="The Teaching of the Twelve Apostrles" w:history="1">
               <w:r>
                 <w:rPr>
                   <w:rStyle w:val="Hyperlink"/>
@@ -33400,7 +34000,7 @@
                 <w:color w:val="7F7F7F" w:themeColor="text1" w:themeTint="80"/>
               </w:rPr>
             </w:pPr>
-            <w:hyperlink r:id="rId682" w:tooltip="The Shepherd of Hermas" w:history="1">
+            <w:hyperlink r:id="rId696" w:tooltip="The Shepherd of Hermas" w:history="1">
               <w:r>
                 <w:rPr>
                   <w:rStyle w:val="Hyperlink"/>
@@ -33430,7 +34030,7 @@
                 <w:szCs w:val="28"/>
               </w:rPr>
             </w:pPr>
-            <w:hyperlink r:id="rId683" w:tooltip="The Shepherd of Hermas" w:history="1">
+            <w:hyperlink r:id="rId697" w:tooltip="The Shepherd of Hermas" w:history="1">
               <w:proofErr w:type="spellStart"/>
               <w:r>
                 <w:rPr>
@@ -33468,7 +34068,7 @@
                 <w:szCs w:val="28"/>
               </w:rPr>
             </w:pPr>
-            <w:hyperlink r:id="rId684" w:tooltip="The Shepherd of Hermas" w:history="1">
+            <w:hyperlink r:id="rId698" w:tooltip="The Shepherd of Hermas" w:history="1">
               <w:proofErr w:type="spellStart"/>
               <w:r>
                 <w:rPr>
@@ -33503,7 +34103,7 @@
                 <w:color w:val="E36C0A" w:themeColor="accent6" w:themeShade="BF"/>
               </w:rPr>
             </w:pPr>
-            <w:hyperlink r:id="rId685" w:tooltip="Work-in-Progress" w:history="1">
+            <w:hyperlink r:id="rId699" w:tooltip="Work-in-Progress" w:history="1">
               <w:r>
                 <w:rPr>
                   <w:rStyle w:val="Hyperlink"/>
@@ -33534,7 +34134,7 @@
                 <w:szCs w:val="26"/>
               </w:rPr>
             </w:pPr>
-            <w:hyperlink r:id="rId686" w:tooltip="The Shepherd of Hermas" w:history="1">
+            <w:hyperlink r:id="rId700" w:tooltip="The Shepherd of Hermas" w:history="1">
               <w:r>
                 <w:rPr>
                   <w:rStyle w:val="Hyperlink"/>
@@ -33567,7 +34167,7 @@
                 <w:color w:val="7F7F7F" w:themeColor="text1" w:themeTint="80"/>
               </w:rPr>
             </w:pPr>
-            <w:hyperlink r:id="rId687" w:tooltip="The Letter of Barnabas" w:history="1">
+            <w:hyperlink r:id="rId701" w:tooltip="The Letter of Barnabas" w:history="1">
               <w:r>
                 <w:rPr>
                   <w:rStyle w:val="Hyperlink"/>
@@ -33722,7 +34322,7 @@
                 <w:szCs w:val="28"/>
               </w:rPr>
             </w:pPr>
-            <w:hyperlink r:id="rId688" w:tooltip="The Epistle of Barnabas" w:history="1">
+            <w:hyperlink r:id="rId702" w:tooltip="The Epistle of Barnabas" w:history="1">
               <w:r>
                 <w:rPr>
                   <w:rStyle w:val="Hyperlink"/>
@@ -33795,7 +34395,7 @@
                 <w:color w:val="E36C0A" w:themeColor="accent6" w:themeShade="BF"/>
               </w:rPr>
             </w:pPr>
-            <w:hyperlink r:id="rId689" w:tooltip="Latin Text Unavailable" w:history="1">
+            <w:hyperlink r:id="rId703" w:tooltip="Latin Text Unavailable" w:history="1">
               <w:r>
                 <w:rPr>
                   <w:rStyle w:val="Hyperlink"/>
@@ -33803,6 +34403,8 @@
                   <w:i/>
                   <w:iCs/>
                   <w:color w:val="E36C0A" w:themeColor="accent6" w:themeShade="BF"/>
+                  <w:sz w:val="22"/>
+                  <w:szCs w:val="22"/>
                   <w:u w:val="none"/>
                 </w:rPr>
                 <w:t>Codex Petropolitanus</w:t>
@@ -33826,7 +34428,7 @@
                 <w:szCs w:val="26"/>
               </w:rPr>
             </w:pPr>
-            <w:hyperlink r:id="rId690" w:tooltip="The Letter of Barnabas" w:history="1">
+            <w:hyperlink r:id="rId704" w:tooltip="The Letter of Barnabas" w:history="1">
               <w:r>
                 <w:rPr>
                   <w:rStyle w:val="Hyperlink"/>
@@ -33877,7 +34479,7 @@
                 <w:color w:val="7F7F7F" w:themeColor="text1" w:themeTint="80"/>
               </w:rPr>
             </w:pPr>
-            <w:hyperlink r:id="rId691" w:tooltip="The Letter to Diognetus" w:history="1">
+            <w:hyperlink r:id="rId705" w:tooltip="The Letter to Diognetus" w:history="1">
               <w:r>
                 <w:rPr>
                   <w:rStyle w:val="Hyperlink"/>
@@ -33930,7 +34532,7 @@
                 <w:szCs w:val="28"/>
               </w:rPr>
             </w:pPr>
-            <w:hyperlink r:id="rId692" w:tooltip="The Letter to Diognetus" w:history="1">
+            <w:hyperlink r:id="rId706" w:tooltip="The Letter to Diognetus" w:history="1">
               <w:proofErr w:type="spellStart"/>
               <w:r>
                 <w:rPr>
@@ -33992,7 +34594,7 @@
                 <w:szCs w:val="28"/>
               </w:rPr>
             </w:pPr>
-            <w:hyperlink r:id="rId693" w:tooltip="The Epistle to Diognetus" w:history="1">
+            <w:hyperlink r:id="rId707" w:tooltip="The Epistle to Diognetus" w:history="1">
               <w:proofErr w:type="spellStart"/>
               <w:r>
                 <w:rPr>
@@ -34050,7 +34652,7 @@
                 <w:rFonts w:ascii="Gentium" w:hAnsi="Gentium" w:cs="Gentium"/>
               </w:rPr>
             </w:pPr>
-            <w:hyperlink r:id="rId694" w:tooltip="No Extant Oriental Manuscript" w:history="1">
+            <w:hyperlink r:id="rId708" w:tooltip="No Extant Oriental Manuscript" w:history="1">
               <w:r>
                 <w:rPr>
                   <w:rStyle w:val="Hyperlink"/>
@@ -34078,7 +34680,7 @@
                 <w:szCs w:val="26"/>
               </w:rPr>
             </w:pPr>
-            <w:hyperlink r:id="rId695" w:tooltip="The Letter to Diognetus" w:history="1">
+            <w:hyperlink r:id="rId709" w:tooltip="The Letter to Diognetus" w:history="1">
               <w:r>
                 <w:rPr>
                   <w:rStyle w:val="Hyperlink"/>
@@ -34109,14 +34711,16 @@
                 <w:color w:val="808080" w:themeColor="background1" w:themeShade="80"/>
               </w:rPr>
             </w:pPr>
-            <w:r>
-              <w:rPr>
-                <w:rFonts w:ascii="Book Antiqua" w:hAnsi="Book Antiqua"/>
-                <w:smallCaps/>
-                <w:color w:val="808080" w:themeColor="background1" w:themeShade="80"/>
-              </w:rPr>
-              <w:t>The Fragments of Papias</w:t>
-            </w:r>
+            <w:hyperlink r:id="rId710" w:tooltip="The Fragments of Papias" w:history="1">
+              <w:r>
+                <w:rPr>
+                  <w:rStyle w:val="Hyperlink"/>
+                  <w:rFonts w:ascii="Book Antiqua" w:hAnsi="Book Antiqua"/>
+                  <w:smallCaps/>
+                </w:rPr>
+                <w:t>The Fragments of Papias</w:t>
+              </w:r>
+            </w:hyperlink>
           </w:p>
         </w:tc>
         <w:tc>
@@ -34135,14 +34739,17 @@
                 <w:sz w:val="28"/>
               </w:rPr>
             </w:pPr>
-            <w:r>
-              <w:rPr>
-                <w:rFonts w:ascii="Gentium" w:hAnsi="Gentium" w:cs="Gentium"/>
-                <w:color w:val="808080" w:themeColor="background1" w:themeShade="80"/>
-                <w:sz w:val="28"/>
-              </w:rPr>
-              <w:t>—</w:t>
-            </w:r>
+            <w:hyperlink r:id="rId711" w:tooltip="Lake does not include these Excerpts" w:history="1">
+              <w:r>
+                <w:rPr>
+                  <w:rStyle w:val="Hyperlink"/>
+                  <w:rFonts w:ascii="Gentium" w:hAnsi="Gentium" w:cs="Gentium"/>
+                  <w:sz w:val="28"/>
+                  <w:u w:val="none"/>
+                </w:rPr>
+                <w:t>—</w:t>
+              </w:r>
+            </w:hyperlink>
           </w:p>
         </w:tc>
         <w:tc>
@@ -34160,88 +34767,61 @@
                 <w:rFonts w:ascii="Gentium" w:hAnsi="Gentium" w:cs="Gentium"/>
                 <w:i/>
                 <w:iCs/>
-                <w:smallCaps/>
                 <w:color w:val="808080" w:themeColor="background1" w:themeShade="80"/>
                 <w:sz w:val="26"/>
                 <w:szCs w:val="26"/>
               </w:rPr>
             </w:pPr>
-            <w:proofErr w:type="spellStart"/>
-            <w:r>
-              <w:rPr>
-                <w:rFonts w:ascii="Gentium" w:hAnsi="Gentium" w:cs="Gentium"/>
-                <w:i/>
-                <w:iCs/>
-                <w:smallCaps/>
-                <w:color w:val="808080" w:themeColor="background1" w:themeShade="80"/>
-                <w:sz w:val="28"/>
-                <w:szCs w:val="28"/>
-              </w:rPr>
-              <w:t>Θρ</w:t>
-            </w:r>
-            <w:proofErr w:type="spellEnd"/>
-            <w:r>
-              <w:rPr>
-                <w:rFonts w:ascii="Gentium" w:hAnsi="Gentium" w:cs="Gentium"/>
-                <w:i/>
-                <w:iCs/>
-                <w:smallCaps/>
-                <w:color w:val="808080" w:themeColor="background1" w:themeShade="80"/>
-                <w:sz w:val="28"/>
-                <w:szCs w:val="28"/>
-              </w:rPr>
-              <w:t xml:space="preserve">αυσματα </w:t>
-            </w:r>
-            <w:proofErr w:type="spellStart"/>
-            <w:r>
-              <w:rPr>
-                <w:rFonts w:ascii="Gentium" w:hAnsi="Gentium" w:cs="Gentium"/>
-                <w:i/>
-                <w:iCs/>
-                <w:smallCaps/>
-                <w:color w:val="808080" w:themeColor="background1" w:themeShade="80"/>
-                <w:sz w:val="28"/>
-                <w:szCs w:val="28"/>
-              </w:rPr>
-              <w:t>του</w:t>
-            </w:r>
-            <w:proofErr w:type="spellEnd"/>
-            <w:r>
-              <w:rPr>
-                <w:rFonts w:ascii="Gentium" w:hAnsi="Gentium" w:cs="Gentium"/>
-                <w:i/>
-                <w:iCs/>
-                <w:smallCaps/>
-                <w:color w:val="808080" w:themeColor="background1" w:themeShade="80"/>
-                <w:sz w:val="28"/>
-                <w:szCs w:val="28"/>
-              </w:rPr>
-              <w:t xml:space="preserve"> Παπ</w:t>
-            </w:r>
-            <w:r>
-              <w:rPr>
-                <w:rFonts w:ascii="Gentium" w:hAnsi="Gentium" w:cs="Gentium"/>
-                <w:i/>
-                <w:iCs/>
-                <w:smallCaps/>
-                <w:color w:val="808080" w:themeColor="background1" w:themeShade="80"/>
-                <w:sz w:val="28"/>
-                <w:szCs w:val="28"/>
-              </w:rPr>
-              <w:t>ι</w:t>
-            </w:r>
-            <w:r>
-              <w:rPr>
-                <w:rFonts w:ascii="Gentium" w:hAnsi="Gentium" w:cs="Gentium"/>
-                <w:i/>
-                <w:iCs/>
-                <w:smallCaps/>
-                <w:color w:val="808080" w:themeColor="background1" w:themeShade="80"/>
-                <w:sz w:val="28"/>
-                <w:szCs w:val="28"/>
-              </w:rPr>
-              <w:t>α</w:t>
-            </w:r>
+            <w:hyperlink r:id="rId712" w:tooltip="The Fragments of Papias" w:history="1">
+              <w:proofErr w:type="spellStart"/>
+              <w:r>
+                <w:rPr>
+                  <w:rStyle w:val="Hyperlink"/>
+                  <w:rFonts w:ascii="Gentium" w:hAnsi="Gentium" w:cs="Gentium"/>
+                  <w:i/>
+                  <w:iCs/>
+                  <w:sz w:val="28"/>
+                  <w:szCs w:val="28"/>
+                </w:rPr>
+                <w:t>Θρ</w:t>
+              </w:r>
+              <w:proofErr w:type="spellEnd"/>
+              <w:r>
+                <w:rPr>
+                  <w:rStyle w:val="Hyperlink"/>
+                  <w:rFonts w:ascii="Gentium" w:hAnsi="Gentium" w:cs="Gentium"/>
+                  <w:i/>
+                  <w:iCs/>
+                  <w:sz w:val="28"/>
+                  <w:szCs w:val="28"/>
+                </w:rPr>
+                <w:t xml:space="preserve">αυσματα </w:t>
+              </w:r>
+              <w:proofErr w:type="spellStart"/>
+              <w:r>
+                <w:rPr>
+                  <w:rStyle w:val="Hyperlink"/>
+                  <w:rFonts w:ascii="Gentium" w:hAnsi="Gentium" w:cs="Gentium"/>
+                  <w:i/>
+                  <w:iCs/>
+                  <w:sz w:val="28"/>
+                  <w:szCs w:val="28"/>
+                </w:rPr>
+                <w:t>του</w:t>
+              </w:r>
+              <w:proofErr w:type="spellEnd"/>
+              <w:r>
+                <w:rPr>
+                  <w:rStyle w:val="Hyperlink"/>
+                  <w:rFonts w:ascii="Gentium" w:hAnsi="Gentium" w:cs="Gentium"/>
+                  <w:i/>
+                  <w:iCs/>
+                  <w:sz w:val="28"/>
+                  <w:szCs w:val="28"/>
+                </w:rPr>
+                <w:t xml:space="preserve"> Παπια</w:t>
+              </w:r>
+            </w:hyperlink>
           </w:p>
         </w:tc>
         <w:tc>
@@ -34258,6 +34838,16 @@
                 <w:rFonts w:ascii="Gentium" w:hAnsi="Gentium" w:cs="Gentium"/>
               </w:rPr>
             </w:pPr>
+            <w:hyperlink r:id="rId713" w:tooltip="No Oriental Text Available" w:history="1">
+              <w:r>
+                <w:rPr>
+                  <w:rStyle w:val="Hyperlink"/>
+                  <w:rFonts w:ascii="Gentium" w:hAnsi="Gentium" w:cs="Gentium"/>
+                  <w:u w:val="none"/>
+                </w:rPr>
+                <w:t>—</w:t>
+              </w:r>
+            </w:hyperlink>
           </w:p>
         </w:tc>
         <w:tc>
@@ -34277,15 +34867,17 @@
                 <w:szCs w:val="26"/>
               </w:rPr>
             </w:pPr>
-            <w:r>
-              <w:rPr>
-                <w:rFonts w:ascii="Gentium" w:hAnsi="Gentium" w:cs="Gentium"/>
-                <w:color w:val="808080" w:themeColor="background1" w:themeShade="80"/>
-                <w:sz w:val="26"/>
-                <w:szCs w:val="26"/>
-              </w:rPr>
-              <w:t>The Fragments of Papias</w:t>
-            </w:r>
+            <w:hyperlink r:id="rId714" w:tooltip="The Fragments of Papias" w:history="1">
+              <w:r>
+                <w:rPr>
+                  <w:rStyle w:val="Hyperlink"/>
+                  <w:rFonts w:ascii="Gentium" w:hAnsi="Gentium" w:cs="Gentium"/>
+                  <w:sz w:val="26"/>
+                  <w:szCs w:val="26"/>
+                </w:rPr>
+                <w:t>The Fragments of Papias</w:t>
+              </w:r>
+            </w:hyperlink>
           </w:p>
         </w:tc>
       </w:tr>
@@ -34373,7 +34965,6 @@
                 <w:rFonts w:ascii="Gentium" w:hAnsi="Gentium" w:cs="Gentium"/>
                 <w:i/>
                 <w:iCs/>
-                <w:smallCaps/>
                 <w:color w:val="808080" w:themeColor="background1" w:themeShade="80"/>
                 <w:sz w:val="28"/>
                 <w:szCs w:val="28"/>
@@ -34385,44 +34976,18 @@
                 <w:rFonts w:ascii="Gentium" w:hAnsi="Gentium" w:cs="Gentium"/>
                 <w:i/>
                 <w:iCs/>
-                <w:smallCaps/>
                 <w:color w:val="808080" w:themeColor="background1" w:themeShade="80"/>
                 <w:sz w:val="28"/>
                 <w:szCs w:val="28"/>
               </w:rPr>
-              <w:t>Λε</w:t>
+              <w:t>Λειψ</w:t>
             </w:r>
+            <w:proofErr w:type="spellEnd"/>
             <w:r>
               <w:rPr>
                 <w:rFonts w:ascii="Gentium" w:hAnsi="Gentium" w:cs="Gentium"/>
                 <w:i/>
                 <w:iCs/>
-                <w:smallCaps/>
-                <w:color w:val="808080" w:themeColor="background1" w:themeShade="80"/>
-                <w:sz w:val="28"/>
-                <w:szCs w:val="28"/>
-              </w:rPr>
-              <w:t>ι</w:t>
-            </w:r>
-            <w:r>
-              <w:rPr>
-                <w:rFonts w:ascii="Gentium" w:hAnsi="Gentium" w:cs="Gentium"/>
-                <w:i/>
-                <w:iCs/>
-                <w:smallCaps/>
-                <w:color w:val="808080" w:themeColor="background1" w:themeShade="80"/>
-                <w:sz w:val="28"/>
-                <w:szCs w:val="28"/>
-              </w:rPr>
-              <w:t>ψ</w:t>
-            </w:r>
-            <w:proofErr w:type="spellEnd"/>
-            <w:r>
-              <w:rPr>
-                <w:rFonts w:ascii="Gentium" w:hAnsi="Gentium" w:cs="Gentium"/>
-                <w:i/>
-                <w:iCs/>
-                <w:smallCaps/>
                 <w:color w:val="808080" w:themeColor="background1" w:themeShade="80"/>
                 <w:sz w:val="28"/>
                 <w:szCs w:val="28"/>
@@ -34435,7 +35000,6 @@
                 <w:rFonts w:ascii="Gentium" w:hAnsi="Gentium" w:cs="Gentium"/>
                 <w:i/>
                 <w:iCs/>
-                <w:smallCaps/>
                 <w:color w:val="808080" w:themeColor="background1" w:themeShade="80"/>
                 <w:sz w:val="28"/>
                 <w:szCs w:val="28"/>
@@ -34448,7 +35012,6 @@
                 <w:rFonts w:ascii="Gentium" w:hAnsi="Gentium" w:cs="Gentium"/>
                 <w:i/>
                 <w:iCs/>
-                <w:smallCaps/>
                 <w:color w:val="808080" w:themeColor="background1" w:themeShade="80"/>
                 <w:sz w:val="28"/>
                 <w:szCs w:val="28"/>
@@ -34461,7 +35024,6 @@
                 <w:rFonts w:ascii="Gentium" w:hAnsi="Gentium" w:cs="Gentium"/>
                 <w:i/>
                 <w:iCs/>
-                <w:smallCaps/>
                 <w:color w:val="808080" w:themeColor="background1" w:themeShade="80"/>
                 <w:sz w:val="28"/>
                 <w:szCs w:val="28"/>
@@ -34474,7 +35036,6 @@
                 <w:rFonts w:ascii="Gentium" w:hAnsi="Gentium" w:cs="Gentium"/>
                 <w:i/>
                 <w:iCs/>
-                <w:smallCaps/>
                 <w:color w:val="808080" w:themeColor="background1" w:themeShade="80"/>
                 <w:sz w:val="28"/>
                 <w:szCs w:val="28"/>
@@ -34640,7 +35201,7 @@
                 <w:color w:val="800000"/>
               </w:rPr>
             </w:pPr>
-            <w:hyperlink r:id="rId696" w:tooltip="Transcription of the Greek Text" w:history="1">
+            <w:hyperlink r:id="rId715" w:tooltip="Transcription of the Greek Text" w:history="1">
               <w:r>
                 <w:rPr>
                   <w:rStyle w:val="Hyperlink"/>
@@ -34750,7 +35311,7 @@
                 <w:color w:val="E36C0A" w:themeColor="accent6" w:themeShade="BF"/>
               </w:rPr>
             </w:pPr>
-            <w:hyperlink r:id="rId697" w:tooltip="Ethiopic Text Unavailable" w:history="1">
+            <w:hyperlink r:id="rId716" w:tooltip="Ethiopic Text Unavailable" w:history="1">
               <w:r>
                 <w:rPr>
                   <w:rStyle w:val="Hyperlink"/>
@@ -34781,7 +35342,7 @@
                 <w:szCs w:val="26"/>
               </w:rPr>
             </w:pPr>
-            <w:hyperlink r:id="rId698" w:tooltip="The Apocalypse of Peter" w:history="1">
+            <w:hyperlink r:id="rId717" w:tooltip="The Apocalypse of Peter" w:history="1">
               <w:r>
                 <w:rPr>
                   <w:rStyle w:val="Hyperlink"/>
@@ -35229,7 +35790,7 @@
               <w:spacing w:before="40" w:line="280" w:lineRule="exact"/>
               <w:jc w:val="center"/>
             </w:pPr>
-            <w:hyperlink r:id="rId699" w:tooltip="The Gospel of Thomas" w:history="1">
+            <w:hyperlink r:id="rId718" w:tooltip="The Gospel of Thomas" w:history="1">
               <w:r>
                 <w:rPr>
                   <w:rStyle w:val="Hyperlink"/>
@@ -35257,7 +35818,7 @@
                 <w:rFonts w:ascii="Gentium" w:hAnsi="Gentium" w:cs="Gentium"/>
               </w:rPr>
             </w:pPr>
-            <w:hyperlink r:id="rId700" w:tooltip="The Gospel of Thomas (Greek Fragments)" w:history="1">
+            <w:hyperlink r:id="rId719" w:tooltip="The Gospel of Thomas (Greek Fragments)" w:history="1">
               <w:r>
                 <w:rPr>
                   <w:rStyle w:val="Hyperlink"/>
@@ -35332,7 +35893,7 @@
                 <w:szCs w:val="28"/>
               </w:rPr>
             </w:pPr>
-            <w:hyperlink r:id="rId701" w:tooltip="The Gospel of Thomas (Nag Hammadi)" w:history="1">
+            <w:hyperlink r:id="rId720" w:tooltip="The Gospel of Thomas (Nag Hammadi)" w:history="1">
               <w:r>
                 <w:rPr>
                   <w:rStyle w:val="Hyperlink"/>
@@ -35362,7 +35923,7 @@
                 <w:szCs w:val="26"/>
               </w:rPr>
             </w:pPr>
-            <w:hyperlink r:id="rId702" w:tooltip="A Translation from the Gnostic Society" w:history="1">
+            <w:hyperlink r:id="rId721" w:tooltip="A Translation from the Gnostic Society" w:history="1">
               <w:r>
                 <w:rPr>
                   <w:rStyle w:val="Hyperlink"/>
@@ -35436,7 +35997,7 @@
                 <w:szCs w:val="28"/>
               </w:rPr>
             </w:pPr>
-            <w:hyperlink r:id="rId703" w:tooltip="No Extant Greek Text" w:history="1">
+            <w:hyperlink r:id="rId722" w:tooltip="No Extant Greek Text" w:history="1">
               <w:r>
                 <w:rPr>
                   <w:rStyle w:val="Hyperlink"/>
@@ -35605,7 +36166,7 @@
               <w:spacing w:before="40" w:line="280" w:lineRule="exact"/>
               <w:jc w:val="center"/>
             </w:pPr>
-            <w:hyperlink r:id="rId704" w:history="1">
+            <w:hyperlink r:id="rId723" w:history="1">
               <w:r>
                 <w:rPr>
                   <w:rStyle w:val="Hyperlink"/>
@@ -36011,7 +36572,7 @@
               </w:rPr>
               <w:br/>
             </w:r>
-            <w:hyperlink r:id="rId705" w:tooltip="An Overview of the TheoDoor Project" w:history="1">
+            <w:hyperlink r:id="rId724" w:tooltip="An Overview of the TheoDoor Project" w:history="1">
               <w:r>
                 <w:rPr>
                   <w:rStyle w:val="Hyperlink"/>
@@ -36411,7 +36972,7 @@
               </w:rPr>
               <w:t>(</w:t>
             </w:r>
-            <w:hyperlink r:id="rId706" w:tooltip="Notes on the translations by R.H. Charles." w:history="1">
+            <w:hyperlink r:id="rId725" w:tooltip="Notes on the translations by R.H. Charles." w:history="1">
               <w:r>
                 <w:rPr>
                   <w:rStyle w:val="Hyperlink"/>
@@ -36559,7 +37120,7 @@
                 <w:sz w:val="24"/>
               </w:rPr>
             </w:pPr>
-            <w:hyperlink r:id="rId707" w:tooltip="The Testament of Abraham" w:history="1">
+            <w:hyperlink r:id="rId726" w:tooltip="The Testament of Abraham" w:history="1">
               <w:r>
                 <w:rPr>
                   <w:rStyle w:val="Hyperlink"/>
@@ -36597,7 +37158,7 @@
                 <w:u w:val="single"/>
               </w:rPr>
             </w:pPr>
-            <w:hyperlink r:id="rId708" w:tooltip="The Testament of Abraham" w:history="1">
+            <w:hyperlink r:id="rId727" w:tooltip="The Testament of Abraham" w:history="1">
               <w:r>
                 <w:rPr>
                   <w:rStyle w:val="Hyperlink"/>
@@ -36638,7 +37199,7 @@
                 <w:szCs w:val="26"/>
               </w:rPr>
             </w:pPr>
-            <w:hyperlink r:id="rId709" w:tooltip="No Latin Text Available" w:history="1">
+            <w:hyperlink r:id="rId728" w:tooltip="No Latin Text Available" w:history="1">
               <w:r>
                 <w:rPr>
                   <w:rStyle w:val="Hyperlink"/>
@@ -36674,17 +37235,21 @@
                 <w:szCs w:val="26"/>
               </w:rPr>
             </w:pPr>
-            <w:r>
-              <w:rPr>
-                <w:rFonts w:ascii="Gentium" w:hAnsi="Gentium" w:cs="Gentium"/>
-                <w:i/>
-                <w:iCs/>
-                <w:color w:val="E36C0A" w:themeColor="accent6" w:themeShade="BF"/>
-                <w:sz w:val="26"/>
-                <w:szCs w:val="26"/>
-              </w:rPr>
-              <w:t>Coptic Text</w:t>
-            </w:r>
+            <w:hyperlink r:id="rId729" w:tooltip="Coptic Text Unavailable" w:history="1">
+              <w:r>
+                <w:rPr>
+                  <w:rStyle w:val="Hyperlink"/>
+                  <w:rFonts w:ascii="Gentium" w:hAnsi="Gentium" w:cs="Gentium"/>
+                  <w:i/>
+                  <w:iCs/>
+                  <w:color w:val="E36C0A" w:themeColor="accent6" w:themeShade="BF"/>
+                  <w:sz w:val="26"/>
+                  <w:szCs w:val="26"/>
+                  <w:u w:val="none"/>
+                </w:rPr>
+                <w:t>Coptic Text</w:t>
+              </w:r>
+            </w:hyperlink>
           </w:p>
         </w:tc>
         <w:tc>
@@ -36706,7 +37271,7 @@
                 <w:u w:val="single"/>
               </w:rPr>
             </w:pPr>
-            <w:hyperlink r:id="rId710" w:tooltip="An Image-Scan of Tikhonravov's Text" w:history="1">
+            <w:hyperlink r:id="rId730" w:tooltip="An Image-Scan of Tikhonravov's Text" w:history="1">
               <w:proofErr w:type="spellStart"/>
               <w:r>
                 <w:rPr>
@@ -36810,7 +37375,7 @@
                 <w:u w:val="single"/>
               </w:rPr>
             </w:pPr>
-            <w:hyperlink r:id="rId711" w:tooltip="M.R. James' 1892 Translation" w:history="1">
+            <w:hyperlink r:id="rId731" w:tooltip="M.R. James' 1892 Translation" w:history="1">
               <w:r>
                 <w:rPr>
                   <w:rStyle w:val="Hyperlink"/>
@@ -36956,6 +37521,20 @@
                 <w:sz w:val="24"/>
               </w:rPr>
             </w:pPr>
+            <w:hyperlink r:id="rId732" w:tooltip="No Greek Text Available" w:history="1">
+              <w:r>
+                <w:rPr>
+                  <w:rStyle w:val="Hyperlink"/>
+                  <w:rFonts w:ascii="Gentium" w:hAnsi="Gentium" w:cs="Gentium"/>
+                  <w:i/>
+                  <w:iCs/>
+                  <w:sz w:val="26"/>
+                  <w:szCs w:val="26"/>
+                  <w:u w:val="none"/>
+                </w:rPr>
+                <w:t>—</w:t>
+              </w:r>
+            </w:hyperlink>
           </w:p>
         </w:tc>
         <w:tc>
@@ -36982,6 +37561,20 @@
                 <w:szCs w:val="26"/>
               </w:rPr>
             </w:pPr>
+            <w:hyperlink r:id="rId733" w:tooltip="No Latin Text Available" w:history="1">
+              <w:r>
+                <w:rPr>
+                  <w:rStyle w:val="Hyperlink"/>
+                  <w:rFonts w:ascii="Gentium" w:hAnsi="Gentium" w:cs="Gentium"/>
+                  <w:i/>
+                  <w:iCs/>
+                  <w:sz w:val="26"/>
+                  <w:szCs w:val="26"/>
+                  <w:u w:val="none"/>
+                </w:rPr>
+                <w:t>—</w:t>
+              </w:r>
+            </w:hyperlink>
           </w:p>
         </w:tc>
         <w:tc>
@@ -37004,7 +37597,234 @@
                 <w:szCs w:val="26"/>
               </w:rPr>
             </w:pPr>
+            <w:hyperlink r:id="rId734" w:tooltip="Coptic Text Unavailable" w:history="1">
+              <w:r>
+                <w:rPr>
+                  <w:rStyle w:val="Hyperlink"/>
+                  <w:rFonts w:ascii="Gentium" w:hAnsi="Gentium" w:cs="Gentium"/>
+                  <w:i/>
+                  <w:iCs/>
+                  <w:color w:val="E36C0A" w:themeColor="accent6" w:themeShade="BF"/>
+                  <w:sz w:val="26"/>
+                  <w:szCs w:val="26"/>
+                  <w:u w:val="none"/>
+                </w:rPr>
+                <w:t>Coptic Text (Sahidic)</w:t>
+              </w:r>
+            </w:hyperlink>
+          </w:p>
+        </w:tc>
+        <w:tc>
+          <w:tcPr>
+            <w:tcW w:w="2126" w:type="dxa"/>
+            <w:vAlign w:val="center"/>
+          </w:tcPr>
+          <w:p>
+            <w:pPr>
+              <w:pStyle w:val="Title"/>
+              <w:widowControl w:val="0"/>
+              <w:spacing w:before="40" w:line="280" w:lineRule="exact"/>
+              <w:ind w:firstLine="0"/>
+              <w:rPr>
+                <w:rFonts w:ascii="Pochaevsk" w:hAnsi="Pochaevsk" w:cs="Pochaevsk Unicode"/>
+                <w:color w:val="808080" w:themeColor="background1" w:themeShade="80"/>
+                <w:sz w:val="24"/>
+              </w:rPr>
+            </w:pPr>
+            <w:hyperlink r:id="rId735" w:tooltip="No Slavonic Text Available" w:history="1">
+              <w:r>
+                <w:rPr>
+                  <w:rStyle w:val="Hyperlink"/>
+                  <w:rFonts w:ascii="Pochaevsk" w:hAnsi="Pochaevsk" w:cs="Pochaevsk Unicode"/>
+                  <w:color w:val="808080" w:themeColor="background1" w:themeShade="80"/>
+                  <w:sz w:val="24"/>
+                  <w:u w:val="none"/>
+                </w:rPr>
+                <w:t>—</w:t>
+              </w:r>
+            </w:hyperlink>
+          </w:p>
+        </w:tc>
+        <w:tc>
+          <w:tcPr>
+            <w:tcW w:w="2946" w:type="dxa"/>
+            <w:vAlign w:val="center"/>
+          </w:tcPr>
+          <w:p>
+            <w:pPr>
+              <w:pStyle w:val="Title"/>
+              <w:widowControl w:val="0"/>
+              <w:spacing w:before="40" w:line="260" w:lineRule="exact"/>
+              <w:ind w:firstLine="0"/>
+              <w:rPr>
+                <w:rFonts w:ascii="Gentium" w:hAnsi="Gentium" w:cs="Gentium"/>
+                <w:i/>
+                <w:iCs/>
+                <w:color w:val="7F7F7F" w:themeColor="text1" w:themeTint="80"/>
+                <w:sz w:val="26"/>
+                <w:szCs w:val="26"/>
+              </w:rPr>
+            </w:pPr>
             <w:r>
+              <w:rPr>
+                <w:rFonts w:ascii="Gentium" w:hAnsi="Gentium" w:cs="Gentium"/>
+                <w:i/>
+                <w:iCs/>
+                <w:color w:val="7F7F7F" w:themeColor="text1" w:themeTint="80"/>
+                <w:sz w:val="26"/>
+                <w:szCs w:val="26"/>
+              </w:rPr>
+              <w:t xml:space="preserve">The Testament of Isaac </w:t>
+            </w:r>
+            <w:r>
+              <w:rPr>
+                <w:rFonts w:ascii="Gentium" w:hAnsi="Gentium" w:cs="Gentium"/>
+                <w:i/>
+                <w:iCs/>
+                <w:color w:val="7F7F7F" w:themeColor="text1" w:themeTint="80"/>
+                <w:sz w:val="26"/>
+                <w:szCs w:val="26"/>
+              </w:rPr>
+              <w:br/>
+            </w:r>
+            <w:r>
+              <w:rPr>
+                <w:rFonts w:ascii="Gentium" w:hAnsi="Gentium" w:cs="Gentium"/>
+                <w:i/>
+                <w:iCs/>
+                <w:color w:val="7F7F7F" w:themeColor="text1" w:themeTint="80"/>
+                <w:sz w:val="24"/>
+              </w:rPr>
+              <w:t>(K.H. Kuhn)</w:t>
+            </w:r>
+          </w:p>
+        </w:tc>
+      </w:tr>
+      <w:tr>
+        <w:trPr>
+          <w:jc w:val="center"/>
+        </w:trPr>
+        <w:tc>
+          <w:tcPr>
+            <w:tcW w:w="3119" w:type="dxa"/>
+            <w:tcMar>
+              <w:left w:w="57" w:type="dxa"/>
+              <w:right w:w="57" w:type="dxa"/>
+            </w:tcMar>
+            <w:vAlign w:val="center"/>
+          </w:tcPr>
+          <w:p>
+            <w:pPr>
+              <w:pStyle w:val="Title"/>
+              <w:widowControl w:val="0"/>
+              <w:spacing w:before="40" w:line="280" w:lineRule="exact"/>
+              <w:ind w:firstLine="0"/>
+              <w:rPr>
+                <w:rFonts w:ascii="Book Antiqua" w:hAnsi="Book Antiqua"/>
+                <w:smallCaps/>
+                <w:color w:val="7F7F7F" w:themeColor="text1" w:themeTint="80"/>
+                <w:sz w:val="24"/>
+              </w:rPr>
+            </w:pPr>
+            <w:r>
+              <w:rPr>
+                <w:rFonts w:ascii="Book Antiqua" w:hAnsi="Book Antiqua"/>
+                <w:smallCaps/>
+                <w:color w:val="7F7F7F" w:themeColor="text1" w:themeTint="80"/>
+                <w:sz w:val="24"/>
+              </w:rPr>
+              <w:t>The Testament of Jacob</w:t>
+            </w:r>
+          </w:p>
+        </w:tc>
+        <w:tc>
+          <w:tcPr>
+            <w:tcW w:w="2551" w:type="dxa"/>
+            <w:noWrap/>
+            <w:tcMar>
+              <w:left w:w="28" w:type="dxa"/>
+              <w:right w:w="28" w:type="dxa"/>
+            </w:tcMar>
+            <w:vAlign w:val="center"/>
+          </w:tcPr>
+          <w:p>
+            <w:pPr>
+              <w:pStyle w:val="Title"/>
+              <w:widowControl w:val="0"/>
+              <w:spacing w:before="40" w:line="280" w:lineRule="exact"/>
+              <w:ind w:firstLine="0"/>
+              <w:rPr>
+                <w:rFonts w:ascii="Gentium" w:hAnsi="Gentium" w:cs="Gentium"/>
+                <w:sz w:val="24"/>
+              </w:rPr>
+            </w:pPr>
+            <w:hyperlink r:id="rId736" w:tooltip="No Greek Text Available" w:history="1">
+              <w:r>
+                <w:rPr>
+                  <w:rStyle w:val="Hyperlink"/>
+                  <w:rFonts w:ascii="Gentium" w:hAnsi="Gentium" w:cs="Gentium"/>
+                  <w:i/>
+                  <w:iCs/>
+                  <w:sz w:val="26"/>
+                  <w:szCs w:val="26"/>
+                  <w:u w:val="none"/>
+                </w:rPr>
+                <w:t>—</w:t>
+              </w:r>
+            </w:hyperlink>
+          </w:p>
+        </w:tc>
+        <w:tc>
+          <w:tcPr>
+            <w:tcW w:w="2410" w:type="dxa"/>
+            <w:noWrap/>
+            <w:tcMar>
+              <w:left w:w="57" w:type="dxa"/>
+              <w:right w:w="57" w:type="dxa"/>
+            </w:tcMar>
+            <w:vAlign w:val="center"/>
+          </w:tcPr>
+          <w:p>
+            <w:pPr>
+              <w:pStyle w:val="Title"/>
+              <w:widowControl w:val="0"/>
+              <w:spacing w:before="40" w:line="280" w:lineRule="exact"/>
+              <w:ind w:firstLine="0"/>
+              <w:rPr>
+                <w:rFonts w:ascii="Gentium" w:hAnsi="Gentium" w:cs="Gentium"/>
+                <w:i/>
+                <w:iCs/>
+                <w:sz w:val="26"/>
+                <w:szCs w:val="26"/>
+              </w:rPr>
+            </w:pPr>
+            <w:hyperlink r:id="rId737" w:tooltip="No Latin Text Available" w:history="1">
+              <w:r>
+                <w:rPr>
+                  <w:rStyle w:val="Hyperlink"/>
+                  <w:rFonts w:ascii="Gentium" w:hAnsi="Gentium" w:cs="Gentium"/>
+                  <w:i/>
+                  <w:iCs/>
+                  <w:sz w:val="26"/>
+                  <w:szCs w:val="26"/>
+                  <w:u w:val="none"/>
+                </w:rPr>
+                <w:t>—</w:t>
+              </w:r>
+            </w:hyperlink>
+          </w:p>
+        </w:tc>
+        <w:tc>
+          <w:tcPr>
+            <w:tcW w:w="2552" w:type="dxa"/>
+            <w:vAlign w:val="center"/>
+          </w:tcPr>
+          <w:p>
+            <w:pPr>
+              <w:pStyle w:val="Title"/>
+              <w:widowControl w:val="0"/>
+              <w:spacing w:before="40" w:line="280" w:lineRule="exact"/>
+              <w:ind w:firstLine="0"/>
               <w:rPr>
                 <w:rFonts w:ascii="Gentium" w:hAnsi="Gentium" w:cs="Gentium"/>
                 <w:i/>
@@ -37013,8 +37833,22 @@
                 <w:sz w:val="26"/>
                 <w:szCs w:val="26"/>
               </w:rPr>
-              <w:t>Coptic Text (Sahidic)</w:t>
-            </w:r>
+            </w:pPr>
+            <w:hyperlink r:id="rId738" w:tooltip="Coptic Text Unavailable" w:history="1">
+              <w:r>
+                <w:rPr>
+                  <w:rStyle w:val="Hyperlink"/>
+                  <w:rFonts w:ascii="Gentium" w:hAnsi="Gentium" w:cs="Gentium"/>
+                  <w:i/>
+                  <w:iCs/>
+                  <w:color w:val="E36C0A" w:themeColor="accent6" w:themeShade="BF"/>
+                  <w:sz w:val="26"/>
+                  <w:szCs w:val="26"/>
+                  <w:u w:val="none"/>
+                </w:rPr>
+                <w:t>Coptic Text (Bohairic)</w:t>
+              </w:r>
+            </w:hyperlink>
           </w:p>
         </w:tc>
         <w:tc>
@@ -37034,212 +37868,7 @@
                 <w:sz w:val="24"/>
               </w:rPr>
             </w:pPr>
-            <w:hyperlink r:id="rId712" w:tooltip="No Slavonic Text Available" w:history="1">
-              <w:r>
-                <w:rPr>
-                  <w:rStyle w:val="Hyperlink"/>
-                  <w:rFonts w:ascii="Pochaevsk" w:hAnsi="Pochaevsk" w:cs="Pochaevsk Unicode"/>
-                  <w:color w:val="808080" w:themeColor="background1" w:themeShade="80"/>
-                  <w:sz w:val="24"/>
-                  <w:u w:val="none"/>
-                </w:rPr>
-                <w:t>—</w:t>
-              </w:r>
-            </w:hyperlink>
-          </w:p>
-        </w:tc>
-        <w:tc>
-          <w:tcPr>
-            <w:tcW w:w="2946" w:type="dxa"/>
-            <w:vAlign w:val="center"/>
-          </w:tcPr>
-          <w:p>
-            <w:pPr>
-              <w:pStyle w:val="Title"/>
-              <w:widowControl w:val="0"/>
-              <w:spacing w:before="40" w:line="260" w:lineRule="exact"/>
-              <w:ind w:firstLine="0"/>
-              <w:rPr>
-                <w:rFonts w:ascii="Gentium" w:hAnsi="Gentium" w:cs="Gentium"/>
-                <w:i/>
-                <w:iCs/>
-                <w:color w:val="7F7F7F" w:themeColor="text1" w:themeTint="80"/>
-                <w:sz w:val="26"/>
-                <w:szCs w:val="26"/>
-              </w:rPr>
-            </w:pPr>
-            <w:r>
-              <w:rPr>
-                <w:rFonts w:ascii="Gentium" w:hAnsi="Gentium" w:cs="Gentium"/>
-                <w:i/>
-                <w:iCs/>
-                <w:color w:val="7F7F7F" w:themeColor="text1" w:themeTint="80"/>
-                <w:sz w:val="26"/>
-                <w:szCs w:val="26"/>
-              </w:rPr>
-              <w:t xml:space="preserve">The Testament of Isaac </w:t>
-            </w:r>
-            <w:r>
-              <w:rPr>
-                <w:rFonts w:ascii="Gentium" w:hAnsi="Gentium" w:cs="Gentium"/>
-                <w:i/>
-                <w:iCs/>
-                <w:color w:val="7F7F7F" w:themeColor="text1" w:themeTint="80"/>
-                <w:sz w:val="26"/>
-                <w:szCs w:val="26"/>
-              </w:rPr>
-              <w:br/>
-            </w:r>
-            <w:r>
-              <w:rPr>
-                <w:rFonts w:ascii="Gentium" w:hAnsi="Gentium" w:cs="Gentium"/>
-                <w:i/>
-                <w:iCs/>
-                <w:color w:val="7F7F7F" w:themeColor="text1" w:themeTint="80"/>
-                <w:sz w:val="24"/>
-              </w:rPr>
-              <w:t>(K.H. Kuhn)</w:t>
-            </w:r>
-          </w:p>
-        </w:tc>
-      </w:tr>
-      <w:tr>
-        <w:trPr>
-          <w:jc w:val="center"/>
-        </w:trPr>
-        <w:tc>
-          <w:tcPr>
-            <w:tcW w:w="3119" w:type="dxa"/>
-            <w:tcMar>
-              <w:left w:w="57" w:type="dxa"/>
-              <w:right w:w="57" w:type="dxa"/>
-            </w:tcMar>
-            <w:vAlign w:val="center"/>
-          </w:tcPr>
-          <w:p>
-            <w:pPr>
-              <w:pStyle w:val="Title"/>
-              <w:widowControl w:val="0"/>
-              <w:spacing w:before="40" w:line="280" w:lineRule="exact"/>
-              <w:ind w:firstLine="0"/>
-              <w:rPr>
-                <w:rFonts w:ascii="Book Antiqua" w:hAnsi="Book Antiqua"/>
-                <w:smallCaps/>
-                <w:color w:val="7F7F7F" w:themeColor="text1" w:themeTint="80"/>
-                <w:sz w:val="24"/>
-              </w:rPr>
-            </w:pPr>
-            <w:r>
-              <w:rPr>
-                <w:rFonts w:ascii="Book Antiqua" w:hAnsi="Book Antiqua"/>
-                <w:smallCaps/>
-                <w:color w:val="7F7F7F" w:themeColor="text1" w:themeTint="80"/>
-                <w:sz w:val="24"/>
-              </w:rPr>
-              <w:t>The Testament of Jacob</w:t>
-            </w:r>
-          </w:p>
-        </w:tc>
-        <w:tc>
-          <w:tcPr>
-            <w:tcW w:w="2551" w:type="dxa"/>
-            <w:noWrap/>
-            <w:tcMar>
-              <w:left w:w="28" w:type="dxa"/>
-              <w:right w:w="28" w:type="dxa"/>
-            </w:tcMar>
-            <w:vAlign w:val="center"/>
-          </w:tcPr>
-          <w:p>
-            <w:pPr>
-              <w:pStyle w:val="Title"/>
-              <w:widowControl w:val="0"/>
-              <w:spacing w:before="40" w:line="280" w:lineRule="exact"/>
-              <w:ind w:firstLine="0"/>
-              <w:rPr>
-                <w:rFonts w:ascii="Gentium" w:hAnsi="Gentium" w:cs="Gentium"/>
-                <w:sz w:val="24"/>
-              </w:rPr>
-            </w:pPr>
-          </w:p>
-        </w:tc>
-        <w:tc>
-          <w:tcPr>
-            <w:tcW w:w="2410" w:type="dxa"/>
-            <w:noWrap/>
-            <w:tcMar>
-              <w:left w:w="57" w:type="dxa"/>
-              <w:right w:w="57" w:type="dxa"/>
-            </w:tcMar>
-            <w:vAlign w:val="center"/>
-          </w:tcPr>
-          <w:p>
-            <w:pPr>
-              <w:pStyle w:val="Title"/>
-              <w:widowControl w:val="0"/>
-              <w:spacing w:before="40" w:line="280" w:lineRule="exact"/>
-              <w:ind w:firstLine="0"/>
-              <w:rPr>
-                <w:rFonts w:ascii="Gentium" w:hAnsi="Gentium" w:cs="Gentium"/>
-                <w:i/>
-                <w:iCs/>
-                <w:sz w:val="26"/>
-                <w:szCs w:val="26"/>
-              </w:rPr>
-            </w:pPr>
-          </w:p>
-        </w:tc>
-        <w:tc>
-          <w:tcPr>
-            <w:tcW w:w="2552" w:type="dxa"/>
-            <w:vAlign w:val="center"/>
-          </w:tcPr>
-          <w:p>
-            <w:pPr>
-              <w:pStyle w:val="Title"/>
-              <w:widowControl w:val="0"/>
-              <w:spacing w:before="40" w:line="280" w:lineRule="exact"/>
-              <w:ind w:firstLine="0"/>
-              <w:rPr>
-                <w:rFonts w:ascii="Gentium" w:hAnsi="Gentium" w:cs="Gentium"/>
-                <w:i/>
-                <w:iCs/>
-                <w:color w:val="E36C0A" w:themeColor="accent6" w:themeShade="BF"/>
-                <w:sz w:val="26"/>
-                <w:szCs w:val="26"/>
-              </w:rPr>
-            </w:pPr>
-            <w:r>
-              <w:rPr>
-                <w:rFonts w:ascii="Gentium" w:hAnsi="Gentium" w:cs="Gentium"/>
-                <w:i/>
-                <w:iCs/>
-                <w:color w:val="E36C0A" w:themeColor="accent6" w:themeShade="BF"/>
-                <w:sz w:val="26"/>
-                <w:szCs w:val="26"/>
-              </w:rPr>
-              <w:t>Coptic Text (Bohairic)</w:t>
-            </w:r>
-          </w:p>
-        </w:tc>
-        <w:tc>
-          <w:tcPr>
-            <w:tcW w:w="2126" w:type="dxa"/>
-            <w:vAlign w:val="center"/>
-          </w:tcPr>
-          <w:p>
-            <w:pPr>
-              <w:pStyle w:val="Title"/>
-              <w:widowControl w:val="0"/>
-              <w:spacing w:before="40" w:line="280" w:lineRule="exact"/>
-              <w:ind w:firstLine="0"/>
-              <w:rPr>
-                <w:rFonts w:ascii="Pochaevsk" w:hAnsi="Pochaevsk" w:cs="Pochaevsk Unicode"/>
-                <w:color w:val="808080" w:themeColor="background1" w:themeShade="80"/>
-                <w:sz w:val="24"/>
-              </w:rPr>
-            </w:pPr>
-            <w:hyperlink r:id="rId713" w:tooltip="No Slavonic Text Available" w:history="1">
+            <w:hyperlink r:id="rId739" w:tooltip="No Slavonic Text Available" w:history="1">
               <w:r>
                 <w:rPr>
                   <w:rStyle w:val="Hyperlink"/>
@@ -37410,7 +38039,7 @@
                 <w:u w:val="single"/>
               </w:rPr>
             </w:pPr>
-            <w:hyperlink r:id="rId714" w:tooltip="Full Transcription of Unknown Provenance" w:history="1">
+            <w:hyperlink r:id="rId740" w:tooltip="Full Transcription of Unknown Provenance" w:history="1">
               <w:proofErr w:type="spellStart"/>
               <w:r>
                 <w:rPr>
@@ -37510,7 +38139,7 @@
                 <w:szCs w:val="26"/>
               </w:rPr>
             </w:pPr>
-            <w:hyperlink r:id="rId715" w:tooltip="No Latin Text Available" w:history="1">
+            <w:hyperlink r:id="rId741" w:tooltip="No Latin Text Available" w:history="1">
               <w:r>
                 <w:rPr>
                   <w:rStyle w:val="Hyperlink"/>
@@ -37589,7 +38218,7 @@
                 <w:sz w:val="24"/>
               </w:rPr>
             </w:pPr>
-            <w:hyperlink r:id="rId716" w:tooltip="No Slavonic Text Available" w:history="1">
+            <w:hyperlink r:id="rId742" w:tooltip="No Slavonic Text Available" w:history="1">
               <w:r>
                 <w:rPr>
                   <w:rStyle w:val="Hyperlink"/>
@@ -37621,33 +38250,35 @@
                 <w:szCs w:val="26"/>
               </w:rPr>
             </w:pPr>
-            <w:r>
-              <w:rPr>
-                <w:rFonts w:ascii="Gentium" w:hAnsi="Gentium" w:cs="Gentium"/>
-                <w:color w:val="7F7F7F" w:themeColor="text1" w:themeTint="80"/>
-                <w:sz w:val="26"/>
-                <w:szCs w:val="26"/>
-              </w:rPr>
-              <w:t xml:space="preserve">The Testaments of the </w:t>
-            </w:r>
-            <w:r>
-              <w:rPr>
-                <w:rFonts w:ascii="Gentium" w:hAnsi="Gentium" w:cs="Gentium"/>
-                <w:color w:val="7F7F7F" w:themeColor="text1" w:themeTint="80"/>
-                <w:sz w:val="26"/>
-                <w:szCs w:val="26"/>
-              </w:rPr>
-              <w:t>Twelve</w:t>
-            </w:r>
-            <w:r>
-              <w:rPr>
-                <w:rFonts w:ascii="Gentium" w:hAnsi="Gentium" w:cs="Gentium"/>
-                <w:color w:val="7F7F7F" w:themeColor="text1" w:themeTint="80"/>
-                <w:sz w:val="26"/>
-                <w:szCs w:val="26"/>
-              </w:rPr>
-              <w:t xml:space="preserve"> Patriarchs</w:t>
-            </w:r>
+            <w:hyperlink r:id="rId743" w:tooltip="The Testaments of the Twelve Patriarchs (RH Charles)" w:history="1">
+              <w:r>
+                <w:rPr>
+                  <w:rStyle w:val="Hyperlink"/>
+                  <w:rFonts w:ascii="Gentium" w:hAnsi="Gentium" w:cs="Gentium"/>
+                  <w:sz w:val="26"/>
+                  <w:szCs w:val="26"/>
+                </w:rPr>
+                <w:t xml:space="preserve">The Testaments of the </w:t>
+              </w:r>
+              <w:r>
+                <w:rPr>
+                  <w:rStyle w:val="Hyperlink"/>
+                  <w:rFonts w:ascii="Gentium" w:hAnsi="Gentium" w:cs="Gentium"/>
+                  <w:sz w:val="26"/>
+                  <w:szCs w:val="26"/>
+                </w:rPr>
+                <w:t>Twelve</w:t>
+              </w:r>
+              <w:r>
+                <w:rPr>
+                  <w:rStyle w:val="Hyperlink"/>
+                  <w:rFonts w:ascii="Gentium" w:hAnsi="Gentium" w:cs="Gentium"/>
+                  <w:sz w:val="26"/>
+                  <w:szCs w:val="26"/>
+                </w:rPr>
+                <w:t xml:space="preserve"> Patriarchs</w:t>
+              </w:r>
+            </w:hyperlink>
           </w:p>
         </w:tc>
       </w:tr>
@@ -37678,7 +38309,7 @@
                 <w:u w:val="single"/>
               </w:rPr>
             </w:pPr>
-            <w:hyperlink r:id="rId717" w:tooltip="The Testament of Adam (Preliminary)" w:history="1">
+            <w:hyperlink r:id="rId744" w:tooltip="The Testament of Adam (Preliminary)" w:history="1">
               <w:r>
                 <w:rPr>
                   <w:rStyle w:val="Hyperlink"/>
@@ -37717,7 +38348,7 @@
                 <w:sz w:val="24"/>
               </w:rPr>
             </w:pPr>
-            <w:hyperlink r:id="rId718" w:tooltip="The Testament of Adam (Horarium)" w:history="1">
+            <w:hyperlink r:id="rId745" w:tooltip="The Testament of Adam (Horarium)" w:history="1">
               <w:r>
                 <w:rPr>
                   <w:rStyle w:val="Hyperlink"/>
@@ -37769,7 +38400,7 @@
                 <w:szCs w:val="26"/>
               </w:rPr>
             </w:pPr>
-            <w:hyperlink r:id="rId719" w:tooltip="No Latin Text Available" w:history="1">
+            <w:hyperlink r:id="rId746" w:tooltip="No Latin Text Available" w:history="1">
               <w:r>
                 <w:rPr>
                   <w:rStyle w:val="Hyperlink"/>
@@ -37804,7 +38435,7 @@
                 <w:szCs w:val="26"/>
               </w:rPr>
             </w:pPr>
-            <w:hyperlink r:id="rId720" w:tooltip="The Testament of Adam (Chs 1-3)" w:history="1">
+            <w:hyperlink r:id="rId747" w:tooltip="The Testament of Adam (Chs 1-3)" w:history="1">
               <w:r>
                 <w:rPr>
                   <w:rStyle w:val="Hyperlink"/>
@@ -37837,7 +38468,7 @@
                 <w:sz w:val="24"/>
               </w:rPr>
             </w:pPr>
-            <w:hyperlink r:id="rId721" w:tooltip="No Slavonic Text Available" w:history="1">
+            <w:hyperlink r:id="rId748" w:tooltip="No Slavonic Text Available" w:history="1">
               <w:r>
                 <w:rPr>
                   <w:rStyle w:val="Hyperlink"/>
@@ -37872,7 +38503,7 @@
                 <w:u w:val="single"/>
               </w:rPr>
             </w:pPr>
-            <w:hyperlink r:id="rId722" w:tooltip="A hybrid transaltion from various sources" w:history="1">
+            <w:hyperlink r:id="rId749" w:tooltip="A hybrid transaltion from various sources" w:history="1">
               <w:r>
                 <w:rPr>
                   <w:rStyle w:val="Hyperlink"/>
@@ -37934,7 +38565,7 @@
                 <w:sz w:val="24"/>
               </w:rPr>
             </w:pPr>
-            <w:hyperlink r:id="rId723" w:tooltip="The Assumption/Testament of Moses" w:history="1">
+            <w:hyperlink r:id="rId750" w:tooltip="The Assumption/Testament of Moses" w:history="1">
               <w:r>
                 <w:rPr>
                   <w:rStyle w:val="Hyperlink"/>
@@ -37986,7 +38617,7 @@
                 <w:sz w:val="24"/>
               </w:rPr>
             </w:pPr>
-            <w:hyperlink r:id="rId724" w:tooltip="No Greek Text Available" w:history="1">
+            <w:hyperlink r:id="rId751" w:tooltip="No Greek Text Available" w:history="1">
               <w:r>
                 <w:rPr>
                   <w:rStyle w:val="Hyperlink"/>
@@ -38022,18 +38653,20 @@
                 <w:rFonts w:ascii="Gentium" w:hAnsi="Gentium" w:cs="Gentium"/>
                 <w:i/>
                 <w:iCs/>
+                <w:smallCaps/>
                 <w:color w:val="0000FF"/>
                 <w:sz w:val="26"/>
                 <w:szCs w:val="26"/>
               </w:rPr>
             </w:pPr>
-            <w:hyperlink r:id="rId725" w:tooltip="The Assumption of Moses (Codex Ambrosiana)" w:history="1">
-              <w:r>
-                <w:rPr>
-                  <w:rStyle w:val="Hyperlink"/>
-                  <w:rFonts w:ascii="Gentium" w:hAnsi="Gentium" w:cs="Gentium"/>
-                  <w:i/>
-                  <w:iCs/>
+            <w:hyperlink r:id="rId752" w:tooltip="The Assumption of Moses (Codex Ambrosiana)" w:history="1">
+              <w:r>
+                <w:rPr>
+                  <w:rStyle w:val="Hyperlink"/>
+                  <w:rFonts w:ascii="Gentium" w:hAnsi="Gentium" w:cs="Gentium"/>
+                  <w:i/>
+                  <w:iCs/>
+                  <w:smallCaps/>
                   <w:noProof/>
                   <w:sz w:val="26"/>
                   <w:szCs w:val="26"/>
@@ -38062,6 +38695,20 @@
                 <w:szCs w:val="26"/>
               </w:rPr>
             </w:pPr>
+            <w:hyperlink r:id="rId753" w:tooltip="No Extant Oriental Manuscript" w:history="1">
+              <w:r>
+                <w:rPr>
+                  <w:rStyle w:val="Hyperlink"/>
+                  <w:rFonts w:ascii="Gentium" w:hAnsi="Gentium" w:cs="Gentium"/>
+                  <w:i/>
+                  <w:iCs/>
+                  <w:sz w:val="26"/>
+                  <w:szCs w:val="26"/>
+                  <w:u w:val="none"/>
+                </w:rPr>
+                <w:t>—</w:t>
+              </w:r>
+            </w:hyperlink>
           </w:p>
         </w:tc>
         <w:tc>
@@ -38081,7 +38728,7 @@
                 <w:sz w:val="24"/>
               </w:rPr>
             </w:pPr>
-            <w:hyperlink r:id="rId726" w:tooltip="No Slavonic Text Available" w:history="1">
+            <w:hyperlink r:id="rId754" w:tooltip="No Slavonic Text Available" w:history="1">
               <w:r>
                 <w:rPr>
                   <w:rStyle w:val="Hyperlink"/>
@@ -38112,7 +38759,7 @@
                 <w:szCs w:val="26"/>
               </w:rPr>
             </w:pPr>
-            <w:hyperlink r:id="rId727" w:tooltip="The Assumption of Moses (RH Charles)" w:history="1">
+            <w:hyperlink r:id="rId755" w:tooltip="The Assumption of Moses (RH Charles)" w:history="1">
               <w:r>
                 <w:rPr>
                   <w:rStyle w:val="Hyperlink"/>
@@ -38184,7 +38831,7 @@
                 <w:sz w:val="24"/>
               </w:rPr>
             </w:pPr>
-            <w:hyperlink r:id="rId728" w:tooltip="The Testament of Solomon" w:history="1">
+            <w:hyperlink r:id="rId756" w:tooltip="The Testament of Solomon" w:history="1">
               <w:proofErr w:type="spellStart"/>
               <w:r>
                 <w:rPr>
@@ -38250,6 +38897,20 @@
                 <w:szCs w:val="26"/>
               </w:rPr>
             </w:pPr>
+            <w:hyperlink r:id="rId757" w:tooltip="No Extant Latin MS" w:history="1">
+              <w:r>
+                <w:rPr>
+                  <w:rStyle w:val="Hyperlink"/>
+                  <w:rFonts w:ascii="Gentium" w:hAnsi="Gentium" w:cs="Gentium"/>
+                  <w:i/>
+                  <w:iCs/>
+                  <w:sz w:val="26"/>
+                  <w:szCs w:val="26"/>
+                  <w:u w:val="none"/>
+                </w:rPr>
+                <w:t>—</w:t>
+              </w:r>
+            </w:hyperlink>
           </w:p>
         </w:tc>
         <w:tc>
@@ -38267,10 +38928,26 @@
                 <w:rFonts w:ascii="Gentium" w:hAnsi="Gentium" w:cs="Gentium"/>
                 <w:i/>
                 <w:iCs/>
+                <w:color w:val="E36C0A" w:themeColor="accent6" w:themeShade="BF"/>
                 <w:sz w:val="26"/>
                 <w:szCs w:val="26"/>
               </w:rPr>
             </w:pPr>
+            <w:hyperlink r:id="rId758" w:tooltip="Syriac/Arabic Text Unavailable" w:history="1">
+              <w:r>
+                <w:rPr>
+                  <w:rStyle w:val="Hyperlink"/>
+                  <w:rFonts w:ascii="Gentium" w:hAnsi="Gentium" w:cs="Gentium"/>
+                  <w:i/>
+                  <w:iCs/>
+                  <w:color w:val="E36C0A" w:themeColor="accent6" w:themeShade="BF"/>
+                  <w:sz w:val="26"/>
+                  <w:szCs w:val="26"/>
+                  <w:u w:val="none"/>
+                </w:rPr>
+                <w:t>Syriac/Arabic Text</w:t>
+              </w:r>
+            </w:hyperlink>
           </w:p>
         </w:tc>
         <w:tc>
@@ -38290,7 +38967,7 @@
                 <w:sz w:val="24"/>
               </w:rPr>
             </w:pPr>
-            <w:hyperlink r:id="rId729" w:tooltip="No Slavonic Text Available" w:history="1">
+            <w:hyperlink r:id="rId759" w:tooltip="No Slavonic Text Available" w:history="1">
               <w:r>
                 <w:rPr>
                   <w:rStyle w:val="Hyperlink"/>
@@ -38399,7 +39076,7 @@
                 <w:sz w:val="24"/>
               </w:rPr>
             </w:pPr>
-            <w:hyperlink r:id="rId730" w:tooltip="Testament of Job (3 MSS)" w:history="1">
+            <w:hyperlink r:id="rId760" w:tooltip="Testament of Job (3 MSS)" w:history="1">
               <w:proofErr w:type="spellStart"/>
               <w:r>
                 <w:rPr>
@@ -38495,10 +39172,68 @@
                 <w:rFonts w:ascii="Gentium" w:hAnsi="Gentium" w:cs="Gentium"/>
                 <w:i/>
                 <w:iCs/>
+                <w:smallCaps/>
+                <w:color w:val="E36C0A" w:themeColor="accent6" w:themeShade="BF"/>
                 <w:sz w:val="26"/>
                 <w:szCs w:val="26"/>
               </w:rPr>
             </w:pPr>
+            <w:hyperlink r:id="rId761" w:tooltip="No Latin Text Available" w:history="1">
+              <w:proofErr w:type="spellStart"/>
+              <w:r>
+                <w:rPr>
+                  <w:rStyle w:val="Hyperlink"/>
+                  <w:rFonts w:ascii="Gentium" w:hAnsi="Gentium" w:cs="Gentium"/>
+                  <w:i/>
+                  <w:iCs/>
+                  <w:smallCaps/>
+                  <w:color w:val="E36C0A" w:themeColor="accent6" w:themeShade="BF"/>
+                  <w:sz w:val="24"/>
+                  <w:u w:val="none"/>
+                </w:rPr>
+                <w:t>Testam</w:t>
+              </w:r>
+              <w:r>
+                <w:rPr>
+                  <w:rStyle w:val="Hyperlink"/>
+                  <w:rFonts w:ascii="Gentium" w:hAnsi="Gentium" w:cs="Gentium"/>
+                  <w:i/>
+                  <w:iCs/>
+                  <w:smallCaps/>
+                  <w:color w:val="E36C0A" w:themeColor="accent6" w:themeShade="BF"/>
+                  <w:sz w:val="24"/>
+                  <w:u w:val="none"/>
+                </w:rPr>
+                <w:t>e</w:t>
+              </w:r>
+              <w:r>
+                <w:rPr>
+                  <w:rStyle w:val="Hyperlink"/>
+                  <w:rFonts w:ascii="Gentium" w:hAnsi="Gentium" w:cs="Gentium"/>
+                  <w:i/>
+                  <w:iCs/>
+                  <w:smallCaps/>
+                  <w:color w:val="E36C0A" w:themeColor="accent6" w:themeShade="BF"/>
+                  <w:sz w:val="24"/>
+                  <w:u w:val="none"/>
+                </w:rPr>
+                <w:t>ntum</w:t>
+              </w:r>
+              <w:proofErr w:type="spellEnd"/>
+              <w:r>
+                <w:rPr>
+                  <w:rStyle w:val="Hyperlink"/>
+                  <w:rFonts w:ascii="Gentium" w:hAnsi="Gentium" w:cs="Gentium"/>
+                  <w:i/>
+                  <w:iCs/>
+                  <w:smallCaps/>
+                  <w:color w:val="E36C0A" w:themeColor="accent6" w:themeShade="BF"/>
+                  <w:sz w:val="24"/>
+                  <w:u w:val="none"/>
+                </w:rPr>
+                <w:t xml:space="preserve"> Job</w:t>
+              </w:r>
+            </w:hyperlink>
           </w:p>
         </w:tc>
         <w:tc>
@@ -38512,15 +39247,6 @@
               <w:widowControl w:val="0"/>
               <w:spacing w:before="40" w:line="280" w:lineRule="exact"/>
               <w:ind w:firstLine="0"/>
-              <w:rPr>
-                <w:rFonts w:ascii="Gentium" w:hAnsi="Gentium" w:cs="Gentium"/>
-                <w:i/>
-                <w:iCs/>
-                <w:sz w:val="26"/>
-                <w:szCs w:val="26"/>
-              </w:rPr>
-            </w:pPr>
-            <w:r>
               <w:rPr>
                 <w:rFonts w:ascii="Gentium" w:hAnsi="Gentium" w:cs="Gentium"/>
                 <w:i/>
@@ -38529,19 +39255,35 @@
                 <w:sz w:val="26"/>
                 <w:szCs w:val="26"/>
               </w:rPr>
-              <w:t xml:space="preserve">Coptic </w:t>
-            </w:r>
-            <w:r>
-              <w:rPr>
-                <w:rFonts w:ascii="Gentium" w:hAnsi="Gentium" w:cs="Gentium"/>
-                <w:i/>
-                <w:iCs/>
-                <w:color w:val="E36C0A" w:themeColor="accent6" w:themeShade="BF"/>
-                <w:sz w:val="26"/>
-                <w:szCs w:val="26"/>
-              </w:rPr>
-              <w:t>Fragments</w:t>
-            </w:r>
+            </w:pPr>
+            <w:hyperlink r:id="rId762" w:tooltip="Coptic Text Unavailable" w:history="1">
+              <w:r>
+                <w:rPr>
+                  <w:rStyle w:val="Hyperlink"/>
+                  <w:rFonts w:ascii="Gentium" w:hAnsi="Gentium" w:cs="Gentium"/>
+                  <w:i/>
+                  <w:iCs/>
+                  <w:color w:val="E36C0A" w:themeColor="accent6" w:themeShade="BF"/>
+                  <w:sz w:val="26"/>
+                  <w:szCs w:val="26"/>
+                  <w:u w:val="none"/>
+                </w:rPr>
+                <w:t xml:space="preserve">Coptic </w:t>
+              </w:r>
+              <w:r>
+                <w:rPr>
+                  <w:rStyle w:val="Hyperlink"/>
+                  <w:rFonts w:ascii="Gentium" w:hAnsi="Gentium" w:cs="Gentium"/>
+                  <w:i/>
+                  <w:iCs/>
+                  <w:color w:val="E36C0A" w:themeColor="accent6" w:themeShade="BF"/>
+                  <w:sz w:val="26"/>
+                  <w:szCs w:val="26"/>
+                  <w:u w:val="none"/>
+                </w:rPr>
+                <w:t>Fragments</w:t>
+              </w:r>
+            </w:hyperlink>
           </w:p>
         </w:tc>
         <w:tc>
@@ -38561,7 +39303,7 @@
                 <w:sz w:val="24"/>
               </w:rPr>
             </w:pPr>
-            <w:hyperlink r:id="rId731" w:tooltip="No Slavonic Text Available" w:history="1">
+            <w:hyperlink r:id="rId763" w:tooltip="No Slavonic Text Available" w:history="1">
               <w:r>
                 <w:rPr>
                   <w:rStyle w:val="Hyperlink"/>
@@ -38754,7 +39496,7 @@
                 <w:szCs w:val="26"/>
               </w:rPr>
             </w:pPr>
-            <w:hyperlink r:id="rId732" w:tooltip="The Apocalypse of Moses" w:history="1">
+            <w:hyperlink r:id="rId764" w:tooltip="The Apocalypse of Moses" w:history="1">
               <w:r>
                 <w:rPr>
                   <w:rStyle w:val="Hyperlink"/>
@@ -38826,17 +39568,19 @@
                 <w:rFonts w:ascii="Gentium" w:hAnsi="Gentium" w:cs="Gentium"/>
                 <w:i/>
                 <w:iCs/>
+                <w:smallCaps/>
                 <w:sz w:val="26"/>
                 <w:szCs w:val="26"/>
               </w:rPr>
             </w:pPr>
-            <w:hyperlink r:id="rId733" w:tooltip="The Life of Adam &amp; Eve" w:history="1">
-              <w:r>
-                <w:rPr>
-                  <w:rStyle w:val="Hyperlink"/>
-                  <w:rFonts w:ascii="Gentium" w:hAnsi="Gentium" w:cs="Gentium"/>
-                  <w:i/>
-                  <w:iCs/>
+            <w:hyperlink r:id="rId765" w:tooltip="The Life of Adam &amp; Eve" w:history="1">
+              <w:r>
+                <w:rPr>
+                  <w:rStyle w:val="Hyperlink"/>
+                  <w:rFonts w:ascii="Gentium" w:hAnsi="Gentium" w:cs="Gentium"/>
+                  <w:i/>
+                  <w:iCs/>
+                  <w:smallCaps/>
                   <w:sz w:val="26"/>
                   <w:szCs w:val="26"/>
                 </w:rPr>
@@ -38849,6 +39593,7 @@
                   <w:rFonts w:ascii="Gentium" w:hAnsi="Gentium" w:cs="Gentium"/>
                   <w:i/>
                   <w:iCs/>
+                  <w:smallCaps/>
                   <w:sz w:val="26"/>
                   <w:szCs w:val="26"/>
                 </w:rPr>
@@ -38917,7 +39662,7 @@
                 <w:u w:val="single"/>
               </w:rPr>
             </w:pPr>
-            <w:hyperlink r:id="rId734" w:tooltip="The Books of Adam &amp; Eve" w:history="1">
+            <w:hyperlink r:id="rId766" w:tooltip="The Books of Adam &amp; Eve" w:history="1">
               <w:r>
                 <w:rPr>
                   <w:rStyle w:val="Hyperlink"/>
@@ -38993,7 +39738,7 @@
                 <w:szCs w:val="26"/>
               </w:rPr>
             </w:pPr>
-            <w:hyperlink r:id="rId735" w:tooltip="The Sibylline Oracles" w:history="1">
+            <w:hyperlink r:id="rId767" w:tooltip="The Sibylline Oracles" w:history="1">
               <w:proofErr w:type="spellStart"/>
               <w:r>
                 <w:rPr>
@@ -39253,7 +39998,7 @@
                 <w:szCs w:val="26"/>
               </w:rPr>
             </w:pPr>
-            <w:hyperlink r:id="rId736" w:tooltip="Transcription by Robert Duke (OCP)" w:history="1">
+            <w:hyperlink r:id="rId768" w:tooltip="Transcription by Robert Duke (OCP)" w:history="1">
               <w:r>
                 <w:rPr>
                   <w:rStyle w:val="Hyperlink"/>
@@ -39350,14 +40095,13 @@
                 <w:szCs w:val="26"/>
               </w:rPr>
             </w:pPr>
-            <w:hyperlink r:id="rId737" w:tooltip="Visions of Amram (Hybrid Translation)" w:history="1">
-              <w:r>
-                <w:rPr>
-                  <w:rStyle w:val="Hyperlink"/>
-                  <w:rFonts w:ascii="Gentium" w:hAnsi="Gentium" w:cs="Gentium"/>
-                  <w:i/>
-                  <w:iCs/>
-                  <w:color w:val="808080" w:themeColor="background1" w:themeShade="80"/>
+            <w:hyperlink r:id="rId769" w:tooltip="Visions of Amram (Hybrid Translation)" w:history="1">
+              <w:r>
+                <w:rPr>
+                  <w:rStyle w:val="Hyperlink"/>
+                  <w:rFonts w:ascii="Gentium" w:hAnsi="Gentium" w:cs="Gentium"/>
+                  <w:i/>
+                  <w:iCs/>
                   <w:sz w:val="26"/>
                   <w:szCs w:val="26"/>
                 </w:rPr>
@@ -39369,7 +40113,6 @@
                   <w:rFonts w:ascii="Gentium" w:hAnsi="Gentium" w:cs="Gentium"/>
                   <w:i/>
                   <w:iCs/>
-                  <w:color w:val="808080" w:themeColor="background1" w:themeShade="80"/>
                   <w:sz w:val="26"/>
                   <w:szCs w:val="26"/>
                 </w:rPr>
@@ -39381,7 +40124,6 @@
                   <w:rFonts w:ascii="Gentium" w:hAnsi="Gentium" w:cs="Gentium"/>
                   <w:i/>
                   <w:iCs/>
-                  <w:color w:val="808080" w:themeColor="background1" w:themeShade="80"/>
                   <w:sz w:val="24"/>
                 </w:rPr>
                 <w:t>(</w:t>
@@ -39392,7 +40134,6 @@
                   <w:rFonts w:ascii="Gentium" w:hAnsi="Gentium" w:cs="Gentium"/>
                   <w:i/>
                   <w:iCs/>
-                  <w:color w:val="808080" w:themeColor="background1" w:themeShade="80"/>
                   <w:sz w:val="24"/>
                 </w:rPr>
                 <w:t>W.</w:t>
@@ -39403,7 +40144,6 @@
                   <w:rFonts w:ascii="Gentium" w:hAnsi="Gentium" w:cs="Gentium"/>
                   <w:i/>
                   <w:iCs/>
-                  <w:color w:val="808080" w:themeColor="background1" w:themeShade="80"/>
                   <w:sz w:val="24"/>
                 </w:rPr>
                 <w:t>G.E. Watson</w:t>
@@ -39414,7 +40154,6 @@
                   <w:rFonts w:ascii="Gentium" w:hAnsi="Gentium" w:cs="Gentium"/>
                   <w:i/>
                   <w:iCs/>
-                  <w:color w:val="808080" w:themeColor="background1" w:themeShade="80"/>
                   <w:sz w:val="24"/>
                 </w:rPr>
                 <w:t>,</w:t>
@@ -39425,7 +40164,6 @@
                   <w:rFonts w:ascii="Gentium" w:hAnsi="Gentium" w:cs="Gentium"/>
                   <w:i/>
                   <w:iCs/>
-                  <w:color w:val="808080" w:themeColor="background1" w:themeShade="80"/>
                   <w:sz w:val="24"/>
                 </w:rPr>
                 <w:t xml:space="preserve"> et alia)</w:t>
@@ -40186,15 +40924,17 @@
                 <w:sz w:val="24"/>
               </w:rPr>
             </w:pPr>
-            <w:r>
-              <w:rPr>
-                <w:rFonts w:ascii="Book Antiqua" w:hAnsi="Book Antiqua"/>
-                <w:smallCaps/>
-                <w:color w:val="808080" w:themeColor="background1" w:themeShade="80"/>
-                <w:sz w:val="24"/>
-              </w:rPr>
-              <w:t>The Lives of the Prophets</w:t>
-            </w:r>
+            <w:hyperlink r:id="rId770" w:tooltip="The Lives of the Prophets" w:history="1">
+              <w:r>
+                <w:rPr>
+                  <w:rStyle w:val="Hyperlink"/>
+                  <w:rFonts w:ascii="Book Antiqua" w:hAnsi="Book Antiqua"/>
+                  <w:smallCaps/>
+                  <w:sz w:val="24"/>
+                </w:rPr>
+                <w:t>The Lives of the Prophets</w:t>
+              </w:r>
+            </w:hyperlink>
           </w:p>
         </w:tc>
         <w:tc>
@@ -40222,43 +40962,56 @@
                 <w:szCs w:val="22"/>
               </w:rPr>
             </w:pPr>
-            <w:proofErr w:type="spellStart"/>
-            <w:r>
-              <w:rPr>
-                <w:rFonts w:ascii="Gentium" w:hAnsi="Gentium" w:cs="Gentium"/>
-                <w:i/>
-                <w:iCs/>
-                <w:color w:val="808080" w:themeColor="background1" w:themeShade="80"/>
-                <w:sz w:val="26"/>
-                <w:szCs w:val="22"/>
-              </w:rPr>
-              <w:t>Βίοι</w:t>
-            </w:r>
-            <w:proofErr w:type="spellEnd"/>
-            <w:r>
-              <w:rPr>
-                <w:rFonts w:ascii="Gentium" w:hAnsi="Gentium" w:cs="Gentium"/>
-                <w:i/>
-                <w:iCs/>
-                <w:color w:val="808080" w:themeColor="background1" w:themeShade="80"/>
-                <w:sz w:val="26"/>
-                <w:szCs w:val="22"/>
-              </w:rPr>
-              <w:t xml:space="preserve"> </w:t>
-            </w:r>
-            <w:proofErr w:type="spellStart"/>
-            <w:r>
-              <w:rPr>
-                <w:rFonts w:ascii="Gentium" w:hAnsi="Gentium" w:cs="Gentium"/>
-                <w:i/>
-                <w:iCs/>
-                <w:color w:val="808080" w:themeColor="background1" w:themeShade="80"/>
-                <w:sz w:val="26"/>
-                <w:szCs w:val="22"/>
-              </w:rPr>
-              <w:t>Προφητῶν</w:t>
-            </w:r>
-            <w:proofErr w:type="spellEnd"/>
+            <w:hyperlink r:id="rId771" w:tooltip="C.C. Torrey's 1946 Transcription" w:history="1">
+              <w:proofErr w:type="spellStart"/>
+              <w:r>
+                <w:rPr>
+                  <w:rStyle w:val="Hyperlink"/>
+                  <w:rFonts w:ascii="Gentium" w:hAnsi="Gentium" w:cs="Gentium"/>
+                  <w:i/>
+                  <w:iCs/>
+                  <w:sz w:val="26"/>
+                  <w:szCs w:val="22"/>
+                </w:rPr>
+                <w:t>Βίοι</w:t>
+              </w:r>
+              <w:proofErr w:type="spellEnd"/>
+              <w:r>
+                <w:rPr>
+                  <w:rStyle w:val="Hyperlink"/>
+                  <w:rFonts w:ascii="Gentium" w:hAnsi="Gentium" w:cs="Gentium"/>
+                  <w:i/>
+                  <w:iCs/>
+                  <w:sz w:val="26"/>
+                  <w:szCs w:val="22"/>
+                </w:rPr>
+                <w:t xml:space="preserve"> </w:t>
+              </w:r>
+              <w:proofErr w:type="spellStart"/>
+              <w:r>
+                <w:rPr>
+                  <w:rStyle w:val="Hyperlink"/>
+                  <w:rFonts w:ascii="Gentium" w:hAnsi="Gentium" w:cs="Gentium"/>
+                  <w:i/>
+                  <w:iCs/>
+                  <w:sz w:val="26"/>
+                  <w:szCs w:val="22"/>
+                </w:rPr>
+                <w:t>Προφητῶν</w:t>
+              </w:r>
+              <w:proofErr w:type="spellEnd"/>
+              <w:r>
+                <w:rPr>
+                  <w:rStyle w:val="Hyperlink"/>
+                  <w:rFonts w:ascii="Gentium" w:hAnsi="Gentium" w:cs="Gentium"/>
+                  <w:i/>
+                  <w:iCs/>
+                  <w:sz w:val="26"/>
+                  <w:szCs w:val="22"/>
+                </w:rPr>
+                <w:t xml:space="preserve"> (SBL/OCP)</w:t>
+              </w:r>
+            </w:hyperlink>
           </w:p>
         </w:tc>
         <w:tc>
@@ -40286,53 +41039,75 @@
                 <w:szCs w:val="22"/>
               </w:rPr>
             </w:pPr>
-            <w:r>
+            <w:hyperlink r:id="rId772" w:tooltip="Latin Text Unvailable" w:history="1">
+              <w:r>
+                <w:rPr>
+                  <w:rStyle w:val="Hyperlink"/>
+                  <w:rFonts w:ascii="Gentium" w:hAnsi="Gentium" w:cs="Gentium"/>
+                  <w:i/>
+                  <w:iCs/>
+                  <w:smallCaps/>
+                  <w:color w:val="E36C0A" w:themeColor="accent6" w:themeShade="BF"/>
+                  <w:sz w:val="24"/>
+                  <w:szCs w:val="20"/>
+                  <w:u w:val="none"/>
+                </w:rPr>
+                <w:t xml:space="preserve">Vitae </w:t>
+              </w:r>
+              <w:proofErr w:type="spellStart"/>
+              <w:r>
+                <w:rPr>
+                  <w:rStyle w:val="Hyperlink"/>
+                  <w:rFonts w:ascii="Gentium" w:hAnsi="Gentium" w:cs="Gentium"/>
+                  <w:i/>
+                  <w:iCs/>
+                  <w:smallCaps/>
+                  <w:color w:val="E36C0A" w:themeColor="accent6" w:themeShade="BF"/>
+                  <w:sz w:val="24"/>
+                  <w:szCs w:val="20"/>
+                  <w:u w:val="none"/>
+                </w:rPr>
+                <w:t>Prophetarum</w:t>
+              </w:r>
+              <w:proofErr w:type="spellEnd"/>
+            </w:hyperlink>
+          </w:p>
+        </w:tc>
+        <w:tc>
+          <w:tcPr>
+            <w:tcW w:w="2552" w:type="dxa"/>
+            <w:vAlign w:val="center"/>
+          </w:tcPr>
+          <w:p>
+            <w:pPr>
+              <w:pStyle w:val="Title"/>
+              <w:widowControl w:val="0"/>
+              <w:spacing w:before="40" w:line="240" w:lineRule="exact"/>
+              <w:ind w:firstLine="0"/>
               <w:rPr>
                 <w:rFonts w:ascii="Gentium" w:hAnsi="Gentium" w:cs="Gentium"/>
                 <w:i/>
                 <w:iCs/>
-                <w:smallCaps/>
                 <w:color w:val="E36C0A" w:themeColor="accent6" w:themeShade="BF"/>
-                <w:sz w:val="24"/>
-                <w:szCs w:val="20"/>
-              </w:rPr>
-              <w:t xml:space="preserve">Vitae </w:t>
-            </w:r>
-            <w:proofErr w:type="spellStart"/>
-            <w:r>
-              <w:rPr>
-                <w:rFonts w:ascii="Gentium" w:hAnsi="Gentium" w:cs="Gentium"/>
-                <w:i/>
-                <w:iCs/>
-                <w:smallCaps/>
-                <w:color w:val="E36C0A" w:themeColor="accent6" w:themeShade="BF"/>
-                <w:sz w:val="24"/>
-                <w:szCs w:val="20"/>
-              </w:rPr>
-              <w:t>Prophetarum</w:t>
-            </w:r>
-            <w:proofErr w:type="spellEnd"/>
-          </w:p>
-        </w:tc>
-        <w:tc>
-          <w:tcPr>
-            <w:tcW w:w="2552" w:type="dxa"/>
-            <w:vAlign w:val="center"/>
-          </w:tcPr>
-          <w:p>
-            <w:pPr>
-              <w:pStyle w:val="Title"/>
-              <w:widowControl w:val="0"/>
-              <w:spacing w:before="40" w:line="240" w:lineRule="exact"/>
-              <w:ind w:firstLine="0"/>
-              <w:rPr>
-                <w:rFonts w:ascii="Gentium" w:hAnsi="Gentium" w:cs="Gentium"/>
-                <w:i/>
-                <w:iCs/>
                 <w:sz w:val="26"/>
                 <w:szCs w:val="22"/>
               </w:rPr>
             </w:pPr>
+            <w:hyperlink r:id="rId773" w:tooltip="Syriac Text Unavailable" w:history="1">
+              <w:r>
+                <w:rPr>
+                  <w:rStyle w:val="Hyperlink"/>
+                  <w:rFonts w:ascii="Gentium" w:hAnsi="Gentium" w:cs="Gentium"/>
+                  <w:i/>
+                  <w:iCs/>
+                  <w:color w:val="E36C0A" w:themeColor="accent6" w:themeShade="BF"/>
+                  <w:sz w:val="26"/>
+                  <w:szCs w:val="22"/>
+                  <w:u w:val="none"/>
+                </w:rPr>
+                <w:t>Syriac Text</w:t>
+              </w:r>
+            </w:hyperlink>
           </w:p>
         </w:tc>
         <w:tc>
@@ -40350,6 +41125,18 @@
                 <w:rFonts w:ascii="Pochaevsk" w:hAnsi="Pochaevsk"/>
               </w:rPr>
             </w:pPr>
+            <w:hyperlink r:id="rId774" w:tooltip="No Slavonic Text Available" w:history="1">
+              <w:r>
+                <w:rPr>
+                  <w:rStyle w:val="Hyperlink"/>
+                  <w:rFonts w:ascii="Pochaevsk" w:hAnsi="Pochaevsk" w:cs="Pochaevsk Unicode"/>
+                  <w:color w:val="808080" w:themeColor="background1" w:themeShade="80"/>
+                  <w:sz w:val="24"/>
+                  <w:u w:val="none"/>
+                </w:rPr>
+                <w:t>—</w:t>
+              </w:r>
+            </w:hyperlink>
           </w:p>
         </w:tc>
         <w:tc>
@@ -40372,38 +41159,40 @@
                 <w:szCs w:val="26"/>
               </w:rPr>
             </w:pPr>
-            <w:r>
-              <w:rPr>
-                <w:rFonts w:ascii="Gentium" w:hAnsi="Gentium" w:cs="Gentium"/>
-                <w:i/>
-                <w:iCs/>
-                <w:color w:val="808080" w:themeColor="background1" w:themeShade="80"/>
-                <w:sz w:val="26"/>
-                <w:szCs w:val="26"/>
-              </w:rPr>
-              <w:t>The Lives of the Prophets</w:t>
-            </w:r>
-            <w:r>
-              <w:rPr>
-                <w:rFonts w:ascii="Gentium" w:hAnsi="Gentium" w:cs="Gentium"/>
-                <w:i/>
-                <w:iCs/>
-                <w:color w:val="808080" w:themeColor="background1" w:themeShade="80"/>
-                <w:sz w:val="26"/>
-                <w:szCs w:val="26"/>
-              </w:rPr>
-              <w:br/>
-            </w:r>
-            <w:r>
-              <w:rPr>
-                <w:rFonts w:ascii="Gentium" w:hAnsi="Gentium" w:cs="Gentium"/>
-                <w:i/>
-                <w:iCs/>
-                <w:color w:val="808080" w:themeColor="background1" w:themeShade="80"/>
-                <w:sz w:val="24"/>
-              </w:rPr>
-              <w:t>(C.C. Torrey)</w:t>
-            </w:r>
+            <w:hyperlink r:id="rId775" w:tooltip="C.C. Torrey's 1946 Translation" w:history="1">
+              <w:r>
+                <w:rPr>
+                  <w:rStyle w:val="Hyperlink"/>
+                  <w:rFonts w:ascii="Gentium" w:hAnsi="Gentium" w:cs="Gentium"/>
+                  <w:i/>
+                  <w:iCs/>
+                  <w:sz w:val="26"/>
+                  <w:szCs w:val="26"/>
+                </w:rPr>
+                <w:t>The Lives of the Prophets</w:t>
+              </w:r>
+              <w:r>
+                <w:rPr>
+                  <w:rStyle w:val="Hyperlink"/>
+                  <w:rFonts w:ascii="Gentium" w:hAnsi="Gentium" w:cs="Gentium"/>
+                  <w:i/>
+                  <w:iCs/>
+                  <w:sz w:val="26"/>
+                  <w:szCs w:val="26"/>
+                </w:rPr>
+                <w:br/>
+              </w:r>
+              <w:r>
+                <w:rPr>
+                  <w:rStyle w:val="Hyperlink"/>
+                  <w:rFonts w:ascii="Gentium" w:hAnsi="Gentium" w:cs="Gentium"/>
+                  <w:i/>
+                  <w:iCs/>
+                  <w:sz w:val="24"/>
+                </w:rPr>
+                <w:t>(C.C. Torrey)</w:t>
+              </w:r>
+            </w:hyperlink>
           </w:p>
         </w:tc>
       </w:tr>
@@ -40489,7 +41278,71 @@
                 <w:sz w:val="26"/>
                 <w:szCs w:val="22"/>
               </w:rPr>
-              <w:t>Text (OCP/SBL)</w:t>
+              <w:t xml:space="preserve">Text </w:t>
+            </w:r>
+            <w:r>
+              <w:rPr>
+                <w:rFonts w:ascii="Gentium" w:hAnsi="Gentium" w:cs="Gentium"/>
+                <w:i/>
+                <w:iCs/>
+                <w:smallCaps/>
+                <w:color w:val="E36C0A" w:themeColor="accent6" w:themeShade="BF"/>
+                <w:sz w:val="26"/>
+                <w:szCs w:val="22"/>
+              </w:rPr>
+              <w:t>(</w:t>
+            </w:r>
+            <w:proofErr w:type="spellStart"/>
+            <w:r>
+              <w:rPr>
+                <w:rFonts w:ascii="Gentium" w:hAnsi="Gentium" w:cs="Gentium"/>
+                <w:i/>
+                <w:iCs/>
+                <w:smallCaps/>
+                <w:color w:val="E36C0A" w:themeColor="accent6" w:themeShade="BF"/>
+                <w:sz w:val="26"/>
+                <w:szCs w:val="22"/>
+              </w:rPr>
+              <w:t>sbl</w:t>
+            </w:r>
+            <w:proofErr w:type="spellEnd"/>
+            <w:r>
+              <w:rPr>
+                <w:rFonts w:ascii="Gentium" w:hAnsi="Gentium" w:cs="Gentium"/>
+                <w:i/>
+                <w:iCs/>
+                <w:smallCaps/>
+                <w:color w:val="E36C0A" w:themeColor="accent6" w:themeShade="BF"/>
+                <w:sz w:val="26"/>
+                <w:szCs w:val="22"/>
+              </w:rPr>
+              <w:t>/</w:t>
+            </w:r>
+            <w:proofErr w:type="spellStart"/>
+            <w:r>
+              <w:rPr>
+                <w:rFonts w:ascii="Gentium" w:hAnsi="Gentium" w:cs="Gentium"/>
+                <w:i/>
+                <w:iCs/>
+                <w:smallCaps/>
+                <w:color w:val="E36C0A" w:themeColor="accent6" w:themeShade="BF"/>
+                <w:sz w:val="26"/>
+                <w:szCs w:val="22"/>
+              </w:rPr>
+              <w:t>ocp</w:t>
+            </w:r>
+            <w:proofErr w:type="spellEnd"/>
+            <w:r>
+              <w:rPr>
+                <w:rFonts w:ascii="Gentium" w:hAnsi="Gentium" w:cs="Gentium"/>
+                <w:i/>
+                <w:iCs/>
+                <w:smallCaps/>
+                <w:color w:val="E36C0A" w:themeColor="accent6" w:themeShade="BF"/>
+                <w:sz w:val="26"/>
+                <w:szCs w:val="22"/>
+              </w:rPr>
+              <w:t>)</w:t>
             </w:r>
           </w:p>
         </w:tc>
@@ -40640,7 +41493,7 @@
                 <w:szCs w:val="22"/>
               </w:rPr>
             </w:pPr>
-            <w:hyperlink r:id="rId738" w:tooltip="The Letter or Aristeas" w:history="1">
+            <w:hyperlink r:id="rId776" w:tooltip="The Letter or Aristeas" w:history="1">
               <w:proofErr w:type="spellStart"/>
               <w:r>
                 <w:rPr>
@@ -40774,7 +41627,7 @@
                 <w:szCs w:val="26"/>
               </w:rPr>
             </w:pPr>
-            <w:hyperlink r:id="rId739" w:tooltip="The Letter of Aristeas (RH Charles)" w:history="1">
+            <w:hyperlink r:id="rId777" w:tooltip="The Letter of Aristeas (RH Charles)" w:history="1">
               <w:r>
                 <w:rPr>
                   <w:rStyle w:val="Hyperlink"/>

--- a/TheoDoor.docx
+++ b/TheoDoor.docx
@@ -30934,7 +30934,8 @@
         <w:gridCol w:w="2835"/>
         <w:gridCol w:w="1134"/>
         <w:gridCol w:w="50"/>
-        <w:gridCol w:w="2076"/>
+        <w:gridCol w:w="1792"/>
+        <w:gridCol w:w="284"/>
         <w:gridCol w:w="2268"/>
         <w:gridCol w:w="3503"/>
       </w:tblGrid>
@@ -30942,7 +30943,7 @@
         <w:tc>
           <w:tcPr>
             <w:tcW w:w="15694" w:type="dxa"/>
-            <w:gridSpan w:val="7"/>
+            <w:gridSpan w:val="8"/>
           </w:tcPr>
           <w:p>
             <w:pPr>
@@ -31086,7 +31087,7 @@
         <w:tc>
           <w:tcPr>
             <w:tcW w:w="6095" w:type="dxa"/>
-            <w:gridSpan w:val="4"/>
+            <w:gridSpan w:val="5"/>
           </w:tcPr>
           <w:p>
             <w:pPr>
@@ -31205,7 +31206,7 @@
         <w:tc>
           <w:tcPr>
             <w:tcW w:w="15694" w:type="dxa"/>
-            <w:gridSpan w:val="7"/>
+            <w:gridSpan w:val="8"/>
           </w:tcPr>
           <w:p>
             <w:pPr>
@@ -31310,7 +31311,7 @@
         <w:tc>
           <w:tcPr>
             <w:tcW w:w="3260" w:type="dxa"/>
-            <w:gridSpan w:val="3"/>
+            <w:gridSpan w:val="4"/>
           </w:tcPr>
           <w:p>
             <w:pPr>
@@ -31569,7 +31570,7 @@
         <w:tc>
           <w:tcPr>
             <w:tcW w:w="3260" w:type="dxa"/>
-            <w:gridSpan w:val="3"/>
+            <w:gridSpan w:val="4"/>
             <w:vAlign w:val="center"/>
           </w:tcPr>
           <w:p>
@@ -31996,7 +31997,7 @@
         <w:tc>
           <w:tcPr>
             <w:tcW w:w="3260" w:type="dxa"/>
-            <w:gridSpan w:val="3"/>
+            <w:gridSpan w:val="4"/>
             <w:vAlign w:val="center"/>
           </w:tcPr>
           <w:p>
@@ -32348,7 +32349,7 @@
         <w:tc>
           <w:tcPr>
             <w:tcW w:w="3260" w:type="dxa"/>
-            <w:gridSpan w:val="3"/>
+            <w:gridSpan w:val="4"/>
             <w:vAlign w:val="center"/>
           </w:tcPr>
           <w:p>
@@ -32595,7 +32596,7 @@
         <w:tc>
           <w:tcPr>
             <w:tcW w:w="3260" w:type="dxa"/>
-            <w:gridSpan w:val="3"/>
+            <w:gridSpan w:val="4"/>
             <w:vAlign w:val="center"/>
           </w:tcPr>
           <w:p>
@@ -32907,7 +32908,7 @@
         <w:tc>
           <w:tcPr>
             <w:tcW w:w="3260" w:type="dxa"/>
-            <w:gridSpan w:val="3"/>
+            <w:gridSpan w:val="4"/>
             <w:vAlign w:val="center"/>
           </w:tcPr>
           <w:p>
@@ -33159,7 +33160,7 @@
         <w:tc>
           <w:tcPr>
             <w:tcW w:w="3260" w:type="dxa"/>
-            <w:gridSpan w:val="3"/>
+            <w:gridSpan w:val="4"/>
             <w:vAlign w:val="center"/>
           </w:tcPr>
           <w:p>
@@ -33430,7 +33431,7 @@
         <w:tc>
           <w:tcPr>
             <w:tcW w:w="3260" w:type="dxa"/>
-            <w:gridSpan w:val="3"/>
+            <w:gridSpan w:val="4"/>
             <w:vAlign w:val="center"/>
           </w:tcPr>
           <w:p>
@@ -33712,7 +33713,7 @@
         <w:tc>
           <w:tcPr>
             <w:tcW w:w="3260" w:type="dxa"/>
-            <w:gridSpan w:val="3"/>
+            <w:gridSpan w:val="4"/>
             <w:vAlign w:val="center"/>
           </w:tcPr>
           <w:p>
@@ -33991,7 +33992,7 @@
         <w:tc>
           <w:tcPr>
             <w:tcW w:w="3260" w:type="dxa"/>
-            <w:gridSpan w:val="3"/>
+            <w:gridSpan w:val="4"/>
             <w:vAlign w:val="center"/>
           </w:tcPr>
           <w:p>
@@ -34060,22 +34061,8 @@
                   <w:sz w:val="28"/>
                   <w:szCs w:val="28"/>
                 </w:rPr>
-                <w:t>αρπ</w:t>
-              </w:r>
-              <w:proofErr w:type="spellStart"/>
-              <w:r>
-                <w:rPr>
-                  <w:rStyle w:val="Hyperlink"/>
-                  <w:rFonts w:ascii="Gentium" w:hAnsi="Gentium" w:cs="Gentium"/>
-                  <w:i/>
-                  <w:iCs/>
-                  <w:smallCaps/>
-                  <w:sz w:val="28"/>
-                  <w:szCs w:val="28"/>
-                </w:rPr>
-                <w:t>ον</w:t>
-              </w:r>
-              <w:proofErr w:type="spellEnd"/>
+                <w:t>αρπον</w:t>
+              </w:r>
             </w:hyperlink>
           </w:p>
         </w:tc>
@@ -34279,7 +34266,7 @@
         <w:tc>
           <w:tcPr>
             <w:tcW w:w="3260" w:type="dxa"/>
-            <w:gridSpan w:val="3"/>
+            <w:gridSpan w:val="4"/>
             <w:vAlign w:val="center"/>
           </w:tcPr>
           <w:p>
@@ -34348,22 +34335,8 @@
                   <w:sz w:val="28"/>
                   <w:szCs w:val="28"/>
                 </w:rPr>
-                <w:t>ππ</w:t>
-              </w:r>
-              <w:proofErr w:type="spellStart"/>
-              <w:r>
-                <w:rPr>
-                  <w:rStyle w:val="Hyperlink"/>
-                  <w:rFonts w:ascii="Gentium" w:hAnsi="Gentium" w:cs="Gentium"/>
-                  <w:i/>
-                  <w:iCs/>
-                  <w:smallCaps/>
-                  <w:sz w:val="28"/>
-                  <w:szCs w:val="28"/>
-                </w:rPr>
-                <w:t>ησιουσ</w:t>
-              </w:r>
-              <w:proofErr w:type="spellEnd"/>
+                <w:t>ππησιουσ</w:t>
+              </w:r>
             </w:hyperlink>
           </w:p>
         </w:tc>
@@ -34527,7 +34500,7 @@
         <w:tc>
           <w:tcPr>
             <w:tcW w:w="3260" w:type="dxa"/>
-            <w:gridSpan w:val="3"/>
+            <w:gridSpan w:val="4"/>
             <w:vAlign w:val="center"/>
           </w:tcPr>
           <w:p>
@@ -34608,22 +34581,8 @@
                   <w:sz w:val="28"/>
                   <w:szCs w:val="28"/>
                 </w:rPr>
-                <w:t>αρπ</w:t>
-              </w:r>
-              <w:proofErr w:type="spellStart"/>
-              <w:r>
-                <w:rPr>
-                  <w:rStyle w:val="Hyperlink"/>
-                  <w:rFonts w:ascii="Gentium" w:hAnsi="Gentium" w:cs="Gentium"/>
-                  <w:i/>
-                  <w:iCs/>
-                  <w:smallCaps/>
-                  <w:sz w:val="28"/>
-                  <w:szCs w:val="28"/>
-                </w:rPr>
-                <w:t>ου</w:t>
-              </w:r>
-              <w:proofErr w:type="spellEnd"/>
+                <w:t>αρπου</w:t>
+              </w:r>
             </w:hyperlink>
           </w:p>
         </w:tc>
@@ -34802,7 +34761,7 @@
                 <w:sz w:val="28"/>
                 <w:szCs w:val="28"/>
               </w:rPr>
-              <w:t>α</w:t>
+              <w:t xml:space="preserve">αχη </w:t>
             </w:r>
             <w:proofErr w:type="spellStart"/>
             <w:r>
@@ -34814,7 +34773,7 @@
                 <w:sz w:val="28"/>
                 <w:szCs w:val="28"/>
               </w:rPr>
-              <w:t>χη</w:t>
+              <w:t>Των</w:t>
             </w:r>
             <w:proofErr w:type="spellEnd"/>
             <w:r>
@@ -34838,7 +34797,7 @@
                 <w:sz w:val="28"/>
                 <w:szCs w:val="28"/>
               </w:rPr>
-              <w:t>Των</w:t>
+              <w:t>Δωδεκ</w:t>
             </w:r>
             <w:proofErr w:type="spellEnd"/>
             <w:r>
@@ -34850,9 +34809,20 @@
                 <w:sz w:val="28"/>
                 <w:szCs w:val="28"/>
               </w:rPr>
-              <w:t xml:space="preserve"> </w:t>
+              <w:t>α</w:t>
             </w:r>
-            <w:proofErr w:type="spellStart"/>
+          </w:p>
+          <w:p>
+            <w:pPr>
+              <w:widowControl w:val="0"/>
+              <w:spacing w:before="80" w:line="280" w:lineRule="exact"/>
+              <w:jc w:val="center"/>
+              <w:rPr>
+                <w:rFonts w:ascii="Gentium" w:hAnsi="Gentium" w:cs="Gentium"/>
+                <w:sz w:val="28"/>
+                <w:szCs w:val="28"/>
+              </w:rPr>
+            </w:pPr>
             <w:r>
               <w:rPr>
                 <w:rStyle w:val="Hyperlink"/>
@@ -34862,9 +34832,9 @@
                 <w:sz w:val="28"/>
                 <w:szCs w:val="28"/>
               </w:rPr>
-              <w:t>Δωδεκ</w:t>
+              <w:t>Απ</w:t>
             </w:r>
-            <w:proofErr w:type="spellEnd"/>
+            <w:proofErr w:type="spellStart"/>
             <w:r>
               <w:rPr>
                 <w:rStyle w:val="Hyperlink"/>
@@ -34874,52 +34844,17 @@
                 <w:sz w:val="28"/>
                 <w:szCs w:val="28"/>
               </w:rPr>
-              <w:t>α</w:t>
+              <w:t>οστολων</w:t>
             </w:r>
-          </w:p>
-          <w:p>
-            <w:pPr>
-              <w:widowControl w:val="0"/>
-              <w:spacing w:before="80" w:line="280" w:lineRule="exact"/>
-              <w:jc w:val="center"/>
-              <w:rPr>
-                <w:rFonts w:ascii="Gentium" w:hAnsi="Gentium" w:cs="Gentium"/>
-                <w:sz w:val="28"/>
-                <w:szCs w:val="28"/>
-              </w:rPr>
-            </w:pPr>
+            <w:proofErr w:type="spellEnd"/>
             <w:r>
               <w:rPr>
-                <w:rStyle w:val="Hyperlink"/>
                 <w:rFonts w:ascii="Gentium" w:hAnsi="Gentium" w:cs="Gentium"/>
                 <w:i/>
                 <w:iCs/>
                 <w:sz w:val="28"/>
                 <w:szCs w:val="28"/>
               </w:rPr>
-              <w:t>Απ</w:t>
-            </w:r>
-            <w:proofErr w:type="spellStart"/>
-            <w:r>
-              <w:rPr>
-                <w:rStyle w:val="Hyperlink"/>
-                <w:rFonts w:ascii="Gentium" w:hAnsi="Gentium" w:cs="Gentium"/>
-                <w:i/>
-                <w:iCs/>
-                <w:sz w:val="28"/>
-                <w:szCs w:val="28"/>
-              </w:rPr>
-              <w:t>οστολων</w:t>
-            </w:r>
-            <w:proofErr w:type="spellEnd"/>
-            <w:r>
-              <w:rPr>
-                <w:rFonts w:ascii="Gentium" w:hAnsi="Gentium" w:cs="Gentium"/>
-                <w:i/>
-                <w:iCs/>
-                <w:sz w:val="28"/>
-                <w:szCs w:val="28"/>
-              </w:rPr>
               <w:fldChar w:fldCharType="end"/>
             </w:r>
           </w:p>
@@ -34927,7 +34862,7 @@
         <w:tc>
           <w:tcPr>
             <w:tcW w:w="3260" w:type="dxa"/>
-            <w:gridSpan w:val="3"/>
+            <w:gridSpan w:val="4"/>
             <w:vAlign w:val="center"/>
           </w:tcPr>
           <w:p>
@@ -35139,7 +35074,7 @@
         <w:tc>
           <w:tcPr>
             <w:tcW w:w="3260" w:type="dxa"/>
-            <w:gridSpan w:val="3"/>
+            <w:gridSpan w:val="4"/>
             <w:vAlign w:val="center"/>
           </w:tcPr>
           <w:p>
@@ -35393,7 +35328,7 @@
         <w:tc>
           <w:tcPr>
             <w:tcW w:w="3260" w:type="dxa"/>
-            <w:gridSpan w:val="3"/>
+            <w:gridSpan w:val="4"/>
             <w:vAlign w:val="center"/>
           </w:tcPr>
           <w:p>
@@ -35665,7 +35600,7 @@
         <w:tc>
           <w:tcPr>
             <w:tcW w:w="3260" w:type="dxa"/>
-            <w:gridSpan w:val="3"/>
+            <w:gridSpan w:val="4"/>
             <w:vAlign w:val="center"/>
           </w:tcPr>
           <w:p>
@@ -35844,7 +35779,7 @@
         <w:tc>
           <w:tcPr>
             <w:tcW w:w="3260" w:type="dxa"/>
-            <w:gridSpan w:val="3"/>
+            <w:gridSpan w:val="4"/>
             <w:vAlign w:val="center"/>
           </w:tcPr>
           <w:p>
@@ -36042,7 +35977,7 @@
         <w:tc>
           <w:tcPr>
             <w:tcW w:w="3260" w:type="dxa"/>
-            <w:gridSpan w:val="3"/>
+            <w:gridSpan w:val="4"/>
             <w:vAlign w:val="center"/>
           </w:tcPr>
           <w:p>
@@ -36129,10 +36064,1795 @@
                 <w:sz w:val="28"/>
                 <w:szCs w:val="28"/>
               </w:rPr>
-              <w:t>β</w:t>
+              <w:t>βυτερων</w:t>
             </w:r>
+          </w:p>
+        </w:tc>
+        <w:tc>
+          <w:tcPr>
+            <w:tcW w:w="2268" w:type="dxa"/>
+            <w:vAlign w:val="center"/>
+          </w:tcPr>
+          <w:p>
+            <w:pPr>
+              <w:widowControl w:val="0"/>
+              <w:spacing w:before="40" w:line="280" w:lineRule="exact"/>
+              <w:jc w:val="center"/>
+              <w:rPr>
+                <w:rFonts w:ascii="Gentium" w:hAnsi="Gentium" w:cs="Gentium"/>
+              </w:rPr>
+            </w:pPr>
+          </w:p>
+        </w:tc>
+        <w:tc>
+          <w:tcPr>
+            <w:tcW w:w="3503" w:type="dxa"/>
+            <w:vAlign w:val="center"/>
+          </w:tcPr>
+          <w:p>
+            <w:pPr>
+              <w:widowControl w:val="0"/>
+              <w:spacing w:before="40" w:line="280" w:lineRule="exact"/>
+              <w:jc w:val="center"/>
+              <w:rPr>
+                <w:rFonts w:ascii="Gentium" w:hAnsi="Gentium" w:cs="Gentium"/>
+                <w:color w:val="808080" w:themeColor="background1" w:themeShade="80"/>
+                <w:sz w:val="26"/>
+                <w:szCs w:val="26"/>
+              </w:rPr>
+            </w:pPr>
+            <w:r>
+              <w:rPr>
+                <w:rFonts w:ascii="Gentium" w:hAnsi="Gentium" w:cs="Gentium"/>
+                <w:color w:val="808080" w:themeColor="background1" w:themeShade="80"/>
+                <w:sz w:val="26"/>
+                <w:szCs w:val="26"/>
+              </w:rPr>
+              <w:t>The Reliques of the Elders Preserved in Irenaeus</w:t>
+            </w:r>
+          </w:p>
+        </w:tc>
+      </w:tr>
+      <w:tr>
+        <w:tc>
+          <w:tcPr>
+            <w:tcW w:w="15694" w:type="dxa"/>
+            <w:gridSpan w:val="8"/>
+          </w:tcPr>
+          <w:p>
+            <w:pPr>
+              <w:widowControl w:val="0"/>
+              <w:spacing w:before="120"/>
+              <w:jc w:val="center"/>
+              <w:rPr>
+                <w:rFonts w:ascii="Book Antiqua" w:hAnsi="Book Antiqua"/>
+                <w:b/>
+                <w:bCs/>
+              </w:rPr>
+            </w:pPr>
+            <w:r>
+              <w:rPr>
+                <w:rFonts w:ascii="Book Antiqua" w:hAnsi="Book Antiqua"/>
+                <w:b/>
+                <w:bCs/>
+              </w:rPr>
+              <w:t>E</w:t>
+            </w:r>
+            <w:r>
+              <w:rPr>
+                <w:rFonts w:ascii="Book Antiqua" w:hAnsi="Book Antiqua"/>
+                <w:b/>
+                <w:bCs/>
+              </w:rPr>
+              <w:t>th</w:t>
+            </w:r>
+            <w:r>
+              <w:rPr>
+                <w:rFonts w:ascii="Book Antiqua" w:hAnsi="Book Antiqua"/>
+                <w:b/>
+                <w:bCs/>
+              </w:rPr>
+              <w:t>iopic ‘Broad Canon’</w:t>
+            </w:r>
+          </w:p>
+        </w:tc>
+      </w:tr>
+      <w:tr>
+        <w:tc>
+          <w:tcPr>
+            <w:tcW w:w="3828" w:type="dxa"/>
+            <w:vAlign w:val="center"/>
+          </w:tcPr>
+          <w:p>
+            <w:pPr>
+              <w:widowControl w:val="0"/>
+              <w:spacing w:before="80"/>
+              <w:jc w:val="center"/>
+              <w:rPr>
+                <w:rFonts w:ascii="Book Antiqua" w:hAnsi="Book Antiqua"/>
+                <w:b/>
+                <w:bCs/>
+                <w:smallCaps/>
+                <w:color w:val="76923C" w:themeColor="accent3" w:themeShade="BF"/>
+              </w:rPr>
+            </w:pPr>
             <w:proofErr w:type="spellStart"/>
             <w:r>
+              <w:rPr>
+                <w:rFonts w:ascii="Book Antiqua" w:hAnsi="Book Antiqua"/>
+                <w:b/>
+                <w:bCs/>
+                <w:smallCaps/>
+                <w:color w:val="76923C" w:themeColor="accent3" w:themeShade="BF"/>
+              </w:rPr>
+              <w:t>Sirate</w:t>
+            </w:r>
+            <w:proofErr w:type="spellEnd"/>
+            <w:r>
+              <w:rPr>
+                <w:rFonts w:ascii="Book Antiqua" w:hAnsi="Book Antiqua"/>
+                <w:b/>
+                <w:bCs/>
+                <w:smallCaps/>
+                <w:color w:val="76923C" w:themeColor="accent3" w:themeShade="BF"/>
+              </w:rPr>
+              <w:t xml:space="preserve"> Tsion</w:t>
+            </w:r>
+          </w:p>
+        </w:tc>
+        <w:tc>
+          <w:tcPr>
+            <w:tcW w:w="4019" w:type="dxa"/>
+            <w:gridSpan w:val="3"/>
+            <w:vAlign w:val="center"/>
+          </w:tcPr>
+          <w:p>
+            <w:pPr>
+              <w:widowControl w:val="0"/>
+              <w:spacing w:before="80"/>
+              <w:jc w:val="center"/>
+              <w:rPr>
+                <w:rFonts w:ascii="Book Antiqua" w:hAnsi="Book Antiqua"/>
+                <w:b/>
+                <w:bCs/>
+              </w:rPr>
+            </w:pPr>
+          </w:p>
+        </w:tc>
+        <w:tc>
+          <w:tcPr>
+            <w:tcW w:w="4344" w:type="dxa"/>
+            <w:gridSpan w:val="3"/>
+            <w:vAlign w:val="center"/>
+          </w:tcPr>
+          <w:p>
+            <w:pPr>
+              <w:widowControl w:val="0"/>
+              <w:spacing w:before="80"/>
+              <w:jc w:val="center"/>
+              <w:rPr>
+                <w:rFonts w:ascii="Book Antiqua" w:hAnsi="Book Antiqua"/>
+                <w:b/>
+                <w:bCs/>
+              </w:rPr>
+            </w:pPr>
+          </w:p>
+        </w:tc>
+        <w:tc>
+          <w:tcPr>
+            <w:tcW w:w="3503" w:type="dxa"/>
+            <w:vAlign w:val="center"/>
+          </w:tcPr>
+          <w:p>
+            <w:pPr>
+              <w:widowControl w:val="0"/>
+              <w:spacing w:before="80"/>
+              <w:jc w:val="center"/>
+              <w:rPr>
+                <w:rFonts w:ascii="Gentium" w:hAnsi="Gentium" w:cs="Gentium"/>
+                <w:color w:val="808080" w:themeColor="background1" w:themeShade="80"/>
+                <w:sz w:val="26"/>
+                <w:szCs w:val="26"/>
+              </w:rPr>
+            </w:pPr>
+            <w:r>
+              <w:rPr>
+                <w:rFonts w:ascii="Gentium" w:hAnsi="Gentium" w:cs="Gentium"/>
+                <w:color w:val="808080" w:themeColor="background1" w:themeShade="80"/>
+                <w:sz w:val="26"/>
+                <w:szCs w:val="26"/>
+              </w:rPr>
+              <w:t>The Book of Order</w:t>
+            </w:r>
+          </w:p>
+        </w:tc>
+      </w:tr>
+      <w:tr>
+        <w:tc>
+          <w:tcPr>
+            <w:tcW w:w="3828" w:type="dxa"/>
+            <w:vAlign w:val="center"/>
+          </w:tcPr>
+          <w:p>
+            <w:pPr>
+              <w:widowControl w:val="0"/>
+              <w:spacing w:before="40"/>
+              <w:jc w:val="center"/>
+              <w:rPr>
+                <w:rFonts w:ascii="Book Antiqua" w:hAnsi="Book Antiqua"/>
+                <w:b/>
+                <w:bCs/>
+                <w:smallCaps/>
+                <w:color w:val="76923C" w:themeColor="accent3" w:themeShade="BF"/>
+              </w:rPr>
+            </w:pPr>
+            <w:proofErr w:type="spellStart"/>
+            <w:r>
+              <w:rPr>
+                <w:rFonts w:ascii="Book Antiqua" w:hAnsi="Book Antiqua"/>
+                <w:b/>
+                <w:bCs/>
+                <w:smallCaps/>
+                <w:color w:val="76923C" w:themeColor="accent3" w:themeShade="BF"/>
+              </w:rPr>
+              <w:t>Tizaz</w:t>
+            </w:r>
+            <w:proofErr w:type="spellEnd"/>
+          </w:p>
+        </w:tc>
+        <w:tc>
+          <w:tcPr>
+            <w:tcW w:w="4019" w:type="dxa"/>
+            <w:gridSpan w:val="3"/>
+            <w:vAlign w:val="center"/>
+          </w:tcPr>
+          <w:p>
+            <w:pPr>
+              <w:widowControl w:val="0"/>
+              <w:spacing w:before="40"/>
+              <w:jc w:val="center"/>
+              <w:rPr>
+                <w:rFonts w:ascii="Book Antiqua" w:hAnsi="Book Antiqua"/>
+                <w:b/>
+                <w:bCs/>
+              </w:rPr>
+            </w:pPr>
+          </w:p>
+        </w:tc>
+        <w:tc>
+          <w:tcPr>
+            <w:tcW w:w="4344" w:type="dxa"/>
+            <w:gridSpan w:val="3"/>
+            <w:vAlign w:val="center"/>
+          </w:tcPr>
+          <w:p>
+            <w:pPr>
+              <w:widowControl w:val="0"/>
+              <w:spacing w:before="40"/>
+              <w:jc w:val="center"/>
+              <w:rPr>
+                <w:rFonts w:ascii="Book Antiqua" w:hAnsi="Book Antiqua"/>
+                <w:b/>
+                <w:bCs/>
+              </w:rPr>
+            </w:pPr>
+          </w:p>
+        </w:tc>
+        <w:tc>
+          <w:tcPr>
+            <w:tcW w:w="3503" w:type="dxa"/>
+            <w:vAlign w:val="center"/>
+          </w:tcPr>
+          <w:p>
+            <w:pPr>
+              <w:widowControl w:val="0"/>
+              <w:spacing w:before="40"/>
+              <w:jc w:val="center"/>
+              <w:rPr>
+                <w:rFonts w:ascii="Gentium" w:hAnsi="Gentium" w:cs="Gentium"/>
+                <w:color w:val="808080" w:themeColor="background1" w:themeShade="80"/>
+                <w:sz w:val="26"/>
+                <w:szCs w:val="26"/>
+              </w:rPr>
+            </w:pPr>
+            <w:r>
+              <w:rPr>
+                <w:rFonts w:ascii="Gentium" w:hAnsi="Gentium" w:cs="Gentium"/>
+                <w:color w:val="808080" w:themeColor="background1" w:themeShade="80"/>
+                <w:sz w:val="26"/>
+                <w:szCs w:val="26"/>
+              </w:rPr>
+              <w:t>The Book of Herald</w:t>
+            </w:r>
+          </w:p>
+        </w:tc>
+      </w:tr>
+      <w:tr>
+        <w:tc>
+          <w:tcPr>
+            <w:tcW w:w="3828" w:type="dxa"/>
+            <w:vAlign w:val="center"/>
+          </w:tcPr>
+          <w:p>
+            <w:pPr>
+              <w:widowControl w:val="0"/>
+              <w:spacing w:before="40"/>
+              <w:jc w:val="center"/>
+              <w:rPr>
+                <w:rFonts w:ascii="Book Antiqua" w:hAnsi="Book Antiqua"/>
+                <w:b/>
+                <w:bCs/>
+                <w:smallCaps/>
+                <w:color w:val="76923C" w:themeColor="accent3" w:themeShade="BF"/>
+              </w:rPr>
+            </w:pPr>
+            <w:proofErr w:type="spellStart"/>
+            <w:r>
+              <w:rPr>
+                <w:rFonts w:ascii="Book Antiqua" w:hAnsi="Book Antiqua"/>
+                <w:b/>
+                <w:bCs/>
+                <w:smallCaps/>
+                <w:color w:val="76923C" w:themeColor="accent3" w:themeShade="BF"/>
+              </w:rPr>
+              <w:t>Gitsew</w:t>
+            </w:r>
+            <w:proofErr w:type="spellEnd"/>
+          </w:p>
+        </w:tc>
+        <w:tc>
+          <w:tcPr>
+            <w:tcW w:w="4019" w:type="dxa"/>
+            <w:gridSpan w:val="3"/>
+            <w:vAlign w:val="center"/>
+          </w:tcPr>
+          <w:p>
+            <w:pPr>
+              <w:widowControl w:val="0"/>
+              <w:spacing w:before="40"/>
+              <w:jc w:val="center"/>
+              <w:rPr>
+                <w:rFonts w:ascii="Book Antiqua" w:hAnsi="Book Antiqua"/>
+                <w:b/>
+                <w:bCs/>
+              </w:rPr>
+            </w:pPr>
+          </w:p>
+        </w:tc>
+        <w:tc>
+          <w:tcPr>
+            <w:tcW w:w="4344" w:type="dxa"/>
+            <w:gridSpan w:val="3"/>
+            <w:vAlign w:val="center"/>
+          </w:tcPr>
+          <w:p>
+            <w:pPr>
+              <w:widowControl w:val="0"/>
+              <w:spacing w:before="40"/>
+              <w:jc w:val="center"/>
+              <w:rPr>
+                <w:rFonts w:ascii="Book Antiqua" w:hAnsi="Book Antiqua"/>
+                <w:b/>
+                <w:bCs/>
+              </w:rPr>
+            </w:pPr>
+          </w:p>
+        </w:tc>
+        <w:tc>
+          <w:tcPr>
+            <w:tcW w:w="3503" w:type="dxa"/>
+            <w:vAlign w:val="center"/>
+          </w:tcPr>
+          <w:p>
+            <w:pPr>
+              <w:widowControl w:val="0"/>
+              <w:spacing w:before="40"/>
+              <w:jc w:val="center"/>
+              <w:rPr>
+                <w:rFonts w:ascii="Gentium" w:hAnsi="Gentium" w:cs="Gentium"/>
+                <w:color w:val="808080" w:themeColor="background1" w:themeShade="80"/>
+                <w:sz w:val="26"/>
+                <w:szCs w:val="26"/>
+              </w:rPr>
+            </w:pPr>
+            <w:r>
+              <w:rPr>
+                <w:rFonts w:ascii="Gentium" w:hAnsi="Gentium" w:cs="Gentium"/>
+                <w:color w:val="808080" w:themeColor="background1" w:themeShade="80"/>
+                <w:sz w:val="26"/>
+                <w:szCs w:val="26"/>
+              </w:rPr>
+              <w:t>The Apostolic Canons</w:t>
+            </w:r>
+          </w:p>
+        </w:tc>
+      </w:tr>
+      <w:tr>
+        <w:tc>
+          <w:tcPr>
+            <w:tcW w:w="3828" w:type="dxa"/>
+            <w:vAlign w:val="center"/>
+          </w:tcPr>
+          <w:p>
+            <w:pPr>
+              <w:widowControl w:val="0"/>
+              <w:spacing w:before="40"/>
+              <w:jc w:val="center"/>
+              <w:rPr>
+                <w:rFonts w:ascii="Book Antiqua" w:hAnsi="Book Antiqua"/>
+                <w:b/>
+                <w:bCs/>
+                <w:smallCaps/>
+                <w:color w:val="76923C" w:themeColor="accent3" w:themeShade="BF"/>
+              </w:rPr>
+            </w:pPr>
+            <w:proofErr w:type="spellStart"/>
+            <w:r>
+              <w:rPr>
+                <w:rFonts w:ascii="Book Antiqua" w:hAnsi="Book Antiqua"/>
+                <w:b/>
+                <w:bCs/>
+                <w:smallCaps/>
+                <w:color w:val="76923C" w:themeColor="accent3" w:themeShade="BF"/>
+              </w:rPr>
+              <w:t>Abtilis</w:t>
+            </w:r>
+            <w:proofErr w:type="spellEnd"/>
+          </w:p>
+        </w:tc>
+        <w:tc>
+          <w:tcPr>
+            <w:tcW w:w="4019" w:type="dxa"/>
+            <w:gridSpan w:val="3"/>
+            <w:vAlign w:val="center"/>
+          </w:tcPr>
+          <w:p>
+            <w:pPr>
+              <w:widowControl w:val="0"/>
+              <w:spacing w:before="40"/>
+              <w:jc w:val="center"/>
+              <w:rPr>
+                <w:rFonts w:ascii="Book Antiqua" w:hAnsi="Book Antiqua"/>
+                <w:b/>
+                <w:bCs/>
+              </w:rPr>
+            </w:pPr>
+          </w:p>
+        </w:tc>
+        <w:tc>
+          <w:tcPr>
+            <w:tcW w:w="4344" w:type="dxa"/>
+            <w:gridSpan w:val="3"/>
+            <w:vAlign w:val="center"/>
+          </w:tcPr>
+          <w:p>
+            <w:pPr>
+              <w:widowControl w:val="0"/>
+              <w:spacing w:before="40"/>
+              <w:jc w:val="center"/>
+              <w:rPr>
+                <w:rFonts w:ascii="Book Antiqua" w:hAnsi="Book Antiqua"/>
+                <w:b/>
+                <w:bCs/>
+              </w:rPr>
+            </w:pPr>
+          </w:p>
+        </w:tc>
+        <w:tc>
+          <w:tcPr>
+            <w:tcW w:w="3503" w:type="dxa"/>
+            <w:vAlign w:val="center"/>
+          </w:tcPr>
+          <w:p>
+            <w:pPr>
+              <w:widowControl w:val="0"/>
+              <w:spacing w:before="40"/>
+              <w:jc w:val="center"/>
+              <w:rPr>
+                <w:rFonts w:ascii="Book Antiqua" w:hAnsi="Book Antiqua"/>
+                <w:b/>
+                <w:bCs/>
+              </w:rPr>
+            </w:pPr>
+          </w:p>
+        </w:tc>
+      </w:tr>
+      <w:tr>
+        <w:tc>
+          <w:tcPr>
+            <w:tcW w:w="3828" w:type="dxa"/>
+            <w:vAlign w:val="center"/>
+          </w:tcPr>
+          <w:p>
+            <w:pPr>
+              <w:widowControl w:val="0"/>
+              <w:spacing w:before="40"/>
+              <w:jc w:val="center"/>
+              <w:rPr>
+                <w:rFonts w:ascii="Book Antiqua" w:hAnsi="Book Antiqua"/>
+                <w:b/>
+                <w:bCs/>
+                <w:smallCaps/>
+                <w:color w:val="76923C" w:themeColor="accent3" w:themeShade="BF"/>
+              </w:rPr>
+            </w:pPr>
+            <w:r>
+              <w:rPr>
+                <w:rFonts w:ascii="Book Antiqua" w:hAnsi="Book Antiqua"/>
+                <w:b/>
+                <w:bCs/>
+                <w:smallCaps/>
+                <w:color w:val="76923C" w:themeColor="accent3" w:themeShade="BF"/>
+              </w:rPr>
+              <w:t>The 1</w:t>
+            </w:r>
+            <w:r>
+              <w:rPr>
+                <w:rFonts w:ascii="Book Antiqua" w:hAnsi="Book Antiqua"/>
+                <w:b/>
+                <w:bCs/>
+                <w:smallCaps/>
+                <w:color w:val="76923C" w:themeColor="accent3" w:themeShade="BF"/>
+                <w:vertAlign w:val="superscript"/>
+              </w:rPr>
+              <w:t>st</w:t>
+            </w:r>
+            <w:r>
+              <w:rPr>
+                <w:rFonts w:ascii="Book Antiqua" w:hAnsi="Book Antiqua"/>
+                <w:b/>
+                <w:bCs/>
+                <w:smallCaps/>
+                <w:color w:val="76923C" w:themeColor="accent3" w:themeShade="BF"/>
+              </w:rPr>
+              <w:t xml:space="preserve"> Book of Dominos</w:t>
+            </w:r>
+          </w:p>
+        </w:tc>
+        <w:tc>
+          <w:tcPr>
+            <w:tcW w:w="4019" w:type="dxa"/>
+            <w:gridSpan w:val="3"/>
+            <w:vAlign w:val="center"/>
+          </w:tcPr>
+          <w:p>
+            <w:pPr>
+              <w:widowControl w:val="0"/>
+              <w:spacing w:before="40"/>
+              <w:jc w:val="center"/>
+              <w:rPr>
+                <w:rFonts w:ascii="Book Antiqua" w:hAnsi="Book Antiqua"/>
+                <w:b/>
+                <w:bCs/>
+              </w:rPr>
+            </w:pPr>
+          </w:p>
+        </w:tc>
+        <w:tc>
+          <w:tcPr>
+            <w:tcW w:w="4344" w:type="dxa"/>
+            <w:gridSpan w:val="3"/>
+            <w:vAlign w:val="center"/>
+          </w:tcPr>
+          <w:p>
+            <w:pPr>
+              <w:widowControl w:val="0"/>
+              <w:spacing w:before="40"/>
+              <w:jc w:val="center"/>
+              <w:rPr>
+                <w:rFonts w:ascii="Book Antiqua" w:hAnsi="Book Antiqua"/>
+                <w:b/>
+                <w:bCs/>
+              </w:rPr>
+            </w:pPr>
+          </w:p>
+        </w:tc>
+        <w:tc>
+          <w:tcPr>
+            <w:tcW w:w="3503" w:type="dxa"/>
+            <w:vAlign w:val="center"/>
+          </w:tcPr>
+          <w:p>
+            <w:pPr>
+              <w:widowControl w:val="0"/>
+              <w:spacing w:before="40"/>
+              <w:jc w:val="center"/>
+              <w:rPr>
+                <w:rFonts w:ascii="Book Antiqua" w:hAnsi="Book Antiqua"/>
+                <w:b/>
+                <w:bCs/>
+              </w:rPr>
+            </w:pPr>
+          </w:p>
+        </w:tc>
+      </w:tr>
+      <w:tr>
+        <w:tc>
+          <w:tcPr>
+            <w:tcW w:w="3828" w:type="dxa"/>
+            <w:vAlign w:val="center"/>
+          </w:tcPr>
+          <w:p>
+            <w:pPr>
+              <w:widowControl w:val="0"/>
+              <w:spacing w:before="40"/>
+              <w:jc w:val="center"/>
+              <w:rPr>
+                <w:rFonts w:ascii="Book Antiqua" w:hAnsi="Book Antiqua"/>
+                <w:b/>
+                <w:bCs/>
+                <w:smallCaps/>
+                <w:color w:val="76923C" w:themeColor="accent3" w:themeShade="BF"/>
+              </w:rPr>
+            </w:pPr>
+            <w:r>
+              <w:rPr>
+                <w:rFonts w:ascii="Book Antiqua" w:hAnsi="Book Antiqua"/>
+                <w:b/>
+                <w:bCs/>
+                <w:smallCaps/>
+                <w:color w:val="76923C" w:themeColor="accent3" w:themeShade="BF"/>
+              </w:rPr>
+              <w:t>The 2</w:t>
+            </w:r>
+            <w:r>
+              <w:rPr>
+                <w:rFonts w:ascii="Book Antiqua" w:hAnsi="Book Antiqua"/>
+                <w:b/>
+                <w:bCs/>
+                <w:smallCaps/>
+                <w:color w:val="76923C" w:themeColor="accent3" w:themeShade="BF"/>
+                <w:vertAlign w:val="superscript"/>
+              </w:rPr>
+              <w:t>nd</w:t>
+            </w:r>
+            <w:r>
+              <w:rPr>
+                <w:rFonts w:ascii="Book Antiqua" w:hAnsi="Book Antiqua"/>
+                <w:b/>
+                <w:bCs/>
+                <w:smallCaps/>
+                <w:color w:val="76923C" w:themeColor="accent3" w:themeShade="BF"/>
+              </w:rPr>
+              <w:t xml:space="preserve"> Book of Dominos</w:t>
+            </w:r>
+          </w:p>
+        </w:tc>
+        <w:tc>
+          <w:tcPr>
+            <w:tcW w:w="4019" w:type="dxa"/>
+            <w:gridSpan w:val="3"/>
+            <w:vAlign w:val="center"/>
+          </w:tcPr>
+          <w:p>
+            <w:pPr>
+              <w:widowControl w:val="0"/>
+              <w:spacing w:before="40"/>
+              <w:jc w:val="center"/>
+              <w:rPr>
+                <w:rFonts w:ascii="Book Antiqua" w:hAnsi="Book Antiqua"/>
+                <w:b/>
+                <w:bCs/>
+              </w:rPr>
+            </w:pPr>
+          </w:p>
+        </w:tc>
+        <w:tc>
+          <w:tcPr>
+            <w:tcW w:w="4344" w:type="dxa"/>
+            <w:gridSpan w:val="3"/>
+            <w:vAlign w:val="center"/>
+          </w:tcPr>
+          <w:p>
+            <w:pPr>
+              <w:widowControl w:val="0"/>
+              <w:spacing w:before="40"/>
+              <w:jc w:val="center"/>
+              <w:rPr>
+                <w:rFonts w:ascii="Book Antiqua" w:hAnsi="Book Antiqua"/>
+                <w:b/>
+                <w:bCs/>
+              </w:rPr>
+            </w:pPr>
+          </w:p>
+        </w:tc>
+        <w:tc>
+          <w:tcPr>
+            <w:tcW w:w="3503" w:type="dxa"/>
+            <w:vAlign w:val="center"/>
+          </w:tcPr>
+          <w:p>
+            <w:pPr>
+              <w:widowControl w:val="0"/>
+              <w:spacing w:before="40"/>
+              <w:jc w:val="center"/>
+              <w:rPr>
+                <w:rFonts w:ascii="Book Antiqua" w:hAnsi="Book Antiqua"/>
+                <w:b/>
+                <w:bCs/>
+              </w:rPr>
+            </w:pPr>
+          </w:p>
+        </w:tc>
+      </w:tr>
+      <w:tr>
+        <w:tc>
+          <w:tcPr>
+            <w:tcW w:w="3828" w:type="dxa"/>
+            <w:vAlign w:val="center"/>
+          </w:tcPr>
+          <w:p>
+            <w:pPr>
+              <w:widowControl w:val="0"/>
+              <w:spacing w:before="40"/>
+              <w:jc w:val="center"/>
+              <w:rPr>
+                <w:rFonts w:ascii="Book Antiqua" w:hAnsi="Book Antiqua"/>
+                <w:b/>
+                <w:bCs/>
+                <w:smallCaps/>
+                <w:color w:val="76923C" w:themeColor="accent3" w:themeShade="BF"/>
+              </w:rPr>
+            </w:pPr>
+            <w:r>
+              <w:rPr>
+                <w:rFonts w:ascii="Book Antiqua" w:hAnsi="Book Antiqua"/>
+                <w:b/>
+                <w:bCs/>
+                <w:smallCaps/>
+                <w:color w:val="76923C" w:themeColor="accent3" w:themeShade="BF"/>
+              </w:rPr>
+              <w:t>The Book of Clement</w:t>
+            </w:r>
+          </w:p>
+        </w:tc>
+        <w:tc>
+          <w:tcPr>
+            <w:tcW w:w="4019" w:type="dxa"/>
+            <w:gridSpan w:val="3"/>
+            <w:vAlign w:val="center"/>
+          </w:tcPr>
+          <w:p>
+            <w:pPr>
+              <w:widowControl w:val="0"/>
+              <w:spacing w:before="40"/>
+              <w:jc w:val="center"/>
+              <w:rPr>
+                <w:rFonts w:ascii="Book Antiqua" w:hAnsi="Book Antiqua"/>
+                <w:b/>
+                <w:bCs/>
+              </w:rPr>
+            </w:pPr>
+          </w:p>
+        </w:tc>
+        <w:tc>
+          <w:tcPr>
+            <w:tcW w:w="4344" w:type="dxa"/>
+            <w:gridSpan w:val="3"/>
+            <w:vAlign w:val="center"/>
+          </w:tcPr>
+          <w:p>
+            <w:pPr>
+              <w:widowControl w:val="0"/>
+              <w:spacing w:before="40"/>
+              <w:jc w:val="center"/>
+              <w:rPr>
+                <w:rFonts w:ascii="Book Antiqua" w:hAnsi="Book Antiqua"/>
+                <w:b/>
+                <w:bCs/>
+              </w:rPr>
+            </w:pPr>
+          </w:p>
+        </w:tc>
+        <w:tc>
+          <w:tcPr>
+            <w:tcW w:w="3503" w:type="dxa"/>
+            <w:vAlign w:val="center"/>
+          </w:tcPr>
+          <w:p>
+            <w:pPr>
+              <w:widowControl w:val="0"/>
+              <w:spacing w:before="40"/>
+              <w:jc w:val="center"/>
+              <w:rPr>
+                <w:rFonts w:ascii="Book Antiqua" w:hAnsi="Book Antiqua"/>
+                <w:b/>
+                <w:bCs/>
+              </w:rPr>
+            </w:pPr>
+          </w:p>
+        </w:tc>
+      </w:tr>
+      <w:tr>
+        <w:tc>
+          <w:tcPr>
+            <w:tcW w:w="3828" w:type="dxa"/>
+            <w:vAlign w:val="center"/>
+          </w:tcPr>
+          <w:p>
+            <w:pPr>
+              <w:widowControl w:val="0"/>
+              <w:spacing w:before="40"/>
+              <w:jc w:val="center"/>
+              <w:rPr>
+                <w:rFonts w:ascii="Book Antiqua" w:hAnsi="Book Antiqua"/>
+                <w:b/>
+                <w:bCs/>
+                <w:smallCaps/>
+                <w:color w:val="76923C" w:themeColor="accent3" w:themeShade="BF"/>
+              </w:rPr>
+            </w:pPr>
+            <w:r>
+              <w:rPr>
+                <w:rFonts w:ascii="Book Antiqua" w:hAnsi="Book Antiqua"/>
+                <w:b/>
+                <w:bCs/>
+                <w:smallCaps/>
+                <w:color w:val="76923C" w:themeColor="accent3" w:themeShade="BF"/>
+              </w:rPr>
+              <w:t>Didascalia</w:t>
+            </w:r>
+          </w:p>
+        </w:tc>
+        <w:tc>
+          <w:tcPr>
+            <w:tcW w:w="4019" w:type="dxa"/>
+            <w:gridSpan w:val="3"/>
+            <w:vAlign w:val="center"/>
+          </w:tcPr>
+          <w:p>
+            <w:pPr>
+              <w:widowControl w:val="0"/>
+              <w:spacing w:before="40"/>
+              <w:jc w:val="center"/>
+              <w:rPr>
+                <w:rFonts w:ascii="Book Antiqua" w:hAnsi="Book Antiqua"/>
+                <w:b/>
+                <w:bCs/>
+              </w:rPr>
+            </w:pPr>
+          </w:p>
+        </w:tc>
+        <w:tc>
+          <w:tcPr>
+            <w:tcW w:w="4344" w:type="dxa"/>
+            <w:gridSpan w:val="3"/>
+            <w:vAlign w:val="center"/>
+          </w:tcPr>
+          <w:p>
+            <w:pPr>
+              <w:widowControl w:val="0"/>
+              <w:spacing w:before="40"/>
+              <w:jc w:val="center"/>
+              <w:rPr>
+                <w:rFonts w:ascii="Book Antiqua" w:hAnsi="Book Antiqua"/>
+                <w:b/>
+                <w:bCs/>
+              </w:rPr>
+            </w:pPr>
+            <w:r>
+              <w:rPr>
+                <w:rFonts w:ascii="Gentium" w:hAnsi="Gentium" w:cs="Gentium"/>
+                <w:i/>
+                <w:iCs/>
+                <w:color w:val="E36C0A" w:themeColor="accent6" w:themeShade="BF"/>
+              </w:rPr>
+              <w:t>Syriac</w:t>
+            </w:r>
+            <w:r>
+              <w:rPr>
+                <w:rFonts w:ascii="Gentium" w:hAnsi="Gentium" w:cs="Gentium"/>
+                <w:i/>
+                <w:iCs/>
+                <w:color w:val="E36C0A" w:themeColor="accent6" w:themeShade="BF"/>
+              </w:rPr>
+              <w:t xml:space="preserve"> Text</w:t>
+            </w:r>
+          </w:p>
+        </w:tc>
+        <w:tc>
+          <w:tcPr>
+            <w:tcW w:w="3503" w:type="dxa"/>
+            <w:vAlign w:val="center"/>
+          </w:tcPr>
+          <w:p>
+            <w:pPr>
+              <w:widowControl w:val="0"/>
+              <w:spacing w:before="40"/>
+              <w:jc w:val="center"/>
+              <w:rPr>
+                <w:rFonts w:ascii="Gentium" w:hAnsi="Gentium" w:cs="Gentium"/>
+                <w:color w:val="808080" w:themeColor="background1" w:themeShade="80"/>
+                <w:sz w:val="26"/>
+                <w:szCs w:val="26"/>
+              </w:rPr>
+            </w:pPr>
+            <w:hyperlink r:id="rId740" w:tooltip="Translation from the Syriac" w:history="1">
+              <w:r>
+                <w:rPr>
+                  <w:rStyle w:val="Hyperlink"/>
+                  <w:rFonts w:ascii="Gentium" w:hAnsi="Gentium" w:cs="Gentium"/>
+                  <w:color w:val="808080" w:themeColor="background1" w:themeShade="80"/>
+                  <w:sz w:val="26"/>
+                  <w:szCs w:val="26"/>
+                </w:rPr>
+                <w:t>The Catholic Didascalia</w:t>
+              </w:r>
+              <w:r>
+                <w:rPr>
+                  <w:rStyle w:val="Hyperlink"/>
+                  <w:rFonts w:ascii="Gentium" w:hAnsi="Gentium" w:cs="Gentium"/>
+                  <w:color w:val="808080" w:themeColor="background1" w:themeShade="80"/>
+                  <w:sz w:val="26"/>
+                  <w:szCs w:val="26"/>
+                </w:rPr>
+                <w:br/>
+              </w:r>
+              <w:r>
+                <w:rPr>
+                  <w:rStyle w:val="Hyperlink"/>
+                  <w:rFonts w:ascii="Gentium" w:hAnsi="Gentium" w:cs="Gentium"/>
+                  <w:i/>
+                  <w:iCs/>
+                  <w:color w:val="808080" w:themeColor="background1" w:themeShade="80"/>
+                  <w:sz w:val="22"/>
+                  <w:szCs w:val="22"/>
+                </w:rPr>
+                <w:t>(R. Hugh Connol</w:t>
+              </w:r>
+              <w:r>
+                <w:rPr>
+                  <w:rStyle w:val="Hyperlink"/>
+                  <w:rFonts w:ascii="Gentium" w:hAnsi="Gentium" w:cs="Gentium"/>
+                  <w:i/>
+                  <w:iCs/>
+                  <w:color w:val="808080" w:themeColor="background1" w:themeShade="80"/>
+                  <w:sz w:val="22"/>
+                  <w:szCs w:val="22"/>
+                </w:rPr>
+                <w:t>l</w:t>
+              </w:r>
+              <w:r>
+                <w:rPr>
+                  <w:rStyle w:val="Hyperlink"/>
+                  <w:rFonts w:ascii="Gentium" w:hAnsi="Gentium" w:cs="Gentium"/>
+                  <w:i/>
+                  <w:iCs/>
+                  <w:color w:val="808080" w:themeColor="background1" w:themeShade="80"/>
+                  <w:sz w:val="22"/>
+                  <w:szCs w:val="22"/>
+                </w:rPr>
+                <w:t>y, 1929)</w:t>
+              </w:r>
+            </w:hyperlink>
+          </w:p>
+        </w:tc>
+      </w:tr>
+      <w:tr>
+        <w:tc>
+          <w:tcPr>
+            <w:tcW w:w="15694" w:type="dxa"/>
+            <w:gridSpan w:val="8"/>
+          </w:tcPr>
+          <w:p>
+            <w:pPr>
+              <w:widowControl w:val="0"/>
+              <w:spacing w:before="120"/>
+              <w:jc w:val="center"/>
+              <w:rPr>
+                <w:rFonts w:ascii="Book Antiqua" w:hAnsi="Book Antiqua"/>
+                <w:b/>
+                <w:bCs/>
+              </w:rPr>
+            </w:pPr>
+            <w:r>
+              <w:rPr>
+                <w:rFonts w:ascii="Book Antiqua" w:hAnsi="Book Antiqua"/>
+                <w:b/>
+                <w:bCs/>
+              </w:rPr>
+              <w:t xml:space="preserve">Apocryphal </w:t>
+            </w:r>
+            <w:r>
+              <w:rPr>
+                <w:rFonts w:ascii="Book Antiqua" w:hAnsi="Book Antiqua"/>
+                <w:b/>
+                <w:bCs/>
+              </w:rPr>
+              <w:t>(</w:t>
+            </w:r>
+            <w:r>
+              <w:rPr>
+                <w:rFonts w:ascii="Book Antiqua" w:hAnsi="Book Antiqua"/>
+                <w:b/>
+                <w:bCs/>
+                <w:i/>
+                <w:iCs/>
+              </w:rPr>
+              <w:t>and Gnostic</w:t>
+            </w:r>
+            <w:r>
+              <w:rPr>
+                <w:rFonts w:ascii="Book Antiqua" w:hAnsi="Book Antiqua"/>
+                <w:b/>
+                <w:bCs/>
+              </w:rPr>
+              <w:t xml:space="preserve">) </w:t>
+            </w:r>
+            <w:r>
+              <w:rPr>
+                <w:rFonts w:ascii="Book Antiqua" w:hAnsi="Book Antiqua"/>
+                <w:b/>
+                <w:bCs/>
+              </w:rPr>
+              <w:t>Revelations</w:t>
+            </w:r>
+            <w:r>
+              <w:rPr>
+                <w:rFonts w:ascii="Book Antiqua" w:hAnsi="Book Antiqua"/>
+                <w:b/>
+                <w:bCs/>
+              </w:rPr>
+              <w:t xml:space="preserve"> </w:t>
+            </w:r>
+            <w:r>
+              <w:rPr>
+                <w:rFonts w:ascii="Book Antiqua" w:hAnsi="Book Antiqua"/>
+                <w:b/>
+                <w:bCs/>
+              </w:rPr>
+              <w:t>and</w:t>
+            </w:r>
+            <w:r>
+              <w:rPr>
+                <w:rFonts w:ascii="Book Antiqua" w:hAnsi="Book Antiqua"/>
+                <w:b/>
+                <w:bCs/>
+              </w:rPr>
+              <w:t xml:space="preserve"> Acts</w:t>
+            </w:r>
+          </w:p>
+        </w:tc>
+      </w:tr>
+      <w:tr>
+        <w:tc>
+          <w:tcPr>
+            <w:tcW w:w="3828" w:type="dxa"/>
+            <w:vAlign w:val="center"/>
+          </w:tcPr>
+          <w:p>
+            <w:pPr>
+              <w:spacing w:before="40" w:line="300" w:lineRule="exact"/>
+              <w:jc w:val="center"/>
+              <w:rPr>
+                <w:rFonts w:ascii="Book Antiqua" w:hAnsi="Book Antiqua"/>
+                <w:b/>
+                <w:bCs/>
+                <w:smallCaps/>
+                <w:color w:val="E36C0A" w:themeColor="accent6" w:themeShade="BF"/>
+              </w:rPr>
+            </w:pPr>
+            <w:r>
+              <w:rPr>
+                <w:rFonts w:ascii="Book Antiqua" w:hAnsi="Book Antiqua"/>
+                <w:b/>
+                <w:bCs/>
+                <w:smallCaps/>
+                <w:color w:val="808080" w:themeColor="background1" w:themeShade="80"/>
+              </w:rPr>
+              <w:t xml:space="preserve">The </w:t>
+            </w:r>
+            <w:r>
+              <w:rPr>
+                <w:rFonts w:ascii="Book Antiqua" w:hAnsi="Book Antiqua"/>
+                <w:b/>
+                <w:bCs/>
+                <w:smallCaps/>
+                <w:color w:val="808080" w:themeColor="background1" w:themeShade="80"/>
+              </w:rPr>
+              <w:t>Revelation to</w:t>
+            </w:r>
+            <w:r>
+              <w:rPr>
+                <w:rFonts w:ascii="Book Antiqua" w:hAnsi="Book Antiqua"/>
+                <w:b/>
+                <w:bCs/>
+                <w:smallCaps/>
+                <w:color w:val="808080" w:themeColor="background1" w:themeShade="80"/>
+              </w:rPr>
+              <w:t xml:space="preserve"> Peter</w:t>
+            </w:r>
+          </w:p>
+        </w:tc>
+        <w:tc>
+          <w:tcPr>
+            <w:tcW w:w="2835" w:type="dxa"/>
+            <w:vAlign w:val="center"/>
+          </w:tcPr>
+          <w:p>
+            <w:pPr>
+              <w:spacing w:before="40" w:line="260" w:lineRule="exact"/>
+              <w:jc w:val="center"/>
+              <w:rPr>
+                <w:rFonts w:ascii="Gentium" w:hAnsi="Gentium" w:cs="Gentium"/>
+                <w:i/>
+                <w:iCs/>
+                <w:smallCaps/>
+                <w:color w:val="800000"/>
+              </w:rPr>
+            </w:pPr>
+            <w:hyperlink r:id="rId741" w:tooltip="Transcription of the Greek Text" w:history="1">
+              <w:r>
+                <w:rPr>
+                  <w:rStyle w:val="Hyperlink"/>
+                  <w:rFonts w:ascii="Gentium" w:hAnsi="Gentium" w:cs="Gentium"/>
+                  <w:i/>
+                  <w:iCs/>
+                  <w:sz w:val="28"/>
+                  <w:szCs w:val="28"/>
+                </w:rPr>
+                <w:t>Ἀπ</w:t>
+              </w:r>
+              <w:proofErr w:type="spellStart"/>
+              <w:r>
+                <w:rPr>
+                  <w:rStyle w:val="Hyperlink"/>
+                  <w:rFonts w:ascii="Gentium" w:hAnsi="Gentium" w:cs="Gentium"/>
+                  <w:i/>
+                  <w:iCs/>
+                  <w:sz w:val="28"/>
+                  <w:szCs w:val="28"/>
+                </w:rPr>
+                <w:t>οκάλυψης</w:t>
+              </w:r>
+              <w:proofErr w:type="spellEnd"/>
+              <w:r>
+                <w:rPr>
+                  <w:rStyle w:val="Hyperlink"/>
+                  <w:rFonts w:ascii="Gentium" w:hAnsi="Gentium" w:cs="Gentium"/>
+                  <w:i/>
+                  <w:iCs/>
+                  <w:sz w:val="28"/>
+                  <w:szCs w:val="28"/>
+                </w:rPr>
+                <w:t xml:space="preserve"> </w:t>
+              </w:r>
+              <w:proofErr w:type="spellStart"/>
+              <w:r>
+                <w:rPr>
+                  <w:rStyle w:val="Hyperlink"/>
+                  <w:rFonts w:ascii="Gentium" w:hAnsi="Gentium" w:cs="Gentium"/>
+                  <w:i/>
+                  <w:iCs/>
+                  <w:sz w:val="28"/>
+                  <w:szCs w:val="28"/>
+                </w:rPr>
+                <w:t>Πέτρου</w:t>
+              </w:r>
+              <w:proofErr w:type="spellEnd"/>
+              <w:r>
+                <w:rPr>
+                  <w:rStyle w:val="Hyperlink"/>
+                  <w:rFonts w:ascii="Gentium" w:hAnsi="Gentium" w:cs="Gentium"/>
+                  <w:i/>
+                  <w:iCs/>
+                  <w:smallCaps/>
+                </w:rPr>
+                <w:t xml:space="preserve"> </w:t>
+              </w:r>
+              <w:r>
+                <w:rPr>
+                  <w:rStyle w:val="Hyperlink"/>
+                  <w:rFonts w:ascii="Gentium" w:hAnsi="Gentium" w:cs="Gentium"/>
+                  <w:i/>
+                  <w:iCs/>
+                  <w:smallCaps/>
+                </w:rPr>
+                <w:br/>
+                <w:t>(Akhmim Fragment)</w:t>
+              </w:r>
+            </w:hyperlink>
+          </w:p>
+        </w:tc>
+        <w:tc>
+          <w:tcPr>
+            <w:tcW w:w="2976" w:type="dxa"/>
+            <w:gridSpan w:val="3"/>
+            <w:vAlign w:val="center"/>
+          </w:tcPr>
+          <w:p>
+            <w:pPr>
+              <w:spacing w:before="40" w:line="260" w:lineRule="exact"/>
+              <w:jc w:val="center"/>
+              <w:rPr>
+                <w:rFonts w:ascii="Gentium" w:hAnsi="Gentium" w:cs="Gentium"/>
+                <w:i/>
+                <w:iCs/>
+                <w:smallCaps/>
+                <w:color w:val="800000"/>
+              </w:rPr>
+            </w:pPr>
+            <w:r>
+              <w:fldChar w:fldCharType="begin"/>
+            </w:r>
+            <w:r>
+              <w:instrText>HYPERLINK "Snnn-Raa/S401-RPt.docx" \o "No Extant Latin MS"</w:instrText>
+            </w:r>
+            <w:r>
+              <w:fldChar w:fldCharType="separate"/>
+            </w:r>
+            <w:r>
+              <w:rPr>
+                <w:rStyle w:val="Hyperlink"/>
+                <w:rFonts w:ascii="Gentium" w:hAnsi="Gentium" w:cs="Gentium"/>
+                <w:i/>
+                <w:iCs/>
+                <w:sz w:val="26"/>
+                <w:szCs w:val="26"/>
+                <w:u w:val="none"/>
+              </w:rPr>
+              <w:t>—</w:t>
+            </w:r>
+            <w:r>
+              <w:fldChar w:fldCharType="end"/>
+            </w:r>
+          </w:p>
+        </w:tc>
+        <w:tc>
+          <w:tcPr>
+            <w:tcW w:w="2552" w:type="dxa"/>
+            <w:gridSpan w:val="2"/>
+            <w:vAlign w:val="center"/>
+          </w:tcPr>
+          <w:p>
+            <w:pPr>
+              <w:spacing w:before="40" w:line="300" w:lineRule="exact"/>
+              <w:jc w:val="center"/>
+              <w:rPr>
+                <w:rFonts w:ascii="Gentium" w:hAnsi="Gentium" w:cs="Gentium"/>
+                <w:i/>
+                <w:iCs/>
+                <w:color w:val="E36C0A" w:themeColor="accent6" w:themeShade="BF"/>
+              </w:rPr>
+            </w:pPr>
+            <w:hyperlink r:id="rId742" w:tooltip="Ethiopic Text Unavailable" w:history="1">
+              <w:r>
+                <w:rPr>
+                  <w:rStyle w:val="Hyperlink"/>
+                  <w:rFonts w:ascii="Gentium" w:hAnsi="Gentium" w:cs="Gentium"/>
+                  <w:i/>
+                  <w:iCs/>
+                  <w:color w:val="E36C0A" w:themeColor="accent6" w:themeShade="BF"/>
+                  <w:u w:val="none"/>
+                </w:rPr>
+                <w:t>Ethiopic Text</w:t>
+              </w:r>
+            </w:hyperlink>
+          </w:p>
+        </w:tc>
+        <w:tc>
+          <w:tcPr>
+            <w:tcW w:w="3503" w:type="dxa"/>
+            <w:vAlign w:val="center"/>
+          </w:tcPr>
+          <w:p>
+            <w:pPr>
+              <w:spacing w:before="40" w:line="260" w:lineRule="exact"/>
+              <w:jc w:val="center"/>
+              <w:rPr>
+                <w:rFonts w:ascii="Gentium" w:hAnsi="Gentium" w:cs="Gentium"/>
+                <w:color w:val="808080" w:themeColor="background1" w:themeShade="80"/>
+                <w:sz w:val="26"/>
+                <w:szCs w:val="26"/>
+              </w:rPr>
+            </w:pPr>
+            <w:hyperlink r:id="rId743" w:tooltip="The Apocalypse of Peter" w:history="1">
+              <w:r>
+                <w:rPr>
+                  <w:rStyle w:val="Hyperlink"/>
+                  <w:rFonts w:ascii="Gentium" w:hAnsi="Gentium" w:cs="Gentium"/>
+                  <w:sz w:val="26"/>
+                  <w:szCs w:val="26"/>
+                </w:rPr>
+                <w:t>The Apocalypse of Peter</w:t>
+              </w:r>
+              <w:r>
+                <w:rPr>
+                  <w:rStyle w:val="Hyperlink"/>
+                  <w:rFonts w:ascii="Gentium" w:hAnsi="Gentium" w:cs="Gentium"/>
+                  <w:sz w:val="26"/>
+                  <w:szCs w:val="26"/>
+                </w:rPr>
+                <w:br/>
+              </w:r>
+              <w:r>
+                <w:rPr>
+                  <w:rStyle w:val="Hyperlink"/>
+                  <w:rFonts w:ascii="Gentium" w:hAnsi="Gentium" w:cs="Gentium"/>
+                  <w:i/>
+                  <w:iCs/>
+                  <w:sz w:val="22"/>
+                  <w:szCs w:val="22"/>
+                </w:rPr>
+                <w:t>(M.R. James, 1924)</w:t>
+              </w:r>
+            </w:hyperlink>
+          </w:p>
+        </w:tc>
+      </w:tr>
+      <w:tr>
+        <w:tc>
+          <w:tcPr>
+            <w:tcW w:w="3828" w:type="dxa"/>
+            <w:vAlign w:val="center"/>
+          </w:tcPr>
+          <w:p>
+            <w:pPr>
+              <w:spacing w:before="40" w:line="300" w:lineRule="exact"/>
+              <w:jc w:val="center"/>
+              <w:rPr>
+                <w:rFonts w:ascii="Book Antiqua" w:hAnsi="Book Antiqua"/>
+                <w:smallCaps/>
+                <w:color w:val="76923C" w:themeColor="accent3" w:themeShade="BF"/>
+              </w:rPr>
+            </w:pPr>
+            <w:r>
+              <w:rPr>
+                <w:rFonts w:ascii="Book Antiqua" w:hAnsi="Book Antiqua"/>
+                <w:smallCaps/>
+                <w:color w:val="808080" w:themeColor="background1" w:themeShade="80"/>
+              </w:rPr>
+              <w:t>The Revelation to Paul</w:t>
+            </w:r>
+          </w:p>
+        </w:tc>
+        <w:tc>
+          <w:tcPr>
+            <w:tcW w:w="2835" w:type="dxa"/>
+            <w:vAlign w:val="center"/>
+          </w:tcPr>
+          <w:p>
+            <w:pPr>
+              <w:spacing w:before="40" w:line="300" w:lineRule="exact"/>
+              <w:jc w:val="center"/>
+              <w:rPr>
+                <w:rFonts w:ascii="Gentium" w:hAnsi="Gentium" w:cs="Gentium"/>
+                <w:i/>
+                <w:iCs/>
+                <w:color w:val="0000FF"/>
+                <w:sz w:val="28"/>
+                <w:szCs w:val="28"/>
+              </w:rPr>
+            </w:pPr>
+            <w:hyperlink r:id="rId744" w:tooltip="No Greek Text Available" w:history="1">
+              <w:r>
+                <w:rPr>
+                  <w:rStyle w:val="Hyperlink"/>
+                  <w:rFonts w:ascii="Gentium" w:hAnsi="Gentium" w:cs="Gentium"/>
+                  <w:i/>
+                  <w:iCs/>
+                  <w:color w:val="E36C0A" w:themeColor="accent6" w:themeShade="BF"/>
+                  <w:u w:val="none"/>
+                </w:rPr>
+                <w:t>Greek Text</w:t>
+              </w:r>
+            </w:hyperlink>
+          </w:p>
+        </w:tc>
+        <w:tc>
+          <w:tcPr>
+            <w:tcW w:w="2976" w:type="dxa"/>
+            <w:gridSpan w:val="3"/>
+            <w:vAlign w:val="center"/>
+          </w:tcPr>
+          <w:p>
+            <w:pPr>
+              <w:spacing w:before="40" w:line="300" w:lineRule="exact"/>
+              <w:jc w:val="center"/>
+              <w:rPr>
+                <w:rFonts w:ascii="Gentium" w:hAnsi="Gentium" w:cs="Gentium"/>
+                <w:i/>
+                <w:iCs/>
+                <w:color w:val="800000"/>
+                <w:sz w:val="28"/>
+                <w:szCs w:val="28"/>
+              </w:rPr>
+            </w:pPr>
+            <w:hyperlink r:id="rId745" w:tooltip="M.R. James 1893 Transcription" w:history="1">
+              <w:r>
+                <w:rPr>
+                  <w:rStyle w:val="Hyperlink"/>
+                  <w:rFonts w:ascii="Gentium" w:hAnsi="Gentium" w:cs="Gentium"/>
+                  <w:i/>
+                  <w:iCs/>
+                  <w:sz w:val="28"/>
+                  <w:szCs w:val="28"/>
+                </w:rPr>
+                <w:t>Visio Sancti Pavli Apostoli</w:t>
+              </w:r>
+            </w:hyperlink>
+          </w:p>
+        </w:tc>
+        <w:tc>
+          <w:tcPr>
+            <w:tcW w:w="2552" w:type="dxa"/>
+            <w:gridSpan w:val="2"/>
+            <w:vAlign w:val="center"/>
+          </w:tcPr>
+          <w:p>
+            <w:pPr>
+              <w:spacing w:before="40" w:line="300" w:lineRule="exact"/>
+              <w:jc w:val="center"/>
+              <w:rPr>
+                <w:rFonts w:ascii="Gentium" w:hAnsi="Gentium" w:cs="Gentium"/>
+                <w:b/>
+                <w:bCs/>
+                <w:color w:val="800000"/>
+                <w:u w:val="single"/>
+              </w:rPr>
+            </w:pPr>
+            <w:r>
+              <w:rPr>
+                <w:rFonts w:ascii="Gentium" w:hAnsi="Gentium" w:cs="Gentium"/>
+                <w:i/>
+                <w:iCs/>
+                <w:color w:val="E36C0A" w:themeColor="accent6" w:themeShade="BF"/>
+              </w:rPr>
+              <w:t>Syriac</w:t>
+            </w:r>
+            <w:r>
+              <w:rPr>
+                <w:rFonts w:ascii="Gentium" w:hAnsi="Gentium" w:cs="Gentium"/>
+                <w:i/>
+                <w:iCs/>
+                <w:color w:val="E36C0A" w:themeColor="accent6" w:themeShade="BF"/>
+              </w:rPr>
+              <w:t xml:space="preserve"> Text</w:t>
+            </w:r>
+          </w:p>
+        </w:tc>
+        <w:tc>
+          <w:tcPr>
+            <w:tcW w:w="3503" w:type="dxa"/>
+            <w:vAlign w:val="center"/>
+          </w:tcPr>
+          <w:p>
+            <w:pPr>
+              <w:spacing w:before="40" w:line="260" w:lineRule="exact"/>
+              <w:jc w:val="center"/>
+              <w:rPr>
+                <w:rFonts w:ascii="Gentium" w:hAnsi="Gentium" w:cs="Gentium"/>
+                <w:b/>
+                <w:bCs/>
+                <w:color w:val="800000"/>
+                <w:u w:val="single"/>
+              </w:rPr>
+            </w:pPr>
+            <w:hyperlink r:id="rId746" w:tooltip="The Apocalypse of Paul" w:history="1">
+              <w:r>
+                <w:rPr>
+                  <w:rStyle w:val="Hyperlink"/>
+                  <w:rFonts w:ascii="Gentium" w:hAnsi="Gentium" w:cs="Gentium"/>
+                  <w:sz w:val="26"/>
+                  <w:szCs w:val="26"/>
+                </w:rPr>
+                <w:t>The Apocalypse of Paul</w:t>
+              </w:r>
+              <w:r>
+                <w:rPr>
+                  <w:rStyle w:val="Hyperlink"/>
+                  <w:rFonts w:ascii="Gentium" w:hAnsi="Gentium" w:cs="Gentium"/>
+                  <w:sz w:val="26"/>
+                  <w:szCs w:val="26"/>
+                </w:rPr>
+                <w:br/>
+              </w:r>
+              <w:r>
+                <w:rPr>
+                  <w:rStyle w:val="Hyperlink"/>
+                  <w:rFonts w:ascii="Gentium" w:hAnsi="Gentium" w:cs="Gentium"/>
+                  <w:i/>
+                  <w:iCs/>
+                  <w:sz w:val="22"/>
+                  <w:szCs w:val="22"/>
+                </w:rPr>
+                <w:t>(M.R. James, 1924)</w:t>
+              </w:r>
+            </w:hyperlink>
+          </w:p>
+        </w:tc>
+      </w:tr>
+      <w:tr>
+        <w:tc>
+          <w:tcPr>
+            <w:tcW w:w="3828" w:type="dxa"/>
+          </w:tcPr>
+          <w:p>
+            <w:pPr>
+              <w:spacing w:before="40" w:line="300" w:lineRule="exact"/>
+              <w:jc w:val="center"/>
+              <w:rPr>
+                <w:rFonts w:ascii="Book Antiqua" w:hAnsi="Book Antiqua"/>
+                <w:smallCaps/>
+                <w:color w:val="76923C" w:themeColor="accent3" w:themeShade="BF"/>
+              </w:rPr>
+            </w:pPr>
+            <w:r>
+              <w:rPr>
+                <w:rFonts w:ascii="Book Antiqua" w:hAnsi="Book Antiqua"/>
+                <w:smallCaps/>
+                <w:color w:val="76923C" w:themeColor="accent3" w:themeShade="BF"/>
+              </w:rPr>
+              <w:t xml:space="preserve">The </w:t>
+            </w:r>
+            <w:r>
+              <w:rPr>
+                <w:rFonts w:ascii="Book Antiqua" w:hAnsi="Book Antiqua"/>
+                <w:smallCaps/>
+                <w:color w:val="76923C" w:themeColor="accent3" w:themeShade="BF"/>
+              </w:rPr>
+              <w:t>Revelation to</w:t>
+            </w:r>
+            <w:r>
+              <w:rPr>
+                <w:rFonts w:ascii="Book Antiqua" w:hAnsi="Book Antiqua"/>
+                <w:smallCaps/>
+                <w:color w:val="76923C" w:themeColor="accent3" w:themeShade="BF"/>
+              </w:rPr>
+              <w:t xml:space="preserve"> the Virgin</w:t>
+            </w:r>
+          </w:p>
+        </w:tc>
+        <w:tc>
+          <w:tcPr>
+            <w:tcW w:w="2835" w:type="dxa"/>
+          </w:tcPr>
+          <w:p>
+            <w:pPr>
+              <w:spacing w:before="40" w:line="300" w:lineRule="exact"/>
+              <w:jc w:val="center"/>
+              <w:rPr>
+                <w:rFonts w:ascii="Gentium" w:hAnsi="Gentium" w:cs="Gentium"/>
+                <w:b/>
+                <w:bCs/>
+                <w:color w:val="800000"/>
+                <w:u w:val="single"/>
+              </w:rPr>
+            </w:pPr>
+          </w:p>
+        </w:tc>
+        <w:tc>
+          <w:tcPr>
+            <w:tcW w:w="2976" w:type="dxa"/>
+            <w:gridSpan w:val="3"/>
+          </w:tcPr>
+          <w:p>
+            <w:pPr>
+              <w:spacing w:before="40" w:line="300" w:lineRule="exact"/>
+              <w:jc w:val="center"/>
+              <w:rPr>
+                <w:rFonts w:ascii="Gentium" w:hAnsi="Gentium" w:cs="Gentium"/>
+                <w:b/>
+                <w:bCs/>
+                <w:color w:val="800000"/>
+                <w:u w:val="single"/>
+              </w:rPr>
+            </w:pPr>
+          </w:p>
+        </w:tc>
+        <w:tc>
+          <w:tcPr>
+            <w:tcW w:w="2552" w:type="dxa"/>
+            <w:gridSpan w:val="2"/>
+          </w:tcPr>
+          <w:p>
+            <w:pPr>
+              <w:spacing w:before="40" w:line="300" w:lineRule="exact"/>
+              <w:jc w:val="center"/>
+              <w:rPr>
+                <w:rFonts w:ascii="Gentium" w:hAnsi="Gentium" w:cs="Gentium"/>
+                <w:b/>
+                <w:bCs/>
+                <w:color w:val="800000"/>
+                <w:u w:val="single"/>
+              </w:rPr>
+            </w:pPr>
+          </w:p>
+        </w:tc>
+        <w:tc>
+          <w:tcPr>
+            <w:tcW w:w="3503" w:type="dxa"/>
+          </w:tcPr>
+          <w:p>
+            <w:pPr>
+              <w:spacing w:before="40" w:line="300" w:lineRule="exact"/>
+              <w:jc w:val="center"/>
+              <w:rPr>
+                <w:rFonts w:ascii="Gentium" w:hAnsi="Gentium" w:cs="Gentium"/>
+                <w:b/>
+                <w:bCs/>
+                <w:color w:val="800000"/>
+                <w:u w:val="single"/>
+              </w:rPr>
+            </w:pPr>
+          </w:p>
+        </w:tc>
+      </w:tr>
+      <w:tr>
+        <w:tc>
+          <w:tcPr>
+            <w:tcW w:w="3828" w:type="dxa"/>
+          </w:tcPr>
+          <w:p>
+            <w:pPr>
+              <w:spacing w:before="40" w:line="300" w:lineRule="exact"/>
+              <w:jc w:val="center"/>
+              <w:rPr>
+                <w:rFonts w:ascii="Book Antiqua" w:hAnsi="Book Antiqua"/>
+                <w:smallCaps/>
+                <w:color w:val="76923C" w:themeColor="accent3" w:themeShade="BF"/>
+              </w:rPr>
+            </w:pPr>
+            <w:r>
+              <w:rPr>
+                <w:rFonts w:ascii="Book Antiqua" w:hAnsi="Book Antiqua"/>
+                <w:smallCaps/>
+                <w:color w:val="76923C" w:themeColor="accent3" w:themeShade="BF"/>
+              </w:rPr>
+              <w:t xml:space="preserve">The </w:t>
+            </w:r>
+            <w:r>
+              <w:rPr>
+                <w:rFonts w:ascii="Book Antiqua" w:hAnsi="Book Antiqua"/>
+                <w:smallCaps/>
+                <w:color w:val="76923C" w:themeColor="accent3" w:themeShade="BF"/>
+              </w:rPr>
+              <w:t>Revelation to</w:t>
+            </w:r>
+            <w:r>
+              <w:rPr>
+                <w:rFonts w:ascii="Book Antiqua" w:hAnsi="Book Antiqua"/>
+                <w:smallCaps/>
+                <w:color w:val="76923C" w:themeColor="accent3" w:themeShade="BF"/>
+              </w:rPr>
+              <w:t xml:space="preserve"> Stephen</w:t>
+            </w:r>
+          </w:p>
+        </w:tc>
+        <w:tc>
+          <w:tcPr>
+            <w:tcW w:w="2835" w:type="dxa"/>
+          </w:tcPr>
+          <w:p>
+            <w:pPr>
+              <w:spacing w:before="40" w:line="300" w:lineRule="exact"/>
+              <w:jc w:val="center"/>
+              <w:rPr>
+                <w:rFonts w:ascii="Gentium" w:hAnsi="Gentium" w:cs="Gentium"/>
+                <w:b/>
+                <w:bCs/>
+                <w:color w:val="800000"/>
+                <w:u w:val="single"/>
+              </w:rPr>
+            </w:pPr>
+          </w:p>
+        </w:tc>
+        <w:tc>
+          <w:tcPr>
+            <w:tcW w:w="2976" w:type="dxa"/>
+            <w:gridSpan w:val="3"/>
+          </w:tcPr>
+          <w:p>
+            <w:pPr>
+              <w:spacing w:before="40" w:line="300" w:lineRule="exact"/>
+              <w:jc w:val="center"/>
+              <w:rPr>
+                <w:rFonts w:ascii="Gentium" w:hAnsi="Gentium" w:cs="Gentium"/>
+                <w:b/>
+                <w:bCs/>
+                <w:color w:val="800000"/>
+                <w:u w:val="single"/>
+              </w:rPr>
+            </w:pPr>
+          </w:p>
+        </w:tc>
+        <w:tc>
+          <w:tcPr>
+            <w:tcW w:w="2552" w:type="dxa"/>
+            <w:gridSpan w:val="2"/>
+          </w:tcPr>
+          <w:p>
+            <w:pPr>
+              <w:spacing w:before="40" w:line="300" w:lineRule="exact"/>
+              <w:jc w:val="center"/>
+              <w:rPr>
+                <w:rFonts w:ascii="Gentium" w:hAnsi="Gentium" w:cs="Gentium"/>
+                <w:b/>
+                <w:bCs/>
+                <w:color w:val="800000"/>
+                <w:u w:val="single"/>
+              </w:rPr>
+            </w:pPr>
+          </w:p>
+        </w:tc>
+        <w:tc>
+          <w:tcPr>
+            <w:tcW w:w="3503" w:type="dxa"/>
+          </w:tcPr>
+          <w:p>
+            <w:pPr>
+              <w:spacing w:before="40" w:line="300" w:lineRule="exact"/>
+              <w:jc w:val="center"/>
+              <w:rPr>
+                <w:rFonts w:ascii="Gentium" w:hAnsi="Gentium" w:cs="Gentium"/>
+                <w:b/>
+                <w:bCs/>
+                <w:color w:val="800000"/>
+                <w:u w:val="single"/>
+              </w:rPr>
+            </w:pPr>
+          </w:p>
+        </w:tc>
+      </w:tr>
+      <w:tr>
+        <w:tc>
+          <w:tcPr>
+            <w:tcW w:w="3828" w:type="dxa"/>
+            <w:vAlign w:val="center"/>
+          </w:tcPr>
+          <w:p>
+            <w:pPr>
+              <w:spacing w:before="40" w:line="300" w:lineRule="exact"/>
+              <w:jc w:val="center"/>
+              <w:rPr>
+                <w:rFonts w:ascii="Book Antiqua" w:hAnsi="Book Antiqua"/>
+                <w:smallCaps/>
+                <w:color w:val="76923C" w:themeColor="accent3" w:themeShade="BF"/>
+              </w:rPr>
+            </w:pPr>
+            <w:r>
+              <w:rPr>
+                <w:rFonts w:ascii="Book Antiqua" w:hAnsi="Book Antiqua"/>
+                <w:smallCaps/>
+                <w:color w:val="76923C" w:themeColor="accent3" w:themeShade="BF"/>
+              </w:rPr>
+              <w:t xml:space="preserve">The </w:t>
+            </w:r>
+            <w:r>
+              <w:rPr>
+                <w:rFonts w:ascii="Book Antiqua" w:hAnsi="Book Antiqua"/>
+                <w:smallCaps/>
+                <w:color w:val="76923C" w:themeColor="accent3" w:themeShade="BF"/>
+              </w:rPr>
+              <w:t>Revelation to</w:t>
+            </w:r>
+            <w:r>
+              <w:rPr>
+                <w:rFonts w:ascii="Book Antiqua" w:hAnsi="Book Antiqua"/>
+                <w:smallCaps/>
+                <w:color w:val="76923C" w:themeColor="accent3" w:themeShade="BF"/>
+              </w:rPr>
+              <w:t xml:space="preserve"> </w:t>
+            </w:r>
+            <w:r>
+              <w:rPr>
+                <w:rFonts w:ascii="Book Antiqua" w:hAnsi="Book Antiqua"/>
+                <w:smallCaps/>
+                <w:color w:val="76923C" w:themeColor="accent3" w:themeShade="BF"/>
+              </w:rPr>
+              <w:t>Thomas</w:t>
+            </w:r>
+          </w:p>
+        </w:tc>
+        <w:tc>
+          <w:tcPr>
+            <w:tcW w:w="2835" w:type="dxa"/>
+            <w:vAlign w:val="center"/>
+          </w:tcPr>
+          <w:p>
+            <w:pPr>
+              <w:spacing w:before="40" w:line="300" w:lineRule="exact"/>
+              <w:jc w:val="center"/>
               <w:rPr>
                 <w:rFonts w:ascii="Gentium" w:hAnsi="Gentium" w:cs="Gentium"/>
                 <w:i/>
@@ -36141,1320 +37861,19 @@
                 <w:sz w:val="28"/>
                 <w:szCs w:val="28"/>
               </w:rPr>
-              <w:t>υτερων</w:t>
-            </w:r>
-            <w:proofErr w:type="spellEnd"/>
-          </w:p>
-        </w:tc>
-        <w:tc>
-          <w:tcPr>
-            <w:tcW w:w="2268" w:type="dxa"/>
-            <w:vAlign w:val="center"/>
-          </w:tcPr>
-          <w:p>
-            <w:pPr>
-              <w:widowControl w:val="0"/>
-              <w:spacing w:before="40" w:line="280" w:lineRule="exact"/>
-              <w:jc w:val="center"/>
-              <w:rPr>
-                <w:rFonts w:ascii="Gentium" w:hAnsi="Gentium" w:cs="Gentium"/>
-              </w:rPr>
-            </w:pPr>
-          </w:p>
-        </w:tc>
-        <w:tc>
-          <w:tcPr>
-            <w:tcW w:w="3503" w:type="dxa"/>
-            <w:vAlign w:val="center"/>
-          </w:tcPr>
-          <w:p>
-            <w:pPr>
-              <w:widowControl w:val="0"/>
-              <w:spacing w:before="40" w:line="280" w:lineRule="exact"/>
-              <w:jc w:val="center"/>
-              <w:rPr>
-                <w:rFonts w:ascii="Gentium" w:hAnsi="Gentium" w:cs="Gentium"/>
-                <w:color w:val="808080" w:themeColor="background1" w:themeShade="80"/>
-                <w:sz w:val="26"/>
-                <w:szCs w:val="26"/>
-              </w:rPr>
-            </w:pPr>
-            <w:r>
-              <w:rPr>
-                <w:rFonts w:ascii="Gentium" w:hAnsi="Gentium" w:cs="Gentium"/>
-                <w:color w:val="808080" w:themeColor="background1" w:themeShade="80"/>
-                <w:sz w:val="26"/>
-                <w:szCs w:val="26"/>
-              </w:rPr>
-              <w:t>The Reliques of the Elders Preserved in Irenaeus</w:t>
-            </w:r>
-          </w:p>
-        </w:tc>
-      </w:tr>
-      <w:tr>
-        <w:tc>
-          <w:tcPr>
-            <w:tcW w:w="15694" w:type="dxa"/>
-            <w:gridSpan w:val="7"/>
-          </w:tcPr>
-          <w:p>
-            <w:pPr>
-              <w:widowControl w:val="0"/>
-              <w:spacing w:before="120"/>
-              <w:jc w:val="center"/>
-              <w:rPr>
-                <w:rFonts w:ascii="Book Antiqua" w:hAnsi="Book Antiqua"/>
-                <w:b/>
-                <w:bCs/>
-              </w:rPr>
-            </w:pPr>
-            <w:r>
-              <w:rPr>
-                <w:rFonts w:ascii="Book Antiqua" w:hAnsi="Book Antiqua"/>
-                <w:b/>
-                <w:bCs/>
-              </w:rPr>
-              <w:t>E</w:t>
-            </w:r>
-            <w:r>
-              <w:rPr>
-                <w:rFonts w:ascii="Book Antiqua" w:hAnsi="Book Antiqua"/>
-                <w:b/>
-                <w:bCs/>
-              </w:rPr>
-              <w:t>th</w:t>
-            </w:r>
-            <w:r>
-              <w:rPr>
-                <w:rFonts w:ascii="Book Antiqua" w:hAnsi="Book Antiqua"/>
-                <w:b/>
-                <w:bCs/>
-              </w:rPr>
-              <w:t>iopic ‘Broad Canon’</w:t>
-            </w:r>
-          </w:p>
-        </w:tc>
-      </w:tr>
-      <w:tr>
-        <w:tc>
-          <w:tcPr>
-            <w:tcW w:w="3828" w:type="dxa"/>
-            <w:vAlign w:val="center"/>
-          </w:tcPr>
-          <w:p>
-            <w:pPr>
-              <w:widowControl w:val="0"/>
-              <w:spacing w:before="80"/>
-              <w:jc w:val="center"/>
-              <w:rPr>
-                <w:rFonts w:ascii="Book Antiqua" w:hAnsi="Book Antiqua"/>
-                <w:b/>
-                <w:bCs/>
-                <w:smallCaps/>
-                <w:color w:val="76923C" w:themeColor="accent3" w:themeShade="BF"/>
-              </w:rPr>
-            </w:pPr>
-            <w:proofErr w:type="spellStart"/>
-            <w:r>
-              <w:rPr>
-                <w:rFonts w:ascii="Book Antiqua" w:hAnsi="Book Antiqua"/>
-                <w:b/>
-                <w:bCs/>
-                <w:smallCaps/>
-                <w:color w:val="76923C" w:themeColor="accent3" w:themeShade="BF"/>
-              </w:rPr>
-              <w:t>Sirate</w:t>
-            </w:r>
-            <w:proofErr w:type="spellEnd"/>
-            <w:r>
-              <w:rPr>
-                <w:rFonts w:ascii="Book Antiqua" w:hAnsi="Book Antiqua"/>
-                <w:b/>
-                <w:bCs/>
-                <w:smallCaps/>
-                <w:color w:val="76923C" w:themeColor="accent3" w:themeShade="BF"/>
-              </w:rPr>
-              <w:t xml:space="preserve"> Tsion</w:t>
-            </w:r>
-          </w:p>
-        </w:tc>
-        <w:tc>
-          <w:tcPr>
-            <w:tcW w:w="4019" w:type="dxa"/>
+            </w:pPr>
+          </w:p>
+        </w:tc>
+        <w:tc>
+          <w:tcPr>
+            <w:tcW w:w="2976" w:type="dxa"/>
             <w:gridSpan w:val="3"/>
-            <w:vAlign w:val="center"/>
-          </w:tcPr>
-          <w:p>
-            <w:pPr>
-              <w:widowControl w:val="0"/>
-              <w:spacing w:before="80"/>
-              <w:jc w:val="center"/>
-              <w:rPr>
-                <w:rFonts w:ascii="Book Antiqua" w:hAnsi="Book Antiqua"/>
-                <w:b/>
-                <w:bCs/>
-              </w:rPr>
-            </w:pPr>
-          </w:p>
-        </w:tc>
-        <w:tc>
-          <w:tcPr>
-            <w:tcW w:w="4344" w:type="dxa"/>
-            <w:gridSpan w:val="2"/>
-            <w:vAlign w:val="center"/>
-          </w:tcPr>
-          <w:p>
-            <w:pPr>
-              <w:widowControl w:val="0"/>
-              <w:spacing w:before="80"/>
-              <w:jc w:val="center"/>
-              <w:rPr>
-                <w:rFonts w:ascii="Book Antiqua" w:hAnsi="Book Antiqua"/>
-                <w:b/>
-                <w:bCs/>
-              </w:rPr>
-            </w:pPr>
-          </w:p>
-        </w:tc>
-        <w:tc>
-          <w:tcPr>
-            <w:tcW w:w="3503" w:type="dxa"/>
-            <w:vAlign w:val="center"/>
-          </w:tcPr>
-          <w:p>
-            <w:pPr>
-              <w:widowControl w:val="0"/>
-              <w:spacing w:before="80"/>
-              <w:jc w:val="center"/>
-              <w:rPr>
-                <w:rFonts w:ascii="Gentium" w:hAnsi="Gentium" w:cs="Gentium"/>
-                <w:color w:val="808080" w:themeColor="background1" w:themeShade="80"/>
-                <w:sz w:val="26"/>
-                <w:szCs w:val="26"/>
-              </w:rPr>
-            </w:pPr>
-            <w:r>
-              <w:rPr>
-                <w:rFonts w:ascii="Gentium" w:hAnsi="Gentium" w:cs="Gentium"/>
-                <w:color w:val="808080" w:themeColor="background1" w:themeShade="80"/>
-                <w:sz w:val="26"/>
-                <w:szCs w:val="26"/>
-              </w:rPr>
-              <w:t>The Book of Order</w:t>
-            </w:r>
-          </w:p>
-        </w:tc>
-      </w:tr>
-      <w:tr>
-        <w:tc>
-          <w:tcPr>
-            <w:tcW w:w="3828" w:type="dxa"/>
-            <w:vAlign w:val="center"/>
-          </w:tcPr>
-          <w:p>
-            <w:pPr>
-              <w:widowControl w:val="0"/>
-              <w:spacing w:before="40"/>
-              <w:jc w:val="center"/>
-              <w:rPr>
-                <w:rFonts w:ascii="Book Antiqua" w:hAnsi="Book Antiqua"/>
-                <w:b/>
-                <w:bCs/>
-                <w:smallCaps/>
-                <w:color w:val="76923C" w:themeColor="accent3" w:themeShade="BF"/>
-              </w:rPr>
-            </w:pPr>
-            <w:proofErr w:type="spellStart"/>
-            <w:r>
-              <w:rPr>
-                <w:rFonts w:ascii="Book Antiqua" w:hAnsi="Book Antiqua"/>
-                <w:b/>
-                <w:bCs/>
-                <w:smallCaps/>
-                <w:color w:val="76923C" w:themeColor="accent3" w:themeShade="BF"/>
-              </w:rPr>
-              <w:t>Tizaz</w:t>
-            </w:r>
-            <w:proofErr w:type="spellEnd"/>
-          </w:p>
-        </w:tc>
-        <w:tc>
-          <w:tcPr>
-            <w:tcW w:w="4019" w:type="dxa"/>
-            <w:gridSpan w:val="3"/>
-            <w:vAlign w:val="center"/>
-          </w:tcPr>
-          <w:p>
-            <w:pPr>
-              <w:widowControl w:val="0"/>
-              <w:spacing w:before="40"/>
-              <w:jc w:val="center"/>
-              <w:rPr>
-                <w:rFonts w:ascii="Book Antiqua" w:hAnsi="Book Antiqua"/>
-                <w:b/>
-                <w:bCs/>
-              </w:rPr>
-            </w:pPr>
-          </w:p>
-        </w:tc>
-        <w:tc>
-          <w:tcPr>
-            <w:tcW w:w="4344" w:type="dxa"/>
-            <w:gridSpan w:val="2"/>
-            <w:vAlign w:val="center"/>
-          </w:tcPr>
-          <w:p>
-            <w:pPr>
-              <w:widowControl w:val="0"/>
-              <w:spacing w:before="40"/>
-              <w:jc w:val="center"/>
-              <w:rPr>
-                <w:rFonts w:ascii="Book Antiqua" w:hAnsi="Book Antiqua"/>
-                <w:b/>
-                <w:bCs/>
-              </w:rPr>
-            </w:pPr>
-          </w:p>
-        </w:tc>
-        <w:tc>
-          <w:tcPr>
-            <w:tcW w:w="3503" w:type="dxa"/>
-            <w:vAlign w:val="center"/>
-          </w:tcPr>
-          <w:p>
-            <w:pPr>
-              <w:widowControl w:val="0"/>
-              <w:spacing w:before="40"/>
-              <w:jc w:val="center"/>
-              <w:rPr>
-                <w:rFonts w:ascii="Gentium" w:hAnsi="Gentium" w:cs="Gentium"/>
-                <w:color w:val="808080" w:themeColor="background1" w:themeShade="80"/>
-                <w:sz w:val="26"/>
-                <w:szCs w:val="26"/>
-              </w:rPr>
-            </w:pPr>
-            <w:r>
-              <w:rPr>
-                <w:rFonts w:ascii="Gentium" w:hAnsi="Gentium" w:cs="Gentium"/>
-                <w:color w:val="808080" w:themeColor="background1" w:themeShade="80"/>
-                <w:sz w:val="26"/>
-                <w:szCs w:val="26"/>
-              </w:rPr>
-              <w:t>The Book of Herald</w:t>
-            </w:r>
-          </w:p>
-        </w:tc>
-      </w:tr>
-      <w:tr>
-        <w:tc>
-          <w:tcPr>
-            <w:tcW w:w="3828" w:type="dxa"/>
-            <w:vAlign w:val="center"/>
-          </w:tcPr>
-          <w:p>
-            <w:pPr>
-              <w:widowControl w:val="0"/>
-              <w:spacing w:before="40"/>
-              <w:jc w:val="center"/>
-              <w:rPr>
-                <w:rFonts w:ascii="Book Antiqua" w:hAnsi="Book Antiqua"/>
-                <w:b/>
-                <w:bCs/>
-                <w:smallCaps/>
-                <w:color w:val="76923C" w:themeColor="accent3" w:themeShade="BF"/>
-              </w:rPr>
-            </w:pPr>
-            <w:proofErr w:type="spellStart"/>
-            <w:r>
-              <w:rPr>
-                <w:rFonts w:ascii="Book Antiqua" w:hAnsi="Book Antiqua"/>
-                <w:b/>
-                <w:bCs/>
-                <w:smallCaps/>
-                <w:color w:val="76923C" w:themeColor="accent3" w:themeShade="BF"/>
-              </w:rPr>
-              <w:t>Gitsew</w:t>
-            </w:r>
-            <w:proofErr w:type="spellEnd"/>
-          </w:p>
-        </w:tc>
-        <w:tc>
-          <w:tcPr>
-            <w:tcW w:w="4019" w:type="dxa"/>
-            <w:gridSpan w:val="3"/>
-            <w:vAlign w:val="center"/>
-          </w:tcPr>
-          <w:p>
-            <w:pPr>
-              <w:widowControl w:val="0"/>
-              <w:spacing w:before="40"/>
-              <w:jc w:val="center"/>
-              <w:rPr>
-                <w:rFonts w:ascii="Book Antiqua" w:hAnsi="Book Antiqua"/>
-                <w:b/>
-                <w:bCs/>
-              </w:rPr>
-            </w:pPr>
-          </w:p>
-        </w:tc>
-        <w:tc>
-          <w:tcPr>
-            <w:tcW w:w="4344" w:type="dxa"/>
-            <w:gridSpan w:val="2"/>
-            <w:vAlign w:val="center"/>
-          </w:tcPr>
-          <w:p>
-            <w:pPr>
-              <w:widowControl w:val="0"/>
-              <w:spacing w:before="40"/>
-              <w:jc w:val="center"/>
-              <w:rPr>
-                <w:rFonts w:ascii="Book Antiqua" w:hAnsi="Book Antiqua"/>
-                <w:b/>
-                <w:bCs/>
-              </w:rPr>
-            </w:pPr>
-          </w:p>
-        </w:tc>
-        <w:tc>
-          <w:tcPr>
-            <w:tcW w:w="3503" w:type="dxa"/>
-            <w:vAlign w:val="center"/>
-          </w:tcPr>
-          <w:p>
-            <w:pPr>
-              <w:widowControl w:val="0"/>
-              <w:spacing w:before="40"/>
-              <w:jc w:val="center"/>
-              <w:rPr>
-                <w:rFonts w:ascii="Gentium" w:hAnsi="Gentium" w:cs="Gentium"/>
-                <w:color w:val="808080" w:themeColor="background1" w:themeShade="80"/>
-                <w:sz w:val="26"/>
-                <w:szCs w:val="26"/>
-              </w:rPr>
-            </w:pPr>
-            <w:r>
-              <w:rPr>
-                <w:rFonts w:ascii="Gentium" w:hAnsi="Gentium" w:cs="Gentium"/>
-                <w:color w:val="808080" w:themeColor="background1" w:themeShade="80"/>
-                <w:sz w:val="26"/>
-                <w:szCs w:val="26"/>
-              </w:rPr>
-              <w:t>The Apostolic Canons</w:t>
-            </w:r>
-          </w:p>
-        </w:tc>
-      </w:tr>
-      <w:tr>
-        <w:tc>
-          <w:tcPr>
-            <w:tcW w:w="3828" w:type="dxa"/>
-            <w:vAlign w:val="center"/>
-          </w:tcPr>
-          <w:p>
-            <w:pPr>
-              <w:widowControl w:val="0"/>
-              <w:spacing w:before="40"/>
-              <w:jc w:val="center"/>
-              <w:rPr>
-                <w:rFonts w:ascii="Book Antiqua" w:hAnsi="Book Antiqua"/>
-                <w:b/>
-                <w:bCs/>
-                <w:smallCaps/>
-                <w:color w:val="76923C" w:themeColor="accent3" w:themeShade="BF"/>
-              </w:rPr>
-            </w:pPr>
-            <w:proofErr w:type="spellStart"/>
-            <w:r>
-              <w:rPr>
-                <w:rFonts w:ascii="Book Antiqua" w:hAnsi="Book Antiqua"/>
-                <w:b/>
-                <w:bCs/>
-                <w:smallCaps/>
-                <w:color w:val="76923C" w:themeColor="accent3" w:themeShade="BF"/>
-              </w:rPr>
-              <w:t>Abtilis</w:t>
-            </w:r>
-            <w:proofErr w:type="spellEnd"/>
-          </w:p>
-        </w:tc>
-        <w:tc>
-          <w:tcPr>
-            <w:tcW w:w="4019" w:type="dxa"/>
-            <w:gridSpan w:val="3"/>
-            <w:vAlign w:val="center"/>
-          </w:tcPr>
-          <w:p>
-            <w:pPr>
-              <w:widowControl w:val="0"/>
-              <w:spacing w:before="40"/>
-              <w:jc w:val="center"/>
-              <w:rPr>
-                <w:rFonts w:ascii="Book Antiqua" w:hAnsi="Book Antiqua"/>
-                <w:b/>
-                <w:bCs/>
-              </w:rPr>
-            </w:pPr>
-          </w:p>
-        </w:tc>
-        <w:tc>
-          <w:tcPr>
-            <w:tcW w:w="4344" w:type="dxa"/>
-            <w:gridSpan w:val="2"/>
-            <w:vAlign w:val="center"/>
-          </w:tcPr>
-          <w:p>
-            <w:pPr>
-              <w:widowControl w:val="0"/>
-              <w:spacing w:before="40"/>
-              <w:jc w:val="center"/>
-              <w:rPr>
-                <w:rFonts w:ascii="Book Antiqua" w:hAnsi="Book Antiqua"/>
-                <w:b/>
-                <w:bCs/>
-              </w:rPr>
-            </w:pPr>
-          </w:p>
-        </w:tc>
-        <w:tc>
-          <w:tcPr>
-            <w:tcW w:w="3503" w:type="dxa"/>
-            <w:vAlign w:val="center"/>
-          </w:tcPr>
-          <w:p>
-            <w:pPr>
-              <w:widowControl w:val="0"/>
-              <w:spacing w:before="40"/>
-              <w:jc w:val="center"/>
-              <w:rPr>
-                <w:rFonts w:ascii="Book Antiqua" w:hAnsi="Book Antiqua"/>
-                <w:b/>
-                <w:bCs/>
-              </w:rPr>
-            </w:pPr>
-          </w:p>
-        </w:tc>
-      </w:tr>
-      <w:tr>
-        <w:tc>
-          <w:tcPr>
-            <w:tcW w:w="3828" w:type="dxa"/>
-            <w:vAlign w:val="center"/>
-          </w:tcPr>
-          <w:p>
-            <w:pPr>
-              <w:widowControl w:val="0"/>
-              <w:spacing w:before="40"/>
-              <w:jc w:val="center"/>
-              <w:rPr>
-                <w:rFonts w:ascii="Book Antiqua" w:hAnsi="Book Antiqua"/>
-                <w:b/>
-                <w:bCs/>
-                <w:smallCaps/>
-                <w:color w:val="76923C" w:themeColor="accent3" w:themeShade="BF"/>
-              </w:rPr>
-            </w:pPr>
-            <w:r>
-              <w:rPr>
-                <w:rFonts w:ascii="Book Antiqua" w:hAnsi="Book Antiqua"/>
-                <w:b/>
-                <w:bCs/>
-                <w:smallCaps/>
-                <w:color w:val="76923C" w:themeColor="accent3" w:themeShade="BF"/>
-              </w:rPr>
-              <w:t>The 1</w:t>
-            </w:r>
-            <w:r>
-              <w:rPr>
-                <w:rFonts w:ascii="Book Antiqua" w:hAnsi="Book Antiqua"/>
-                <w:b/>
-                <w:bCs/>
-                <w:smallCaps/>
-                <w:color w:val="76923C" w:themeColor="accent3" w:themeShade="BF"/>
-                <w:vertAlign w:val="superscript"/>
-              </w:rPr>
-              <w:t>st</w:t>
-            </w:r>
-            <w:r>
-              <w:rPr>
-                <w:rFonts w:ascii="Book Antiqua" w:hAnsi="Book Antiqua"/>
-                <w:b/>
-                <w:bCs/>
-                <w:smallCaps/>
-                <w:color w:val="76923C" w:themeColor="accent3" w:themeShade="BF"/>
-              </w:rPr>
-              <w:t xml:space="preserve"> Book of Dominos</w:t>
-            </w:r>
-          </w:p>
-        </w:tc>
-        <w:tc>
-          <w:tcPr>
-            <w:tcW w:w="4019" w:type="dxa"/>
-            <w:gridSpan w:val="3"/>
-            <w:vAlign w:val="center"/>
-          </w:tcPr>
-          <w:p>
-            <w:pPr>
-              <w:widowControl w:val="0"/>
-              <w:spacing w:before="40"/>
-              <w:jc w:val="center"/>
-              <w:rPr>
-                <w:rFonts w:ascii="Book Antiqua" w:hAnsi="Book Antiqua"/>
-                <w:b/>
-                <w:bCs/>
-              </w:rPr>
-            </w:pPr>
-          </w:p>
-        </w:tc>
-        <w:tc>
-          <w:tcPr>
-            <w:tcW w:w="4344" w:type="dxa"/>
-            <w:gridSpan w:val="2"/>
-            <w:vAlign w:val="center"/>
-          </w:tcPr>
-          <w:p>
-            <w:pPr>
-              <w:widowControl w:val="0"/>
-              <w:spacing w:before="40"/>
-              <w:jc w:val="center"/>
-              <w:rPr>
-                <w:rFonts w:ascii="Book Antiqua" w:hAnsi="Book Antiqua"/>
-                <w:b/>
-                <w:bCs/>
-              </w:rPr>
-            </w:pPr>
-          </w:p>
-        </w:tc>
-        <w:tc>
-          <w:tcPr>
-            <w:tcW w:w="3503" w:type="dxa"/>
-            <w:vAlign w:val="center"/>
-          </w:tcPr>
-          <w:p>
-            <w:pPr>
-              <w:widowControl w:val="0"/>
-              <w:spacing w:before="40"/>
-              <w:jc w:val="center"/>
-              <w:rPr>
-                <w:rFonts w:ascii="Book Antiqua" w:hAnsi="Book Antiqua"/>
-                <w:b/>
-                <w:bCs/>
-              </w:rPr>
-            </w:pPr>
-          </w:p>
-        </w:tc>
-      </w:tr>
-      <w:tr>
-        <w:tc>
-          <w:tcPr>
-            <w:tcW w:w="3828" w:type="dxa"/>
-            <w:vAlign w:val="center"/>
-          </w:tcPr>
-          <w:p>
-            <w:pPr>
-              <w:widowControl w:val="0"/>
-              <w:spacing w:before="40"/>
-              <w:jc w:val="center"/>
-              <w:rPr>
-                <w:rFonts w:ascii="Book Antiqua" w:hAnsi="Book Antiqua"/>
-                <w:b/>
-                <w:bCs/>
-                <w:smallCaps/>
-                <w:color w:val="76923C" w:themeColor="accent3" w:themeShade="BF"/>
-              </w:rPr>
-            </w:pPr>
-            <w:r>
-              <w:rPr>
-                <w:rFonts w:ascii="Book Antiqua" w:hAnsi="Book Antiqua"/>
-                <w:b/>
-                <w:bCs/>
-                <w:smallCaps/>
-                <w:color w:val="76923C" w:themeColor="accent3" w:themeShade="BF"/>
-              </w:rPr>
-              <w:t>The 2</w:t>
-            </w:r>
-            <w:r>
-              <w:rPr>
-                <w:rFonts w:ascii="Book Antiqua" w:hAnsi="Book Antiqua"/>
-                <w:b/>
-                <w:bCs/>
-                <w:smallCaps/>
-                <w:color w:val="76923C" w:themeColor="accent3" w:themeShade="BF"/>
-                <w:vertAlign w:val="superscript"/>
-              </w:rPr>
-              <w:t>nd</w:t>
-            </w:r>
-            <w:r>
-              <w:rPr>
-                <w:rFonts w:ascii="Book Antiqua" w:hAnsi="Book Antiqua"/>
-                <w:b/>
-                <w:bCs/>
-                <w:smallCaps/>
-                <w:color w:val="76923C" w:themeColor="accent3" w:themeShade="BF"/>
-              </w:rPr>
-              <w:t xml:space="preserve"> Book of Dominos</w:t>
-            </w:r>
-          </w:p>
-        </w:tc>
-        <w:tc>
-          <w:tcPr>
-            <w:tcW w:w="4019" w:type="dxa"/>
-            <w:gridSpan w:val="3"/>
-            <w:vAlign w:val="center"/>
-          </w:tcPr>
-          <w:p>
-            <w:pPr>
-              <w:widowControl w:val="0"/>
-              <w:spacing w:before="40"/>
-              <w:jc w:val="center"/>
-              <w:rPr>
-                <w:rFonts w:ascii="Book Antiqua" w:hAnsi="Book Antiqua"/>
-                <w:b/>
-                <w:bCs/>
-              </w:rPr>
-            </w:pPr>
-          </w:p>
-        </w:tc>
-        <w:tc>
-          <w:tcPr>
-            <w:tcW w:w="4344" w:type="dxa"/>
-            <w:gridSpan w:val="2"/>
-            <w:vAlign w:val="center"/>
-          </w:tcPr>
-          <w:p>
-            <w:pPr>
-              <w:widowControl w:val="0"/>
-              <w:spacing w:before="40"/>
-              <w:jc w:val="center"/>
-              <w:rPr>
-                <w:rFonts w:ascii="Book Antiqua" w:hAnsi="Book Antiqua"/>
-                <w:b/>
-                <w:bCs/>
-              </w:rPr>
-            </w:pPr>
-          </w:p>
-        </w:tc>
-        <w:tc>
-          <w:tcPr>
-            <w:tcW w:w="3503" w:type="dxa"/>
-            <w:vAlign w:val="center"/>
-          </w:tcPr>
-          <w:p>
-            <w:pPr>
-              <w:widowControl w:val="0"/>
-              <w:spacing w:before="40"/>
-              <w:jc w:val="center"/>
-              <w:rPr>
-                <w:rFonts w:ascii="Book Antiqua" w:hAnsi="Book Antiqua"/>
-                <w:b/>
-                <w:bCs/>
-              </w:rPr>
-            </w:pPr>
-          </w:p>
-        </w:tc>
-      </w:tr>
-      <w:tr>
-        <w:tc>
-          <w:tcPr>
-            <w:tcW w:w="3828" w:type="dxa"/>
-            <w:vAlign w:val="center"/>
-          </w:tcPr>
-          <w:p>
-            <w:pPr>
-              <w:widowControl w:val="0"/>
-              <w:spacing w:before="40"/>
-              <w:jc w:val="center"/>
-              <w:rPr>
-                <w:rFonts w:ascii="Book Antiqua" w:hAnsi="Book Antiqua"/>
-                <w:b/>
-                <w:bCs/>
-                <w:smallCaps/>
-                <w:color w:val="76923C" w:themeColor="accent3" w:themeShade="BF"/>
-              </w:rPr>
-            </w:pPr>
-            <w:r>
-              <w:rPr>
-                <w:rFonts w:ascii="Book Antiqua" w:hAnsi="Book Antiqua"/>
-                <w:b/>
-                <w:bCs/>
-                <w:smallCaps/>
-                <w:color w:val="76923C" w:themeColor="accent3" w:themeShade="BF"/>
-              </w:rPr>
-              <w:t>The Book of Clement</w:t>
-            </w:r>
-          </w:p>
-        </w:tc>
-        <w:tc>
-          <w:tcPr>
-            <w:tcW w:w="4019" w:type="dxa"/>
-            <w:gridSpan w:val="3"/>
-            <w:vAlign w:val="center"/>
-          </w:tcPr>
-          <w:p>
-            <w:pPr>
-              <w:widowControl w:val="0"/>
-              <w:spacing w:before="40"/>
-              <w:jc w:val="center"/>
-              <w:rPr>
-                <w:rFonts w:ascii="Book Antiqua" w:hAnsi="Book Antiqua"/>
-                <w:b/>
-                <w:bCs/>
-              </w:rPr>
-            </w:pPr>
-          </w:p>
-        </w:tc>
-        <w:tc>
-          <w:tcPr>
-            <w:tcW w:w="4344" w:type="dxa"/>
-            <w:gridSpan w:val="2"/>
-            <w:vAlign w:val="center"/>
-          </w:tcPr>
-          <w:p>
-            <w:pPr>
-              <w:widowControl w:val="0"/>
-              <w:spacing w:before="40"/>
-              <w:jc w:val="center"/>
-              <w:rPr>
-                <w:rFonts w:ascii="Book Antiqua" w:hAnsi="Book Antiqua"/>
-                <w:b/>
-                <w:bCs/>
-              </w:rPr>
-            </w:pPr>
-          </w:p>
-        </w:tc>
-        <w:tc>
-          <w:tcPr>
-            <w:tcW w:w="3503" w:type="dxa"/>
-            <w:vAlign w:val="center"/>
-          </w:tcPr>
-          <w:p>
-            <w:pPr>
-              <w:widowControl w:val="0"/>
-              <w:spacing w:before="40"/>
-              <w:jc w:val="center"/>
-              <w:rPr>
-                <w:rFonts w:ascii="Book Antiqua" w:hAnsi="Book Antiqua"/>
-                <w:b/>
-                <w:bCs/>
-              </w:rPr>
-            </w:pPr>
-          </w:p>
-        </w:tc>
-      </w:tr>
-      <w:tr>
-        <w:tc>
-          <w:tcPr>
-            <w:tcW w:w="3828" w:type="dxa"/>
-            <w:vAlign w:val="center"/>
-          </w:tcPr>
-          <w:p>
-            <w:pPr>
-              <w:widowControl w:val="0"/>
-              <w:spacing w:before="40"/>
-              <w:jc w:val="center"/>
-              <w:rPr>
-                <w:rFonts w:ascii="Book Antiqua" w:hAnsi="Book Antiqua"/>
-                <w:b/>
-                <w:bCs/>
-                <w:smallCaps/>
-                <w:color w:val="76923C" w:themeColor="accent3" w:themeShade="BF"/>
-              </w:rPr>
-            </w:pPr>
-            <w:r>
-              <w:rPr>
-                <w:rFonts w:ascii="Book Antiqua" w:hAnsi="Book Antiqua"/>
-                <w:b/>
-                <w:bCs/>
-                <w:smallCaps/>
-                <w:color w:val="76923C" w:themeColor="accent3" w:themeShade="BF"/>
-              </w:rPr>
-              <w:t>Didascalia</w:t>
-            </w:r>
-          </w:p>
-        </w:tc>
-        <w:tc>
-          <w:tcPr>
-            <w:tcW w:w="4019" w:type="dxa"/>
-            <w:gridSpan w:val="3"/>
-            <w:vAlign w:val="center"/>
-          </w:tcPr>
-          <w:p>
-            <w:pPr>
-              <w:widowControl w:val="0"/>
-              <w:spacing w:before="40"/>
-              <w:jc w:val="center"/>
-              <w:rPr>
-                <w:rFonts w:ascii="Book Antiqua" w:hAnsi="Book Antiqua"/>
-                <w:b/>
-                <w:bCs/>
-              </w:rPr>
-            </w:pPr>
-          </w:p>
-        </w:tc>
-        <w:tc>
-          <w:tcPr>
-            <w:tcW w:w="4344" w:type="dxa"/>
-            <w:gridSpan w:val="2"/>
-            <w:vAlign w:val="center"/>
-          </w:tcPr>
-          <w:p>
-            <w:pPr>
-              <w:widowControl w:val="0"/>
-              <w:spacing w:before="40"/>
-              <w:jc w:val="center"/>
-              <w:rPr>
-                <w:rFonts w:ascii="Book Antiqua" w:hAnsi="Book Antiqua"/>
-                <w:b/>
-                <w:bCs/>
-              </w:rPr>
-            </w:pPr>
-            <w:r>
-              <w:rPr>
-                <w:rFonts w:ascii="Gentium" w:hAnsi="Gentium" w:cs="Gentium"/>
-                <w:i/>
-                <w:iCs/>
-                <w:color w:val="E36C0A" w:themeColor="accent6" w:themeShade="BF"/>
-              </w:rPr>
-              <w:t>Syriac</w:t>
-            </w:r>
-            <w:r>
-              <w:rPr>
-                <w:rFonts w:ascii="Gentium" w:hAnsi="Gentium" w:cs="Gentium"/>
-                <w:i/>
-                <w:iCs/>
-                <w:color w:val="E36C0A" w:themeColor="accent6" w:themeShade="BF"/>
-              </w:rPr>
-              <w:t xml:space="preserve"> Text</w:t>
-            </w:r>
-          </w:p>
-        </w:tc>
-        <w:tc>
-          <w:tcPr>
-            <w:tcW w:w="3503" w:type="dxa"/>
-            <w:vAlign w:val="center"/>
-          </w:tcPr>
-          <w:p>
-            <w:pPr>
-              <w:widowControl w:val="0"/>
-              <w:spacing w:before="40"/>
-              <w:jc w:val="center"/>
-              <w:rPr>
-                <w:rFonts w:ascii="Gentium" w:hAnsi="Gentium" w:cs="Gentium"/>
-                <w:color w:val="808080" w:themeColor="background1" w:themeShade="80"/>
-                <w:sz w:val="26"/>
-                <w:szCs w:val="26"/>
-              </w:rPr>
-            </w:pPr>
-            <w:hyperlink r:id="rId740" w:tooltip="Translation from the Syriac" w:history="1">
-              <w:r>
-                <w:rPr>
-                  <w:rStyle w:val="Hyperlink"/>
-                  <w:rFonts w:ascii="Gentium" w:hAnsi="Gentium" w:cs="Gentium"/>
-                  <w:color w:val="808080" w:themeColor="background1" w:themeShade="80"/>
-                  <w:sz w:val="26"/>
-                  <w:szCs w:val="26"/>
-                </w:rPr>
-                <w:t>The Catholic Didascalia</w:t>
-              </w:r>
-              <w:r>
-                <w:rPr>
-                  <w:rStyle w:val="Hyperlink"/>
-                  <w:rFonts w:ascii="Gentium" w:hAnsi="Gentium" w:cs="Gentium"/>
-                  <w:color w:val="808080" w:themeColor="background1" w:themeShade="80"/>
-                  <w:sz w:val="26"/>
-                  <w:szCs w:val="26"/>
-                </w:rPr>
-                <w:br/>
-              </w:r>
-              <w:r>
-                <w:rPr>
-                  <w:rStyle w:val="Hyperlink"/>
-                  <w:rFonts w:ascii="Gentium" w:hAnsi="Gentium" w:cs="Gentium"/>
-                  <w:i/>
-                  <w:iCs/>
-                  <w:color w:val="808080" w:themeColor="background1" w:themeShade="80"/>
-                  <w:sz w:val="22"/>
-                  <w:szCs w:val="22"/>
-                </w:rPr>
-                <w:t>(R. Hugh Connol</w:t>
-              </w:r>
-              <w:r>
-                <w:rPr>
-                  <w:rStyle w:val="Hyperlink"/>
-                  <w:rFonts w:ascii="Gentium" w:hAnsi="Gentium" w:cs="Gentium"/>
-                  <w:i/>
-                  <w:iCs/>
-                  <w:color w:val="808080" w:themeColor="background1" w:themeShade="80"/>
-                  <w:sz w:val="22"/>
-                  <w:szCs w:val="22"/>
-                </w:rPr>
-                <w:t>l</w:t>
-              </w:r>
-              <w:r>
-                <w:rPr>
-                  <w:rStyle w:val="Hyperlink"/>
-                  <w:rFonts w:ascii="Gentium" w:hAnsi="Gentium" w:cs="Gentium"/>
-                  <w:i/>
-                  <w:iCs/>
-                  <w:color w:val="808080" w:themeColor="background1" w:themeShade="80"/>
-                  <w:sz w:val="22"/>
-                  <w:szCs w:val="22"/>
-                </w:rPr>
-                <w:t>y, 1929)</w:t>
-              </w:r>
-            </w:hyperlink>
-          </w:p>
-        </w:tc>
-      </w:tr>
-      <w:tr>
-        <w:tc>
-          <w:tcPr>
-            <w:tcW w:w="15694" w:type="dxa"/>
-            <w:gridSpan w:val="7"/>
-          </w:tcPr>
-          <w:p>
-            <w:pPr>
-              <w:widowControl w:val="0"/>
-              <w:spacing w:before="120"/>
-              <w:jc w:val="center"/>
-              <w:rPr>
-                <w:rFonts w:ascii="Book Antiqua" w:hAnsi="Book Antiqua"/>
-                <w:b/>
-                <w:bCs/>
-              </w:rPr>
-            </w:pPr>
-            <w:r>
-              <w:rPr>
-                <w:rFonts w:ascii="Book Antiqua" w:hAnsi="Book Antiqua"/>
-                <w:b/>
-                <w:bCs/>
-              </w:rPr>
-              <w:t xml:space="preserve">Apocryphal </w:t>
-            </w:r>
-            <w:r>
-              <w:rPr>
-                <w:rFonts w:ascii="Book Antiqua" w:hAnsi="Book Antiqua"/>
-                <w:b/>
-                <w:bCs/>
-              </w:rPr>
-              <w:t>Revelations</w:t>
-            </w:r>
-            <w:r>
-              <w:rPr>
-                <w:rFonts w:ascii="Book Antiqua" w:hAnsi="Book Antiqua"/>
-                <w:b/>
-                <w:bCs/>
-              </w:rPr>
-              <w:t xml:space="preserve"> &amp; Acts</w:t>
-            </w:r>
-          </w:p>
-        </w:tc>
-      </w:tr>
-      <w:tr>
-        <w:tc>
-          <w:tcPr>
-            <w:tcW w:w="3828" w:type="dxa"/>
             <w:vAlign w:val="center"/>
           </w:tcPr>
           <w:p>
             <w:pPr>
               <w:spacing w:before="40" w:line="300" w:lineRule="exact"/>
               <w:jc w:val="center"/>
-              <w:rPr>
-                <w:rFonts w:ascii="Book Antiqua" w:hAnsi="Book Antiqua"/>
-                <w:b/>
-                <w:bCs/>
-                <w:smallCaps/>
-                <w:color w:val="E36C0A" w:themeColor="accent6" w:themeShade="BF"/>
-              </w:rPr>
-            </w:pPr>
-            <w:r>
-              <w:rPr>
-                <w:rFonts w:ascii="Book Antiqua" w:hAnsi="Book Antiqua"/>
-                <w:b/>
-                <w:bCs/>
-                <w:smallCaps/>
-                <w:color w:val="808080" w:themeColor="background1" w:themeShade="80"/>
-              </w:rPr>
-              <w:t xml:space="preserve">The </w:t>
-            </w:r>
-            <w:r>
-              <w:rPr>
-                <w:rFonts w:ascii="Book Antiqua" w:hAnsi="Book Antiqua"/>
-                <w:b/>
-                <w:bCs/>
-                <w:smallCaps/>
-                <w:color w:val="808080" w:themeColor="background1" w:themeShade="80"/>
-              </w:rPr>
-              <w:t>Revelation to</w:t>
-            </w:r>
-            <w:r>
-              <w:rPr>
-                <w:rFonts w:ascii="Book Antiqua" w:hAnsi="Book Antiqua"/>
-                <w:b/>
-                <w:bCs/>
-                <w:smallCaps/>
-                <w:color w:val="808080" w:themeColor="background1" w:themeShade="80"/>
-              </w:rPr>
-              <w:t xml:space="preserve"> Peter</w:t>
-            </w:r>
-          </w:p>
-        </w:tc>
-        <w:tc>
-          <w:tcPr>
-            <w:tcW w:w="3969" w:type="dxa"/>
-            <w:gridSpan w:val="2"/>
-            <w:vAlign w:val="center"/>
-          </w:tcPr>
-          <w:p>
-            <w:pPr>
-              <w:spacing w:before="40" w:line="260" w:lineRule="exact"/>
-              <w:jc w:val="center"/>
-              <w:rPr>
-                <w:rFonts w:ascii="Gentium" w:hAnsi="Gentium" w:cs="Gentium"/>
-                <w:i/>
-                <w:iCs/>
-                <w:smallCaps/>
-                <w:color w:val="800000"/>
-              </w:rPr>
-            </w:pPr>
-            <w:hyperlink r:id="rId741" w:tooltip="Transcription of the Greek Text" w:history="1">
-              <w:r>
-                <w:rPr>
-                  <w:rStyle w:val="Hyperlink"/>
-                  <w:rFonts w:ascii="Gentium" w:hAnsi="Gentium" w:cs="Gentium"/>
-                  <w:i/>
-                  <w:iCs/>
-                  <w:sz w:val="28"/>
-                  <w:szCs w:val="28"/>
-                </w:rPr>
-                <w:t>Ἀπ</w:t>
-              </w:r>
-              <w:proofErr w:type="spellStart"/>
-              <w:r>
-                <w:rPr>
-                  <w:rStyle w:val="Hyperlink"/>
-                  <w:rFonts w:ascii="Gentium" w:hAnsi="Gentium" w:cs="Gentium"/>
-                  <w:i/>
-                  <w:iCs/>
-                  <w:sz w:val="28"/>
-                  <w:szCs w:val="28"/>
-                </w:rPr>
-                <w:t>οκάλυψης</w:t>
-              </w:r>
-              <w:proofErr w:type="spellEnd"/>
-              <w:r>
-                <w:rPr>
-                  <w:rStyle w:val="Hyperlink"/>
-                  <w:rFonts w:ascii="Gentium" w:hAnsi="Gentium" w:cs="Gentium"/>
-                  <w:i/>
-                  <w:iCs/>
-                  <w:sz w:val="28"/>
-                  <w:szCs w:val="28"/>
-                </w:rPr>
-                <w:t xml:space="preserve"> </w:t>
-              </w:r>
-              <w:proofErr w:type="spellStart"/>
-              <w:r>
-                <w:rPr>
-                  <w:rStyle w:val="Hyperlink"/>
-                  <w:rFonts w:ascii="Gentium" w:hAnsi="Gentium" w:cs="Gentium"/>
-                  <w:i/>
-                  <w:iCs/>
-                  <w:sz w:val="28"/>
-                  <w:szCs w:val="28"/>
-                </w:rPr>
-                <w:t>Πέτρου</w:t>
-              </w:r>
-              <w:proofErr w:type="spellEnd"/>
-              <w:r>
-                <w:rPr>
-                  <w:rStyle w:val="Hyperlink"/>
-                  <w:rFonts w:ascii="Gentium" w:hAnsi="Gentium" w:cs="Gentium"/>
-                  <w:i/>
-                  <w:iCs/>
-                  <w:smallCaps/>
-                </w:rPr>
-                <w:t xml:space="preserve"> </w:t>
-              </w:r>
-              <w:r>
-                <w:rPr>
-                  <w:rStyle w:val="Hyperlink"/>
-                  <w:rFonts w:ascii="Gentium" w:hAnsi="Gentium" w:cs="Gentium"/>
-                  <w:i/>
-                  <w:iCs/>
-                  <w:smallCaps/>
-                </w:rPr>
-                <w:br/>
-                <w:t>(</w:t>
-              </w:r>
-              <w:r>
-                <w:rPr>
-                  <w:rStyle w:val="Hyperlink"/>
-                  <w:rFonts w:ascii="Gentium" w:hAnsi="Gentium" w:cs="Gentium"/>
-                  <w:i/>
-                  <w:iCs/>
-                  <w:smallCaps/>
-                </w:rPr>
-                <w:t>Akhmim Fragment</w:t>
-              </w:r>
-              <w:r>
-                <w:rPr>
-                  <w:rStyle w:val="Hyperlink"/>
-                  <w:rFonts w:ascii="Gentium" w:hAnsi="Gentium" w:cs="Gentium"/>
-                  <w:i/>
-                  <w:iCs/>
-                  <w:smallCaps/>
-                </w:rPr>
-                <w:t>)</w:t>
-              </w:r>
-            </w:hyperlink>
-          </w:p>
-        </w:tc>
-        <w:tc>
-          <w:tcPr>
-            <w:tcW w:w="4394" w:type="dxa"/>
-            <w:gridSpan w:val="3"/>
-            <w:vAlign w:val="center"/>
-          </w:tcPr>
-          <w:p>
-            <w:pPr>
-              <w:spacing w:before="40" w:line="300" w:lineRule="exact"/>
-              <w:jc w:val="center"/>
-              <w:rPr>
-                <w:rFonts w:ascii="Gentium" w:hAnsi="Gentium" w:cs="Gentium"/>
-                <w:i/>
-                <w:iCs/>
-                <w:color w:val="E36C0A" w:themeColor="accent6" w:themeShade="BF"/>
-              </w:rPr>
-            </w:pPr>
-            <w:hyperlink r:id="rId742" w:tooltip="Ethiopic Text Unavailable" w:history="1">
-              <w:r>
-                <w:rPr>
-                  <w:rStyle w:val="Hyperlink"/>
-                  <w:rFonts w:ascii="Gentium" w:hAnsi="Gentium" w:cs="Gentium"/>
-                  <w:i/>
-                  <w:iCs/>
-                  <w:color w:val="E36C0A" w:themeColor="accent6" w:themeShade="BF"/>
-                  <w:u w:val="none"/>
-                </w:rPr>
-                <w:t>Ethiopic Text</w:t>
-              </w:r>
-            </w:hyperlink>
-          </w:p>
-        </w:tc>
-        <w:tc>
-          <w:tcPr>
-            <w:tcW w:w="3503" w:type="dxa"/>
-            <w:vAlign w:val="center"/>
-          </w:tcPr>
-          <w:p>
-            <w:pPr>
-              <w:spacing w:before="40" w:line="260" w:lineRule="exact"/>
-              <w:jc w:val="center"/>
-              <w:rPr>
-                <w:rFonts w:ascii="Gentium" w:hAnsi="Gentium" w:cs="Gentium"/>
-                <w:color w:val="808080" w:themeColor="background1" w:themeShade="80"/>
-                <w:sz w:val="26"/>
-                <w:szCs w:val="26"/>
-              </w:rPr>
-            </w:pPr>
-            <w:hyperlink r:id="rId743" w:tooltip="The Apocalypse of Peter" w:history="1">
-              <w:r>
-                <w:rPr>
-                  <w:rStyle w:val="Hyperlink"/>
-                  <w:rFonts w:ascii="Gentium" w:hAnsi="Gentium" w:cs="Gentium"/>
-                  <w:sz w:val="26"/>
-                  <w:szCs w:val="26"/>
-                </w:rPr>
-                <w:t>The Apocalypse of Peter</w:t>
-              </w:r>
-              <w:r>
-                <w:rPr>
-                  <w:rStyle w:val="Hyperlink"/>
-                  <w:rFonts w:ascii="Gentium" w:hAnsi="Gentium" w:cs="Gentium"/>
-                  <w:sz w:val="26"/>
-                  <w:szCs w:val="26"/>
-                </w:rPr>
-                <w:br/>
-              </w:r>
-              <w:r>
-                <w:rPr>
-                  <w:rStyle w:val="Hyperlink"/>
-                  <w:rFonts w:ascii="Gentium" w:hAnsi="Gentium" w:cs="Gentium"/>
-                  <w:i/>
-                  <w:iCs/>
-                  <w:sz w:val="22"/>
-                  <w:szCs w:val="22"/>
-                </w:rPr>
-                <w:t>(M.R. James, 1924)</w:t>
-              </w:r>
-            </w:hyperlink>
-          </w:p>
-        </w:tc>
-      </w:tr>
-      <w:tr>
-        <w:tc>
-          <w:tcPr>
-            <w:tcW w:w="3828" w:type="dxa"/>
-            <w:vAlign w:val="center"/>
-          </w:tcPr>
-          <w:p>
-            <w:pPr>
-              <w:spacing w:before="40" w:line="300" w:lineRule="exact"/>
-              <w:jc w:val="center"/>
-              <w:rPr>
-                <w:rFonts w:ascii="Book Antiqua" w:hAnsi="Book Antiqua"/>
-                <w:smallCaps/>
-                <w:color w:val="76923C" w:themeColor="accent3" w:themeShade="BF"/>
-              </w:rPr>
-            </w:pPr>
-            <w:r>
-              <w:rPr>
-                <w:rFonts w:ascii="Book Antiqua" w:hAnsi="Book Antiqua"/>
-                <w:smallCaps/>
-                <w:color w:val="808080" w:themeColor="background1" w:themeShade="80"/>
-              </w:rPr>
-              <w:t xml:space="preserve">The </w:t>
-            </w:r>
-            <w:r>
-              <w:rPr>
-                <w:rFonts w:ascii="Book Antiqua" w:hAnsi="Book Antiqua"/>
-                <w:smallCaps/>
-                <w:color w:val="808080" w:themeColor="background1" w:themeShade="80"/>
-              </w:rPr>
-              <w:t>Revelation to</w:t>
-            </w:r>
-            <w:r>
-              <w:rPr>
-                <w:rFonts w:ascii="Book Antiqua" w:hAnsi="Book Antiqua"/>
-                <w:smallCaps/>
-                <w:color w:val="808080" w:themeColor="background1" w:themeShade="80"/>
-              </w:rPr>
-              <w:t xml:space="preserve"> Paul</w:t>
-            </w:r>
-          </w:p>
-        </w:tc>
-        <w:tc>
-          <w:tcPr>
-            <w:tcW w:w="3969" w:type="dxa"/>
-            <w:gridSpan w:val="2"/>
-            <w:vAlign w:val="center"/>
-          </w:tcPr>
-          <w:p>
-            <w:pPr>
-              <w:spacing w:before="40" w:line="300" w:lineRule="exact"/>
-              <w:jc w:val="center"/>
-              <w:rPr>
-                <w:rFonts w:ascii="Gentium" w:hAnsi="Gentium" w:cs="Gentium"/>
-                <w:i/>
-                <w:iCs/>
-                <w:color w:val="800000"/>
-                <w:sz w:val="28"/>
-                <w:szCs w:val="28"/>
-              </w:rPr>
-            </w:pPr>
-            <w:r>
               <w:rPr>
                 <w:rFonts w:ascii="Gentium" w:hAnsi="Gentium" w:cs="Gentium"/>
                 <w:i/>
@@ -37463,14 +37882,37 @@
                 <w:sz w:val="28"/>
                 <w:szCs w:val="28"/>
               </w:rPr>
-              <w:t>Incipit Visio Sancti Pavli Apostoli</w:t>
+            </w:pPr>
+            <w:proofErr w:type="spellStart"/>
+            <w:r>
+              <w:rPr>
+                <w:rFonts w:ascii="Gentium" w:hAnsi="Gentium" w:cs="Gentium"/>
+                <w:i/>
+                <w:iCs/>
+                <w:color w:val="E36C0A" w:themeColor="accent6" w:themeShade="BF"/>
+                <w:sz w:val="28"/>
+                <w:szCs w:val="28"/>
+              </w:rPr>
+              <w:t>Revelatio</w:t>
             </w:r>
-          </w:p>
-        </w:tc>
-        <w:tc>
-          <w:tcPr>
-            <w:tcW w:w="4394" w:type="dxa"/>
-            <w:gridSpan w:val="3"/>
+            <w:proofErr w:type="spellEnd"/>
+            <w:r>
+              <w:rPr>
+                <w:rFonts w:ascii="Gentium" w:hAnsi="Gentium" w:cs="Gentium"/>
+                <w:i/>
+                <w:iCs/>
+                <w:color w:val="E36C0A" w:themeColor="accent6" w:themeShade="BF"/>
+                <w:sz w:val="28"/>
+                <w:szCs w:val="28"/>
+              </w:rPr>
+              <w:t xml:space="preserve"> Thomae</w:t>
+            </w:r>
+          </w:p>
+        </w:tc>
+        <w:tc>
+          <w:tcPr>
+            <w:tcW w:w="2552" w:type="dxa"/>
+            <w:gridSpan w:val="2"/>
             <w:vAlign w:val="center"/>
           </w:tcPr>
           <w:p>
@@ -37485,24 +37927,6 @@
                 <w:u w:val="single"/>
               </w:rPr>
             </w:pPr>
-            <w:r>
-              <w:rPr>
-                <w:rFonts w:ascii="Gentium" w:hAnsi="Gentium" w:cs="Gentium"/>
-                <w:i/>
-                <w:iCs/>
-                <w:color w:val="E36C0A" w:themeColor="accent6" w:themeShade="BF"/>
-              </w:rPr>
-              <w:t>Syriac</w:t>
-            </w:r>
-            <w:r>
-              <w:rPr>
-                <w:rFonts w:ascii="Gentium" w:hAnsi="Gentium" w:cs="Gentium"/>
-                <w:i/>
-                <w:iCs/>
-                <w:color w:val="E36C0A" w:themeColor="accent6" w:themeShade="BF"/>
-              </w:rPr>
-              <w:t xml:space="preserve"> Text</w:t>
-            </w:r>
           </w:p>
         </w:tc>
         <w:tc>
@@ -37529,7 +37953,16 @@
                 <w:sz w:val="26"/>
                 <w:szCs w:val="26"/>
               </w:rPr>
-              <w:t>The Apocalypse of Paul</w:t>
+              <w:t xml:space="preserve">The Apocalypse of </w:t>
+            </w:r>
+            <w:r>
+              <w:rPr>
+                <w:rFonts w:ascii="Gentium" w:hAnsi="Gentium" w:cs="Gentium"/>
+                <w:color w:val="808080" w:themeColor="background1" w:themeShade="80"/>
+                <w:sz w:val="26"/>
+                <w:szCs w:val="26"/>
+              </w:rPr>
+              <w:t>Thomas</w:t>
             </w:r>
             <w:r>
               <w:rPr>
@@ -37558,6 +37991,7 @@
         <w:tc>
           <w:tcPr>
             <w:tcW w:w="3828" w:type="dxa"/>
+            <w:vAlign w:val="center"/>
           </w:tcPr>
           <w:p>
             <w:pPr>
@@ -37575,252 +38009,19 @@
                 <w:smallCaps/>
                 <w:color w:val="76923C" w:themeColor="accent3" w:themeShade="BF"/>
               </w:rPr>
-              <w:t xml:space="preserve">The </w:t>
+              <w:t>The Acts of Paul</w:t>
             </w:r>
-            <w:r>
-              <w:rPr>
-                <w:rFonts w:ascii="Book Antiqua" w:hAnsi="Book Antiqua"/>
-                <w:smallCaps/>
-                <w:color w:val="76923C" w:themeColor="accent3" w:themeShade="BF"/>
-              </w:rPr>
-              <w:t>Revelation to</w:t>
-            </w:r>
-            <w:r>
-              <w:rPr>
-                <w:rFonts w:ascii="Book Antiqua" w:hAnsi="Book Antiqua"/>
-                <w:smallCaps/>
-                <w:color w:val="76923C" w:themeColor="accent3" w:themeShade="BF"/>
-              </w:rPr>
-              <w:t xml:space="preserve"> the Virgin</w:t>
-            </w:r>
-          </w:p>
-        </w:tc>
-        <w:tc>
-          <w:tcPr>
-            <w:tcW w:w="3969" w:type="dxa"/>
-            <w:gridSpan w:val="2"/>
+          </w:p>
+        </w:tc>
+        <w:tc>
+          <w:tcPr>
+            <w:tcW w:w="2835" w:type="dxa"/>
+            <w:vAlign w:val="center"/>
           </w:tcPr>
           <w:p>
             <w:pPr>
               <w:spacing w:before="40" w:line="300" w:lineRule="exact"/>
               <w:jc w:val="center"/>
-              <w:rPr>
-                <w:rFonts w:ascii="Gentium" w:hAnsi="Gentium" w:cs="Gentium"/>
-                <w:b/>
-                <w:bCs/>
-                <w:color w:val="800000"/>
-                <w:u w:val="single"/>
-              </w:rPr>
-            </w:pPr>
-          </w:p>
-        </w:tc>
-        <w:tc>
-          <w:tcPr>
-            <w:tcW w:w="4394" w:type="dxa"/>
-            <w:gridSpan w:val="3"/>
-          </w:tcPr>
-          <w:p>
-            <w:pPr>
-              <w:spacing w:before="40" w:line="300" w:lineRule="exact"/>
-              <w:jc w:val="center"/>
-              <w:rPr>
-                <w:rFonts w:ascii="Gentium" w:hAnsi="Gentium" w:cs="Gentium"/>
-                <w:b/>
-                <w:bCs/>
-                <w:color w:val="800000"/>
-                <w:u w:val="single"/>
-              </w:rPr>
-            </w:pPr>
-          </w:p>
-        </w:tc>
-        <w:tc>
-          <w:tcPr>
-            <w:tcW w:w="3503" w:type="dxa"/>
-          </w:tcPr>
-          <w:p>
-            <w:pPr>
-              <w:spacing w:before="40" w:line="300" w:lineRule="exact"/>
-              <w:jc w:val="center"/>
-              <w:rPr>
-                <w:rFonts w:ascii="Gentium" w:hAnsi="Gentium" w:cs="Gentium"/>
-                <w:b/>
-                <w:bCs/>
-                <w:color w:val="800000"/>
-                <w:u w:val="single"/>
-              </w:rPr>
-            </w:pPr>
-          </w:p>
-        </w:tc>
-      </w:tr>
-      <w:tr>
-        <w:tc>
-          <w:tcPr>
-            <w:tcW w:w="3828" w:type="dxa"/>
-          </w:tcPr>
-          <w:p>
-            <w:pPr>
-              <w:spacing w:before="40" w:line="300" w:lineRule="exact"/>
-              <w:jc w:val="center"/>
-              <w:rPr>
-                <w:rFonts w:ascii="Book Antiqua" w:hAnsi="Book Antiqua"/>
-                <w:smallCaps/>
-                <w:color w:val="76923C" w:themeColor="accent3" w:themeShade="BF"/>
-              </w:rPr>
-            </w:pPr>
-            <w:r>
-              <w:rPr>
-                <w:rFonts w:ascii="Book Antiqua" w:hAnsi="Book Antiqua"/>
-                <w:smallCaps/>
-                <w:color w:val="76923C" w:themeColor="accent3" w:themeShade="BF"/>
-              </w:rPr>
-              <w:t xml:space="preserve">The </w:t>
-            </w:r>
-            <w:r>
-              <w:rPr>
-                <w:rFonts w:ascii="Book Antiqua" w:hAnsi="Book Antiqua"/>
-                <w:smallCaps/>
-                <w:color w:val="76923C" w:themeColor="accent3" w:themeShade="BF"/>
-              </w:rPr>
-              <w:t>Revelation to</w:t>
-            </w:r>
-            <w:r>
-              <w:rPr>
-                <w:rFonts w:ascii="Book Antiqua" w:hAnsi="Book Antiqua"/>
-                <w:smallCaps/>
-                <w:color w:val="76923C" w:themeColor="accent3" w:themeShade="BF"/>
-              </w:rPr>
-              <w:t xml:space="preserve"> Stephen</w:t>
-            </w:r>
-          </w:p>
-        </w:tc>
-        <w:tc>
-          <w:tcPr>
-            <w:tcW w:w="3969" w:type="dxa"/>
-            <w:gridSpan w:val="2"/>
-          </w:tcPr>
-          <w:p>
-            <w:pPr>
-              <w:spacing w:before="40" w:line="300" w:lineRule="exact"/>
-              <w:jc w:val="center"/>
-              <w:rPr>
-                <w:rFonts w:ascii="Gentium" w:hAnsi="Gentium" w:cs="Gentium"/>
-                <w:b/>
-                <w:bCs/>
-                <w:color w:val="800000"/>
-                <w:u w:val="single"/>
-              </w:rPr>
-            </w:pPr>
-          </w:p>
-        </w:tc>
-        <w:tc>
-          <w:tcPr>
-            <w:tcW w:w="4394" w:type="dxa"/>
-            <w:gridSpan w:val="3"/>
-          </w:tcPr>
-          <w:p>
-            <w:pPr>
-              <w:spacing w:before="40" w:line="300" w:lineRule="exact"/>
-              <w:jc w:val="center"/>
-              <w:rPr>
-                <w:rFonts w:ascii="Gentium" w:hAnsi="Gentium" w:cs="Gentium"/>
-                <w:b/>
-                <w:bCs/>
-                <w:color w:val="800000"/>
-                <w:u w:val="single"/>
-              </w:rPr>
-            </w:pPr>
-          </w:p>
-        </w:tc>
-        <w:tc>
-          <w:tcPr>
-            <w:tcW w:w="3503" w:type="dxa"/>
-          </w:tcPr>
-          <w:p>
-            <w:pPr>
-              <w:spacing w:before="40" w:line="300" w:lineRule="exact"/>
-              <w:jc w:val="center"/>
-              <w:rPr>
-                <w:rFonts w:ascii="Gentium" w:hAnsi="Gentium" w:cs="Gentium"/>
-                <w:b/>
-                <w:bCs/>
-                <w:color w:val="800000"/>
-                <w:u w:val="single"/>
-              </w:rPr>
-            </w:pPr>
-          </w:p>
-        </w:tc>
-      </w:tr>
-      <w:tr>
-        <w:tc>
-          <w:tcPr>
-            <w:tcW w:w="3828" w:type="dxa"/>
-            <w:vAlign w:val="center"/>
-          </w:tcPr>
-          <w:p>
-            <w:pPr>
-              <w:spacing w:before="40" w:line="300" w:lineRule="exact"/>
-              <w:jc w:val="center"/>
-              <w:rPr>
-                <w:rFonts w:ascii="Book Antiqua" w:hAnsi="Book Antiqua"/>
-                <w:smallCaps/>
-                <w:color w:val="76923C" w:themeColor="accent3" w:themeShade="BF"/>
-              </w:rPr>
-            </w:pPr>
-            <w:r>
-              <w:rPr>
-                <w:rFonts w:ascii="Book Antiqua" w:hAnsi="Book Antiqua"/>
-                <w:smallCaps/>
-                <w:color w:val="76923C" w:themeColor="accent3" w:themeShade="BF"/>
-              </w:rPr>
-              <w:t xml:space="preserve">The </w:t>
-            </w:r>
-            <w:r>
-              <w:rPr>
-                <w:rFonts w:ascii="Book Antiqua" w:hAnsi="Book Antiqua"/>
-                <w:smallCaps/>
-                <w:color w:val="76923C" w:themeColor="accent3" w:themeShade="BF"/>
-              </w:rPr>
-              <w:t>Revelation to</w:t>
-            </w:r>
-            <w:r>
-              <w:rPr>
-                <w:rFonts w:ascii="Book Antiqua" w:hAnsi="Book Antiqua"/>
-                <w:smallCaps/>
-                <w:color w:val="76923C" w:themeColor="accent3" w:themeShade="BF"/>
-              </w:rPr>
-              <w:t xml:space="preserve"> </w:t>
-            </w:r>
-            <w:r>
-              <w:rPr>
-                <w:rFonts w:ascii="Book Antiqua" w:hAnsi="Book Antiqua"/>
-                <w:smallCaps/>
-                <w:color w:val="76923C" w:themeColor="accent3" w:themeShade="BF"/>
-              </w:rPr>
-              <w:t>Thomas</w:t>
-            </w:r>
-          </w:p>
-        </w:tc>
-        <w:tc>
-          <w:tcPr>
-            <w:tcW w:w="3969" w:type="dxa"/>
-            <w:gridSpan w:val="2"/>
-            <w:vAlign w:val="center"/>
-          </w:tcPr>
-          <w:p>
-            <w:pPr>
-              <w:spacing w:before="40" w:line="300" w:lineRule="exact"/>
-              <w:jc w:val="center"/>
-              <w:rPr>
-                <w:rFonts w:ascii="Gentium" w:hAnsi="Gentium" w:cs="Gentium"/>
-                <w:i/>
-                <w:iCs/>
-                <w:color w:val="808080" w:themeColor="background1" w:themeShade="80"/>
-                <w:sz w:val="28"/>
-                <w:szCs w:val="28"/>
-              </w:rPr>
-            </w:pPr>
-            <w:proofErr w:type="spellStart"/>
-            <w:r>
               <w:rPr>
                 <w:rFonts w:ascii="Gentium" w:hAnsi="Gentium" w:cs="Gentium"/>
                 <w:i/>
@@ -37829,10 +38030,19 @@
                 <w:sz w:val="28"/>
                 <w:szCs w:val="28"/>
               </w:rPr>
-              <w:t>Revelatio</w:t>
-            </w:r>
-            <w:proofErr w:type="spellEnd"/>
-            <w:r>
+            </w:pPr>
+          </w:p>
+        </w:tc>
+        <w:tc>
+          <w:tcPr>
+            <w:tcW w:w="2976" w:type="dxa"/>
+            <w:gridSpan w:val="3"/>
+            <w:vAlign w:val="center"/>
+          </w:tcPr>
+          <w:p>
+            <w:pPr>
+              <w:spacing w:before="40" w:line="300" w:lineRule="exact"/>
+              <w:jc w:val="center"/>
               <w:rPr>
                 <w:rFonts w:ascii="Gentium" w:hAnsi="Gentium" w:cs="Gentium"/>
                 <w:i/>
@@ -37841,14 +38051,13 @@
                 <w:sz w:val="28"/>
                 <w:szCs w:val="28"/>
               </w:rPr>
-              <w:t xml:space="preserve"> Thomae</w:t>
-            </w:r>
-          </w:p>
-        </w:tc>
-        <w:tc>
-          <w:tcPr>
-            <w:tcW w:w="4394" w:type="dxa"/>
-            <w:gridSpan w:val="3"/>
+            </w:pPr>
+          </w:p>
+        </w:tc>
+        <w:tc>
+          <w:tcPr>
+            <w:tcW w:w="2552" w:type="dxa"/>
+            <w:gridSpan w:val="2"/>
             <w:vAlign w:val="center"/>
           </w:tcPr>
           <w:p>
@@ -37876,50 +38085,11 @@
               <w:jc w:val="center"/>
               <w:rPr>
                 <w:rFonts w:ascii="Gentium" w:hAnsi="Gentium" w:cs="Gentium"/>
-                <w:b/>
-                <w:bCs/>
-                <w:color w:val="800000"/>
-                <w:u w:val="single"/>
-              </w:rPr>
-            </w:pPr>
-            <w:r>
-              <w:rPr>
-                <w:rFonts w:ascii="Gentium" w:hAnsi="Gentium" w:cs="Gentium"/>
                 <w:color w:val="808080" w:themeColor="background1" w:themeShade="80"/>
                 <w:sz w:val="26"/>
                 <w:szCs w:val="26"/>
               </w:rPr>
-              <w:t xml:space="preserve">The Apocalypse of </w:t>
-            </w:r>
-            <w:r>
-              <w:rPr>
-                <w:rFonts w:ascii="Gentium" w:hAnsi="Gentium" w:cs="Gentium"/>
-                <w:color w:val="808080" w:themeColor="background1" w:themeShade="80"/>
-                <w:sz w:val="26"/>
-                <w:szCs w:val="26"/>
-              </w:rPr>
-              <w:t>Thomas</w:t>
-            </w:r>
-            <w:r>
-              <w:rPr>
-                <w:rFonts w:ascii="Gentium" w:hAnsi="Gentium" w:cs="Gentium"/>
-                <w:color w:val="808080" w:themeColor="background1" w:themeShade="80"/>
-                <w:sz w:val="26"/>
-                <w:szCs w:val="26"/>
-              </w:rPr>
-              <w:br/>
-            </w:r>
-            <w:r>
-              <w:rPr>
-                <w:rFonts w:ascii="Gentium" w:hAnsi="Gentium" w:cs="Gentium"/>
-                <w:i/>
-                <w:iCs/>
-                <w:color w:val="808080" w:themeColor="background1" w:themeShade="80"/>
-                <w:sz w:val="22"/>
-                <w:szCs w:val="22"/>
-              </w:rPr>
-              <w:t>(M.R. James, 1924)</w:t>
-            </w:r>
+            </w:pPr>
           </w:p>
         </w:tc>
       </w:tr>
@@ -37945,22 +38115,13 @@
                 <w:smallCaps/>
                 <w:color w:val="76923C" w:themeColor="accent3" w:themeShade="BF"/>
               </w:rPr>
-              <w:t xml:space="preserve">The Acts of </w:t>
+              <w:t>The Acts of John</w:t>
             </w:r>
-            <w:r>
-              <w:rPr>
-                <w:rFonts w:ascii="Book Antiqua" w:hAnsi="Book Antiqua"/>
-                <w:smallCaps/>
-                <w:color w:val="76923C" w:themeColor="accent3" w:themeShade="BF"/>
-              </w:rPr>
-              <w:t>Paul</w:t>
-            </w:r>
-          </w:p>
-        </w:tc>
-        <w:tc>
-          <w:tcPr>
-            <w:tcW w:w="3969" w:type="dxa"/>
-            <w:gridSpan w:val="2"/>
+          </w:p>
+        </w:tc>
+        <w:tc>
+          <w:tcPr>
+            <w:tcW w:w="2835" w:type="dxa"/>
             <w:vAlign w:val="center"/>
           </w:tcPr>
           <w:p>
@@ -37980,73 +38141,8 @@
         </w:tc>
         <w:tc>
           <w:tcPr>
-            <w:tcW w:w="4394" w:type="dxa"/>
+            <w:tcW w:w="2976" w:type="dxa"/>
             <w:gridSpan w:val="3"/>
-            <w:vAlign w:val="center"/>
-          </w:tcPr>
-          <w:p>
-            <w:pPr>
-              <w:spacing w:before="40" w:line="300" w:lineRule="exact"/>
-              <w:jc w:val="center"/>
-              <w:rPr>
-                <w:rFonts w:ascii="Gentium" w:hAnsi="Gentium" w:cs="Gentium"/>
-                <w:b/>
-                <w:bCs/>
-                <w:color w:val="800000"/>
-                <w:u w:val="single"/>
-              </w:rPr>
-            </w:pPr>
-          </w:p>
-        </w:tc>
-        <w:tc>
-          <w:tcPr>
-            <w:tcW w:w="3503" w:type="dxa"/>
-            <w:vAlign w:val="center"/>
-          </w:tcPr>
-          <w:p>
-            <w:pPr>
-              <w:spacing w:before="40" w:line="260" w:lineRule="exact"/>
-              <w:jc w:val="center"/>
-              <w:rPr>
-                <w:rFonts w:ascii="Gentium" w:hAnsi="Gentium" w:cs="Gentium"/>
-                <w:color w:val="808080" w:themeColor="background1" w:themeShade="80"/>
-                <w:sz w:val="26"/>
-                <w:szCs w:val="26"/>
-              </w:rPr>
-            </w:pPr>
-          </w:p>
-        </w:tc>
-      </w:tr>
-      <w:tr>
-        <w:tc>
-          <w:tcPr>
-            <w:tcW w:w="3828" w:type="dxa"/>
-            <w:vAlign w:val="center"/>
-          </w:tcPr>
-          <w:p>
-            <w:pPr>
-              <w:spacing w:before="40" w:line="300" w:lineRule="exact"/>
-              <w:jc w:val="center"/>
-              <w:rPr>
-                <w:rFonts w:ascii="Book Antiqua" w:hAnsi="Book Antiqua"/>
-                <w:smallCaps/>
-                <w:color w:val="76923C" w:themeColor="accent3" w:themeShade="BF"/>
-              </w:rPr>
-            </w:pPr>
-            <w:r>
-              <w:rPr>
-                <w:rFonts w:ascii="Book Antiqua" w:hAnsi="Book Antiqua"/>
-                <w:smallCaps/>
-                <w:color w:val="76923C" w:themeColor="accent3" w:themeShade="BF"/>
-              </w:rPr>
-              <w:t>The Acts of John</w:t>
-            </w:r>
-          </w:p>
-        </w:tc>
-        <w:tc>
-          <w:tcPr>
-            <w:tcW w:w="3969" w:type="dxa"/>
-            <w:gridSpan w:val="2"/>
             <w:vAlign w:val="center"/>
           </w:tcPr>
           <w:p>
@@ -38066,8 +38162,8 @@
         </w:tc>
         <w:tc>
           <w:tcPr>
-            <w:tcW w:w="4394" w:type="dxa"/>
-            <w:gridSpan w:val="3"/>
+            <w:tcW w:w="2552" w:type="dxa"/>
+            <w:gridSpan w:val="2"/>
             <w:vAlign w:val="center"/>
           </w:tcPr>
           <w:p>
@@ -38132,8 +38228,7 @@
         </w:tc>
         <w:tc>
           <w:tcPr>
-            <w:tcW w:w="3969" w:type="dxa"/>
-            <w:gridSpan w:val="2"/>
+            <w:tcW w:w="2835" w:type="dxa"/>
             <w:vAlign w:val="center"/>
           </w:tcPr>
           <w:p>
@@ -38153,73 +38248,8 @@
         </w:tc>
         <w:tc>
           <w:tcPr>
-            <w:tcW w:w="4394" w:type="dxa"/>
+            <w:tcW w:w="2976" w:type="dxa"/>
             <w:gridSpan w:val="3"/>
-            <w:vAlign w:val="center"/>
-          </w:tcPr>
-          <w:p>
-            <w:pPr>
-              <w:spacing w:before="40" w:line="300" w:lineRule="exact"/>
-              <w:jc w:val="center"/>
-              <w:rPr>
-                <w:rFonts w:ascii="Gentium" w:hAnsi="Gentium" w:cs="Gentium"/>
-                <w:b/>
-                <w:bCs/>
-                <w:color w:val="800000"/>
-                <w:u w:val="single"/>
-              </w:rPr>
-            </w:pPr>
-          </w:p>
-        </w:tc>
-        <w:tc>
-          <w:tcPr>
-            <w:tcW w:w="3503" w:type="dxa"/>
-            <w:vAlign w:val="center"/>
-          </w:tcPr>
-          <w:p>
-            <w:pPr>
-              <w:spacing w:before="40" w:line="260" w:lineRule="exact"/>
-              <w:jc w:val="center"/>
-              <w:rPr>
-                <w:rFonts w:ascii="Gentium" w:hAnsi="Gentium" w:cs="Gentium"/>
-                <w:color w:val="808080" w:themeColor="background1" w:themeShade="80"/>
-                <w:sz w:val="26"/>
-                <w:szCs w:val="26"/>
-              </w:rPr>
-            </w:pPr>
-          </w:p>
-        </w:tc>
-      </w:tr>
-      <w:tr>
-        <w:tc>
-          <w:tcPr>
-            <w:tcW w:w="3828" w:type="dxa"/>
-            <w:vAlign w:val="center"/>
-          </w:tcPr>
-          <w:p>
-            <w:pPr>
-              <w:spacing w:before="40" w:line="300" w:lineRule="exact"/>
-              <w:jc w:val="center"/>
-              <w:rPr>
-                <w:rFonts w:ascii="Book Antiqua" w:hAnsi="Book Antiqua"/>
-                <w:smallCaps/>
-                <w:color w:val="76923C" w:themeColor="accent3" w:themeShade="BF"/>
-              </w:rPr>
-            </w:pPr>
-            <w:r>
-              <w:rPr>
-                <w:rFonts w:ascii="Book Antiqua" w:hAnsi="Book Antiqua"/>
-                <w:smallCaps/>
-                <w:color w:val="76923C" w:themeColor="accent3" w:themeShade="BF"/>
-              </w:rPr>
-              <w:t>The Acts of Thomas</w:t>
-            </w:r>
-          </w:p>
-        </w:tc>
-        <w:tc>
-          <w:tcPr>
-            <w:tcW w:w="3969" w:type="dxa"/>
-            <w:gridSpan w:val="2"/>
             <w:vAlign w:val="center"/>
           </w:tcPr>
           <w:p>
@@ -38239,8 +38269,8 @@
         </w:tc>
         <w:tc>
           <w:tcPr>
-            <w:tcW w:w="4394" w:type="dxa"/>
-            <w:gridSpan w:val="3"/>
+            <w:tcW w:w="2552" w:type="dxa"/>
+            <w:gridSpan w:val="2"/>
             <w:vAlign w:val="center"/>
           </w:tcPr>
           <w:p>
@@ -38279,8 +38309,840 @@
       <w:tr>
         <w:tc>
           <w:tcPr>
+            <w:tcW w:w="3828" w:type="dxa"/>
+            <w:vAlign w:val="center"/>
+          </w:tcPr>
+          <w:p>
+            <w:pPr>
+              <w:spacing w:before="40" w:line="300" w:lineRule="exact"/>
+              <w:jc w:val="center"/>
+              <w:rPr>
+                <w:rFonts w:ascii="Book Antiqua" w:hAnsi="Book Antiqua"/>
+                <w:smallCaps/>
+                <w:color w:val="76923C" w:themeColor="accent3" w:themeShade="BF"/>
+              </w:rPr>
+            </w:pPr>
+            <w:r>
+              <w:rPr>
+                <w:rFonts w:ascii="Book Antiqua" w:hAnsi="Book Antiqua"/>
+                <w:smallCaps/>
+                <w:color w:val="76923C" w:themeColor="accent3" w:themeShade="BF"/>
+              </w:rPr>
+              <w:t>The Acts of Thomas</w:t>
+            </w:r>
+          </w:p>
+        </w:tc>
+        <w:tc>
+          <w:tcPr>
+            <w:tcW w:w="2835" w:type="dxa"/>
+            <w:vAlign w:val="center"/>
+          </w:tcPr>
+          <w:p>
+            <w:pPr>
+              <w:spacing w:before="40" w:line="300" w:lineRule="exact"/>
+              <w:jc w:val="center"/>
+              <w:rPr>
+                <w:rFonts w:ascii="Gentium" w:hAnsi="Gentium" w:cs="Gentium"/>
+                <w:i/>
+                <w:iCs/>
+                <w:color w:val="E36C0A" w:themeColor="accent6" w:themeShade="BF"/>
+                <w:sz w:val="28"/>
+                <w:szCs w:val="28"/>
+              </w:rPr>
+            </w:pPr>
+          </w:p>
+        </w:tc>
+        <w:tc>
+          <w:tcPr>
+            <w:tcW w:w="2976" w:type="dxa"/>
+            <w:gridSpan w:val="3"/>
+            <w:vAlign w:val="center"/>
+          </w:tcPr>
+          <w:p>
+            <w:pPr>
+              <w:spacing w:before="40" w:line="300" w:lineRule="exact"/>
+              <w:jc w:val="center"/>
+              <w:rPr>
+                <w:rFonts w:ascii="Gentium" w:hAnsi="Gentium" w:cs="Gentium"/>
+                <w:i/>
+                <w:iCs/>
+                <w:color w:val="E36C0A" w:themeColor="accent6" w:themeShade="BF"/>
+                <w:sz w:val="28"/>
+                <w:szCs w:val="28"/>
+              </w:rPr>
+            </w:pPr>
+          </w:p>
+        </w:tc>
+        <w:tc>
+          <w:tcPr>
+            <w:tcW w:w="2552" w:type="dxa"/>
+            <w:gridSpan w:val="2"/>
+            <w:vAlign w:val="center"/>
+          </w:tcPr>
+          <w:p>
+            <w:pPr>
+              <w:spacing w:before="40" w:line="300" w:lineRule="exact"/>
+              <w:jc w:val="center"/>
+              <w:rPr>
+                <w:rFonts w:ascii="Gentium" w:hAnsi="Gentium" w:cs="Gentium"/>
+                <w:b/>
+                <w:bCs/>
+                <w:color w:val="800000"/>
+                <w:u w:val="single"/>
+              </w:rPr>
+            </w:pPr>
+          </w:p>
+        </w:tc>
+        <w:tc>
+          <w:tcPr>
+            <w:tcW w:w="3503" w:type="dxa"/>
+            <w:vAlign w:val="center"/>
+          </w:tcPr>
+          <w:p>
+            <w:pPr>
+              <w:spacing w:before="40" w:line="260" w:lineRule="exact"/>
+              <w:jc w:val="center"/>
+              <w:rPr>
+                <w:rFonts w:ascii="Gentium" w:hAnsi="Gentium" w:cs="Gentium"/>
+                <w:color w:val="808080" w:themeColor="background1" w:themeShade="80"/>
+                <w:sz w:val="26"/>
+                <w:szCs w:val="26"/>
+              </w:rPr>
+            </w:pPr>
+          </w:p>
+        </w:tc>
+      </w:tr>
+      <w:tr>
+        <w:tc>
+          <w:tcPr>
+            <w:tcW w:w="3828" w:type="dxa"/>
+            <w:vAlign w:val="center"/>
+          </w:tcPr>
+          <w:p>
+            <w:pPr>
+              <w:spacing w:before="40" w:line="300" w:lineRule="exact"/>
+              <w:jc w:val="center"/>
+              <w:rPr>
+                <w:rFonts w:ascii="Book Antiqua" w:hAnsi="Book Antiqua"/>
+                <w:smallCaps/>
+                <w:color w:val="76923C" w:themeColor="accent3" w:themeShade="BF"/>
+              </w:rPr>
+            </w:pPr>
+            <w:r>
+              <w:rPr>
+                <w:rFonts w:ascii="Book Antiqua" w:hAnsi="Book Antiqua"/>
+                <w:smallCaps/>
+                <w:color w:val="76923C" w:themeColor="accent3" w:themeShade="BF"/>
+              </w:rPr>
+              <w:t xml:space="preserve">The Acts of </w:t>
+            </w:r>
+            <w:r>
+              <w:rPr>
+                <w:rFonts w:ascii="Book Antiqua" w:hAnsi="Book Antiqua"/>
+                <w:smallCaps/>
+                <w:color w:val="76923C" w:themeColor="accent3" w:themeShade="BF"/>
+              </w:rPr>
+              <w:t>Barnabas</w:t>
+            </w:r>
+          </w:p>
+        </w:tc>
+        <w:tc>
+          <w:tcPr>
+            <w:tcW w:w="2835" w:type="dxa"/>
+            <w:vAlign w:val="center"/>
+          </w:tcPr>
+          <w:p>
+            <w:pPr>
+              <w:spacing w:before="40" w:line="300" w:lineRule="exact"/>
+              <w:jc w:val="center"/>
+              <w:rPr>
+                <w:rFonts w:ascii="Gentium" w:hAnsi="Gentium" w:cs="Gentium"/>
+                <w:i/>
+                <w:iCs/>
+                <w:color w:val="E36C0A" w:themeColor="accent6" w:themeShade="BF"/>
+                <w:sz w:val="28"/>
+                <w:szCs w:val="28"/>
+              </w:rPr>
+            </w:pPr>
+          </w:p>
+        </w:tc>
+        <w:tc>
+          <w:tcPr>
+            <w:tcW w:w="2976" w:type="dxa"/>
+            <w:gridSpan w:val="3"/>
+            <w:vAlign w:val="center"/>
+          </w:tcPr>
+          <w:p>
+            <w:pPr>
+              <w:spacing w:before="40" w:line="300" w:lineRule="exact"/>
+              <w:jc w:val="center"/>
+              <w:rPr>
+                <w:rFonts w:ascii="Gentium" w:hAnsi="Gentium" w:cs="Gentium"/>
+                <w:i/>
+                <w:iCs/>
+                <w:color w:val="E36C0A" w:themeColor="accent6" w:themeShade="BF"/>
+                <w:sz w:val="28"/>
+                <w:szCs w:val="28"/>
+              </w:rPr>
+            </w:pPr>
+          </w:p>
+        </w:tc>
+        <w:tc>
+          <w:tcPr>
+            <w:tcW w:w="2552" w:type="dxa"/>
+            <w:gridSpan w:val="2"/>
+            <w:vAlign w:val="center"/>
+          </w:tcPr>
+          <w:p>
+            <w:pPr>
+              <w:spacing w:before="40" w:line="300" w:lineRule="exact"/>
+              <w:jc w:val="center"/>
+              <w:rPr>
+                <w:rFonts w:ascii="Gentium" w:hAnsi="Gentium" w:cs="Gentium"/>
+                <w:b/>
+                <w:bCs/>
+                <w:color w:val="800000"/>
+                <w:u w:val="single"/>
+              </w:rPr>
+            </w:pPr>
+          </w:p>
+        </w:tc>
+        <w:tc>
+          <w:tcPr>
+            <w:tcW w:w="3503" w:type="dxa"/>
+            <w:vAlign w:val="center"/>
+          </w:tcPr>
+          <w:p>
+            <w:pPr>
+              <w:spacing w:before="40" w:line="260" w:lineRule="exact"/>
+              <w:jc w:val="center"/>
+              <w:rPr>
+                <w:rFonts w:ascii="Gentium" w:hAnsi="Gentium" w:cs="Gentium"/>
+                <w:color w:val="808080" w:themeColor="background1" w:themeShade="80"/>
+                <w:sz w:val="26"/>
+                <w:szCs w:val="26"/>
+              </w:rPr>
+            </w:pPr>
+          </w:p>
+        </w:tc>
+      </w:tr>
+      <w:tr>
+        <w:tc>
+          <w:tcPr>
+            <w:tcW w:w="3828" w:type="dxa"/>
+            <w:vAlign w:val="center"/>
+          </w:tcPr>
+          <w:p>
+            <w:pPr>
+              <w:spacing w:before="40" w:line="300" w:lineRule="exact"/>
+              <w:jc w:val="center"/>
+              <w:rPr>
+                <w:rFonts w:ascii="Book Antiqua" w:hAnsi="Book Antiqua"/>
+                <w:smallCaps/>
+                <w:color w:val="76923C" w:themeColor="accent3" w:themeShade="BF"/>
+              </w:rPr>
+            </w:pPr>
+            <w:r>
+              <w:rPr>
+                <w:rFonts w:ascii="Book Antiqua" w:hAnsi="Book Antiqua"/>
+                <w:smallCaps/>
+                <w:color w:val="76923C" w:themeColor="accent3" w:themeShade="BF"/>
+              </w:rPr>
+              <w:t xml:space="preserve">Acts of </w:t>
+            </w:r>
+            <w:r>
+              <w:rPr>
+                <w:rFonts w:ascii="Book Antiqua" w:hAnsi="Book Antiqua"/>
+                <w:smallCaps/>
+                <w:color w:val="76923C" w:themeColor="accent3" w:themeShade="BF"/>
+              </w:rPr>
+              <w:t xml:space="preserve">Xanthippe </w:t>
+            </w:r>
+            <w:r>
+              <w:rPr>
+                <w:rFonts w:ascii="Book Antiqua" w:hAnsi="Book Antiqua"/>
+                <w:smallCaps/>
+                <w:color w:val="76923C" w:themeColor="accent3" w:themeShade="BF"/>
+              </w:rPr>
+              <w:t>&amp;</w:t>
+            </w:r>
+            <w:r>
+              <w:rPr>
+                <w:rFonts w:ascii="Book Antiqua" w:hAnsi="Book Antiqua"/>
+                <w:smallCaps/>
+                <w:color w:val="76923C" w:themeColor="accent3" w:themeShade="BF"/>
+              </w:rPr>
+              <w:t xml:space="preserve"> Polyxena</w:t>
+            </w:r>
+          </w:p>
+        </w:tc>
+        <w:tc>
+          <w:tcPr>
+            <w:tcW w:w="2835" w:type="dxa"/>
+            <w:vAlign w:val="center"/>
+          </w:tcPr>
+          <w:p>
+            <w:pPr>
+              <w:spacing w:before="40" w:line="300" w:lineRule="exact"/>
+              <w:jc w:val="center"/>
+              <w:rPr>
+                <w:rFonts w:ascii="Gentium" w:hAnsi="Gentium" w:cs="Gentium"/>
+                <w:i/>
+                <w:iCs/>
+                <w:color w:val="E36C0A" w:themeColor="accent6" w:themeShade="BF"/>
+                <w:sz w:val="28"/>
+                <w:szCs w:val="28"/>
+              </w:rPr>
+            </w:pPr>
+          </w:p>
+        </w:tc>
+        <w:tc>
+          <w:tcPr>
+            <w:tcW w:w="2976" w:type="dxa"/>
+            <w:gridSpan w:val="3"/>
+            <w:vAlign w:val="center"/>
+          </w:tcPr>
+          <w:p>
+            <w:pPr>
+              <w:spacing w:before="40" w:line="300" w:lineRule="exact"/>
+              <w:jc w:val="center"/>
+              <w:rPr>
+                <w:rFonts w:ascii="Gentium" w:hAnsi="Gentium" w:cs="Gentium"/>
+                <w:i/>
+                <w:iCs/>
+                <w:color w:val="E36C0A" w:themeColor="accent6" w:themeShade="BF"/>
+                <w:sz w:val="28"/>
+                <w:szCs w:val="28"/>
+              </w:rPr>
+            </w:pPr>
+          </w:p>
+        </w:tc>
+        <w:tc>
+          <w:tcPr>
+            <w:tcW w:w="2552" w:type="dxa"/>
+            <w:gridSpan w:val="2"/>
+            <w:vAlign w:val="center"/>
+          </w:tcPr>
+          <w:p>
+            <w:pPr>
+              <w:spacing w:before="40" w:line="300" w:lineRule="exact"/>
+              <w:jc w:val="center"/>
+              <w:rPr>
+                <w:rFonts w:ascii="Gentium" w:hAnsi="Gentium" w:cs="Gentium"/>
+                <w:b/>
+                <w:bCs/>
+                <w:color w:val="800000"/>
+                <w:u w:val="single"/>
+              </w:rPr>
+            </w:pPr>
+          </w:p>
+        </w:tc>
+        <w:tc>
+          <w:tcPr>
+            <w:tcW w:w="3503" w:type="dxa"/>
+            <w:vAlign w:val="center"/>
+          </w:tcPr>
+          <w:p>
+            <w:pPr>
+              <w:spacing w:before="40" w:line="260" w:lineRule="exact"/>
+              <w:jc w:val="center"/>
+              <w:rPr>
+                <w:rFonts w:ascii="Gentium" w:hAnsi="Gentium" w:cs="Gentium"/>
+                <w:color w:val="808080" w:themeColor="background1" w:themeShade="80"/>
+                <w:sz w:val="26"/>
+                <w:szCs w:val="26"/>
+              </w:rPr>
+            </w:pPr>
+          </w:p>
+        </w:tc>
+      </w:tr>
+      <w:tr>
+        <w:tc>
+          <w:tcPr>
+            <w:tcW w:w="3828" w:type="dxa"/>
+            <w:vAlign w:val="center"/>
+          </w:tcPr>
+          <w:p>
+            <w:pPr>
+              <w:spacing w:before="80" w:line="300" w:lineRule="exact"/>
+              <w:jc w:val="center"/>
+              <w:rPr>
+                <w:rFonts w:ascii="Book Antiqua" w:hAnsi="Book Antiqua"/>
+                <w:i/>
+                <w:iCs/>
+                <w:smallCaps/>
+                <w:color w:val="76923C" w:themeColor="accent3" w:themeShade="BF"/>
+              </w:rPr>
+            </w:pPr>
+            <w:r>
+              <w:rPr>
+                <w:rFonts w:ascii="Book Antiqua" w:hAnsi="Book Antiqua"/>
+                <w:i/>
+                <w:iCs/>
+                <w:smallCaps/>
+                <w:color w:val="76923C" w:themeColor="accent3" w:themeShade="BF"/>
+              </w:rPr>
+              <w:t>1</w:t>
+            </w:r>
+            <w:r>
+              <w:rPr>
+                <w:rFonts w:ascii="Book Antiqua" w:hAnsi="Book Antiqua"/>
+                <w:i/>
+                <w:iCs/>
+                <w:smallCaps/>
+                <w:color w:val="76923C" w:themeColor="accent3" w:themeShade="BF"/>
+                <w:vertAlign w:val="superscript"/>
+              </w:rPr>
+              <w:t>st</w:t>
+            </w:r>
+            <w:r>
+              <w:rPr>
+                <w:rFonts w:ascii="Book Antiqua" w:hAnsi="Book Antiqua"/>
+                <w:i/>
+                <w:iCs/>
+                <w:smallCaps/>
+                <w:color w:val="76923C" w:themeColor="accent3" w:themeShade="BF"/>
+              </w:rPr>
+              <w:t xml:space="preserve"> Apocalypse of James</w:t>
+            </w:r>
+          </w:p>
+        </w:tc>
+        <w:tc>
+          <w:tcPr>
+            <w:tcW w:w="2835" w:type="dxa"/>
+            <w:vAlign w:val="center"/>
+          </w:tcPr>
+          <w:p>
+            <w:pPr>
+              <w:spacing w:before="80" w:line="300" w:lineRule="exact"/>
+              <w:jc w:val="center"/>
+              <w:rPr>
+                <w:rFonts w:ascii="Gentium" w:hAnsi="Gentium" w:cs="Gentium"/>
+                <w:i/>
+                <w:iCs/>
+                <w:color w:val="E36C0A" w:themeColor="accent6" w:themeShade="BF"/>
+                <w:sz w:val="28"/>
+                <w:szCs w:val="28"/>
+              </w:rPr>
+            </w:pPr>
+          </w:p>
+        </w:tc>
+        <w:tc>
+          <w:tcPr>
+            <w:tcW w:w="2976" w:type="dxa"/>
+            <w:gridSpan w:val="3"/>
+            <w:vAlign w:val="center"/>
+          </w:tcPr>
+          <w:p>
+            <w:pPr>
+              <w:spacing w:before="80" w:line="300" w:lineRule="exact"/>
+              <w:jc w:val="center"/>
+              <w:rPr>
+                <w:rFonts w:ascii="Gentium" w:hAnsi="Gentium" w:cs="Gentium"/>
+                <w:i/>
+                <w:iCs/>
+                <w:color w:val="E36C0A" w:themeColor="accent6" w:themeShade="BF"/>
+                <w:sz w:val="28"/>
+                <w:szCs w:val="28"/>
+              </w:rPr>
+            </w:pPr>
+          </w:p>
+        </w:tc>
+        <w:tc>
+          <w:tcPr>
+            <w:tcW w:w="2552" w:type="dxa"/>
+            <w:gridSpan w:val="2"/>
+            <w:vAlign w:val="center"/>
+          </w:tcPr>
+          <w:p>
+            <w:pPr>
+              <w:spacing w:before="80" w:line="300" w:lineRule="exact"/>
+              <w:jc w:val="center"/>
+              <w:rPr>
+                <w:rFonts w:ascii="Gentium" w:hAnsi="Gentium" w:cs="Gentium"/>
+                <w:b/>
+                <w:bCs/>
+                <w:color w:val="800000"/>
+                <w:u w:val="single"/>
+              </w:rPr>
+            </w:pPr>
+          </w:p>
+        </w:tc>
+        <w:tc>
+          <w:tcPr>
+            <w:tcW w:w="3503" w:type="dxa"/>
+            <w:vAlign w:val="center"/>
+          </w:tcPr>
+          <w:p>
+            <w:pPr>
+              <w:spacing w:before="80" w:line="260" w:lineRule="exact"/>
+              <w:jc w:val="center"/>
+              <w:rPr>
+                <w:rFonts w:ascii="Gentium" w:hAnsi="Gentium" w:cs="Gentium"/>
+                <w:color w:val="808080" w:themeColor="background1" w:themeShade="80"/>
+                <w:sz w:val="26"/>
+                <w:szCs w:val="26"/>
+              </w:rPr>
+            </w:pPr>
+          </w:p>
+        </w:tc>
+      </w:tr>
+      <w:tr>
+        <w:tc>
+          <w:tcPr>
+            <w:tcW w:w="3828" w:type="dxa"/>
+            <w:vAlign w:val="center"/>
+          </w:tcPr>
+          <w:p>
+            <w:pPr>
+              <w:spacing w:before="40" w:line="300" w:lineRule="exact"/>
+              <w:jc w:val="center"/>
+              <w:rPr>
+                <w:rFonts w:ascii="Book Antiqua" w:hAnsi="Book Antiqua"/>
+                <w:i/>
+                <w:iCs/>
+                <w:smallCaps/>
+                <w:color w:val="76923C" w:themeColor="accent3" w:themeShade="BF"/>
+              </w:rPr>
+            </w:pPr>
+            <w:r>
+              <w:rPr>
+                <w:rFonts w:ascii="Book Antiqua" w:hAnsi="Book Antiqua"/>
+                <w:i/>
+                <w:iCs/>
+                <w:smallCaps/>
+                <w:color w:val="76923C" w:themeColor="accent3" w:themeShade="BF"/>
+              </w:rPr>
+              <w:t>2</w:t>
+            </w:r>
+            <w:r>
+              <w:rPr>
+                <w:rFonts w:ascii="Book Antiqua" w:hAnsi="Book Antiqua"/>
+                <w:i/>
+                <w:iCs/>
+                <w:smallCaps/>
+                <w:color w:val="76923C" w:themeColor="accent3" w:themeShade="BF"/>
+                <w:vertAlign w:val="superscript"/>
+              </w:rPr>
+              <w:t>nd</w:t>
+            </w:r>
+            <w:r>
+              <w:rPr>
+                <w:rFonts w:ascii="Book Antiqua" w:hAnsi="Book Antiqua"/>
+                <w:i/>
+                <w:iCs/>
+                <w:smallCaps/>
+                <w:color w:val="76923C" w:themeColor="accent3" w:themeShade="BF"/>
+              </w:rPr>
+              <w:t xml:space="preserve"> Apocalypse of James</w:t>
+            </w:r>
+          </w:p>
+        </w:tc>
+        <w:tc>
+          <w:tcPr>
+            <w:tcW w:w="2835" w:type="dxa"/>
+            <w:vAlign w:val="center"/>
+          </w:tcPr>
+          <w:p>
+            <w:pPr>
+              <w:spacing w:before="40" w:line="300" w:lineRule="exact"/>
+              <w:jc w:val="center"/>
+              <w:rPr>
+                <w:rFonts w:ascii="Gentium" w:hAnsi="Gentium" w:cs="Gentium"/>
+                <w:i/>
+                <w:iCs/>
+                <w:color w:val="E36C0A" w:themeColor="accent6" w:themeShade="BF"/>
+                <w:sz w:val="28"/>
+                <w:szCs w:val="28"/>
+              </w:rPr>
+            </w:pPr>
+          </w:p>
+        </w:tc>
+        <w:tc>
+          <w:tcPr>
+            <w:tcW w:w="2976" w:type="dxa"/>
+            <w:gridSpan w:val="3"/>
+            <w:vAlign w:val="center"/>
+          </w:tcPr>
+          <w:p>
+            <w:pPr>
+              <w:spacing w:before="40" w:line="300" w:lineRule="exact"/>
+              <w:jc w:val="center"/>
+              <w:rPr>
+                <w:rFonts w:ascii="Gentium" w:hAnsi="Gentium" w:cs="Gentium"/>
+                <w:i/>
+                <w:iCs/>
+                <w:color w:val="E36C0A" w:themeColor="accent6" w:themeShade="BF"/>
+                <w:sz w:val="28"/>
+                <w:szCs w:val="28"/>
+              </w:rPr>
+            </w:pPr>
+          </w:p>
+        </w:tc>
+        <w:tc>
+          <w:tcPr>
+            <w:tcW w:w="2552" w:type="dxa"/>
+            <w:gridSpan w:val="2"/>
+            <w:vAlign w:val="center"/>
+          </w:tcPr>
+          <w:p>
+            <w:pPr>
+              <w:spacing w:before="40" w:line="300" w:lineRule="exact"/>
+              <w:jc w:val="center"/>
+              <w:rPr>
+                <w:rFonts w:ascii="Gentium" w:hAnsi="Gentium" w:cs="Gentium"/>
+                <w:b/>
+                <w:bCs/>
+                <w:color w:val="800000"/>
+                <w:u w:val="single"/>
+              </w:rPr>
+            </w:pPr>
+          </w:p>
+        </w:tc>
+        <w:tc>
+          <w:tcPr>
+            <w:tcW w:w="3503" w:type="dxa"/>
+            <w:vAlign w:val="center"/>
+          </w:tcPr>
+          <w:p>
+            <w:pPr>
+              <w:spacing w:before="40" w:line="260" w:lineRule="exact"/>
+              <w:jc w:val="center"/>
+              <w:rPr>
+                <w:rFonts w:ascii="Gentium" w:hAnsi="Gentium" w:cs="Gentium"/>
+                <w:color w:val="808080" w:themeColor="background1" w:themeShade="80"/>
+                <w:sz w:val="26"/>
+                <w:szCs w:val="26"/>
+              </w:rPr>
+            </w:pPr>
+          </w:p>
+        </w:tc>
+      </w:tr>
+      <w:tr>
+        <w:tc>
+          <w:tcPr>
+            <w:tcW w:w="3828" w:type="dxa"/>
+            <w:vAlign w:val="center"/>
+          </w:tcPr>
+          <w:p>
+            <w:pPr>
+              <w:spacing w:before="40" w:line="300" w:lineRule="exact"/>
+              <w:jc w:val="center"/>
+              <w:rPr>
+                <w:rFonts w:ascii="Book Antiqua" w:hAnsi="Book Antiqua"/>
+                <w:i/>
+                <w:iCs/>
+                <w:smallCaps/>
+                <w:color w:val="76923C" w:themeColor="accent3" w:themeShade="BF"/>
+              </w:rPr>
+            </w:pPr>
+            <w:r>
+              <w:rPr>
+                <w:rFonts w:ascii="Book Antiqua" w:hAnsi="Book Antiqua"/>
+                <w:i/>
+                <w:iCs/>
+                <w:smallCaps/>
+                <w:color w:val="76923C" w:themeColor="accent3" w:themeShade="BF"/>
+              </w:rPr>
+              <w:t>Acts of Andrew</w:t>
+            </w:r>
+          </w:p>
+        </w:tc>
+        <w:tc>
+          <w:tcPr>
+            <w:tcW w:w="2835" w:type="dxa"/>
+            <w:vAlign w:val="center"/>
+          </w:tcPr>
+          <w:p>
+            <w:pPr>
+              <w:spacing w:before="40" w:line="300" w:lineRule="exact"/>
+              <w:jc w:val="center"/>
+              <w:rPr>
+                <w:rFonts w:ascii="Gentium" w:hAnsi="Gentium" w:cs="Gentium"/>
+                <w:i/>
+                <w:iCs/>
+                <w:color w:val="E36C0A" w:themeColor="accent6" w:themeShade="BF"/>
+                <w:sz w:val="28"/>
+                <w:szCs w:val="28"/>
+              </w:rPr>
+            </w:pPr>
+          </w:p>
+        </w:tc>
+        <w:tc>
+          <w:tcPr>
+            <w:tcW w:w="2976" w:type="dxa"/>
+            <w:gridSpan w:val="3"/>
+            <w:vAlign w:val="center"/>
+          </w:tcPr>
+          <w:p>
+            <w:pPr>
+              <w:spacing w:before="40" w:line="300" w:lineRule="exact"/>
+              <w:jc w:val="center"/>
+              <w:rPr>
+                <w:rFonts w:ascii="Gentium" w:hAnsi="Gentium" w:cs="Gentium"/>
+                <w:i/>
+                <w:iCs/>
+                <w:color w:val="E36C0A" w:themeColor="accent6" w:themeShade="BF"/>
+                <w:sz w:val="28"/>
+                <w:szCs w:val="28"/>
+              </w:rPr>
+            </w:pPr>
+          </w:p>
+        </w:tc>
+        <w:tc>
+          <w:tcPr>
+            <w:tcW w:w="2552" w:type="dxa"/>
+            <w:gridSpan w:val="2"/>
+            <w:vAlign w:val="center"/>
+          </w:tcPr>
+          <w:p>
+            <w:pPr>
+              <w:spacing w:before="40" w:line="300" w:lineRule="exact"/>
+              <w:jc w:val="center"/>
+              <w:rPr>
+                <w:rFonts w:ascii="Gentium" w:hAnsi="Gentium" w:cs="Gentium"/>
+                <w:b/>
+                <w:bCs/>
+                <w:color w:val="800000"/>
+                <w:u w:val="single"/>
+              </w:rPr>
+            </w:pPr>
+          </w:p>
+        </w:tc>
+        <w:tc>
+          <w:tcPr>
+            <w:tcW w:w="3503" w:type="dxa"/>
+            <w:vAlign w:val="center"/>
+          </w:tcPr>
+          <w:p>
+            <w:pPr>
+              <w:spacing w:before="40" w:line="260" w:lineRule="exact"/>
+              <w:jc w:val="center"/>
+              <w:rPr>
+                <w:rFonts w:ascii="Gentium" w:hAnsi="Gentium" w:cs="Gentium"/>
+                <w:color w:val="808080" w:themeColor="background1" w:themeShade="80"/>
+                <w:sz w:val="26"/>
+                <w:szCs w:val="26"/>
+              </w:rPr>
+            </w:pPr>
+          </w:p>
+        </w:tc>
+      </w:tr>
+      <w:tr>
+        <w:tc>
+          <w:tcPr>
+            <w:tcW w:w="3828" w:type="dxa"/>
+            <w:vAlign w:val="center"/>
+          </w:tcPr>
+          <w:p>
+            <w:pPr>
+              <w:spacing w:before="40" w:line="300" w:lineRule="exact"/>
+              <w:jc w:val="center"/>
+              <w:rPr>
+                <w:rFonts w:ascii="Book Antiqua" w:hAnsi="Book Antiqua"/>
+                <w:i/>
+                <w:iCs/>
+                <w:smallCaps/>
+                <w:color w:val="76923C" w:themeColor="accent3" w:themeShade="BF"/>
+              </w:rPr>
+            </w:pPr>
+            <w:r>
+              <w:rPr>
+                <w:rFonts w:ascii="Book Antiqua" w:hAnsi="Book Antiqua"/>
+                <w:i/>
+                <w:iCs/>
+                <w:smallCaps/>
+                <w:color w:val="76923C" w:themeColor="accent3" w:themeShade="BF"/>
+              </w:rPr>
+              <w:t>Acts of Philip</w:t>
+            </w:r>
+          </w:p>
+        </w:tc>
+        <w:tc>
+          <w:tcPr>
+            <w:tcW w:w="2835" w:type="dxa"/>
+            <w:vAlign w:val="center"/>
+          </w:tcPr>
+          <w:p>
+            <w:pPr>
+              <w:spacing w:before="40" w:line="300" w:lineRule="exact"/>
+              <w:jc w:val="center"/>
+              <w:rPr>
+                <w:rFonts w:ascii="Gentium" w:hAnsi="Gentium" w:cs="Gentium"/>
+                <w:i/>
+                <w:iCs/>
+                <w:color w:val="E36C0A" w:themeColor="accent6" w:themeShade="BF"/>
+                <w:sz w:val="28"/>
+                <w:szCs w:val="28"/>
+              </w:rPr>
+            </w:pPr>
+          </w:p>
+        </w:tc>
+        <w:tc>
+          <w:tcPr>
+            <w:tcW w:w="2976" w:type="dxa"/>
+            <w:gridSpan w:val="3"/>
+            <w:vAlign w:val="center"/>
+          </w:tcPr>
+          <w:p>
+            <w:pPr>
+              <w:spacing w:before="40" w:line="300" w:lineRule="exact"/>
+              <w:jc w:val="center"/>
+              <w:rPr>
+                <w:rFonts w:ascii="Gentium" w:hAnsi="Gentium" w:cs="Gentium"/>
+                <w:i/>
+                <w:iCs/>
+                <w:color w:val="E36C0A" w:themeColor="accent6" w:themeShade="BF"/>
+                <w:sz w:val="28"/>
+                <w:szCs w:val="28"/>
+              </w:rPr>
+            </w:pPr>
+          </w:p>
+        </w:tc>
+        <w:tc>
+          <w:tcPr>
+            <w:tcW w:w="2552" w:type="dxa"/>
+            <w:gridSpan w:val="2"/>
+            <w:vAlign w:val="center"/>
+          </w:tcPr>
+          <w:p>
+            <w:pPr>
+              <w:spacing w:before="40" w:line="300" w:lineRule="exact"/>
+              <w:jc w:val="center"/>
+              <w:rPr>
+                <w:rFonts w:ascii="Gentium" w:hAnsi="Gentium" w:cs="Gentium"/>
+                <w:b/>
+                <w:bCs/>
+                <w:color w:val="800000"/>
+                <w:u w:val="single"/>
+              </w:rPr>
+            </w:pPr>
+          </w:p>
+        </w:tc>
+        <w:tc>
+          <w:tcPr>
+            <w:tcW w:w="3503" w:type="dxa"/>
+            <w:vAlign w:val="center"/>
+          </w:tcPr>
+          <w:p>
+            <w:pPr>
+              <w:spacing w:before="40" w:line="260" w:lineRule="exact"/>
+              <w:jc w:val="center"/>
+              <w:rPr>
+                <w:rFonts w:ascii="Gentium" w:hAnsi="Gentium" w:cs="Gentium"/>
+                <w:color w:val="808080" w:themeColor="background1" w:themeShade="80"/>
+                <w:sz w:val="26"/>
+                <w:szCs w:val="26"/>
+              </w:rPr>
+            </w:pPr>
+          </w:p>
+        </w:tc>
+      </w:tr>
+      <w:tr>
+        <w:tc>
+          <w:tcPr>
             <w:tcW w:w="15694" w:type="dxa"/>
-            <w:gridSpan w:val="7"/>
+            <w:gridSpan w:val="8"/>
             <w:vAlign w:val="center"/>
           </w:tcPr>
           <w:p>
@@ -38351,7 +39213,7 @@
               <w:spacing w:before="40" w:line="280" w:lineRule="exact"/>
               <w:jc w:val="center"/>
             </w:pPr>
-            <w:hyperlink r:id="rId744" w:tooltip="The Gospel of Thomas" w:history="1">
+            <w:hyperlink r:id="rId747" w:tooltip="The Gospel of Thomas" w:history="1">
               <w:r>
                 <w:rPr>
                   <w:rStyle w:val="Hyperlink"/>
@@ -38379,7 +39241,7 @@
                 <w:rFonts w:ascii="Gentium" w:hAnsi="Gentium" w:cs="Gentium"/>
               </w:rPr>
             </w:pPr>
-            <w:hyperlink r:id="rId745" w:tooltip="The Gospel of Thomas (Greek Fragments)" w:history="1">
+            <w:hyperlink r:id="rId748" w:tooltip="The Gospel of Thomas (Greek Fragments)" w:history="1">
               <w:r>
                 <w:rPr>
                   <w:rStyle w:val="Hyperlink"/>
@@ -38441,7 +39303,7 @@
         <w:tc>
           <w:tcPr>
             <w:tcW w:w="4394" w:type="dxa"/>
-            <w:gridSpan w:val="3"/>
+            <w:gridSpan w:val="4"/>
             <w:vAlign w:val="center"/>
           </w:tcPr>
           <w:p>
@@ -38454,7 +39316,7 @@
                 <w:szCs w:val="28"/>
               </w:rPr>
             </w:pPr>
-            <w:hyperlink r:id="rId746" w:tooltip="The Gospel of Thomas (Nag Hammadi)" w:history="1">
+            <w:hyperlink r:id="rId749" w:tooltip="The Gospel of Thomas (Nag Hammadi)" w:history="1">
               <w:r>
                 <w:rPr>
                   <w:rStyle w:val="Hyperlink"/>
@@ -38484,7 +39346,7 @@
                 <w:szCs w:val="26"/>
               </w:rPr>
             </w:pPr>
-            <w:hyperlink r:id="rId747" w:tooltip="Mark M. Mattison's Open Source Translation" w:history="1">
+            <w:hyperlink r:id="rId750" w:tooltip="Mark M. Mattison's Open Source Translation" w:history="1">
               <w:r>
                 <w:rPr>
                   <w:rStyle w:val="Hyperlink"/>
@@ -38584,7 +39446,7 @@
                 <w:szCs w:val="28"/>
               </w:rPr>
             </w:pPr>
-            <w:hyperlink r:id="rId748" w:tooltip="No Extant Greek Text" w:history="1">
+            <w:hyperlink r:id="rId751" w:tooltip="No Extant Greek Text" w:history="1">
               <w:r>
                 <w:rPr>
                   <w:rStyle w:val="Hyperlink"/>
@@ -38603,7 +39465,7 @@
         <w:tc>
           <w:tcPr>
             <w:tcW w:w="4394" w:type="dxa"/>
-            <w:gridSpan w:val="3"/>
+            <w:gridSpan w:val="4"/>
             <w:vAlign w:val="center"/>
           </w:tcPr>
           <w:p>
@@ -38685,7 +39547,7 @@
         <w:tc>
           <w:tcPr>
             <w:tcW w:w="4394" w:type="dxa"/>
-            <w:gridSpan w:val="3"/>
+            <w:gridSpan w:val="4"/>
             <w:vAlign w:val="center"/>
           </w:tcPr>
           <w:p>
@@ -38722,7 +39584,7 @@
         <w:tc>
           <w:tcPr>
             <w:tcW w:w="15694" w:type="dxa"/>
-            <w:gridSpan w:val="7"/>
+            <w:gridSpan w:val="8"/>
             <w:vAlign w:val="center"/>
           </w:tcPr>
           <w:p>
@@ -38819,7 +39681,7 @@
         <w:tc>
           <w:tcPr>
             <w:tcW w:w="4394" w:type="dxa"/>
-            <w:gridSpan w:val="3"/>
+            <w:gridSpan w:val="4"/>
             <w:vAlign w:val="center"/>
           </w:tcPr>
           <w:p>
@@ -38868,7 +39730,7 @@
                 <w:color w:val="76923C" w:themeColor="accent3" w:themeShade="BF"/>
               </w:rPr>
             </w:pPr>
-            <w:hyperlink r:id="rId749" w:tooltip="The Secret Gospel of Mark" w:history="1">
+            <w:hyperlink r:id="rId752" w:tooltip="The Secret Gospel of Mark" w:history="1">
               <w:r>
                 <w:rPr>
                   <w:rStyle w:val="Hyperlink"/>
@@ -38898,7 +39760,7 @@
                 <w:color w:val="0000FF"/>
               </w:rPr>
             </w:pPr>
-            <w:hyperlink r:id="rId750" w:tooltip="Secret Gospel of Mark" w:history="1">
+            <w:hyperlink r:id="rId753" w:tooltip="Secret Gospel of Mark" w:history="1">
               <w:r>
                 <w:rPr>
                   <w:rStyle w:val="Hyperlink"/>
@@ -38915,7 +39777,7 @@
         <w:tc>
           <w:tcPr>
             <w:tcW w:w="4394" w:type="dxa"/>
-            <w:gridSpan w:val="3"/>
+            <w:gridSpan w:val="4"/>
             <w:vAlign w:val="center"/>
           </w:tcPr>
           <w:p>
@@ -38945,7 +39807,7 @@
                 <w:szCs w:val="26"/>
               </w:rPr>
             </w:pPr>
-            <w:hyperlink r:id="rId751" w:tooltip="Morton Smith's Original Translation" w:history="1">
+            <w:hyperlink r:id="rId754" w:tooltip="Morton Smith's Original Translation" w:history="1">
               <w:r>
                 <w:rPr>
                   <w:rStyle w:val="Hyperlink"/>
@@ -38983,7 +39845,7 @@
         <w:tc>
           <w:tcPr>
             <w:tcW w:w="15694" w:type="dxa"/>
-            <w:gridSpan w:val="7"/>
+            <w:gridSpan w:val="8"/>
             <w:vAlign w:val="center"/>
           </w:tcPr>
           <w:p>
@@ -39061,7 +39923,7 @@
         <w:tc>
           <w:tcPr>
             <w:tcW w:w="4394" w:type="dxa"/>
-            <w:gridSpan w:val="3"/>
+            <w:gridSpan w:val="4"/>
             <w:vAlign w:val="center"/>
           </w:tcPr>
           <w:p>
@@ -39118,7 +39980,7 @@
         <w:tc>
           <w:tcPr>
             <w:tcW w:w="4394" w:type="dxa"/>
-            <w:gridSpan w:val="3"/>
+            <w:gridSpan w:val="4"/>
             <w:vAlign w:val="center"/>
           </w:tcPr>
           <w:p>
@@ -39157,7 +40019,7 @@
         <w:tc>
           <w:tcPr>
             <w:tcW w:w="8363" w:type="dxa"/>
-            <w:gridSpan w:val="5"/>
+            <w:gridSpan w:val="6"/>
             <w:vAlign w:val="center"/>
           </w:tcPr>
           <w:p>
@@ -39341,7 +40203,7 @@
               </w:rPr>
               <w:br/>
             </w:r>
-            <w:hyperlink r:id="rId752" w:tooltip="An Overview of the TheoDoor Project" w:history="1">
+            <w:hyperlink r:id="rId755" w:tooltip="An Overview of the TheoDoor Project" w:history="1">
               <w:r>
                 <w:rPr>
                   <w:rStyle w:val="Hyperlink"/>
@@ -39741,7 +40603,7 @@
               </w:rPr>
               <w:t>(</w:t>
             </w:r>
-            <w:hyperlink r:id="rId753" w:tooltip="Notes on the translations by R.H. Charles." w:history="1">
+            <w:hyperlink r:id="rId756" w:tooltip="Notes on the translations by R.H. Charles." w:history="1">
               <w:r>
                 <w:rPr>
                   <w:rStyle w:val="Hyperlink"/>
@@ -39889,7 +40751,7 @@
                 <w:sz w:val="24"/>
               </w:rPr>
             </w:pPr>
-            <w:hyperlink r:id="rId754" w:tooltip="The Testament of Abraham" w:history="1">
+            <w:hyperlink r:id="rId757" w:tooltip="The Testament of Abraham" w:history="1">
               <w:r>
                 <w:rPr>
                   <w:rStyle w:val="Hyperlink"/>
@@ -39927,7 +40789,7 @@
                 <w:u w:val="single"/>
               </w:rPr>
             </w:pPr>
-            <w:hyperlink r:id="rId755" w:tooltip="The Testament of Abraham" w:history="1">
+            <w:hyperlink r:id="rId758" w:tooltip="The Testament of Abraham" w:history="1">
               <w:r>
                 <w:rPr>
                   <w:rStyle w:val="Hyperlink"/>
@@ -39968,7 +40830,7 @@
                 <w:szCs w:val="26"/>
               </w:rPr>
             </w:pPr>
-            <w:hyperlink r:id="rId756" w:tooltip="No Latin Text Available" w:history="1">
+            <w:hyperlink r:id="rId759" w:tooltip="No Latin Text Available" w:history="1">
               <w:r>
                 <w:rPr>
                   <w:rStyle w:val="Hyperlink"/>
@@ -40004,7 +40866,7 @@
                 <w:szCs w:val="26"/>
               </w:rPr>
             </w:pPr>
-            <w:hyperlink r:id="rId757" w:tooltip="Coptic Text Unavailable" w:history="1">
+            <w:hyperlink r:id="rId760" w:tooltip="Coptic Text Unavailable" w:history="1">
               <w:r>
                 <w:rPr>
                   <w:rStyle w:val="Hyperlink"/>
@@ -40040,7 +40902,7 @@
                 <w:u w:val="single"/>
               </w:rPr>
             </w:pPr>
-            <w:hyperlink r:id="rId758" w:tooltip="An Image-Scan of Tikhonravov's Text" w:history="1">
+            <w:hyperlink r:id="rId761" w:tooltip="An Image-Scan of Tikhonravov's Text" w:history="1">
               <w:proofErr w:type="spellStart"/>
               <w:r>
                 <w:rPr>
@@ -40144,7 +41006,7 @@
                 <w:u w:val="single"/>
               </w:rPr>
             </w:pPr>
-            <w:hyperlink r:id="rId759" w:tooltip="M.R. James' 1892 Translation" w:history="1">
+            <w:hyperlink r:id="rId762" w:tooltip="M.R. James' 1892 Translation" w:history="1">
               <w:r>
                 <w:rPr>
                   <w:rStyle w:val="Hyperlink"/>
@@ -40290,7 +41152,7 @@
                 <w:sz w:val="24"/>
               </w:rPr>
             </w:pPr>
-            <w:hyperlink r:id="rId760" w:tooltip="No Greek Text Available" w:history="1">
+            <w:hyperlink r:id="rId763" w:tooltip="No Greek Text Available" w:history="1">
               <w:r>
                 <w:rPr>
                   <w:rStyle w:val="Hyperlink"/>
@@ -40330,7 +41192,7 @@
                 <w:szCs w:val="26"/>
               </w:rPr>
             </w:pPr>
-            <w:hyperlink r:id="rId761" w:tooltip="No Latin Text Available" w:history="1">
+            <w:hyperlink r:id="rId764" w:tooltip="No Latin Text Available" w:history="1">
               <w:r>
                 <w:rPr>
                   <w:rStyle w:val="Hyperlink"/>
@@ -40366,7 +41228,7 @@
                 <w:szCs w:val="26"/>
               </w:rPr>
             </w:pPr>
-            <w:hyperlink r:id="rId762" w:tooltip="Coptic Text Unavailable" w:history="1">
+            <w:hyperlink r:id="rId765" w:tooltip="Coptic Text Unavailable" w:history="1">
               <w:r>
                 <w:rPr>
                   <w:rStyle w:val="Hyperlink"/>
@@ -40400,7 +41262,7 @@
                 <w:sz w:val="24"/>
               </w:rPr>
             </w:pPr>
-            <w:hyperlink r:id="rId763" w:tooltip="No Slavonic Text Available" w:history="1">
+            <w:hyperlink r:id="rId766" w:tooltip="No Slavonic Text Available" w:history="1">
               <w:r>
                 <w:rPr>
                   <w:rStyle w:val="Hyperlink"/>
@@ -40527,7 +41389,7 @@
                 <w:sz w:val="24"/>
               </w:rPr>
             </w:pPr>
-            <w:hyperlink r:id="rId764" w:tooltip="No Greek Text Available" w:history="1">
+            <w:hyperlink r:id="rId767" w:tooltip="No Greek Text Available" w:history="1">
               <w:r>
                 <w:rPr>
                   <w:rStyle w:val="Hyperlink"/>
@@ -40567,7 +41429,7 @@
                 <w:szCs w:val="26"/>
               </w:rPr>
             </w:pPr>
-            <w:hyperlink r:id="rId765" w:tooltip="No Latin Text Available" w:history="1">
+            <w:hyperlink r:id="rId768" w:tooltip="No Latin Text Available" w:history="1">
               <w:r>
                 <w:rPr>
                   <w:rStyle w:val="Hyperlink"/>
@@ -40603,7 +41465,7 @@
                 <w:szCs w:val="26"/>
               </w:rPr>
             </w:pPr>
-            <w:hyperlink r:id="rId766" w:tooltip="Coptic Text Unavailable" w:history="1">
+            <w:hyperlink r:id="rId769" w:tooltip="Coptic Text Unavailable" w:history="1">
               <w:r>
                 <w:rPr>
                   <w:rStyle w:val="Hyperlink"/>
@@ -40637,7 +41499,7 @@
                 <w:sz w:val="24"/>
               </w:rPr>
             </w:pPr>
-            <w:hyperlink r:id="rId767" w:tooltip="No Slavonic Text Available" w:history="1">
+            <w:hyperlink r:id="rId770" w:tooltip="No Slavonic Text Available" w:history="1">
               <w:r>
                 <w:rPr>
                   <w:rStyle w:val="Hyperlink"/>
@@ -40808,7 +41670,7 @@
                 <w:u w:val="single"/>
               </w:rPr>
             </w:pPr>
-            <w:hyperlink r:id="rId768" w:tooltip="Full Transcription of Unknown Provenance" w:history="1">
+            <w:hyperlink r:id="rId771" w:tooltip="Full Transcription of Unknown Provenance" w:history="1">
               <w:proofErr w:type="spellStart"/>
               <w:r>
                 <w:rPr>
@@ -40908,7 +41770,7 @@
                 <w:szCs w:val="26"/>
               </w:rPr>
             </w:pPr>
-            <w:hyperlink r:id="rId769" w:tooltip="No Latin Text Available" w:history="1">
+            <w:hyperlink r:id="rId772" w:tooltip="No Latin Text Available" w:history="1">
               <w:r>
                 <w:rPr>
                   <w:rStyle w:val="Hyperlink"/>
@@ -40987,7 +41849,7 @@
                 <w:sz w:val="24"/>
               </w:rPr>
             </w:pPr>
-            <w:hyperlink r:id="rId770" w:tooltip="No Slavonic Text Available" w:history="1">
+            <w:hyperlink r:id="rId773" w:tooltip="No Slavonic Text Available" w:history="1">
               <w:r>
                 <w:rPr>
                   <w:rStyle w:val="Hyperlink"/>
@@ -41019,7 +41881,7 @@
                 <w:szCs w:val="26"/>
               </w:rPr>
             </w:pPr>
-            <w:hyperlink r:id="rId771" w:tooltip="The Testaments of the Twelve Patriarchs (RH Charles)" w:history="1">
+            <w:hyperlink r:id="rId774" w:tooltip="The Testaments of the Twelve Patriarchs (RH Charles)" w:history="1">
               <w:r>
                 <w:rPr>
                   <w:rStyle w:val="Hyperlink"/>
@@ -41078,7 +41940,7 @@
                 <w:u w:val="single"/>
               </w:rPr>
             </w:pPr>
-            <w:hyperlink r:id="rId772" w:tooltip="The Testament of Adam (Preliminary)" w:history="1">
+            <w:hyperlink r:id="rId775" w:tooltip="The Testament of Adam (Preliminary)" w:history="1">
               <w:r>
                 <w:rPr>
                   <w:rStyle w:val="Hyperlink"/>
@@ -41117,7 +41979,7 @@
                 <w:sz w:val="24"/>
               </w:rPr>
             </w:pPr>
-            <w:hyperlink r:id="rId773" w:tooltip="The Testament of Adam (Horarium)" w:history="1">
+            <w:hyperlink r:id="rId776" w:tooltip="The Testament of Adam (Horarium)" w:history="1">
               <w:r>
                 <w:rPr>
                   <w:rStyle w:val="Hyperlink"/>
@@ -41169,7 +42031,7 @@
                 <w:szCs w:val="26"/>
               </w:rPr>
             </w:pPr>
-            <w:hyperlink r:id="rId774" w:tooltip="No Latin Text Available" w:history="1">
+            <w:hyperlink r:id="rId777" w:tooltip="No Latin Text Available" w:history="1">
               <w:r>
                 <w:rPr>
                   <w:rStyle w:val="Hyperlink"/>
@@ -41204,7 +42066,7 @@
                 <w:szCs w:val="26"/>
               </w:rPr>
             </w:pPr>
-            <w:hyperlink r:id="rId775" w:tooltip="The Testament of Adam (Chs 1-3)" w:history="1">
+            <w:hyperlink r:id="rId778" w:tooltip="The Testament of Adam (Chs 1-3)" w:history="1">
               <w:r>
                 <w:rPr>
                   <w:rStyle w:val="Hyperlink"/>
@@ -41237,7 +42099,7 @@
                 <w:sz w:val="24"/>
               </w:rPr>
             </w:pPr>
-            <w:hyperlink r:id="rId776" w:tooltip="No Slavonic Text Available" w:history="1">
+            <w:hyperlink r:id="rId779" w:tooltip="No Slavonic Text Available" w:history="1">
               <w:r>
                 <w:rPr>
                   <w:rStyle w:val="Hyperlink"/>
@@ -41272,7 +42134,7 @@
                 <w:u w:val="single"/>
               </w:rPr>
             </w:pPr>
-            <w:hyperlink r:id="rId777" w:tooltip="A hybrid transaltion from various sources" w:history="1">
+            <w:hyperlink r:id="rId780" w:tooltip="A hybrid transaltion from various sources" w:history="1">
               <w:r>
                 <w:rPr>
                   <w:rStyle w:val="Hyperlink"/>
@@ -41334,7 +42196,7 @@
                 <w:sz w:val="24"/>
               </w:rPr>
             </w:pPr>
-            <w:hyperlink r:id="rId778" w:tooltip="The Assumption/Testament of Moses" w:history="1">
+            <w:hyperlink r:id="rId781" w:tooltip="The Assumption/Testament of Moses" w:history="1">
               <w:r>
                 <w:rPr>
                   <w:rStyle w:val="Hyperlink"/>
@@ -41386,7 +42248,7 @@
                 <w:sz w:val="24"/>
               </w:rPr>
             </w:pPr>
-            <w:hyperlink r:id="rId779" w:tooltip="No Greek Text Available" w:history="1">
+            <w:hyperlink r:id="rId782" w:tooltip="No Greek Text Available" w:history="1">
               <w:r>
                 <w:rPr>
                   <w:rStyle w:val="Hyperlink"/>
@@ -41428,7 +42290,7 @@
                 <w:szCs w:val="26"/>
               </w:rPr>
             </w:pPr>
-            <w:hyperlink r:id="rId780" w:tooltip="The Assumption of Moses (Codex Ambrosiana)" w:history="1">
+            <w:hyperlink r:id="rId783" w:tooltip="The Assumption of Moses (Codex Ambrosiana)" w:history="1">
               <w:r>
                 <w:rPr>
                   <w:rStyle w:val="Hyperlink"/>
@@ -41464,7 +42326,7 @@
                 <w:szCs w:val="26"/>
               </w:rPr>
             </w:pPr>
-            <w:hyperlink r:id="rId781" w:tooltip="No Extant Oriental Manuscript" w:history="1">
+            <w:hyperlink r:id="rId784" w:tooltip="No Extant Oriental Manuscript" w:history="1">
               <w:r>
                 <w:rPr>
                   <w:rStyle w:val="Hyperlink"/>
@@ -41497,7 +42359,7 @@
                 <w:sz w:val="24"/>
               </w:rPr>
             </w:pPr>
-            <w:hyperlink r:id="rId782" w:tooltip="No Slavonic Text Available" w:history="1">
+            <w:hyperlink r:id="rId785" w:tooltip="No Slavonic Text Available" w:history="1">
               <w:r>
                 <w:rPr>
                   <w:rStyle w:val="Hyperlink"/>
@@ -41528,7 +42390,7 @@
                 <w:szCs w:val="26"/>
               </w:rPr>
             </w:pPr>
-            <w:hyperlink r:id="rId783" w:tooltip="The Assumption of Moses (RH Charles)" w:history="1">
+            <w:hyperlink r:id="rId786" w:tooltip="The Assumption of Moses (RH Charles)" w:history="1">
               <w:r>
                 <w:rPr>
                   <w:rStyle w:val="Hyperlink"/>
@@ -41600,7 +42462,7 @@
                 <w:sz w:val="24"/>
               </w:rPr>
             </w:pPr>
-            <w:hyperlink r:id="rId784" w:tooltip="The Testament of Solomon" w:history="1">
+            <w:hyperlink r:id="rId787" w:tooltip="The Testament of Solomon" w:history="1">
               <w:proofErr w:type="spellStart"/>
               <w:r>
                 <w:rPr>
@@ -41666,7 +42528,7 @@
                 <w:szCs w:val="26"/>
               </w:rPr>
             </w:pPr>
-            <w:hyperlink r:id="rId785" w:tooltip="No Extant Latin MS" w:history="1">
+            <w:hyperlink r:id="rId788" w:tooltip="No Extant Latin MS" w:history="1">
               <w:r>
                 <w:rPr>
                   <w:rStyle w:val="Hyperlink"/>
@@ -41702,7 +42564,7 @@
                 <w:szCs w:val="26"/>
               </w:rPr>
             </w:pPr>
-            <w:hyperlink r:id="rId786" w:tooltip="Syriac/Arabic Text Unavailable" w:history="1">
+            <w:hyperlink r:id="rId789" w:tooltip="Syriac/Arabic Text Unavailable" w:history="1">
               <w:r>
                 <w:rPr>
                   <w:rStyle w:val="Hyperlink"/>
@@ -41736,7 +42598,7 @@
                 <w:sz w:val="24"/>
               </w:rPr>
             </w:pPr>
-            <w:hyperlink r:id="rId787" w:tooltip="No Slavonic Text Available" w:history="1">
+            <w:hyperlink r:id="rId790" w:tooltip="No Slavonic Text Available" w:history="1">
               <w:r>
                 <w:rPr>
                   <w:rStyle w:val="Hyperlink"/>
@@ -41845,7 +42707,7 @@
                 <w:sz w:val="24"/>
               </w:rPr>
             </w:pPr>
-            <w:hyperlink r:id="rId788" w:tooltip="Testament of Job (3 MSS)" w:history="1">
+            <w:hyperlink r:id="rId791" w:tooltip="Testament of Job (3 MSS)" w:history="1">
               <w:proofErr w:type="spellStart"/>
               <w:r>
                 <w:rPr>
@@ -41947,7 +42809,7 @@
                 <w:szCs w:val="26"/>
               </w:rPr>
             </w:pPr>
-            <w:hyperlink r:id="rId789" w:tooltip="No Latin Text Available" w:history="1">
+            <w:hyperlink r:id="rId792" w:tooltip="No Latin Text Available" w:history="1">
               <w:proofErr w:type="spellStart"/>
               <w:r>
                 <w:rPr>
@@ -42025,7 +42887,7 @@
                 <w:szCs w:val="26"/>
               </w:rPr>
             </w:pPr>
-            <w:hyperlink r:id="rId790" w:tooltip="Coptic Text Unavailable" w:history="1">
+            <w:hyperlink r:id="rId793" w:tooltip="Coptic Text Unavailable" w:history="1">
               <w:r>
                 <w:rPr>
                   <w:rStyle w:val="Hyperlink"/>
@@ -42072,7 +42934,7 @@
                 <w:sz w:val="24"/>
               </w:rPr>
             </w:pPr>
-            <w:hyperlink r:id="rId791" w:tooltip="No Slavonic Text Available" w:history="1">
+            <w:hyperlink r:id="rId794" w:tooltip="No Slavonic Text Available" w:history="1">
               <w:r>
                 <w:rPr>
                   <w:rStyle w:val="Hyperlink"/>
@@ -42265,7 +43127,7 @@
                 <w:szCs w:val="26"/>
               </w:rPr>
             </w:pPr>
-            <w:hyperlink r:id="rId792" w:tooltip="The Apocalypse of Moses" w:history="1">
+            <w:hyperlink r:id="rId795" w:tooltip="The Apocalypse of Moses" w:history="1">
               <w:r>
                 <w:rPr>
                   <w:rStyle w:val="Hyperlink"/>
@@ -42342,7 +43204,7 @@
                 <w:szCs w:val="26"/>
               </w:rPr>
             </w:pPr>
-            <w:hyperlink r:id="rId793" w:tooltip="The Life of Adam &amp; Eve" w:history="1">
+            <w:hyperlink r:id="rId796" w:tooltip="The Life of Adam &amp; Eve" w:history="1">
               <w:r>
                 <w:rPr>
                   <w:rStyle w:val="Hyperlink"/>
@@ -42431,7 +43293,7 @@
                 <w:u w:val="single"/>
               </w:rPr>
             </w:pPr>
-            <w:hyperlink r:id="rId794" w:tooltip="The Books of Adam &amp; Eve" w:history="1">
+            <w:hyperlink r:id="rId797" w:tooltip="The Books of Adam &amp; Eve" w:history="1">
               <w:r>
                 <w:rPr>
                   <w:rStyle w:val="Hyperlink"/>
@@ -42507,7 +43369,7 @@
                 <w:szCs w:val="26"/>
               </w:rPr>
             </w:pPr>
-            <w:hyperlink r:id="rId795" w:tooltip="The Sibylline Oracles" w:history="1">
+            <w:hyperlink r:id="rId798" w:tooltip="The Sibylline Oracles" w:history="1">
               <w:proofErr w:type="spellStart"/>
               <w:r>
                 <w:rPr>
@@ -42767,7 +43629,7 @@
                 <w:szCs w:val="26"/>
               </w:rPr>
             </w:pPr>
-            <w:hyperlink r:id="rId796" w:tooltip="Transcription by Robert Duke (OCP)" w:history="1">
+            <w:hyperlink r:id="rId799" w:tooltip="Transcription by Robert Duke (OCP)" w:history="1">
               <w:r>
                 <w:rPr>
                   <w:rStyle w:val="Hyperlink"/>
@@ -42864,7 +43726,7 @@
                 <w:szCs w:val="26"/>
               </w:rPr>
             </w:pPr>
-            <w:hyperlink r:id="rId797" w:tooltip="Visions of Amram (Hybrid Translation)" w:history="1">
+            <w:hyperlink r:id="rId800" w:tooltip="Visions of Amram (Hybrid Translation)" w:history="1">
               <w:r>
                 <w:rPr>
                   <w:rStyle w:val="Hyperlink"/>
@@ -43693,7 +44555,7 @@
                 <w:sz w:val="24"/>
               </w:rPr>
             </w:pPr>
-            <w:hyperlink r:id="rId798" w:tooltip="The Lives of the Prophets" w:history="1">
+            <w:hyperlink r:id="rId801" w:tooltip="The Lives of the Prophets" w:history="1">
               <w:r>
                 <w:rPr>
                   <w:rStyle w:val="Hyperlink"/>
@@ -43731,7 +44593,7 @@
                 <w:szCs w:val="22"/>
               </w:rPr>
             </w:pPr>
-            <w:hyperlink r:id="rId799" w:tooltip="C.C. Torrey's 1946 Transcription" w:history="1">
+            <w:hyperlink r:id="rId802" w:tooltip="C.C. Torrey's 1946 Transcription" w:history="1">
               <w:proofErr w:type="spellStart"/>
               <w:r>
                 <w:rPr>
@@ -43808,7 +44670,7 @@
                 <w:szCs w:val="22"/>
               </w:rPr>
             </w:pPr>
-            <w:hyperlink r:id="rId800" w:tooltip="Latin Text Unvailable" w:history="1">
+            <w:hyperlink r:id="rId803" w:tooltip="Latin Text Unvailable" w:history="1">
               <w:r>
                 <w:rPr>
                   <w:rStyle w:val="Hyperlink"/>
@@ -43862,7 +44724,7 @@
                 <w:szCs w:val="22"/>
               </w:rPr>
             </w:pPr>
-            <w:hyperlink r:id="rId801" w:tooltip="Syriac Text Unavailable" w:history="1">
+            <w:hyperlink r:id="rId804" w:tooltip="Syriac Text Unavailable" w:history="1">
               <w:r>
                 <w:rPr>
                   <w:rStyle w:val="Hyperlink"/>
@@ -43894,7 +44756,7 @@
                 <w:rFonts w:ascii="Pochaevsk" w:hAnsi="Pochaevsk"/>
               </w:rPr>
             </w:pPr>
-            <w:hyperlink r:id="rId802" w:tooltip="No Slavonic Text Available" w:history="1">
+            <w:hyperlink r:id="rId805" w:tooltip="No Slavonic Text Available" w:history="1">
               <w:r>
                 <w:rPr>
                   <w:rStyle w:val="Hyperlink"/>
@@ -43928,7 +44790,7 @@
                 <w:szCs w:val="26"/>
               </w:rPr>
             </w:pPr>
-            <w:hyperlink r:id="rId803" w:tooltip="C.C. Torrey's 1946 Translation" w:history="1">
+            <w:hyperlink r:id="rId806" w:tooltip="C.C. Torrey's 1946 Translation" w:history="1">
               <w:r>
                 <w:rPr>
                   <w:rStyle w:val="Hyperlink"/>
@@ -44262,7 +45124,7 @@
                 <w:szCs w:val="22"/>
               </w:rPr>
             </w:pPr>
-            <w:hyperlink r:id="rId804" w:tooltip="The Letter or Aristeas" w:history="1">
+            <w:hyperlink r:id="rId807" w:tooltip="The Letter or Aristeas" w:history="1">
               <w:proofErr w:type="spellStart"/>
               <w:r>
                 <w:rPr>
@@ -44396,7 +45258,7 @@
                 <w:szCs w:val="26"/>
               </w:rPr>
             </w:pPr>
-            <w:hyperlink r:id="rId805" w:tooltip="The Letter of Aristeas (RH Charles)" w:history="1">
+            <w:hyperlink r:id="rId808" w:tooltip="The Letter of Aristeas (RH Charles)" w:history="1">
               <w:r>
                 <w:rPr>
                   <w:rStyle w:val="Hyperlink"/>
@@ -45500,7 +46362,7 @@
                 <w:sz w:val="24"/>
               </w:rPr>
             </w:pPr>
-            <w:hyperlink r:id="rId806" w:history="1">
+            <w:hyperlink r:id="rId809" w:history="1">
               <w:r>
                 <w:rPr>
                   <w:rStyle w:val="Hyperlink"/>

--- a/TheoDoor.docx
+++ b/TheoDoor.docx
@@ -30969,95 +30969,6 @@
               <w:lastRenderedPageBreak/>
               <w:t>Non-Canonical Early Christian Writings</w:t>
             </w:r>
-            <w:r>
-              <w:rPr>
-                <w:rFonts w:ascii="Book Antiqua" w:hAnsi="Book Antiqua"/>
-                <w:b/>
-                <w:bCs/>
-                <w:smallCaps/>
-                <w:sz w:val="48"/>
-                <w:szCs w:val="48"/>
-                <w:u w:color="800080"/>
-              </w:rPr>
-              <w:br/>
-            </w:r>
-            <w:r>
-              <w:rPr>
-                <w:rFonts w:ascii="Book Antiqua" w:hAnsi="Book Antiqua"/>
-                <w:i/>
-                <w:iCs/>
-                <w:sz w:val="32"/>
-                <w:szCs w:val="32"/>
-                <w:u w:color="800080"/>
-              </w:rPr>
-              <w:t>(Th</w:t>
-            </w:r>
-            <w:r>
-              <w:rPr>
-                <w:rFonts w:ascii="Book Antiqua" w:hAnsi="Book Antiqua"/>
-                <w:i/>
-                <w:iCs/>
-                <w:sz w:val="32"/>
-                <w:szCs w:val="32"/>
-                <w:u w:color="800080"/>
-              </w:rPr>
-              <w:t>e</w:t>
-            </w:r>
-            <w:r>
-              <w:rPr>
-                <w:rFonts w:ascii="Book Antiqua" w:hAnsi="Book Antiqua"/>
-                <w:i/>
-                <w:iCs/>
-                <w:sz w:val="32"/>
-                <w:szCs w:val="32"/>
-                <w:u w:color="800080"/>
-              </w:rPr>
-              <w:t xml:space="preserve"> </w:t>
-            </w:r>
-            <w:r>
-              <w:rPr>
-                <w:rFonts w:ascii="Book Antiqua" w:hAnsi="Book Antiqua"/>
-                <w:i/>
-                <w:iCs/>
-                <w:sz w:val="32"/>
-                <w:szCs w:val="32"/>
-                <w:u w:color="800080"/>
-              </w:rPr>
-              <w:t>content of this s</w:t>
-            </w:r>
-            <w:r>
-              <w:rPr>
-                <w:rFonts w:ascii="Book Antiqua" w:hAnsi="Book Antiqua"/>
-                <w:i/>
-                <w:iCs/>
-                <w:sz w:val="32"/>
-                <w:szCs w:val="32"/>
-                <w:u w:color="800080"/>
-              </w:rPr>
-              <w:t xml:space="preserve">ection is </w:t>
-            </w:r>
-            <w:r>
-              <w:rPr>
-                <w:rFonts w:ascii="Book Antiqua" w:hAnsi="Book Antiqua"/>
-                <w:i/>
-                <w:iCs/>
-                <w:sz w:val="32"/>
-                <w:szCs w:val="32"/>
-                <w:u w:color="800080"/>
-              </w:rPr>
-              <w:t>being discussed</w:t>
-            </w:r>
-            <w:r>
-              <w:rPr>
-                <w:rFonts w:ascii="Book Antiqua" w:hAnsi="Book Antiqua"/>
-                <w:i/>
-                <w:iCs/>
-                <w:sz w:val="32"/>
-                <w:szCs w:val="32"/>
-                <w:u w:color="800080"/>
-              </w:rPr>
-              <w:t xml:space="preserve"> with the Community at Interfaith.org.)</w:t>
-            </w:r>
           </w:p>
         </w:tc>
       </w:tr>
@@ -36842,6 +36753,24 @@
                 <w:bCs/>
               </w:rPr>
             </w:pPr>
+            <w:r>
+              <w:rPr>
+                <w:rFonts w:ascii="Gentium" w:hAnsi="Gentium" w:cs="Gentium"/>
+                <w:i/>
+                <w:iCs/>
+                <w:color w:val="E36C0A" w:themeColor="accent6" w:themeShade="BF"/>
+              </w:rPr>
+              <w:t>Ethiopic</w:t>
+            </w:r>
+            <w:r>
+              <w:rPr>
+                <w:rFonts w:ascii="Gentium" w:hAnsi="Gentium" w:cs="Gentium"/>
+                <w:i/>
+                <w:iCs/>
+                <w:color w:val="E36C0A" w:themeColor="accent6" w:themeShade="BF"/>
+              </w:rPr>
+              <w:t xml:space="preserve"> Text</w:t>
+            </w:r>
           </w:p>
         </w:tc>
         <w:tc>
@@ -37272,30 +37201,20 @@
                 <w:color w:val="800000"/>
               </w:rPr>
             </w:pPr>
-            <w:r>
-              <w:fldChar w:fldCharType="begin"/>
-            </w:r>
-            <w:r>
-              <w:instrText>HYPERLINK "Snnn-Raa/S401-RPt.docx" \o "No Extant Latin MS"</w:instrText>
-            </w:r>
-            <w:r>
-              <w:fldChar w:fldCharType="separate"/>
-            </w:r>
-            <w:r>
-              <w:rPr>
-                <w:rStyle w:val="Hyperlink"/>
-                <w:rFonts w:ascii="Gentium" w:hAnsi="Gentium" w:cs="Gentium"/>
-                <w:i/>
-                <w:iCs/>
-                <w:sz w:val="26"/>
-                <w:szCs w:val="26"/>
-                <w:u w:val="none"/>
-              </w:rPr>
-              <w:t>—</w:t>
-            </w:r>
-            <w:r>
-              <w:fldChar w:fldCharType="end"/>
-            </w:r>
+            <w:hyperlink r:id="rId742" w:tooltip="No Extant Latin MS" w:history="1">
+              <w:r>
+                <w:rPr>
+                  <w:rStyle w:val="Hyperlink"/>
+                  <w:rFonts w:ascii="Gentium" w:hAnsi="Gentium" w:cs="Gentium"/>
+                  <w:i/>
+                  <w:iCs/>
+                  <w:sz w:val="26"/>
+                  <w:szCs w:val="26"/>
+                  <w:u w:val="none"/>
+                </w:rPr>
+                <w:t>—</w:t>
+              </w:r>
+            </w:hyperlink>
           </w:p>
         </w:tc>
         <w:tc>
@@ -37315,7 +37234,7 @@
                 <w:color w:val="E36C0A" w:themeColor="accent6" w:themeShade="BF"/>
               </w:rPr>
             </w:pPr>
-            <w:hyperlink r:id="rId742" w:tooltip="Ethiopic Text Unavailable" w:history="1">
+            <w:hyperlink r:id="rId743" w:tooltip="Ethiopic Text Unavailable" w:history="1">
               <w:r>
                 <w:rPr>
                   <w:rStyle w:val="Hyperlink"/>
@@ -37346,7 +37265,7 @@
                 <w:szCs w:val="26"/>
               </w:rPr>
             </w:pPr>
-            <w:hyperlink r:id="rId743" w:tooltip="The Apocalypse of Peter" w:history="1">
+            <w:hyperlink r:id="rId744" w:tooltip="The Apocalypse of Peter" w:history="1">
               <w:r>
                 <w:rPr>
                   <w:rStyle w:val="Hyperlink"/>
@@ -37419,12 +37338,12 @@
                 <w:rFonts w:ascii="Gentium" w:hAnsi="Gentium" w:cs="Gentium"/>
                 <w:i/>
                 <w:iCs/>
-                <w:color w:val="0000FF"/>
+                <w:color w:val="808080" w:themeColor="background1" w:themeShade="80"/>
                 <w:sz w:val="28"/>
                 <w:szCs w:val="28"/>
               </w:rPr>
             </w:pPr>
-            <w:hyperlink r:id="rId744" w:tooltip="No Greek Text Available" w:history="1">
+            <w:hyperlink r:id="rId745" w:tooltip="No Greek Text Available" w:history="1">
               <w:r>
                 <w:rPr>
                   <w:rStyle w:val="Hyperlink"/>
@@ -37432,6 +37351,8 @@
                   <w:i/>
                   <w:iCs/>
                   <w:color w:val="E36C0A" w:themeColor="accent6" w:themeShade="BF"/>
+                  <w:sz w:val="28"/>
+                  <w:szCs w:val="28"/>
                   <w:u w:val="none"/>
                 </w:rPr>
                 <w:t>Greek Text</w:t>
@@ -37458,7 +37379,7 @@
                 <w:szCs w:val="28"/>
               </w:rPr>
             </w:pPr>
-            <w:hyperlink r:id="rId745" w:tooltip="M.R. James 1893 Transcription" w:history="1">
+            <w:hyperlink r:id="rId746" w:tooltip="M.R. James 1893 Transcription" w:history="1">
               <w:r>
                 <w:rPr>
                   <w:rStyle w:val="Hyperlink"/>
@@ -37528,7 +37449,7 @@
                 <w:u w:val="single"/>
               </w:rPr>
             </w:pPr>
-            <w:hyperlink r:id="rId746" w:tooltip="The Apocalypse of Paul" w:history="1">
+            <w:hyperlink r:id="rId747" w:tooltip="The Apocalypse of Paul" w:history="1">
               <w:r>
                 <w:rPr>
                   <w:rStyle w:val="Hyperlink"/>
@@ -37566,6 +37487,7 @@
         <w:tc>
           <w:tcPr>
             <w:tcW w:w="3828" w:type="dxa"/>
+            <w:vAlign w:val="center"/>
           </w:tcPr>
           <w:p>
             <w:pPr>
@@ -37581,266 +37503,9 @@
               <w:rPr>
                 <w:rFonts w:ascii="Book Antiqua" w:hAnsi="Book Antiqua"/>
                 <w:smallCaps/>
-                <w:color w:val="76923C" w:themeColor="accent3" w:themeShade="BF"/>
-              </w:rPr>
-              <w:t xml:space="preserve">The </w:t>
-            </w:r>
-            <w:r>
-              <w:rPr>
-                <w:rFonts w:ascii="Book Antiqua" w:hAnsi="Book Antiqua"/>
-                <w:smallCaps/>
-                <w:color w:val="76923C" w:themeColor="accent3" w:themeShade="BF"/>
-              </w:rPr>
-              <w:t>Revelation to</w:t>
-            </w:r>
-            <w:r>
-              <w:rPr>
-                <w:rFonts w:ascii="Book Antiqua" w:hAnsi="Book Antiqua"/>
-                <w:smallCaps/>
-                <w:color w:val="76923C" w:themeColor="accent3" w:themeShade="BF"/>
-              </w:rPr>
-              <w:t xml:space="preserve"> the Virgin</w:t>
-            </w:r>
-          </w:p>
-        </w:tc>
-        <w:tc>
-          <w:tcPr>
-            <w:tcW w:w="2835" w:type="dxa"/>
-          </w:tcPr>
-          <w:p>
-            <w:pPr>
-              <w:spacing w:before="40" w:line="300" w:lineRule="exact"/>
-              <w:jc w:val="center"/>
-              <w:rPr>
-                <w:rFonts w:ascii="Gentium" w:hAnsi="Gentium" w:cs="Gentium"/>
-                <w:b/>
-                <w:bCs/>
-                <w:color w:val="800000"/>
-                <w:u w:val="single"/>
-              </w:rPr>
-            </w:pPr>
-          </w:p>
-        </w:tc>
-        <w:tc>
-          <w:tcPr>
-            <w:tcW w:w="2976" w:type="dxa"/>
-            <w:gridSpan w:val="3"/>
-          </w:tcPr>
-          <w:p>
-            <w:pPr>
-              <w:spacing w:before="40" w:line="300" w:lineRule="exact"/>
-              <w:jc w:val="center"/>
-              <w:rPr>
-                <w:rFonts w:ascii="Gentium" w:hAnsi="Gentium" w:cs="Gentium"/>
-                <w:b/>
-                <w:bCs/>
-                <w:color w:val="800000"/>
-                <w:u w:val="single"/>
-              </w:rPr>
-            </w:pPr>
-          </w:p>
-        </w:tc>
-        <w:tc>
-          <w:tcPr>
-            <w:tcW w:w="2552" w:type="dxa"/>
-            <w:gridSpan w:val="2"/>
-          </w:tcPr>
-          <w:p>
-            <w:pPr>
-              <w:spacing w:before="40" w:line="300" w:lineRule="exact"/>
-              <w:jc w:val="center"/>
-              <w:rPr>
-                <w:rFonts w:ascii="Gentium" w:hAnsi="Gentium" w:cs="Gentium"/>
-                <w:b/>
-                <w:bCs/>
-                <w:color w:val="800000"/>
-                <w:u w:val="single"/>
-              </w:rPr>
-            </w:pPr>
-          </w:p>
-        </w:tc>
-        <w:tc>
-          <w:tcPr>
-            <w:tcW w:w="3503" w:type="dxa"/>
-          </w:tcPr>
-          <w:p>
-            <w:pPr>
-              <w:spacing w:before="40" w:line="300" w:lineRule="exact"/>
-              <w:jc w:val="center"/>
-              <w:rPr>
-                <w:rFonts w:ascii="Gentium" w:hAnsi="Gentium" w:cs="Gentium"/>
-                <w:b/>
-                <w:bCs/>
-                <w:color w:val="800000"/>
-                <w:u w:val="single"/>
-              </w:rPr>
-            </w:pPr>
-          </w:p>
-        </w:tc>
-      </w:tr>
-      <w:tr>
-        <w:tc>
-          <w:tcPr>
-            <w:tcW w:w="3828" w:type="dxa"/>
-          </w:tcPr>
-          <w:p>
-            <w:pPr>
-              <w:spacing w:before="40" w:line="300" w:lineRule="exact"/>
-              <w:jc w:val="center"/>
-              <w:rPr>
-                <w:rFonts w:ascii="Book Antiqua" w:hAnsi="Book Antiqua"/>
-                <w:smallCaps/>
-                <w:color w:val="76923C" w:themeColor="accent3" w:themeShade="BF"/>
-              </w:rPr>
-            </w:pPr>
-            <w:r>
-              <w:rPr>
-                <w:rFonts w:ascii="Book Antiqua" w:hAnsi="Book Antiqua"/>
-                <w:smallCaps/>
-                <w:color w:val="76923C" w:themeColor="accent3" w:themeShade="BF"/>
-              </w:rPr>
-              <w:t xml:space="preserve">The </w:t>
-            </w:r>
-            <w:r>
-              <w:rPr>
-                <w:rFonts w:ascii="Book Antiqua" w:hAnsi="Book Antiqua"/>
-                <w:smallCaps/>
-                <w:color w:val="76923C" w:themeColor="accent3" w:themeShade="BF"/>
-              </w:rPr>
-              <w:t>Revelation to</w:t>
-            </w:r>
-            <w:r>
-              <w:rPr>
-                <w:rFonts w:ascii="Book Antiqua" w:hAnsi="Book Antiqua"/>
-                <w:smallCaps/>
-                <w:color w:val="76923C" w:themeColor="accent3" w:themeShade="BF"/>
-              </w:rPr>
-              <w:t xml:space="preserve"> Stephen</w:t>
-            </w:r>
-          </w:p>
-        </w:tc>
-        <w:tc>
-          <w:tcPr>
-            <w:tcW w:w="2835" w:type="dxa"/>
-          </w:tcPr>
-          <w:p>
-            <w:pPr>
-              <w:spacing w:before="40" w:line="300" w:lineRule="exact"/>
-              <w:jc w:val="center"/>
-              <w:rPr>
-                <w:rFonts w:ascii="Gentium" w:hAnsi="Gentium" w:cs="Gentium"/>
-                <w:b/>
-                <w:bCs/>
-                <w:color w:val="800000"/>
-                <w:u w:val="single"/>
-              </w:rPr>
-            </w:pPr>
-          </w:p>
-        </w:tc>
-        <w:tc>
-          <w:tcPr>
-            <w:tcW w:w="2976" w:type="dxa"/>
-            <w:gridSpan w:val="3"/>
-          </w:tcPr>
-          <w:p>
-            <w:pPr>
-              <w:spacing w:before="40" w:line="300" w:lineRule="exact"/>
-              <w:jc w:val="center"/>
-              <w:rPr>
-                <w:rFonts w:ascii="Gentium" w:hAnsi="Gentium" w:cs="Gentium"/>
-                <w:b/>
-                <w:bCs/>
-                <w:color w:val="800000"/>
-                <w:u w:val="single"/>
-              </w:rPr>
-            </w:pPr>
-          </w:p>
-        </w:tc>
-        <w:tc>
-          <w:tcPr>
-            <w:tcW w:w="2552" w:type="dxa"/>
-            <w:gridSpan w:val="2"/>
-          </w:tcPr>
-          <w:p>
-            <w:pPr>
-              <w:spacing w:before="40" w:line="300" w:lineRule="exact"/>
-              <w:jc w:val="center"/>
-              <w:rPr>
-                <w:rFonts w:ascii="Gentium" w:hAnsi="Gentium" w:cs="Gentium"/>
-                <w:b/>
-                <w:bCs/>
-                <w:color w:val="800000"/>
-                <w:u w:val="single"/>
-              </w:rPr>
-            </w:pPr>
-          </w:p>
-        </w:tc>
-        <w:tc>
-          <w:tcPr>
-            <w:tcW w:w="3503" w:type="dxa"/>
-          </w:tcPr>
-          <w:p>
-            <w:pPr>
-              <w:spacing w:before="40" w:line="300" w:lineRule="exact"/>
-              <w:jc w:val="center"/>
-              <w:rPr>
-                <w:rFonts w:ascii="Gentium" w:hAnsi="Gentium" w:cs="Gentium"/>
-                <w:b/>
-                <w:bCs/>
-                <w:color w:val="800000"/>
-                <w:u w:val="single"/>
-              </w:rPr>
-            </w:pPr>
-          </w:p>
-        </w:tc>
-      </w:tr>
-      <w:tr>
-        <w:tc>
-          <w:tcPr>
-            <w:tcW w:w="3828" w:type="dxa"/>
-            <w:vAlign w:val="center"/>
-          </w:tcPr>
-          <w:p>
-            <w:pPr>
-              <w:spacing w:before="40" w:line="300" w:lineRule="exact"/>
-              <w:jc w:val="center"/>
-              <w:rPr>
-                <w:rFonts w:ascii="Book Antiqua" w:hAnsi="Book Antiqua"/>
-                <w:smallCaps/>
-                <w:color w:val="76923C" w:themeColor="accent3" w:themeShade="BF"/>
-              </w:rPr>
-            </w:pPr>
-            <w:r>
-              <w:rPr>
-                <w:rFonts w:ascii="Book Antiqua" w:hAnsi="Book Antiqua"/>
-                <w:smallCaps/>
-                <w:color w:val="76923C" w:themeColor="accent3" w:themeShade="BF"/>
-              </w:rPr>
-              <w:t xml:space="preserve">The </w:t>
-            </w:r>
-            <w:r>
-              <w:rPr>
-                <w:rFonts w:ascii="Book Antiqua" w:hAnsi="Book Antiqua"/>
-                <w:smallCaps/>
-                <w:color w:val="76923C" w:themeColor="accent3" w:themeShade="BF"/>
-              </w:rPr>
-              <w:t>Revelation to</w:t>
-            </w:r>
-            <w:r>
-              <w:rPr>
-                <w:rFonts w:ascii="Book Antiqua" w:hAnsi="Book Antiqua"/>
-                <w:smallCaps/>
-                <w:color w:val="76923C" w:themeColor="accent3" w:themeShade="BF"/>
-              </w:rPr>
-              <w:t xml:space="preserve"> </w:t>
-            </w:r>
-            <w:r>
-              <w:rPr>
-                <w:rFonts w:ascii="Book Antiqua" w:hAnsi="Book Antiqua"/>
-                <w:smallCaps/>
-                <w:color w:val="76923C" w:themeColor="accent3" w:themeShade="BF"/>
-              </w:rPr>
-              <w:t>Thomas</w:t>
+                <w:color w:val="808080" w:themeColor="background1" w:themeShade="80"/>
+              </w:rPr>
+              <w:t>The Revelation to the Virgin</w:t>
             </w:r>
           </w:p>
         </w:tc>
@@ -37862,18 +37527,7 @@
                 <w:szCs w:val="28"/>
               </w:rPr>
             </w:pPr>
-          </w:p>
-        </w:tc>
-        <w:tc>
-          <w:tcPr>
-            <w:tcW w:w="2976" w:type="dxa"/>
-            <w:gridSpan w:val="3"/>
-            <w:vAlign w:val="center"/>
-          </w:tcPr>
-          <w:p>
-            <w:pPr>
-              <w:spacing w:before="40" w:line="300" w:lineRule="exact"/>
-              <w:jc w:val="center"/>
+            <w:r>
               <w:rPr>
                 <w:rFonts w:ascii="Gentium" w:hAnsi="Gentium" w:cs="Gentium"/>
                 <w:i/>
@@ -37882,6 +37536,367 @@
                 <w:sz w:val="28"/>
                 <w:szCs w:val="28"/>
               </w:rPr>
+              <w:t>Απ</w:t>
+            </w:r>
+            <w:proofErr w:type="spellStart"/>
+            <w:r>
+              <w:rPr>
+                <w:rFonts w:ascii="Gentium" w:hAnsi="Gentium" w:cs="Gentium"/>
+                <w:i/>
+                <w:iCs/>
+                <w:color w:val="808080" w:themeColor="background1" w:themeShade="80"/>
+                <w:sz w:val="28"/>
+                <w:szCs w:val="28"/>
+              </w:rPr>
+              <w:t>οκ</w:t>
+            </w:r>
+            <w:proofErr w:type="spellEnd"/>
+            <w:r>
+              <w:rPr>
+                <w:rFonts w:ascii="Gentium" w:hAnsi="Gentium" w:cs="Gentium"/>
+                <w:i/>
+                <w:iCs/>
+                <w:color w:val="808080" w:themeColor="background1" w:themeShade="80"/>
+                <w:sz w:val="28"/>
+                <w:szCs w:val="28"/>
+              </w:rPr>
+              <w:t xml:space="preserve">αλυψις </w:t>
+            </w:r>
+            <w:proofErr w:type="spellStart"/>
+            <w:r>
+              <w:rPr>
+                <w:rFonts w:ascii="Gentium" w:hAnsi="Gentium" w:cs="Gentium"/>
+                <w:i/>
+                <w:iCs/>
+                <w:color w:val="808080" w:themeColor="background1" w:themeShade="80"/>
+                <w:sz w:val="28"/>
+                <w:szCs w:val="28"/>
+              </w:rPr>
+              <w:t>της</w:t>
+            </w:r>
+            <w:proofErr w:type="spellEnd"/>
+            <w:r>
+              <w:rPr>
+                <w:rFonts w:ascii="Gentium" w:hAnsi="Gentium" w:cs="Gentium"/>
+                <w:i/>
+                <w:iCs/>
+                <w:color w:val="808080" w:themeColor="background1" w:themeShade="80"/>
+                <w:sz w:val="28"/>
+                <w:szCs w:val="28"/>
+              </w:rPr>
+              <w:t xml:space="preserve"> </w:t>
+            </w:r>
+            <w:proofErr w:type="spellStart"/>
+            <w:r>
+              <w:rPr>
+                <w:rFonts w:ascii="Gentium" w:hAnsi="Gentium" w:cs="Gentium"/>
+                <w:i/>
+                <w:iCs/>
+                <w:color w:val="808080" w:themeColor="background1" w:themeShade="80"/>
+                <w:sz w:val="28"/>
+                <w:szCs w:val="28"/>
+              </w:rPr>
+              <w:t>Αγι</w:t>
+            </w:r>
+            <w:proofErr w:type="spellEnd"/>
+            <w:r>
+              <w:rPr>
+                <w:rFonts w:ascii="Gentium" w:hAnsi="Gentium" w:cs="Gentium"/>
+                <w:i/>
+                <w:iCs/>
+                <w:color w:val="808080" w:themeColor="background1" w:themeShade="80"/>
+                <w:sz w:val="28"/>
+                <w:szCs w:val="28"/>
+              </w:rPr>
+              <w:t xml:space="preserve">ας </w:t>
+            </w:r>
+            <w:proofErr w:type="spellStart"/>
+            <w:r>
+              <w:rPr>
+                <w:rFonts w:ascii="Gentium" w:hAnsi="Gentium" w:cs="Gentium"/>
+                <w:i/>
+                <w:iCs/>
+                <w:color w:val="808080" w:themeColor="background1" w:themeShade="80"/>
+                <w:sz w:val="28"/>
+                <w:szCs w:val="28"/>
+              </w:rPr>
+              <w:t>Θεοτοκου</w:t>
+            </w:r>
+            <w:proofErr w:type="spellEnd"/>
+          </w:p>
+        </w:tc>
+        <w:tc>
+          <w:tcPr>
+            <w:tcW w:w="2976" w:type="dxa"/>
+            <w:gridSpan w:val="3"/>
+            <w:vAlign w:val="center"/>
+          </w:tcPr>
+          <w:p>
+            <w:pPr>
+              <w:spacing w:before="40" w:line="300" w:lineRule="exact"/>
+              <w:jc w:val="center"/>
+              <w:rPr>
+                <w:rFonts w:ascii="Gentium" w:hAnsi="Gentium" w:cs="Gentium"/>
+                <w:b/>
+                <w:bCs/>
+                <w:color w:val="800000"/>
+                <w:u w:val="single"/>
+              </w:rPr>
+            </w:pPr>
+          </w:p>
+        </w:tc>
+        <w:tc>
+          <w:tcPr>
+            <w:tcW w:w="2552" w:type="dxa"/>
+            <w:gridSpan w:val="2"/>
+            <w:vAlign w:val="center"/>
+          </w:tcPr>
+          <w:p>
+            <w:pPr>
+              <w:spacing w:before="40" w:line="300" w:lineRule="exact"/>
+              <w:jc w:val="center"/>
+              <w:rPr>
+                <w:rFonts w:ascii="Gentium" w:hAnsi="Gentium" w:cs="Gentium"/>
+                <w:b/>
+                <w:bCs/>
+                <w:color w:val="800000"/>
+                <w:u w:val="single"/>
+              </w:rPr>
+            </w:pPr>
+          </w:p>
+        </w:tc>
+        <w:tc>
+          <w:tcPr>
+            <w:tcW w:w="3503" w:type="dxa"/>
+            <w:vAlign w:val="center"/>
+          </w:tcPr>
+          <w:p>
+            <w:pPr>
+              <w:spacing w:before="40" w:line="300" w:lineRule="exact"/>
+              <w:jc w:val="center"/>
+              <w:rPr>
+                <w:rFonts w:ascii="Gentium" w:hAnsi="Gentium" w:cs="Gentium"/>
+                <w:b/>
+                <w:bCs/>
+                <w:color w:val="800000"/>
+                <w:u w:val="single"/>
+              </w:rPr>
+            </w:pPr>
+          </w:p>
+        </w:tc>
+      </w:tr>
+      <w:tr>
+        <w:tc>
+          <w:tcPr>
+            <w:tcW w:w="3828" w:type="dxa"/>
+            <w:vAlign w:val="center"/>
+          </w:tcPr>
+          <w:p>
+            <w:pPr>
+              <w:spacing w:before="40" w:line="300" w:lineRule="exact"/>
+              <w:jc w:val="center"/>
+              <w:rPr>
+                <w:rFonts w:ascii="Book Antiqua" w:hAnsi="Book Antiqua"/>
+                <w:smallCaps/>
+                <w:color w:val="76923C" w:themeColor="accent3" w:themeShade="BF"/>
+              </w:rPr>
+            </w:pPr>
+            <w:r>
+              <w:rPr>
+                <w:rFonts w:ascii="Book Antiqua" w:hAnsi="Book Antiqua"/>
+                <w:smallCaps/>
+                <w:color w:val="76923C" w:themeColor="accent3" w:themeShade="BF"/>
+              </w:rPr>
+              <w:t xml:space="preserve">The </w:t>
+            </w:r>
+            <w:r>
+              <w:rPr>
+                <w:rFonts w:ascii="Book Antiqua" w:hAnsi="Book Antiqua"/>
+                <w:smallCaps/>
+                <w:color w:val="76923C" w:themeColor="accent3" w:themeShade="BF"/>
+              </w:rPr>
+              <w:t>Revelation to</w:t>
+            </w:r>
+            <w:r>
+              <w:rPr>
+                <w:rFonts w:ascii="Book Antiqua" w:hAnsi="Book Antiqua"/>
+                <w:smallCaps/>
+                <w:color w:val="76923C" w:themeColor="accent3" w:themeShade="BF"/>
+              </w:rPr>
+              <w:t xml:space="preserve"> Stephen</w:t>
+            </w:r>
+          </w:p>
+        </w:tc>
+        <w:tc>
+          <w:tcPr>
+            <w:tcW w:w="2835" w:type="dxa"/>
+            <w:vAlign w:val="center"/>
+          </w:tcPr>
+          <w:p>
+            <w:pPr>
+              <w:spacing w:before="40" w:line="300" w:lineRule="exact"/>
+              <w:jc w:val="center"/>
+              <w:rPr>
+                <w:rFonts w:ascii="Gentium" w:hAnsi="Gentium" w:cs="Gentium"/>
+                <w:b/>
+                <w:bCs/>
+                <w:i/>
+                <w:iCs/>
+                <w:color w:val="808080" w:themeColor="background1" w:themeShade="80"/>
+                <w:sz w:val="28"/>
+                <w:szCs w:val="28"/>
+              </w:rPr>
+            </w:pPr>
+          </w:p>
+        </w:tc>
+        <w:tc>
+          <w:tcPr>
+            <w:tcW w:w="2976" w:type="dxa"/>
+            <w:gridSpan w:val="3"/>
+            <w:vAlign w:val="center"/>
+          </w:tcPr>
+          <w:p>
+            <w:pPr>
+              <w:spacing w:before="40" w:line="300" w:lineRule="exact"/>
+              <w:jc w:val="center"/>
+              <w:rPr>
+                <w:rFonts w:ascii="Gentium" w:hAnsi="Gentium" w:cs="Gentium"/>
+                <w:b/>
+                <w:bCs/>
+                <w:color w:val="800000"/>
+                <w:u w:val="single"/>
+              </w:rPr>
+            </w:pPr>
+          </w:p>
+        </w:tc>
+        <w:tc>
+          <w:tcPr>
+            <w:tcW w:w="2552" w:type="dxa"/>
+            <w:gridSpan w:val="2"/>
+            <w:vAlign w:val="center"/>
+          </w:tcPr>
+          <w:p>
+            <w:pPr>
+              <w:spacing w:before="40" w:line="300" w:lineRule="exact"/>
+              <w:jc w:val="center"/>
+              <w:rPr>
+                <w:rFonts w:ascii="Gentium" w:hAnsi="Gentium" w:cs="Gentium"/>
+                <w:b/>
+                <w:bCs/>
+                <w:color w:val="800000"/>
+                <w:u w:val="single"/>
+              </w:rPr>
+            </w:pPr>
+          </w:p>
+        </w:tc>
+        <w:tc>
+          <w:tcPr>
+            <w:tcW w:w="3503" w:type="dxa"/>
+            <w:vAlign w:val="center"/>
+          </w:tcPr>
+          <w:p>
+            <w:pPr>
+              <w:spacing w:before="40" w:line="300" w:lineRule="exact"/>
+              <w:jc w:val="center"/>
+              <w:rPr>
+                <w:rFonts w:ascii="Gentium" w:hAnsi="Gentium" w:cs="Gentium"/>
+                <w:b/>
+                <w:bCs/>
+                <w:color w:val="800000"/>
+                <w:u w:val="single"/>
+              </w:rPr>
+            </w:pPr>
+          </w:p>
+        </w:tc>
+      </w:tr>
+      <w:tr>
+        <w:tc>
+          <w:tcPr>
+            <w:tcW w:w="3828" w:type="dxa"/>
+            <w:vAlign w:val="center"/>
+          </w:tcPr>
+          <w:p>
+            <w:pPr>
+              <w:spacing w:before="40" w:line="300" w:lineRule="exact"/>
+              <w:jc w:val="center"/>
+              <w:rPr>
+                <w:rFonts w:ascii="Book Antiqua" w:hAnsi="Book Antiqua"/>
+                <w:smallCaps/>
+                <w:color w:val="76923C" w:themeColor="accent3" w:themeShade="BF"/>
+              </w:rPr>
+            </w:pPr>
+            <w:r>
+              <w:rPr>
+                <w:rFonts w:ascii="Book Antiqua" w:hAnsi="Book Antiqua"/>
+                <w:smallCaps/>
+                <w:color w:val="76923C" w:themeColor="accent3" w:themeShade="BF"/>
+              </w:rPr>
+              <w:t xml:space="preserve">The </w:t>
+            </w:r>
+            <w:r>
+              <w:rPr>
+                <w:rFonts w:ascii="Book Antiqua" w:hAnsi="Book Antiqua"/>
+                <w:smallCaps/>
+                <w:color w:val="76923C" w:themeColor="accent3" w:themeShade="BF"/>
+              </w:rPr>
+              <w:t>Revelation to</w:t>
+            </w:r>
+            <w:r>
+              <w:rPr>
+                <w:rFonts w:ascii="Book Antiqua" w:hAnsi="Book Antiqua"/>
+                <w:smallCaps/>
+                <w:color w:val="76923C" w:themeColor="accent3" w:themeShade="BF"/>
+              </w:rPr>
+              <w:t xml:space="preserve"> </w:t>
+            </w:r>
+            <w:r>
+              <w:rPr>
+                <w:rFonts w:ascii="Book Antiqua" w:hAnsi="Book Antiqua"/>
+                <w:smallCaps/>
+                <w:color w:val="76923C" w:themeColor="accent3" w:themeShade="BF"/>
+              </w:rPr>
+              <w:t>Thomas</w:t>
+            </w:r>
+          </w:p>
+        </w:tc>
+        <w:tc>
+          <w:tcPr>
+            <w:tcW w:w="2835" w:type="dxa"/>
+            <w:vAlign w:val="center"/>
+          </w:tcPr>
+          <w:p>
+            <w:pPr>
+              <w:spacing w:before="40" w:line="300" w:lineRule="exact"/>
+              <w:jc w:val="center"/>
+              <w:rPr>
+                <w:rFonts w:ascii="Gentium" w:hAnsi="Gentium" w:cs="Gentium"/>
+                <w:i/>
+                <w:iCs/>
+                <w:color w:val="808080" w:themeColor="background1" w:themeShade="80"/>
+                <w:sz w:val="28"/>
+                <w:szCs w:val="28"/>
+              </w:rPr>
+            </w:pPr>
+          </w:p>
+        </w:tc>
+        <w:tc>
+          <w:tcPr>
+            <w:tcW w:w="2976" w:type="dxa"/>
+            <w:gridSpan w:val="3"/>
+            <w:vAlign w:val="center"/>
+          </w:tcPr>
+          <w:p>
+            <w:pPr>
+              <w:spacing w:before="40" w:line="300" w:lineRule="exact"/>
+              <w:jc w:val="center"/>
+              <w:rPr>
+                <w:rFonts w:ascii="Gentium" w:hAnsi="Gentium" w:cs="Gentium"/>
+                <w:i/>
+                <w:iCs/>
+                <w:color w:val="808080" w:themeColor="background1" w:themeShade="80"/>
+                <w:sz w:val="28"/>
+                <w:szCs w:val="28"/>
+              </w:rPr>
             </w:pPr>
             <w:proofErr w:type="spellStart"/>
             <w:r>
@@ -37990,682 +38005,381 @@
       <w:tr>
         <w:tc>
           <w:tcPr>
+            <w:tcW w:w="15694" w:type="dxa"/>
+            <w:gridSpan w:val="8"/>
+            <w:vAlign w:val="center"/>
+          </w:tcPr>
+          <w:p>
+            <w:pPr>
+              <w:widowControl w:val="0"/>
+              <w:spacing w:before="120"/>
+              <w:jc w:val="center"/>
+              <w:rPr>
+                <w:b/>
+                <w:bCs/>
+              </w:rPr>
+            </w:pPr>
+            <w:r>
+              <w:rPr>
+                <w:rFonts w:ascii="Book Antiqua" w:hAnsi="Book Antiqua"/>
+                <w:b/>
+                <w:bCs/>
+              </w:rPr>
+              <w:t xml:space="preserve">Coptic </w:t>
+            </w:r>
+            <w:r>
+              <w:rPr>
+                <w:rFonts w:ascii="Book Antiqua" w:hAnsi="Book Antiqua"/>
+                <w:b/>
+                <w:bCs/>
+              </w:rPr>
+              <w:t>(</w:t>
+            </w:r>
+            <w:r>
+              <w:rPr>
+                <w:rFonts w:ascii="Book Antiqua" w:hAnsi="Book Antiqua"/>
+                <w:b/>
+                <w:bCs/>
+                <w:i/>
+                <w:iCs/>
+              </w:rPr>
+              <w:t>Gnostic</w:t>
+            </w:r>
+            <w:r>
+              <w:rPr>
+                <w:rFonts w:ascii="Book Antiqua" w:hAnsi="Book Antiqua"/>
+                <w:b/>
+                <w:bCs/>
+              </w:rPr>
+              <w:t xml:space="preserve">) </w:t>
+            </w:r>
+            <w:proofErr w:type="spellStart"/>
+            <w:r>
+              <w:rPr>
+                <w:rFonts w:ascii="Book Antiqua" w:hAnsi="Book Antiqua"/>
+                <w:b/>
+                <w:bCs/>
+              </w:rPr>
+              <w:t>Metalogos</w:t>
+            </w:r>
+            <w:proofErr w:type="spellEnd"/>
+          </w:p>
+        </w:tc>
+      </w:tr>
+      <w:tr>
+        <w:tc>
+          <w:tcPr>
             <w:tcW w:w="3828" w:type="dxa"/>
             <w:vAlign w:val="center"/>
           </w:tcPr>
           <w:p>
             <w:pPr>
-              <w:spacing w:before="40" w:line="300" w:lineRule="exact"/>
+              <w:spacing w:before="40" w:line="280" w:lineRule="exact"/>
               <w:jc w:val="center"/>
-              <w:rPr>
-                <w:rFonts w:ascii="Book Antiqua" w:hAnsi="Book Antiqua"/>
-                <w:smallCaps/>
-                <w:color w:val="76923C" w:themeColor="accent3" w:themeShade="BF"/>
-              </w:rPr>
-            </w:pPr>
-            <w:r>
-              <w:rPr>
-                <w:rFonts w:ascii="Book Antiqua" w:hAnsi="Book Antiqua"/>
-                <w:smallCaps/>
-                <w:color w:val="76923C" w:themeColor="accent3" w:themeShade="BF"/>
-              </w:rPr>
-              <w:t>The Acts of Paul</w:t>
-            </w:r>
-          </w:p>
-        </w:tc>
-        <w:tc>
-          <w:tcPr>
-            <w:tcW w:w="2835" w:type="dxa"/>
-            <w:vAlign w:val="center"/>
-          </w:tcPr>
-          <w:p>
-            <w:pPr>
-              <w:spacing w:before="40" w:line="300" w:lineRule="exact"/>
+            </w:pPr>
+            <w:hyperlink r:id="rId748" w:tooltip="The Gospel of Thomas" w:history="1">
+              <w:r>
+                <w:rPr>
+                  <w:rStyle w:val="Hyperlink"/>
+                  <w:rFonts w:ascii="Book Antiqua" w:hAnsi="Book Antiqua"/>
+                  <w:b/>
+                  <w:bCs/>
+                  <w:smallCaps/>
+                </w:rPr>
+                <w:t>The Gospel of Thomas</w:t>
+              </w:r>
+            </w:hyperlink>
+          </w:p>
+        </w:tc>
+        <w:tc>
+          <w:tcPr>
+            <w:tcW w:w="3969" w:type="dxa"/>
+            <w:gridSpan w:val="2"/>
+            <w:vAlign w:val="center"/>
+          </w:tcPr>
+          <w:p>
+            <w:pPr>
+              <w:spacing w:before="40" w:line="260" w:lineRule="exact"/>
               <w:jc w:val="center"/>
               <w:rPr>
                 <w:rFonts w:ascii="Gentium" w:hAnsi="Gentium" w:cs="Gentium"/>
+              </w:rPr>
+            </w:pPr>
+            <w:hyperlink r:id="rId749" w:tooltip="The Gospel of Thomas (Greek Fragments)" w:history="1">
+              <w:r>
+                <w:rPr>
+                  <w:rStyle w:val="Hyperlink"/>
+                  <w:rFonts w:ascii="Gentium" w:hAnsi="Gentium" w:cs="Gentium"/>
+                  <w:i/>
+                  <w:iCs/>
+                  <w:noProof/>
+                  <w:sz w:val="28"/>
+                  <w:szCs w:val="28"/>
+                </w:rPr>
+                <w:t xml:space="preserve">Κατα Θομασον </w:t>
+              </w:r>
+              <w:r>
+                <w:rPr>
+                  <w:rStyle w:val="Hyperlink"/>
+                  <w:rFonts w:ascii="Gentium" w:hAnsi="Gentium" w:cs="Gentium"/>
+                  <w:i/>
+                  <w:iCs/>
+                  <w:noProof/>
+                  <w:sz w:val="28"/>
+                  <w:szCs w:val="28"/>
+                </w:rPr>
+                <w:br/>
+              </w:r>
+              <w:r>
+                <w:rPr>
+                  <w:rStyle w:val="Hyperlink"/>
+                  <w:rFonts w:ascii="Gentium" w:hAnsi="Gentium" w:cs="Gentium"/>
+                  <w:i/>
+                  <w:iCs/>
+                  <w:noProof/>
+                </w:rPr>
+                <w:t>(</w:t>
+              </w:r>
+              <w:r>
+                <w:rPr>
+                  <w:rStyle w:val="Hyperlink"/>
+                  <w:rFonts w:ascii="Gentium" w:hAnsi="Gentium" w:cs="Gentium"/>
+                  <w:i/>
+                  <w:iCs/>
+                  <w:smallCaps/>
+                  <w:noProof/>
+                </w:rPr>
+                <w:t>Papyrus Oxyrhynchus</w:t>
+              </w:r>
+              <w:r>
+                <w:rPr>
+                  <w:rStyle w:val="Hyperlink"/>
+                  <w:rFonts w:ascii="Gentium" w:hAnsi="Gentium" w:cs="Gentium"/>
+                  <w:i/>
+                  <w:iCs/>
+                  <w:noProof/>
+                </w:rPr>
+                <w:t>)</w:t>
+              </w:r>
+            </w:hyperlink>
+          </w:p>
+        </w:tc>
+        <w:tc>
+          <w:tcPr>
+            <w:tcW w:w="4394" w:type="dxa"/>
+            <w:gridSpan w:val="4"/>
+            <w:vAlign w:val="center"/>
+          </w:tcPr>
+          <w:p>
+            <w:pPr>
+              <w:spacing w:before="40" w:line="280" w:lineRule="exact"/>
+              <w:jc w:val="center"/>
+              <w:rPr>
+                <w:rFonts w:ascii="Antinoou" w:eastAsia="Antinoou" w:hAnsi="Antinoou"/>
+                <w:sz w:val="28"/>
+                <w:szCs w:val="28"/>
+              </w:rPr>
+            </w:pPr>
+            <w:hyperlink r:id="rId750" w:tooltip="The Gospel of Thomas (Nag Hammadi)" w:history="1">
+              <w:r>
+                <w:rPr>
+                  <w:rStyle w:val="Hyperlink"/>
+                  <w:rFonts w:ascii="Antinoou" w:eastAsia="Antinoou" w:hAnsi="Antinoou" w:cs="Segoe UI Historic"/>
+                  <w:noProof/>
+                  <w:sz w:val="30"/>
+                  <w:szCs w:val="30"/>
+                  <w:lang w:val="el-GR" w:eastAsia="en-GB"/>
+                </w:rPr>
+                <w:t>ⲡ·ⲉⲩⲁⲅⲅⲉⲗⲓⲟⲛ ⲡ·ⲕⲁⲧⲁ·ⲑⲱⲙⲁⲥ</w:t>
+              </w:r>
+            </w:hyperlink>
+          </w:p>
+        </w:tc>
+        <w:tc>
+          <w:tcPr>
+            <w:tcW w:w="3503" w:type="dxa"/>
+            <w:vAlign w:val="center"/>
+          </w:tcPr>
+          <w:p>
+            <w:pPr>
+              <w:spacing w:before="40" w:line="260" w:lineRule="exact"/>
+              <w:jc w:val="center"/>
+              <w:rPr>
+                <w:rFonts w:ascii="Gentium" w:hAnsi="Gentium" w:cs="Gentium"/>
+                <w:sz w:val="26"/>
+                <w:szCs w:val="26"/>
+              </w:rPr>
+            </w:pPr>
+            <w:hyperlink r:id="rId751" w:tooltip="Mark M. Mattison's Open Source Translation" w:history="1">
+              <w:r>
+                <w:rPr>
+                  <w:rStyle w:val="Hyperlink"/>
+                  <w:rFonts w:ascii="Gentium" w:hAnsi="Gentium" w:cs="Gentium"/>
+                  <w:sz w:val="26"/>
+                  <w:szCs w:val="26"/>
+                </w:rPr>
+                <w:t>The Gospel of Thomas</w:t>
+              </w:r>
+              <w:r>
+                <w:rPr>
+                  <w:rStyle w:val="Hyperlink"/>
+                  <w:rFonts w:ascii="Gentium" w:hAnsi="Gentium" w:cs="Gentium"/>
+                  <w:sz w:val="26"/>
+                  <w:szCs w:val="26"/>
+                </w:rPr>
+                <w:br/>
+              </w:r>
+              <w:r>
+                <w:rPr>
+                  <w:rStyle w:val="Hyperlink"/>
+                  <w:rFonts w:ascii="Gentium" w:hAnsi="Gentium" w:cs="Gentium"/>
+                  <w:i/>
+                  <w:iCs/>
+                  <w:sz w:val="22"/>
+                  <w:szCs w:val="22"/>
+                </w:rPr>
+                <w:t>(</w:t>
+              </w:r>
+              <w:r>
+                <w:rPr>
+                  <w:rStyle w:val="Hyperlink"/>
+                  <w:rFonts w:ascii="Gentium" w:hAnsi="Gentium" w:cs="Gentium"/>
+                  <w:i/>
+                  <w:iCs/>
+                  <w:sz w:val="22"/>
+                  <w:szCs w:val="22"/>
+                </w:rPr>
+                <w:t>Mark M. Mattison</w:t>
+              </w:r>
+              <w:r>
+                <w:rPr>
+                  <w:rStyle w:val="Hyperlink"/>
+                  <w:rFonts w:ascii="Gentium" w:hAnsi="Gentium" w:cs="Gentium"/>
+                  <w:i/>
+                  <w:iCs/>
+                  <w:sz w:val="22"/>
+                  <w:szCs w:val="22"/>
+                </w:rPr>
+                <w:t>)</w:t>
+              </w:r>
+            </w:hyperlink>
+          </w:p>
+        </w:tc>
+      </w:tr>
+      <w:tr>
+        <w:tc>
+          <w:tcPr>
+            <w:tcW w:w="3828" w:type="dxa"/>
+            <w:vAlign w:val="center"/>
+          </w:tcPr>
+          <w:p>
+            <w:pPr>
+              <w:spacing w:before="40" w:line="280" w:lineRule="exact"/>
+              <w:jc w:val="center"/>
+              <w:rPr>
                 <w:i/>
                 <w:iCs/>
                 <w:color w:val="E36C0A" w:themeColor="accent6" w:themeShade="BF"/>
+              </w:rPr>
+            </w:pPr>
+            <w:r>
+              <w:rPr>
+                <w:rFonts w:ascii="Book Antiqua" w:hAnsi="Book Antiqua"/>
+                <w:i/>
+                <w:iCs/>
+                <w:smallCaps/>
+                <w:color w:val="808080" w:themeColor="background1" w:themeShade="80"/>
+              </w:rPr>
+              <w:lastRenderedPageBreak/>
+              <w:t>The Gospel of Philip</w:t>
+            </w:r>
+          </w:p>
+        </w:tc>
+        <w:tc>
+          <w:tcPr>
+            <w:tcW w:w="3969" w:type="dxa"/>
+            <w:gridSpan w:val="2"/>
+            <w:vAlign w:val="center"/>
+          </w:tcPr>
+          <w:p>
+            <w:pPr>
+              <w:spacing w:before="40" w:line="280" w:lineRule="exact"/>
+              <w:jc w:val="center"/>
+              <w:rPr>
+                <w:rFonts w:ascii="Gentium" w:hAnsi="Gentium" w:cs="Gentium"/>
                 <w:sz w:val="28"/>
                 <w:szCs w:val="28"/>
               </w:rPr>
             </w:pPr>
-          </w:p>
-        </w:tc>
-        <w:tc>
-          <w:tcPr>
-            <w:tcW w:w="2976" w:type="dxa"/>
-            <w:gridSpan w:val="3"/>
-            <w:vAlign w:val="center"/>
-          </w:tcPr>
-          <w:p>
-            <w:pPr>
-              <w:spacing w:before="40" w:line="300" w:lineRule="exact"/>
+            <w:hyperlink r:id="rId752" w:tooltip="No Extant Greek Text" w:history="1">
+              <w:r>
+                <w:rPr>
+                  <w:rStyle w:val="Hyperlink"/>
+                  <w:rFonts w:ascii="Gentium" w:hAnsi="Gentium" w:cs="Gentium"/>
+                  <w:i/>
+                  <w:iCs/>
+                  <w:sz w:val="26"/>
+                  <w:szCs w:val="26"/>
+                  <w:u w:val="none"/>
+                </w:rPr>
+                <w:t>—</w:t>
+              </w:r>
+            </w:hyperlink>
+          </w:p>
+        </w:tc>
+        <w:tc>
+          <w:tcPr>
+            <w:tcW w:w="4394" w:type="dxa"/>
+            <w:gridSpan w:val="4"/>
+            <w:vAlign w:val="center"/>
+          </w:tcPr>
+          <w:p>
+            <w:pPr>
+              <w:spacing w:before="40" w:line="280" w:lineRule="exact"/>
               <w:jc w:val="center"/>
               <w:rPr>
+                <w:rFonts w:ascii="CS Coptic Manuscript" w:hAnsi="CS Coptic Manuscript"/>
+                <w:sz w:val="28"/>
+                <w:szCs w:val="28"/>
+              </w:rPr>
+            </w:pPr>
+          </w:p>
+        </w:tc>
+        <w:tc>
+          <w:tcPr>
+            <w:tcW w:w="3503" w:type="dxa"/>
+            <w:vAlign w:val="center"/>
+          </w:tcPr>
+          <w:p>
+            <w:pPr>
+              <w:spacing w:before="40" w:line="280" w:lineRule="exact"/>
+              <w:jc w:val="center"/>
+              <w:rPr>
                 <w:rFonts w:ascii="Gentium" w:hAnsi="Gentium" w:cs="Gentium"/>
+                <w:sz w:val="26"/>
+                <w:szCs w:val="26"/>
+              </w:rPr>
+            </w:pPr>
+          </w:p>
+        </w:tc>
+      </w:tr>
+      <w:tr>
+        <w:tc>
+          <w:tcPr>
+            <w:tcW w:w="3828" w:type="dxa"/>
+            <w:vAlign w:val="center"/>
+          </w:tcPr>
+          <w:p>
+            <w:pPr>
+              <w:spacing w:before="40" w:line="280" w:lineRule="exact"/>
+              <w:jc w:val="center"/>
+              <w:rPr>
                 <w:i/>
                 <w:iCs/>
                 <w:color w:val="E36C0A" w:themeColor="accent6" w:themeShade="BF"/>
-                <w:sz w:val="28"/>
-                <w:szCs w:val="28"/>
-              </w:rPr>
-            </w:pPr>
-          </w:p>
-        </w:tc>
-        <w:tc>
-          <w:tcPr>
-            <w:tcW w:w="2552" w:type="dxa"/>
-            <w:gridSpan w:val="2"/>
-            <w:vAlign w:val="center"/>
-          </w:tcPr>
-          <w:p>
-            <w:pPr>
-              <w:spacing w:before="40" w:line="300" w:lineRule="exact"/>
-              <w:jc w:val="center"/>
-              <w:rPr>
-                <w:rFonts w:ascii="Gentium" w:hAnsi="Gentium" w:cs="Gentium"/>
-                <w:b/>
-                <w:bCs/>
-                <w:color w:val="800000"/>
-                <w:u w:val="single"/>
-              </w:rPr>
-            </w:pPr>
-          </w:p>
-        </w:tc>
-        <w:tc>
-          <w:tcPr>
-            <w:tcW w:w="3503" w:type="dxa"/>
-            <w:vAlign w:val="center"/>
-          </w:tcPr>
-          <w:p>
-            <w:pPr>
-              <w:spacing w:before="40" w:line="260" w:lineRule="exact"/>
-              <w:jc w:val="center"/>
-              <w:rPr>
-                <w:rFonts w:ascii="Gentium" w:hAnsi="Gentium" w:cs="Gentium"/>
-                <w:color w:val="808080" w:themeColor="background1" w:themeShade="80"/>
-                <w:sz w:val="26"/>
-                <w:szCs w:val="26"/>
-              </w:rPr>
-            </w:pPr>
-          </w:p>
-        </w:tc>
-      </w:tr>
-      <w:tr>
-        <w:tc>
-          <w:tcPr>
-            <w:tcW w:w="3828" w:type="dxa"/>
-            <w:vAlign w:val="center"/>
-          </w:tcPr>
-          <w:p>
-            <w:pPr>
-              <w:spacing w:before="40" w:line="300" w:lineRule="exact"/>
-              <w:jc w:val="center"/>
-              <w:rPr>
-                <w:rFonts w:ascii="Book Antiqua" w:hAnsi="Book Antiqua"/>
-                <w:smallCaps/>
-                <w:color w:val="76923C" w:themeColor="accent3" w:themeShade="BF"/>
               </w:rPr>
             </w:pPr>
             <w:r>
-              <w:rPr>
-                <w:rFonts w:ascii="Book Antiqua" w:hAnsi="Book Antiqua"/>
-                <w:smallCaps/>
-                <w:color w:val="76923C" w:themeColor="accent3" w:themeShade="BF"/>
-              </w:rPr>
-              <w:t>The Acts of John</w:t>
-            </w:r>
-          </w:p>
-        </w:tc>
-        <w:tc>
-          <w:tcPr>
-            <w:tcW w:w="2835" w:type="dxa"/>
-            <w:vAlign w:val="center"/>
-          </w:tcPr>
-          <w:p>
-            <w:pPr>
-              <w:spacing w:before="40" w:line="300" w:lineRule="exact"/>
-              <w:jc w:val="center"/>
-              <w:rPr>
-                <w:rFonts w:ascii="Gentium" w:hAnsi="Gentium" w:cs="Gentium"/>
-                <w:i/>
-                <w:iCs/>
-                <w:color w:val="E36C0A" w:themeColor="accent6" w:themeShade="BF"/>
-                <w:sz w:val="28"/>
-                <w:szCs w:val="28"/>
-              </w:rPr>
-            </w:pPr>
-          </w:p>
-        </w:tc>
-        <w:tc>
-          <w:tcPr>
-            <w:tcW w:w="2976" w:type="dxa"/>
-            <w:gridSpan w:val="3"/>
-            <w:vAlign w:val="center"/>
-          </w:tcPr>
-          <w:p>
-            <w:pPr>
-              <w:spacing w:before="40" w:line="300" w:lineRule="exact"/>
-              <w:jc w:val="center"/>
-              <w:rPr>
-                <w:rFonts w:ascii="Gentium" w:hAnsi="Gentium" w:cs="Gentium"/>
-                <w:i/>
-                <w:iCs/>
-                <w:color w:val="E36C0A" w:themeColor="accent6" w:themeShade="BF"/>
-                <w:sz w:val="28"/>
-                <w:szCs w:val="28"/>
-              </w:rPr>
-            </w:pPr>
-          </w:p>
-        </w:tc>
-        <w:tc>
-          <w:tcPr>
-            <w:tcW w:w="2552" w:type="dxa"/>
-            <w:gridSpan w:val="2"/>
-            <w:vAlign w:val="center"/>
-          </w:tcPr>
-          <w:p>
-            <w:pPr>
-              <w:spacing w:before="40" w:line="300" w:lineRule="exact"/>
-              <w:jc w:val="center"/>
-              <w:rPr>
-                <w:rFonts w:ascii="Gentium" w:hAnsi="Gentium" w:cs="Gentium"/>
-                <w:b/>
-                <w:bCs/>
-                <w:color w:val="800000"/>
-                <w:u w:val="single"/>
-              </w:rPr>
-            </w:pPr>
-          </w:p>
-        </w:tc>
-        <w:tc>
-          <w:tcPr>
-            <w:tcW w:w="3503" w:type="dxa"/>
-            <w:vAlign w:val="center"/>
-          </w:tcPr>
-          <w:p>
-            <w:pPr>
-              <w:spacing w:before="40" w:line="260" w:lineRule="exact"/>
-              <w:jc w:val="center"/>
-              <w:rPr>
-                <w:rFonts w:ascii="Gentium" w:hAnsi="Gentium" w:cs="Gentium"/>
-                <w:color w:val="808080" w:themeColor="background1" w:themeShade="80"/>
-                <w:sz w:val="26"/>
-                <w:szCs w:val="26"/>
-              </w:rPr>
-            </w:pPr>
-          </w:p>
-        </w:tc>
-      </w:tr>
-      <w:tr>
-        <w:tc>
-          <w:tcPr>
-            <w:tcW w:w="3828" w:type="dxa"/>
-            <w:vAlign w:val="center"/>
-          </w:tcPr>
-          <w:p>
-            <w:pPr>
-              <w:spacing w:before="40" w:line="300" w:lineRule="exact"/>
-              <w:jc w:val="center"/>
-              <w:rPr>
-                <w:rFonts w:ascii="Book Antiqua" w:hAnsi="Book Antiqua"/>
-                <w:smallCaps/>
-                <w:color w:val="76923C" w:themeColor="accent3" w:themeShade="BF"/>
-              </w:rPr>
-            </w:pPr>
-            <w:r>
-              <w:rPr>
-                <w:rFonts w:ascii="Book Antiqua" w:hAnsi="Book Antiqua"/>
-                <w:smallCaps/>
-                <w:color w:val="76923C" w:themeColor="accent3" w:themeShade="BF"/>
-              </w:rPr>
-              <w:lastRenderedPageBreak/>
-              <w:t>The Acts of Peter</w:t>
-            </w:r>
-          </w:p>
-        </w:tc>
-        <w:tc>
-          <w:tcPr>
-            <w:tcW w:w="2835" w:type="dxa"/>
-            <w:vAlign w:val="center"/>
-          </w:tcPr>
-          <w:p>
-            <w:pPr>
-              <w:spacing w:before="40" w:line="300" w:lineRule="exact"/>
-              <w:jc w:val="center"/>
-              <w:rPr>
-                <w:rFonts w:ascii="Gentium" w:hAnsi="Gentium" w:cs="Gentium"/>
-                <w:i/>
-                <w:iCs/>
-                <w:color w:val="E36C0A" w:themeColor="accent6" w:themeShade="BF"/>
-                <w:sz w:val="28"/>
-                <w:szCs w:val="28"/>
-              </w:rPr>
-            </w:pPr>
-          </w:p>
-        </w:tc>
-        <w:tc>
-          <w:tcPr>
-            <w:tcW w:w="2976" w:type="dxa"/>
-            <w:gridSpan w:val="3"/>
-            <w:vAlign w:val="center"/>
-          </w:tcPr>
-          <w:p>
-            <w:pPr>
-              <w:spacing w:before="40" w:line="300" w:lineRule="exact"/>
-              <w:jc w:val="center"/>
-              <w:rPr>
-                <w:rFonts w:ascii="Gentium" w:hAnsi="Gentium" w:cs="Gentium"/>
-                <w:i/>
-                <w:iCs/>
-                <w:color w:val="E36C0A" w:themeColor="accent6" w:themeShade="BF"/>
-                <w:sz w:val="28"/>
-                <w:szCs w:val="28"/>
-              </w:rPr>
-            </w:pPr>
-          </w:p>
-        </w:tc>
-        <w:tc>
-          <w:tcPr>
-            <w:tcW w:w="2552" w:type="dxa"/>
-            <w:gridSpan w:val="2"/>
-            <w:vAlign w:val="center"/>
-          </w:tcPr>
-          <w:p>
-            <w:pPr>
-              <w:spacing w:before="40" w:line="300" w:lineRule="exact"/>
-              <w:jc w:val="center"/>
-              <w:rPr>
-                <w:rFonts w:ascii="Gentium" w:hAnsi="Gentium" w:cs="Gentium"/>
-                <w:b/>
-                <w:bCs/>
-                <w:color w:val="800000"/>
-                <w:u w:val="single"/>
-              </w:rPr>
-            </w:pPr>
-          </w:p>
-        </w:tc>
-        <w:tc>
-          <w:tcPr>
-            <w:tcW w:w="3503" w:type="dxa"/>
-            <w:vAlign w:val="center"/>
-          </w:tcPr>
-          <w:p>
-            <w:pPr>
-              <w:spacing w:before="40" w:line="260" w:lineRule="exact"/>
-              <w:jc w:val="center"/>
-              <w:rPr>
-                <w:rFonts w:ascii="Gentium" w:hAnsi="Gentium" w:cs="Gentium"/>
-                <w:color w:val="808080" w:themeColor="background1" w:themeShade="80"/>
-                <w:sz w:val="26"/>
-                <w:szCs w:val="26"/>
-              </w:rPr>
-            </w:pPr>
-          </w:p>
-        </w:tc>
-      </w:tr>
-      <w:tr>
-        <w:tc>
-          <w:tcPr>
-            <w:tcW w:w="3828" w:type="dxa"/>
-            <w:vAlign w:val="center"/>
-          </w:tcPr>
-          <w:p>
-            <w:pPr>
-              <w:spacing w:before="40" w:line="300" w:lineRule="exact"/>
-              <w:jc w:val="center"/>
-              <w:rPr>
-                <w:rFonts w:ascii="Book Antiqua" w:hAnsi="Book Antiqua"/>
-                <w:smallCaps/>
-                <w:color w:val="76923C" w:themeColor="accent3" w:themeShade="BF"/>
-              </w:rPr>
-            </w:pPr>
-            <w:r>
-              <w:rPr>
-                <w:rFonts w:ascii="Book Antiqua" w:hAnsi="Book Antiqua"/>
-                <w:smallCaps/>
-                <w:color w:val="76923C" w:themeColor="accent3" w:themeShade="BF"/>
-              </w:rPr>
-              <w:t>The Acts of Thomas</w:t>
-            </w:r>
-          </w:p>
-        </w:tc>
-        <w:tc>
-          <w:tcPr>
-            <w:tcW w:w="2835" w:type="dxa"/>
-            <w:vAlign w:val="center"/>
-          </w:tcPr>
-          <w:p>
-            <w:pPr>
-              <w:spacing w:before="40" w:line="300" w:lineRule="exact"/>
-              <w:jc w:val="center"/>
-              <w:rPr>
-                <w:rFonts w:ascii="Gentium" w:hAnsi="Gentium" w:cs="Gentium"/>
-                <w:i/>
-                <w:iCs/>
-                <w:color w:val="E36C0A" w:themeColor="accent6" w:themeShade="BF"/>
-                <w:sz w:val="28"/>
-                <w:szCs w:val="28"/>
-              </w:rPr>
-            </w:pPr>
-          </w:p>
-        </w:tc>
-        <w:tc>
-          <w:tcPr>
-            <w:tcW w:w="2976" w:type="dxa"/>
-            <w:gridSpan w:val="3"/>
-            <w:vAlign w:val="center"/>
-          </w:tcPr>
-          <w:p>
-            <w:pPr>
-              <w:spacing w:before="40" w:line="300" w:lineRule="exact"/>
-              <w:jc w:val="center"/>
-              <w:rPr>
-                <w:rFonts w:ascii="Gentium" w:hAnsi="Gentium" w:cs="Gentium"/>
-                <w:i/>
-                <w:iCs/>
-                <w:color w:val="E36C0A" w:themeColor="accent6" w:themeShade="BF"/>
-                <w:sz w:val="28"/>
-                <w:szCs w:val="28"/>
-              </w:rPr>
-            </w:pPr>
-          </w:p>
-        </w:tc>
-        <w:tc>
-          <w:tcPr>
-            <w:tcW w:w="2552" w:type="dxa"/>
-            <w:gridSpan w:val="2"/>
-            <w:vAlign w:val="center"/>
-          </w:tcPr>
-          <w:p>
-            <w:pPr>
-              <w:spacing w:before="40" w:line="300" w:lineRule="exact"/>
-              <w:jc w:val="center"/>
-              <w:rPr>
-                <w:rFonts w:ascii="Gentium" w:hAnsi="Gentium" w:cs="Gentium"/>
-                <w:b/>
-                <w:bCs/>
-                <w:color w:val="800000"/>
-                <w:u w:val="single"/>
-              </w:rPr>
-            </w:pPr>
-          </w:p>
-        </w:tc>
-        <w:tc>
-          <w:tcPr>
-            <w:tcW w:w="3503" w:type="dxa"/>
-            <w:vAlign w:val="center"/>
-          </w:tcPr>
-          <w:p>
-            <w:pPr>
-              <w:spacing w:before="40" w:line="260" w:lineRule="exact"/>
-              <w:jc w:val="center"/>
-              <w:rPr>
-                <w:rFonts w:ascii="Gentium" w:hAnsi="Gentium" w:cs="Gentium"/>
-                <w:color w:val="808080" w:themeColor="background1" w:themeShade="80"/>
-                <w:sz w:val="26"/>
-                <w:szCs w:val="26"/>
-              </w:rPr>
-            </w:pPr>
-          </w:p>
-        </w:tc>
-      </w:tr>
-      <w:tr>
-        <w:tc>
-          <w:tcPr>
-            <w:tcW w:w="3828" w:type="dxa"/>
-            <w:vAlign w:val="center"/>
-          </w:tcPr>
-          <w:p>
-            <w:pPr>
-              <w:spacing w:before="40" w:line="300" w:lineRule="exact"/>
-              <w:jc w:val="center"/>
-              <w:rPr>
-                <w:rFonts w:ascii="Book Antiqua" w:hAnsi="Book Antiqua"/>
-                <w:smallCaps/>
-                <w:color w:val="76923C" w:themeColor="accent3" w:themeShade="BF"/>
-              </w:rPr>
-            </w:pPr>
-            <w:r>
-              <w:rPr>
-                <w:rFonts w:ascii="Book Antiqua" w:hAnsi="Book Antiqua"/>
-                <w:smallCaps/>
-                <w:color w:val="76923C" w:themeColor="accent3" w:themeShade="BF"/>
-              </w:rPr>
-              <w:t xml:space="preserve">The Acts of </w:t>
-            </w:r>
-            <w:r>
-              <w:rPr>
-                <w:rFonts w:ascii="Book Antiqua" w:hAnsi="Book Antiqua"/>
-                <w:smallCaps/>
-                <w:color w:val="76923C" w:themeColor="accent3" w:themeShade="BF"/>
-              </w:rPr>
-              <w:t>Barnabas</w:t>
-            </w:r>
-          </w:p>
-        </w:tc>
-        <w:tc>
-          <w:tcPr>
-            <w:tcW w:w="2835" w:type="dxa"/>
-            <w:vAlign w:val="center"/>
-          </w:tcPr>
-          <w:p>
-            <w:pPr>
-              <w:spacing w:before="40" w:line="300" w:lineRule="exact"/>
-              <w:jc w:val="center"/>
-              <w:rPr>
-                <w:rFonts w:ascii="Gentium" w:hAnsi="Gentium" w:cs="Gentium"/>
-                <w:i/>
-                <w:iCs/>
-                <w:color w:val="E36C0A" w:themeColor="accent6" w:themeShade="BF"/>
-                <w:sz w:val="28"/>
-                <w:szCs w:val="28"/>
-              </w:rPr>
-            </w:pPr>
-          </w:p>
-        </w:tc>
-        <w:tc>
-          <w:tcPr>
-            <w:tcW w:w="2976" w:type="dxa"/>
-            <w:gridSpan w:val="3"/>
-            <w:vAlign w:val="center"/>
-          </w:tcPr>
-          <w:p>
-            <w:pPr>
-              <w:spacing w:before="40" w:line="300" w:lineRule="exact"/>
-              <w:jc w:val="center"/>
-              <w:rPr>
-                <w:rFonts w:ascii="Gentium" w:hAnsi="Gentium" w:cs="Gentium"/>
-                <w:i/>
-                <w:iCs/>
-                <w:color w:val="E36C0A" w:themeColor="accent6" w:themeShade="BF"/>
-                <w:sz w:val="28"/>
-                <w:szCs w:val="28"/>
-              </w:rPr>
-            </w:pPr>
-          </w:p>
-        </w:tc>
-        <w:tc>
-          <w:tcPr>
-            <w:tcW w:w="2552" w:type="dxa"/>
-            <w:gridSpan w:val="2"/>
-            <w:vAlign w:val="center"/>
-          </w:tcPr>
-          <w:p>
-            <w:pPr>
-              <w:spacing w:before="40" w:line="300" w:lineRule="exact"/>
-              <w:jc w:val="center"/>
-              <w:rPr>
-                <w:rFonts w:ascii="Gentium" w:hAnsi="Gentium" w:cs="Gentium"/>
-                <w:b/>
-                <w:bCs/>
-                <w:color w:val="800000"/>
-                <w:u w:val="single"/>
-              </w:rPr>
-            </w:pPr>
-          </w:p>
-        </w:tc>
-        <w:tc>
-          <w:tcPr>
-            <w:tcW w:w="3503" w:type="dxa"/>
-            <w:vAlign w:val="center"/>
-          </w:tcPr>
-          <w:p>
-            <w:pPr>
-              <w:spacing w:before="40" w:line="260" w:lineRule="exact"/>
-              <w:jc w:val="center"/>
-              <w:rPr>
-                <w:rFonts w:ascii="Gentium" w:hAnsi="Gentium" w:cs="Gentium"/>
-                <w:color w:val="808080" w:themeColor="background1" w:themeShade="80"/>
-                <w:sz w:val="26"/>
-                <w:szCs w:val="26"/>
-              </w:rPr>
-            </w:pPr>
-          </w:p>
-        </w:tc>
-      </w:tr>
-      <w:tr>
-        <w:tc>
-          <w:tcPr>
-            <w:tcW w:w="3828" w:type="dxa"/>
-            <w:vAlign w:val="center"/>
-          </w:tcPr>
-          <w:p>
-            <w:pPr>
-              <w:spacing w:before="40" w:line="300" w:lineRule="exact"/>
-              <w:jc w:val="center"/>
-              <w:rPr>
-                <w:rFonts w:ascii="Book Antiqua" w:hAnsi="Book Antiqua"/>
-                <w:smallCaps/>
-                <w:color w:val="76923C" w:themeColor="accent3" w:themeShade="BF"/>
-              </w:rPr>
-            </w:pPr>
-            <w:r>
-              <w:rPr>
-                <w:rFonts w:ascii="Book Antiqua" w:hAnsi="Book Antiqua"/>
-                <w:smallCaps/>
-                <w:color w:val="76923C" w:themeColor="accent3" w:themeShade="BF"/>
-              </w:rPr>
-              <w:t xml:space="preserve">Acts of </w:t>
-            </w:r>
-            <w:r>
-              <w:rPr>
-                <w:rFonts w:ascii="Book Antiqua" w:hAnsi="Book Antiqua"/>
-                <w:smallCaps/>
-                <w:color w:val="76923C" w:themeColor="accent3" w:themeShade="BF"/>
-              </w:rPr>
-              <w:t xml:space="preserve">Xanthippe </w:t>
-            </w:r>
-            <w:r>
-              <w:rPr>
-                <w:rFonts w:ascii="Book Antiqua" w:hAnsi="Book Antiqua"/>
-                <w:smallCaps/>
-                <w:color w:val="76923C" w:themeColor="accent3" w:themeShade="BF"/>
-              </w:rPr>
-              <w:t>&amp;</w:t>
-            </w:r>
-            <w:r>
-              <w:rPr>
-                <w:rFonts w:ascii="Book Antiqua" w:hAnsi="Book Antiqua"/>
-                <w:smallCaps/>
-                <w:color w:val="76923C" w:themeColor="accent3" w:themeShade="BF"/>
-              </w:rPr>
-              <w:t xml:space="preserve"> Polyxena</w:t>
-            </w:r>
-          </w:p>
-        </w:tc>
-        <w:tc>
-          <w:tcPr>
-            <w:tcW w:w="2835" w:type="dxa"/>
-            <w:vAlign w:val="center"/>
-          </w:tcPr>
-          <w:p>
-            <w:pPr>
-              <w:spacing w:before="40" w:line="300" w:lineRule="exact"/>
-              <w:jc w:val="center"/>
-              <w:rPr>
-                <w:rFonts w:ascii="Gentium" w:hAnsi="Gentium" w:cs="Gentium"/>
-                <w:i/>
-                <w:iCs/>
-                <w:color w:val="E36C0A" w:themeColor="accent6" w:themeShade="BF"/>
-                <w:sz w:val="28"/>
-                <w:szCs w:val="28"/>
-              </w:rPr>
-            </w:pPr>
-          </w:p>
-        </w:tc>
-        <w:tc>
-          <w:tcPr>
-            <w:tcW w:w="2976" w:type="dxa"/>
-            <w:gridSpan w:val="3"/>
-            <w:vAlign w:val="center"/>
-          </w:tcPr>
-          <w:p>
-            <w:pPr>
-              <w:spacing w:before="40" w:line="300" w:lineRule="exact"/>
-              <w:jc w:val="center"/>
-              <w:rPr>
-                <w:rFonts w:ascii="Gentium" w:hAnsi="Gentium" w:cs="Gentium"/>
-                <w:i/>
-                <w:iCs/>
-                <w:color w:val="E36C0A" w:themeColor="accent6" w:themeShade="BF"/>
-                <w:sz w:val="28"/>
-                <w:szCs w:val="28"/>
-              </w:rPr>
-            </w:pPr>
-          </w:p>
-        </w:tc>
-        <w:tc>
-          <w:tcPr>
-            <w:tcW w:w="2552" w:type="dxa"/>
-            <w:gridSpan w:val="2"/>
-            <w:vAlign w:val="center"/>
-          </w:tcPr>
-          <w:p>
-            <w:pPr>
-              <w:spacing w:before="40" w:line="300" w:lineRule="exact"/>
-              <w:jc w:val="center"/>
-              <w:rPr>
-                <w:rFonts w:ascii="Gentium" w:hAnsi="Gentium" w:cs="Gentium"/>
-                <w:b/>
-                <w:bCs/>
-                <w:color w:val="800000"/>
-                <w:u w:val="single"/>
-              </w:rPr>
-            </w:pPr>
-          </w:p>
-        </w:tc>
-        <w:tc>
-          <w:tcPr>
-            <w:tcW w:w="3503" w:type="dxa"/>
-            <w:vAlign w:val="center"/>
-          </w:tcPr>
-          <w:p>
-            <w:pPr>
-              <w:spacing w:before="40" w:line="260" w:lineRule="exact"/>
-              <w:jc w:val="center"/>
-              <w:rPr>
-                <w:rFonts w:ascii="Gentium" w:hAnsi="Gentium" w:cs="Gentium"/>
-                <w:color w:val="808080" w:themeColor="background1" w:themeShade="80"/>
-                <w:sz w:val="26"/>
-                <w:szCs w:val="26"/>
-              </w:rPr>
-            </w:pPr>
-          </w:p>
-        </w:tc>
-      </w:tr>
-      <w:tr>
-        <w:tc>
-          <w:tcPr>
-            <w:tcW w:w="3828" w:type="dxa"/>
-            <w:vAlign w:val="center"/>
-          </w:tcPr>
-          <w:p>
-            <w:pPr>
-              <w:spacing w:before="80" w:line="300" w:lineRule="exact"/>
-              <w:jc w:val="center"/>
               <w:rPr>
                 <w:rFonts w:ascii="Book Antiqua" w:hAnsi="Book Antiqua"/>
                 <w:i/>
@@ -38673,8 +38387,74 @@
                 <w:smallCaps/>
                 <w:color w:val="76923C" w:themeColor="accent3" w:themeShade="BF"/>
               </w:rPr>
-            </w:pPr>
-            <w:r>
+              <w:t>The Gospel of Truth</w:t>
+            </w:r>
+          </w:p>
+        </w:tc>
+        <w:tc>
+          <w:tcPr>
+            <w:tcW w:w="3969" w:type="dxa"/>
+            <w:gridSpan w:val="2"/>
+            <w:vAlign w:val="center"/>
+          </w:tcPr>
+          <w:p>
+            <w:pPr>
+              <w:spacing w:before="40" w:line="280" w:lineRule="exact"/>
+              <w:jc w:val="center"/>
+              <w:rPr>
+                <w:rFonts w:ascii="Gentium" w:hAnsi="Gentium" w:cs="Gentium"/>
+                <w:sz w:val="28"/>
+                <w:szCs w:val="28"/>
+              </w:rPr>
+            </w:pPr>
+          </w:p>
+        </w:tc>
+        <w:tc>
+          <w:tcPr>
+            <w:tcW w:w="4394" w:type="dxa"/>
+            <w:gridSpan w:val="4"/>
+            <w:vAlign w:val="center"/>
+          </w:tcPr>
+          <w:p>
+            <w:pPr>
+              <w:spacing w:before="40" w:line="280" w:lineRule="exact"/>
+              <w:jc w:val="center"/>
+              <w:rPr>
+                <w:rFonts w:ascii="CS Coptic Manuscript" w:hAnsi="CS Coptic Manuscript"/>
+                <w:sz w:val="28"/>
+                <w:szCs w:val="28"/>
+              </w:rPr>
+            </w:pPr>
+          </w:p>
+        </w:tc>
+        <w:tc>
+          <w:tcPr>
+            <w:tcW w:w="3503" w:type="dxa"/>
+            <w:vAlign w:val="center"/>
+          </w:tcPr>
+          <w:p>
+            <w:pPr>
+              <w:spacing w:before="40" w:line="280" w:lineRule="exact"/>
+              <w:jc w:val="center"/>
+              <w:rPr>
+                <w:rFonts w:ascii="Gentium" w:hAnsi="Gentium" w:cs="Gentium"/>
+                <w:sz w:val="26"/>
+                <w:szCs w:val="26"/>
+              </w:rPr>
+            </w:pPr>
+          </w:p>
+        </w:tc>
+      </w:tr>
+      <w:tr>
+        <w:tc>
+          <w:tcPr>
+            <w:tcW w:w="3828" w:type="dxa"/>
+            <w:vAlign w:val="center"/>
+          </w:tcPr>
+          <w:p>
+            <w:pPr>
+              <w:spacing w:before="40" w:line="280" w:lineRule="exact"/>
+              <w:jc w:val="center"/>
               <w:rPr>
                 <w:rFonts w:ascii="Book Antiqua" w:hAnsi="Book Antiqua"/>
                 <w:i/>
@@ -38682,8 +38462,7 @@
                 <w:smallCaps/>
                 <w:color w:val="76923C" w:themeColor="accent3" w:themeShade="BF"/>
               </w:rPr>
-              <w:t>1</w:t>
-            </w:r>
+            </w:pPr>
             <w:r>
               <w:rPr>
                 <w:rFonts w:ascii="Book Antiqua" w:hAnsi="Book Antiqua"/>
@@ -38691,838 +38470,8 @@
                 <w:iCs/>
                 <w:smallCaps/>
                 <w:color w:val="76923C" w:themeColor="accent3" w:themeShade="BF"/>
-                <w:vertAlign w:val="superscript"/>
-              </w:rPr>
-              <w:t>st</w:t>
-            </w:r>
-            <w:r>
-              <w:rPr>
-                <w:rFonts w:ascii="Book Antiqua" w:hAnsi="Book Antiqua"/>
-                <w:i/>
-                <w:iCs/>
-                <w:smallCaps/>
-                <w:color w:val="76923C" w:themeColor="accent3" w:themeShade="BF"/>
-              </w:rPr>
-              <w:t xml:space="preserve"> Apocalypse of James</w:t>
-            </w:r>
-          </w:p>
-        </w:tc>
-        <w:tc>
-          <w:tcPr>
-            <w:tcW w:w="2835" w:type="dxa"/>
-            <w:vAlign w:val="center"/>
-          </w:tcPr>
-          <w:p>
-            <w:pPr>
-              <w:spacing w:before="80" w:line="300" w:lineRule="exact"/>
-              <w:jc w:val="center"/>
-              <w:rPr>
-                <w:rFonts w:ascii="Gentium" w:hAnsi="Gentium" w:cs="Gentium"/>
-                <w:i/>
-                <w:iCs/>
-                <w:color w:val="E36C0A" w:themeColor="accent6" w:themeShade="BF"/>
-                <w:sz w:val="28"/>
-                <w:szCs w:val="28"/>
-              </w:rPr>
-            </w:pPr>
-          </w:p>
-        </w:tc>
-        <w:tc>
-          <w:tcPr>
-            <w:tcW w:w="2976" w:type="dxa"/>
-            <w:gridSpan w:val="3"/>
-            <w:vAlign w:val="center"/>
-          </w:tcPr>
-          <w:p>
-            <w:pPr>
-              <w:spacing w:before="80" w:line="300" w:lineRule="exact"/>
-              <w:jc w:val="center"/>
-              <w:rPr>
-                <w:rFonts w:ascii="Gentium" w:hAnsi="Gentium" w:cs="Gentium"/>
-                <w:i/>
-                <w:iCs/>
-                <w:color w:val="E36C0A" w:themeColor="accent6" w:themeShade="BF"/>
-                <w:sz w:val="28"/>
-                <w:szCs w:val="28"/>
-              </w:rPr>
-            </w:pPr>
-          </w:p>
-        </w:tc>
-        <w:tc>
-          <w:tcPr>
-            <w:tcW w:w="2552" w:type="dxa"/>
-            <w:gridSpan w:val="2"/>
-            <w:vAlign w:val="center"/>
-          </w:tcPr>
-          <w:p>
-            <w:pPr>
-              <w:spacing w:before="80" w:line="300" w:lineRule="exact"/>
-              <w:jc w:val="center"/>
-              <w:rPr>
-                <w:rFonts w:ascii="Gentium" w:hAnsi="Gentium" w:cs="Gentium"/>
-                <w:b/>
-                <w:bCs/>
-                <w:color w:val="800000"/>
-                <w:u w:val="single"/>
-              </w:rPr>
-            </w:pPr>
-          </w:p>
-        </w:tc>
-        <w:tc>
-          <w:tcPr>
-            <w:tcW w:w="3503" w:type="dxa"/>
-            <w:vAlign w:val="center"/>
-          </w:tcPr>
-          <w:p>
-            <w:pPr>
-              <w:spacing w:before="80" w:line="260" w:lineRule="exact"/>
-              <w:jc w:val="center"/>
-              <w:rPr>
-                <w:rFonts w:ascii="Gentium" w:hAnsi="Gentium" w:cs="Gentium"/>
-                <w:color w:val="808080" w:themeColor="background1" w:themeShade="80"/>
-                <w:sz w:val="26"/>
-                <w:szCs w:val="26"/>
-              </w:rPr>
-            </w:pPr>
-          </w:p>
-        </w:tc>
-      </w:tr>
-      <w:tr>
-        <w:tc>
-          <w:tcPr>
-            <w:tcW w:w="3828" w:type="dxa"/>
-            <w:vAlign w:val="center"/>
-          </w:tcPr>
-          <w:p>
-            <w:pPr>
-              <w:spacing w:before="40" w:line="300" w:lineRule="exact"/>
-              <w:jc w:val="center"/>
-              <w:rPr>
-                <w:rFonts w:ascii="Book Antiqua" w:hAnsi="Book Antiqua"/>
-                <w:i/>
-                <w:iCs/>
-                <w:smallCaps/>
-                <w:color w:val="76923C" w:themeColor="accent3" w:themeShade="BF"/>
-              </w:rPr>
-            </w:pPr>
-            <w:r>
-              <w:rPr>
-                <w:rFonts w:ascii="Book Antiqua" w:hAnsi="Book Antiqua"/>
-                <w:i/>
-                <w:iCs/>
-                <w:smallCaps/>
-                <w:color w:val="76923C" w:themeColor="accent3" w:themeShade="BF"/>
-              </w:rPr>
-              <w:t>2</w:t>
-            </w:r>
-            <w:r>
-              <w:rPr>
-                <w:rFonts w:ascii="Book Antiqua" w:hAnsi="Book Antiqua"/>
-                <w:i/>
-                <w:iCs/>
-                <w:smallCaps/>
-                <w:color w:val="76923C" w:themeColor="accent3" w:themeShade="BF"/>
-                <w:vertAlign w:val="superscript"/>
-              </w:rPr>
-              <w:t>nd</w:t>
-            </w:r>
-            <w:r>
-              <w:rPr>
-                <w:rFonts w:ascii="Book Antiqua" w:hAnsi="Book Antiqua"/>
-                <w:i/>
-                <w:iCs/>
-                <w:smallCaps/>
-                <w:color w:val="76923C" w:themeColor="accent3" w:themeShade="BF"/>
-              </w:rPr>
-              <w:t xml:space="preserve"> Apocalypse of James</w:t>
-            </w:r>
-          </w:p>
-        </w:tc>
-        <w:tc>
-          <w:tcPr>
-            <w:tcW w:w="2835" w:type="dxa"/>
-            <w:vAlign w:val="center"/>
-          </w:tcPr>
-          <w:p>
-            <w:pPr>
-              <w:spacing w:before="40" w:line="300" w:lineRule="exact"/>
-              <w:jc w:val="center"/>
-              <w:rPr>
-                <w:rFonts w:ascii="Gentium" w:hAnsi="Gentium" w:cs="Gentium"/>
-                <w:i/>
-                <w:iCs/>
-                <w:color w:val="E36C0A" w:themeColor="accent6" w:themeShade="BF"/>
-                <w:sz w:val="28"/>
-                <w:szCs w:val="28"/>
-              </w:rPr>
-            </w:pPr>
-          </w:p>
-        </w:tc>
-        <w:tc>
-          <w:tcPr>
-            <w:tcW w:w="2976" w:type="dxa"/>
-            <w:gridSpan w:val="3"/>
-            <w:vAlign w:val="center"/>
-          </w:tcPr>
-          <w:p>
-            <w:pPr>
-              <w:spacing w:before="40" w:line="300" w:lineRule="exact"/>
-              <w:jc w:val="center"/>
-              <w:rPr>
-                <w:rFonts w:ascii="Gentium" w:hAnsi="Gentium" w:cs="Gentium"/>
-                <w:i/>
-                <w:iCs/>
-                <w:color w:val="E36C0A" w:themeColor="accent6" w:themeShade="BF"/>
-                <w:sz w:val="28"/>
-                <w:szCs w:val="28"/>
-              </w:rPr>
-            </w:pPr>
-          </w:p>
-        </w:tc>
-        <w:tc>
-          <w:tcPr>
-            <w:tcW w:w="2552" w:type="dxa"/>
-            <w:gridSpan w:val="2"/>
-            <w:vAlign w:val="center"/>
-          </w:tcPr>
-          <w:p>
-            <w:pPr>
-              <w:spacing w:before="40" w:line="300" w:lineRule="exact"/>
-              <w:jc w:val="center"/>
-              <w:rPr>
-                <w:rFonts w:ascii="Gentium" w:hAnsi="Gentium" w:cs="Gentium"/>
-                <w:b/>
-                <w:bCs/>
-                <w:color w:val="800000"/>
-                <w:u w:val="single"/>
-              </w:rPr>
-            </w:pPr>
-          </w:p>
-        </w:tc>
-        <w:tc>
-          <w:tcPr>
-            <w:tcW w:w="3503" w:type="dxa"/>
-            <w:vAlign w:val="center"/>
-          </w:tcPr>
-          <w:p>
-            <w:pPr>
-              <w:spacing w:before="40" w:line="260" w:lineRule="exact"/>
-              <w:jc w:val="center"/>
-              <w:rPr>
-                <w:rFonts w:ascii="Gentium" w:hAnsi="Gentium" w:cs="Gentium"/>
-                <w:color w:val="808080" w:themeColor="background1" w:themeShade="80"/>
-                <w:sz w:val="26"/>
-                <w:szCs w:val="26"/>
-              </w:rPr>
-            </w:pPr>
-          </w:p>
-        </w:tc>
-      </w:tr>
-      <w:tr>
-        <w:tc>
-          <w:tcPr>
-            <w:tcW w:w="3828" w:type="dxa"/>
-            <w:vAlign w:val="center"/>
-          </w:tcPr>
-          <w:p>
-            <w:pPr>
-              <w:spacing w:before="40" w:line="300" w:lineRule="exact"/>
-              <w:jc w:val="center"/>
-              <w:rPr>
-                <w:rFonts w:ascii="Book Antiqua" w:hAnsi="Book Antiqua"/>
-                <w:i/>
-                <w:iCs/>
-                <w:smallCaps/>
-                <w:color w:val="76923C" w:themeColor="accent3" w:themeShade="BF"/>
-              </w:rPr>
-            </w:pPr>
-            <w:r>
-              <w:rPr>
-                <w:rFonts w:ascii="Book Antiqua" w:hAnsi="Book Antiqua"/>
-                <w:i/>
-                <w:iCs/>
-                <w:smallCaps/>
-                <w:color w:val="76923C" w:themeColor="accent3" w:themeShade="BF"/>
-              </w:rPr>
-              <w:t>Acts of Andrew</w:t>
-            </w:r>
-          </w:p>
-        </w:tc>
-        <w:tc>
-          <w:tcPr>
-            <w:tcW w:w="2835" w:type="dxa"/>
-            <w:vAlign w:val="center"/>
-          </w:tcPr>
-          <w:p>
-            <w:pPr>
-              <w:spacing w:before="40" w:line="300" w:lineRule="exact"/>
-              <w:jc w:val="center"/>
-              <w:rPr>
-                <w:rFonts w:ascii="Gentium" w:hAnsi="Gentium" w:cs="Gentium"/>
-                <w:i/>
-                <w:iCs/>
-                <w:color w:val="E36C0A" w:themeColor="accent6" w:themeShade="BF"/>
-                <w:sz w:val="28"/>
-                <w:szCs w:val="28"/>
-              </w:rPr>
-            </w:pPr>
-          </w:p>
-        </w:tc>
-        <w:tc>
-          <w:tcPr>
-            <w:tcW w:w="2976" w:type="dxa"/>
-            <w:gridSpan w:val="3"/>
-            <w:vAlign w:val="center"/>
-          </w:tcPr>
-          <w:p>
-            <w:pPr>
-              <w:spacing w:before="40" w:line="300" w:lineRule="exact"/>
-              <w:jc w:val="center"/>
-              <w:rPr>
-                <w:rFonts w:ascii="Gentium" w:hAnsi="Gentium" w:cs="Gentium"/>
-                <w:i/>
-                <w:iCs/>
-                <w:color w:val="E36C0A" w:themeColor="accent6" w:themeShade="BF"/>
-                <w:sz w:val="28"/>
-                <w:szCs w:val="28"/>
-              </w:rPr>
-            </w:pPr>
-          </w:p>
-        </w:tc>
-        <w:tc>
-          <w:tcPr>
-            <w:tcW w:w="2552" w:type="dxa"/>
-            <w:gridSpan w:val="2"/>
-            <w:vAlign w:val="center"/>
-          </w:tcPr>
-          <w:p>
-            <w:pPr>
-              <w:spacing w:before="40" w:line="300" w:lineRule="exact"/>
-              <w:jc w:val="center"/>
-              <w:rPr>
-                <w:rFonts w:ascii="Gentium" w:hAnsi="Gentium" w:cs="Gentium"/>
-                <w:b/>
-                <w:bCs/>
-                <w:color w:val="800000"/>
-                <w:u w:val="single"/>
-              </w:rPr>
-            </w:pPr>
-          </w:p>
-        </w:tc>
-        <w:tc>
-          <w:tcPr>
-            <w:tcW w:w="3503" w:type="dxa"/>
-            <w:vAlign w:val="center"/>
-          </w:tcPr>
-          <w:p>
-            <w:pPr>
-              <w:spacing w:before="40" w:line="260" w:lineRule="exact"/>
-              <w:jc w:val="center"/>
-              <w:rPr>
-                <w:rFonts w:ascii="Gentium" w:hAnsi="Gentium" w:cs="Gentium"/>
-                <w:color w:val="808080" w:themeColor="background1" w:themeShade="80"/>
-                <w:sz w:val="26"/>
-                <w:szCs w:val="26"/>
-              </w:rPr>
-            </w:pPr>
-          </w:p>
-        </w:tc>
-      </w:tr>
-      <w:tr>
-        <w:tc>
-          <w:tcPr>
-            <w:tcW w:w="3828" w:type="dxa"/>
-            <w:vAlign w:val="center"/>
-          </w:tcPr>
-          <w:p>
-            <w:pPr>
-              <w:spacing w:before="40" w:line="300" w:lineRule="exact"/>
-              <w:jc w:val="center"/>
-              <w:rPr>
-                <w:rFonts w:ascii="Book Antiqua" w:hAnsi="Book Antiqua"/>
-                <w:i/>
-                <w:iCs/>
-                <w:smallCaps/>
-                <w:color w:val="76923C" w:themeColor="accent3" w:themeShade="BF"/>
-              </w:rPr>
-            </w:pPr>
-            <w:r>
-              <w:rPr>
-                <w:rFonts w:ascii="Book Antiqua" w:hAnsi="Book Antiqua"/>
-                <w:i/>
-                <w:iCs/>
-                <w:smallCaps/>
-                <w:color w:val="76923C" w:themeColor="accent3" w:themeShade="BF"/>
-              </w:rPr>
-              <w:t>Acts of Philip</w:t>
-            </w:r>
-          </w:p>
-        </w:tc>
-        <w:tc>
-          <w:tcPr>
-            <w:tcW w:w="2835" w:type="dxa"/>
-            <w:vAlign w:val="center"/>
-          </w:tcPr>
-          <w:p>
-            <w:pPr>
-              <w:spacing w:before="40" w:line="300" w:lineRule="exact"/>
-              <w:jc w:val="center"/>
-              <w:rPr>
-                <w:rFonts w:ascii="Gentium" w:hAnsi="Gentium" w:cs="Gentium"/>
-                <w:i/>
-                <w:iCs/>
-                <w:color w:val="E36C0A" w:themeColor="accent6" w:themeShade="BF"/>
-                <w:sz w:val="28"/>
-                <w:szCs w:val="28"/>
-              </w:rPr>
-            </w:pPr>
-          </w:p>
-        </w:tc>
-        <w:tc>
-          <w:tcPr>
-            <w:tcW w:w="2976" w:type="dxa"/>
-            <w:gridSpan w:val="3"/>
-            <w:vAlign w:val="center"/>
-          </w:tcPr>
-          <w:p>
-            <w:pPr>
-              <w:spacing w:before="40" w:line="300" w:lineRule="exact"/>
-              <w:jc w:val="center"/>
-              <w:rPr>
-                <w:rFonts w:ascii="Gentium" w:hAnsi="Gentium" w:cs="Gentium"/>
-                <w:i/>
-                <w:iCs/>
-                <w:color w:val="E36C0A" w:themeColor="accent6" w:themeShade="BF"/>
-                <w:sz w:val="28"/>
-                <w:szCs w:val="28"/>
-              </w:rPr>
-            </w:pPr>
-          </w:p>
-        </w:tc>
-        <w:tc>
-          <w:tcPr>
-            <w:tcW w:w="2552" w:type="dxa"/>
-            <w:gridSpan w:val="2"/>
-            <w:vAlign w:val="center"/>
-          </w:tcPr>
-          <w:p>
-            <w:pPr>
-              <w:spacing w:before="40" w:line="300" w:lineRule="exact"/>
-              <w:jc w:val="center"/>
-              <w:rPr>
-                <w:rFonts w:ascii="Gentium" w:hAnsi="Gentium" w:cs="Gentium"/>
-                <w:b/>
-                <w:bCs/>
-                <w:color w:val="800000"/>
-                <w:u w:val="single"/>
-              </w:rPr>
-            </w:pPr>
-          </w:p>
-        </w:tc>
-        <w:tc>
-          <w:tcPr>
-            <w:tcW w:w="3503" w:type="dxa"/>
-            <w:vAlign w:val="center"/>
-          </w:tcPr>
-          <w:p>
-            <w:pPr>
-              <w:spacing w:before="40" w:line="260" w:lineRule="exact"/>
-              <w:jc w:val="center"/>
-              <w:rPr>
-                <w:rFonts w:ascii="Gentium" w:hAnsi="Gentium" w:cs="Gentium"/>
-                <w:color w:val="808080" w:themeColor="background1" w:themeShade="80"/>
-                <w:sz w:val="26"/>
-                <w:szCs w:val="26"/>
-              </w:rPr>
-            </w:pPr>
-          </w:p>
-        </w:tc>
-      </w:tr>
-      <w:tr>
-        <w:tc>
-          <w:tcPr>
-            <w:tcW w:w="15694" w:type="dxa"/>
-            <w:gridSpan w:val="8"/>
-            <w:vAlign w:val="center"/>
-          </w:tcPr>
-          <w:p>
-            <w:pPr>
-              <w:widowControl w:val="0"/>
-              <w:spacing w:before="120"/>
-              <w:jc w:val="center"/>
-              <w:rPr>
-                <w:b/>
-                <w:bCs/>
-              </w:rPr>
-            </w:pPr>
-            <w:r>
-              <w:rPr>
-                <w:rFonts w:ascii="Book Antiqua" w:hAnsi="Book Antiqua"/>
-                <w:b/>
-                <w:bCs/>
-              </w:rPr>
-              <w:t xml:space="preserve">Coptic </w:t>
-            </w:r>
-            <w:r>
-              <w:rPr>
-                <w:rFonts w:ascii="Book Antiqua" w:hAnsi="Book Antiqua"/>
-                <w:b/>
-                <w:bCs/>
-              </w:rPr>
-              <w:t>(</w:t>
-            </w:r>
-            <w:r>
-              <w:rPr>
-                <w:rFonts w:ascii="Book Antiqua" w:hAnsi="Book Antiqua"/>
-                <w:b/>
-                <w:bCs/>
-                <w:i/>
-                <w:iCs/>
-              </w:rPr>
-              <w:t>Gnostic</w:t>
-            </w:r>
-            <w:r>
-              <w:rPr>
-                <w:rFonts w:ascii="Book Antiqua" w:hAnsi="Book Antiqua"/>
-                <w:b/>
-                <w:bCs/>
-              </w:rPr>
-              <w:t xml:space="preserve">) </w:t>
-            </w:r>
-            <w:proofErr w:type="spellStart"/>
-            <w:r>
-              <w:rPr>
-                <w:rFonts w:ascii="Book Antiqua" w:hAnsi="Book Antiqua"/>
-                <w:b/>
-                <w:bCs/>
-              </w:rPr>
-              <w:t>Metalogos</w:t>
-            </w:r>
-            <w:proofErr w:type="spellEnd"/>
-          </w:p>
-        </w:tc>
-      </w:tr>
-      <w:tr>
-        <w:tc>
-          <w:tcPr>
-            <w:tcW w:w="3828" w:type="dxa"/>
-            <w:vAlign w:val="center"/>
-          </w:tcPr>
-          <w:p>
-            <w:pPr>
-              <w:spacing w:before="40" w:line="280" w:lineRule="exact"/>
-              <w:jc w:val="center"/>
-            </w:pPr>
-            <w:hyperlink r:id="rId747" w:tooltip="The Gospel of Thomas" w:history="1">
-              <w:r>
-                <w:rPr>
-                  <w:rStyle w:val="Hyperlink"/>
-                  <w:rFonts w:ascii="Book Antiqua" w:hAnsi="Book Antiqua"/>
-                  <w:b/>
-                  <w:bCs/>
-                  <w:smallCaps/>
-                </w:rPr>
-                <w:t>The Gospel of Thomas</w:t>
-              </w:r>
-            </w:hyperlink>
-          </w:p>
-        </w:tc>
-        <w:tc>
-          <w:tcPr>
-            <w:tcW w:w="3969" w:type="dxa"/>
-            <w:gridSpan w:val="2"/>
-            <w:vAlign w:val="center"/>
-          </w:tcPr>
-          <w:p>
-            <w:pPr>
-              <w:spacing w:before="40" w:line="260" w:lineRule="exact"/>
-              <w:jc w:val="center"/>
-              <w:rPr>
-                <w:rFonts w:ascii="Gentium" w:hAnsi="Gentium" w:cs="Gentium"/>
-              </w:rPr>
-            </w:pPr>
-            <w:hyperlink r:id="rId748" w:tooltip="The Gospel of Thomas (Greek Fragments)" w:history="1">
-              <w:r>
-                <w:rPr>
-                  <w:rStyle w:val="Hyperlink"/>
-                  <w:rFonts w:ascii="Gentium" w:hAnsi="Gentium" w:cs="Gentium"/>
-                  <w:i/>
-                  <w:iCs/>
-                  <w:noProof/>
-                  <w:sz w:val="28"/>
-                  <w:szCs w:val="28"/>
-                </w:rPr>
-                <w:t xml:space="preserve">Κατα Θομασον </w:t>
-              </w:r>
-              <w:r>
-                <w:rPr>
-                  <w:rStyle w:val="Hyperlink"/>
-                  <w:rFonts w:ascii="Gentium" w:hAnsi="Gentium" w:cs="Gentium"/>
-                  <w:i/>
-                  <w:iCs/>
-                  <w:noProof/>
-                  <w:sz w:val="28"/>
-                  <w:szCs w:val="28"/>
-                </w:rPr>
-                <w:br/>
-              </w:r>
-              <w:r>
-                <w:rPr>
-                  <w:rStyle w:val="Hyperlink"/>
-                  <w:rFonts w:ascii="Gentium" w:hAnsi="Gentium" w:cs="Gentium"/>
-                  <w:i/>
-                  <w:iCs/>
-                  <w:noProof/>
-                </w:rPr>
-                <w:t>(</w:t>
-              </w:r>
-              <w:r>
-                <w:rPr>
-                  <w:rStyle w:val="Hyperlink"/>
-                  <w:rFonts w:ascii="Gentium" w:hAnsi="Gentium" w:cs="Gentium"/>
-                  <w:i/>
-                  <w:iCs/>
-                  <w:smallCaps/>
-                  <w:noProof/>
-                </w:rPr>
-                <w:t>Papyrus Oxyrhynchus</w:t>
-              </w:r>
-              <w:r>
-                <w:rPr>
-                  <w:rStyle w:val="Hyperlink"/>
-                  <w:rFonts w:ascii="Gentium" w:hAnsi="Gentium" w:cs="Gentium"/>
-                  <w:i/>
-                  <w:iCs/>
-                  <w:noProof/>
-                </w:rPr>
-                <w:t>)</w:t>
-              </w:r>
-            </w:hyperlink>
-          </w:p>
-        </w:tc>
-        <w:tc>
-          <w:tcPr>
-            <w:tcW w:w="4394" w:type="dxa"/>
-            <w:gridSpan w:val="4"/>
-            <w:vAlign w:val="center"/>
-          </w:tcPr>
-          <w:p>
-            <w:pPr>
-              <w:spacing w:before="40" w:line="280" w:lineRule="exact"/>
-              <w:jc w:val="center"/>
-              <w:rPr>
-                <w:rFonts w:ascii="Antinoou" w:eastAsia="Antinoou" w:hAnsi="Antinoou"/>
-                <w:sz w:val="28"/>
-                <w:szCs w:val="28"/>
-              </w:rPr>
-            </w:pPr>
-            <w:hyperlink r:id="rId749" w:tooltip="The Gospel of Thomas (Nag Hammadi)" w:history="1">
-              <w:r>
-                <w:rPr>
-                  <w:rStyle w:val="Hyperlink"/>
-                  <w:rFonts w:ascii="Antinoou" w:eastAsia="Antinoou" w:hAnsi="Antinoou" w:cs="Segoe UI Historic"/>
-                  <w:noProof/>
-                  <w:sz w:val="30"/>
-                  <w:szCs w:val="30"/>
-                  <w:lang w:val="el-GR" w:eastAsia="en-GB"/>
-                </w:rPr>
-                <w:t>ⲡ·ⲉⲩⲁⲅⲅⲉⲗⲓⲟⲛ ⲡ·ⲕⲁⲧⲁ·ⲑⲱⲙⲁⲥ</w:t>
-              </w:r>
-            </w:hyperlink>
-          </w:p>
-        </w:tc>
-        <w:tc>
-          <w:tcPr>
-            <w:tcW w:w="3503" w:type="dxa"/>
-            <w:vAlign w:val="center"/>
-          </w:tcPr>
-          <w:p>
-            <w:pPr>
-              <w:spacing w:before="40" w:line="260" w:lineRule="exact"/>
-              <w:jc w:val="center"/>
-              <w:rPr>
-                <w:rFonts w:ascii="Gentium" w:hAnsi="Gentium" w:cs="Gentium"/>
-                <w:sz w:val="26"/>
-                <w:szCs w:val="26"/>
-              </w:rPr>
-            </w:pPr>
-            <w:hyperlink r:id="rId750" w:tooltip="Mark M. Mattison's Open Source Translation" w:history="1">
-              <w:r>
-                <w:rPr>
-                  <w:rStyle w:val="Hyperlink"/>
-                  <w:rFonts w:ascii="Gentium" w:hAnsi="Gentium" w:cs="Gentium"/>
-                  <w:sz w:val="26"/>
-                  <w:szCs w:val="26"/>
-                </w:rPr>
-                <w:t>The Gospel of Thomas</w:t>
-              </w:r>
-              <w:r>
-                <w:rPr>
-                  <w:rStyle w:val="Hyperlink"/>
-                  <w:rFonts w:ascii="Gentium" w:hAnsi="Gentium" w:cs="Gentium"/>
-                  <w:sz w:val="26"/>
-                  <w:szCs w:val="26"/>
-                </w:rPr>
-                <w:br/>
-              </w:r>
-              <w:r>
-                <w:rPr>
-                  <w:rStyle w:val="Hyperlink"/>
-                  <w:rFonts w:ascii="Gentium" w:hAnsi="Gentium" w:cs="Gentium"/>
-                  <w:i/>
-                  <w:iCs/>
-                  <w:sz w:val="22"/>
-                  <w:szCs w:val="22"/>
-                </w:rPr>
-                <w:t>(</w:t>
-              </w:r>
-              <w:r>
-                <w:rPr>
-                  <w:rStyle w:val="Hyperlink"/>
-                  <w:rFonts w:ascii="Gentium" w:hAnsi="Gentium" w:cs="Gentium"/>
-                  <w:i/>
-                  <w:iCs/>
-                  <w:sz w:val="22"/>
-                  <w:szCs w:val="22"/>
-                </w:rPr>
-                <w:t>Mark M. Mattison</w:t>
-              </w:r>
-              <w:r>
-                <w:rPr>
-                  <w:rStyle w:val="Hyperlink"/>
-                  <w:rFonts w:ascii="Gentium" w:hAnsi="Gentium" w:cs="Gentium"/>
-                  <w:i/>
-                  <w:iCs/>
-                  <w:sz w:val="22"/>
-                  <w:szCs w:val="22"/>
-                </w:rPr>
-                <w:t>)</w:t>
-              </w:r>
-            </w:hyperlink>
-          </w:p>
-        </w:tc>
-      </w:tr>
-      <w:tr>
-        <w:tc>
-          <w:tcPr>
-            <w:tcW w:w="3828" w:type="dxa"/>
-            <w:vAlign w:val="center"/>
-          </w:tcPr>
-          <w:p>
-            <w:pPr>
-              <w:spacing w:before="40" w:line="280" w:lineRule="exact"/>
-              <w:jc w:val="center"/>
-              <w:rPr>
-                <w:i/>
-                <w:iCs/>
-                <w:color w:val="E36C0A" w:themeColor="accent6" w:themeShade="BF"/>
-              </w:rPr>
-            </w:pPr>
-            <w:r>
-              <w:rPr>
-                <w:rFonts w:ascii="Book Antiqua" w:hAnsi="Book Antiqua"/>
-                <w:i/>
-                <w:iCs/>
-                <w:smallCaps/>
-                <w:color w:val="808080" w:themeColor="background1" w:themeShade="80"/>
-              </w:rPr>
-              <w:t>The Gospel of Philip</w:t>
-            </w:r>
-          </w:p>
-        </w:tc>
-        <w:tc>
-          <w:tcPr>
-            <w:tcW w:w="3969" w:type="dxa"/>
-            <w:gridSpan w:val="2"/>
-            <w:vAlign w:val="center"/>
-          </w:tcPr>
-          <w:p>
-            <w:pPr>
-              <w:spacing w:before="40" w:line="280" w:lineRule="exact"/>
-              <w:jc w:val="center"/>
-              <w:rPr>
-                <w:rFonts w:ascii="Gentium" w:hAnsi="Gentium" w:cs="Gentium"/>
-                <w:sz w:val="28"/>
-                <w:szCs w:val="28"/>
-              </w:rPr>
-            </w:pPr>
-            <w:hyperlink r:id="rId751" w:tooltip="No Extant Greek Text" w:history="1">
-              <w:r>
-                <w:rPr>
-                  <w:rStyle w:val="Hyperlink"/>
-                  <w:rFonts w:ascii="Gentium" w:hAnsi="Gentium" w:cs="Gentium"/>
-                  <w:i/>
-                  <w:iCs/>
-                  <w:sz w:val="26"/>
-                  <w:szCs w:val="26"/>
-                  <w:u w:val="none"/>
-                </w:rPr>
-                <w:t>—</w:t>
-              </w:r>
-            </w:hyperlink>
-          </w:p>
-        </w:tc>
-        <w:tc>
-          <w:tcPr>
-            <w:tcW w:w="4394" w:type="dxa"/>
-            <w:gridSpan w:val="4"/>
-            <w:vAlign w:val="center"/>
-          </w:tcPr>
-          <w:p>
-            <w:pPr>
-              <w:spacing w:before="40" w:line="280" w:lineRule="exact"/>
-              <w:jc w:val="center"/>
-              <w:rPr>
-                <w:rFonts w:ascii="CS Coptic Manuscript" w:hAnsi="CS Coptic Manuscript"/>
-                <w:sz w:val="28"/>
-                <w:szCs w:val="28"/>
-              </w:rPr>
-            </w:pPr>
-          </w:p>
-        </w:tc>
-        <w:tc>
-          <w:tcPr>
-            <w:tcW w:w="3503" w:type="dxa"/>
-            <w:vAlign w:val="center"/>
-          </w:tcPr>
-          <w:p>
-            <w:pPr>
-              <w:spacing w:before="40" w:line="280" w:lineRule="exact"/>
-              <w:jc w:val="center"/>
-              <w:rPr>
-                <w:rFonts w:ascii="Gentium" w:hAnsi="Gentium" w:cs="Gentium"/>
-                <w:sz w:val="26"/>
-                <w:szCs w:val="26"/>
-              </w:rPr>
-            </w:pPr>
-          </w:p>
-        </w:tc>
-      </w:tr>
-      <w:tr>
-        <w:tc>
-          <w:tcPr>
-            <w:tcW w:w="3828" w:type="dxa"/>
-            <w:vAlign w:val="center"/>
-          </w:tcPr>
-          <w:p>
-            <w:pPr>
-              <w:spacing w:before="40" w:line="280" w:lineRule="exact"/>
-              <w:jc w:val="center"/>
-              <w:rPr>
-                <w:i/>
-                <w:iCs/>
-                <w:color w:val="E36C0A" w:themeColor="accent6" w:themeShade="BF"/>
-              </w:rPr>
-            </w:pPr>
-            <w:r>
-              <w:rPr>
-                <w:rFonts w:ascii="Book Antiqua" w:hAnsi="Book Antiqua"/>
-                <w:i/>
-                <w:iCs/>
-                <w:smallCaps/>
-                <w:color w:val="76923C" w:themeColor="accent3" w:themeShade="BF"/>
-              </w:rPr>
-              <w:t>The Gospel of Truth</w:t>
+              </w:rPr>
+              <w:t>The Gospel of Judas</w:t>
             </w:r>
           </w:p>
         </w:tc>
@@ -39626,111 +38575,7 @@
                 <w:color w:val="76923C" w:themeColor="accent3" w:themeShade="BF"/>
               </w:rPr>
             </w:pPr>
-            <w:r>
-              <w:rPr>
-                <w:rFonts w:ascii="Book Antiqua" w:hAnsi="Book Antiqua"/>
-                <w:smallCaps/>
-                <w:color w:val="76923C" w:themeColor="accent3" w:themeShade="BF"/>
-              </w:rPr>
-              <w:t xml:space="preserve">The </w:t>
-            </w:r>
-            <w:r>
-              <w:rPr>
-                <w:rFonts w:ascii="Book Antiqua" w:hAnsi="Book Antiqua"/>
-                <w:smallCaps/>
-                <w:color w:val="76923C" w:themeColor="accent3" w:themeShade="BF"/>
-              </w:rPr>
-              <w:t>Letters</w:t>
-            </w:r>
-            <w:r>
-              <w:rPr>
-                <w:rFonts w:ascii="Book Antiqua" w:hAnsi="Book Antiqua"/>
-                <w:smallCaps/>
-                <w:color w:val="76923C" w:themeColor="accent3" w:themeShade="BF"/>
-              </w:rPr>
-              <w:t xml:space="preserve"> of </w:t>
-            </w:r>
-            <w:r>
-              <w:rPr>
-                <w:rFonts w:ascii="Book Antiqua" w:hAnsi="Book Antiqua"/>
-                <w:smallCaps/>
-                <w:color w:val="76923C" w:themeColor="accent3" w:themeShade="BF"/>
-              </w:rPr>
-              <w:t>Jesus and Abgar</w:t>
-            </w:r>
-          </w:p>
-        </w:tc>
-        <w:tc>
-          <w:tcPr>
-            <w:tcW w:w="3969" w:type="dxa"/>
-            <w:gridSpan w:val="2"/>
-            <w:vAlign w:val="center"/>
-          </w:tcPr>
-          <w:p>
-            <w:pPr>
-              <w:spacing w:before="40" w:line="280" w:lineRule="exact"/>
-              <w:jc w:val="center"/>
-              <w:rPr>
-                <w:rFonts w:ascii="Gentium" w:hAnsi="Gentium" w:cs="Gentium"/>
-                <w:sz w:val="28"/>
-                <w:szCs w:val="28"/>
-              </w:rPr>
-            </w:pPr>
-          </w:p>
-        </w:tc>
-        <w:tc>
-          <w:tcPr>
-            <w:tcW w:w="4394" w:type="dxa"/>
-            <w:gridSpan w:val="4"/>
-            <w:vAlign w:val="center"/>
-          </w:tcPr>
-          <w:p>
-            <w:pPr>
-              <w:spacing w:before="40" w:line="280" w:lineRule="exact"/>
-              <w:jc w:val="center"/>
-              <w:rPr>
-                <w:rFonts w:ascii="CS Coptic Manuscript" w:hAnsi="CS Coptic Manuscript"/>
-                <w:sz w:val="28"/>
-                <w:szCs w:val="28"/>
-              </w:rPr>
-            </w:pPr>
-          </w:p>
-        </w:tc>
-        <w:tc>
-          <w:tcPr>
-            <w:tcW w:w="3503" w:type="dxa"/>
-            <w:vAlign w:val="center"/>
-          </w:tcPr>
-          <w:p>
-            <w:pPr>
-              <w:spacing w:before="40" w:line="280" w:lineRule="exact"/>
-              <w:jc w:val="center"/>
-              <w:rPr>
-                <w:rFonts w:ascii="Gentium" w:hAnsi="Gentium" w:cs="Gentium"/>
-                <w:sz w:val="26"/>
-                <w:szCs w:val="26"/>
-              </w:rPr>
-            </w:pPr>
-          </w:p>
-        </w:tc>
-      </w:tr>
-      <w:tr>
-        <w:tc>
-          <w:tcPr>
-            <w:tcW w:w="3828" w:type="dxa"/>
-            <w:vAlign w:val="center"/>
-          </w:tcPr>
-          <w:p>
-            <w:pPr>
-              <w:spacing w:before="40" w:line="280" w:lineRule="exact"/>
-              <w:jc w:val="center"/>
-              <w:rPr>
-                <w:rFonts w:ascii="Book Antiqua" w:hAnsi="Book Antiqua"/>
-                <w:smallCaps/>
-                <w:color w:val="76923C" w:themeColor="accent3" w:themeShade="BF"/>
-              </w:rPr>
-            </w:pPr>
-            <w:hyperlink r:id="rId752" w:tooltip="The Secret Gospel of Mark" w:history="1">
+            <w:hyperlink r:id="rId753" w:tooltip="The Secret Gospel of Mark" w:history="1">
               <w:r>
                 <w:rPr>
                   <w:rStyle w:val="Hyperlink"/>
@@ -39760,7 +38605,7 @@
                 <w:color w:val="0000FF"/>
               </w:rPr>
             </w:pPr>
-            <w:hyperlink r:id="rId753" w:tooltip="Secret Gospel of Mark" w:history="1">
+            <w:hyperlink r:id="rId754" w:tooltip="Secret Gospel of Mark" w:history="1">
               <w:r>
                 <w:rPr>
                   <w:rStyle w:val="Hyperlink"/>
@@ -39807,7 +38652,7 @@
                 <w:szCs w:val="26"/>
               </w:rPr>
             </w:pPr>
-            <w:hyperlink r:id="rId754" w:tooltip="Morton Smith's Original Translation" w:history="1">
+            <w:hyperlink r:id="rId755" w:tooltip="Morton Smith's Original Translation" w:history="1">
               <w:r>
                 <w:rPr>
                   <w:rStyle w:val="Hyperlink"/>
@@ -39838,168 +38683,6 @@
                 <w:t>(Morton Smith)</w:t>
               </w:r>
             </w:hyperlink>
-          </w:p>
-        </w:tc>
-      </w:tr>
-      <w:tr>
-        <w:tc>
-          <w:tcPr>
-            <w:tcW w:w="15694" w:type="dxa"/>
-            <w:gridSpan w:val="8"/>
-            <w:vAlign w:val="center"/>
-          </w:tcPr>
-          <w:p>
-            <w:pPr>
-              <w:widowControl w:val="0"/>
-              <w:spacing w:before="120"/>
-              <w:jc w:val="center"/>
-              <w:rPr>
-                <w:b/>
-                <w:bCs/>
-              </w:rPr>
-            </w:pPr>
-            <w:r>
-              <w:rPr>
-                <w:rFonts w:ascii="Book Antiqua" w:hAnsi="Book Antiqua"/>
-                <w:b/>
-                <w:bCs/>
-              </w:rPr>
-              <w:t>Unclassified/Provisional</w:t>
-            </w:r>
-          </w:p>
-        </w:tc>
-      </w:tr>
-      <w:tr>
-        <w:tc>
-          <w:tcPr>
-            <w:tcW w:w="3828" w:type="dxa"/>
-            <w:vAlign w:val="center"/>
-          </w:tcPr>
-          <w:p>
-            <w:pPr>
-              <w:spacing w:before="40" w:line="280" w:lineRule="exact"/>
-              <w:jc w:val="center"/>
-            </w:pPr>
-            <w:r>
-              <w:rPr>
-                <w:rFonts w:ascii="Book Antiqua" w:hAnsi="Book Antiqua"/>
-                <w:smallCaps/>
-                <w:color w:val="76923C" w:themeColor="accent3" w:themeShade="BF"/>
-              </w:rPr>
-              <w:t>3</w:t>
-            </w:r>
-            <w:r>
-              <w:rPr>
-                <w:rFonts w:ascii="Book Antiqua" w:hAnsi="Book Antiqua"/>
-                <w:smallCaps/>
-                <w:color w:val="76923C" w:themeColor="accent3" w:themeShade="BF"/>
-                <w:vertAlign w:val="superscript"/>
-              </w:rPr>
-              <w:t>rd</w:t>
-            </w:r>
-            <w:r>
-              <w:rPr>
-                <w:rFonts w:ascii="Book Antiqua" w:hAnsi="Book Antiqua"/>
-                <w:smallCaps/>
-                <w:color w:val="76923C" w:themeColor="accent3" w:themeShade="BF"/>
-              </w:rPr>
-              <w:t xml:space="preserve"> Corinthians</w:t>
-            </w:r>
-          </w:p>
-        </w:tc>
-        <w:tc>
-          <w:tcPr>
-            <w:tcW w:w="3969" w:type="dxa"/>
-            <w:gridSpan w:val="2"/>
-            <w:vAlign w:val="center"/>
-          </w:tcPr>
-          <w:p>
-            <w:pPr>
-              <w:spacing w:before="40" w:line="280" w:lineRule="exact"/>
-              <w:jc w:val="center"/>
-            </w:pPr>
-          </w:p>
-        </w:tc>
-        <w:tc>
-          <w:tcPr>
-            <w:tcW w:w="4394" w:type="dxa"/>
-            <w:gridSpan w:val="4"/>
-            <w:vAlign w:val="center"/>
-          </w:tcPr>
-          <w:p>
-            <w:pPr>
-              <w:spacing w:before="40" w:line="280" w:lineRule="exact"/>
-              <w:jc w:val="center"/>
-            </w:pPr>
-          </w:p>
-        </w:tc>
-        <w:tc>
-          <w:tcPr>
-            <w:tcW w:w="3503" w:type="dxa"/>
-            <w:vAlign w:val="center"/>
-          </w:tcPr>
-          <w:p>
-            <w:pPr>
-              <w:spacing w:before="40" w:line="280" w:lineRule="exact"/>
-              <w:jc w:val="center"/>
-            </w:pPr>
-          </w:p>
-        </w:tc>
-      </w:tr>
-      <w:tr>
-        <w:tc>
-          <w:tcPr>
-            <w:tcW w:w="3828" w:type="dxa"/>
-            <w:vAlign w:val="center"/>
-          </w:tcPr>
-          <w:p>
-            <w:pPr>
-              <w:spacing w:before="40" w:line="280" w:lineRule="exact"/>
-              <w:jc w:val="center"/>
-              <w:rPr>
-                <w:rFonts w:ascii="Book Antiqua" w:hAnsi="Book Antiqua"/>
-                <w:smallCaps/>
-                <w:color w:val="76923C" w:themeColor="accent3" w:themeShade="BF"/>
-              </w:rPr>
-            </w:pPr>
-          </w:p>
-        </w:tc>
-        <w:tc>
-          <w:tcPr>
-            <w:tcW w:w="3969" w:type="dxa"/>
-            <w:gridSpan w:val="2"/>
-            <w:vAlign w:val="center"/>
-          </w:tcPr>
-          <w:p>
-            <w:pPr>
-              <w:spacing w:before="40" w:line="280" w:lineRule="exact"/>
-              <w:jc w:val="center"/>
-            </w:pPr>
-          </w:p>
-        </w:tc>
-        <w:tc>
-          <w:tcPr>
-            <w:tcW w:w="4394" w:type="dxa"/>
-            <w:gridSpan w:val="4"/>
-            <w:vAlign w:val="center"/>
-          </w:tcPr>
-          <w:p>
-            <w:pPr>
-              <w:spacing w:before="40" w:line="280" w:lineRule="exact"/>
-              <w:jc w:val="center"/>
-            </w:pPr>
-          </w:p>
-        </w:tc>
-        <w:tc>
-          <w:tcPr>
-            <w:tcW w:w="3503" w:type="dxa"/>
-            <w:vAlign w:val="center"/>
-          </w:tcPr>
-          <w:p>
-            <w:pPr>
-              <w:spacing w:before="40" w:line="280" w:lineRule="exact"/>
-              <w:jc w:val="center"/>
-            </w:pPr>
           </w:p>
         </w:tc>
       </w:tr>
@@ -40203,7 +38886,7 @@
               </w:rPr>
               <w:br/>
             </w:r>
-            <w:hyperlink r:id="rId755" w:tooltip="An Overview of the TheoDoor Project" w:history="1">
+            <w:hyperlink r:id="rId756" w:tooltip="An Overview of the TheoDoor Project" w:history="1">
               <w:r>
                 <w:rPr>
                   <w:rStyle w:val="Hyperlink"/>
@@ -40603,7 +39286,7 @@
               </w:rPr>
               <w:t>(</w:t>
             </w:r>
-            <w:hyperlink r:id="rId756" w:tooltip="Notes on the translations by R.H. Charles." w:history="1">
+            <w:hyperlink r:id="rId757" w:tooltip="Notes on the translations by R.H. Charles." w:history="1">
               <w:r>
                 <w:rPr>
                   <w:rStyle w:val="Hyperlink"/>
@@ -40751,7 +39434,7 @@
                 <w:sz w:val="24"/>
               </w:rPr>
             </w:pPr>
-            <w:hyperlink r:id="rId757" w:tooltip="The Testament of Abraham" w:history="1">
+            <w:hyperlink r:id="rId758" w:tooltip="The Testament of Abraham" w:history="1">
               <w:r>
                 <w:rPr>
                   <w:rStyle w:val="Hyperlink"/>
@@ -40789,7 +39472,7 @@
                 <w:u w:val="single"/>
               </w:rPr>
             </w:pPr>
-            <w:hyperlink r:id="rId758" w:tooltip="The Testament of Abraham" w:history="1">
+            <w:hyperlink r:id="rId759" w:tooltip="The Testament of Abraham" w:history="1">
               <w:r>
                 <w:rPr>
                   <w:rStyle w:val="Hyperlink"/>
@@ -40830,7 +39513,7 @@
                 <w:szCs w:val="26"/>
               </w:rPr>
             </w:pPr>
-            <w:hyperlink r:id="rId759" w:tooltip="No Latin Text Available" w:history="1">
+            <w:hyperlink r:id="rId760" w:tooltip="No Latin Text Available" w:history="1">
               <w:r>
                 <w:rPr>
                   <w:rStyle w:val="Hyperlink"/>
@@ -40866,7 +39549,7 @@
                 <w:szCs w:val="26"/>
               </w:rPr>
             </w:pPr>
-            <w:hyperlink r:id="rId760" w:tooltip="Coptic Text Unavailable" w:history="1">
+            <w:hyperlink r:id="rId761" w:tooltip="Coptic Text Unavailable" w:history="1">
               <w:r>
                 <w:rPr>
                   <w:rStyle w:val="Hyperlink"/>
@@ -40902,7 +39585,7 @@
                 <w:u w:val="single"/>
               </w:rPr>
             </w:pPr>
-            <w:hyperlink r:id="rId761" w:tooltip="An Image-Scan of Tikhonravov's Text" w:history="1">
+            <w:hyperlink r:id="rId762" w:tooltip="An Image-Scan of Tikhonravov's Text" w:history="1">
               <w:proofErr w:type="spellStart"/>
               <w:r>
                 <w:rPr>
@@ -41006,7 +39689,7 @@
                 <w:u w:val="single"/>
               </w:rPr>
             </w:pPr>
-            <w:hyperlink r:id="rId762" w:tooltip="M.R. James' 1892 Translation" w:history="1">
+            <w:hyperlink r:id="rId763" w:tooltip="M.R. James' 1892 Translation" w:history="1">
               <w:r>
                 <w:rPr>
                   <w:rStyle w:val="Hyperlink"/>
@@ -41152,7 +39835,7 @@
                 <w:sz w:val="24"/>
               </w:rPr>
             </w:pPr>
-            <w:hyperlink r:id="rId763" w:tooltip="No Greek Text Available" w:history="1">
+            <w:hyperlink r:id="rId764" w:tooltip="No Greek Text Available" w:history="1">
               <w:r>
                 <w:rPr>
                   <w:rStyle w:val="Hyperlink"/>
@@ -41192,7 +39875,7 @@
                 <w:szCs w:val="26"/>
               </w:rPr>
             </w:pPr>
-            <w:hyperlink r:id="rId764" w:tooltip="No Latin Text Available" w:history="1">
+            <w:hyperlink r:id="rId765" w:tooltip="No Latin Text Available" w:history="1">
               <w:r>
                 <w:rPr>
                   <w:rStyle w:val="Hyperlink"/>
@@ -41228,7 +39911,7 @@
                 <w:szCs w:val="26"/>
               </w:rPr>
             </w:pPr>
-            <w:hyperlink r:id="rId765" w:tooltip="Coptic Text Unavailable" w:history="1">
+            <w:hyperlink r:id="rId766" w:tooltip="Coptic Text Unavailable" w:history="1">
               <w:r>
                 <w:rPr>
                   <w:rStyle w:val="Hyperlink"/>
@@ -41262,7 +39945,7 @@
                 <w:sz w:val="24"/>
               </w:rPr>
             </w:pPr>
-            <w:hyperlink r:id="rId766" w:tooltip="No Slavonic Text Available" w:history="1">
+            <w:hyperlink r:id="rId767" w:tooltip="No Slavonic Text Available" w:history="1">
               <w:r>
                 <w:rPr>
                   <w:rStyle w:val="Hyperlink"/>
@@ -41389,7 +40072,7 @@
                 <w:sz w:val="24"/>
               </w:rPr>
             </w:pPr>
-            <w:hyperlink r:id="rId767" w:tooltip="No Greek Text Available" w:history="1">
+            <w:hyperlink r:id="rId768" w:tooltip="No Greek Text Available" w:history="1">
               <w:r>
                 <w:rPr>
                   <w:rStyle w:val="Hyperlink"/>
@@ -41429,7 +40112,7 @@
                 <w:szCs w:val="26"/>
               </w:rPr>
             </w:pPr>
-            <w:hyperlink r:id="rId768" w:tooltip="No Latin Text Available" w:history="1">
+            <w:hyperlink r:id="rId769" w:tooltip="No Latin Text Available" w:history="1">
               <w:r>
                 <w:rPr>
                   <w:rStyle w:val="Hyperlink"/>
@@ -41465,7 +40148,7 @@
                 <w:szCs w:val="26"/>
               </w:rPr>
             </w:pPr>
-            <w:hyperlink r:id="rId769" w:tooltip="Coptic Text Unavailable" w:history="1">
+            <w:hyperlink r:id="rId770" w:tooltip="Coptic Text Unavailable" w:history="1">
               <w:r>
                 <w:rPr>
                   <w:rStyle w:val="Hyperlink"/>
@@ -41499,7 +40182,7 @@
                 <w:sz w:val="24"/>
               </w:rPr>
             </w:pPr>
-            <w:hyperlink r:id="rId770" w:tooltip="No Slavonic Text Available" w:history="1">
+            <w:hyperlink r:id="rId771" w:tooltip="No Slavonic Text Available" w:history="1">
               <w:r>
                 <w:rPr>
                   <w:rStyle w:val="Hyperlink"/>
@@ -41670,7 +40353,7 @@
                 <w:u w:val="single"/>
               </w:rPr>
             </w:pPr>
-            <w:hyperlink r:id="rId771" w:tooltip="Full Transcription of Unknown Provenance" w:history="1">
+            <w:hyperlink r:id="rId772" w:tooltip="Full Transcription of Unknown Provenance" w:history="1">
               <w:proofErr w:type="spellStart"/>
               <w:r>
                 <w:rPr>
@@ -41770,7 +40453,7 @@
                 <w:szCs w:val="26"/>
               </w:rPr>
             </w:pPr>
-            <w:hyperlink r:id="rId772" w:tooltip="No Latin Text Available" w:history="1">
+            <w:hyperlink r:id="rId773" w:tooltip="No Latin Text Available" w:history="1">
               <w:r>
                 <w:rPr>
                   <w:rStyle w:val="Hyperlink"/>
@@ -41849,7 +40532,7 @@
                 <w:sz w:val="24"/>
               </w:rPr>
             </w:pPr>
-            <w:hyperlink r:id="rId773" w:tooltip="No Slavonic Text Available" w:history="1">
+            <w:hyperlink r:id="rId774" w:tooltip="No Slavonic Text Available" w:history="1">
               <w:r>
                 <w:rPr>
                   <w:rStyle w:val="Hyperlink"/>
@@ -41881,7 +40564,7 @@
                 <w:szCs w:val="26"/>
               </w:rPr>
             </w:pPr>
-            <w:hyperlink r:id="rId774" w:tooltip="The Testaments of the Twelve Patriarchs (RH Charles)" w:history="1">
+            <w:hyperlink r:id="rId775" w:tooltip="The Testaments of the Twelve Patriarchs (RH Charles)" w:history="1">
               <w:r>
                 <w:rPr>
                   <w:rStyle w:val="Hyperlink"/>
@@ -41940,7 +40623,7 @@
                 <w:u w:val="single"/>
               </w:rPr>
             </w:pPr>
-            <w:hyperlink r:id="rId775" w:tooltip="The Testament of Adam (Preliminary)" w:history="1">
+            <w:hyperlink r:id="rId776" w:tooltip="The Testament of Adam (Preliminary)" w:history="1">
               <w:r>
                 <w:rPr>
                   <w:rStyle w:val="Hyperlink"/>
@@ -41979,7 +40662,7 @@
                 <w:sz w:val="24"/>
               </w:rPr>
             </w:pPr>
-            <w:hyperlink r:id="rId776" w:tooltip="The Testament of Adam (Horarium)" w:history="1">
+            <w:hyperlink r:id="rId777" w:tooltip="The Testament of Adam (Horarium)" w:history="1">
               <w:r>
                 <w:rPr>
                   <w:rStyle w:val="Hyperlink"/>
@@ -42031,7 +40714,7 @@
                 <w:szCs w:val="26"/>
               </w:rPr>
             </w:pPr>
-            <w:hyperlink r:id="rId777" w:tooltip="No Latin Text Available" w:history="1">
+            <w:hyperlink r:id="rId778" w:tooltip="No Latin Text Available" w:history="1">
               <w:r>
                 <w:rPr>
                   <w:rStyle w:val="Hyperlink"/>
@@ -42066,7 +40749,7 @@
                 <w:szCs w:val="26"/>
               </w:rPr>
             </w:pPr>
-            <w:hyperlink r:id="rId778" w:tooltip="The Testament of Adam (Chs 1-3)" w:history="1">
+            <w:hyperlink r:id="rId779" w:tooltip="The Testament of Adam (Chs 1-3)" w:history="1">
               <w:r>
                 <w:rPr>
                   <w:rStyle w:val="Hyperlink"/>
@@ -42099,7 +40782,7 @@
                 <w:sz w:val="24"/>
               </w:rPr>
             </w:pPr>
-            <w:hyperlink r:id="rId779" w:tooltip="No Slavonic Text Available" w:history="1">
+            <w:hyperlink r:id="rId780" w:tooltip="No Slavonic Text Available" w:history="1">
               <w:r>
                 <w:rPr>
                   <w:rStyle w:val="Hyperlink"/>
@@ -42134,7 +40817,7 @@
                 <w:u w:val="single"/>
               </w:rPr>
             </w:pPr>
-            <w:hyperlink r:id="rId780" w:tooltip="A hybrid transaltion from various sources" w:history="1">
+            <w:hyperlink r:id="rId781" w:tooltip="A hybrid transaltion from various sources" w:history="1">
               <w:r>
                 <w:rPr>
                   <w:rStyle w:val="Hyperlink"/>
@@ -42196,7 +40879,7 @@
                 <w:sz w:val="24"/>
               </w:rPr>
             </w:pPr>
-            <w:hyperlink r:id="rId781" w:tooltip="The Assumption/Testament of Moses" w:history="1">
+            <w:hyperlink r:id="rId782" w:tooltip="The Assumption/Testament of Moses" w:history="1">
               <w:r>
                 <w:rPr>
                   <w:rStyle w:val="Hyperlink"/>
@@ -42248,7 +40931,7 @@
                 <w:sz w:val="24"/>
               </w:rPr>
             </w:pPr>
-            <w:hyperlink r:id="rId782" w:tooltip="No Greek Text Available" w:history="1">
+            <w:hyperlink r:id="rId783" w:tooltip="No Greek Text Available" w:history="1">
               <w:r>
                 <w:rPr>
                   <w:rStyle w:val="Hyperlink"/>
@@ -42290,7 +40973,7 @@
                 <w:szCs w:val="26"/>
               </w:rPr>
             </w:pPr>
-            <w:hyperlink r:id="rId783" w:tooltip="The Assumption of Moses (Codex Ambrosiana)" w:history="1">
+            <w:hyperlink r:id="rId784" w:tooltip="The Assumption of Moses (Codex Ambrosiana)" w:history="1">
               <w:r>
                 <w:rPr>
                   <w:rStyle w:val="Hyperlink"/>
@@ -42326,7 +41009,7 @@
                 <w:szCs w:val="26"/>
               </w:rPr>
             </w:pPr>
-            <w:hyperlink r:id="rId784" w:tooltip="No Extant Oriental Manuscript" w:history="1">
+            <w:hyperlink r:id="rId785" w:tooltip="No Extant Oriental Manuscript" w:history="1">
               <w:r>
                 <w:rPr>
                   <w:rStyle w:val="Hyperlink"/>
@@ -42359,7 +41042,7 @@
                 <w:sz w:val="24"/>
               </w:rPr>
             </w:pPr>
-            <w:hyperlink r:id="rId785" w:tooltip="No Slavonic Text Available" w:history="1">
+            <w:hyperlink r:id="rId786" w:tooltip="No Slavonic Text Available" w:history="1">
               <w:r>
                 <w:rPr>
                   <w:rStyle w:val="Hyperlink"/>
@@ -42390,7 +41073,7 @@
                 <w:szCs w:val="26"/>
               </w:rPr>
             </w:pPr>
-            <w:hyperlink r:id="rId786" w:tooltip="The Assumption of Moses (RH Charles)" w:history="1">
+            <w:hyperlink r:id="rId787" w:tooltip="The Assumption of Moses (RH Charles)" w:history="1">
               <w:r>
                 <w:rPr>
                   <w:rStyle w:val="Hyperlink"/>
@@ -42462,7 +41145,7 @@
                 <w:sz w:val="24"/>
               </w:rPr>
             </w:pPr>
-            <w:hyperlink r:id="rId787" w:tooltip="The Testament of Solomon" w:history="1">
+            <w:hyperlink r:id="rId788" w:tooltip="The Testament of Solomon" w:history="1">
               <w:proofErr w:type="spellStart"/>
               <w:r>
                 <w:rPr>
@@ -42528,7 +41211,7 @@
                 <w:szCs w:val="26"/>
               </w:rPr>
             </w:pPr>
-            <w:hyperlink r:id="rId788" w:tooltip="No Extant Latin MS" w:history="1">
+            <w:hyperlink r:id="rId789" w:tooltip="No Extant Latin MS" w:history="1">
               <w:r>
                 <w:rPr>
                   <w:rStyle w:val="Hyperlink"/>
@@ -42564,7 +41247,7 @@
                 <w:szCs w:val="26"/>
               </w:rPr>
             </w:pPr>
-            <w:hyperlink r:id="rId789" w:tooltip="Syriac/Arabic Text Unavailable" w:history="1">
+            <w:hyperlink r:id="rId790" w:tooltip="Syriac/Arabic Text Unavailable" w:history="1">
               <w:r>
                 <w:rPr>
                   <w:rStyle w:val="Hyperlink"/>
@@ -42598,7 +41281,7 @@
                 <w:sz w:val="24"/>
               </w:rPr>
             </w:pPr>
-            <w:hyperlink r:id="rId790" w:tooltip="No Slavonic Text Available" w:history="1">
+            <w:hyperlink r:id="rId791" w:tooltip="No Slavonic Text Available" w:history="1">
               <w:r>
                 <w:rPr>
                   <w:rStyle w:val="Hyperlink"/>
@@ -42707,7 +41390,7 @@
                 <w:sz w:val="24"/>
               </w:rPr>
             </w:pPr>
-            <w:hyperlink r:id="rId791" w:tooltip="Testament of Job (3 MSS)" w:history="1">
+            <w:hyperlink r:id="rId792" w:tooltip="Testament of Job (3 MSS)" w:history="1">
               <w:proofErr w:type="spellStart"/>
               <w:r>
                 <w:rPr>
@@ -42809,7 +41492,7 @@
                 <w:szCs w:val="26"/>
               </w:rPr>
             </w:pPr>
-            <w:hyperlink r:id="rId792" w:tooltip="No Latin Text Available" w:history="1">
+            <w:hyperlink r:id="rId793" w:tooltip="No Latin Text Available" w:history="1">
               <w:proofErr w:type="spellStart"/>
               <w:r>
                 <w:rPr>
@@ -42887,7 +41570,7 @@
                 <w:szCs w:val="26"/>
               </w:rPr>
             </w:pPr>
-            <w:hyperlink r:id="rId793" w:tooltip="Coptic Text Unavailable" w:history="1">
+            <w:hyperlink r:id="rId794" w:tooltip="Coptic Text Unavailable" w:history="1">
               <w:r>
                 <w:rPr>
                   <w:rStyle w:val="Hyperlink"/>
@@ -42934,7 +41617,7 @@
                 <w:sz w:val="24"/>
               </w:rPr>
             </w:pPr>
-            <w:hyperlink r:id="rId794" w:tooltip="No Slavonic Text Available" w:history="1">
+            <w:hyperlink r:id="rId795" w:tooltip="No Slavonic Text Available" w:history="1">
               <w:r>
                 <w:rPr>
                   <w:rStyle w:val="Hyperlink"/>
@@ -43127,7 +41810,7 @@
                 <w:szCs w:val="26"/>
               </w:rPr>
             </w:pPr>
-            <w:hyperlink r:id="rId795" w:tooltip="The Apocalypse of Moses" w:history="1">
+            <w:hyperlink r:id="rId796" w:tooltip="The Apocalypse of Moses" w:history="1">
               <w:r>
                 <w:rPr>
                   <w:rStyle w:val="Hyperlink"/>
@@ -43204,7 +41887,7 @@
                 <w:szCs w:val="26"/>
               </w:rPr>
             </w:pPr>
-            <w:hyperlink r:id="rId796" w:tooltip="The Life of Adam &amp; Eve" w:history="1">
+            <w:hyperlink r:id="rId797" w:tooltip="The Life of Adam &amp; Eve" w:history="1">
               <w:r>
                 <w:rPr>
                   <w:rStyle w:val="Hyperlink"/>
@@ -43293,7 +41976,7 @@
                 <w:u w:val="single"/>
               </w:rPr>
             </w:pPr>
-            <w:hyperlink r:id="rId797" w:tooltip="The Books of Adam &amp; Eve" w:history="1">
+            <w:hyperlink r:id="rId798" w:tooltip="The Books of Adam &amp; Eve" w:history="1">
               <w:r>
                 <w:rPr>
                   <w:rStyle w:val="Hyperlink"/>
@@ -43369,7 +42052,7 @@
                 <w:szCs w:val="26"/>
               </w:rPr>
             </w:pPr>
-            <w:hyperlink r:id="rId798" w:tooltip="The Sibylline Oracles" w:history="1">
+            <w:hyperlink r:id="rId799" w:tooltip="The Sibylline Oracles" w:history="1">
               <w:proofErr w:type="spellStart"/>
               <w:r>
                 <w:rPr>
@@ -43629,7 +42312,7 @@
                 <w:szCs w:val="26"/>
               </w:rPr>
             </w:pPr>
-            <w:hyperlink r:id="rId799" w:tooltip="Transcription by Robert Duke (OCP)" w:history="1">
+            <w:hyperlink r:id="rId800" w:tooltip="Transcription by Robert Duke (OCP)" w:history="1">
               <w:r>
                 <w:rPr>
                   <w:rStyle w:val="Hyperlink"/>
@@ -43726,7 +42409,7 @@
                 <w:szCs w:val="26"/>
               </w:rPr>
             </w:pPr>
-            <w:hyperlink r:id="rId800" w:tooltip="Visions of Amram (Hybrid Translation)" w:history="1">
+            <w:hyperlink r:id="rId801" w:tooltip="Visions of Amram (Hybrid Translation)" w:history="1">
               <w:r>
                 <w:rPr>
                   <w:rStyle w:val="Hyperlink"/>
@@ -44555,7 +43238,7 @@
                 <w:sz w:val="24"/>
               </w:rPr>
             </w:pPr>
-            <w:hyperlink r:id="rId801" w:tooltip="The Lives of the Prophets" w:history="1">
+            <w:hyperlink r:id="rId802" w:tooltip="The Lives of the Prophets" w:history="1">
               <w:r>
                 <w:rPr>
                   <w:rStyle w:val="Hyperlink"/>
@@ -44593,7 +43276,7 @@
                 <w:szCs w:val="22"/>
               </w:rPr>
             </w:pPr>
-            <w:hyperlink r:id="rId802" w:tooltip="C.C. Torrey's 1946 Transcription" w:history="1">
+            <w:hyperlink r:id="rId803" w:tooltip="C.C. Torrey's 1946 Transcription" w:history="1">
               <w:proofErr w:type="spellStart"/>
               <w:r>
                 <w:rPr>
@@ -44670,7 +43353,7 @@
                 <w:szCs w:val="22"/>
               </w:rPr>
             </w:pPr>
-            <w:hyperlink r:id="rId803" w:tooltip="Latin Text Unvailable" w:history="1">
+            <w:hyperlink r:id="rId804" w:tooltip="Latin Text Unvailable" w:history="1">
               <w:r>
                 <w:rPr>
                   <w:rStyle w:val="Hyperlink"/>
@@ -44724,7 +43407,7 @@
                 <w:szCs w:val="22"/>
               </w:rPr>
             </w:pPr>
-            <w:hyperlink r:id="rId804" w:tooltip="Syriac Text Unavailable" w:history="1">
+            <w:hyperlink r:id="rId805" w:tooltip="Syriac Text Unavailable" w:history="1">
               <w:r>
                 <w:rPr>
                   <w:rStyle w:val="Hyperlink"/>
@@ -44756,7 +43439,7 @@
                 <w:rFonts w:ascii="Pochaevsk" w:hAnsi="Pochaevsk"/>
               </w:rPr>
             </w:pPr>
-            <w:hyperlink r:id="rId805" w:tooltip="No Slavonic Text Available" w:history="1">
+            <w:hyperlink r:id="rId806" w:tooltip="No Slavonic Text Available" w:history="1">
               <w:r>
                 <w:rPr>
                   <w:rStyle w:val="Hyperlink"/>
@@ -44790,7 +43473,7 @@
                 <w:szCs w:val="26"/>
               </w:rPr>
             </w:pPr>
-            <w:hyperlink r:id="rId806" w:tooltip="C.C. Torrey's 1946 Translation" w:history="1">
+            <w:hyperlink r:id="rId807" w:tooltip="C.C. Torrey's 1946 Translation" w:history="1">
               <w:r>
                 <w:rPr>
                   <w:rStyle w:val="Hyperlink"/>
@@ -45124,7 +43807,7 @@
                 <w:szCs w:val="22"/>
               </w:rPr>
             </w:pPr>
-            <w:hyperlink r:id="rId807" w:tooltip="The Letter or Aristeas" w:history="1">
+            <w:hyperlink r:id="rId808" w:tooltip="The Letter or Aristeas" w:history="1">
               <w:proofErr w:type="spellStart"/>
               <w:r>
                 <w:rPr>
@@ -45258,7 +43941,7 @@
                 <w:szCs w:val="26"/>
               </w:rPr>
             </w:pPr>
-            <w:hyperlink r:id="rId808" w:tooltip="The Letter of Aristeas (RH Charles)" w:history="1">
+            <w:hyperlink r:id="rId809" w:tooltip="The Letter of Aristeas (RH Charles)" w:history="1">
               <w:r>
                 <w:rPr>
                   <w:rStyle w:val="Hyperlink"/>
@@ -46362,7 +45045,7 @@
                 <w:sz w:val="24"/>
               </w:rPr>
             </w:pPr>
-            <w:hyperlink r:id="rId809" w:history="1">
+            <w:hyperlink r:id="rId810" w:history="1">
               <w:r>
                 <w:rPr>
                   <w:rStyle w:val="Hyperlink"/>

--- a/TheoDoor.docx
+++ b/TheoDoor.docx
@@ -372,7 +372,6 @@
               </w:rPr>
             </w:pPr>
             <w:hyperlink r:id="rId15" w:tooltip="Notes on the source for the Vulgate text." w:history="1">
-              <w:proofErr w:type="spellStart"/>
               <w:r>
                 <w:rPr>
                   <w:rStyle w:val="Hyperlink"/>
@@ -385,7 +384,6 @@
                 </w:rPr>
                 <w:t>ClementineVulgate</w:t>
               </w:r>
-              <w:proofErr w:type="spellEnd"/>
               <w:r>
                 <w:rPr>
                   <w:rStyle w:val="Hyperlink"/>
@@ -10014,7 +10012,6 @@
               </w:rPr>
             </w:pPr>
             <w:hyperlink r:id="rId255" w:tooltip="The Book of Ruth (Codex Leningradensis)" w:history="1">
-              <w:proofErr w:type="spellStart"/>
               <w:r>
                 <w:rPr>
                   <w:rStyle w:val="Hyperlink"/>
@@ -10026,7 +10023,6 @@
                 </w:rPr>
                 <w:t>Rth</w:t>
               </w:r>
-              <w:proofErr w:type="spellEnd"/>
             </w:hyperlink>
           </w:p>
         </w:tc>
@@ -22711,7 +22707,7 @@
                 <w:color w:val="808080" w:themeColor="background1" w:themeShade="80"/>
                 <w:sz w:val="24"/>
               </w:rPr>
-              <w:instrText>HYPERLINK "Dnnn-Apo/D904-Sir.pdf" \o "The Book of Ben Sira (Preview)"</w:instrText>
+              <w:instrText>HYPERLINK "Dnnn-Apo/D904-Sir.pdf" \o "The Wisdom of Sirach (Preview)"</w:instrText>
             </w:r>
             <w:r>
               <w:rPr>
@@ -28704,15 +28700,6 @@
                 <w:bCs/>
                 <w:sz w:val="24"/>
               </w:rPr>
-              <w:t>/Coptic</w:t>
-            </w:r>
-            <w:r>
-              <w:rPr>
-                <w:rFonts w:ascii="Book Antiqua" w:hAnsi="Book Antiqua"/>
-                <w:b/>
-                <w:bCs/>
-                <w:sz w:val="24"/>
-              </w:rPr>
               <w:t xml:space="preserve"> </w:t>
             </w:r>
             <w:r>
@@ -29899,6 +29886,7 @@
           </w:p>
         </w:tc>
       </w:tr>
+      <w:bookmarkStart w:id="1" w:name="_Hlk210152946"/>
       <w:tr>
         <w:trPr>
           <w:jc w:val="center"/>
@@ -29930,10 +29918,9 @@
                 <w:b/>
                 <w:bCs/>
                 <w:smallCaps/>
-                <w:color w:val="76923C" w:themeColor="accent3" w:themeShade="BF"/>
-                <w:sz w:val="24"/>
-              </w:rPr>
-              <w:t>1</w:t>
+                <w:sz w:val="24"/>
+              </w:rPr>
+              <w:fldChar w:fldCharType="begin"/>
             </w:r>
             <w:r>
               <w:rPr>
@@ -29941,11 +29928,9 @@
                 <w:b/>
                 <w:bCs/>
                 <w:smallCaps/>
-                <w:color w:val="76923C" w:themeColor="accent3" w:themeShade="BF"/>
-                <w:sz w:val="24"/>
-                <w:vertAlign w:val="superscript"/>
-              </w:rPr>
-              <w:t>st</w:t>
+                <w:sz w:val="24"/>
+              </w:rPr>
+              <w:instrText>HYPERLINK "Hnnn-Ppe/H905-1Mq.pdf" \o "The First Book of Meqabyan"</w:instrText>
             </w:r>
             <w:r>
               <w:rPr>
@@ -29953,7 +29938,49 @@
                 <w:b/>
                 <w:bCs/>
                 <w:smallCaps/>
-                <w:color w:val="76923C" w:themeColor="accent3" w:themeShade="BF"/>
+                <w:sz w:val="24"/>
+              </w:rPr>
+            </w:r>
+            <w:r>
+              <w:rPr>
+                <w:rFonts w:ascii="Book Antiqua" w:hAnsi="Book Antiqua"/>
+                <w:b/>
+                <w:bCs/>
+                <w:smallCaps/>
+                <w:sz w:val="24"/>
+              </w:rPr>
+              <w:fldChar w:fldCharType="separate"/>
+            </w:r>
+            <w:r>
+              <w:rPr>
+                <w:rStyle w:val="Hyperlink"/>
+                <w:rFonts w:ascii="Book Antiqua" w:hAnsi="Book Antiqua"/>
+                <w:b/>
+                <w:bCs/>
+                <w:smallCaps/>
+                <w:sz w:val="24"/>
+              </w:rPr>
+              <w:t>1</w:t>
+            </w:r>
+            <w:r>
+              <w:rPr>
+                <w:rStyle w:val="Hyperlink"/>
+                <w:rFonts w:ascii="Book Antiqua" w:hAnsi="Book Antiqua"/>
+                <w:b/>
+                <w:bCs/>
+                <w:smallCaps/>
+                <w:sz w:val="24"/>
+                <w:vertAlign w:val="superscript"/>
+              </w:rPr>
+              <w:t>st</w:t>
+            </w:r>
+            <w:r>
+              <w:rPr>
+                <w:rStyle w:val="Hyperlink"/>
+                <w:rFonts w:ascii="Book Antiqua" w:hAnsi="Book Antiqua"/>
+                <w:b/>
+                <w:bCs/>
+                <w:smallCaps/>
                 <w:sz w:val="24"/>
               </w:rPr>
               <w:t xml:space="preserve"> Meqabyan</w:t>
@@ -29961,8 +29988,17 @@
             <w:r>
               <w:rPr>
                 <w:rFonts w:ascii="Book Antiqua" w:hAnsi="Book Antiqua"/>
+                <w:b/>
+                <w:bCs/>
                 <w:smallCaps/>
-                <w:color w:val="76923C" w:themeColor="accent3" w:themeShade="BF"/>
+                <w:sz w:val="24"/>
+              </w:rPr>
+              <w:fldChar w:fldCharType="end"/>
+            </w:r>
+            <w:r>
+              <w:rPr>
+                <w:rFonts w:ascii="Book Antiqua" w:hAnsi="Book Antiqua"/>
+                <w:smallCaps/>
                 <w:sz w:val="24"/>
               </w:rPr>
               <w:t xml:space="preserve"> </w:t>
@@ -30002,7 +30038,7 @@
                 <w:sz w:val="24"/>
               </w:rPr>
             </w:pPr>
-            <w:hyperlink r:id="rId649" w:tooltip="No Greek Text Available" w:history="1">
+            <w:hyperlink r:id="rId649" w:tooltip="No Extant Greek/Latin MSS" w:history="1">
               <w:r>
                 <w:rPr>
                   <w:rStyle w:val="Hyperlink"/>
@@ -30019,7 +30055,8 @@
         </w:tc>
         <w:tc>
           <w:tcPr>
-            <w:tcW w:w="2693" w:type="dxa"/>
+            <w:tcW w:w="5443" w:type="dxa"/>
+            <w:gridSpan w:val="2"/>
             <w:noWrap/>
             <w:tcMar>
               <w:left w:w="57" w:type="dxa"/>
@@ -30034,13 +30071,130 @@
               <w:spacing w:line="340" w:lineRule="exact"/>
               <w:ind w:firstLine="0"/>
               <w:rPr>
+                <w:rFonts w:ascii="Abyssinica SIL" w:hAnsi="Abyssinica SIL" w:cs="Abyssinica SIL"/>
+                <w:color w:val="0000FF"/>
+                <w:szCs w:val="28"/>
+                <w:rtl/>
+                <w:lang w:bidi="he-IL"/>
+              </w:rPr>
+            </w:pPr>
+            <w:hyperlink r:id="rId650" w:tooltip="Meqabyan Qedamawi" w:history="1">
+              <w:proofErr w:type="spellStart"/>
+              <w:r>
+                <w:rPr>
+                  <w:rStyle w:val="Hyperlink"/>
+                  <w:rFonts w:ascii="Abyssinica SIL" w:hAnsi="Abyssinica SIL" w:cs="Abyssinica SIL"/>
+                  <w:szCs w:val="28"/>
+                  <w:lang w:bidi="he-IL"/>
+                </w:rPr>
+                <w:t>መጽሐፈ፡መቃብያን፡ቀዳማዊ</w:t>
+              </w:r>
+              <w:proofErr w:type="spellEnd"/>
+            </w:hyperlink>
+            <w:r>
+              <w:rPr>
+                <w:rFonts w:ascii="Abyssinica SIL" w:hAnsi="Abyssinica SIL" w:cs="Abyssinica SIL"/>
+                <w:szCs w:val="28"/>
+                <w:lang w:bidi="he-IL"/>
+              </w:rPr>
+              <w:t xml:space="preserve"> </w:t>
+            </w:r>
+            <w:hyperlink r:id="rId651" w:tooltip="Notes on the Text's Provenance" w:history="1">
+              <w:r>
+                <w:rPr>
+                  <w:rStyle w:val="Hyperlink"/>
+                  <w:rFonts w:ascii="Gentium" w:hAnsi="Gentium" w:cs="Gentium"/>
+                  <w:i/>
+                  <w:iCs/>
+                  <w:sz w:val="22"/>
+                  <w:szCs w:val="22"/>
+                  <w:lang w:bidi="he-IL"/>
+                </w:rPr>
+                <w:t>(Amharic</w:t>
+              </w:r>
+              <w:r>
+                <w:rPr>
+                  <w:rStyle w:val="Hyperlink"/>
+                  <w:rFonts w:ascii="Gentium" w:hAnsi="Gentium" w:cs="Gentium"/>
+                  <w:i/>
+                  <w:iCs/>
+                  <w:sz w:val="22"/>
+                  <w:szCs w:val="22"/>
+                  <w:lang w:bidi="he-IL"/>
+                </w:rPr>
+                <w:t xml:space="preserve"> – EOTC</w:t>
+              </w:r>
+              <w:r>
+                <w:rPr>
+                  <w:rStyle w:val="Hyperlink"/>
+                  <w:rFonts w:ascii="Gentium" w:hAnsi="Gentium" w:cs="Gentium"/>
+                  <w:i/>
+                  <w:iCs/>
+                  <w:sz w:val="22"/>
+                  <w:szCs w:val="22"/>
+                  <w:lang w:bidi="he-IL"/>
+                </w:rPr>
+                <w:t>)</w:t>
+              </w:r>
+            </w:hyperlink>
+          </w:p>
+        </w:tc>
+        <w:tc>
+          <w:tcPr>
+            <w:tcW w:w="2736" w:type="dxa"/>
+            <w:vAlign w:val="center"/>
+          </w:tcPr>
+          <w:p>
+            <w:pPr>
+              <w:pStyle w:val="Title"/>
+              <w:widowControl w:val="0"/>
+              <w:spacing w:line="340" w:lineRule="exact"/>
+              <w:ind w:firstLine="0"/>
+              <w:rPr>
                 <w:rFonts w:ascii="Gentium" w:hAnsi="Gentium" w:cs="Gentium"/>
                 <w:i/>
                 <w:iCs/>
-                <w:sz w:val="24"/>
-              </w:rPr>
-            </w:pPr>
-            <w:hyperlink r:id="rId650" w:tooltip="No Extant Latin MS" w:history="1">
+                <w:color w:val="E36C0A" w:themeColor="accent6" w:themeShade="BF"/>
+                <w:sz w:val="24"/>
+              </w:rPr>
+            </w:pPr>
+            <w:hyperlink r:id="rId652" w:tooltip="Ge'ez Text Unavailable" w:history="1">
+              <w:r>
+                <w:rPr>
+                  <w:rStyle w:val="Hyperlink"/>
+                  <w:rFonts w:ascii="Gentium" w:hAnsi="Gentium" w:cs="Gentium"/>
+                  <w:i/>
+                  <w:iCs/>
+                  <w:color w:val="E36C0A" w:themeColor="accent6" w:themeShade="BF"/>
+                  <w:sz w:val="24"/>
+                  <w:u w:val="none"/>
+                </w:rPr>
+                <w:t>B.L. Or. 506, ff. 4r–53r</w:t>
+              </w:r>
+            </w:hyperlink>
+          </w:p>
+        </w:tc>
+        <w:tc>
+          <w:tcPr>
+            <w:tcW w:w="2478" w:type="dxa"/>
+            <w:vAlign w:val="center"/>
+          </w:tcPr>
+          <w:p>
+            <w:pPr>
+              <w:pStyle w:val="Title"/>
+              <w:widowControl w:val="0"/>
+              <w:spacing w:line="340" w:lineRule="exact"/>
+              <w:ind w:firstLine="0"/>
+              <w:rPr>
+                <w:rFonts w:ascii="Gentium" w:hAnsi="Gentium" w:cs="Gentium"/>
+                <w:i/>
+                <w:iCs/>
+                <w:color w:val="C0504D" w:themeColor="accent2"/>
+                <w:sz w:val="26"/>
+                <w:szCs w:val="26"/>
+              </w:rPr>
+            </w:pPr>
+            <w:hyperlink r:id="rId653" w:tooltip="The First Book of Meqabyan (Selassie, 2005)" w:history="1">
               <w:r>
                 <w:rPr>
                   <w:rStyle w:val="Hyperlink"/>
@@ -30049,6 +30203,106 @@
                   <w:iCs/>
                   <w:sz w:val="26"/>
                   <w:szCs w:val="26"/>
+                </w:rPr>
+                <w:t>Meqabyan I (Iyaric)</w:t>
+              </w:r>
+            </w:hyperlink>
+          </w:p>
+        </w:tc>
+      </w:tr>
+      <w:tr>
+        <w:trPr>
+          <w:jc w:val="center"/>
+        </w:trPr>
+        <w:tc>
+          <w:tcPr>
+            <w:tcW w:w="2525" w:type="dxa"/>
+            <w:tcMar>
+              <w:left w:w="57" w:type="dxa"/>
+              <w:right w:w="57" w:type="dxa"/>
+            </w:tcMar>
+            <w:vAlign w:val="center"/>
+          </w:tcPr>
+          <w:p>
+            <w:pPr>
+              <w:pStyle w:val="Title"/>
+              <w:widowControl w:val="0"/>
+              <w:spacing w:before="0" w:line="340" w:lineRule="exact"/>
+              <w:ind w:firstLine="0"/>
+              <w:rPr>
+                <w:rFonts w:ascii="Book Antiqua" w:hAnsi="Book Antiqua"/>
+                <w:b/>
+                <w:bCs/>
+                <w:smallCaps/>
+                <w:color w:val="76923C" w:themeColor="accent3" w:themeShade="BF"/>
+                <w:sz w:val="24"/>
+              </w:rPr>
+            </w:pPr>
+            <w:r>
+              <w:rPr>
+                <w:rFonts w:ascii="Book Antiqua" w:hAnsi="Book Antiqua"/>
+                <w:b/>
+                <w:bCs/>
+                <w:smallCaps/>
+                <w:color w:val="808080" w:themeColor="background1" w:themeShade="80"/>
+                <w:sz w:val="24"/>
+              </w:rPr>
+              <w:t>2</w:t>
+            </w:r>
+            <w:r>
+              <w:rPr>
+                <w:rFonts w:ascii="Book Antiqua" w:hAnsi="Book Antiqua"/>
+                <w:b/>
+                <w:bCs/>
+                <w:smallCaps/>
+                <w:color w:val="808080" w:themeColor="background1" w:themeShade="80"/>
+                <w:sz w:val="24"/>
+                <w:vertAlign w:val="superscript"/>
+              </w:rPr>
+              <w:t>nd</w:t>
+            </w:r>
+            <w:r>
+              <w:rPr>
+                <w:rFonts w:ascii="Book Antiqua" w:hAnsi="Book Antiqua"/>
+                <w:b/>
+                <w:bCs/>
+                <w:smallCaps/>
+                <w:color w:val="808080" w:themeColor="background1" w:themeShade="80"/>
+                <w:sz w:val="24"/>
+              </w:rPr>
+              <w:t xml:space="preserve"> Meqabyan  </w:t>
+            </w:r>
+          </w:p>
+        </w:tc>
+        <w:tc>
+          <w:tcPr>
+            <w:tcW w:w="2522" w:type="dxa"/>
+            <w:noWrap/>
+            <w:tcMar>
+              <w:left w:w="28" w:type="dxa"/>
+              <w:right w:w="28" w:type="dxa"/>
+            </w:tcMar>
+            <w:vAlign w:val="center"/>
+          </w:tcPr>
+          <w:p>
+            <w:pPr>
+              <w:pStyle w:val="Title"/>
+              <w:widowControl w:val="0"/>
+              <w:spacing w:before="0" w:line="340" w:lineRule="exact"/>
+              <w:ind w:firstLine="0"/>
+              <w:rPr>
+                <w:rFonts w:ascii="Gentium" w:hAnsi="Gentium" w:cs="Gentium"/>
+                <w:sz w:val="24"/>
+              </w:rPr>
+            </w:pPr>
+            <w:hyperlink r:id="rId654" w:tooltip="No Extant Greek/Latin MSS" w:history="1">
+              <w:r>
+                <w:rPr>
+                  <w:rStyle w:val="Hyperlink"/>
+                  <w:rFonts w:ascii="Gentium" w:hAnsi="Gentium" w:cs="Gentium"/>
+                  <w:i/>
+                  <w:iCs/>
+                  <w:sz w:val="24"/>
                   <w:u w:val="none"/>
                 </w:rPr>
                 <w:t>—</w:t>
@@ -30058,14 +30312,20 @@
         </w:tc>
         <w:tc>
           <w:tcPr>
-            <w:tcW w:w="2750" w:type="dxa"/>
-            <w:vAlign w:val="center"/>
-          </w:tcPr>
-          <w:p>
-            <w:pPr>
-              <w:pStyle w:val="Title"/>
-              <w:widowControl w:val="0"/>
-              <w:spacing w:line="340" w:lineRule="exact"/>
+            <w:tcW w:w="5443" w:type="dxa"/>
+            <w:gridSpan w:val="2"/>
+            <w:noWrap/>
+            <w:tcMar>
+              <w:left w:w="57" w:type="dxa"/>
+              <w:right w:w="57" w:type="dxa"/>
+            </w:tcMar>
+            <w:vAlign w:val="center"/>
+          </w:tcPr>
+          <w:p>
+            <w:pPr>
+              <w:pStyle w:val="Title"/>
+              <w:widowControl w:val="0"/>
+              <w:spacing w:before="0" w:line="340" w:lineRule="exact"/>
               <w:ind w:firstLine="0"/>
               <w:rPr>
                 <w:rFonts w:ascii="Gentium" w:hAnsi="Gentium" w:cs="Gentium"/>
@@ -30089,15 +30349,28 @@
             <w:pPr>
               <w:pStyle w:val="Title"/>
               <w:widowControl w:val="0"/>
-              <w:spacing w:line="340" w:lineRule="exact"/>
+              <w:spacing w:before="0" w:line="340" w:lineRule="exact"/>
               <w:ind w:firstLine="0"/>
               <w:rPr>
                 <w:rFonts w:ascii="Pochaevsk Unicode" w:hAnsi="Pochaevsk Unicode" w:cs="Pochaevsk Unicode"/>
-                <w:color w:val="0000FF"/>
-                <w:sz w:val="24"/>
-                <w:u w:val="single"/>
-              </w:rPr>
-            </w:pPr>
+                <w:color w:val="E36C0A" w:themeColor="accent6" w:themeShade="BF"/>
+                <w:sz w:val="24"/>
+              </w:rPr>
+            </w:pPr>
+            <w:hyperlink r:id="rId655" w:tooltip="Ge'ez Text Unavailable" w:history="1">
+              <w:r>
+                <w:rPr>
+                  <w:rStyle w:val="Hyperlink"/>
+                  <w:rFonts w:ascii="Gentium" w:hAnsi="Gentium" w:cs="Gentium"/>
+                  <w:i/>
+                  <w:iCs/>
+                  <w:color w:val="E36C0A" w:themeColor="accent6" w:themeShade="BF"/>
+                  <w:sz w:val="24"/>
+                  <w:u w:val="none"/>
+                </w:rPr>
+                <w:t>B.L. Or. 506, ff. 53r–75r</w:t>
+              </w:r>
+            </w:hyperlink>
           </w:p>
         </w:tc>
         <w:tc>
@@ -30109,18 +30382,19 @@
             <w:pPr>
               <w:pStyle w:val="Title"/>
               <w:widowControl w:val="0"/>
-              <w:spacing w:line="340" w:lineRule="exact"/>
+              <w:spacing w:before="0" w:line="340" w:lineRule="exact"/>
               <w:ind w:firstLine="0"/>
               <w:rPr>
                 <w:rFonts w:ascii="Gentium" w:hAnsi="Gentium" w:cs="Gentium"/>
                 <w:i/>
                 <w:iCs/>
-                <w:color w:val="C0504D" w:themeColor="accent2"/>
+                <w:color w:val="0000FF"/>
                 <w:sz w:val="26"/>
                 <w:szCs w:val="26"/>
-              </w:rPr>
-            </w:pPr>
-            <w:hyperlink r:id="rId651" w:tooltip="The First Book of Meqabyan (Selassie, 2005)" w:history="1">
+                <w:u w:val="single"/>
+              </w:rPr>
+            </w:pPr>
+            <w:hyperlink r:id="rId656" w:tooltip="The Second Book of Meqabyan (Selassie, 2005)" w:history="1">
               <w:r>
                 <w:rPr>
                   <w:rStyle w:val="Hyperlink"/>
@@ -30130,29 +30404,7 @@
                   <w:sz w:val="26"/>
                   <w:szCs w:val="26"/>
                 </w:rPr>
-                <w:t>Meqabyan I (</w:t>
-              </w:r>
-              <w:r>
-                <w:rPr>
-                  <w:rStyle w:val="Hyperlink"/>
-                  <w:rFonts w:ascii="Gentium" w:hAnsi="Gentium" w:cs="Gentium"/>
-                  <w:i/>
-                  <w:iCs/>
-                  <w:sz w:val="26"/>
-                  <w:szCs w:val="26"/>
-                </w:rPr>
-                <w:t>I</w:t>
-              </w:r>
-              <w:r>
-                <w:rPr>
-                  <w:rStyle w:val="Hyperlink"/>
-                  <w:rFonts w:ascii="Gentium" w:hAnsi="Gentium" w:cs="Gentium"/>
-                  <w:i/>
-                  <w:iCs/>
-                  <w:sz w:val="26"/>
-                  <w:szCs w:val="26"/>
-                </w:rPr>
-                <w:t>yaric)</w:t>
+                <w:t>Meqabyan II (Iyaric)</w:t>
               </w:r>
             </w:hyperlink>
           </w:p>
@@ -30192,10 +30444,10 @@
                 <w:b/>
                 <w:bCs/>
                 <w:smallCaps/>
-                <w:color w:val="76923C" w:themeColor="accent3" w:themeShade="BF"/>
-                <w:sz w:val="24"/>
-              </w:rPr>
-              <w:t>2</w:t>
+                <w:color w:val="808080" w:themeColor="background1" w:themeShade="80"/>
+                <w:sz w:val="24"/>
+              </w:rPr>
+              <w:t>3</w:t>
             </w:r>
             <w:r>
               <w:rPr>
@@ -30203,11 +30455,11 @@
                 <w:b/>
                 <w:bCs/>
                 <w:smallCaps/>
-                <w:color w:val="76923C" w:themeColor="accent3" w:themeShade="BF"/>
+                <w:color w:val="808080" w:themeColor="background1" w:themeShade="80"/>
                 <w:sz w:val="24"/>
                 <w:vertAlign w:val="superscript"/>
               </w:rPr>
-              <w:t>nd</w:t>
+              <w:t>rd</w:t>
             </w:r>
             <w:r>
               <w:rPr>
@@ -30215,7 +30467,7 @@
                 <w:b/>
                 <w:bCs/>
                 <w:smallCaps/>
-                <w:color w:val="76923C" w:themeColor="accent3" w:themeShade="BF"/>
+                <w:color w:val="808080" w:themeColor="background1" w:themeShade="80"/>
                 <w:sz w:val="24"/>
               </w:rPr>
               <w:t xml:space="preserve"> Meqabyan  </w:t>
@@ -30243,7 +30495,7 @@
                 <w:sz w:val="24"/>
               </w:rPr>
             </w:pPr>
-            <w:hyperlink r:id="rId652" w:tooltip="No Greek Text Available" w:history="1">
+            <w:hyperlink r:id="rId657" w:tooltip="No Extant Greek/Latin MSS" w:history="1">
               <w:r>
                 <w:rPr>
                   <w:rStyle w:val="Hyperlink"/>
@@ -30260,46 +30512,13 @@
         </w:tc>
         <w:tc>
           <w:tcPr>
-            <w:tcW w:w="2693" w:type="dxa"/>
+            <w:tcW w:w="5443" w:type="dxa"/>
+            <w:gridSpan w:val="2"/>
             <w:noWrap/>
             <w:tcMar>
               <w:left w:w="57" w:type="dxa"/>
               <w:right w:w="57" w:type="dxa"/>
             </w:tcMar>
-            <w:vAlign w:val="center"/>
-          </w:tcPr>
-          <w:p>
-            <w:pPr>
-              <w:pStyle w:val="Title"/>
-              <w:widowControl w:val="0"/>
-              <w:spacing w:before="0" w:line="340" w:lineRule="exact"/>
-              <w:ind w:firstLine="0"/>
-              <w:rPr>
-                <w:rFonts w:ascii="Gentium" w:hAnsi="Gentium" w:cs="Gentium"/>
-                <w:i/>
-                <w:iCs/>
-                <w:sz w:val="24"/>
-              </w:rPr>
-            </w:pPr>
-            <w:hyperlink r:id="rId653" w:tooltip="No Extant Latin MS" w:history="1">
-              <w:r>
-                <w:rPr>
-                  <w:rStyle w:val="Hyperlink"/>
-                  <w:rFonts w:ascii="Gentium" w:hAnsi="Gentium" w:cs="Gentium"/>
-                  <w:i/>
-                  <w:iCs/>
-                  <w:sz w:val="26"/>
-                  <w:szCs w:val="26"/>
-                  <w:u w:val="none"/>
-                </w:rPr>
-                <w:t>—</w:t>
-              </w:r>
-            </w:hyperlink>
-          </w:p>
-        </w:tc>
-        <w:tc>
-          <w:tcPr>
-            <w:tcW w:w="2750" w:type="dxa"/>
             <w:vAlign w:val="center"/>
           </w:tcPr>
           <w:p>
@@ -30334,11 +30553,24 @@
               <w:ind w:firstLine="0"/>
               <w:rPr>
                 <w:rFonts w:ascii="Pochaevsk Unicode" w:hAnsi="Pochaevsk Unicode" w:cs="Pochaevsk Unicode"/>
-                <w:color w:val="0000FF"/>
-                <w:sz w:val="24"/>
-                <w:u w:val="single"/>
-              </w:rPr>
-            </w:pPr>
+                <w:color w:val="E36C0A" w:themeColor="accent6" w:themeShade="BF"/>
+                <w:sz w:val="24"/>
+              </w:rPr>
+            </w:pPr>
+            <w:hyperlink r:id="rId658" w:tooltip="Ge'ez Text Unavailable" w:history="1">
+              <w:r>
+                <w:rPr>
+                  <w:rStyle w:val="Hyperlink"/>
+                  <w:rFonts w:ascii="Gentium" w:hAnsi="Gentium" w:cs="Gentium"/>
+                  <w:i/>
+                  <w:iCs/>
+                  <w:color w:val="E36C0A" w:themeColor="accent6" w:themeShade="BF"/>
+                  <w:sz w:val="24"/>
+                  <w:u w:val="none"/>
+                </w:rPr>
+                <w:t>B.L. Or. 506, ff. 75r–87r</w:t>
+              </w:r>
+            </w:hyperlink>
           </w:p>
         </w:tc>
         <w:tc>
@@ -30362,7 +30594,7 @@
                 <w:u w:val="single"/>
               </w:rPr>
             </w:pPr>
-            <w:hyperlink r:id="rId654" w:tooltip="The Second Book of Meqabyan (Selassie, 2005)" w:history="1">
+            <w:hyperlink r:id="rId659" w:tooltip="The Third Book of Meqabyan (Selassie, 2005)" w:history="1">
               <w:r>
                 <w:rPr>
                   <w:rStyle w:val="Hyperlink"/>
@@ -30372,276 +30604,13 @@
                   <w:sz w:val="26"/>
                   <w:szCs w:val="26"/>
                 </w:rPr>
-                <w:t>Meqabyan II (</w:t>
-              </w:r>
-              <w:r>
-                <w:rPr>
-                  <w:rStyle w:val="Hyperlink"/>
-                  <w:rFonts w:ascii="Gentium" w:hAnsi="Gentium" w:cs="Gentium"/>
-                  <w:i/>
-                  <w:iCs/>
-                  <w:sz w:val="26"/>
-                  <w:szCs w:val="26"/>
-                </w:rPr>
-                <w:t>I</w:t>
-              </w:r>
-              <w:r>
-                <w:rPr>
-                  <w:rStyle w:val="Hyperlink"/>
-                  <w:rFonts w:ascii="Gentium" w:hAnsi="Gentium" w:cs="Gentium"/>
-                  <w:i/>
-                  <w:iCs/>
-                  <w:sz w:val="26"/>
-                  <w:szCs w:val="26"/>
-                </w:rPr>
-                <w:t>yaric)</w:t>
+                <w:t>Meqabyan III (Iyaric)</w:t>
               </w:r>
             </w:hyperlink>
           </w:p>
         </w:tc>
       </w:tr>
-      <w:tr>
-        <w:trPr>
-          <w:jc w:val="center"/>
-        </w:trPr>
-        <w:tc>
-          <w:tcPr>
-            <w:tcW w:w="2525" w:type="dxa"/>
-            <w:tcMar>
-              <w:left w:w="57" w:type="dxa"/>
-              <w:right w:w="57" w:type="dxa"/>
-            </w:tcMar>
-            <w:vAlign w:val="center"/>
-          </w:tcPr>
-          <w:p>
-            <w:pPr>
-              <w:pStyle w:val="Title"/>
-              <w:widowControl w:val="0"/>
-              <w:spacing w:before="0" w:line="340" w:lineRule="exact"/>
-              <w:ind w:firstLine="0"/>
-              <w:rPr>
-                <w:rFonts w:ascii="Book Antiqua" w:hAnsi="Book Antiqua"/>
-                <w:b/>
-                <w:bCs/>
-                <w:smallCaps/>
-                <w:color w:val="76923C" w:themeColor="accent3" w:themeShade="BF"/>
-                <w:sz w:val="24"/>
-              </w:rPr>
-            </w:pPr>
-            <w:r>
-              <w:rPr>
-                <w:rFonts w:ascii="Book Antiqua" w:hAnsi="Book Antiqua"/>
-                <w:b/>
-                <w:bCs/>
-                <w:smallCaps/>
-                <w:color w:val="76923C" w:themeColor="accent3" w:themeShade="BF"/>
-                <w:sz w:val="24"/>
-              </w:rPr>
-              <w:t>3</w:t>
-            </w:r>
-            <w:r>
-              <w:rPr>
-                <w:rFonts w:ascii="Book Antiqua" w:hAnsi="Book Antiqua"/>
-                <w:b/>
-                <w:bCs/>
-                <w:smallCaps/>
-                <w:color w:val="76923C" w:themeColor="accent3" w:themeShade="BF"/>
-                <w:sz w:val="24"/>
-                <w:vertAlign w:val="superscript"/>
-              </w:rPr>
-              <w:t>rd</w:t>
-            </w:r>
-            <w:r>
-              <w:rPr>
-                <w:rFonts w:ascii="Book Antiqua" w:hAnsi="Book Antiqua"/>
-                <w:b/>
-                <w:bCs/>
-                <w:smallCaps/>
-                <w:color w:val="76923C" w:themeColor="accent3" w:themeShade="BF"/>
-                <w:sz w:val="24"/>
-              </w:rPr>
-              <w:t xml:space="preserve"> Meqabyan  </w:t>
-            </w:r>
-          </w:p>
-        </w:tc>
-        <w:tc>
-          <w:tcPr>
-            <w:tcW w:w="2522" w:type="dxa"/>
-            <w:noWrap/>
-            <w:tcMar>
-              <w:left w:w="28" w:type="dxa"/>
-              <w:right w:w="28" w:type="dxa"/>
-            </w:tcMar>
-            <w:vAlign w:val="center"/>
-          </w:tcPr>
-          <w:p>
-            <w:pPr>
-              <w:pStyle w:val="Title"/>
-              <w:widowControl w:val="0"/>
-              <w:spacing w:before="0" w:line="340" w:lineRule="exact"/>
-              <w:ind w:firstLine="0"/>
-              <w:rPr>
-                <w:rFonts w:ascii="Gentium" w:hAnsi="Gentium" w:cs="Gentium"/>
-                <w:sz w:val="24"/>
-              </w:rPr>
-            </w:pPr>
-            <w:hyperlink r:id="rId655" w:tooltip="No Greek Text Available" w:history="1">
-              <w:r>
-                <w:rPr>
-                  <w:rStyle w:val="Hyperlink"/>
-                  <w:rFonts w:ascii="Gentium" w:hAnsi="Gentium" w:cs="Gentium"/>
-                  <w:i/>
-                  <w:iCs/>
-                  <w:sz w:val="24"/>
-                  <w:u w:val="none"/>
-                </w:rPr>
-                <w:t>—</w:t>
-              </w:r>
-            </w:hyperlink>
-          </w:p>
-        </w:tc>
-        <w:tc>
-          <w:tcPr>
-            <w:tcW w:w="2693" w:type="dxa"/>
-            <w:noWrap/>
-            <w:tcMar>
-              <w:left w:w="57" w:type="dxa"/>
-              <w:right w:w="57" w:type="dxa"/>
-            </w:tcMar>
-            <w:vAlign w:val="center"/>
-          </w:tcPr>
-          <w:p>
-            <w:pPr>
-              <w:pStyle w:val="Title"/>
-              <w:widowControl w:val="0"/>
-              <w:spacing w:before="0" w:line="340" w:lineRule="exact"/>
-              <w:ind w:firstLine="0"/>
-              <w:rPr>
-                <w:rFonts w:ascii="Gentium" w:hAnsi="Gentium" w:cs="Gentium"/>
-                <w:i/>
-                <w:iCs/>
-                <w:sz w:val="24"/>
-              </w:rPr>
-            </w:pPr>
-            <w:hyperlink r:id="rId656" w:tooltip="No Extant Latin MS" w:history="1">
-              <w:r>
-                <w:rPr>
-                  <w:rStyle w:val="Hyperlink"/>
-                  <w:rFonts w:ascii="Gentium" w:hAnsi="Gentium" w:cs="Gentium"/>
-                  <w:i/>
-                  <w:iCs/>
-                  <w:sz w:val="26"/>
-                  <w:szCs w:val="26"/>
-                  <w:u w:val="none"/>
-                </w:rPr>
-                <w:t>—</w:t>
-              </w:r>
-            </w:hyperlink>
-          </w:p>
-        </w:tc>
-        <w:tc>
-          <w:tcPr>
-            <w:tcW w:w="2750" w:type="dxa"/>
-            <w:vAlign w:val="center"/>
-          </w:tcPr>
-          <w:p>
-            <w:pPr>
-              <w:pStyle w:val="Title"/>
-              <w:widowControl w:val="0"/>
-              <w:spacing w:before="0" w:line="340" w:lineRule="exact"/>
-              <w:ind w:firstLine="0"/>
-              <w:rPr>
-                <w:rFonts w:ascii="Gentium" w:hAnsi="Gentium" w:cs="Gentium"/>
-                <w:i/>
-                <w:iCs/>
-                <w:color w:val="C0504D" w:themeColor="accent2"/>
-                <w:sz w:val="26"/>
-                <w:szCs w:val="26"/>
-                <w:rtl/>
-                <w:lang w:bidi="he-IL"/>
-              </w:rPr>
-            </w:pPr>
-          </w:p>
-        </w:tc>
-        <w:tc>
-          <w:tcPr>
-            <w:tcW w:w="2736" w:type="dxa"/>
-            <w:vAlign w:val="center"/>
-          </w:tcPr>
-          <w:p>
-            <w:pPr>
-              <w:pStyle w:val="Title"/>
-              <w:widowControl w:val="0"/>
-              <w:spacing w:before="0" w:line="340" w:lineRule="exact"/>
-              <w:ind w:firstLine="0"/>
-              <w:rPr>
-                <w:rFonts w:ascii="Pochaevsk Unicode" w:hAnsi="Pochaevsk Unicode" w:cs="Pochaevsk Unicode"/>
-                <w:color w:val="0000FF"/>
-                <w:sz w:val="24"/>
-                <w:u w:val="single"/>
-              </w:rPr>
-            </w:pPr>
-          </w:p>
-        </w:tc>
-        <w:tc>
-          <w:tcPr>
-            <w:tcW w:w="2478" w:type="dxa"/>
-            <w:vAlign w:val="center"/>
-          </w:tcPr>
-          <w:p>
-            <w:pPr>
-              <w:pStyle w:val="Title"/>
-              <w:widowControl w:val="0"/>
-              <w:spacing w:before="0" w:line="340" w:lineRule="exact"/>
-              <w:ind w:firstLine="0"/>
-              <w:rPr>
-                <w:rFonts w:ascii="Gentium" w:hAnsi="Gentium" w:cs="Gentium"/>
-                <w:i/>
-                <w:iCs/>
-                <w:color w:val="0000FF"/>
-                <w:sz w:val="26"/>
-                <w:szCs w:val="26"/>
-                <w:u w:val="single"/>
-              </w:rPr>
-            </w:pPr>
-            <w:hyperlink r:id="rId657" w:tooltip="The Third Book of Meqabyan (Selassie, 2005)" w:history="1">
-              <w:r>
-                <w:rPr>
-                  <w:rStyle w:val="Hyperlink"/>
-                  <w:rFonts w:ascii="Gentium" w:hAnsi="Gentium" w:cs="Gentium"/>
-                  <w:i/>
-                  <w:iCs/>
-                  <w:sz w:val="26"/>
-                  <w:szCs w:val="26"/>
-                </w:rPr>
-                <w:t>Meqabyan III (</w:t>
-              </w:r>
-              <w:r>
-                <w:rPr>
-                  <w:rStyle w:val="Hyperlink"/>
-                  <w:rFonts w:ascii="Gentium" w:hAnsi="Gentium" w:cs="Gentium"/>
-                  <w:i/>
-                  <w:iCs/>
-                  <w:sz w:val="26"/>
-                  <w:szCs w:val="26"/>
-                </w:rPr>
-                <w:t>I</w:t>
-              </w:r>
-              <w:r>
-                <w:rPr>
-                  <w:rStyle w:val="Hyperlink"/>
-                  <w:rFonts w:ascii="Gentium" w:hAnsi="Gentium" w:cs="Gentium"/>
-                  <w:i/>
-                  <w:iCs/>
-                  <w:sz w:val="26"/>
-                  <w:szCs w:val="26"/>
-                </w:rPr>
-                <w:t>yaric)</w:t>
-              </w:r>
-            </w:hyperlink>
-          </w:p>
-        </w:tc>
-      </w:tr>
+      <w:bookmarkEnd w:id="1"/>
       <w:tr>
         <w:trPr>
           <w:jc w:val="center"/>
@@ -30933,8 +30902,7 @@
         <w:gridCol w:w="3828"/>
         <w:gridCol w:w="2835"/>
         <w:gridCol w:w="1134"/>
-        <w:gridCol w:w="50"/>
-        <w:gridCol w:w="1792"/>
+        <w:gridCol w:w="1842"/>
         <w:gridCol w:w="284"/>
         <w:gridCol w:w="2268"/>
         <w:gridCol w:w="3503"/>
@@ -30943,7 +30911,7 @@
         <w:tc>
           <w:tcPr>
             <w:tcW w:w="15694" w:type="dxa"/>
-            <w:gridSpan w:val="8"/>
+            <w:gridSpan w:val="7"/>
           </w:tcPr>
           <w:p>
             <w:pPr>
@@ -30969,6 +30937,95 @@
               <w:lastRenderedPageBreak/>
               <w:t>Non-Canonical Early Christian Writings</w:t>
             </w:r>
+            <w:r>
+              <w:rPr>
+                <w:rFonts w:ascii="Book Antiqua" w:hAnsi="Book Antiqua"/>
+                <w:b/>
+                <w:bCs/>
+                <w:smallCaps/>
+                <w:sz w:val="48"/>
+                <w:szCs w:val="48"/>
+                <w:u w:color="800080"/>
+              </w:rPr>
+              <w:br/>
+            </w:r>
+            <w:r>
+              <w:rPr>
+                <w:rFonts w:ascii="Book Antiqua" w:hAnsi="Book Antiqua"/>
+                <w:i/>
+                <w:iCs/>
+                <w:sz w:val="32"/>
+                <w:szCs w:val="32"/>
+                <w:u w:color="800080"/>
+              </w:rPr>
+              <w:t>(Th</w:t>
+            </w:r>
+            <w:r>
+              <w:rPr>
+                <w:rFonts w:ascii="Book Antiqua" w:hAnsi="Book Antiqua"/>
+                <w:i/>
+                <w:iCs/>
+                <w:sz w:val="32"/>
+                <w:szCs w:val="32"/>
+                <w:u w:color="800080"/>
+              </w:rPr>
+              <w:t>e</w:t>
+            </w:r>
+            <w:r>
+              <w:rPr>
+                <w:rFonts w:ascii="Book Antiqua" w:hAnsi="Book Antiqua"/>
+                <w:i/>
+                <w:iCs/>
+                <w:sz w:val="32"/>
+                <w:szCs w:val="32"/>
+                <w:u w:color="800080"/>
+              </w:rPr>
+              <w:t xml:space="preserve"> </w:t>
+            </w:r>
+            <w:r>
+              <w:rPr>
+                <w:rFonts w:ascii="Book Antiqua" w:hAnsi="Book Antiqua"/>
+                <w:i/>
+                <w:iCs/>
+                <w:sz w:val="32"/>
+                <w:szCs w:val="32"/>
+                <w:u w:color="800080"/>
+              </w:rPr>
+              <w:t>content of this s</w:t>
+            </w:r>
+            <w:r>
+              <w:rPr>
+                <w:rFonts w:ascii="Book Antiqua" w:hAnsi="Book Antiqua"/>
+                <w:i/>
+                <w:iCs/>
+                <w:sz w:val="32"/>
+                <w:szCs w:val="32"/>
+                <w:u w:color="800080"/>
+              </w:rPr>
+              <w:t xml:space="preserve">ection is </w:t>
+            </w:r>
+            <w:r>
+              <w:rPr>
+                <w:rFonts w:ascii="Book Antiqua" w:hAnsi="Book Antiqua"/>
+                <w:i/>
+                <w:iCs/>
+                <w:sz w:val="32"/>
+                <w:szCs w:val="32"/>
+                <w:u w:color="800080"/>
+              </w:rPr>
+              <w:t>being discussed</w:t>
+            </w:r>
+            <w:r>
+              <w:rPr>
+                <w:rFonts w:ascii="Book Antiqua" w:hAnsi="Book Antiqua"/>
+                <w:i/>
+                <w:iCs/>
+                <w:sz w:val="32"/>
+                <w:szCs w:val="32"/>
+                <w:u w:color="800080"/>
+              </w:rPr>
+              <w:t xml:space="preserve"> with the Community at Interfaith.org.)</w:t>
+            </w:r>
           </w:p>
         </w:tc>
       </w:tr>
@@ -30998,7 +31055,7 @@
         <w:tc>
           <w:tcPr>
             <w:tcW w:w="6095" w:type="dxa"/>
-            <w:gridSpan w:val="5"/>
+            <w:gridSpan w:val="4"/>
           </w:tcPr>
           <w:p>
             <w:pPr>
@@ -31117,7 +31174,7 @@
         <w:tc>
           <w:tcPr>
             <w:tcW w:w="15694" w:type="dxa"/>
-            <w:gridSpan w:val="8"/>
+            <w:gridSpan w:val="7"/>
           </w:tcPr>
           <w:p>
             <w:pPr>
@@ -31130,7 +31187,7 @@
                 <w:color w:val="800000"/>
               </w:rPr>
             </w:pPr>
-            <w:hyperlink r:id="rId658" w:tooltip="Notes on the source texts for the Apostolic Fathers" w:history="1">
+            <w:hyperlink r:id="rId660" w:tooltip="Notes on the source texts for the Apostolic Fathers" w:history="1">
               <w:r>
                 <w:rPr>
                   <w:rStyle w:val="Hyperlink"/>
@@ -31185,7 +31242,7 @@
                 <w:u w:val="single"/>
               </w:rPr>
             </w:pPr>
-            <w:hyperlink r:id="rId659" w:tooltip="Notes on the source texts for the Apostolic Fathers" w:history="1">
+            <w:hyperlink r:id="rId661" w:tooltip="Notes on the source texts for the Apostolic Fathers" w:history="1">
               <w:r>
                 <w:rPr>
                   <w:rStyle w:val="Hyperlink"/>
@@ -31222,7 +31279,7 @@
         <w:tc>
           <w:tcPr>
             <w:tcW w:w="3260" w:type="dxa"/>
-            <w:gridSpan w:val="4"/>
+            <w:gridSpan w:val="3"/>
           </w:tcPr>
           <w:p>
             <w:pPr>
@@ -31236,7 +31293,7 @@
                 <w:u w:val="single"/>
               </w:rPr>
             </w:pPr>
-            <w:hyperlink r:id="rId660" w:tooltip="Notes on the source texts for the Apostolic Fathers" w:history="1">
+            <w:hyperlink r:id="rId662" w:tooltip="Notes on the source texts for the Apostolic Fathers" w:history="1">
               <w:r>
                 <w:rPr>
                   <w:rStyle w:val="Hyperlink"/>
@@ -31287,7 +31344,7 @@
                 <w:u w:val="single"/>
               </w:rPr>
             </w:pPr>
-            <w:hyperlink r:id="rId661" w:tooltip="Notes on the source texts for the Apostolic Fathers" w:history="1">
+            <w:hyperlink r:id="rId663" w:tooltip="Notes on the source texts for the Apostolic Fathers" w:history="1">
               <w:r>
                 <w:rPr>
                   <w:rStyle w:val="Hyperlink"/>
@@ -31348,7 +31405,7 @@
                 <w:bCs/>
               </w:rPr>
             </w:pPr>
-            <w:hyperlink r:id="rId662" w:tooltip="The First Letter of Clement" w:history="1">
+            <w:hyperlink r:id="rId664" w:tooltip="The First Letter of Clement" w:history="1">
               <w:r>
                 <w:rPr>
                   <w:rStyle w:val="Hyperlink"/>
@@ -31402,7 +31459,7 @@
                 <w:u w:val="single"/>
               </w:rPr>
             </w:pPr>
-            <w:hyperlink r:id="rId663" w:tooltip="The First Letter of Clement" w:history="1">
+            <w:hyperlink r:id="rId665" w:tooltip="The First Letter of Clement" w:history="1">
               <w:proofErr w:type="spellStart"/>
               <w:r>
                 <w:rPr>
@@ -31481,7 +31538,7 @@
         <w:tc>
           <w:tcPr>
             <w:tcW w:w="3260" w:type="dxa"/>
-            <w:gridSpan w:val="4"/>
+            <w:gridSpan w:val="3"/>
             <w:vAlign w:val="center"/>
           </w:tcPr>
           <w:p>
@@ -31500,7 +31557,7 @@
                 <w:u w:val="single"/>
               </w:rPr>
             </w:pPr>
-            <w:hyperlink r:id="rId664" w:tooltip="The First Letter of Clement" w:history="1">
+            <w:hyperlink r:id="rId666" w:tooltip="The First Letter of Clement" w:history="1">
               <w:r>
                 <w:rPr>
                   <w:rFonts w:ascii="Gentium" w:hAnsi="Gentium" w:cs="Gentium"/>
@@ -31653,13 +31710,14 @@
                 <w:u w:val="single"/>
               </w:rPr>
             </w:pPr>
-            <w:hyperlink r:id="rId665" w:tooltip="Preliminary Version of the Text" w:history="1">
-              <w:r>
-                <w:rPr>
-                  <w:rStyle w:val="Hyperlink"/>
-                  <w:rFonts w:ascii="Gentium" w:hAnsi="Gentium" w:cs="Gentium"/>
-                  <w:i/>
-                  <w:iCs/>
+            <w:hyperlink r:id="rId667" w:tooltip="Preliminary Version of the Text" w:history="1">
+              <w:r>
+                <w:rPr>
+                  <w:rStyle w:val="Hyperlink"/>
+                  <w:rFonts w:ascii="Gentium" w:hAnsi="Gentium" w:cs="Gentium"/>
+                  <w:i/>
+                  <w:iCs/>
+                  <w:color w:val="808080" w:themeColor="background1" w:themeShade="80"/>
                   <w:sz w:val="22"/>
                   <w:szCs w:val="22"/>
                 </w:rPr>
@@ -31671,6 +31729,7 @@
                   <w:rFonts w:ascii="Gentium" w:hAnsi="Gentium" w:cs="Gentium"/>
                   <w:i/>
                   <w:iCs/>
+                  <w:color w:val="808080" w:themeColor="background1" w:themeShade="80"/>
                   <w:sz w:val="22"/>
                   <w:szCs w:val="22"/>
                 </w:rPr>
@@ -31682,6 +31741,7 @@
                   <w:rFonts w:ascii="Gentium" w:hAnsi="Gentium" w:cs="Gentium"/>
                   <w:i/>
                   <w:iCs/>
+                  <w:color w:val="808080" w:themeColor="background1" w:themeShade="80"/>
                   <w:sz w:val="22"/>
                   <w:szCs w:val="22"/>
                 </w:rPr>
@@ -31693,6 +31753,7 @@
                   <w:rFonts w:ascii="Gentium" w:hAnsi="Gentium" w:cs="Gentium"/>
                   <w:i/>
                   <w:iCs/>
+                  <w:color w:val="808080" w:themeColor="background1" w:themeShade="80"/>
                   <w:sz w:val="22"/>
                   <w:szCs w:val="22"/>
                 </w:rPr>
@@ -31704,6 +31765,7 @@
                   <w:rFonts w:ascii="Gentium" w:hAnsi="Gentium" w:cs="Gentium"/>
                   <w:i/>
                   <w:iCs/>
+                  <w:color w:val="808080" w:themeColor="background1" w:themeShade="80"/>
                   <w:sz w:val="22"/>
                   <w:szCs w:val="22"/>
                 </w:rPr>
@@ -31729,7 +31791,7 @@
                 <w:u w:val="single"/>
               </w:rPr>
             </w:pPr>
-            <w:hyperlink r:id="rId666" w:tooltip="The First Letter of Clement" w:history="1">
+            <w:hyperlink r:id="rId668" w:tooltip="The First Letter of Clement" w:history="1">
               <w:r>
                 <w:rPr>
                   <w:rStyle w:val="Hyperlink"/>
@@ -31777,7 +31839,7 @@
                 <w:bCs/>
               </w:rPr>
             </w:pPr>
-            <w:hyperlink r:id="rId667" w:tooltip="The Second Letter of Clement" w:history="1">
+            <w:hyperlink r:id="rId669" w:tooltip="The Second Letter of Clement" w:history="1">
               <w:r>
                 <w:rPr>
                   <w:rStyle w:val="Hyperlink"/>
@@ -31832,7 +31894,7 @@
                 <w:u w:val="single"/>
               </w:rPr>
             </w:pPr>
-            <w:hyperlink r:id="rId668" w:tooltip="The Second Letter of Clement" w:history="1">
+            <w:hyperlink r:id="rId670" w:tooltip="The Second Letter of Clement" w:history="1">
               <w:r>
                 <w:rPr>
                   <w:rFonts w:ascii="Gentium" w:hAnsi="Gentium" w:cs="Gentium"/>
@@ -31908,7 +31970,7 @@
         <w:tc>
           <w:tcPr>
             <w:tcW w:w="3260" w:type="dxa"/>
-            <w:gridSpan w:val="4"/>
+            <w:gridSpan w:val="3"/>
             <w:vAlign w:val="center"/>
           </w:tcPr>
           <w:p>
@@ -31926,7 +31988,7 @@
                 <w:szCs w:val="28"/>
               </w:rPr>
             </w:pPr>
-            <w:hyperlink r:id="rId669" w:tooltip="The Second Letter of Clement" w:history="1">
+            <w:hyperlink r:id="rId671" w:tooltip="The Second Letter of Clement" w:history="1">
               <w:proofErr w:type="spellStart"/>
               <w:r>
                 <w:rPr>
@@ -32024,7 +32086,7 @@
                 <w:szCs w:val="22"/>
               </w:rPr>
             </w:pPr>
-            <w:hyperlink r:id="rId670" w:tooltip="Syriac Text (R.L. Bensly, 1899)" w:history="1">
+            <w:hyperlink r:id="rId672" w:tooltip="Syriac Text (R.L. Bensly, 1899)" w:history="1">
               <w:r>
                 <w:rPr>
                   <w:rStyle w:val="Hyperlink"/>
@@ -32123,7 +32185,7 @@
                 <w:u w:val="single"/>
               </w:rPr>
             </w:pPr>
-            <w:hyperlink r:id="rId671" w:tooltip="The Second Letter of Clement" w:history="1">
+            <w:hyperlink r:id="rId673" w:tooltip="The Second Letter of Clement" w:history="1">
               <w:r>
                 <w:rPr>
                   <w:rStyle w:val="Hyperlink"/>
@@ -32153,7 +32215,7 @@
                 <w:bCs/>
               </w:rPr>
             </w:pPr>
-            <w:hyperlink r:id="rId672" w:tooltip="The Letter of Ignatius to the Ephesians" w:history="1">
+            <w:hyperlink r:id="rId674" w:tooltip="The Letter of Ignatius to the Ephesians" w:history="1">
               <w:r>
                 <w:rPr>
                   <w:rStyle w:val="Hyperlink"/>
@@ -32205,7 +32267,7 @@
                 <w:szCs w:val="28"/>
               </w:rPr>
             </w:pPr>
-            <w:hyperlink r:id="rId673" w:tooltip="The Letter of Ignatius to the Ephesians" w:history="1">
+            <w:hyperlink r:id="rId675" w:tooltip="The Letter of Ignatius to the Ephesians" w:history="1">
               <w:r>
                 <w:rPr>
                   <w:rStyle w:val="Hyperlink"/>
@@ -32260,7 +32322,7 @@
         <w:tc>
           <w:tcPr>
             <w:tcW w:w="3260" w:type="dxa"/>
-            <w:gridSpan w:val="4"/>
+            <w:gridSpan w:val="3"/>
             <w:vAlign w:val="center"/>
           </w:tcPr>
           <w:p>
@@ -32277,7 +32339,7 @@
                 <w:u w:val="single"/>
               </w:rPr>
             </w:pPr>
-            <w:hyperlink r:id="rId674" w:tooltip="Ignatius to the Ephesians" w:history="1">
+            <w:hyperlink r:id="rId676" w:tooltip="Ignatius to the Ephesians" w:history="1">
               <w:r>
                 <w:rPr>
                   <w:rStyle w:val="Hyperlink"/>
@@ -32311,7 +32373,7 @@
                 <w:szCs w:val="22"/>
               </w:rPr>
             </w:pPr>
-            <w:hyperlink r:id="rId675" w:tooltip="Syriac Text (William Cureton, 1845)" w:history="1">
+            <w:hyperlink r:id="rId677" w:tooltip="Syriac Text (William Cureton, 1845)" w:history="1">
               <w:r>
                 <w:rPr>
                   <w:rStyle w:val="Hyperlink"/>
@@ -32373,7 +32435,7 @@
                 <w:szCs w:val="26"/>
               </w:rPr>
             </w:pPr>
-            <w:hyperlink r:id="rId676" w:tooltip="The Letter of Ignatius to the Ephesians" w:history="1">
+            <w:hyperlink r:id="rId678" w:tooltip="The Letter of Ignatius to the Ephesians" w:history="1">
               <w:r>
                 <w:rPr>
                   <w:rStyle w:val="Hyperlink"/>
@@ -32421,7 +32483,7 @@
                 <w:bCs/>
               </w:rPr>
             </w:pPr>
-            <w:hyperlink r:id="rId677" w:tooltip="The Letter of Ignatius to the Magnesians" w:history="1">
+            <w:hyperlink r:id="rId679" w:tooltip="The Letter of Ignatius to the Magnesians" w:history="1">
               <w:r>
                 <w:rPr>
                   <w:rStyle w:val="Hyperlink"/>
@@ -32475,7 +32537,7 @@
                 <w:u w:val="single"/>
               </w:rPr>
             </w:pPr>
-            <w:hyperlink r:id="rId678" w:tooltip="The Letter of Ignatius to the Magnesians" w:history="1">
+            <w:hyperlink r:id="rId680" w:tooltip="The Letter of Ignatius to the Magnesians" w:history="1">
               <w:r>
                 <w:rPr>
                   <w:rStyle w:val="Hyperlink"/>
@@ -32507,7 +32569,7 @@
         <w:tc>
           <w:tcPr>
             <w:tcW w:w="3260" w:type="dxa"/>
-            <w:gridSpan w:val="4"/>
+            <w:gridSpan w:val="3"/>
             <w:vAlign w:val="center"/>
           </w:tcPr>
           <w:p>
@@ -32526,7 +32588,7 @@
                 <w:u w:val="single"/>
               </w:rPr>
             </w:pPr>
-            <w:hyperlink r:id="rId679" w:tooltip="Ignatius to the Magnesians" w:history="1">
+            <w:hyperlink r:id="rId681" w:tooltip="Ignatius to the Magnesians" w:history="1">
               <w:proofErr w:type="spellStart"/>
               <w:r>
                 <w:rPr>
@@ -32651,7 +32713,7 @@
                 <w:szCs w:val="22"/>
               </w:rPr>
             </w:pPr>
-            <w:hyperlink r:id="rId680" w:tooltip="No Armenian Text Available" w:history="1">
+            <w:hyperlink r:id="rId682" w:tooltip="No Armenian Text Available" w:history="1">
               <w:r>
                 <w:rPr>
                   <w:rStyle w:val="Hyperlink"/>
@@ -32697,7 +32759,7 @@
                 <w:szCs w:val="26"/>
               </w:rPr>
             </w:pPr>
-            <w:hyperlink r:id="rId681" w:tooltip="The Letter of Ignatius to the Magnesians" w:history="1">
+            <w:hyperlink r:id="rId683" w:tooltip="The Letter of Ignatius to the Magnesians" w:history="1">
               <w:r>
                 <w:rPr>
                   <w:rStyle w:val="Hyperlink"/>
@@ -32727,7 +32789,7 @@
                 <w:bCs/>
               </w:rPr>
             </w:pPr>
-            <w:hyperlink r:id="rId682" w:tooltip="The Letter of Ignatius to the Trallians" w:history="1">
+            <w:hyperlink r:id="rId684" w:tooltip="The Letter of Ignatius to the Trallians" w:history="1">
               <w:r>
                 <w:rPr>
                   <w:rStyle w:val="Hyperlink"/>
@@ -32779,7 +32841,7 @@
                 <w:szCs w:val="28"/>
               </w:rPr>
             </w:pPr>
-            <w:hyperlink r:id="rId683" w:tooltip="The Letter of Ignatius to the Trallians" w:history="1">
+            <w:hyperlink r:id="rId685" w:tooltip="The Letter of Ignatius to the Trallians" w:history="1">
               <w:r>
                 <w:rPr>
                   <w:rFonts w:ascii="Gentium" w:hAnsi="Gentium" w:cs="Gentium"/>
@@ -32819,7 +32881,7 @@
         <w:tc>
           <w:tcPr>
             <w:tcW w:w="3260" w:type="dxa"/>
-            <w:gridSpan w:val="4"/>
+            <w:gridSpan w:val="3"/>
             <w:vAlign w:val="center"/>
           </w:tcPr>
           <w:p>
@@ -32838,7 +32900,7 @@
                 <w:u w:val="single"/>
               </w:rPr>
             </w:pPr>
-            <w:hyperlink r:id="rId684" w:tooltip="Ignatius to the Trallians" w:history="1">
+            <w:hyperlink r:id="rId686" w:tooltip="Ignatius to the Trallians" w:history="1">
               <w:proofErr w:type="spellStart"/>
               <w:r>
                 <w:rPr>
@@ -32911,7 +32973,7 @@
                 <w:szCs w:val="22"/>
               </w:rPr>
             </w:pPr>
-            <w:hyperlink r:id="rId685" w:tooltip="No Armenian Text Available" w:history="1">
+            <w:hyperlink r:id="rId687" w:tooltip="No Armenian Text Available" w:history="1">
               <w:r>
                 <w:rPr>
                   <w:rStyle w:val="Hyperlink"/>
@@ -32957,7 +33019,7 @@
                 <w:szCs w:val="26"/>
               </w:rPr>
             </w:pPr>
-            <w:hyperlink r:id="rId686" w:tooltip="The Letter of Ignatius to the Trallians" w:history="1">
+            <w:hyperlink r:id="rId688" w:tooltip="The Letter of Ignatius to the Trallians" w:history="1">
               <w:r>
                 <w:rPr>
                   <w:rStyle w:val="Hyperlink"/>
@@ -32987,7 +33049,7 @@
                 <w:bCs/>
               </w:rPr>
             </w:pPr>
-            <w:hyperlink r:id="rId687" w:tooltip="The Letter of Ignatius to the Romans" w:history="1">
+            <w:hyperlink r:id="rId689" w:tooltip="The Letter of Ignatius to the Romans" w:history="1">
               <w:r>
                 <w:rPr>
                   <w:rStyle w:val="Hyperlink"/>
@@ -33039,7 +33101,7 @@
                 <w:szCs w:val="28"/>
               </w:rPr>
             </w:pPr>
-            <w:hyperlink r:id="rId688" w:tooltip="The Letter of Ignatius to the Romans" w:history="1">
+            <w:hyperlink r:id="rId690" w:tooltip="The Letter of Ignatius to the Romans" w:history="1">
               <w:r>
                 <w:rPr>
                   <w:rStyle w:val="Hyperlink"/>
@@ -33071,7 +33133,7 @@
         <w:tc>
           <w:tcPr>
             <w:tcW w:w="3260" w:type="dxa"/>
-            <w:gridSpan w:val="4"/>
+            <w:gridSpan w:val="3"/>
             <w:vAlign w:val="center"/>
           </w:tcPr>
           <w:p>
@@ -33090,7 +33152,7 @@
                 <w:u w:val="single"/>
               </w:rPr>
             </w:pPr>
-            <w:hyperlink r:id="rId689" w:tooltip="Ignatius to the Romans" w:history="1">
+            <w:hyperlink r:id="rId691" w:tooltip="Ignatius to the Romans" w:history="1">
               <w:proofErr w:type="spellStart"/>
               <w:r>
                 <w:rPr>
@@ -33162,7 +33224,7 @@
                 <w:szCs w:val="22"/>
               </w:rPr>
             </w:pPr>
-            <w:hyperlink r:id="rId690" w:tooltip="Syriac Text (William Cureton, 1845)" w:history="1">
+            <w:hyperlink r:id="rId692" w:tooltip="Syriac Text (William Cureton, 1845)" w:history="1">
               <w:r>
                 <w:rPr>
                   <w:rStyle w:val="Hyperlink"/>
@@ -33215,7 +33277,7 @@
                 <w:szCs w:val="26"/>
               </w:rPr>
             </w:pPr>
-            <w:hyperlink r:id="rId691" w:tooltip="The Letter of Ignatius to the Romans" w:history="1">
+            <w:hyperlink r:id="rId693" w:tooltip="The Letter of Ignatius to the Romans" w:history="1">
               <w:r>
                 <w:rPr>
                   <w:rStyle w:val="Hyperlink"/>
@@ -33245,7 +33307,7 @@
                 <w:bCs/>
               </w:rPr>
             </w:pPr>
-            <w:hyperlink r:id="rId692" w:tooltip="The Letter of Ignatius to the Philadelphians" w:history="1">
+            <w:hyperlink r:id="rId694" w:tooltip="The Letter of Ignatius to the Philadelphians" w:history="1">
               <w:r>
                 <w:rPr>
                   <w:rStyle w:val="Hyperlink"/>
@@ -33298,7 +33360,7 @@
                 <w:szCs w:val="28"/>
               </w:rPr>
             </w:pPr>
-            <w:hyperlink r:id="rId693" w:tooltip="The Letter of Ignatius to the Philadelphians" w:history="1">
+            <w:hyperlink r:id="rId695" w:tooltip="The Letter of Ignatius to the Philadelphians" w:history="1">
               <w:r>
                 <w:rPr>
                   <w:rStyle w:val="Hyperlink"/>
@@ -33342,7 +33404,7 @@
         <w:tc>
           <w:tcPr>
             <w:tcW w:w="3260" w:type="dxa"/>
-            <w:gridSpan w:val="4"/>
+            <w:gridSpan w:val="3"/>
             <w:vAlign w:val="center"/>
           </w:tcPr>
           <w:p>
@@ -33360,7 +33422,7 @@
                 <w:szCs w:val="28"/>
               </w:rPr>
             </w:pPr>
-            <w:hyperlink r:id="rId694" w:tooltip="Ignatius to the Philadelphians" w:history="1">
+            <w:hyperlink r:id="rId696" w:tooltip="Ignatius to the Philadelphians" w:history="1">
               <w:proofErr w:type="spellStart"/>
               <w:r>
                 <w:rPr>
@@ -33433,7 +33495,7 @@
                 <w:szCs w:val="22"/>
               </w:rPr>
             </w:pPr>
-            <w:hyperlink r:id="rId695" w:tooltip="No Armenian Text Available" w:history="1">
+            <w:hyperlink r:id="rId697" w:tooltip="No Armenian Text Available" w:history="1">
               <w:r>
                 <w:rPr>
                   <w:rStyle w:val="Hyperlink"/>
@@ -33479,7 +33541,7 @@
                 <w:szCs w:val="26"/>
               </w:rPr>
             </w:pPr>
-            <w:hyperlink r:id="rId696" w:tooltip="The Letter of Ignatius to the Philadelphians" w:history="1">
+            <w:hyperlink r:id="rId698" w:tooltip="The Letter of Ignatius to the Philadelphians" w:history="1">
               <w:r>
                 <w:rPr>
                   <w:rStyle w:val="Hyperlink"/>
@@ -33509,7 +33571,7 @@
                 <w:bCs/>
               </w:rPr>
             </w:pPr>
-            <w:hyperlink r:id="rId697" w:tooltip="The Letter of Ignatius to the Smyrnaeans" w:history="1">
+            <w:hyperlink r:id="rId699" w:tooltip="The Letter of Ignatius to the Smyrnaeans" w:history="1">
               <w:r>
                 <w:rPr>
                   <w:rStyle w:val="Hyperlink"/>
@@ -33592,7 +33654,7 @@
                 <w:szCs w:val="28"/>
               </w:rPr>
             </w:pPr>
-            <w:hyperlink r:id="rId698" w:tooltip="The Letter of Ignatius to the Smyrnaeans" w:history="1">
+            <w:hyperlink r:id="rId700" w:tooltip="The Letter of Ignatius to the Smyrnaeans" w:history="1">
               <w:r>
                 <w:rPr>
                   <w:rStyle w:val="Hyperlink"/>
@@ -33624,7 +33686,7 @@
         <w:tc>
           <w:tcPr>
             <w:tcW w:w="3260" w:type="dxa"/>
-            <w:gridSpan w:val="4"/>
+            <w:gridSpan w:val="3"/>
             <w:vAlign w:val="center"/>
           </w:tcPr>
           <w:p>
@@ -33642,7 +33704,7 @@
                 <w:szCs w:val="28"/>
               </w:rPr>
             </w:pPr>
-            <w:hyperlink r:id="rId699" w:tooltip="Ignatius to the Smyrnaeans" w:history="1">
+            <w:hyperlink r:id="rId701" w:tooltip="Ignatius to the Smyrnaeans" w:history="1">
               <w:proofErr w:type="spellStart"/>
               <w:r>
                 <w:rPr>
@@ -33693,8 +33755,22 @@
                   <w:sz w:val="28"/>
                   <w:szCs w:val="28"/>
                 </w:rPr>
-                <w:t>αιουσ</w:t>
-              </w:r>
+                <w:t>α</w:t>
+              </w:r>
+              <w:proofErr w:type="spellStart"/>
+              <w:r>
+                <w:rPr>
+                  <w:rStyle w:val="Hyperlink"/>
+                  <w:rFonts w:ascii="Gentium" w:hAnsi="Gentium" w:cs="Gentium"/>
+                  <w:i/>
+                  <w:iCs/>
+                  <w:smallCaps/>
+                  <w:sz w:val="28"/>
+                  <w:szCs w:val="28"/>
+                </w:rPr>
+                <w:t>ιουσ</w:t>
+              </w:r>
+              <w:proofErr w:type="spellEnd"/>
             </w:hyperlink>
           </w:p>
         </w:tc>
@@ -33715,7 +33791,7 @@
                 <w:szCs w:val="22"/>
               </w:rPr>
             </w:pPr>
-            <w:hyperlink r:id="rId700" w:tooltip="No Armenian Text Available" w:history="1">
+            <w:hyperlink r:id="rId702" w:tooltip="No Armenian Text Available" w:history="1">
               <w:r>
                 <w:rPr>
                   <w:rStyle w:val="Hyperlink"/>
@@ -33761,7 +33837,7 @@
                 <w:szCs w:val="26"/>
               </w:rPr>
             </w:pPr>
-            <w:hyperlink r:id="rId701" w:tooltip="The Letter of Ignatius to the Smyrnaeans" w:history="1">
+            <w:hyperlink r:id="rId703" w:tooltip="The Letter of Ignatius to the Smyrnaeans" w:history="1">
               <w:r>
                 <w:rPr>
                   <w:rStyle w:val="Hyperlink"/>
@@ -33818,7 +33894,7 @@
                 <w:bCs/>
               </w:rPr>
             </w:pPr>
-            <w:hyperlink r:id="rId702" w:tooltip="The Letter of Ignatius to Polycarp" w:history="1">
+            <w:hyperlink r:id="rId704" w:tooltip="The Letter of Ignatius to Polycarp" w:history="1">
               <w:r>
                 <w:rPr>
                   <w:rStyle w:val="Hyperlink"/>
@@ -33871,7 +33947,7 @@
                 <w:szCs w:val="28"/>
               </w:rPr>
             </w:pPr>
-            <w:hyperlink r:id="rId703" w:tooltip="The Letter of Ignatius to Polycarp" w:history="1">
+            <w:hyperlink r:id="rId705" w:tooltip="The Letter of Ignatius to Polycarp" w:history="1">
               <w:r>
                 <w:rPr>
                   <w:rStyle w:val="Hyperlink"/>
@@ -33903,7 +33979,7 @@
         <w:tc>
           <w:tcPr>
             <w:tcW w:w="3260" w:type="dxa"/>
-            <w:gridSpan w:val="4"/>
+            <w:gridSpan w:val="3"/>
             <w:vAlign w:val="center"/>
           </w:tcPr>
           <w:p>
@@ -33921,7 +33997,7 @@
                 <w:szCs w:val="28"/>
               </w:rPr>
             </w:pPr>
-            <w:hyperlink r:id="rId704" w:tooltip="Ignatius to Polycarp" w:history="1">
+            <w:hyperlink r:id="rId706" w:tooltip="Ignatius to Polycarp" w:history="1">
               <w:proofErr w:type="spellStart"/>
               <w:r>
                 <w:rPr>
@@ -33994,7 +34070,7 @@
                 <w:szCs w:val="22"/>
               </w:rPr>
             </w:pPr>
-            <w:hyperlink r:id="rId705" w:tooltip="Syriac Text (William Cureton, 1845)" w:history="1">
+            <w:hyperlink r:id="rId707" w:tooltip="Syriac Text (William Cureton, 1845)" w:history="1">
               <w:r>
                 <w:rPr>
                   <w:rStyle w:val="Hyperlink"/>
@@ -34056,7 +34132,7 @@
                 <w:szCs w:val="26"/>
               </w:rPr>
             </w:pPr>
-            <w:hyperlink r:id="rId706" w:tooltip="The Letter of Ignatius to Polycarp" w:history="1">
+            <w:hyperlink r:id="rId708" w:tooltip="The Letter of Ignatius to Polycarp" w:history="1">
               <w:r>
                 <w:rPr>
                   <w:rStyle w:val="Hyperlink"/>
@@ -34104,7 +34180,7 @@
                 <w:bCs/>
               </w:rPr>
             </w:pPr>
-            <w:hyperlink r:id="rId707" w:tooltip="The Letter of Polycarp to the Philippians" w:history="1">
+            <w:hyperlink r:id="rId709" w:tooltip="The Letter of Polycarp to the Philippians" w:history="1">
               <w:r>
                 <w:rPr>
                   <w:rStyle w:val="Hyperlink"/>
@@ -34157,7 +34233,7 @@
                 <w:szCs w:val="28"/>
               </w:rPr>
             </w:pPr>
-            <w:hyperlink r:id="rId708" w:tooltip="The Letter of Polycarp to the Philippians" w:history="1">
+            <w:hyperlink r:id="rId710" w:tooltip="The Letter of Polycarp to the Philippians" w:history="1">
               <w:r>
                 <w:rPr>
                   <w:rStyle w:val="Hyperlink"/>
@@ -34177,7 +34253,7 @@
         <w:tc>
           <w:tcPr>
             <w:tcW w:w="3260" w:type="dxa"/>
-            <w:gridSpan w:val="4"/>
+            <w:gridSpan w:val="3"/>
             <w:vAlign w:val="center"/>
           </w:tcPr>
           <w:p>
@@ -34195,7 +34271,7 @@
                 <w:szCs w:val="28"/>
               </w:rPr>
             </w:pPr>
-            <w:hyperlink r:id="rId709" w:tooltip="Polycarp to the Philippians" w:history="1">
+            <w:hyperlink r:id="rId711" w:tooltip="Polycarp to the Philippians" w:history="1">
               <w:proofErr w:type="spellStart"/>
               <w:r>
                 <w:rPr>
@@ -34270,7 +34346,7 @@
                 <w:szCs w:val="22"/>
               </w:rPr>
             </w:pPr>
-            <w:hyperlink r:id="rId710" w:tooltip="Latin Text Unavailable" w:history="1">
+            <w:hyperlink r:id="rId712" w:tooltip="Latin Text Unavailable" w:history="1">
               <w:r>
                 <w:rPr>
                   <w:rStyle w:val="Hyperlink"/>
@@ -34318,7 +34394,7 @@
                 <w:szCs w:val="26"/>
               </w:rPr>
             </w:pPr>
-            <w:hyperlink r:id="rId711" w:tooltip="The Letter of Polycarp" w:history="1">
+            <w:hyperlink r:id="rId713" w:tooltip="The Letter of Polycarp" w:history="1">
               <w:r>
                 <w:rPr>
                   <w:rStyle w:val="Hyperlink"/>
@@ -34348,7 +34424,7 @@
                 <w:bCs/>
               </w:rPr>
             </w:pPr>
-            <w:hyperlink r:id="rId712" w:tooltip="The Martyrdom of Polycarp" w:history="1">
+            <w:hyperlink r:id="rId714" w:tooltip="The Martyrdom of Polycarp" w:history="1">
               <w:r>
                 <w:rPr>
                   <w:rStyle w:val="Hyperlink"/>
@@ -34379,7 +34455,7 @@
                 <w:szCs w:val="28"/>
               </w:rPr>
             </w:pPr>
-            <w:hyperlink r:id="rId713" w:tooltip="The Matrydom of Saint Polycarp" w:history="1">
+            <w:hyperlink r:id="rId715" w:tooltip="The Matrydom of Saint Polycarp" w:history="1">
               <w:r>
                 <w:rPr>
                   <w:rStyle w:val="Hyperlink"/>
@@ -34411,7 +34487,7 @@
         <w:tc>
           <w:tcPr>
             <w:tcW w:w="3260" w:type="dxa"/>
-            <w:gridSpan w:val="4"/>
+            <w:gridSpan w:val="3"/>
             <w:vAlign w:val="center"/>
           </w:tcPr>
           <w:p>
@@ -34429,7 +34505,7 @@
                 <w:szCs w:val="28"/>
               </w:rPr>
             </w:pPr>
-            <w:hyperlink r:id="rId714" w:tooltip="The Martyrdom of Polycarp" w:history="1">
+            <w:hyperlink r:id="rId716" w:tooltip="The Martyrdom of Polycarp" w:history="1">
               <w:r>
                 <w:rPr>
                   <w:rStyle w:val="Hyperlink"/>
@@ -34514,7 +34590,7 @@
                 <w:szCs w:val="22"/>
               </w:rPr>
             </w:pPr>
-            <w:hyperlink r:id="rId715" w:tooltip="Latin Text Unavailable" w:history="1">
+            <w:hyperlink r:id="rId717" w:tooltip="Latin Text Unavailable" w:history="1">
               <w:r>
                 <w:rPr>
                   <w:rStyle w:val="Hyperlink"/>
@@ -34548,7 +34624,7 @@
                 <w:szCs w:val="26"/>
               </w:rPr>
             </w:pPr>
-            <w:hyperlink r:id="rId716" w:tooltip="The Martyrdim of Polycarp" w:history="1">
+            <w:hyperlink r:id="rId718" w:tooltip="The Martyrdim of Polycarp" w:history="1">
               <w:r>
                 <w:rPr>
                   <w:rStyle w:val="Hyperlink"/>
@@ -34578,7 +34654,7 @@
                 <w:bCs/>
               </w:rPr>
             </w:pPr>
-            <w:hyperlink r:id="rId717" w:tooltip="The Didache" w:history="1">
+            <w:hyperlink r:id="rId719" w:tooltip="The Didache" w:history="1">
               <w:r>
                 <w:rPr>
                   <w:rStyle w:val="Hyperlink"/>
@@ -34773,7 +34849,7 @@
         <w:tc>
           <w:tcPr>
             <w:tcW w:w="3260" w:type="dxa"/>
-            <w:gridSpan w:val="4"/>
+            <w:gridSpan w:val="3"/>
             <w:vAlign w:val="center"/>
           </w:tcPr>
           <w:p>
@@ -34791,7 +34867,7 @@
                 <w:szCs w:val="28"/>
               </w:rPr>
             </w:pPr>
-            <w:hyperlink r:id="rId718" w:tooltip="The Teaching of the Apostles" w:history="1">
+            <w:hyperlink r:id="rId720" w:tooltip="The Teaching of the Apostles" w:history="1">
               <w:proofErr w:type="spellStart"/>
               <w:r>
                 <w:rPr>
@@ -34876,7 +34952,7 @@
                 <w:color w:val="E36C0A" w:themeColor="accent6" w:themeShade="BF"/>
               </w:rPr>
             </w:pPr>
-            <w:hyperlink r:id="rId719" w:tooltip="No Extant Oriental Manuscript" w:history="1">
+            <w:hyperlink r:id="rId721" w:tooltip="No Extant Oriental Manuscript" w:history="1">
               <w:r>
                 <w:rPr>
                   <w:rStyle w:val="Hyperlink"/>
@@ -34904,7 +34980,7 @@
                 <w:szCs w:val="26"/>
               </w:rPr>
             </w:pPr>
-            <w:hyperlink r:id="rId720" w:tooltip="The Teaching of the Twelve Apostrles" w:history="1">
+            <w:hyperlink r:id="rId722" w:tooltip="The Teaching of the Twelve Apostrles" w:history="1">
               <w:r>
                 <w:rPr>
                   <w:rStyle w:val="Hyperlink"/>
@@ -34935,7 +35011,7 @@
                 <w:color w:val="7F7F7F" w:themeColor="text1" w:themeTint="80"/>
               </w:rPr>
             </w:pPr>
-            <w:hyperlink r:id="rId721" w:tooltip="The Shepherd of Hermas" w:history="1">
+            <w:hyperlink r:id="rId723" w:tooltip="The Shepherd of Hermas" w:history="1">
               <w:r>
                 <w:rPr>
                   <w:rStyle w:val="Hyperlink"/>
@@ -34965,7 +35041,7 @@
                 <w:szCs w:val="28"/>
               </w:rPr>
             </w:pPr>
-            <w:hyperlink r:id="rId722" w:tooltip="The Shepherd of Hermas" w:history="1">
+            <w:hyperlink r:id="rId724" w:tooltip="The Shepherd of Hermas" w:history="1">
               <w:proofErr w:type="spellStart"/>
               <w:r>
                 <w:rPr>
@@ -34985,7 +35061,7 @@
         <w:tc>
           <w:tcPr>
             <w:tcW w:w="3260" w:type="dxa"/>
-            <w:gridSpan w:val="4"/>
+            <w:gridSpan w:val="3"/>
             <w:vAlign w:val="center"/>
           </w:tcPr>
           <w:p>
@@ -35003,7 +35079,7 @@
                 <w:szCs w:val="28"/>
               </w:rPr>
             </w:pPr>
-            <w:hyperlink r:id="rId723" w:tooltip="The Shepherd of Hermas" w:history="1">
+            <w:hyperlink r:id="rId725" w:tooltip="The Shepherd of Hermas" w:history="1">
               <w:proofErr w:type="spellStart"/>
               <w:r>
                 <w:rPr>
@@ -35038,7 +35114,7 @@
                 <w:color w:val="E36C0A" w:themeColor="accent6" w:themeShade="BF"/>
               </w:rPr>
             </w:pPr>
-            <w:hyperlink r:id="rId724" w:tooltip="Work-in-Progress" w:history="1">
+            <w:hyperlink r:id="rId726" w:tooltip="Work-in-Progress" w:history="1">
               <w:r>
                 <w:rPr>
                   <w:rStyle w:val="Hyperlink"/>
@@ -35069,7 +35145,7 @@
                 <w:szCs w:val="26"/>
               </w:rPr>
             </w:pPr>
-            <w:hyperlink r:id="rId725" w:tooltip="The Shepherd of Hermas" w:history="1">
+            <w:hyperlink r:id="rId727" w:tooltip="The Shepherd of Hermas" w:history="1">
               <w:r>
                 <w:rPr>
                   <w:rStyle w:val="Hyperlink"/>
@@ -35102,7 +35178,7 @@
                 <w:color w:val="7F7F7F" w:themeColor="text1" w:themeTint="80"/>
               </w:rPr>
             </w:pPr>
-            <w:hyperlink r:id="rId726" w:tooltip="The Letter of Barnabas" w:history="1">
+            <w:hyperlink r:id="rId728" w:tooltip="The Letter of Barnabas" w:history="1">
               <w:r>
                 <w:rPr>
                   <w:rStyle w:val="Hyperlink"/>
@@ -35116,7 +35192,7 @@
             </w:hyperlink>
           </w:p>
         </w:tc>
-        <w:bookmarkStart w:id="1" w:name="_Hlk204281979"/>
+        <w:bookmarkStart w:id="2" w:name="_Hlk204281979"/>
         <w:tc>
           <w:tcPr>
             <w:tcW w:w="2835" w:type="dxa"/>
@@ -35222,7 +35298,7 @@
               </w:rPr>
               <w:t>ιστολη</w:t>
             </w:r>
-            <w:bookmarkEnd w:id="1"/>
+            <w:bookmarkEnd w:id="2"/>
             <w:proofErr w:type="spellEnd"/>
             <w:r>
               <w:rPr>
@@ -35239,7 +35315,7 @@
         <w:tc>
           <w:tcPr>
             <w:tcW w:w="3260" w:type="dxa"/>
-            <w:gridSpan w:val="4"/>
+            <w:gridSpan w:val="3"/>
             <w:vAlign w:val="center"/>
           </w:tcPr>
           <w:p>
@@ -35257,7 +35333,7 @@
                 <w:szCs w:val="28"/>
               </w:rPr>
             </w:pPr>
-            <w:hyperlink r:id="rId727" w:tooltip="The Epistle of Barnabas" w:history="1">
+            <w:hyperlink r:id="rId729" w:tooltip="The Epistle of Barnabas" w:history="1">
               <w:r>
                 <w:rPr>
                   <w:rStyle w:val="Hyperlink"/>
@@ -35330,7 +35406,7 @@
                 <w:color w:val="E36C0A" w:themeColor="accent6" w:themeShade="BF"/>
               </w:rPr>
             </w:pPr>
-            <w:hyperlink r:id="rId728" w:tooltip="Latin Text Unavailable" w:history="1">
+            <w:hyperlink r:id="rId730" w:tooltip="Latin Text Unavailable" w:history="1">
               <w:r>
                 <w:rPr>
                   <w:rStyle w:val="Hyperlink"/>
@@ -35363,7 +35439,7 @@
                 <w:szCs w:val="26"/>
               </w:rPr>
             </w:pPr>
-            <w:hyperlink r:id="rId729" w:tooltip="The Letter of Barnabas" w:history="1">
+            <w:hyperlink r:id="rId731" w:tooltip="The Letter of Barnabas" w:history="1">
               <w:r>
                 <w:rPr>
                   <w:rStyle w:val="Hyperlink"/>
@@ -35414,7 +35490,7 @@
                 <w:color w:val="7F7F7F" w:themeColor="text1" w:themeTint="80"/>
               </w:rPr>
             </w:pPr>
-            <w:hyperlink r:id="rId730" w:tooltip="The Letter to Diognetus" w:history="1">
+            <w:hyperlink r:id="rId732" w:tooltip="The Letter to Diognetus" w:history="1">
               <w:r>
                 <w:rPr>
                   <w:rStyle w:val="Hyperlink"/>
@@ -35467,7 +35543,7 @@
                 <w:szCs w:val="28"/>
               </w:rPr>
             </w:pPr>
-            <w:hyperlink r:id="rId731" w:tooltip="The Letter to Diognetus" w:history="1">
+            <w:hyperlink r:id="rId733" w:tooltip="The Letter to Diognetus" w:history="1">
               <w:proofErr w:type="spellStart"/>
               <w:r>
                 <w:rPr>
@@ -35511,7 +35587,7 @@
         <w:tc>
           <w:tcPr>
             <w:tcW w:w="3260" w:type="dxa"/>
-            <w:gridSpan w:val="4"/>
+            <w:gridSpan w:val="3"/>
             <w:vAlign w:val="center"/>
           </w:tcPr>
           <w:p>
@@ -35529,7 +35605,7 @@
                 <w:szCs w:val="28"/>
               </w:rPr>
             </w:pPr>
-            <w:hyperlink r:id="rId732" w:tooltip="The Epistle to Diognetus" w:history="1">
+            <w:hyperlink r:id="rId734" w:tooltip="The Epistle to Diognetus" w:history="1">
               <w:proofErr w:type="spellStart"/>
               <w:r>
                 <w:rPr>
@@ -35587,7 +35663,7 @@
                 <w:rFonts w:ascii="Gentium" w:hAnsi="Gentium" w:cs="Gentium"/>
               </w:rPr>
             </w:pPr>
-            <w:hyperlink r:id="rId733" w:tooltip="No Extant Oriental Manuscript" w:history="1">
+            <w:hyperlink r:id="rId735" w:tooltip="No Extant Oriental Manuscript" w:history="1">
               <w:r>
                 <w:rPr>
                   <w:rStyle w:val="Hyperlink"/>
@@ -35615,7 +35691,7 @@
                 <w:szCs w:val="26"/>
               </w:rPr>
             </w:pPr>
-            <w:hyperlink r:id="rId734" w:tooltip="The Letter to Diognetus" w:history="1">
+            <w:hyperlink r:id="rId736" w:tooltip="The Letter to Diognetus" w:history="1">
               <w:r>
                 <w:rPr>
                   <w:rStyle w:val="Hyperlink"/>
@@ -35646,7 +35722,7 @@
                 <w:color w:val="808080" w:themeColor="background1" w:themeShade="80"/>
               </w:rPr>
             </w:pPr>
-            <w:hyperlink r:id="rId735" w:tooltip="The Fragments of Papias" w:history="1">
+            <w:hyperlink r:id="rId737" w:tooltip="The Fragments of Papias" w:history="1">
               <w:r>
                 <w:rPr>
                   <w:rStyle w:val="Hyperlink"/>
@@ -35674,7 +35750,7 @@
                 <w:sz w:val="28"/>
               </w:rPr>
             </w:pPr>
-            <w:hyperlink r:id="rId736" w:tooltip="Lake does not include these Excerpts" w:history="1">
+            <w:hyperlink r:id="rId738" w:tooltip="Lake does not include these Excerpts" w:history="1">
               <w:r>
                 <w:rPr>
                   <w:rStyle w:val="Hyperlink"/>
@@ -35690,7 +35766,7 @@
         <w:tc>
           <w:tcPr>
             <w:tcW w:w="3260" w:type="dxa"/>
-            <w:gridSpan w:val="4"/>
+            <w:gridSpan w:val="3"/>
             <w:vAlign w:val="center"/>
           </w:tcPr>
           <w:p>
@@ -35707,7 +35783,7 @@
                 <w:szCs w:val="26"/>
               </w:rPr>
             </w:pPr>
-            <w:hyperlink r:id="rId737" w:tooltip="The Fragments of Papias" w:history="1">
+            <w:hyperlink r:id="rId739" w:tooltip="The Fragments of Papias" w:history="1">
               <w:proofErr w:type="spellStart"/>
               <w:r>
                 <w:rPr>
@@ -35773,7 +35849,7 @@
                 <w:rFonts w:ascii="Gentium" w:hAnsi="Gentium" w:cs="Gentium"/>
               </w:rPr>
             </w:pPr>
-            <w:hyperlink r:id="rId738" w:tooltip="No Oriental Text Available" w:history="1">
+            <w:hyperlink r:id="rId740" w:tooltip="No Oriental Text Available" w:history="1">
               <w:r>
                 <w:rPr>
                   <w:rStyle w:val="Hyperlink"/>
@@ -35802,7 +35878,7 @@
                 <w:szCs w:val="26"/>
               </w:rPr>
             </w:pPr>
-            <w:hyperlink r:id="rId739" w:tooltip="The Fragments of Papias" w:history="1">
+            <w:hyperlink r:id="rId741" w:tooltip="The Fragments of Papias" w:history="1">
               <w:r>
                 <w:rPr>
                   <w:rStyle w:val="Hyperlink"/>
@@ -35888,7 +35964,7 @@
         <w:tc>
           <w:tcPr>
             <w:tcW w:w="3260" w:type="dxa"/>
-            <w:gridSpan w:val="4"/>
+            <w:gridSpan w:val="3"/>
             <w:vAlign w:val="center"/>
           </w:tcPr>
           <w:p>
@@ -36028,7 +36104,7 @@
         <w:tc>
           <w:tcPr>
             <w:tcW w:w="15694" w:type="dxa"/>
-            <w:gridSpan w:val="8"/>
+            <w:gridSpan w:val="7"/>
           </w:tcPr>
           <w:p>
             <w:pPr>
@@ -36113,8 +36189,8 @@
         </w:tc>
         <w:tc>
           <w:tcPr>
-            <w:tcW w:w="4019" w:type="dxa"/>
-            <w:gridSpan w:val="3"/>
+            <w:tcW w:w="6095" w:type="dxa"/>
+            <w:gridSpan w:val="4"/>
             <w:vAlign w:val="center"/>
           </w:tcPr>
           <w:p>
@@ -36132,8 +36208,7 @@
         </w:tc>
         <w:tc>
           <w:tcPr>
-            <w:tcW w:w="4344" w:type="dxa"/>
-            <w:gridSpan w:val="3"/>
+            <w:tcW w:w="2268" w:type="dxa"/>
             <w:vAlign w:val="center"/>
           </w:tcPr>
           <w:p>
@@ -36147,6 +36222,24 @@
                 <w:bCs/>
               </w:rPr>
             </w:pPr>
+            <w:r>
+              <w:rPr>
+                <w:rFonts w:ascii="Gentium" w:hAnsi="Gentium" w:cs="Gentium"/>
+                <w:i/>
+                <w:iCs/>
+                <w:color w:val="E36C0A" w:themeColor="accent6" w:themeShade="BF"/>
+              </w:rPr>
+              <w:t>Ge’ez</w:t>
+            </w:r>
+            <w:r>
+              <w:rPr>
+                <w:rFonts w:ascii="Gentium" w:hAnsi="Gentium" w:cs="Gentium"/>
+                <w:i/>
+                <w:iCs/>
+                <w:color w:val="E36C0A" w:themeColor="accent6" w:themeShade="BF"/>
+              </w:rPr>
+              <w:t xml:space="preserve"> Text</w:t>
+            </w:r>
           </w:p>
         </w:tc>
         <w:tc>
@@ -36213,8 +36306,8 @@
         </w:tc>
         <w:tc>
           <w:tcPr>
-            <w:tcW w:w="4019" w:type="dxa"/>
-            <w:gridSpan w:val="3"/>
+            <w:tcW w:w="6095" w:type="dxa"/>
+            <w:gridSpan w:val="4"/>
             <w:vAlign w:val="center"/>
           </w:tcPr>
           <w:p>
@@ -36232,8 +36325,7 @@
         </w:tc>
         <w:tc>
           <w:tcPr>
-            <w:tcW w:w="4344" w:type="dxa"/>
-            <w:gridSpan w:val="3"/>
+            <w:tcW w:w="2268" w:type="dxa"/>
             <w:vAlign w:val="center"/>
           </w:tcPr>
           <w:p>
@@ -36247,6 +36339,24 @@
                 <w:bCs/>
               </w:rPr>
             </w:pPr>
+            <w:r>
+              <w:rPr>
+                <w:rFonts w:ascii="Gentium" w:hAnsi="Gentium" w:cs="Gentium"/>
+                <w:i/>
+                <w:iCs/>
+                <w:color w:val="E36C0A" w:themeColor="accent6" w:themeShade="BF"/>
+              </w:rPr>
+              <w:t>Ge’ez</w:t>
+            </w:r>
+            <w:r>
+              <w:rPr>
+                <w:rFonts w:ascii="Gentium" w:hAnsi="Gentium" w:cs="Gentium"/>
+                <w:i/>
+                <w:iCs/>
+                <w:color w:val="E36C0A" w:themeColor="accent6" w:themeShade="BF"/>
+              </w:rPr>
+              <w:t xml:space="preserve"> Text</w:t>
+            </w:r>
           </w:p>
         </w:tc>
         <w:tc>
@@ -36313,8 +36423,8 @@
         </w:tc>
         <w:tc>
           <w:tcPr>
-            <w:tcW w:w="4019" w:type="dxa"/>
-            <w:gridSpan w:val="3"/>
+            <w:tcW w:w="6095" w:type="dxa"/>
+            <w:gridSpan w:val="4"/>
             <w:vAlign w:val="center"/>
           </w:tcPr>
           <w:p>
@@ -36332,8 +36442,7 @@
         </w:tc>
         <w:tc>
           <w:tcPr>
-            <w:tcW w:w="4344" w:type="dxa"/>
-            <w:gridSpan w:val="3"/>
+            <w:tcW w:w="2268" w:type="dxa"/>
             <w:vAlign w:val="center"/>
           </w:tcPr>
           <w:p>
@@ -36347,6 +36456,24 @@
                 <w:bCs/>
               </w:rPr>
             </w:pPr>
+            <w:r>
+              <w:rPr>
+                <w:rFonts w:ascii="Gentium" w:hAnsi="Gentium" w:cs="Gentium"/>
+                <w:i/>
+                <w:iCs/>
+                <w:color w:val="E36C0A" w:themeColor="accent6" w:themeShade="BF"/>
+              </w:rPr>
+              <w:t>Ge’ez</w:t>
+            </w:r>
+            <w:r>
+              <w:rPr>
+                <w:rFonts w:ascii="Gentium" w:hAnsi="Gentium" w:cs="Gentium"/>
+                <w:i/>
+                <w:iCs/>
+                <w:color w:val="E36C0A" w:themeColor="accent6" w:themeShade="BF"/>
+              </w:rPr>
+              <w:t xml:space="preserve"> Text</w:t>
+            </w:r>
           </w:p>
         </w:tc>
         <w:tc>
@@ -36413,8 +36540,8 @@
         </w:tc>
         <w:tc>
           <w:tcPr>
-            <w:tcW w:w="4019" w:type="dxa"/>
-            <w:gridSpan w:val="3"/>
+            <w:tcW w:w="6095" w:type="dxa"/>
+            <w:gridSpan w:val="4"/>
             <w:vAlign w:val="center"/>
           </w:tcPr>
           <w:p>
@@ -36432,8 +36559,7 @@
         </w:tc>
         <w:tc>
           <w:tcPr>
-            <w:tcW w:w="4344" w:type="dxa"/>
-            <w:gridSpan w:val="3"/>
+            <w:tcW w:w="2268" w:type="dxa"/>
             <w:vAlign w:val="center"/>
           </w:tcPr>
           <w:p>
@@ -36447,6 +36573,24 @@
                 <w:bCs/>
               </w:rPr>
             </w:pPr>
+            <w:r>
+              <w:rPr>
+                <w:rFonts w:ascii="Gentium" w:hAnsi="Gentium" w:cs="Gentium"/>
+                <w:i/>
+                <w:iCs/>
+                <w:color w:val="E36C0A" w:themeColor="accent6" w:themeShade="BF"/>
+              </w:rPr>
+              <w:t>Ge’ez</w:t>
+            </w:r>
+            <w:r>
+              <w:rPr>
+                <w:rFonts w:ascii="Gentium" w:hAnsi="Gentium" w:cs="Gentium"/>
+                <w:i/>
+                <w:iCs/>
+                <w:color w:val="E36C0A" w:themeColor="accent6" w:themeShade="BF"/>
+              </w:rPr>
+              <w:t xml:space="preserve"> Text</w:t>
+            </w:r>
           </w:p>
         </w:tc>
         <w:tc>
@@ -36522,8 +36666,8 @@
         </w:tc>
         <w:tc>
           <w:tcPr>
-            <w:tcW w:w="4019" w:type="dxa"/>
-            <w:gridSpan w:val="3"/>
+            <w:tcW w:w="6095" w:type="dxa"/>
+            <w:gridSpan w:val="4"/>
             <w:vAlign w:val="center"/>
           </w:tcPr>
           <w:p>
@@ -36541,8 +36685,7 @@
         </w:tc>
         <w:tc>
           <w:tcPr>
-            <w:tcW w:w="4344" w:type="dxa"/>
-            <w:gridSpan w:val="3"/>
+            <w:tcW w:w="2268" w:type="dxa"/>
             <w:vAlign w:val="center"/>
           </w:tcPr>
           <w:p>
@@ -36556,6 +36699,24 @@
                 <w:bCs/>
               </w:rPr>
             </w:pPr>
+            <w:r>
+              <w:rPr>
+                <w:rFonts w:ascii="Gentium" w:hAnsi="Gentium" w:cs="Gentium"/>
+                <w:i/>
+                <w:iCs/>
+                <w:color w:val="E36C0A" w:themeColor="accent6" w:themeShade="BF"/>
+              </w:rPr>
+              <w:t>Ge’ez</w:t>
+            </w:r>
+            <w:r>
+              <w:rPr>
+                <w:rFonts w:ascii="Gentium" w:hAnsi="Gentium" w:cs="Gentium"/>
+                <w:i/>
+                <w:iCs/>
+                <w:color w:val="E36C0A" w:themeColor="accent6" w:themeShade="BF"/>
+              </w:rPr>
+              <w:t xml:space="preserve"> Text</w:t>
+            </w:r>
           </w:p>
         </w:tc>
         <w:tc>
@@ -36631,8 +36792,8 @@
         </w:tc>
         <w:tc>
           <w:tcPr>
-            <w:tcW w:w="4019" w:type="dxa"/>
-            <w:gridSpan w:val="3"/>
+            <w:tcW w:w="6095" w:type="dxa"/>
+            <w:gridSpan w:val="4"/>
             <w:vAlign w:val="center"/>
           </w:tcPr>
           <w:p>
@@ -36650,8 +36811,7 @@
         </w:tc>
         <w:tc>
           <w:tcPr>
-            <w:tcW w:w="4344" w:type="dxa"/>
-            <w:gridSpan w:val="3"/>
+            <w:tcW w:w="2268" w:type="dxa"/>
             <w:vAlign w:val="center"/>
           </w:tcPr>
           <w:p>
@@ -36665,6 +36825,24 @@
                 <w:bCs/>
               </w:rPr>
             </w:pPr>
+            <w:r>
+              <w:rPr>
+                <w:rFonts w:ascii="Gentium" w:hAnsi="Gentium" w:cs="Gentium"/>
+                <w:i/>
+                <w:iCs/>
+                <w:color w:val="E36C0A" w:themeColor="accent6" w:themeShade="BF"/>
+              </w:rPr>
+              <w:t>Ge’ez</w:t>
+            </w:r>
+            <w:r>
+              <w:rPr>
+                <w:rFonts w:ascii="Gentium" w:hAnsi="Gentium" w:cs="Gentium"/>
+                <w:i/>
+                <w:iCs/>
+                <w:color w:val="E36C0A" w:themeColor="accent6" w:themeShade="BF"/>
+              </w:rPr>
+              <w:t xml:space="preserve"> Text</w:t>
+            </w:r>
           </w:p>
         </w:tc>
         <w:tc>
@@ -36713,96 +36891,10 @@
                 <w:smallCaps/>
                 <w:color w:val="76923C" w:themeColor="accent3" w:themeShade="BF"/>
               </w:rPr>
-              <w:t>The Book of Clement</w:t>
+              <w:t xml:space="preserve">The Book of </w:t>
             </w:r>
-          </w:p>
-        </w:tc>
-        <w:tc>
-          <w:tcPr>
-            <w:tcW w:w="4019" w:type="dxa"/>
-            <w:gridSpan w:val="3"/>
-            <w:vAlign w:val="center"/>
-          </w:tcPr>
-          <w:p>
-            <w:pPr>
-              <w:widowControl w:val="0"/>
-              <w:spacing w:before="40"/>
-              <w:jc w:val="center"/>
-              <w:rPr>
-                <w:rFonts w:ascii="Book Antiqua" w:hAnsi="Book Antiqua"/>
-                <w:b/>
-                <w:bCs/>
-              </w:rPr>
-            </w:pPr>
-          </w:p>
-        </w:tc>
-        <w:tc>
-          <w:tcPr>
-            <w:tcW w:w="4344" w:type="dxa"/>
-            <w:gridSpan w:val="3"/>
-            <w:vAlign w:val="center"/>
-          </w:tcPr>
-          <w:p>
-            <w:pPr>
-              <w:widowControl w:val="0"/>
-              <w:spacing w:before="40"/>
-              <w:jc w:val="center"/>
-              <w:rPr>
-                <w:rFonts w:ascii="Book Antiqua" w:hAnsi="Book Antiqua"/>
-                <w:b/>
-                <w:bCs/>
-              </w:rPr>
-            </w:pPr>
+            <w:proofErr w:type="spellStart"/>
             <w:r>
-              <w:rPr>
-                <w:rFonts w:ascii="Gentium" w:hAnsi="Gentium" w:cs="Gentium"/>
-                <w:i/>
-                <w:iCs/>
-                <w:color w:val="E36C0A" w:themeColor="accent6" w:themeShade="BF"/>
-              </w:rPr>
-              <w:t>Ethiopic</w:t>
-            </w:r>
-            <w:r>
-              <w:rPr>
-                <w:rFonts w:ascii="Gentium" w:hAnsi="Gentium" w:cs="Gentium"/>
-                <w:i/>
-                <w:iCs/>
-                <w:color w:val="E36C0A" w:themeColor="accent6" w:themeShade="BF"/>
-              </w:rPr>
-              <w:t xml:space="preserve"> Text</w:t>
-            </w:r>
-          </w:p>
-        </w:tc>
-        <w:tc>
-          <w:tcPr>
-            <w:tcW w:w="3503" w:type="dxa"/>
-            <w:vAlign w:val="center"/>
-          </w:tcPr>
-          <w:p>
-            <w:pPr>
-              <w:widowControl w:val="0"/>
-              <w:spacing w:before="40"/>
-              <w:jc w:val="center"/>
-              <w:rPr>
-                <w:rFonts w:ascii="Book Antiqua" w:hAnsi="Book Antiqua"/>
-                <w:b/>
-                <w:bCs/>
-              </w:rPr>
-            </w:pPr>
-          </w:p>
-        </w:tc>
-      </w:tr>
-      <w:tr>
-        <w:tc>
-          <w:tcPr>
-            <w:tcW w:w="3828" w:type="dxa"/>
-            <w:vAlign w:val="center"/>
-          </w:tcPr>
-          <w:p>
-            <w:pPr>
-              <w:widowControl w:val="0"/>
-              <w:spacing w:before="40"/>
-              <w:jc w:val="center"/>
               <w:rPr>
                 <w:rFonts w:ascii="Book Antiqua" w:hAnsi="Book Antiqua"/>
                 <w:b/>
@@ -36810,8 +36902,114 @@
                 <w:smallCaps/>
                 <w:color w:val="76923C" w:themeColor="accent3" w:themeShade="BF"/>
               </w:rPr>
+              <w:t>Qälëmentos</w:t>
+            </w:r>
+            <w:proofErr w:type="spellEnd"/>
+          </w:p>
+        </w:tc>
+        <w:tc>
+          <w:tcPr>
+            <w:tcW w:w="6095" w:type="dxa"/>
+            <w:gridSpan w:val="4"/>
+            <w:vAlign w:val="center"/>
+          </w:tcPr>
+          <w:p>
+            <w:pPr>
+              <w:widowControl w:val="0"/>
+              <w:spacing w:before="40"/>
+              <w:jc w:val="center"/>
+              <w:rPr>
+                <w:rFonts w:ascii="Book Antiqua" w:hAnsi="Book Antiqua"/>
+                <w:b/>
+                <w:bCs/>
+              </w:rPr>
+            </w:pPr>
+          </w:p>
+        </w:tc>
+        <w:tc>
+          <w:tcPr>
+            <w:tcW w:w="2268" w:type="dxa"/>
+            <w:vAlign w:val="center"/>
+          </w:tcPr>
+          <w:p>
+            <w:pPr>
+              <w:widowControl w:val="0"/>
+              <w:spacing w:before="40"/>
+              <w:jc w:val="center"/>
+              <w:rPr>
+                <w:rFonts w:ascii="Book Antiqua" w:hAnsi="Book Antiqua"/>
+                <w:b/>
+                <w:bCs/>
+              </w:rPr>
             </w:pPr>
             <w:r>
+              <w:rPr>
+                <w:rFonts w:ascii="Gentium" w:hAnsi="Gentium" w:cs="Gentium"/>
+                <w:i/>
+                <w:iCs/>
+                <w:color w:val="E36C0A" w:themeColor="accent6" w:themeShade="BF"/>
+              </w:rPr>
+              <w:t>Ge’ez</w:t>
+            </w:r>
+            <w:r>
+              <w:rPr>
+                <w:rFonts w:ascii="Gentium" w:hAnsi="Gentium" w:cs="Gentium"/>
+                <w:i/>
+                <w:iCs/>
+                <w:color w:val="E36C0A" w:themeColor="accent6" w:themeShade="BF"/>
+              </w:rPr>
+              <w:t xml:space="preserve"> Text</w:t>
+            </w:r>
+          </w:p>
+        </w:tc>
+        <w:tc>
+          <w:tcPr>
+            <w:tcW w:w="3503" w:type="dxa"/>
+            <w:vAlign w:val="center"/>
+          </w:tcPr>
+          <w:p>
+            <w:pPr>
+              <w:widowControl w:val="0"/>
+              <w:spacing w:before="40"/>
+              <w:jc w:val="center"/>
+              <w:rPr>
+                <w:rFonts w:ascii="Book Antiqua" w:hAnsi="Book Antiqua"/>
+                <w:b/>
+                <w:bCs/>
+              </w:rPr>
+            </w:pPr>
+            <w:r>
+              <w:rPr>
+                <w:rFonts w:ascii="Gentium" w:hAnsi="Gentium" w:cs="Gentium"/>
+                <w:color w:val="808080" w:themeColor="background1" w:themeShade="80"/>
+                <w:sz w:val="26"/>
+                <w:szCs w:val="26"/>
+              </w:rPr>
+              <w:t xml:space="preserve">The Book of </w:t>
+            </w:r>
+            <w:r>
+              <w:rPr>
+                <w:rFonts w:ascii="Gentium" w:hAnsi="Gentium" w:cs="Gentium"/>
+                <w:color w:val="808080" w:themeColor="background1" w:themeShade="80"/>
+                <w:sz w:val="26"/>
+                <w:szCs w:val="26"/>
+              </w:rPr>
+              <w:t>Clement</w:t>
+            </w:r>
+          </w:p>
+        </w:tc>
+      </w:tr>
+      <w:tr>
+        <w:tc>
+          <w:tcPr>
+            <w:tcW w:w="3828" w:type="dxa"/>
+            <w:vAlign w:val="center"/>
+          </w:tcPr>
+          <w:p>
+            <w:pPr>
+              <w:widowControl w:val="0"/>
+              <w:spacing w:before="40"/>
+              <w:jc w:val="center"/>
               <w:rPr>
                 <w:rFonts w:ascii="Book Antiqua" w:hAnsi="Book Antiqua"/>
                 <w:b/>
@@ -36819,33 +37017,41 @@
                 <w:smallCaps/>
                 <w:color w:val="76923C" w:themeColor="accent3" w:themeShade="BF"/>
               </w:rPr>
-              <w:t>Didascalia</w:t>
-            </w:r>
-          </w:p>
-        </w:tc>
-        <w:tc>
-          <w:tcPr>
-            <w:tcW w:w="4019" w:type="dxa"/>
-            <w:gridSpan w:val="3"/>
-            <w:vAlign w:val="center"/>
-          </w:tcPr>
-          <w:p>
-            <w:pPr>
-              <w:widowControl w:val="0"/>
-              <w:spacing w:before="40"/>
-              <w:jc w:val="center"/>
+            </w:pPr>
+            <w:r>
               <w:rPr>
                 <w:rFonts w:ascii="Book Antiqua" w:hAnsi="Book Antiqua"/>
                 <w:b/>
                 <w:bCs/>
-              </w:rPr>
-            </w:pPr>
-          </w:p>
-        </w:tc>
-        <w:tc>
-          <w:tcPr>
-            <w:tcW w:w="4344" w:type="dxa"/>
-            <w:gridSpan w:val="3"/>
+                <w:smallCaps/>
+                <w:color w:val="76923C" w:themeColor="accent3" w:themeShade="BF"/>
+              </w:rPr>
+              <w:t>Didascalia</w:t>
+            </w:r>
+          </w:p>
+        </w:tc>
+        <w:tc>
+          <w:tcPr>
+            <w:tcW w:w="6095" w:type="dxa"/>
+            <w:gridSpan w:val="4"/>
+            <w:vAlign w:val="center"/>
+          </w:tcPr>
+          <w:p>
+            <w:pPr>
+              <w:widowControl w:val="0"/>
+              <w:spacing w:before="40"/>
+              <w:jc w:val="center"/>
+              <w:rPr>
+                <w:rFonts w:ascii="Book Antiqua" w:hAnsi="Book Antiqua"/>
+                <w:b/>
+                <w:bCs/>
+              </w:rPr>
+            </w:pPr>
+          </w:p>
+        </w:tc>
+        <w:tc>
+          <w:tcPr>
+            <w:tcW w:w="2268" w:type="dxa"/>
             <w:vAlign w:val="center"/>
           </w:tcPr>
           <w:p>
@@ -36896,12 +37102,11 @@
                 <w:szCs w:val="26"/>
               </w:rPr>
             </w:pPr>
-            <w:hyperlink r:id="rId740" w:tooltip="Translation from the Syriac" w:history="1">
-              <w:r>
-                <w:rPr>
-                  <w:rStyle w:val="Hyperlink"/>
-                  <w:rFonts w:ascii="Gentium" w:hAnsi="Gentium" w:cs="Gentium"/>
-                  <w:color w:val="808080" w:themeColor="background1" w:themeShade="80"/>
+            <w:hyperlink r:id="rId742" w:tooltip="Translation from the Syriac" w:history="1">
+              <w:r>
+                <w:rPr>
+                  <w:rStyle w:val="Hyperlink"/>
+                  <w:rFonts w:ascii="Gentium" w:hAnsi="Gentium" w:cs="Gentium"/>
                   <w:sz w:val="26"/>
                   <w:szCs w:val="26"/>
                 </w:rPr>
@@ -36911,7 +37116,6 @@
                 <w:rPr>
                   <w:rStyle w:val="Hyperlink"/>
                   <w:rFonts w:ascii="Gentium" w:hAnsi="Gentium" w:cs="Gentium"/>
-                  <w:color w:val="808080" w:themeColor="background1" w:themeShade="80"/>
                   <w:sz w:val="26"/>
                   <w:szCs w:val="26"/>
                 </w:rPr>
@@ -36923,35 +37127,10 @@
                   <w:rFonts w:ascii="Gentium" w:hAnsi="Gentium" w:cs="Gentium"/>
                   <w:i/>
                   <w:iCs/>
-                  <w:color w:val="808080" w:themeColor="background1" w:themeShade="80"/>
                   <w:sz w:val="22"/>
                   <w:szCs w:val="22"/>
                 </w:rPr>
-                <w:t>(R. Hugh Connol</w:t>
-              </w:r>
-              <w:r>
-                <w:rPr>
-                  <w:rStyle w:val="Hyperlink"/>
-                  <w:rFonts w:ascii="Gentium" w:hAnsi="Gentium" w:cs="Gentium"/>
-                  <w:i/>
-                  <w:iCs/>
-                  <w:color w:val="808080" w:themeColor="background1" w:themeShade="80"/>
-                  <w:sz w:val="22"/>
-                  <w:szCs w:val="22"/>
-                </w:rPr>
-                <w:t>l</w:t>
-              </w:r>
-              <w:r>
-                <w:rPr>
-                  <w:rStyle w:val="Hyperlink"/>
-                  <w:rFonts w:ascii="Gentium" w:hAnsi="Gentium" w:cs="Gentium"/>
-                  <w:i/>
-                  <w:iCs/>
-                  <w:color w:val="808080" w:themeColor="background1" w:themeShade="80"/>
-                  <w:sz w:val="22"/>
-                  <w:szCs w:val="22"/>
-                </w:rPr>
-                <w:t>y, 1929)</w:t>
+                <w:t>(R. Hugh Connolly, 1929)</w:t>
               </w:r>
             </w:hyperlink>
           </w:p>
@@ -36961,7 +37140,7 @@
         <w:tc>
           <w:tcPr>
             <w:tcW w:w="15694" w:type="dxa"/>
-            <w:gridSpan w:val="8"/>
+            <w:gridSpan w:val="7"/>
           </w:tcPr>
           <w:p>
             <w:pPr>
@@ -37006,39 +37185,7 @@
                 <w:b/>
                 <w:bCs/>
               </w:rPr>
-              <w:t xml:space="preserve">) </w:t>
-            </w:r>
-            <w:r>
-              <w:rPr>
-                <w:rFonts w:ascii="Book Antiqua" w:hAnsi="Book Antiqua"/>
-                <w:b/>
-                <w:bCs/>
-              </w:rPr>
-              <w:t>Revelations</w:t>
-            </w:r>
-            <w:r>
-              <w:rPr>
-                <w:rFonts w:ascii="Book Antiqua" w:hAnsi="Book Antiqua"/>
-                <w:b/>
-                <w:bCs/>
-              </w:rPr>
-              <w:t xml:space="preserve"> </w:t>
-            </w:r>
-            <w:r>
-              <w:rPr>
-                <w:rFonts w:ascii="Book Antiqua" w:hAnsi="Book Antiqua"/>
-                <w:b/>
-                <w:bCs/>
-              </w:rPr>
-              <w:t>and</w:t>
-            </w:r>
-            <w:r>
-              <w:rPr>
-                <w:rFonts w:ascii="Book Antiqua" w:hAnsi="Book Antiqua"/>
-                <w:b/>
-                <w:bCs/>
-              </w:rPr>
-              <w:t xml:space="preserve"> Acts</w:t>
+              <w:t>) Revelations and Acts</w:t>
             </w:r>
           </w:p>
         </w:tc>
@@ -37110,7 +37257,7 @@
                 <w:color w:val="800000"/>
               </w:rPr>
             </w:pPr>
-            <w:hyperlink r:id="rId741" w:tooltip="Transcription of the Greek Text" w:history="1">
+            <w:hyperlink r:id="rId743" w:tooltip="Transcription of the Greek Text" w:history="1">
               <w:r>
                 <w:rPr>
                   <w:rStyle w:val="Hyperlink"/>
@@ -37186,7 +37333,7 @@
         <w:tc>
           <w:tcPr>
             <w:tcW w:w="2976" w:type="dxa"/>
-            <w:gridSpan w:val="3"/>
+            <w:gridSpan w:val="2"/>
             <w:vAlign w:val="center"/>
           </w:tcPr>
           <w:p>
@@ -37201,7 +37348,7 @@
                 <w:color w:val="800000"/>
               </w:rPr>
             </w:pPr>
-            <w:hyperlink r:id="rId742" w:tooltip="No Extant Latin MS" w:history="1">
+            <w:hyperlink r:id="rId744" w:tooltip="No Extant Latin MS" w:history="1">
               <w:r>
                 <w:rPr>
                   <w:rStyle w:val="Hyperlink"/>
@@ -37234,7 +37381,7 @@
                 <w:color w:val="E36C0A" w:themeColor="accent6" w:themeShade="BF"/>
               </w:rPr>
             </w:pPr>
-            <w:hyperlink r:id="rId743" w:tooltip="Ethiopic Text Unavailable" w:history="1">
+            <w:hyperlink r:id="rId745" w:tooltip="Ethiopic Text Unavailable" w:history="1">
               <w:r>
                 <w:rPr>
                   <w:rStyle w:val="Hyperlink"/>
@@ -37265,7 +37412,7 @@
                 <w:szCs w:val="26"/>
               </w:rPr>
             </w:pPr>
-            <w:hyperlink r:id="rId744" w:tooltip="The Apocalypse of Peter" w:history="1">
+            <w:hyperlink r:id="rId746" w:tooltip="The Apocalypse of Peter" w:history="1">
               <w:r>
                 <w:rPr>
                   <w:rStyle w:val="Hyperlink"/>
@@ -37343,7 +37490,7 @@
                 <w:szCs w:val="28"/>
               </w:rPr>
             </w:pPr>
-            <w:hyperlink r:id="rId745" w:tooltip="No Greek Text Available" w:history="1">
+            <w:hyperlink r:id="rId747" w:tooltip="No Greek Text Available" w:history="1">
               <w:r>
                 <w:rPr>
                   <w:rStyle w:val="Hyperlink"/>
@@ -37363,7 +37510,7 @@
         <w:tc>
           <w:tcPr>
             <w:tcW w:w="2976" w:type="dxa"/>
-            <w:gridSpan w:val="3"/>
+            <w:gridSpan w:val="2"/>
             <w:vAlign w:val="center"/>
           </w:tcPr>
           <w:p>
@@ -37379,7 +37526,7 @@
                 <w:szCs w:val="28"/>
               </w:rPr>
             </w:pPr>
-            <w:hyperlink r:id="rId746" w:tooltip="M.R. James 1893 Transcription" w:history="1">
+            <w:hyperlink r:id="rId748" w:tooltip="M.R. James 1893 Transcription" w:history="1">
               <w:r>
                 <w:rPr>
                   <w:rStyle w:val="Hyperlink"/>
@@ -37449,7 +37596,7 @@
                 <w:u w:val="single"/>
               </w:rPr>
             </w:pPr>
-            <w:hyperlink r:id="rId747" w:tooltip="The Apocalypse of Paul" w:history="1">
+            <w:hyperlink r:id="rId749" w:tooltip="The Apocalypse of Paul" w:history="1">
               <w:r>
                 <w:rPr>
                   <w:rStyle w:val="Hyperlink"/>
@@ -37628,7 +37775,7 @@
         <w:tc>
           <w:tcPr>
             <w:tcW w:w="2976" w:type="dxa"/>
-            <w:gridSpan w:val="3"/>
+            <w:gridSpan w:val="2"/>
             <w:vAlign w:val="center"/>
           </w:tcPr>
           <w:p>
@@ -37752,7 +37899,7 @@
         <w:tc>
           <w:tcPr>
             <w:tcW w:w="2976" w:type="dxa"/>
-            <w:gridSpan w:val="3"/>
+            <w:gridSpan w:val="2"/>
             <w:vAlign w:val="center"/>
           </w:tcPr>
           <w:p>
@@ -37882,7 +38029,7 @@
         <w:tc>
           <w:tcPr>
             <w:tcW w:w="2976" w:type="dxa"/>
-            <w:gridSpan w:val="3"/>
+            <w:gridSpan w:val="2"/>
             <w:vAlign w:val="center"/>
           </w:tcPr>
           <w:p>
@@ -38006,7 +38153,7 @@
         <w:tc>
           <w:tcPr>
             <w:tcW w:w="15694" w:type="dxa"/>
-            <w:gridSpan w:val="8"/>
+            <w:gridSpan w:val="7"/>
             <w:vAlign w:val="center"/>
           </w:tcPr>
           <w:p>
@@ -38077,7 +38224,7 @@
               <w:spacing w:before="40" w:line="280" w:lineRule="exact"/>
               <w:jc w:val="center"/>
             </w:pPr>
-            <w:hyperlink r:id="rId748" w:tooltip="The Gospel of Thomas" w:history="1">
+            <w:hyperlink r:id="rId750" w:tooltip="The Gospel of Thomas" w:history="1">
               <w:r>
                 <w:rPr>
                   <w:rStyle w:val="Hyperlink"/>
@@ -38105,7 +38252,7 @@
                 <w:rFonts w:ascii="Gentium" w:hAnsi="Gentium" w:cs="Gentium"/>
               </w:rPr>
             </w:pPr>
-            <w:hyperlink r:id="rId749" w:tooltip="The Gospel of Thomas (Greek Fragments)" w:history="1">
+            <w:hyperlink r:id="rId751" w:tooltip="The Gospel of Thomas (Greek Fragments)" w:history="1">
               <w:r>
                 <w:rPr>
                   <w:rStyle w:val="Hyperlink"/>
@@ -38167,7 +38314,7 @@
         <w:tc>
           <w:tcPr>
             <w:tcW w:w="4394" w:type="dxa"/>
-            <w:gridSpan w:val="4"/>
+            <w:gridSpan w:val="3"/>
             <w:vAlign w:val="center"/>
           </w:tcPr>
           <w:p>
@@ -38180,7 +38327,7 @@
                 <w:szCs w:val="28"/>
               </w:rPr>
             </w:pPr>
-            <w:hyperlink r:id="rId750" w:tooltip="The Gospel of Thomas (Nag Hammadi)" w:history="1">
+            <w:hyperlink r:id="rId752" w:tooltip="The Gospel of Thomas (Nag Hammadi)" w:history="1">
               <w:r>
                 <w:rPr>
                   <w:rStyle w:val="Hyperlink"/>
@@ -38210,7 +38357,7 @@
                 <w:szCs w:val="26"/>
               </w:rPr>
             </w:pPr>
-            <w:hyperlink r:id="rId751" w:tooltip="Mark M. Mattison's Open Source Translation" w:history="1">
+            <w:hyperlink r:id="rId753" w:tooltip="Mark M. Mattison's Open Source Translation" w:history="1">
               <w:r>
                 <w:rPr>
                   <w:rStyle w:val="Hyperlink"/>
@@ -38290,7 +38437,6 @@
                 <w:smallCaps/>
                 <w:color w:val="808080" w:themeColor="background1" w:themeShade="80"/>
               </w:rPr>
-              <w:lastRenderedPageBreak/>
               <w:t>The Gospel of Philip</w:t>
             </w:r>
           </w:p>
@@ -38311,7 +38457,7 @@
                 <w:szCs w:val="28"/>
               </w:rPr>
             </w:pPr>
-            <w:hyperlink r:id="rId752" w:tooltip="No Extant Greek Text" w:history="1">
+            <w:hyperlink r:id="rId754" w:tooltip="No Extant Greek Text" w:history="1">
               <w:r>
                 <w:rPr>
                   <w:rStyle w:val="Hyperlink"/>
@@ -38330,7 +38476,7 @@
         <w:tc>
           <w:tcPr>
             <w:tcW w:w="4394" w:type="dxa"/>
-            <w:gridSpan w:val="4"/>
+            <w:gridSpan w:val="3"/>
             <w:vAlign w:val="center"/>
           </w:tcPr>
           <w:p>
@@ -38366,174 +38512,8 @@
       <w:tr>
         <w:tc>
           <w:tcPr>
-            <w:tcW w:w="3828" w:type="dxa"/>
-            <w:vAlign w:val="center"/>
-          </w:tcPr>
-          <w:p>
-            <w:pPr>
-              <w:spacing w:before="40" w:line="280" w:lineRule="exact"/>
-              <w:jc w:val="center"/>
-              <w:rPr>
-                <w:i/>
-                <w:iCs/>
-                <w:color w:val="E36C0A" w:themeColor="accent6" w:themeShade="BF"/>
-              </w:rPr>
-            </w:pPr>
-            <w:r>
-              <w:rPr>
-                <w:rFonts w:ascii="Book Antiqua" w:hAnsi="Book Antiqua"/>
-                <w:i/>
-                <w:iCs/>
-                <w:smallCaps/>
-                <w:color w:val="76923C" w:themeColor="accent3" w:themeShade="BF"/>
-              </w:rPr>
-              <w:t>The Gospel of Truth</w:t>
-            </w:r>
-          </w:p>
-        </w:tc>
-        <w:tc>
-          <w:tcPr>
-            <w:tcW w:w="3969" w:type="dxa"/>
-            <w:gridSpan w:val="2"/>
-            <w:vAlign w:val="center"/>
-          </w:tcPr>
-          <w:p>
-            <w:pPr>
-              <w:spacing w:before="40" w:line="280" w:lineRule="exact"/>
-              <w:jc w:val="center"/>
-              <w:rPr>
-                <w:rFonts w:ascii="Gentium" w:hAnsi="Gentium" w:cs="Gentium"/>
-                <w:sz w:val="28"/>
-                <w:szCs w:val="28"/>
-              </w:rPr>
-            </w:pPr>
-          </w:p>
-        </w:tc>
-        <w:tc>
-          <w:tcPr>
-            <w:tcW w:w="4394" w:type="dxa"/>
-            <w:gridSpan w:val="4"/>
-            <w:vAlign w:val="center"/>
-          </w:tcPr>
-          <w:p>
-            <w:pPr>
-              <w:spacing w:before="40" w:line="280" w:lineRule="exact"/>
-              <w:jc w:val="center"/>
-              <w:rPr>
-                <w:rFonts w:ascii="CS Coptic Manuscript" w:hAnsi="CS Coptic Manuscript"/>
-                <w:sz w:val="28"/>
-                <w:szCs w:val="28"/>
-              </w:rPr>
-            </w:pPr>
-          </w:p>
-        </w:tc>
-        <w:tc>
-          <w:tcPr>
-            <w:tcW w:w="3503" w:type="dxa"/>
-            <w:vAlign w:val="center"/>
-          </w:tcPr>
-          <w:p>
-            <w:pPr>
-              <w:spacing w:before="40" w:line="280" w:lineRule="exact"/>
-              <w:jc w:val="center"/>
-              <w:rPr>
-                <w:rFonts w:ascii="Gentium" w:hAnsi="Gentium" w:cs="Gentium"/>
-                <w:sz w:val="26"/>
-                <w:szCs w:val="26"/>
-              </w:rPr>
-            </w:pPr>
-          </w:p>
-        </w:tc>
-      </w:tr>
-      <w:tr>
-        <w:tc>
-          <w:tcPr>
-            <w:tcW w:w="3828" w:type="dxa"/>
-            <w:vAlign w:val="center"/>
-          </w:tcPr>
-          <w:p>
-            <w:pPr>
-              <w:spacing w:before="40" w:line="280" w:lineRule="exact"/>
-              <w:jc w:val="center"/>
-              <w:rPr>
-                <w:rFonts w:ascii="Book Antiqua" w:hAnsi="Book Antiqua"/>
-                <w:i/>
-                <w:iCs/>
-                <w:smallCaps/>
-                <w:color w:val="76923C" w:themeColor="accent3" w:themeShade="BF"/>
-              </w:rPr>
-            </w:pPr>
-            <w:r>
-              <w:rPr>
-                <w:rFonts w:ascii="Book Antiqua" w:hAnsi="Book Antiqua"/>
-                <w:i/>
-                <w:iCs/>
-                <w:smallCaps/>
-                <w:color w:val="76923C" w:themeColor="accent3" w:themeShade="BF"/>
-              </w:rPr>
-              <w:t>The Gospel of Judas</w:t>
-            </w:r>
-          </w:p>
-        </w:tc>
-        <w:tc>
-          <w:tcPr>
-            <w:tcW w:w="3969" w:type="dxa"/>
-            <w:gridSpan w:val="2"/>
-            <w:vAlign w:val="center"/>
-          </w:tcPr>
-          <w:p>
-            <w:pPr>
-              <w:spacing w:before="40" w:line="280" w:lineRule="exact"/>
-              <w:jc w:val="center"/>
-              <w:rPr>
-                <w:rFonts w:ascii="Gentium" w:hAnsi="Gentium" w:cs="Gentium"/>
-                <w:sz w:val="28"/>
-                <w:szCs w:val="28"/>
-              </w:rPr>
-            </w:pPr>
-          </w:p>
-        </w:tc>
-        <w:tc>
-          <w:tcPr>
-            <w:tcW w:w="4394" w:type="dxa"/>
-            <w:gridSpan w:val="4"/>
-            <w:vAlign w:val="center"/>
-          </w:tcPr>
-          <w:p>
-            <w:pPr>
-              <w:spacing w:before="40" w:line="280" w:lineRule="exact"/>
-              <w:jc w:val="center"/>
-              <w:rPr>
-                <w:rFonts w:ascii="CS Coptic Manuscript" w:hAnsi="CS Coptic Manuscript"/>
-                <w:sz w:val="28"/>
-                <w:szCs w:val="28"/>
-              </w:rPr>
-            </w:pPr>
-          </w:p>
-        </w:tc>
-        <w:tc>
-          <w:tcPr>
-            <w:tcW w:w="3503" w:type="dxa"/>
-            <w:vAlign w:val="center"/>
-          </w:tcPr>
-          <w:p>
-            <w:pPr>
-              <w:spacing w:before="40" w:line="280" w:lineRule="exact"/>
-              <w:jc w:val="center"/>
-              <w:rPr>
-                <w:rFonts w:ascii="Gentium" w:hAnsi="Gentium" w:cs="Gentium"/>
-                <w:sz w:val="26"/>
-                <w:szCs w:val="26"/>
-              </w:rPr>
-            </w:pPr>
-          </w:p>
-        </w:tc>
-      </w:tr>
-      <w:tr>
-        <w:tc>
-          <w:tcPr>
             <w:tcW w:w="15694" w:type="dxa"/>
-            <w:gridSpan w:val="8"/>
+            <w:gridSpan w:val="7"/>
             <w:vAlign w:val="center"/>
           </w:tcPr>
           <w:p>
@@ -38575,7 +38555,7 @@
                 <w:color w:val="76923C" w:themeColor="accent3" w:themeShade="BF"/>
               </w:rPr>
             </w:pPr>
-            <w:hyperlink r:id="rId753" w:tooltip="The Secret Gospel of Mark" w:history="1">
+            <w:hyperlink r:id="rId755" w:tooltip="The Secret Gospel of Mark" w:history="1">
               <w:r>
                 <w:rPr>
                   <w:rStyle w:val="Hyperlink"/>
@@ -38605,7 +38585,7 @@
                 <w:color w:val="0000FF"/>
               </w:rPr>
             </w:pPr>
-            <w:hyperlink r:id="rId754" w:tooltip="Secret Gospel of Mark" w:history="1">
+            <w:hyperlink r:id="rId756" w:tooltip="Secret Gospel of Mark" w:history="1">
               <w:r>
                 <w:rPr>
                   <w:rStyle w:val="Hyperlink"/>
@@ -38622,7 +38602,7 @@
         <w:tc>
           <w:tcPr>
             <w:tcW w:w="4394" w:type="dxa"/>
-            <w:gridSpan w:val="4"/>
+            <w:gridSpan w:val="3"/>
             <w:vAlign w:val="center"/>
           </w:tcPr>
           <w:p>
@@ -38652,7 +38632,7 @@
                 <w:szCs w:val="26"/>
               </w:rPr>
             </w:pPr>
-            <w:hyperlink r:id="rId755" w:tooltip="Morton Smith's Original Translation" w:history="1">
+            <w:hyperlink r:id="rId757" w:tooltip="Morton Smith's Original Translation" w:history="1">
               <w:r>
                 <w:rPr>
                   <w:rStyle w:val="Hyperlink"/>
@@ -38683,46 +38663,6 @@
                 <w:t>(Morton Smith)</w:t>
               </w:r>
             </w:hyperlink>
-          </w:p>
-        </w:tc>
-      </w:tr>
-      <w:tr>
-        <w:tc>
-          <w:tcPr>
-            <w:tcW w:w="3828" w:type="dxa"/>
-            <w:vAlign w:val="center"/>
-          </w:tcPr>
-          <w:p>
-            <w:pPr>
-              <w:spacing w:before="40" w:line="280" w:lineRule="exact"/>
-              <w:jc w:val="center"/>
-            </w:pPr>
-          </w:p>
-        </w:tc>
-        <w:tc>
-          <w:tcPr>
-            <w:tcW w:w="8363" w:type="dxa"/>
-            <w:gridSpan w:val="6"/>
-            <w:vAlign w:val="center"/>
-          </w:tcPr>
-          <w:p>
-            <w:pPr>
-              <w:widowControl w:val="0"/>
-              <w:spacing w:before="360"/>
-              <w:jc w:val="center"/>
-            </w:pPr>
-          </w:p>
-        </w:tc>
-        <w:tc>
-          <w:tcPr>
-            <w:tcW w:w="3503" w:type="dxa"/>
-            <w:vAlign w:val="center"/>
-          </w:tcPr>
-          <w:p>
-            <w:pPr>
-              <w:spacing w:before="40" w:line="280" w:lineRule="exact"/>
-              <w:jc w:val="center"/>
-            </w:pPr>
           </w:p>
         </w:tc>
       </w:tr>
@@ -38886,7 +38826,7 @@
               </w:rPr>
               <w:br/>
             </w:r>
-            <w:hyperlink r:id="rId756" w:tooltip="An Overview of the TheoDoor Project" w:history="1">
+            <w:hyperlink r:id="rId758" w:tooltip="An Overview of the TheoDoor Project" w:history="1">
               <w:r>
                 <w:rPr>
                   <w:rStyle w:val="Hyperlink"/>
@@ -39286,7 +39226,7 @@
               </w:rPr>
               <w:t>(</w:t>
             </w:r>
-            <w:hyperlink r:id="rId757" w:tooltip="Notes on the translations by R.H. Charles." w:history="1">
+            <w:hyperlink r:id="rId759" w:tooltip="Notes on the translations by R.H. Charles." w:history="1">
               <w:r>
                 <w:rPr>
                   <w:rStyle w:val="Hyperlink"/>
@@ -39434,7 +39374,7 @@
                 <w:sz w:val="24"/>
               </w:rPr>
             </w:pPr>
-            <w:hyperlink r:id="rId758" w:tooltip="The Testament of Abraham" w:history="1">
+            <w:hyperlink r:id="rId760" w:tooltip="The Testament of Abraham" w:history="1">
               <w:r>
                 <w:rPr>
                   <w:rStyle w:val="Hyperlink"/>
@@ -39472,7 +39412,7 @@
                 <w:u w:val="single"/>
               </w:rPr>
             </w:pPr>
-            <w:hyperlink r:id="rId759" w:tooltip="The Testament of Abraham" w:history="1">
+            <w:hyperlink r:id="rId761" w:tooltip="The Testament of Abraham" w:history="1">
               <w:r>
                 <w:rPr>
                   <w:rStyle w:val="Hyperlink"/>
@@ -39513,7 +39453,7 @@
                 <w:szCs w:val="26"/>
               </w:rPr>
             </w:pPr>
-            <w:hyperlink r:id="rId760" w:tooltip="No Latin Text Available" w:history="1">
+            <w:hyperlink r:id="rId762" w:tooltip="No Latin Text Available" w:history="1">
               <w:r>
                 <w:rPr>
                   <w:rStyle w:val="Hyperlink"/>
@@ -39549,7 +39489,7 @@
                 <w:szCs w:val="26"/>
               </w:rPr>
             </w:pPr>
-            <w:hyperlink r:id="rId761" w:tooltip="Coptic Text Unavailable" w:history="1">
+            <w:hyperlink r:id="rId763" w:tooltip="Coptic Text Unavailable" w:history="1">
               <w:r>
                 <w:rPr>
                   <w:rStyle w:val="Hyperlink"/>
@@ -39585,7 +39525,7 @@
                 <w:u w:val="single"/>
               </w:rPr>
             </w:pPr>
-            <w:hyperlink r:id="rId762" w:tooltip="An Image-Scan of Tikhonravov's Text" w:history="1">
+            <w:hyperlink r:id="rId764" w:tooltip="An Image-Scan of Tikhonravov's Text" w:history="1">
               <w:proofErr w:type="spellStart"/>
               <w:r>
                 <w:rPr>
@@ -39689,7 +39629,7 @@
                 <w:u w:val="single"/>
               </w:rPr>
             </w:pPr>
-            <w:hyperlink r:id="rId763" w:tooltip="M.R. James' 1892 Translation" w:history="1">
+            <w:hyperlink r:id="rId765" w:tooltip="M.R. James' 1892 Translation" w:history="1">
               <w:r>
                 <w:rPr>
                   <w:rStyle w:val="Hyperlink"/>
@@ -39835,7 +39775,7 @@
                 <w:sz w:val="24"/>
               </w:rPr>
             </w:pPr>
-            <w:hyperlink r:id="rId764" w:tooltip="No Greek Text Available" w:history="1">
+            <w:hyperlink r:id="rId766" w:tooltip="No Greek Text Available" w:history="1">
               <w:r>
                 <w:rPr>
                   <w:rStyle w:val="Hyperlink"/>
@@ -39875,7 +39815,7 @@
                 <w:szCs w:val="26"/>
               </w:rPr>
             </w:pPr>
-            <w:hyperlink r:id="rId765" w:tooltip="No Latin Text Available" w:history="1">
+            <w:hyperlink r:id="rId767" w:tooltip="No Latin Text Available" w:history="1">
               <w:r>
                 <w:rPr>
                   <w:rStyle w:val="Hyperlink"/>
@@ -39911,7 +39851,7 @@
                 <w:szCs w:val="26"/>
               </w:rPr>
             </w:pPr>
-            <w:hyperlink r:id="rId766" w:tooltip="Coptic Text Unavailable" w:history="1">
+            <w:hyperlink r:id="rId768" w:tooltip="Coptic Text Unavailable" w:history="1">
               <w:r>
                 <w:rPr>
                   <w:rStyle w:val="Hyperlink"/>
@@ -39945,7 +39885,7 @@
                 <w:sz w:val="24"/>
               </w:rPr>
             </w:pPr>
-            <w:hyperlink r:id="rId767" w:tooltip="No Slavonic Text Available" w:history="1">
+            <w:hyperlink r:id="rId769" w:tooltip="No Slavonic Text Available" w:history="1">
               <w:r>
                 <w:rPr>
                   <w:rStyle w:val="Hyperlink"/>
@@ -40072,7 +40012,7 @@
                 <w:sz w:val="24"/>
               </w:rPr>
             </w:pPr>
-            <w:hyperlink r:id="rId768" w:tooltip="No Greek Text Available" w:history="1">
+            <w:hyperlink r:id="rId770" w:tooltip="No Greek Text Available" w:history="1">
               <w:r>
                 <w:rPr>
                   <w:rStyle w:val="Hyperlink"/>
@@ -40112,7 +40052,7 @@
                 <w:szCs w:val="26"/>
               </w:rPr>
             </w:pPr>
-            <w:hyperlink r:id="rId769" w:tooltip="No Latin Text Available" w:history="1">
+            <w:hyperlink r:id="rId771" w:tooltip="No Latin Text Available" w:history="1">
               <w:r>
                 <w:rPr>
                   <w:rStyle w:val="Hyperlink"/>
@@ -40148,7 +40088,7 @@
                 <w:szCs w:val="26"/>
               </w:rPr>
             </w:pPr>
-            <w:hyperlink r:id="rId770" w:tooltip="Coptic Text Unavailable" w:history="1">
+            <w:hyperlink r:id="rId772" w:tooltip="Coptic Text Unavailable" w:history="1">
               <w:r>
                 <w:rPr>
                   <w:rStyle w:val="Hyperlink"/>
@@ -40182,7 +40122,7 @@
                 <w:sz w:val="24"/>
               </w:rPr>
             </w:pPr>
-            <w:hyperlink r:id="rId771" w:tooltip="No Slavonic Text Available" w:history="1">
+            <w:hyperlink r:id="rId773" w:tooltip="No Slavonic Text Available" w:history="1">
               <w:r>
                 <w:rPr>
                   <w:rStyle w:val="Hyperlink"/>
@@ -40353,7 +40293,7 @@
                 <w:u w:val="single"/>
               </w:rPr>
             </w:pPr>
-            <w:hyperlink r:id="rId772" w:tooltip="Full Transcription of Unknown Provenance" w:history="1">
+            <w:hyperlink r:id="rId774" w:tooltip="Full Transcription of Unknown Provenance" w:history="1">
               <w:proofErr w:type="spellStart"/>
               <w:r>
                 <w:rPr>
@@ -40453,7 +40393,7 @@
                 <w:szCs w:val="26"/>
               </w:rPr>
             </w:pPr>
-            <w:hyperlink r:id="rId773" w:tooltip="No Latin Text Available" w:history="1">
+            <w:hyperlink r:id="rId775" w:tooltip="No Latin Text Available" w:history="1">
               <w:r>
                 <w:rPr>
                   <w:rStyle w:val="Hyperlink"/>
@@ -40532,7 +40472,7 @@
                 <w:sz w:val="24"/>
               </w:rPr>
             </w:pPr>
-            <w:hyperlink r:id="rId774" w:tooltip="No Slavonic Text Available" w:history="1">
+            <w:hyperlink r:id="rId776" w:tooltip="No Slavonic Text Available" w:history="1">
               <w:r>
                 <w:rPr>
                   <w:rStyle w:val="Hyperlink"/>
@@ -40564,7 +40504,7 @@
                 <w:szCs w:val="26"/>
               </w:rPr>
             </w:pPr>
-            <w:hyperlink r:id="rId775" w:tooltip="The Testaments of the Twelve Patriarchs (RH Charles)" w:history="1">
+            <w:hyperlink r:id="rId777" w:tooltip="The Testaments of the Twelve Patriarchs (RH Charles)" w:history="1">
               <w:r>
                 <w:rPr>
                   <w:rStyle w:val="Hyperlink"/>
@@ -40623,7 +40563,7 @@
                 <w:u w:val="single"/>
               </w:rPr>
             </w:pPr>
-            <w:hyperlink r:id="rId776" w:tooltip="The Testament of Adam (Preliminary)" w:history="1">
+            <w:hyperlink r:id="rId778" w:tooltip="The Testament of Adam (Preliminary)" w:history="1">
               <w:r>
                 <w:rPr>
                   <w:rStyle w:val="Hyperlink"/>
@@ -40662,7 +40602,7 @@
                 <w:sz w:val="24"/>
               </w:rPr>
             </w:pPr>
-            <w:hyperlink r:id="rId777" w:tooltip="The Testament of Adam (Horarium)" w:history="1">
+            <w:hyperlink r:id="rId779" w:tooltip="The Testament of Adam (Horarium)" w:history="1">
               <w:r>
                 <w:rPr>
                   <w:rStyle w:val="Hyperlink"/>
@@ -40714,7 +40654,7 @@
                 <w:szCs w:val="26"/>
               </w:rPr>
             </w:pPr>
-            <w:hyperlink r:id="rId778" w:tooltip="No Latin Text Available" w:history="1">
+            <w:hyperlink r:id="rId780" w:tooltip="No Latin Text Available" w:history="1">
               <w:r>
                 <w:rPr>
                   <w:rStyle w:val="Hyperlink"/>
@@ -40749,7 +40689,7 @@
                 <w:szCs w:val="26"/>
               </w:rPr>
             </w:pPr>
-            <w:hyperlink r:id="rId779" w:tooltip="The Testament of Adam (Chs 1-3)" w:history="1">
+            <w:hyperlink r:id="rId781" w:tooltip="The Testament of Adam (Chs 1-3)" w:history="1">
               <w:r>
                 <w:rPr>
                   <w:rStyle w:val="Hyperlink"/>
@@ -40782,7 +40722,7 @@
                 <w:sz w:val="24"/>
               </w:rPr>
             </w:pPr>
-            <w:hyperlink r:id="rId780" w:tooltip="No Slavonic Text Available" w:history="1">
+            <w:hyperlink r:id="rId782" w:tooltip="No Slavonic Text Available" w:history="1">
               <w:r>
                 <w:rPr>
                   <w:rStyle w:val="Hyperlink"/>
@@ -40817,7 +40757,7 @@
                 <w:u w:val="single"/>
               </w:rPr>
             </w:pPr>
-            <w:hyperlink r:id="rId781" w:tooltip="A hybrid transaltion from various sources" w:history="1">
+            <w:hyperlink r:id="rId783" w:tooltip="A hybrid transaltion from various sources" w:history="1">
               <w:r>
                 <w:rPr>
                   <w:rStyle w:val="Hyperlink"/>
@@ -40879,7 +40819,7 @@
                 <w:sz w:val="24"/>
               </w:rPr>
             </w:pPr>
-            <w:hyperlink r:id="rId782" w:tooltip="The Assumption/Testament of Moses" w:history="1">
+            <w:hyperlink r:id="rId784" w:tooltip="The Assumption/Testament of Moses" w:history="1">
               <w:r>
                 <w:rPr>
                   <w:rStyle w:val="Hyperlink"/>
@@ -40931,7 +40871,7 @@
                 <w:sz w:val="24"/>
               </w:rPr>
             </w:pPr>
-            <w:hyperlink r:id="rId783" w:tooltip="No Greek Text Available" w:history="1">
+            <w:hyperlink r:id="rId785" w:tooltip="No Greek Text Available" w:history="1">
               <w:r>
                 <w:rPr>
                   <w:rStyle w:val="Hyperlink"/>
@@ -40973,7 +40913,7 @@
                 <w:szCs w:val="26"/>
               </w:rPr>
             </w:pPr>
-            <w:hyperlink r:id="rId784" w:tooltip="The Assumption of Moses (Codex Ambrosiana)" w:history="1">
+            <w:hyperlink r:id="rId786" w:tooltip="The Assumption of Moses (Codex Ambrosiana)" w:history="1">
               <w:r>
                 <w:rPr>
                   <w:rStyle w:val="Hyperlink"/>
@@ -41009,7 +40949,7 @@
                 <w:szCs w:val="26"/>
               </w:rPr>
             </w:pPr>
-            <w:hyperlink r:id="rId785" w:tooltip="No Extant Oriental Manuscript" w:history="1">
+            <w:hyperlink r:id="rId787" w:tooltip="No Extant Oriental Manuscript" w:history="1">
               <w:r>
                 <w:rPr>
                   <w:rStyle w:val="Hyperlink"/>
@@ -41042,7 +40982,7 @@
                 <w:sz w:val="24"/>
               </w:rPr>
             </w:pPr>
-            <w:hyperlink r:id="rId786" w:tooltip="No Slavonic Text Available" w:history="1">
+            <w:hyperlink r:id="rId788" w:tooltip="No Slavonic Text Available" w:history="1">
               <w:r>
                 <w:rPr>
                   <w:rStyle w:val="Hyperlink"/>
@@ -41073,7 +41013,7 @@
                 <w:szCs w:val="26"/>
               </w:rPr>
             </w:pPr>
-            <w:hyperlink r:id="rId787" w:tooltip="The Assumption of Moses (RH Charles)" w:history="1">
+            <w:hyperlink r:id="rId789" w:tooltip="The Assumption of Moses (RH Charles)" w:history="1">
               <w:r>
                 <w:rPr>
                   <w:rStyle w:val="Hyperlink"/>
@@ -41145,7 +41085,7 @@
                 <w:sz w:val="24"/>
               </w:rPr>
             </w:pPr>
-            <w:hyperlink r:id="rId788" w:tooltip="The Testament of Solomon" w:history="1">
+            <w:hyperlink r:id="rId790" w:tooltip="The Testament of Solomon" w:history="1">
               <w:proofErr w:type="spellStart"/>
               <w:r>
                 <w:rPr>
@@ -41211,7 +41151,7 @@
                 <w:szCs w:val="26"/>
               </w:rPr>
             </w:pPr>
-            <w:hyperlink r:id="rId789" w:tooltip="No Extant Latin MS" w:history="1">
+            <w:hyperlink r:id="rId791" w:tooltip="No Extant Latin MS" w:history="1">
               <w:r>
                 <w:rPr>
                   <w:rStyle w:val="Hyperlink"/>
@@ -41247,7 +41187,7 @@
                 <w:szCs w:val="26"/>
               </w:rPr>
             </w:pPr>
-            <w:hyperlink r:id="rId790" w:tooltip="Syriac/Arabic Text Unavailable" w:history="1">
+            <w:hyperlink r:id="rId792" w:tooltip="Syriac/Arabic Text Unavailable" w:history="1">
               <w:r>
                 <w:rPr>
                   <w:rStyle w:val="Hyperlink"/>
@@ -41281,7 +41221,7 @@
                 <w:sz w:val="24"/>
               </w:rPr>
             </w:pPr>
-            <w:hyperlink r:id="rId791" w:tooltip="No Slavonic Text Available" w:history="1">
+            <w:hyperlink r:id="rId793" w:tooltip="No Slavonic Text Available" w:history="1">
               <w:r>
                 <w:rPr>
                   <w:rStyle w:val="Hyperlink"/>
@@ -41390,7 +41330,7 @@
                 <w:sz w:val="24"/>
               </w:rPr>
             </w:pPr>
-            <w:hyperlink r:id="rId792" w:tooltip="Testament of Job (3 MSS)" w:history="1">
+            <w:hyperlink r:id="rId794" w:tooltip="Testament of Job (3 MSS)" w:history="1">
               <w:proofErr w:type="spellStart"/>
               <w:r>
                 <w:rPr>
@@ -41492,7 +41432,7 @@
                 <w:szCs w:val="26"/>
               </w:rPr>
             </w:pPr>
-            <w:hyperlink r:id="rId793" w:tooltip="No Latin Text Available" w:history="1">
+            <w:hyperlink r:id="rId795" w:tooltip="No Latin Text Available" w:history="1">
               <w:proofErr w:type="spellStart"/>
               <w:r>
                 <w:rPr>
@@ -41570,7 +41510,7 @@
                 <w:szCs w:val="26"/>
               </w:rPr>
             </w:pPr>
-            <w:hyperlink r:id="rId794" w:tooltip="Coptic Text Unavailable" w:history="1">
+            <w:hyperlink r:id="rId796" w:tooltip="Coptic Text Unavailable" w:history="1">
               <w:r>
                 <w:rPr>
                   <w:rStyle w:val="Hyperlink"/>
@@ -41617,7 +41557,7 @@
                 <w:sz w:val="24"/>
               </w:rPr>
             </w:pPr>
-            <w:hyperlink r:id="rId795" w:tooltip="No Slavonic Text Available" w:history="1">
+            <w:hyperlink r:id="rId797" w:tooltip="No Slavonic Text Available" w:history="1">
               <w:r>
                 <w:rPr>
                   <w:rStyle w:val="Hyperlink"/>
@@ -41810,7 +41750,7 @@
                 <w:szCs w:val="26"/>
               </w:rPr>
             </w:pPr>
-            <w:hyperlink r:id="rId796" w:tooltip="The Apocalypse of Moses" w:history="1">
+            <w:hyperlink r:id="rId798" w:tooltip="The Apocalypse of Moses" w:history="1">
               <w:r>
                 <w:rPr>
                   <w:rStyle w:val="Hyperlink"/>
@@ -41887,7 +41827,7 @@
                 <w:szCs w:val="26"/>
               </w:rPr>
             </w:pPr>
-            <w:hyperlink r:id="rId797" w:tooltip="The Life of Adam &amp; Eve" w:history="1">
+            <w:hyperlink r:id="rId799" w:tooltip="The Life of Adam &amp; Eve" w:history="1">
               <w:r>
                 <w:rPr>
                   <w:rStyle w:val="Hyperlink"/>
@@ -41976,7 +41916,7 @@
                 <w:u w:val="single"/>
               </w:rPr>
             </w:pPr>
-            <w:hyperlink r:id="rId798" w:tooltip="The Books of Adam &amp; Eve" w:history="1">
+            <w:hyperlink r:id="rId800" w:tooltip="The Books of Adam &amp; Eve" w:history="1">
               <w:r>
                 <w:rPr>
                   <w:rStyle w:val="Hyperlink"/>
@@ -42052,7 +41992,7 @@
                 <w:szCs w:val="26"/>
               </w:rPr>
             </w:pPr>
-            <w:hyperlink r:id="rId799" w:tooltip="The Sibylline Oracles" w:history="1">
+            <w:hyperlink r:id="rId801" w:tooltip="The Sibylline Oracles" w:history="1">
               <w:proofErr w:type="spellStart"/>
               <w:r>
                 <w:rPr>
@@ -42312,7 +42252,7 @@
                 <w:szCs w:val="26"/>
               </w:rPr>
             </w:pPr>
-            <w:hyperlink r:id="rId800" w:tooltip="Transcription by Robert Duke (OCP)" w:history="1">
+            <w:hyperlink r:id="rId802" w:tooltip="Transcription by Robert Duke (OCP)" w:history="1">
               <w:r>
                 <w:rPr>
                   <w:rStyle w:val="Hyperlink"/>
@@ -42409,7 +42349,7 @@
                 <w:szCs w:val="26"/>
               </w:rPr>
             </w:pPr>
-            <w:hyperlink r:id="rId801" w:tooltip="Visions of Amram (Hybrid Translation)" w:history="1">
+            <w:hyperlink r:id="rId803" w:tooltip="Visions of Amram (Hybrid Translation)" w:history="1">
               <w:r>
                 <w:rPr>
                   <w:rStyle w:val="Hyperlink"/>
@@ -43238,7 +43178,7 @@
                 <w:sz w:val="24"/>
               </w:rPr>
             </w:pPr>
-            <w:hyperlink r:id="rId802" w:tooltip="The Lives of the Prophets" w:history="1">
+            <w:hyperlink r:id="rId804" w:tooltip="The Lives of the Prophets" w:history="1">
               <w:r>
                 <w:rPr>
                   <w:rStyle w:val="Hyperlink"/>
@@ -43276,7 +43216,7 @@
                 <w:szCs w:val="22"/>
               </w:rPr>
             </w:pPr>
-            <w:hyperlink r:id="rId803" w:tooltip="C.C. Torrey's 1946 Transcription" w:history="1">
+            <w:hyperlink r:id="rId805" w:tooltip="C.C. Torrey's 1946 Transcription" w:history="1">
               <w:proofErr w:type="spellStart"/>
               <w:r>
                 <w:rPr>
@@ -43353,7 +43293,7 @@
                 <w:szCs w:val="22"/>
               </w:rPr>
             </w:pPr>
-            <w:hyperlink r:id="rId804" w:tooltip="Latin Text Unvailable" w:history="1">
+            <w:hyperlink r:id="rId806" w:tooltip="Latin Text Unvailable" w:history="1">
               <w:r>
                 <w:rPr>
                   <w:rStyle w:val="Hyperlink"/>
@@ -43407,7 +43347,7 @@
                 <w:szCs w:val="22"/>
               </w:rPr>
             </w:pPr>
-            <w:hyperlink r:id="rId805" w:tooltip="Syriac Text Unavailable" w:history="1">
+            <w:hyperlink r:id="rId807" w:tooltip="Syriac Text Unavailable" w:history="1">
               <w:r>
                 <w:rPr>
                   <w:rStyle w:val="Hyperlink"/>
@@ -43439,7 +43379,7 @@
                 <w:rFonts w:ascii="Pochaevsk" w:hAnsi="Pochaevsk"/>
               </w:rPr>
             </w:pPr>
-            <w:hyperlink r:id="rId806" w:tooltip="No Slavonic Text Available" w:history="1">
+            <w:hyperlink r:id="rId808" w:tooltip="No Slavonic Text Available" w:history="1">
               <w:r>
                 <w:rPr>
                   <w:rStyle w:val="Hyperlink"/>
@@ -43473,7 +43413,7 @@
                 <w:szCs w:val="26"/>
               </w:rPr>
             </w:pPr>
-            <w:hyperlink r:id="rId807" w:tooltip="C.C. Torrey's 1946 Translation" w:history="1">
+            <w:hyperlink r:id="rId809" w:tooltip="C.C. Torrey's 1946 Translation" w:history="1">
               <w:r>
                 <w:rPr>
                   <w:rStyle w:val="Hyperlink"/>
@@ -43807,7 +43747,7 @@
                 <w:szCs w:val="22"/>
               </w:rPr>
             </w:pPr>
-            <w:hyperlink r:id="rId808" w:tooltip="The Letter or Aristeas" w:history="1">
+            <w:hyperlink r:id="rId810" w:tooltip="The Letter or Aristeas" w:history="1">
               <w:proofErr w:type="spellStart"/>
               <w:r>
                 <w:rPr>
@@ -43941,7 +43881,7 @@
                 <w:szCs w:val="26"/>
               </w:rPr>
             </w:pPr>
-            <w:hyperlink r:id="rId809" w:tooltip="The Letter of Aristeas (RH Charles)" w:history="1">
+            <w:hyperlink r:id="rId811" w:tooltip="The Letter of Aristeas (RH Charles)" w:history="1">
               <w:r>
                 <w:rPr>
                   <w:rStyle w:val="Hyperlink"/>
@@ -44618,19 +44558,8 @@
                 <w:color w:val="76923C" w:themeColor="accent3" w:themeShade="BF"/>
                 <w:sz w:val="24"/>
               </w:rPr>
-              <w:t xml:space="preserve"> </w:t>
+              <w:t xml:space="preserve"> Aboth</w:t>
             </w:r>
-            <w:proofErr w:type="spellStart"/>
-            <w:r>
-              <w:rPr>
-                <w:rFonts w:ascii="Book Antiqua" w:hAnsi="Book Antiqua"/>
-                <w:smallCaps/>
-                <w:color w:val="76923C" w:themeColor="accent3" w:themeShade="BF"/>
-                <w:sz w:val="24"/>
-              </w:rPr>
-              <w:t>Aboth</w:t>
-            </w:r>
-            <w:proofErr w:type="spellEnd"/>
             <w:r>
               <w:rPr>
                 <w:rFonts w:ascii="Book Antiqua" w:hAnsi="Book Antiqua"/>
@@ -44796,19 +44725,8 @@
                 <w:sz w:val="26"/>
                 <w:szCs w:val="26"/>
               </w:rPr>
-              <w:t xml:space="preserve"> </w:t>
+              <w:t xml:space="preserve"> Aboth</w:t>
             </w:r>
-            <w:proofErr w:type="spellStart"/>
-            <w:r>
-              <w:rPr>
-                <w:rFonts w:ascii="Gentium" w:hAnsi="Gentium" w:cs="Gentium"/>
-                <w:color w:val="808080" w:themeColor="background1" w:themeShade="80"/>
-                <w:sz w:val="26"/>
-                <w:szCs w:val="26"/>
-              </w:rPr>
-              <w:t>Aboth</w:t>
-            </w:r>
-            <w:proofErr w:type="spellEnd"/>
           </w:p>
         </w:tc>
       </w:tr>
@@ -45045,7 +44963,7 @@
                 <w:sz w:val="24"/>
               </w:rPr>
             </w:pPr>
-            <w:hyperlink r:id="rId810" w:history="1">
+            <w:hyperlink r:id="rId812" w:history="1">
               <w:r>
                 <w:rPr>
                   <w:rStyle w:val="Hyperlink"/>

--- a/TheoDoor.docx
+++ b/TheoDoor.docx
@@ -1808,8 +1808,19 @@
                   <w:sz w:val="23"/>
                   <w:szCs w:val="23"/>
                 </w:rPr>
-                <w:t>elos Nmb</w:t>
-              </w:r>
+                <w:t xml:space="preserve">elos </w:t>
+              </w:r>
+              <w:proofErr w:type="spellStart"/>
+              <w:r>
+                <w:rPr>
+                  <w:rStyle w:val="Hyperlink"/>
+                  <w:rFonts w:ascii="Vusillus" w:hAnsi="Vusillus" w:cs="Vusillus"/>
+                  <w:sz w:val="23"/>
+                  <w:szCs w:val="23"/>
+                </w:rPr>
+                <w:t>Nmb</w:t>
+              </w:r>
+              <w:proofErr w:type="spellEnd"/>
             </w:hyperlink>
           </w:p>
         </w:tc>
@@ -2104,8 +2115,19 @@
                   <w:sz w:val="23"/>
                   <w:szCs w:val="23"/>
                 </w:rPr>
-                <w:t>elos Dty</w:t>
-              </w:r>
+                <w:t xml:space="preserve">elos </w:t>
+              </w:r>
+              <w:proofErr w:type="spellStart"/>
+              <w:r>
+                <w:rPr>
+                  <w:rStyle w:val="Hyperlink"/>
+                  <w:rFonts w:ascii="Vusillus" w:hAnsi="Vusillus" w:cs="Vusillus"/>
+                  <w:sz w:val="23"/>
+                  <w:szCs w:val="23"/>
+                </w:rPr>
+                <w:t>Dty</w:t>
+              </w:r>
+              <w:proofErr w:type="spellEnd"/>
             </w:hyperlink>
           </w:p>
         </w:tc>
@@ -22529,8 +22551,21 @@
                   <w:sz w:val="26"/>
                   <w:szCs w:val="26"/>
                 </w:rPr>
-                <w:t>Liber Sapientiæ</w:t>
-              </w:r>
+                <w:t xml:space="preserve">Liber </w:t>
+              </w:r>
+              <w:proofErr w:type="spellStart"/>
+              <w:r>
+                <w:rPr>
+                  <w:rStyle w:val="Hyperlink"/>
+                  <w:rFonts w:ascii="Vusillus" w:hAnsi="Vusillus" w:cs="Vusillus"/>
+                  <w:i/>
+                  <w:iCs/>
+                  <w:sz w:val="26"/>
+                  <w:szCs w:val="26"/>
+                </w:rPr>
+                <w:t>Sapientiæ</w:t>
+              </w:r>
+              <w:proofErr w:type="spellEnd"/>
             </w:hyperlink>
           </w:p>
         </w:tc>
@@ -22696,7 +22731,7 @@
                 <w:color w:val="808080" w:themeColor="background1" w:themeShade="80"/>
                 <w:sz w:val="24"/>
               </w:rPr>
-              <w:fldChar w:fldCharType="begin"/>
+              <w:fldChar w:fldCharType="begin" w:fldLock="1"/>
             </w:r>
             <w:r>
               <w:rPr>
@@ -22936,7 +22971,7 @@
                 <w:rtl/>
                 <w:lang w:bidi="he-IL"/>
               </w:rPr>
-              <w:fldChar w:fldCharType="begin"/>
+              <w:fldChar w:fldCharType="begin" w:fldLock="1"/>
             </w:r>
             <w:r>
               <w:rPr>
@@ -29920,7 +29955,7 @@
                 <w:smallCaps/>
                 <w:sz w:val="24"/>
               </w:rPr>
-              <w:fldChar w:fldCharType="begin"/>
+              <w:fldChar w:fldCharType="begin" w:fldLock="1"/>
             </w:r>
             <w:r>
               <w:rPr>
@@ -30238,6 +30273,7 @@
                 <w:sz w:val="24"/>
               </w:rPr>
             </w:pPr>
+            <w:bookmarkStart w:id="2" w:name="_Hlk211967536"/>
             <w:r>
               <w:rPr>
                 <w:rFonts w:ascii="Book Antiqua" w:hAnsi="Book Antiqua"/>
@@ -30338,6 +30374,64 @@
                 <w:lang w:bidi="he-IL"/>
               </w:rPr>
             </w:pPr>
+            <w:hyperlink r:id="rId655" w:tooltip="Meqabyan Kale" w:history="1">
+              <w:proofErr w:type="spellStart"/>
+              <w:r>
+                <w:rPr>
+                  <w:rStyle w:val="Hyperlink"/>
+                  <w:rFonts w:ascii="Abyssinica SIL" w:hAnsi="Abyssinica SIL" w:cs="Abyssinica SIL"/>
+                  <w:szCs w:val="28"/>
+                </w:rPr>
+                <w:t>መጽሐፈ፡መቃብያን፡ካልዕ</w:t>
+              </w:r>
+              <w:proofErr w:type="spellEnd"/>
+            </w:hyperlink>
+            <w:r>
+              <w:rPr>
+                <w:rFonts w:ascii="Abyssinica SIL" w:hAnsi="Abyssinica SIL" w:cs="Abyssinica SIL"/>
+                <w:szCs w:val="28"/>
+                <w:lang w:bidi="he-IL"/>
+              </w:rPr>
+              <w:t xml:space="preserve"> </w:t>
+            </w:r>
+            <w:hyperlink r:id="rId656" w:tooltip="Notes on the Text's Provenance" w:history="1">
+              <w:r>
+                <w:rPr>
+                  <w:rStyle w:val="Hyperlink"/>
+                  <w:rFonts w:ascii="Gentium" w:hAnsi="Gentium" w:cs="Gentium"/>
+                  <w:i/>
+                  <w:iCs/>
+                  <w:sz w:val="22"/>
+                  <w:szCs w:val="22"/>
+                  <w:lang w:bidi="he-IL"/>
+                </w:rPr>
+                <w:t>(Amharic</w:t>
+              </w:r>
+              <w:r>
+                <w:rPr>
+                  <w:rStyle w:val="Hyperlink"/>
+                  <w:rFonts w:ascii="Gentium" w:hAnsi="Gentium" w:cs="Gentium"/>
+                  <w:i/>
+                  <w:iCs/>
+                  <w:sz w:val="22"/>
+                  <w:szCs w:val="22"/>
+                  <w:lang w:bidi="he-IL"/>
+                </w:rPr>
+                <w:t xml:space="preserve"> – EOTC</w:t>
+              </w:r>
+              <w:r>
+                <w:rPr>
+                  <w:rStyle w:val="Hyperlink"/>
+                  <w:rFonts w:ascii="Gentium" w:hAnsi="Gentium" w:cs="Gentium"/>
+                  <w:i/>
+                  <w:iCs/>
+                  <w:sz w:val="22"/>
+                  <w:szCs w:val="22"/>
+                  <w:lang w:bidi="he-IL"/>
+                </w:rPr>
+                <w:t>)</w:t>
+              </w:r>
+            </w:hyperlink>
           </w:p>
         </w:tc>
         <w:tc>
@@ -30357,7 +30451,7 @@
                 <w:sz w:val="24"/>
               </w:rPr>
             </w:pPr>
-            <w:hyperlink r:id="rId655" w:tooltip="Ge'ez Text Unavailable" w:history="1">
+            <w:hyperlink r:id="rId657" w:tooltip="Ge'ez Text Unavailable" w:history="1">
               <w:r>
                 <w:rPr>
                   <w:rStyle w:val="Hyperlink"/>
@@ -30394,7 +30488,7 @@
                 <w:u w:val="single"/>
               </w:rPr>
             </w:pPr>
-            <w:hyperlink r:id="rId656" w:tooltip="The Second Book of Meqabyan (Selassie, 2005)" w:history="1">
+            <w:hyperlink r:id="rId658" w:tooltip="The Second Book of Meqabyan (Selassie, 2005)" w:history="1">
               <w:r>
                 <w:rPr>
                   <w:rStyle w:val="Hyperlink"/>
@@ -30495,7 +30589,7 @@
                 <w:sz w:val="24"/>
               </w:rPr>
             </w:pPr>
-            <w:hyperlink r:id="rId657" w:tooltip="No Extant Greek/Latin MSS" w:history="1">
+            <w:hyperlink r:id="rId659" w:tooltip="No Extant Greek/Latin MSS" w:history="1">
               <w:r>
                 <w:rPr>
                   <w:rStyle w:val="Hyperlink"/>
@@ -30538,6 +30632,64 @@
                 <w:lang w:bidi="he-IL"/>
               </w:rPr>
             </w:pPr>
+            <w:hyperlink r:id="rId660" w:tooltip="Meqabyan Salis" w:history="1">
+              <w:proofErr w:type="spellStart"/>
+              <w:r>
+                <w:rPr>
+                  <w:rStyle w:val="Hyperlink"/>
+                  <w:rFonts w:ascii="Abyssinica SIL" w:hAnsi="Abyssinica SIL" w:cs="Abyssinica SIL"/>
+                  <w:szCs w:val="28"/>
+                </w:rPr>
+                <w:t>መጽሐፈ፡መቃብያን፡ሣልስ</w:t>
+              </w:r>
+              <w:proofErr w:type="spellEnd"/>
+            </w:hyperlink>
+            <w:r>
+              <w:rPr>
+                <w:rFonts w:ascii="Abyssinica SIL" w:hAnsi="Abyssinica SIL" w:cs="Abyssinica SIL"/>
+                <w:szCs w:val="28"/>
+                <w:lang w:bidi="he-IL"/>
+              </w:rPr>
+              <w:t xml:space="preserve"> </w:t>
+            </w:r>
+            <w:hyperlink r:id="rId661" w:tooltip="Notes on the Text's Provenance" w:history="1">
+              <w:r>
+                <w:rPr>
+                  <w:rStyle w:val="Hyperlink"/>
+                  <w:rFonts w:ascii="Gentium" w:hAnsi="Gentium" w:cs="Gentium"/>
+                  <w:i/>
+                  <w:iCs/>
+                  <w:sz w:val="22"/>
+                  <w:szCs w:val="22"/>
+                  <w:lang w:bidi="he-IL"/>
+                </w:rPr>
+                <w:t>(Amharic</w:t>
+              </w:r>
+              <w:r>
+                <w:rPr>
+                  <w:rStyle w:val="Hyperlink"/>
+                  <w:rFonts w:ascii="Gentium" w:hAnsi="Gentium" w:cs="Gentium"/>
+                  <w:i/>
+                  <w:iCs/>
+                  <w:sz w:val="22"/>
+                  <w:szCs w:val="22"/>
+                  <w:lang w:bidi="he-IL"/>
+                </w:rPr>
+                <w:t xml:space="preserve"> – EOTC</w:t>
+              </w:r>
+              <w:r>
+                <w:rPr>
+                  <w:rStyle w:val="Hyperlink"/>
+                  <w:rFonts w:ascii="Gentium" w:hAnsi="Gentium" w:cs="Gentium"/>
+                  <w:i/>
+                  <w:iCs/>
+                  <w:sz w:val="22"/>
+                  <w:szCs w:val="22"/>
+                  <w:lang w:bidi="he-IL"/>
+                </w:rPr>
+                <w:t>)</w:t>
+              </w:r>
+            </w:hyperlink>
           </w:p>
         </w:tc>
         <w:tc>
@@ -30557,7 +30709,7 @@
                 <w:sz w:val="24"/>
               </w:rPr>
             </w:pPr>
-            <w:hyperlink r:id="rId658" w:tooltip="Ge'ez Text Unavailable" w:history="1">
+            <w:hyperlink r:id="rId662" w:tooltip="Ge'ez Text Unavailable" w:history="1">
               <w:r>
                 <w:rPr>
                   <w:rStyle w:val="Hyperlink"/>
@@ -30594,7 +30746,7 @@
                 <w:u w:val="single"/>
               </w:rPr>
             </w:pPr>
-            <w:hyperlink r:id="rId659" w:tooltip="The Third Book of Meqabyan (Selassie, 2005)" w:history="1">
+            <w:hyperlink r:id="rId663" w:tooltip="The Third Book of Meqabyan (Selassie, 2005)" w:history="1">
               <w:r>
                 <w:rPr>
                   <w:rStyle w:val="Hyperlink"/>
@@ -30611,6 +30763,7 @@
         </w:tc>
       </w:tr>
       <w:bookmarkEnd w:id="1"/>
+      <w:bookmarkEnd w:id="2"/>
       <w:tr>
         <w:trPr>
           <w:jc w:val="center"/>
@@ -30937,95 +31090,6 @@
               <w:lastRenderedPageBreak/>
               <w:t>Non-Canonical Early Christian Writings</w:t>
             </w:r>
-            <w:r>
-              <w:rPr>
-                <w:rFonts w:ascii="Book Antiqua" w:hAnsi="Book Antiqua"/>
-                <w:b/>
-                <w:bCs/>
-                <w:smallCaps/>
-                <w:sz w:val="48"/>
-                <w:szCs w:val="48"/>
-                <w:u w:color="800080"/>
-              </w:rPr>
-              <w:br/>
-            </w:r>
-            <w:r>
-              <w:rPr>
-                <w:rFonts w:ascii="Book Antiqua" w:hAnsi="Book Antiqua"/>
-                <w:i/>
-                <w:iCs/>
-                <w:sz w:val="32"/>
-                <w:szCs w:val="32"/>
-                <w:u w:color="800080"/>
-              </w:rPr>
-              <w:t>(Th</w:t>
-            </w:r>
-            <w:r>
-              <w:rPr>
-                <w:rFonts w:ascii="Book Antiqua" w:hAnsi="Book Antiqua"/>
-                <w:i/>
-                <w:iCs/>
-                <w:sz w:val="32"/>
-                <w:szCs w:val="32"/>
-                <w:u w:color="800080"/>
-              </w:rPr>
-              <w:t>e</w:t>
-            </w:r>
-            <w:r>
-              <w:rPr>
-                <w:rFonts w:ascii="Book Antiqua" w:hAnsi="Book Antiqua"/>
-                <w:i/>
-                <w:iCs/>
-                <w:sz w:val="32"/>
-                <w:szCs w:val="32"/>
-                <w:u w:color="800080"/>
-              </w:rPr>
-              <w:t xml:space="preserve"> </w:t>
-            </w:r>
-            <w:r>
-              <w:rPr>
-                <w:rFonts w:ascii="Book Antiqua" w:hAnsi="Book Antiqua"/>
-                <w:i/>
-                <w:iCs/>
-                <w:sz w:val="32"/>
-                <w:szCs w:val="32"/>
-                <w:u w:color="800080"/>
-              </w:rPr>
-              <w:t>content of this s</w:t>
-            </w:r>
-            <w:r>
-              <w:rPr>
-                <w:rFonts w:ascii="Book Antiqua" w:hAnsi="Book Antiqua"/>
-                <w:i/>
-                <w:iCs/>
-                <w:sz w:val="32"/>
-                <w:szCs w:val="32"/>
-                <w:u w:color="800080"/>
-              </w:rPr>
-              <w:t xml:space="preserve">ection is </w:t>
-            </w:r>
-            <w:r>
-              <w:rPr>
-                <w:rFonts w:ascii="Book Antiqua" w:hAnsi="Book Antiqua"/>
-                <w:i/>
-                <w:iCs/>
-                <w:sz w:val="32"/>
-                <w:szCs w:val="32"/>
-                <w:u w:color="800080"/>
-              </w:rPr>
-              <w:t>being discussed</w:t>
-            </w:r>
-            <w:r>
-              <w:rPr>
-                <w:rFonts w:ascii="Book Antiqua" w:hAnsi="Book Antiqua"/>
-                <w:i/>
-                <w:iCs/>
-                <w:sz w:val="32"/>
-                <w:szCs w:val="32"/>
-                <w:u w:color="800080"/>
-              </w:rPr>
-              <w:t xml:space="preserve"> with the Community at Interfaith.org.)</w:t>
-            </w:r>
           </w:p>
         </w:tc>
       </w:tr>
@@ -31187,7 +31251,7 @@
                 <w:color w:val="800000"/>
               </w:rPr>
             </w:pPr>
-            <w:hyperlink r:id="rId660" w:tooltip="Notes on the source texts for the Apostolic Fathers" w:history="1">
+            <w:hyperlink r:id="rId664" w:tooltip="Notes on the source texts for the Apostolic Fathers" w:history="1">
               <w:r>
                 <w:rPr>
                   <w:rStyle w:val="Hyperlink"/>
@@ -31242,7 +31306,7 @@
                 <w:u w:val="single"/>
               </w:rPr>
             </w:pPr>
-            <w:hyperlink r:id="rId661" w:tooltip="Notes on the source texts for the Apostolic Fathers" w:history="1">
+            <w:hyperlink r:id="rId665" w:tooltip="Notes on the source texts for the Apostolic Fathers" w:history="1">
               <w:r>
                 <w:rPr>
                   <w:rStyle w:val="Hyperlink"/>
@@ -31293,7 +31357,7 @@
                 <w:u w:val="single"/>
               </w:rPr>
             </w:pPr>
-            <w:hyperlink r:id="rId662" w:tooltip="Notes on the source texts for the Apostolic Fathers" w:history="1">
+            <w:hyperlink r:id="rId666" w:tooltip="Notes on the source texts for the Apostolic Fathers" w:history="1">
               <w:r>
                 <w:rPr>
                   <w:rStyle w:val="Hyperlink"/>
@@ -31344,7 +31408,7 @@
                 <w:u w:val="single"/>
               </w:rPr>
             </w:pPr>
-            <w:hyperlink r:id="rId663" w:tooltip="Notes on the source texts for the Apostolic Fathers" w:history="1">
+            <w:hyperlink r:id="rId667" w:tooltip="Notes on the source texts for the Apostolic Fathers" w:history="1">
               <w:r>
                 <w:rPr>
                   <w:rStyle w:val="Hyperlink"/>
@@ -31405,7 +31469,7 @@
                 <w:bCs/>
               </w:rPr>
             </w:pPr>
-            <w:hyperlink r:id="rId664" w:tooltip="The First Letter of Clement" w:history="1">
+            <w:hyperlink r:id="rId668" w:tooltip="The First Letter of Clement" w:history="1">
               <w:r>
                 <w:rPr>
                   <w:rStyle w:val="Hyperlink"/>
@@ -31459,7 +31523,7 @@
                 <w:u w:val="single"/>
               </w:rPr>
             </w:pPr>
-            <w:hyperlink r:id="rId665" w:tooltip="The First Letter of Clement" w:history="1">
+            <w:hyperlink r:id="rId669" w:tooltip="The First Letter of Clement" w:history="1">
               <w:proofErr w:type="spellStart"/>
               <w:r>
                 <w:rPr>
@@ -31557,7 +31621,7 @@
                 <w:u w:val="single"/>
               </w:rPr>
             </w:pPr>
-            <w:hyperlink r:id="rId666" w:tooltip="The First Letter of Clement" w:history="1">
+            <w:hyperlink r:id="rId670" w:tooltip="The First Letter of Clement" w:history="1">
               <w:r>
                 <w:rPr>
                   <w:rFonts w:ascii="Gentium" w:hAnsi="Gentium" w:cs="Gentium"/>
@@ -31710,7 +31774,7 @@
                 <w:u w:val="single"/>
               </w:rPr>
             </w:pPr>
-            <w:hyperlink r:id="rId667" w:tooltip="Preliminary Version of the Text" w:history="1">
+            <w:hyperlink r:id="rId671" w:tooltip="Preliminary Version of the Text" w:history="1">
               <w:r>
                 <w:rPr>
                   <w:rStyle w:val="Hyperlink"/>
@@ -31791,7 +31855,7 @@
                 <w:u w:val="single"/>
               </w:rPr>
             </w:pPr>
-            <w:hyperlink r:id="rId668" w:tooltip="The First Letter of Clement" w:history="1">
+            <w:hyperlink r:id="rId672" w:tooltip="The First Letter of Clement" w:history="1">
               <w:r>
                 <w:rPr>
                   <w:rStyle w:val="Hyperlink"/>
@@ -31839,7 +31903,7 @@
                 <w:bCs/>
               </w:rPr>
             </w:pPr>
-            <w:hyperlink r:id="rId669" w:tooltip="The Second Letter of Clement" w:history="1">
+            <w:hyperlink r:id="rId673" w:tooltip="The Second Letter of Clement" w:history="1">
               <w:r>
                 <w:rPr>
                   <w:rStyle w:val="Hyperlink"/>
@@ -31894,7 +31958,7 @@
                 <w:u w:val="single"/>
               </w:rPr>
             </w:pPr>
-            <w:hyperlink r:id="rId670" w:tooltip="The Second Letter of Clement" w:history="1">
+            <w:hyperlink r:id="rId674" w:tooltip="The Second Letter of Clement" w:history="1">
               <w:r>
                 <w:rPr>
                   <w:rFonts w:ascii="Gentium" w:hAnsi="Gentium" w:cs="Gentium"/>
@@ -31988,7 +32052,7 @@
                 <w:szCs w:val="28"/>
               </w:rPr>
             </w:pPr>
-            <w:hyperlink r:id="rId671" w:tooltip="The Second Letter of Clement" w:history="1">
+            <w:hyperlink r:id="rId675" w:tooltip="The Second Letter of Clement" w:history="1">
               <w:proofErr w:type="spellStart"/>
               <w:r>
                 <w:rPr>
@@ -32086,7 +32150,7 @@
                 <w:szCs w:val="22"/>
               </w:rPr>
             </w:pPr>
-            <w:hyperlink r:id="rId672" w:tooltip="Syriac Text (R.L. Bensly, 1899)" w:history="1">
+            <w:hyperlink r:id="rId676" w:tooltip="Syriac Text (R.L. Bensly, 1899)" w:history="1">
               <w:r>
                 <w:rPr>
                   <w:rStyle w:val="Hyperlink"/>
@@ -32185,7 +32249,7 @@
                 <w:u w:val="single"/>
               </w:rPr>
             </w:pPr>
-            <w:hyperlink r:id="rId673" w:tooltip="The Second Letter of Clement" w:history="1">
+            <w:hyperlink r:id="rId677" w:tooltip="The Second Letter of Clement" w:history="1">
               <w:r>
                 <w:rPr>
                   <w:rStyle w:val="Hyperlink"/>
@@ -32215,7 +32279,7 @@
                 <w:bCs/>
               </w:rPr>
             </w:pPr>
-            <w:hyperlink r:id="rId674" w:tooltip="The Letter of Ignatius to the Ephesians" w:history="1">
+            <w:hyperlink r:id="rId678" w:tooltip="The Letter of Ignatius to the Ephesians" w:history="1">
               <w:r>
                 <w:rPr>
                   <w:rStyle w:val="Hyperlink"/>
@@ -32267,7 +32331,7 @@
                 <w:szCs w:val="28"/>
               </w:rPr>
             </w:pPr>
-            <w:hyperlink r:id="rId675" w:tooltip="The Letter of Ignatius to the Ephesians" w:history="1">
+            <w:hyperlink r:id="rId679" w:tooltip="The Letter of Ignatius to the Ephesians" w:history="1">
               <w:r>
                 <w:rPr>
                   <w:rStyle w:val="Hyperlink"/>
@@ -32339,7 +32403,7 @@
                 <w:u w:val="single"/>
               </w:rPr>
             </w:pPr>
-            <w:hyperlink r:id="rId676" w:tooltip="Ignatius to the Ephesians" w:history="1">
+            <w:hyperlink r:id="rId680" w:tooltip="Ignatius to the Ephesians" w:history="1">
               <w:r>
                 <w:rPr>
                   <w:rStyle w:val="Hyperlink"/>
@@ -32373,7 +32437,7 @@
                 <w:szCs w:val="22"/>
               </w:rPr>
             </w:pPr>
-            <w:hyperlink r:id="rId677" w:tooltip="Syriac Text (William Cureton, 1845)" w:history="1">
+            <w:hyperlink r:id="rId681" w:tooltip="Syriac Text (William Cureton, 1845)" w:history="1">
               <w:r>
                 <w:rPr>
                   <w:rStyle w:val="Hyperlink"/>
@@ -32435,7 +32499,7 @@
                 <w:szCs w:val="26"/>
               </w:rPr>
             </w:pPr>
-            <w:hyperlink r:id="rId678" w:tooltip="The Letter of Ignatius to the Ephesians" w:history="1">
+            <w:hyperlink r:id="rId682" w:tooltip="The Letter of Ignatius to the Ephesians" w:history="1">
               <w:r>
                 <w:rPr>
                   <w:rStyle w:val="Hyperlink"/>
@@ -32483,7 +32547,7 @@
                 <w:bCs/>
               </w:rPr>
             </w:pPr>
-            <w:hyperlink r:id="rId679" w:tooltip="The Letter of Ignatius to the Magnesians" w:history="1">
+            <w:hyperlink r:id="rId683" w:tooltip="The Letter of Ignatius to the Magnesians" w:history="1">
               <w:r>
                 <w:rPr>
                   <w:rStyle w:val="Hyperlink"/>
@@ -32537,7 +32601,7 @@
                 <w:u w:val="single"/>
               </w:rPr>
             </w:pPr>
-            <w:hyperlink r:id="rId680" w:tooltip="The Letter of Ignatius to the Magnesians" w:history="1">
+            <w:hyperlink r:id="rId684" w:tooltip="The Letter of Ignatius to the Magnesians" w:history="1">
               <w:r>
                 <w:rPr>
                   <w:rStyle w:val="Hyperlink"/>
@@ -32588,7 +32652,7 @@
                 <w:u w:val="single"/>
               </w:rPr>
             </w:pPr>
-            <w:hyperlink r:id="rId681" w:tooltip="Ignatius to the Magnesians" w:history="1">
+            <w:hyperlink r:id="rId685" w:tooltip="Ignatius to the Magnesians" w:history="1">
               <w:proofErr w:type="spellStart"/>
               <w:r>
                 <w:rPr>
@@ -32713,7 +32777,7 @@
                 <w:szCs w:val="22"/>
               </w:rPr>
             </w:pPr>
-            <w:hyperlink r:id="rId682" w:tooltip="No Armenian Text Available" w:history="1">
+            <w:hyperlink r:id="rId686" w:tooltip="No Armenian Text Available" w:history="1">
               <w:r>
                 <w:rPr>
                   <w:rStyle w:val="Hyperlink"/>
@@ -32759,7 +32823,7 @@
                 <w:szCs w:val="26"/>
               </w:rPr>
             </w:pPr>
-            <w:hyperlink r:id="rId683" w:tooltip="The Letter of Ignatius to the Magnesians" w:history="1">
+            <w:hyperlink r:id="rId687" w:tooltip="The Letter of Ignatius to the Magnesians" w:history="1">
               <w:r>
                 <w:rPr>
                   <w:rStyle w:val="Hyperlink"/>
@@ -32789,7 +32853,7 @@
                 <w:bCs/>
               </w:rPr>
             </w:pPr>
-            <w:hyperlink r:id="rId684" w:tooltip="The Letter of Ignatius to the Trallians" w:history="1">
+            <w:hyperlink r:id="rId688" w:tooltip="The Letter of Ignatius to the Trallians" w:history="1">
               <w:r>
                 <w:rPr>
                   <w:rStyle w:val="Hyperlink"/>
@@ -32841,7 +32905,7 @@
                 <w:szCs w:val="28"/>
               </w:rPr>
             </w:pPr>
-            <w:hyperlink r:id="rId685" w:tooltip="The Letter of Ignatius to the Trallians" w:history="1">
+            <w:hyperlink r:id="rId689" w:tooltip="The Letter of Ignatius to the Trallians" w:history="1">
               <w:r>
                 <w:rPr>
                   <w:rFonts w:ascii="Gentium" w:hAnsi="Gentium" w:cs="Gentium"/>
@@ -32900,7 +32964,7 @@
                 <w:u w:val="single"/>
               </w:rPr>
             </w:pPr>
-            <w:hyperlink r:id="rId686" w:tooltip="Ignatius to the Trallians" w:history="1">
+            <w:hyperlink r:id="rId690" w:tooltip="Ignatius to the Trallians" w:history="1">
               <w:proofErr w:type="spellStart"/>
               <w:r>
                 <w:rPr>
@@ -32973,7 +33037,7 @@
                 <w:szCs w:val="22"/>
               </w:rPr>
             </w:pPr>
-            <w:hyperlink r:id="rId687" w:tooltip="No Armenian Text Available" w:history="1">
+            <w:hyperlink r:id="rId691" w:tooltip="No Armenian Text Available" w:history="1">
               <w:r>
                 <w:rPr>
                   <w:rStyle w:val="Hyperlink"/>
@@ -33019,7 +33083,7 @@
                 <w:szCs w:val="26"/>
               </w:rPr>
             </w:pPr>
-            <w:hyperlink r:id="rId688" w:tooltip="The Letter of Ignatius to the Trallians" w:history="1">
+            <w:hyperlink r:id="rId692" w:tooltip="The Letter of Ignatius to the Trallians" w:history="1">
               <w:r>
                 <w:rPr>
                   <w:rStyle w:val="Hyperlink"/>
@@ -33049,7 +33113,7 @@
                 <w:bCs/>
               </w:rPr>
             </w:pPr>
-            <w:hyperlink r:id="rId689" w:tooltip="The Letter of Ignatius to the Romans" w:history="1">
+            <w:hyperlink r:id="rId693" w:tooltip="The Letter of Ignatius to the Romans" w:history="1">
               <w:r>
                 <w:rPr>
                   <w:rStyle w:val="Hyperlink"/>
@@ -33101,7 +33165,7 @@
                 <w:szCs w:val="28"/>
               </w:rPr>
             </w:pPr>
-            <w:hyperlink r:id="rId690" w:tooltip="The Letter of Ignatius to the Romans" w:history="1">
+            <w:hyperlink r:id="rId694" w:tooltip="The Letter of Ignatius to the Romans" w:history="1">
               <w:r>
                 <w:rPr>
                   <w:rStyle w:val="Hyperlink"/>
@@ -33152,7 +33216,7 @@
                 <w:u w:val="single"/>
               </w:rPr>
             </w:pPr>
-            <w:hyperlink r:id="rId691" w:tooltip="Ignatius to the Romans" w:history="1">
+            <w:hyperlink r:id="rId695" w:tooltip="Ignatius to the Romans" w:history="1">
               <w:proofErr w:type="spellStart"/>
               <w:r>
                 <w:rPr>
@@ -33224,7 +33288,7 @@
                 <w:szCs w:val="22"/>
               </w:rPr>
             </w:pPr>
-            <w:hyperlink r:id="rId692" w:tooltip="Syriac Text (William Cureton, 1845)" w:history="1">
+            <w:hyperlink r:id="rId696" w:tooltip="Syriac Text (William Cureton, 1845)" w:history="1">
               <w:r>
                 <w:rPr>
                   <w:rStyle w:val="Hyperlink"/>
@@ -33277,7 +33341,7 @@
                 <w:szCs w:val="26"/>
               </w:rPr>
             </w:pPr>
-            <w:hyperlink r:id="rId693" w:tooltip="The Letter of Ignatius to the Romans" w:history="1">
+            <w:hyperlink r:id="rId697" w:tooltip="The Letter of Ignatius to the Romans" w:history="1">
               <w:r>
                 <w:rPr>
                   <w:rStyle w:val="Hyperlink"/>
@@ -33307,7 +33371,7 @@
                 <w:bCs/>
               </w:rPr>
             </w:pPr>
-            <w:hyperlink r:id="rId694" w:tooltip="The Letter of Ignatius to the Philadelphians" w:history="1">
+            <w:hyperlink r:id="rId698" w:tooltip="The Letter of Ignatius to the Philadelphians" w:history="1">
               <w:r>
                 <w:rPr>
                   <w:rStyle w:val="Hyperlink"/>
@@ -33360,7 +33424,7 @@
                 <w:szCs w:val="28"/>
               </w:rPr>
             </w:pPr>
-            <w:hyperlink r:id="rId695" w:tooltip="The Letter of Ignatius to the Philadelphians" w:history="1">
+            <w:hyperlink r:id="rId699" w:tooltip="The Letter of Ignatius to the Philadelphians" w:history="1">
               <w:r>
                 <w:rPr>
                   <w:rStyle w:val="Hyperlink"/>
@@ -33422,7 +33486,7 @@
                 <w:szCs w:val="28"/>
               </w:rPr>
             </w:pPr>
-            <w:hyperlink r:id="rId696" w:tooltip="Ignatius to the Philadelphians" w:history="1">
+            <w:hyperlink r:id="rId700" w:tooltip="Ignatius to the Philadelphians" w:history="1">
               <w:proofErr w:type="spellStart"/>
               <w:r>
                 <w:rPr>
@@ -33495,7 +33559,7 @@
                 <w:szCs w:val="22"/>
               </w:rPr>
             </w:pPr>
-            <w:hyperlink r:id="rId697" w:tooltip="No Armenian Text Available" w:history="1">
+            <w:hyperlink r:id="rId701" w:tooltip="No Armenian Text Available" w:history="1">
               <w:r>
                 <w:rPr>
                   <w:rStyle w:val="Hyperlink"/>
@@ -33541,7 +33605,7 @@
                 <w:szCs w:val="26"/>
               </w:rPr>
             </w:pPr>
-            <w:hyperlink r:id="rId698" w:tooltip="The Letter of Ignatius to the Philadelphians" w:history="1">
+            <w:hyperlink r:id="rId702" w:tooltip="The Letter of Ignatius to the Philadelphians" w:history="1">
               <w:r>
                 <w:rPr>
                   <w:rStyle w:val="Hyperlink"/>
@@ -33571,7 +33635,7 @@
                 <w:bCs/>
               </w:rPr>
             </w:pPr>
-            <w:hyperlink r:id="rId699" w:tooltip="The Letter of Ignatius to the Smyrnaeans" w:history="1">
+            <w:hyperlink r:id="rId703" w:tooltip="The Letter of Ignatius to the Smyrnaeans" w:history="1">
               <w:r>
                 <w:rPr>
                   <w:rStyle w:val="Hyperlink"/>
@@ -33654,7 +33718,7 @@
                 <w:szCs w:val="28"/>
               </w:rPr>
             </w:pPr>
-            <w:hyperlink r:id="rId700" w:tooltip="The Letter of Ignatius to the Smyrnaeans" w:history="1">
+            <w:hyperlink r:id="rId704" w:tooltip="The Letter of Ignatius to the Smyrnaeans" w:history="1">
               <w:r>
                 <w:rPr>
                   <w:rStyle w:val="Hyperlink"/>
@@ -33704,7 +33768,7 @@
                 <w:szCs w:val="28"/>
               </w:rPr>
             </w:pPr>
-            <w:hyperlink r:id="rId701" w:tooltip="Ignatius to the Smyrnaeans" w:history="1">
+            <w:hyperlink r:id="rId705" w:tooltip="Ignatius to the Smyrnaeans" w:history="1">
               <w:proofErr w:type="spellStart"/>
               <w:r>
                 <w:rPr>
@@ -33755,22 +33819,8 @@
                   <w:sz w:val="28"/>
                   <w:szCs w:val="28"/>
                 </w:rPr>
-                <w:t>α</w:t>
-              </w:r>
-              <w:proofErr w:type="spellStart"/>
-              <w:r>
-                <w:rPr>
-                  <w:rStyle w:val="Hyperlink"/>
-                  <w:rFonts w:ascii="Gentium" w:hAnsi="Gentium" w:cs="Gentium"/>
-                  <w:i/>
-                  <w:iCs/>
-                  <w:smallCaps/>
-                  <w:sz w:val="28"/>
-                  <w:szCs w:val="28"/>
-                </w:rPr>
-                <w:t>ιουσ</w:t>
-              </w:r>
-              <w:proofErr w:type="spellEnd"/>
+                <w:t>αιουσ</w:t>
+              </w:r>
             </w:hyperlink>
           </w:p>
         </w:tc>
@@ -33791,7 +33841,7 @@
                 <w:szCs w:val="22"/>
               </w:rPr>
             </w:pPr>
-            <w:hyperlink r:id="rId702" w:tooltip="No Armenian Text Available" w:history="1">
+            <w:hyperlink r:id="rId706" w:tooltip="No Armenian Text Available" w:history="1">
               <w:r>
                 <w:rPr>
                   <w:rStyle w:val="Hyperlink"/>
@@ -33837,7 +33887,7 @@
                 <w:szCs w:val="26"/>
               </w:rPr>
             </w:pPr>
-            <w:hyperlink r:id="rId703" w:tooltip="The Letter of Ignatius to the Smyrnaeans" w:history="1">
+            <w:hyperlink r:id="rId707" w:tooltip="The Letter of Ignatius to the Smyrnaeans" w:history="1">
               <w:r>
                 <w:rPr>
                   <w:rStyle w:val="Hyperlink"/>
@@ -33894,7 +33944,7 @@
                 <w:bCs/>
               </w:rPr>
             </w:pPr>
-            <w:hyperlink r:id="rId704" w:tooltip="The Letter of Ignatius to Polycarp" w:history="1">
+            <w:hyperlink r:id="rId708" w:tooltip="The Letter of Ignatius to Polycarp" w:history="1">
               <w:r>
                 <w:rPr>
                   <w:rStyle w:val="Hyperlink"/>
@@ -33947,7 +33997,7 @@
                 <w:szCs w:val="28"/>
               </w:rPr>
             </w:pPr>
-            <w:hyperlink r:id="rId705" w:tooltip="The Letter of Ignatius to Polycarp" w:history="1">
+            <w:hyperlink r:id="rId709" w:tooltip="The Letter of Ignatius to Polycarp" w:history="1">
               <w:r>
                 <w:rPr>
                   <w:rStyle w:val="Hyperlink"/>
@@ -33997,7 +34047,7 @@
                 <w:szCs w:val="28"/>
               </w:rPr>
             </w:pPr>
-            <w:hyperlink r:id="rId706" w:tooltip="Ignatius to Polycarp" w:history="1">
+            <w:hyperlink r:id="rId710" w:tooltip="Ignatius to Polycarp" w:history="1">
               <w:proofErr w:type="spellStart"/>
               <w:r>
                 <w:rPr>
@@ -34070,7 +34120,7 @@
                 <w:szCs w:val="22"/>
               </w:rPr>
             </w:pPr>
-            <w:hyperlink r:id="rId707" w:tooltip="Syriac Text (William Cureton, 1845)" w:history="1">
+            <w:hyperlink r:id="rId711" w:tooltip="Syriac Text (William Cureton, 1845)" w:history="1">
               <w:r>
                 <w:rPr>
                   <w:rStyle w:val="Hyperlink"/>
@@ -34132,7 +34182,7 @@
                 <w:szCs w:val="26"/>
               </w:rPr>
             </w:pPr>
-            <w:hyperlink r:id="rId708" w:tooltip="The Letter of Ignatius to Polycarp" w:history="1">
+            <w:hyperlink r:id="rId712" w:tooltip="The Letter of Ignatius to Polycarp" w:history="1">
               <w:r>
                 <w:rPr>
                   <w:rStyle w:val="Hyperlink"/>
@@ -34180,7 +34230,7 @@
                 <w:bCs/>
               </w:rPr>
             </w:pPr>
-            <w:hyperlink r:id="rId709" w:tooltip="The Letter of Polycarp to the Philippians" w:history="1">
+            <w:hyperlink r:id="rId713" w:tooltip="The Letter of Polycarp to the Philippians" w:history="1">
               <w:r>
                 <w:rPr>
                   <w:rStyle w:val="Hyperlink"/>
@@ -34233,7 +34283,7 @@
                 <w:szCs w:val="28"/>
               </w:rPr>
             </w:pPr>
-            <w:hyperlink r:id="rId710" w:tooltip="The Letter of Polycarp to the Philippians" w:history="1">
+            <w:hyperlink r:id="rId714" w:tooltip="The Letter of Polycarp to the Philippians" w:history="1">
               <w:r>
                 <w:rPr>
                   <w:rStyle w:val="Hyperlink"/>
@@ -34271,7 +34321,7 @@
                 <w:szCs w:val="28"/>
               </w:rPr>
             </w:pPr>
-            <w:hyperlink r:id="rId711" w:tooltip="Polycarp to the Philippians" w:history="1">
+            <w:hyperlink r:id="rId715" w:tooltip="Polycarp to the Philippians" w:history="1">
               <w:proofErr w:type="spellStart"/>
               <w:r>
                 <w:rPr>
@@ -34346,7 +34396,7 @@
                 <w:szCs w:val="22"/>
               </w:rPr>
             </w:pPr>
-            <w:hyperlink r:id="rId712" w:tooltip="Latin Text Unavailable" w:history="1">
+            <w:hyperlink r:id="rId716" w:tooltip="Latin Text Unavailable" w:history="1">
               <w:r>
                 <w:rPr>
                   <w:rStyle w:val="Hyperlink"/>
@@ -34394,7 +34444,7 @@
                 <w:szCs w:val="26"/>
               </w:rPr>
             </w:pPr>
-            <w:hyperlink r:id="rId713" w:tooltip="The Letter of Polycarp" w:history="1">
+            <w:hyperlink r:id="rId717" w:tooltip="The Letter of Polycarp" w:history="1">
               <w:r>
                 <w:rPr>
                   <w:rStyle w:val="Hyperlink"/>
@@ -34424,7 +34474,7 @@
                 <w:bCs/>
               </w:rPr>
             </w:pPr>
-            <w:hyperlink r:id="rId714" w:tooltip="The Martyrdom of Polycarp" w:history="1">
+            <w:hyperlink r:id="rId718" w:tooltip="The Martyrdom of Polycarp" w:history="1">
               <w:r>
                 <w:rPr>
                   <w:rStyle w:val="Hyperlink"/>
@@ -34455,7 +34505,7 @@
                 <w:szCs w:val="28"/>
               </w:rPr>
             </w:pPr>
-            <w:hyperlink r:id="rId715" w:tooltip="The Matrydom of Saint Polycarp" w:history="1">
+            <w:hyperlink r:id="rId719" w:tooltip="The Matrydom of Saint Polycarp" w:history="1">
               <w:r>
                 <w:rPr>
                   <w:rStyle w:val="Hyperlink"/>
@@ -34505,7 +34555,7 @@
                 <w:szCs w:val="28"/>
               </w:rPr>
             </w:pPr>
-            <w:hyperlink r:id="rId716" w:tooltip="The Martyrdom of Polycarp" w:history="1">
+            <w:hyperlink r:id="rId720" w:tooltip="The Martyrdom of Polycarp" w:history="1">
               <w:r>
                 <w:rPr>
                   <w:rStyle w:val="Hyperlink"/>
@@ -34590,7 +34640,7 @@
                 <w:szCs w:val="22"/>
               </w:rPr>
             </w:pPr>
-            <w:hyperlink r:id="rId717" w:tooltip="Latin Text Unavailable" w:history="1">
+            <w:hyperlink r:id="rId721" w:tooltip="Latin Text Unavailable" w:history="1">
               <w:r>
                 <w:rPr>
                   <w:rStyle w:val="Hyperlink"/>
@@ -34624,7 +34674,7 @@
                 <w:szCs w:val="26"/>
               </w:rPr>
             </w:pPr>
-            <w:hyperlink r:id="rId718" w:tooltip="The Martyrdim of Polycarp" w:history="1">
+            <w:hyperlink r:id="rId722" w:tooltip="The Martyrdim of Polycarp" w:history="1">
               <w:r>
                 <w:rPr>
                   <w:rStyle w:val="Hyperlink"/>
@@ -34654,7 +34704,7 @@
                 <w:bCs/>
               </w:rPr>
             </w:pPr>
-            <w:hyperlink r:id="rId719" w:tooltip="The Didache" w:history="1">
+            <w:hyperlink r:id="rId723" w:tooltip="The Didache" w:history="1">
               <w:r>
                 <w:rPr>
                   <w:rStyle w:val="Hyperlink"/>
@@ -34695,7 +34745,7 @@
                 <w:sz w:val="28"/>
                 <w:szCs w:val="28"/>
               </w:rPr>
-              <w:fldChar w:fldCharType="begin"/>
+              <w:fldChar w:fldCharType="begin" w:fldLock="1"/>
             </w:r>
             <w:r>
               <w:rPr>
@@ -34867,7 +34917,7 @@
                 <w:szCs w:val="28"/>
               </w:rPr>
             </w:pPr>
-            <w:hyperlink r:id="rId720" w:tooltip="The Teaching of the Apostles" w:history="1">
+            <w:hyperlink r:id="rId724" w:tooltip="The Teaching of the Apostles" w:history="1">
               <w:proofErr w:type="spellStart"/>
               <w:r>
                 <w:rPr>
@@ -34952,7 +35002,7 @@
                 <w:color w:val="E36C0A" w:themeColor="accent6" w:themeShade="BF"/>
               </w:rPr>
             </w:pPr>
-            <w:hyperlink r:id="rId721" w:tooltip="No Extant Oriental Manuscript" w:history="1">
+            <w:hyperlink r:id="rId725" w:tooltip="No Extant Oriental Manuscript" w:history="1">
               <w:r>
                 <w:rPr>
                   <w:rStyle w:val="Hyperlink"/>
@@ -34980,7 +35030,7 @@
                 <w:szCs w:val="26"/>
               </w:rPr>
             </w:pPr>
-            <w:hyperlink r:id="rId722" w:tooltip="The Teaching of the Twelve Apostrles" w:history="1">
+            <w:hyperlink r:id="rId726" w:tooltip="The Teaching of the Twelve Apostrles" w:history="1">
               <w:r>
                 <w:rPr>
                   <w:rStyle w:val="Hyperlink"/>
@@ -35011,7 +35061,7 @@
                 <w:color w:val="7F7F7F" w:themeColor="text1" w:themeTint="80"/>
               </w:rPr>
             </w:pPr>
-            <w:hyperlink r:id="rId723" w:tooltip="The Shepherd of Hermas" w:history="1">
+            <w:hyperlink r:id="rId727" w:tooltip="The Shepherd of Hermas" w:history="1">
               <w:r>
                 <w:rPr>
                   <w:rStyle w:val="Hyperlink"/>
@@ -35041,7 +35091,7 @@
                 <w:szCs w:val="28"/>
               </w:rPr>
             </w:pPr>
-            <w:hyperlink r:id="rId724" w:tooltip="The Shepherd of Hermas" w:history="1">
+            <w:hyperlink r:id="rId728" w:tooltip="The Shepherd of Hermas" w:history="1">
               <w:proofErr w:type="spellStart"/>
               <w:r>
                 <w:rPr>
@@ -35079,7 +35129,7 @@
                 <w:szCs w:val="28"/>
               </w:rPr>
             </w:pPr>
-            <w:hyperlink r:id="rId725" w:tooltip="The Shepherd of Hermas" w:history="1">
+            <w:hyperlink r:id="rId729" w:tooltip="The Shepherd of Hermas" w:history="1">
               <w:proofErr w:type="spellStart"/>
               <w:r>
                 <w:rPr>
@@ -35114,7 +35164,7 @@
                 <w:color w:val="E36C0A" w:themeColor="accent6" w:themeShade="BF"/>
               </w:rPr>
             </w:pPr>
-            <w:hyperlink r:id="rId726" w:tooltip="Work-in-Progress" w:history="1">
+            <w:hyperlink r:id="rId730" w:tooltip="Work-in-Progress" w:history="1">
               <w:r>
                 <w:rPr>
                   <w:rStyle w:val="Hyperlink"/>
@@ -35145,7 +35195,7 @@
                 <w:szCs w:val="26"/>
               </w:rPr>
             </w:pPr>
-            <w:hyperlink r:id="rId727" w:tooltip="The Shepherd of Hermas" w:history="1">
+            <w:hyperlink r:id="rId731" w:tooltip="The Shepherd of Hermas" w:history="1">
               <w:r>
                 <w:rPr>
                   <w:rStyle w:val="Hyperlink"/>
@@ -35178,7 +35228,7 @@
                 <w:color w:val="7F7F7F" w:themeColor="text1" w:themeTint="80"/>
               </w:rPr>
             </w:pPr>
-            <w:hyperlink r:id="rId728" w:tooltip="The Letter of Barnabas" w:history="1">
+            <w:hyperlink r:id="rId732" w:tooltip="The Letter of Barnabas" w:history="1">
               <w:r>
                 <w:rPr>
                   <w:rStyle w:val="Hyperlink"/>
@@ -35192,7 +35242,7 @@
             </w:hyperlink>
           </w:p>
         </w:tc>
-        <w:bookmarkStart w:id="2" w:name="_Hlk204281979"/>
+        <w:bookmarkStart w:id="3" w:name="_Hlk204281979"/>
         <w:tc>
           <w:tcPr>
             <w:tcW w:w="2835" w:type="dxa"/>
@@ -35220,7 +35270,7 @@
                 <w:sz w:val="28"/>
                 <w:szCs w:val="28"/>
               </w:rPr>
-              <w:fldChar w:fldCharType="begin"/>
+              <w:fldChar w:fldCharType="begin" w:fldLock="1"/>
             </w:r>
             <w:r>
               <w:rPr>
@@ -35298,7 +35348,7 @@
               </w:rPr>
               <w:t>ιστολη</w:t>
             </w:r>
-            <w:bookmarkEnd w:id="2"/>
+            <w:bookmarkEnd w:id="3"/>
             <w:proofErr w:type="spellEnd"/>
             <w:r>
               <w:rPr>
@@ -35333,7 +35383,7 @@
                 <w:szCs w:val="28"/>
               </w:rPr>
             </w:pPr>
-            <w:hyperlink r:id="rId729" w:tooltip="The Epistle of Barnabas" w:history="1">
+            <w:hyperlink r:id="rId733" w:tooltip="The Epistle of Barnabas" w:history="1">
               <w:r>
                 <w:rPr>
                   <w:rStyle w:val="Hyperlink"/>
@@ -35406,7 +35456,7 @@
                 <w:color w:val="E36C0A" w:themeColor="accent6" w:themeShade="BF"/>
               </w:rPr>
             </w:pPr>
-            <w:hyperlink r:id="rId730" w:tooltip="Latin Text Unavailable" w:history="1">
+            <w:hyperlink r:id="rId734" w:tooltip="Latin Text Unavailable" w:history="1">
               <w:r>
                 <w:rPr>
                   <w:rStyle w:val="Hyperlink"/>
@@ -35439,7 +35489,7 @@
                 <w:szCs w:val="26"/>
               </w:rPr>
             </w:pPr>
-            <w:hyperlink r:id="rId731" w:tooltip="The Letter of Barnabas" w:history="1">
+            <w:hyperlink r:id="rId735" w:tooltip="The Letter of Barnabas" w:history="1">
               <w:r>
                 <w:rPr>
                   <w:rStyle w:val="Hyperlink"/>
@@ -35490,7 +35540,7 @@
                 <w:color w:val="7F7F7F" w:themeColor="text1" w:themeTint="80"/>
               </w:rPr>
             </w:pPr>
-            <w:hyperlink r:id="rId732" w:tooltip="The Letter to Diognetus" w:history="1">
+            <w:hyperlink r:id="rId736" w:tooltip="The Letter to Diognetus" w:history="1">
               <w:r>
                 <w:rPr>
                   <w:rStyle w:val="Hyperlink"/>
@@ -35543,7 +35593,7 @@
                 <w:szCs w:val="28"/>
               </w:rPr>
             </w:pPr>
-            <w:hyperlink r:id="rId733" w:tooltip="The Letter to Diognetus" w:history="1">
+            <w:hyperlink r:id="rId737" w:tooltip="The Letter to Diognetus" w:history="1">
               <w:proofErr w:type="spellStart"/>
               <w:r>
                 <w:rPr>
@@ -35605,7 +35655,7 @@
                 <w:szCs w:val="28"/>
               </w:rPr>
             </w:pPr>
-            <w:hyperlink r:id="rId734" w:tooltip="The Epistle to Diognetus" w:history="1">
+            <w:hyperlink r:id="rId738" w:tooltip="The Epistle to Diognetus" w:history="1">
               <w:proofErr w:type="spellStart"/>
               <w:r>
                 <w:rPr>
@@ -35663,7 +35713,7 @@
                 <w:rFonts w:ascii="Gentium" w:hAnsi="Gentium" w:cs="Gentium"/>
               </w:rPr>
             </w:pPr>
-            <w:hyperlink r:id="rId735" w:tooltip="No Extant Oriental Manuscript" w:history="1">
+            <w:hyperlink r:id="rId739" w:tooltip="No Extant Oriental Manuscript" w:history="1">
               <w:r>
                 <w:rPr>
                   <w:rStyle w:val="Hyperlink"/>
@@ -35691,7 +35741,7 @@
                 <w:szCs w:val="26"/>
               </w:rPr>
             </w:pPr>
-            <w:hyperlink r:id="rId736" w:tooltip="The Letter to Diognetus" w:history="1">
+            <w:hyperlink r:id="rId740" w:tooltip="The Letter to Diognetus" w:history="1">
               <w:r>
                 <w:rPr>
                   <w:rStyle w:val="Hyperlink"/>
@@ -35722,7 +35772,7 @@
                 <w:color w:val="808080" w:themeColor="background1" w:themeShade="80"/>
               </w:rPr>
             </w:pPr>
-            <w:hyperlink r:id="rId737" w:tooltip="The Fragments of Papias" w:history="1">
+            <w:hyperlink r:id="rId741" w:tooltip="The Fragments of Papias" w:history="1">
               <w:r>
                 <w:rPr>
                   <w:rStyle w:val="Hyperlink"/>
@@ -35750,7 +35800,7 @@
                 <w:sz w:val="28"/>
               </w:rPr>
             </w:pPr>
-            <w:hyperlink r:id="rId738" w:tooltip="Lake does not include these Excerpts" w:history="1">
+            <w:hyperlink r:id="rId742" w:tooltip="Lake does not include these Excerpts" w:history="1">
               <w:r>
                 <w:rPr>
                   <w:rStyle w:val="Hyperlink"/>
@@ -35783,7 +35833,7 @@
                 <w:szCs w:val="26"/>
               </w:rPr>
             </w:pPr>
-            <w:hyperlink r:id="rId739" w:tooltip="The Fragments of Papias" w:history="1">
+            <w:hyperlink r:id="rId743" w:tooltip="The Fragments of Papias" w:history="1">
               <w:proofErr w:type="spellStart"/>
               <w:r>
                 <w:rPr>
@@ -35849,7 +35899,7 @@
                 <w:rFonts w:ascii="Gentium" w:hAnsi="Gentium" w:cs="Gentium"/>
               </w:rPr>
             </w:pPr>
-            <w:hyperlink r:id="rId740" w:tooltip="No Oriental Text Available" w:history="1">
+            <w:hyperlink r:id="rId744" w:tooltip="No Oriental Text Available" w:history="1">
               <w:r>
                 <w:rPr>
                   <w:rStyle w:val="Hyperlink"/>
@@ -35878,7 +35928,7 @@
                 <w:szCs w:val="26"/>
               </w:rPr>
             </w:pPr>
-            <w:hyperlink r:id="rId741" w:tooltip="The Fragments of Papias" w:history="1">
+            <w:hyperlink r:id="rId745" w:tooltip="The Fragments of Papias" w:history="1">
               <w:r>
                 <w:rPr>
                   <w:rStyle w:val="Hyperlink"/>
@@ -36973,29 +37023,43 @@
               <w:spacing w:before="40"/>
               <w:jc w:val="center"/>
               <w:rPr>
-                <w:rFonts w:ascii="Book Antiqua" w:hAnsi="Book Antiqua"/>
-                <w:b/>
-                <w:bCs/>
-              </w:rPr>
-            </w:pPr>
-            <w:r>
-              <w:rPr>
                 <w:rFonts w:ascii="Gentium" w:hAnsi="Gentium" w:cs="Gentium"/>
                 <w:color w:val="808080" w:themeColor="background1" w:themeShade="80"/>
                 <w:sz w:val="26"/>
                 <w:szCs w:val="26"/>
               </w:rPr>
-              <w:t xml:space="preserve">The Book of </w:t>
-            </w:r>
-            <w:r>
-              <w:rPr>
-                <w:rFonts w:ascii="Gentium" w:hAnsi="Gentium" w:cs="Gentium"/>
-                <w:color w:val="808080" w:themeColor="background1" w:themeShade="80"/>
-                <w:sz w:val="26"/>
-                <w:szCs w:val="26"/>
-              </w:rPr>
-              <w:t>Clement</w:t>
-            </w:r>
+            </w:pPr>
+            <w:hyperlink r:id="rId746" w:tooltip="The (Ethiopic) Book of Clement" w:history="1">
+              <w:r>
+                <w:rPr>
+                  <w:rStyle w:val="Hyperlink"/>
+                  <w:rFonts w:ascii="Gentium" w:hAnsi="Gentium" w:cs="Gentium"/>
+                  <w:sz w:val="26"/>
+                  <w:szCs w:val="26"/>
+                </w:rPr>
+                <w:t>The Book of Clement</w:t>
+              </w:r>
+              <w:r>
+                <w:rPr>
+                  <w:rStyle w:val="Hyperlink"/>
+                  <w:rFonts w:ascii="Gentium" w:hAnsi="Gentium" w:cs="Gentium"/>
+                  <w:sz w:val="26"/>
+                  <w:szCs w:val="26"/>
+                </w:rPr>
+                <w:br/>
+              </w:r>
+              <w:r>
+                <w:rPr>
+                  <w:rStyle w:val="Hyperlink"/>
+                  <w:rFonts w:ascii="Gentium" w:hAnsi="Gentium" w:cs="Gentium"/>
+                  <w:i/>
+                  <w:iCs/>
+                  <w:sz w:val="22"/>
+                  <w:szCs w:val="22"/>
+                </w:rPr>
+                <w:t>(Breandan Lumpkin, 2024)</w:t>
+              </w:r>
+            </w:hyperlink>
           </w:p>
         </w:tc>
       </w:tr>
@@ -37102,7 +37166,7 @@
                 <w:szCs w:val="26"/>
               </w:rPr>
             </w:pPr>
-            <w:hyperlink r:id="rId742" w:tooltip="Translation from the Syriac" w:history="1">
+            <w:hyperlink r:id="rId747" w:tooltip="Translation from the Syriac" w:history="1">
               <w:r>
                 <w:rPr>
                   <w:rStyle w:val="Hyperlink"/>
@@ -37257,7 +37321,7 @@
                 <w:color w:val="800000"/>
               </w:rPr>
             </w:pPr>
-            <w:hyperlink r:id="rId743" w:tooltip="Transcription of the Greek Text" w:history="1">
+            <w:hyperlink r:id="rId748" w:tooltip="Transcription of the Greek Text" w:history="1">
               <w:r>
                 <w:rPr>
                   <w:rStyle w:val="Hyperlink"/>
@@ -37348,7 +37412,7 @@
                 <w:color w:val="800000"/>
               </w:rPr>
             </w:pPr>
-            <w:hyperlink r:id="rId744" w:tooltip="No Extant Latin MS" w:history="1">
+            <w:hyperlink r:id="rId749" w:tooltip="No Extant Latin MS" w:history="1">
               <w:r>
                 <w:rPr>
                   <w:rStyle w:val="Hyperlink"/>
@@ -37381,7 +37445,7 @@
                 <w:color w:val="E36C0A" w:themeColor="accent6" w:themeShade="BF"/>
               </w:rPr>
             </w:pPr>
-            <w:hyperlink r:id="rId745" w:tooltip="Ethiopic Text Unavailable" w:history="1">
+            <w:hyperlink r:id="rId750" w:tooltip="Ethiopic Text Unavailable" w:history="1">
               <w:r>
                 <w:rPr>
                   <w:rStyle w:val="Hyperlink"/>
@@ -37412,7 +37476,7 @@
                 <w:szCs w:val="26"/>
               </w:rPr>
             </w:pPr>
-            <w:hyperlink r:id="rId746" w:tooltip="The Apocalypse of Peter" w:history="1">
+            <w:hyperlink r:id="rId751" w:tooltip="The Apocalypse of Peter" w:history="1">
               <w:r>
                 <w:rPr>
                   <w:rStyle w:val="Hyperlink"/>
@@ -37490,7 +37554,7 @@
                 <w:szCs w:val="28"/>
               </w:rPr>
             </w:pPr>
-            <w:hyperlink r:id="rId747" w:tooltip="No Greek Text Available" w:history="1">
+            <w:hyperlink r:id="rId752" w:tooltip="No Greek Text Available" w:history="1">
               <w:r>
                 <w:rPr>
                   <w:rStyle w:val="Hyperlink"/>
@@ -37526,7 +37590,7 @@
                 <w:szCs w:val="28"/>
               </w:rPr>
             </w:pPr>
-            <w:hyperlink r:id="rId748" w:tooltip="M.R. James 1893 Transcription" w:history="1">
+            <w:hyperlink r:id="rId753" w:tooltip="M.R. James 1893 Transcription" w:history="1">
               <w:r>
                 <w:rPr>
                   <w:rStyle w:val="Hyperlink"/>
@@ -37596,7 +37660,7 @@
                 <w:u w:val="single"/>
               </w:rPr>
             </w:pPr>
-            <w:hyperlink r:id="rId749" w:tooltip="The Apocalypse of Paul" w:history="1">
+            <w:hyperlink r:id="rId754" w:tooltip="The Apocalypse of Paul" w:history="1">
               <w:r>
                 <w:rPr>
                   <w:rStyle w:val="Hyperlink"/>
@@ -38152,6 +38216,173 @@
       <w:tr>
         <w:tc>
           <w:tcPr>
+            <w:tcW w:w="3828" w:type="dxa"/>
+            <w:vAlign w:val="center"/>
+          </w:tcPr>
+          <w:p>
+            <w:pPr>
+              <w:spacing w:before="40" w:line="300" w:lineRule="exact"/>
+              <w:jc w:val="center"/>
+              <w:rPr>
+                <w:rFonts w:ascii="Book Antiqua" w:hAnsi="Book Antiqua"/>
+                <w:smallCaps/>
+                <w:color w:val="76923C" w:themeColor="accent3" w:themeShade="BF"/>
+              </w:rPr>
+            </w:pPr>
+            <w:r>
+              <w:rPr>
+                <w:rFonts w:ascii="Book Antiqua" w:hAnsi="Book Antiqua"/>
+                <w:smallCaps/>
+                <w:color w:val="808080" w:themeColor="background1" w:themeShade="80"/>
+              </w:rPr>
+              <w:t>Acts of Xanthippe &amp; Polyxena</w:t>
+            </w:r>
+          </w:p>
+        </w:tc>
+        <w:tc>
+          <w:tcPr>
+            <w:tcW w:w="2835" w:type="dxa"/>
+            <w:vAlign w:val="center"/>
+          </w:tcPr>
+          <w:p>
+            <w:pPr>
+              <w:spacing w:before="40" w:line="300" w:lineRule="exact"/>
+              <w:jc w:val="center"/>
+              <w:rPr>
+                <w:rFonts w:ascii="Gentium" w:hAnsi="Gentium" w:cs="Gentium"/>
+                <w:i/>
+                <w:iCs/>
+                <w:color w:val="808080" w:themeColor="background1" w:themeShade="80"/>
+                <w:sz w:val="28"/>
+                <w:szCs w:val="28"/>
+              </w:rPr>
+            </w:pPr>
+            <w:proofErr w:type="spellStart"/>
+            <w:r>
+              <w:rPr>
+                <w:rFonts w:ascii="Gentium" w:hAnsi="Gentium" w:cs="Gentium"/>
+                <w:i/>
+                <w:iCs/>
+                <w:color w:val="808080" w:themeColor="background1" w:themeShade="80"/>
+                <w:sz w:val="28"/>
+                <w:szCs w:val="28"/>
+              </w:rPr>
+              <w:t>Βιος</w:t>
+            </w:r>
+            <w:proofErr w:type="spellEnd"/>
+            <w:r>
+              <w:rPr>
+                <w:rFonts w:ascii="Gentium" w:hAnsi="Gentium" w:cs="Gentium"/>
+                <w:i/>
+                <w:iCs/>
+                <w:color w:val="808080" w:themeColor="background1" w:themeShade="80"/>
+                <w:sz w:val="28"/>
+                <w:szCs w:val="28"/>
+              </w:rPr>
+              <w:t xml:space="preserve"> Ξα</w:t>
+            </w:r>
+            <w:proofErr w:type="spellStart"/>
+            <w:r>
+              <w:rPr>
+                <w:rFonts w:ascii="Gentium" w:hAnsi="Gentium" w:cs="Gentium"/>
+                <w:i/>
+                <w:iCs/>
+                <w:color w:val="808080" w:themeColor="background1" w:themeShade="80"/>
+                <w:sz w:val="28"/>
+                <w:szCs w:val="28"/>
+              </w:rPr>
+              <w:t>νθί</w:t>
+            </w:r>
+            <w:proofErr w:type="spellEnd"/>
+            <w:r>
+              <w:rPr>
+                <w:rFonts w:ascii="Gentium" w:hAnsi="Gentium" w:cs="Gentium"/>
+                <w:i/>
+                <w:iCs/>
+                <w:color w:val="808080" w:themeColor="background1" w:themeShade="80"/>
+                <w:sz w:val="28"/>
+                <w:szCs w:val="28"/>
+              </w:rPr>
+              <w:t xml:space="preserve">ππης καὶ </w:t>
+            </w:r>
+            <w:proofErr w:type="spellStart"/>
+            <w:r>
+              <w:rPr>
+                <w:rFonts w:ascii="Gentium" w:hAnsi="Gentium" w:cs="Gentium"/>
+                <w:i/>
+                <w:iCs/>
+                <w:color w:val="808080" w:themeColor="background1" w:themeShade="80"/>
+                <w:sz w:val="28"/>
+                <w:szCs w:val="28"/>
+              </w:rPr>
+              <w:t>Πολυξένης</w:t>
+            </w:r>
+            <w:proofErr w:type="spellEnd"/>
+          </w:p>
+        </w:tc>
+        <w:tc>
+          <w:tcPr>
+            <w:tcW w:w="2976" w:type="dxa"/>
+            <w:gridSpan w:val="2"/>
+            <w:vAlign w:val="center"/>
+          </w:tcPr>
+          <w:p>
+            <w:pPr>
+              <w:spacing w:before="40" w:line="300" w:lineRule="exact"/>
+              <w:jc w:val="center"/>
+              <w:rPr>
+                <w:rFonts w:ascii="Gentium" w:hAnsi="Gentium" w:cs="Gentium"/>
+                <w:i/>
+                <w:iCs/>
+                <w:color w:val="E36C0A" w:themeColor="accent6" w:themeShade="BF"/>
+                <w:sz w:val="28"/>
+                <w:szCs w:val="28"/>
+              </w:rPr>
+            </w:pPr>
+          </w:p>
+        </w:tc>
+        <w:tc>
+          <w:tcPr>
+            <w:tcW w:w="2552" w:type="dxa"/>
+            <w:gridSpan w:val="2"/>
+            <w:vAlign w:val="center"/>
+          </w:tcPr>
+          <w:p>
+            <w:pPr>
+              <w:spacing w:before="40" w:line="300" w:lineRule="exact"/>
+              <w:jc w:val="center"/>
+              <w:rPr>
+                <w:rFonts w:ascii="Gentium" w:hAnsi="Gentium" w:cs="Gentium"/>
+                <w:b/>
+                <w:bCs/>
+                <w:color w:val="800000"/>
+                <w:u w:val="single"/>
+              </w:rPr>
+            </w:pPr>
+          </w:p>
+        </w:tc>
+        <w:tc>
+          <w:tcPr>
+            <w:tcW w:w="3503" w:type="dxa"/>
+            <w:vAlign w:val="center"/>
+          </w:tcPr>
+          <w:p>
+            <w:pPr>
+              <w:spacing w:before="40" w:line="260" w:lineRule="exact"/>
+              <w:jc w:val="center"/>
+              <w:rPr>
+                <w:rFonts w:ascii="Gentium" w:hAnsi="Gentium" w:cs="Gentium"/>
+                <w:color w:val="808080" w:themeColor="background1" w:themeShade="80"/>
+                <w:sz w:val="26"/>
+                <w:szCs w:val="26"/>
+              </w:rPr>
+            </w:pPr>
+          </w:p>
+        </w:tc>
+      </w:tr>
+      <w:tr>
+        <w:tc>
+          <w:tcPr>
             <w:tcW w:w="15694" w:type="dxa"/>
             <w:gridSpan w:val="7"/>
             <w:vAlign w:val="center"/>
@@ -38172,6 +38403,7 @@
                 <w:b/>
                 <w:bCs/>
               </w:rPr>
+              <w:lastRenderedPageBreak/>
               <w:t xml:space="preserve">Coptic </w:t>
             </w:r>
             <w:r>
@@ -38224,7 +38456,7 @@
               <w:spacing w:before="40" w:line="280" w:lineRule="exact"/>
               <w:jc w:val="center"/>
             </w:pPr>
-            <w:hyperlink r:id="rId750" w:tooltip="The Gospel of Thomas" w:history="1">
+            <w:hyperlink r:id="rId755" w:tooltip="The Gospel of Thomas" w:history="1">
               <w:r>
                 <w:rPr>
                   <w:rStyle w:val="Hyperlink"/>
@@ -38252,7 +38484,7 @@
                 <w:rFonts w:ascii="Gentium" w:hAnsi="Gentium" w:cs="Gentium"/>
               </w:rPr>
             </w:pPr>
-            <w:hyperlink r:id="rId751" w:tooltip="The Gospel of Thomas (Greek Fragments)" w:history="1">
+            <w:hyperlink r:id="rId756" w:tooltip="The Gospel of Thomas (Greek Fragments)" w:history="1">
               <w:r>
                 <w:rPr>
                   <w:rStyle w:val="Hyperlink"/>
@@ -38327,7 +38559,7 @@
                 <w:szCs w:val="28"/>
               </w:rPr>
             </w:pPr>
-            <w:hyperlink r:id="rId752" w:tooltip="The Gospel of Thomas (Nag Hammadi)" w:history="1">
+            <w:hyperlink r:id="rId757" w:tooltip="The Gospel of Thomas (Nag Hammadi)" w:history="1">
               <w:r>
                 <w:rPr>
                   <w:rStyle w:val="Hyperlink"/>
@@ -38357,7 +38589,7 @@
                 <w:szCs w:val="26"/>
               </w:rPr>
             </w:pPr>
-            <w:hyperlink r:id="rId753" w:tooltip="Mark M. Mattison's Open Source Translation" w:history="1">
+            <w:hyperlink r:id="rId758" w:tooltip="Mark M. Mattison's Open Source Translation" w:history="1">
               <w:r>
                 <w:rPr>
                   <w:rStyle w:val="Hyperlink"/>
@@ -38457,7 +38689,7 @@
                 <w:szCs w:val="28"/>
               </w:rPr>
             </w:pPr>
-            <w:hyperlink r:id="rId754" w:tooltip="No Extant Greek Text" w:history="1">
+            <w:hyperlink r:id="rId759" w:tooltip="No Extant Greek Text" w:history="1">
               <w:r>
                 <w:rPr>
                   <w:rStyle w:val="Hyperlink"/>
@@ -38555,7 +38787,7 @@
                 <w:color w:val="76923C" w:themeColor="accent3" w:themeShade="BF"/>
               </w:rPr>
             </w:pPr>
-            <w:hyperlink r:id="rId755" w:tooltip="The Secret Gospel of Mark" w:history="1">
+            <w:hyperlink r:id="rId760" w:tooltip="The Secret Gospel of Mark" w:history="1">
               <w:r>
                 <w:rPr>
                   <w:rStyle w:val="Hyperlink"/>
@@ -38585,7 +38817,7 @@
                 <w:color w:val="0000FF"/>
               </w:rPr>
             </w:pPr>
-            <w:hyperlink r:id="rId756" w:tooltip="Secret Gospel of Mark" w:history="1">
+            <w:hyperlink r:id="rId761" w:tooltip="Secret Gospel of Mark" w:history="1">
               <w:r>
                 <w:rPr>
                   <w:rStyle w:val="Hyperlink"/>
@@ -38632,7 +38864,7 @@
                 <w:szCs w:val="26"/>
               </w:rPr>
             </w:pPr>
-            <w:hyperlink r:id="rId757" w:tooltip="Morton Smith's Original Translation" w:history="1">
+            <w:hyperlink r:id="rId762" w:tooltip="Morton Smith's Original Translation" w:history="1">
               <w:r>
                 <w:rPr>
                   <w:rStyle w:val="Hyperlink"/>
@@ -38826,7 +39058,7 @@
               </w:rPr>
               <w:br/>
             </w:r>
-            <w:hyperlink r:id="rId758" w:tooltip="An Overview of the TheoDoor Project" w:history="1">
+            <w:hyperlink r:id="rId763" w:tooltip="An Overview of the TheoDoor Project" w:history="1">
               <w:r>
                 <w:rPr>
                   <w:rStyle w:val="Hyperlink"/>
@@ -39226,7 +39458,7 @@
               </w:rPr>
               <w:t>(</w:t>
             </w:r>
-            <w:hyperlink r:id="rId759" w:tooltip="Notes on the translations by R.H. Charles." w:history="1">
+            <w:hyperlink r:id="rId764" w:tooltip="Notes on the translations by R.H. Charles." w:history="1">
               <w:r>
                 <w:rPr>
                   <w:rStyle w:val="Hyperlink"/>
@@ -39374,7 +39606,7 @@
                 <w:sz w:val="24"/>
               </w:rPr>
             </w:pPr>
-            <w:hyperlink r:id="rId760" w:tooltip="The Testament of Abraham" w:history="1">
+            <w:hyperlink r:id="rId765" w:tooltip="The Testament of Abraham" w:history="1">
               <w:r>
                 <w:rPr>
                   <w:rStyle w:val="Hyperlink"/>
@@ -39412,7 +39644,7 @@
                 <w:u w:val="single"/>
               </w:rPr>
             </w:pPr>
-            <w:hyperlink r:id="rId761" w:tooltip="The Testament of Abraham" w:history="1">
+            <w:hyperlink r:id="rId766" w:tooltip="The Testament of Abraham" w:history="1">
               <w:r>
                 <w:rPr>
                   <w:rStyle w:val="Hyperlink"/>
@@ -39453,7 +39685,7 @@
                 <w:szCs w:val="26"/>
               </w:rPr>
             </w:pPr>
-            <w:hyperlink r:id="rId762" w:tooltip="No Latin Text Available" w:history="1">
+            <w:hyperlink r:id="rId767" w:tooltip="No Latin Text Available" w:history="1">
               <w:r>
                 <w:rPr>
                   <w:rStyle w:val="Hyperlink"/>
@@ -39489,7 +39721,7 @@
                 <w:szCs w:val="26"/>
               </w:rPr>
             </w:pPr>
-            <w:hyperlink r:id="rId763" w:tooltip="Coptic Text Unavailable" w:history="1">
+            <w:hyperlink r:id="rId768" w:tooltip="Coptic Text Unavailable" w:history="1">
               <w:r>
                 <w:rPr>
                   <w:rStyle w:val="Hyperlink"/>
@@ -39525,7 +39757,7 @@
                 <w:u w:val="single"/>
               </w:rPr>
             </w:pPr>
-            <w:hyperlink r:id="rId764" w:tooltip="An Image-Scan of Tikhonravov's Text" w:history="1">
+            <w:hyperlink r:id="rId769" w:tooltip="An Image-Scan of Tikhonravov's Text" w:history="1">
               <w:proofErr w:type="spellStart"/>
               <w:r>
                 <w:rPr>
@@ -39629,7 +39861,7 @@
                 <w:u w:val="single"/>
               </w:rPr>
             </w:pPr>
-            <w:hyperlink r:id="rId765" w:tooltip="M.R. James' 1892 Translation" w:history="1">
+            <w:hyperlink r:id="rId770" w:tooltip="M.R. James' 1892 Translation" w:history="1">
               <w:r>
                 <w:rPr>
                   <w:rStyle w:val="Hyperlink"/>
@@ -39775,7 +40007,7 @@
                 <w:sz w:val="24"/>
               </w:rPr>
             </w:pPr>
-            <w:hyperlink r:id="rId766" w:tooltip="No Greek Text Available" w:history="1">
+            <w:hyperlink r:id="rId771" w:tooltip="No Greek Text Available" w:history="1">
               <w:r>
                 <w:rPr>
                   <w:rStyle w:val="Hyperlink"/>
@@ -39815,7 +40047,7 @@
                 <w:szCs w:val="26"/>
               </w:rPr>
             </w:pPr>
-            <w:hyperlink r:id="rId767" w:tooltip="No Latin Text Available" w:history="1">
+            <w:hyperlink r:id="rId772" w:tooltip="No Latin Text Available" w:history="1">
               <w:r>
                 <w:rPr>
                   <w:rStyle w:val="Hyperlink"/>
@@ -39851,7 +40083,7 @@
                 <w:szCs w:val="26"/>
               </w:rPr>
             </w:pPr>
-            <w:hyperlink r:id="rId768" w:tooltip="Coptic Text Unavailable" w:history="1">
+            <w:hyperlink r:id="rId773" w:tooltip="Coptic Text Unavailable" w:history="1">
               <w:r>
                 <w:rPr>
                   <w:rStyle w:val="Hyperlink"/>
@@ -39885,7 +40117,7 @@
                 <w:sz w:val="24"/>
               </w:rPr>
             </w:pPr>
-            <w:hyperlink r:id="rId769" w:tooltip="No Slavonic Text Available" w:history="1">
+            <w:hyperlink r:id="rId774" w:tooltip="No Slavonic Text Available" w:history="1">
               <w:r>
                 <w:rPr>
                   <w:rStyle w:val="Hyperlink"/>
@@ -40012,7 +40244,7 @@
                 <w:sz w:val="24"/>
               </w:rPr>
             </w:pPr>
-            <w:hyperlink r:id="rId770" w:tooltip="No Greek Text Available" w:history="1">
+            <w:hyperlink r:id="rId775" w:tooltip="No Greek Text Available" w:history="1">
               <w:r>
                 <w:rPr>
                   <w:rStyle w:val="Hyperlink"/>
@@ -40052,7 +40284,7 @@
                 <w:szCs w:val="26"/>
               </w:rPr>
             </w:pPr>
-            <w:hyperlink r:id="rId771" w:tooltip="No Latin Text Available" w:history="1">
+            <w:hyperlink r:id="rId776" w:tooltip="No Latin Text Available" w:history="1">
               <w:r>
                 <w:rPr>
                   <w:rStyle w:val="Hyperlink"/>
@@ -40088,7 +40320,7 @@
                 <w:szCs w:val="26"/>
               </w:rPr>
             </w:pPr>
-            <w:hyperlink r:id="rId772" w:tooltip="Coptic Text Unavailable" w:history="1">
+            <w:hyperlink r:id="rId777" w:tooltip="Coptic Text Unavailable" w:history="1">
               <w:r>
                 <w:rPr>
                   <w:rStyle w:val="Hyperlink"/>
@@ -40122,7 +40354,7 @@
                 <w:sz w:val="24"/>
               </w:rPr>
             </w:pPr>
-            <w:hyperlink r:id="rId773" w:tooltip="No Slavonic Text Available" w:history="1">
+            <w:hyperlink r:id="rId778" w:tooltip="No Slavonic Text Available" w:history="1">
               <w:r>
                 <w:rPr>
                   <w:rStyle w:val="Hyperlink"/>
@@ -40293,7 +40525,7 @@
                 <w:u w:val="single"/>
               </w:rPr>
             </w:pPr>
-            <w:hyperlink r:id="rId774" w:tooltip="Full Transcription of Unknown Provenance" w:history="1">
+            <w:hyperlink r:id="rId779" w:tooltip="Full Transcription of Unknown Provenance" w:history="1">
               <w:proofErr w:type="spellStart"/>
               <w:r>
                 <w:rPr>
@@ -40393,7 +40625,7 @@
                 <w:szCs w:val="26"/>
               </w:rPr>
             </w:pPr>
-            <w:hyperlink r:id="rId775" w:tooltip="No Latin Text Available" w:history="1">
+            <w:hyperlink r:id="rId780" w:tooltip="No Latin Text Available" w:history="1">
               <w:r>
                 <w:rPr>
                   <w:rStyle w:val="Hyperlink"/>
@@ -40472,7 +40704,7 @@
                 <w:sz w:val="24"/>
               </w:rPr>
             </w:pPr>
-            <w:hyperlink r:id="rId776" w:tooltip="No Slavonic Text Available" w:history="1">
+            <w:hyperlink r:id="rId781" w:tooltip="No Slavonic Text Available" w:history="1">
               <w:r>
                 <w:rPr>
                   <w:rStyle w:val="Hyperlink"/>
@@ -40504,7 +40736,7 @@
                 <w:szCs w:val="26"/>
               </w:rPr>
             </w:pPr>
-            <w:hyperlink r:id="rId777" w:tooltip="The Testaments of the Twelve Patriarchs (RH Charles)" w:history="1">
+            <w:hyperlink r:id="rId782" w:tooltip="The Testaments of the Twelve Patriarchs (RH Charles)" w:history="1">
               <w:r>
                 <w:rPr>
                   <w:rStyle w:val="Hyperlink"/>
@@ -40563,7 +40795,7 @@
                 <w:u w:val="single"/>
               </w:rPr>
             </w:pPr>
-            <w:hyperlink r:id="rId778" w:tooltip="The Testament of Adam (Preliminary)" w:history="1">
+            <w:hyperlink r:id="rId783" w:tooltip="The Testament of Adam (Preliminary)" w:history="1">
               <w:r>
                 <w:rPr>
                   <w:rStyle w:val="Hyperlink"/>
@@ -40602,7 +40834,7 @@
                 <w:sz w:val="24"/>
               </w:rPr>
             </w:pPr>
-            <w:hyperlink r:id="rId779" w:tooltip="The Testament of Adam (Horarium)" w:history="1">
+            <w:hyperlink r:id="rId784" w:tooltip="The Testament of Adam (Horarium)" w:history="1">
               <w:r>
                 <w:rPr>
                   <w:rStyle w:val="Hyperlink"/>
@@ -40612,8 +40844,21 @@
                   <w:smallCaps/>
                   <w:sz w:val="24"/>
                 </w:rPr>
-                <w:t>Paris Codex/Cedrenus</w:t>
-              </w:r>
+                <w:t>Paris Codex/</w:t>
+              </w:r>
+              <w:proofErr w:type="spellStart"/>
+              <w:r>
+                <w:rPr>
+                  <w:rStyle w:val="Hyperlink"/>
+                  <w:rFonts w:ascii="Gentium" w:hAnsi="Gentium" w:cs="Gentium"/>
+                  <w:i/>
+                  <w:iCs/>
+                  <w:smallCaps/>
+                  <w:sz w:val="24"/>
+                </w:rPr>
+                <w:t>Cedrenus</w:t>
+              </w:r>
+              <w:proofErr w:type="spellEnd"/>
               <w:r>
                 <w:rPr>
                   <w:rStyle w:val="Hyperlink"/>
@@ -40654,7 +40899,7 @@
                 <w:szCs w:val="26"/>
               </w:rPr>
             </w:pPr>
-            <w:hyperlink r:id="rId780" w:tooltip="No Latin Text Available" w:history="1">
+            <w:hyperlink r:id="rId785" w:tooltip="No Latin Text Available" w:history="1">
               <w:r>
                 <w:rPr>
                   <w:rStyle w:val="Hyperlink"/>
@@ -40689,7 +40934,7 @@
                 <w:szCs w:val="26"/>
               </w:rPr>
             </w:pPr>
-            <w:hyperlink r:id="rId781" w:tooltip="The Testament of Adam (Chs 1-3)" w:history="1">
+            <w:hyperlink r:id="rId786" w:tooltip="The Testament of Adam (Chs 1-3)" w:history="1">
               <w:r>
                 <w:rPr>
                   <w:rStyle w:val="Hyperlink"/>
@@ -40722,7 +40967,7 @@
                 <w:sz w:val="24"/>
               </w:rPr>
             </w:pPr>
-            <w:hyperlink r:id="rId782" w:tooltip="No Slavonic Text Available" w:history="1">
+            <w:hyperlink r:id="rId787" w:tooltip="No Slavonic Text Available" w:history="1">
               <w:r>
                 <w:rPr>
                   <w:rStyle w:val="Hyperlink"/>
@@ -40757,7 +41002,7 @@
                 <w:u w:val="single"/>
               </w:rPr>
             </w:pPr>
-            <w:hyperlink r:id="rId783" w:tooltip="A hybrid transaltion from various sources" w:history="1">
+            <w:hyperlink r:id="rId788" w:tooltip="A hybrid transaltion from various sources" w:history="1">
               <w:r>
                 <w:rPr>
                   <w:rStyle w:val="Hyperlink"/>
@@ -40819,7 +41064,7 @@
                 <w:sz w:val="24"/>
               </w:rPr>
             </w:pPr>
-            <w:hyperlink r:id="rId784" w:tooltip="The Assumption/Testament of Moses" w:history="1">
+            <w:hyperlink r:id="rId789" w:tooltip="The Assumption/Testament of Moses" w:history="1">
               <w:r>
                 <w:rPr>
                   <w:rStyle w:val="Hyperlink"/>
@@ -40871,7 +41116,7 @@
                 <w:sz w:val="24"/>
               </w:rPr>
             </w:pPr>
-            <w:hyperlink r:id="rId785" w:tooltip="No Greek Text Available" w:history="1">
+            <w:hyperlink r:id="rId790" w:tooltip="No Greek Text Available" w:history="1">
               <w:r>
                 <w:rPr>
                   <w:rStyle w:val="Hyperlink"/>
@@ -40913,7 +41158,7 @@
                 <w:szCs w:val="26"/>
               </w:rPr>
             </w:pPr>
-            <w:hyperlink r:id="rId786" w:tooltip="The Assumption of Moses (Codex Ambrosiana)" w:history="1">
+            <w:hyperlink r:id="rId791" w:tooltip="The Assumption of Moses (Codex Ambrosiana)" w:history="1">
               <w:r>
                 <w:rPr>
                   <w:rStyle w:val="Hyperlink"/>
@@ -40949,7 +41194,7 @@
                 <w:szCs w:val="26"/>
               </w:rPr>
             </w:pPr>
-            <w:hyperlink r:id="rId787" w:tooltip="No Extant Oriental Manuscript" w:history="1">
+            <w:hyperlink r:id="rId792" w:tooltip="No Extant Oriental Manuscript" w:history="1">
               <w:r>
                 <w:rPr>
                   <w:rStyle w:val="Hyperlink"/>
@@ -40982,7 +41227,7 @@
                 <w:sz w:val="24"/>
               </w:rPr>
             </w:pPr>
-            <w:hyperlink r:id="rId788" w:tooltip="No Slavonic Text Available" w:history="1">
+            <w:hyperlink r:id="rId793" w:tooltip="No Slavonic Text Available" w:history="1">
               <w:r>
                 <w:rPr>
                   <w:rStyle w:val="Hyperlink"/>
@@ -41013,7 +41258,7 @@
                 <w:szCs w:val="26"/>
               </w:rPr>
             </w:pPr>
-            <w:hyperlink r:id="rId789" w:tooltip="The Assumption of Moses (RH Charles)" w:history="1">
+            <w:hyperlink r:id="rId794" w:tooltip="The Assumption of Moses (RH Charles)" w:history="1">
               <w:r>
                 <w:rPr>
                   <w:rStyle w:val="Hyperlink"/>
@@ -41085,7 +41330,7 @@
                 <w:sz w:val="24"/>
               </w:rPr>
             </w:pPr>
-            <w:hyperlink r:id="rId790" w:tooltip="The Testament of Solomon" w:history="1">
+            <w:hyperlink r:id="rId795" w:tooltip="The Testament of Solomon" w:history="1">
               <w:proofErr w:type="spellStart"/>
               <w:r>
                 <w:rPr>
@@ -41151,7 +41396,7 @@
                 <w:szCs w:val="26"/>
               </w:rPr>
             </w:pPr>
-            <w:hyperlink r:id="rId791" w:tooltip="No Extant Latin MS" w:history="1">
+            <w:hyperlink r:id="rId796" w:tooltip="No Extant Latin MS" w:history="1">
               <w:r>
                 <w:rPr>
                   <w:rStyle w:val="Hyperlink"/>
@@ -41187,7 +41432,7 @@
                 <w:szCs w:val="26"/>
               </w:rPr>
             </w:pPr>
-            <w:hyperlink r:id="rId792" w:tooltip="Syriac/Arabic Text Unavailable" w:history="1">
+            <w:hyperlink r:id="rId797" w:tooltip="Syriac/Arabic Text Unavailable" w:history="1">
               <w:r>
                 <w:rPr>
                   <w:rStyle w:val="Hyperlink"/>
@@ -41221,7 +41466,7 @@
                 <w:sz w:val="24"/>
               </w:rPr>
             </w:pPr>
-            <w:hyperlink r:id="rId793" w:tooltip="No Slavonic Text Available" w:history="1">
+            <w:hyperlink r:id="rId798" w:tooltip="No Slavonic Text Available" w:history="1">
               <w:r>
                 <w:rPr>
                   <w:rStyle w:val="Hyperlink"/>
@@ -41330,7 +41575,7 @@
                 <w:sz w:val="24"/>
               </w:rPr>
             </w:pPr>
-            <w:hyperlink r:id="rId794" w:tooltip="Testament of Job (3 MSS)" w:history="1">
+            <w:hyperlink r:id="rId799" w:tooltip="Testament of Job (3 MSS)" w:history="1">
               <w:proofErr w:type="spellStart"/>
               <w:r>
                 <w:rPr>
@@ -41432,7 +41677,7 @@
                 <w:szCs w:val="26"/>
               </w:rPr>
             </w:pPr>
-            <w:hyperlink r:id="rId795" w:tooltip="No Latin Text Available" w:history="1">
+            <w:hyperlink r:id="rId800" w:tooltip="No Latin Text Available" w:history="1">
               <w:proofErr w:type="spellStart"/>
               <w:r>
                 <w:rPr>
@@ -41510,7 +41755,7 @@
                 <w:szCs w:val="26"/>
               </w:rPr>
             </w:pPr>
-            <w:hyperlink r:id="rId796" w:tooltip="Coptic Text Unavailable" w:history="1">
+            <w:hyperlink r:id="rId801" w:tooltip="Coptic Text Unavailable" w:history="1">
               <w:r>
                 <w:rPr>
                   <w:rStyle w:val="Hyperlink"/>
@@ -41557,7 +41802,7 @@
                 <w:sz w:val="24"/>
               </w:rPr>
             </w:pPr>
-            <w:hyperlink r:id="rId797" w:tooltip="No Slavonic Text Available" w:history="1">
+            <w:hyperlink r:id="rId802" w:tooltip="No Slavonic Text Available" w:history="1">
               <w:r>
                 <w:rPr>
                   <w:rStyle w:val="Hyperlink"/>
@@ -41750,7 +41995,7 @@
                 <w:szCs w:val="26"/>
               </w:rPr>
             </w:pPr>
-            <w:hyperlink r:id="rId798" w:tooltip="The Apocalypse of Moses" w:history="1">
+            <w:hyperlink r:id="rId803" w:tooltip="The Apocalypse of Moses" w:history="1">
               <w:r>
                 <w:rPr>
                   <w:rStyle w:val="Hyperlink"/>
@@ -41827,7 +42072,7 @@
                 <w:szCs w:val="26"/>
               </w:rPr>
             </w:pPr>
-            <w:hyperlink r:id="rId799" w:tooltip="The Life of Adam &amp; Eve" w:history="1">
+            <w:hyperlink r:id="rId804" w:tooltip="The Life of Adam &amp; Eve" w:history="1">
               <w:r>
                 <w:rPr>
                   <w:rStyle w:val="Hyperlink"/>
@@ -41916,7 +42161,7 @@
                 <w:u w:val="single"/>
               </w:rPr>
             </w:pPr>
-            <w:hyperlink r:id="rId800" w:tooltip="The Books of Adam &amp; Eve" w:history="1">
+            <w:hyperlink r:id="rId805" w:tooltip="The Books of Adam &amp; Eve" w:history="1">
               <w:r>
                 <w:rPr>
                   <w:rStyle w:val="Hyperlink"/>
@@ -41992,7 +42237,7 @@
                 <w:szCs w:val="26"/>
               </w:rPr>
             </w:pPr>
-            <w:hyperlink r:id="rId801" w:tooltip="The Sibylline Oracles" w:history="1">
+            <w:hyperlink r:id="rId806" w:tooltip="The Sibylline Oracles" w:history="1">
               <w:proofErr w:type="spellStart"/>
               <w:r>
                 <w:rPr>
@@ -42252,7 +42497,7 @@
                 <w:szCs w:val="26"/>
               </w:rPr>
             </w:pPr>
-            <w:hyperlink r:id="rId802" w:tooltip="Transcription by Robert Duke (OCP)" w:history="1">
+            <w:hyperlink r:id="rId807" w:tooltip="Transcription by Robert Duke (OCP)" w:history="1">
               <w:r>
                 <w:rPr>
                   <w:rStyle w:val="Hyperlink"/>
@@ -42349,7 +42594,7 @@
                 <w:szCs w:val="26"/>
               </w:rPr>
             </w:pPr>
-            <w:hyperlink r:id="rId803" w:tooltip="Visions of Amram (Hybrid Translation)" w:history="1">
+            <w:hyperlink r:id="rId808" w:tooltip="Visions of Amram (Hybrid Translation)" w:history="1">
               <w:r>
                 <w:rPr>
                   <w:rStyle w:val="Hyperlink"/>
@@ -42556,6 +42801,7 @@
                 <w:sz w:val="24"/>
               </w:rPr>
             </w:pPr>
+            <w:proofErr w:type="spellStart"/>
             <w:r>
               <w:rPr>
                 <w:rFonts w:ascii="Pochaevsk" w:hAnsi="Pochaevsk" w:cs="Pochaevsk Unicode"/>
@@ -42566,6 +42812,7 @@
               </w:rPr>
               <w:t>Tikhonravov</w:t>
             </w:r>
+            <w:proofErr w:type="spellEnd"/>
           </w:p>
         </w:tc>
         <w:tc>
@@ -43078,6 +43325,7 @@
                 <w:rFonts w:ascii="Pochaevsk" w:hAnsi="Pochaevsk"/>
               </w:rPr>
             </w:pPr>
+            <w:proofErr w:type="spellStart"/>
             <w:r>
               <w:rPr>
                 <w:rFonts w:ascii="Pochaevsk" w:hAnsi="Pochaevsk" w:cs="Pochaevsk Unicode"/>
@@ -43088,6 +43336,7 @@
               </w:rPr>
               <w:t>Tikhonravov</w:t>
             </w:r>
+            <w:proofErr w:type="spellEnd"/>
           </w:p>
         </w:tc>
         <w:tc>
@@ -43178,7 +43427,7 @@
                 <w:sz w:val="24"/>
               </w:rPr>
             </w:pPr>
-            <w:hyperlink r:id="rId804" w:tooltip="The Lives of the Prophets" w:history="1">
+            <w:hyperlink r:id="rId809" w:tooltip="The Lives of the Prophets" w:history="1">
               <w:r>
                 <w:rPr>
                   <w:rStyle w:val="Hyperlink"/>
@@ -43216,7 +43465,7 @@
                 <w:szCs w:val="22"/>
               </w:rPr>
             </w:pPr>
-            <w:hyperlink r:id="rId805" w:tooltip="C.C. Torrey's 1946 Transcription" w:history="1">
+            <w:hyperlink r:id="rId810" w:tooltip="C.C. Torrey's 1946 Transcription" w:history="1">
               <w:proofErr w:type="spellStart"/>
               <w:r>
                 <w:rPr>
@@ -43293,7 +43542,7 @@
                 <w:szCs w:val="22"/>
               </w:rPr>
             </w:pPr>
-            <w:hyperlink r:id="rId806" w:tooltip="Latin Text Unvailable" w:history="1">
+            <w:hyperlink r:id="rId811" w:tooltip="Latin Text Unvailable" w:history="1">
               <w:r>
                 <w:rPr>
                   <w:rStyle w:val="Hyperlink"/>
@@ -43347,7 +43596,7 @@
                 <w:szCs w:val="22"/>
               </w:rPr>
             </w:pPr>
-            <w:hyperlink r:id="rId807" w:tooltip="Syriac Text Unavailable" w:history="1">
+            <w:hyperlink r:id="rId812" w:tooltip="Syriac Text Unavailable" w:history="1">
               <w:r>
                 <w:rPr>
                   <w:rStyle w:val="Hyperlink"/>
@@ -43379,7 +43628,7 @@
                 <w:rFonts w:ascii="Pochaevsk" w:hAnsi="Pochaevsk"/>
               </w:rPr>
             </w:pPr>
-            <w:hyperlink r:id="rId808" w:tooltip="No Slavonic Text Available" w:history="1">
+            <w:hyperlink r:id="rId813" w:tooltip="No Slavonic Text Available" w:history="1">
               <w:r>
                 <w:rPr>
                   <w:rStyle w:val="Hyperlink"/>
@@ -43413,7 +43662,7 @@
                 <w:szCs w:val="26"/>
               </w:rPr>
             </w:pPr>
-            <w:hyperlink r:id="rId809" w:tooltip="C.C. Torrey's 1946 Translation" w:history="1">
+            <w:hyperlink r:id="rId814" w:tooltip="C.C. Torrey's 1946 Translation" w:history="1">
               <w:r>
                 <w:rPr>
                   <w:rStyle w:val="Hyperlink"/>
@@ -43747,7 +43996,7 @@
                 <w:szCs w:val="22"/>
               </w:rPr>
             </w:pPr>
-            <w:hyperlink r:id="rId810" w:tooltip="The Letter or Aristeas" w:history="1">
+            <w:hyperlink r:id="rId815" w:tooltip="The Letter or Aristeas" w:history="1">
               <w:proofErr w:type="spellStart"/>
               <w:r>
                 <w:rPr>
@@ -43881,7 +44130,7 @@
                 <w:szCs w:val="26"/>
               </w:rPr>
             </w:pPr>
-            <w:hyperlink r:id="rId811" w:tooltip="The Letter of Aristeas (RH Charles)" w:history="1">
+            <w:hyperlink r:id="rId816" w:tooltip="The Letter of Aristeas (RH Charles)" w:history="1">
               <w:r>
                 <w:rPr>
                   <w:rStyle w:val="Hyperlink"/>
@@ -44402,8 +44651,22 @@
                 <w:sz w:val="24"/>
                 <w:szCs w:val="20"/>
               </w:rPr>
-              <w:t>Speculum Historiale</w:t>
+              <w:t xml:space="preserve">Speculum </w:t>
             </w:r>
+            <w:proofErr w:type="spellStart"/>
+            <w:r>
+              <w:rPr>
+                <w:rFonts w:ascii="Gentium" w:hAnsi="Gentium" w:cs="Gentium"/>
+                <w:i/>
+                <w:iCs/>
+                <w:smallCaps/>
+                <w:color w:val="E36C0A" w:themeColor="accent6" w:themeShade="BF"/>
+                <w:sz w:val="24"/>
+                <w:szCs w:val="20"/>
+              </w:rPr>
+              <w:t>Historiale</w:t>
+            </w:r>
+            <w:proofErr w:type="spellEnd"/>
           </w:p>
         </w:tc>
         <w:tc>
@@ -44963,7 +45226,7 @@
                 <w:sz w:val="24"/>
               </w:rPr>
             </w:pPr>
-            <w:hyperlink r:id="rId812" w:history="1">
+            <w:hyperlink r:id="rId817" w:history="1">
               <w:r>
                 <w:rPr>
                   <w:rStyle w:val="Hyperlink"/>

--- a/TheoDoor.docx
+++ b/TheoDoor.docx
@@ -2505,7 +2505,6 @@
                 </w:rPr>
                 <w:t xml:space="preserve"> </w:t>
               </w:r>
-              <w:proofErr w:type="spellStart"/>
               <w:r>
                 <w:rPr>
                   <w:rStyle w:val="Hyperlink"/>
@@ -2514,7 +2513,6 @@
                 </w:rPr>
                 <w:t>Наѵи́на</w:t>
               </w:r>
-              <w:proofErr w:type="spellEnd"/>
             </w:hyperlink>
           </w:p>
         </w:tc>
@@ -7943,7 +7941,6 @@
                 </w:rPr>
                 <w:t xml:space="preserve"> </w:t>
               </w:r>
-              <w:proofErr w:type="spellStart"/>
               <w:r>
                 <w:rPr>
                   <w:rStyle w:val="Hyperlink"/>
@@ -7952,7 +7949,6 @@
                 </w:rPr>
                 <w:t>Софо́нїи</w:t>
               </w:r>
-              <w:proofErr w:type="spellEnd"/>
             </w:hyperlink>
           </w:p>
         </w:tc>
@@ -30245,6 +30241,7 @@
           </w:p>
         </w:tc>
       </w:tr>
+      <w:bookmarkStart w:id="2" w:name="_Hlk211967536"/>
       <w:tr>
         <w:trPr>
           <w:jc w:val="center"/>
@@ -30273,17 +30270,15 @@
                 <w:sz w:val="24"/>
               </w:rPr>
             </w:pPr>
-            <w:bookmarkStart w:id="2" w:name="_Hlk211967536"/>
             <w:r>
               <w:rPr>
                 <w:rFonts w:ascii="Book Antiqua" w:hAnsi="Book Antiqua"/>
                 <w:b/>
                 <w:bCs/>
                 <w:smallCaps/>
-                <w:color w:val="808080" w:themeColor="background1" w:themeShade="80"/>
-                <w:sz w:val="24"/>
-              </w:rPr>
-              <w:t>2</w:t>
+                <w:sz w:val="24"/>
+              </w:rPr>
+              <w:fldChar w:fldCharType="begin"/>
             </w:r>
             <w:r>
               <w:rPr>
@@ -30291,11 +30286,9 @@
                 <w:b/>
                 <w:bCs/>
                 <w:smallCaps/>
-                <w:color w:val="808080" w:themeColor="background1" w:themeShade="80"/>
-                <w:sz w:val="24"/>
-                <w:vertAlign w:val="superscript"/>
-              </w:rPr>
-              <w:t>nd</w:t>
+                <w:sz w:val="24"/>
+              </w:rPr>
+              <w:instrText>HYPERLINK "Hnnn-Ppe/H906-2Mq.pdf" \o "The Second Book of Meqabyan"</w:instrText>
             </w:r>
             <w:r>
               <w:rPr>
@@ -30303,10 +30296,72 @@
                 <w:b/>
                 <w:bCs/>
                 <w:smallCaps/>
-                <w:color w:val="808080" w:themeColor="background1" w:themeShade="80"/>
-                <w:sz w:val="24"/>
-              </w:rPr>
-              <w:t xml:space="preserve"> Meqabyan  </w:t>
+                <w:sz w:val="24"/>
+              </w:rPr>
+            </w:r>
+            <w:r>
+              <w:rPr>
+                <w:rFonts w:ascii="Book Antiqua" w:hAnsi="Book Antiqua"/>
+                <w:b/>
+                <w:bCs/>
+                <w:smallCaps/>
+                <w:sz w:val="24"/>
+              </w:rPr>
+              <w:fldChar w:fldCharType="separate"/>
+            </w:r>
+            <w:r>
+              <w:rPr>
+                <w:rStyle w:val="Hyperlink"/>
+                <w:rFonts w:ascii="Book Antiqua" w:hAnsi="Book Antiqua"/>
+                <w:b/>
+                <w:bCs/>
+                <w:smallCaps/>
+                <w:sz w:val="24"/>
+              </w:rPr>
+              <w:t>2</w:t>
+            </w:r>
+            <w:r>
+              <w:rPr>
+                <w:rStyle w:val="Hyperlink"/>
+                <w:rFonts w:ascii="Book Antiqua" w:hAnsi="Book Antiqua"/>
+                <w:b/>
+                <w:bCs/>
+                <w:smallCaps/>
+                <w:sz w:val="24"/>
+                <w:vertAlign w:val="superscript"/>
+              </w:rPr>
+              <w:t>nd</w:t>
+            </w:r>
+            <w:r>
+              <w:rPr>
+                <w:rStyle w:val="Hyperlink"/>
+                <w:rFonts w:ascii="Book Antiqua" w:hAnsi="Book Antiqua"/>
+                <w:b/>
+                <w:bCs/>
+                <w:smallCaps/>
+                <w:sz w:val="24"/>
+              </w:rPr>
+              <w:t xml:space="preserve"> Meqabyan</w:t>
+            </w:r>
+            <w:r>
+              <w:rPr>
+                <w:rFonts w:ascii="Book Antiqua" w:hAnsi="Book Antiqua"/>
+                <w:b/>
+                <w:bCs/>
+                <w:smallCaps/>
+                <w:sz w:val="24"/>
+              </w:rPr>
+              <w:fldChar w:fldCharType="end"/>
+            </w:r>
+            <w:r>
+              <w:rPr>
+                <w:rFonts w:ascii="Book Antiqua" w:hAnsi="Book Antiqua"/>
+                <w:b/>
+                <w:bCs/>
+                <w:smallCaps/>
+                <w:sz w:val="24"/>
+              </w:rPr>
+              <w:t>  </w:t>
             </w:r>
           </w:p>
         </w:tc>
@@ -34098,8 +34153,22 @@
                   <w:sz w:val="28"/>
                   <w:szCs w:val="28"/>
                 </w:rPr>
-                <w:t>αρπον</w:t>
-              </w:r>
+                <w:t>αρπ</w:t>
+              </w:r>
+              <w:proofErr w:type="spellStart"/>
+              <w:r>
+                <w:rPr>
+                  <w:rStyle w:val="Hyperlink"/>
+                  <w:rFonts w:ascii="Gentium" w:hAnsi="Gentium" w:cs="Gentium"/>
+                  <w:i/>
+                  <w:iCs/>
+                  <w:smallCaps/>
+                  <w:sz w:val="28"/>
+                  <w:szCs w:val="28"/>
+                </w:rPr>
+                <w:t>ον</w:t>
+              </w:r>
+              <w:proofErr w:type="spellEnd"/>
             </w:hyperlink>
           </w:p>
         </w:tc>
@@ -36785,10 +36854,53 @@
                 <w:bCs/>
               </w:rPr>
             </w:pPr>
+            <w:proofErr w:type="spellStart"/>
+            <w:r>
+              <w:rPr>
+                <w:rFonts w:ascii="Gentium" w:hAnsi="Gentium" w:cs="Gentium"/>
+                <w:color w:val="808080" w:themeColor="background1" w:themeShade="80"/>
+                <w:sz w:val="26"/>
+                <w:szCs w:val="26"/>
+              </w:rPr>
+              <w:t>Testamuntum</w:t>
+            </w:r>
+            <w:proofErr w:type="spellEnd"/>
+            <w:r>
+              <w:rPr>
+                <w:rFonts w:ascii="Gentium" w:hAnsi="Gentium" w:cs="Gentium"/>
+                <w:color w:val="808080" w:themeColor="background1" w:themeShade="80"/>
+                <w:sz w:val="26"/>
+                <w:szCs w:val="26"/>
+              </w:rPr>
+              <w:t xml:space="preserve"> Domini</w:t>
+            </w:r>
+            <w:r>
+              <w:rPr>
+                <w:rFonts w:ascii="Book Antiqua" w:hAnsi="Book Antiqua"/>
+                <w:b/>
+                <w:bCs/>
+                <w:color w:val="808080" w:themeColor="background1" w:themeShade="80"/>
+              </w:rPr>
+              <w:br/>
+            </w:r>
+            <w:r>
+              <w:rPr>
+                <w:rFonts w:ascii="Gentium" w:hAnsi="Gentium" w:cs="Gentium"/>
+                <w:i/>
+                <w:iCs/>
+                <w:color w:val="808080" w:themeColor="background1" w:themeShade="80"/>
+                <w:sz w:val="22"/>
+                <w:szCs w:val="22"/>
+              </w:rPr>
+              <w:t>(Cooper &amp; Maclean, 1902)</w:t>
+            </w:r>
           </w:p>
         </w:tc>
       </w:tr>
       <w:tr>
+        <w:trPr>
+          <w:trHeight w:val="68"/>
+        </w:trPr>
         <w:tc>
           <w:tcPr>
             <w:tcW w:w="3828" w:type="dxa"/>
@@ -37389,7 +37501,29 @@
                   <w:smallCaps/>
                 </w:rPr>
                 <w:br/>
-                <w:t>(Akhmim Fragment)</w:t>
+                <w:t>(</w:t>
+              </w:r>
+              <w:proofErr w:type="spellStart"/>
+              <w:r>
+                <w:rPr>
+                  <w:rStyle w:val="Hyperlink"/>
+                  <w:rFonts w:ascii="Gentium" w:hAnsi="Gentium" w:cs="Gentium"/>
+                  <w:i/>
+                  <w:iCs/>
+                  <w:smallCaps/>
+                </w:rPr>
+                <w:t>Akhmim</w:t>
+              </w:r>
+              <w:proofErr w:type="spellEnd"/>
+              <w:r>
+                <w:rPr>
+                  <w:rStyle w:val="Hyperlink"/>
+                  <w:rFonts w:ascii="Gentium" w:hAnsi="Gentium" w:cs="Gentium"/>
+                  <w:i/>
+                  <w:iCs/>
+                  <w:smallCaps/>
+                </w:rPr>
+                <w:t xml:space="preserve"> Fragment)</w:t>
               </w:r>
             </w:hyperlink>
           </w:p>
@@ -37819,10 +37953,129 @@
                 <w:sz w:val="28"/>
                 <w:szCs w:val="28"/>
               </w:rPr>
-              <w:t xml:space="preserve">ας </w:t>
+              <w:t>ας Θεοτοκου</w:t>
             </w:r>
-            <w:proofErr w:type="spellStart"/>
+          </w:p>
+        </w:tc>
+        <w:tc>
+          <w:tcPr>
+            <w:tcW w:w="2976" w:type="dxa"/>
+            <w:gridSpan w:val="2"/>
+            <w:vAlign w:val="center"/>
+          </w:tcPr>
+          <w:p>
+            <w:pPr>
+              <w:spacing w:before="40" w:line="300" w:lineRule="exact"/>
+              <w:jc w:val="center"/>
+              <w:rPr>
+                <w:rFonts w:ascii="Gentium" w:hAnsi="Gentium" w:cs="Gentium"/>
+                <w:b/>
+                <w:bCs/>
+                <w:color w:val="800000"/>
+                <w:u w:val="single"/>
+              </w:rPr>
+            </w:pPr>
+          </w:p>
+        </w:tc>
+        <w:tc>
+          <w:tcPr>
+            <w:tcW w:w="2552" w:type="dxa"/>
+            <w:gridSpan w:val="2"/>
+            <w:vAlign w:val="center"/>
+          </w:tcPr>
+          <w:p>
+            <w:pPr>
+              <w:spacing w:before="40" w:line="300" w:lineRule="exact"/>
+              <w:jc w:val="center"/>
+              <w:rPr>
+                <w:rFonts w:ascii="Gentium" w:hAnsi="Gentium" w:cs="Gentium"/>
+                <w:b/>
+                <w:bCs/>
+                <w:color w:val="800000"/>
+                <w:u w:val="single"/>
+              </w:rPr>
+            </w:pPr>
+          </w:p>
+        </w:tc>
+        <w:tc>
+          <w:tcPr>
+            <w:tcW w:w="3503" w:type="dxa"/>
+            <w:vAlign w:val="center"/>
+          </w:tcPr>
+          <w:p>
+            <w:pPr>
+              <w:spacing w:before="40" w:line="300" w:lineRule="exact"/>
+              <w:jc w:val="center"/>
+              <w:rPr>
+                <w:rFonts w:ascii="Gentium" w:hAnsi="Gentium" w:cs="Gentium"/>
+                <w:b/>
+                <w:bCs/>
+                <w:color w:val="800000"/>
+                <w:u w:val="single"/>
+              </w:rPr>
+            </w:pPr>
+          </w:p>
+        </w:tc>
+      </w:tr>
+      <w:tr>
+        <w:tc>
+          <w:tcPr>
+            <w:tcW w:w="3828" w:type="dxa"/>
+            <w:vAlign w:val="center"/>
+          </w:tcPr>
+          <w:p>
+            <w:pPr>
+              <w:spacing w:before="40" w:line="300" w:lineRule="exact"/>
+              <w:jc w:val="center"/>
+              <w:rPr>
+                <w:rFonts w:ascii="Book Antiqua" w:hAnsi="Book Antiqua"/>
+                <w:smallCaps/>
+                <w:color w:val="76923C" w:themeColor="accent3" w:themeShade="BF"/>
+              </w:rPr>
+            </w:pPr>
             <w:r>
+              <w:rPr>
+                <w:rFonts w:ascii="Book Antiqua" w:hAnsi="Book Antiqua"/>
+                <w:smallCaps/>
+                <w:color w:val="76923C" w:themeColor="accent3" w:themeShade="BF"/>
+              </w:rPr>
+              <w:t xml:space="preserve">The </w:t>
+            </w:r>
+            <w:r>
+              <w:rPr>
+                <w:rFonts w:ascii="Book Antiqua" w:hAnsi="Book Antiqua"/>
+                <w:smallCaps/>
+                <w:color w:val="76923C" w:themeColor="accent3" w:themeShade="BF"/>
+              </w:rPr>
+              <w:t>Revelation to</w:t>
+            </w:r>
+            <w:r>
+              <w:rPr>
+                <w:rFonts w:ascii="Book Antiqua" w:hAnsi="Book Antiqua"/>
+                <w:smallCaps/>
+                <w:color w:val="76923C" w:themeColor="accent3" w:themeShade="BF"/>
+              </w:rPr>
+              <w:t xml:space="preserve"> </w:t>
+            </w:r>
+            <w:r>
+              <w:rPr>
+                <w:rFonts w:ascii="Book Antiqua" w:hAnsi="Book Antiqua"/>
+                <w:smallCaps/>
+                <w:color w:val="76923C" w:themeColor="accent3" w:themeShade="BF"/>
+              </w:rPr>
+              <w:t>Thomas</w:t>
+            </w:r>
+          </w:p>
+        </w:tc>
+        <w:tc>
+          <w:tcPr>
+            <w:tcW w:w="2835" w:type="dxa"/>
+            <w:vAlign w:val="center"/>
+          </w:tcPr>
+          <w:p>
+            <w:pPr>
+              <w:spacing w:before="40" w:line="300" w:lineRule="exact"/>
+              <w:jc w:val="center"/>
               <w:rPr>
                 <w:rFonts w:ascii="Gentium" w:hAnsi="Gentium" w:cs="Gentium"/>
                 <w:i/>
@@ -37831,248 +38084,13 @@
                 <w:sz w:val="28"/>
                 <w:szCs w:val="28"/>
               </w:rPr>
-              <w:t>Θεοτοκου</w:t>
-            </w:r>
-            <w:proofErr w:type="spellEnd"/>
+            </w:pPr>
           </w:p>
         </w:tc>
         <w:tc>
           <w:tcPr>
             <w:tcW w:w="2976" w:type="dxa"/>
             <w:gridSpan w:val="2"/>
-            <w:vAlign w:val="center"/>
-          </w:tcPr>
-          <w:p>
-            <w:pPr>
-              <w:spacing w:before="40" w:line="300" w:lineRule="exact"/>
-              <w:jc w:val="center"/>
-              <w:rPr>
-                <w:rFonts w:ascii="Gentium" w:hAnsi="Gentium" w:cs="Gentium"/>
-                <w:b/>
-                <w:bCs/>
-                <w:color w:val="800000"/>
-                <w:u w:val="single"/>
-              </w:rPr>
-            </w:pPr>
-          </w:p>
-        </w:tc>
-        <w:tc>
-          <w:tcPr>
-            <w:tcW w:w="2552" w:type="dxa"/>
-            <w:gridSpan w:val="2"/>
-            <w:vAlign w:val="center"/>
-          </w:tcPr>
-          <w:p>
-            <w:pPr>
-              <w:spacing w:before="40" w:line="300" w:lineRule="exact"/>
-              <w:jc w:val="center"/>
-              <w:rPr>
-                <w:rFonts w:ascii="Gentium" w:hAnsi="Gentium" w:cs="Gentium"/>
-                <w:b/>
-                <w:bCs/>
-                <w:color w:val="800000"/>
-                <w:u w:val="single"/>
-              </w:rPr>
-            </w:pPr>
-          </w:p>
-        </w:tc>
-        <w:tc>
-          <w:tcPr>
-            <w:tcW w:w="3503" w:type="dxa"/>
-            <w:vAlign w:val="center"/>
-          </w:tcPr>
-          <w:p>
-            <w:pPr>
-              <w:spacing w:before="40" w:line="300" w:lineRule="exact"/>
-              <w:jc w:val="center"/>
-              <w:rPr>
-                <w:rFonts w:ascii="Gentium" w:hAnsi="Gentium" w:cs="Gentium"/>
-                <w:b/>
-                <w:bCs/>
-                <w:color w:val="800000"/>
-                <w:u w:val="single"/>
-              </w:rPr>
-            </w:pPr>
-          </w:p>
-        </w:tc>
-      </w:tr>
-      <w:tr>
-        <w:tc>
-          <w:tcPr>
-            <w:tcW w:w="3828" w:type="dxa"/>
-            <w:vAlign w:val="center"/>
-          </w:tcPr>
-          <w:p>
-            <w:pPr>
-              <w:spacing w:before="40" w:line="300" w:lineRule="exact"/>
-              <w:jc w:val="center"/>
-              <w:rPr>
-                <w:rFonts w:ascii="Book Antiqua" w:hAnsi="Book Antiqua"/>
-                <w:smallCaps/>
-                <w:color w:val="76923C" w:themeColor="accent3" w:themeShade="BF"/>
-              </w:rPr>
-            </w:pPr>
-            <w:r>
-              <w:rPr>
-                <w:rFonts w:ascii="Book Antiqua" w:hAnsi="Book Antiqua"/>
-                <w:smallCaps/>
-                <w:color w:val="76923C" w:themeColor="accent3" w:themeShade="BF"/>
-              </w:rPr>
-              <w:t xml:space="preserve">The </w:t>
-            </w:r>
-            <w:r>
-              <w:rPr>
-                <w:rFonts w:ascii="Book Antiqua" w:hAnsi="Book Antiqua"/>
-                <w:smallCaps/>
-                <w:color w:val="76923C" w:themeColor="accent3" w:themeShade="BF"/>
-              </w:rPr>
-              <w:t>Revelation to</w:t>
-            </w:r>
-            <w:r>
-              <w:rPr>
-                <w:rFonts w:ascii="Book Antiqua" w:hAnsi="Book Antiqua"/>
-                <w:smallCaps/>
-                <w:color w:val="76923C" w:themeColor="accent3" w:themeShade="BF"/>
-              </w:rPr>
-              <w:t xml:space="preserve"> Stephen</w:t>
-            </w:r>
-          </w:p>
-        </w:tc>
-        <w:tc>
-          <w:tcPr>
-            <w:tcW w:w="2835" w:type="dxa"/>
-            <w:vAlign w:val="center"/>
-          </w:tcPr>
-          <w:p>
-            <w:pPr>
-              <w:spacing w:before="40" w:line="300" w:lineRule="exact"/>
-              <w:jc w:val="center"/>
-              <w:rPr>
-                <w:rFonts w:ascii="Gentium" w:hAnsi="Gentium" w:cs="Gentium"/>
-                <w:b/>
-                <w:bCs/>
-                <w:i/>
-                <w:iCs/>
-                <w:color w:val="808080" w:themeColor="background1" w:themeShade="80"/>
-                <w:sz w:val="28"/>
-                <w:szCs w:val="28"/>
-              </w:rPr>
-            </w:pPr>
-          </w:p>
-        </w:tc>
-        <w:tc>
-          <w:tcPr>
-            <w:tcW w:w="2976" w:type="dxa"/>
-            <w:gridSpan w:val="2"/>
-            <w:vAlign w:val="center"/>
-          </w:tcPr>
-          <w:p>
-            <w:pPr>
-              <w:spacing w:before="40" w:line="300" w:lineRule="exact"/>
-              <w:jc w:val="center"/>
-              <w:rPr>
-                <w:rFonts w:ascii="Gentium" w:hAnsi="Gentium" w:cs="Gentium"/>
-                <w:b/>
-                <w:bCs/>
-                <w:color w:val="800000"/>
-                <w:u w:val="single"/>
-              </w:rPr>
-            </w:pPr>
-          </w:p>
-        </w:tc>
-        <w:tc>
-          <w:tcPr>
-            <w:tcW w:w="2552" w:type="dxa"/>
-            <w:gridSpan w:val="2"/>
-            <w:vAlign w:val="center"/>
-          </w:tcPr>
-          <w:p>
-            <w:pPr>
-              <w:spacing w:before="40" w:line="300" w:lineRule="exact"/>
-              <w:jc w:val="center"/>
-              <w:rPr>
-                <w:rFonts w:ascii="Gentium" w:hAnsi="Gentium" w:cs="Gentium"/>
-                <w:b/>
-                <w:bCs/>
-                <w:color w:val="800000"/>
-                <w:u w:val="single"/>
-              </w:rPr>
-            </w:pPr>
-          </w:p>
-        </w:tc>
-        <w:tc>
-          <w:tcPr>
-            <w:tcW w:w="3503" w:type="dxa"/>
-            <w:vAlign w:val="center"/>
-          </w:tcPr>
-          <w:p>
-            <w:pPr>
-              <w:spacing w:before="40" w:line="300" w:lineRule="exact"/>
-              <w:jc w:val="center"/>
-              <w:rPr>
-                <w:rFonts w:ascii="Gentium" w:hAnsi="Gentium" w:cs="Gentium"/>
-                <w:b/>
-                <w:bCs/>
-                <w:color w:val="800000"/>
-                <w:u w:val="single"/>
-              </w:rPr>
-            </w:pPr>
-          </w:p>
-        </w:tc>
-      </w:tr>
-      <w:tr>
-        <w:tc>
-          <w:tcPr>
-            <w:tcW w:w="3828" w:type="dxa"/>
-            <w:vAlign w:val="center"/>
-          </w:tcPr>
-          <w:p>
-            <w:pPr>
-              <w:spacing w:before="40" w:line="300" w:lineRule="exact"/>
-              <w:jc w:val="center"/>
-              <w:rPr>
-                <w:rFonts w:ascii="Book Antiqua" w:hAnsi="Book Antiqua"/>
-                <w:smallCaps/>
-                <w:color w:val="76923C" w:themeColor="accent3" w:themeShade="BF"/>
-              </w:rPr>
-            </w:pPr>
-            <w:r>
-              <w:rPr>
-                <w:rFonts w:ascii="Book Antiqua" w:hAnsi="Book Antiqua"/>
-                <w:smallCaps/>
-                <w:color w:val="76923C" w:themeColor="accent3" w:themeShade="BF"/>
-              </w:rPr>
-              <w:t xml:space="preserve">The </w:t>
-            </w:r>
-            <w:r>
-              <w:rPr>
-                <w:rFonts w:ascii="Book Antiqua" w:hAnsi="Book Antiqua"/>
-                <w:smallCaps/>
-                <w:color w:val="76923C" w:themeColor="accent3" w:themeShade="BF"/>
-              </w:rPr>
-              <w:t>Revelation to</w:t>
-            </w:r>
-            <w:r>
-              <w:rPr>
-                <w:rFonts w:ascii="Book Antiqua" w:hAnsi="Book Antiqua"/>
-                <w:smallCaps/>
-                <w:color w:val="76923C" w:themeColor="accent3" w:themeShade="BF"/>
-              </w:rPr>
-              <w:t xml:space="preserve"> </w:t>
-            </w:r>
-            <w:r>
-              <w:rPr>
-                <w:rFonts w:ascii="Book Antiqua" w:hAnsi="Book Antiqua"/>
-                <w:smallCaps/>
-                <w:color w:val="76923C" w:themeColor="accent3" w:themeShade="BF"/>
-              </w:rPr>
-              <w:t>Thomas</w:t>
-            </w:r>
-          </w:p>
-        </w:tc>
-        <w:tc>
-          <w:tcPr>
-            <w:tcW w:w="2835" w:type="dxa"/>
             <w:vAlign w:val="center"/>
           </w:tcPr>
           <w:p>
@@ -38088,12 +38106,139 @@
                 <w:szCs w:val="28"/>
               </w:rPr>
             </w:pPr>
-          </w:p>
-        </w:tc>
-        <w:tc>
-          <w:tcPr>
-            <w:tcW w:w="2976" w:type="dxa"/>
+            <w:proofErr w:type="spellStart"/>
+            <w:r>
+              <w:rPr>
+                <w:rFonts w:ascii="Gentium" w:hAnsi="Gentium" w:cs="Gentium"/>
+                <w:i/>
+                <w:iCs/>
+                <w:color w:val="E36C0A" w:themeColor="accent6" w:themeShade="BF"/>
+                <w:sz w:val="28"/>
+                <w:szCs w:val="28"/>
+              </w:rPr>
+              <w:t>Revelatio</w:t>
+            </w:r>
+            <w:proofErr w:type="spellEnd"/>
+            <w:r>
+              <w:rPr>
+                <w:rFonts w:ascii="Gentium" w:hAnsi="Gentium" w:cs="Gentium"/>
+                <w:i/>
+                <w:iCs/>
+                <w:color w:val="E36C0A" w:themeColor="accent6" w:themeShade="BF"/>
+                <w:sz w:val="28"/>
+                <w:szCs w:val="28"/>
+              </w:rPr>
+              <w:t xml:space="preserve"> Thomae</w:t>
+            </w:r>
+          </w:p>
+        </w:tc>
+        <w:tc>
+          <w:tcPr>
+            <w:tcW w:w="2552" w:type="dxa"/>
             <w:gridSpan w:val="2"/>
+            <w:vAlign w:val="center"/>
+          </w:tcPr>
+          <w:p>
+            <w:pPr>
+              <w:spacing w:before="40" w:line="300" w:lineRule="exact"/>
+              <w:jc w:val="center"/>
+              <w:rPr>
+                <w:rFonts w:ascii="Gentium" w:hAnsi="Gentium" w:cs="Gentium"/>
+                <w:b/>
+                <w:bCs/>
+                <w:color w:val="800000"/>
+                <w:u w:val="single"/>
+              </w:rPr>
+            </w:pPr>
+          </w:p>
+        </w:tc>
+        <w:tc>
+          <w:tcPr>
+            <w:tcW w:w="3503" w:type="dxa"/>
+            <w:vAlign w:val="center"/>
+          </w:tcPr>
+          <w:p>
+            <w:pPr>
+              <w:spacing w:before="40" w:line="260" w:lineRule="exact"/>
+              <w:jc w:val="center"/>
+              <w:rPr>
+                <w:rFonts w:ascii="Gentium" w:hAnsi="Gentium" w:cs="Gentium"/>
+                <w:b/>
+                <w:bCs/>
+                <w:color w:val="800000"/>
+                <w:u w:val="single"/>
+              </w:rPr>
+            </w:pPr>
+            <w:r>
+              <w:rPr>
+                <w:rFonts w:ascii="Gentium" w:hAnsi="Gentium" w:cs="Gentium"/>
+                <w:color w:val="808080" w:themeColor="background1" w:themeShade="80"/>
+                <w:sz w:val="26"/>
+                <w:szCs w:val="26"/>
+              </w:rPr>
+              <w:t xml:space="preserve">The Apocalypse of </w:t>
+            </w:r>
+            <w:r>
+              <w:rPr>
+                <w:rFonts w:ascii="Gentium" w:hAnsi="Gentium" w:cs="Gentium"/>
+                <w:color w:val="808080" w:themeColor="background1" w:themeShade="80"/>
+                <w:sz w:val="26"/>
+                <w:szCs w:val="26"/>
+              </w:rPr>
+              <w:t>Thomas</w:t>
+            </w:r>
+            <w:r>
+              <w:rPr>
+                <w:rFonts w:ascii="Gentium" w:hAnsi="Gentium" w:cs="Gentium"/>
+                <w:color w:val="808080" w:themeColor="background1" w:themeShade="80"/>
+                <w:sz w:val="26"/>
+                <w:szCs w:val="26"/>
+              </w:rPr>
+              <w:br/>
+            </w:r>
+            <w:r>
+              <w:rPr>
+                <w:rFonts w:ascii="Gentium" w:hAnsi="Gentium" w:cs="Gentium"/>
+                <w:i/>
+                <w:iCs/>
+                <w:color w:val="808080" w:themeColor="background1" w:themeShade="80"/>
+                <w:sz w:val="22"/>
+                <w:szCs w:val="22"/>
+              </w:rPr>
+              <w:t>(M.R. James, 1924)</w:t>
+            </w:r>
+          </w:p>
+        </w:tc>
+      </w:tr>
+      <w:tr>
+        <w:tc>
+          <w:tcPr>
+            <w:tcW w:w="3828" w:type="dxa"/>
+            <w:vAlign w:val="center"/>
+          </w:tcPr>
+          <w:p>
+            <w:pPr>
+              <w:spacing w:before="40" w:line="300" w:lineRule="exact"/>
+              <w:jc w:val="center"/>
+              <w:rPr>
+                <w:rFonts w:ascii="Book Antiqua" w:hAnsi="Book Antiqua"/>
+                <w:smallCaps/>
+                <w:color w:val="76923C" w:themeColor="accent3" w:themeShade="BF"/>
+              </w:rPr>
+            </w:pPr>
+            <w:r>
+              <w:rPr>
+                <w:rFonts w:ascii="Book Antiqua" w:hAnsi="Book Antiqua"/>
+                <w:smallCaps/>
+                <w:color w:val="808080" w:themeColor="background1" w:themeShade="80"/>
+              </w:rPr>
+              <w:t>Acts of Xanthippe &amp; Polyxena</w:t>
+            </w:r>
+          </w:p>
+        </w:tc>
+        <w:tc>
+          <w:tcPr>
+            <w:tcW w:w="2835" w:type="dxa"/>
             <w:vAlign w:val="center"/>
           </w:tcPr>
           <w:p>
@@ -38109,8 +38254,77 @@
                 <w:szCs w:val="28"/>
               </w:rPr>
             </w:pPr>
+            <w:r>
+              <w:rPr>
+                <w:rFonts w:ascii="Gentium" w:hAnsi="Gentium" w:cs="Gentium"/>
+                <w:i/>
+                <w:iCs/>
+                <w:color w:val="808080" w:themeColor="background1" w:themeShade="80"/>
+                <w:sz w:val="28"/>
+                <w:szCs w:val="28"/>
+              </w:rPr>
+              <w:t>Βιος</w:t>
+            </w:r>
+            <w:r>
+              <w:rPr>
+                <w:rFonts w:ascii="Gentium" w:hAnsi="Gentium" w:cs="Gentium"/>
+                <w:i/>
+                <w:iCs/>
+                <w:color w:val="808080" w:themeColor="background1" w:themeShade="80"/>
+                <w:sz w:val="28"/>
+                <w:szCs w:val="28"/>
+              </w:rPr>
+              <w:t xml:space="preserve"> Ξα</w:t>
+            </w:r>
             <w:proofErr w:type="spellStart"/>
             <w:r>
+              <w:rPr>
+                <w:rFonts w:ascii="Gentium" w:hAnsi="Gentium" w:cs="Gentium"/>
+                <w:i/>
+                <w:iCs/>
+                <w:color w:val="808080" w:themeColor="background1" w:themeShade="80"/>
+                <w:sz w:val="28"/>
+                <w:szCs w:val="28"/>
+              </w:rPr>
+              <w:t>νθί</w:t>
+            </w:r>
+            <w:proofErr w:type="spellEnd"/>
+            <w:r>
+              <w:rPr>
+                <w:rFonts w:ascii="Gentium" w:hAnsi="Gentium" w:cs="Gentium"/>
+                <w:i/>
+                <w:iCs/>
+                <w:color w:val="808080" w:themeColor="background1" w:themeShade="80"/>
+                <w:sz w:val="28"/>
+                <w:szCs w:val="28"/>
+              </w:rPr>
+              <w:t xml:space="preserve">ππης καὶ </w:t>
+            </w:r>
+            <w:proofErr w:type="spellStart"/>
+            <w:r>
+              <w:rPr>
+                <w:rFonts w:ascii="Gentium" w:hAnsi="Gentium" w:cs="Gentium"/>
+                <w:i/>
+                <w:iCs/>
+                <w:color w:val="808080" w:themeColor="background1" w:themeShade="80"/>
+                <w:sz w:val="28"/>
+                <w:szCs w:val="28"/>
+              </w:rPr>
+              <w:t>Πολυξένης</w:t>
+            </w:r>
+            <w:proofErr w:type="spellEnd"/>
+          </w:p>
+        </w:tc>
+        <w:tc>
+          <w:tcPr>
+            <w:tcW w:w="2976" w:type="dxa"/>
+            <w:gridSpan w:val="2"/>
+            <w:vAlign w:val="center"/>
+          </w:tcPr>
+          <w:p>
+            <w:pPr>
+              <w:spacing w:before="40" w:line="300" w:lineRule="exact"/>
+              <w:jc w:val="center"/>
               <w:rPr>
                 <w:rFonts w:ascii="Gentium" w:hAnsi="Gentium" w:cs="Gentium"/>
                 <w:i/>
@@ -38119,20 +38333,7 @@
                 <w:sz w:val="28"/>
                 <w:szCs w:val="28"/>
               </w:rPr>
-              <w:t>Revelatio</w:t>
-            </w:r>
-            <w:proofErr w:type="spellEnd"/>
-            <w:r>
-              <w:rPr>
-                <w:rFonts w:ascii="Gentium" w:hAnsi="Gentium" w:cs="Gentium"/>
-                <w:i/>
-                <w:iCs/>
-                <w:color w:val="E36C0A" w:themeColor="accent6" w:themeShade="BF"/>
-                <w:sz w:val="28"/>
-                <w:szCs w:val="28"/>
-              </w:rPr>
-              <w:t xml:space="preserve"> Thomae</w:t>
-            </w:r>
+            </w:pPr>
           </w:p>
         </w:tc>
         <w:tc>
@@ -38166,212 +38367,6 @@
               <w:jc w:val="center"/>
               <w:rPr>
                 <w:rFonts w:ascii="Gentium" w:hAnsi="Gentium" w:cs="Gentium"/>
-                <w:b/>
-                <w:bCs/>
-                <w:color w:val="800000"/>
-                <w:u w:val="single"/>
-              </w:rPr>
-            </w:pPr>
-            <w:r>
-              <w:rPr>
-                <w:rFonts w:ascii="Gentium" w:hAnsi="Gentium" w:cs="Gentium"/>
-                <w:color w:val="808080" w:themeColor="background1" w:themeShade="80"/>
-                <w:sz w:val="26"/>
-                <w:szCs w:val="26"/>
-              </w:rPr>
-              <w:t xml:space="preserve">The Apocalypse of </w:t>
-            </w:r>
-            <w:r>
-              <w:rPr>
-                <w:rFonts w:ascii="Gentium" w:hAnsi="Gentium" w:cs="Gentium"/>
-                <w:color w:val="808080" w:themeColor="background1" w:themeShade="80"/>
-                <w:sz w:val="26"/>
-                <w:szCs w:val="26"/>
-              </w:rPr>
-              <w:t>Thomas</w:t>
-            </w:r>
-            <w:r>
-              <w:rPr>
-                <w:rFonts w:ascii="Gentium" w:hAnsi="Gentium" w:cs="Gentium"/>
-                <w:color w:val="808080" w:themeColor="background1" w:themeShade="80"/>
-                <w:sz w:val="26"/>
-                <w:szCs w:val="26"/>
-              </w:rPr>
-              <w:br/>
-            </w:r>
-            <w:r>
-              <w:rPr>
-                <w:rFonts w:ascii="Gentium" w:hAnsi="Gentium" w:cs="Gentium"/>
-                <w:i/>
-                <w:iCs/>
-                <w:color w:val="808080" w:themeColor="background1" w:themeShade="80"/>
-                <w:sz w:val="22"/>
-                <w:szCs w:val="22"/>
-              </w:rPr>
-              <w:t>(M.R. James, 1924)</w:t>
-            </w:r>
-          </w:p>
-        </w:tc>
-      </w:tr>
-      <w:tr>
-        <w:tc>
-          <w:tcPr>
-            <w:tcW w:w="3828" w:type="dxa"/>
-            <w:vAlign w:val="center"/>
-          </w:tcPr>
-          <w:p>
-            <w:pPr>
-              <w:spacing w:before="40" w:line="300" w:lineRule="exact"/>
-              <w:jc w:val="center"/>
-              <w:rPr>
-                <w:rFonts w:ascii="Book Antiqua" w:hAnsi="Book Antiqua"/>
-                <w:smallCaps/>
-                <w:color w:val="76923C" w:themeColor="accent3" w:themeShade="BF"/>
-              </w:rPr>
-            </w:pPr>
-            <w:r>
-              <w:rPr>
-                <w:rFonts w:ascii="Book Antiqua" w:hAnsi="Book Antiqua"/>
-                <w:smallCaps/>
-                <w:color w:val="808080" w:themeColor="background1" w:themeShade="80"/>
-              </w:rPr>
-              <w:t>Acts of Xanthippe &amp; Polyxena</w:t>
-            </w:r>
-          </w:p>
-        </w:tc>
-        <w:tc>
-          <w:tcPr>
-            <w:tcW w:w="2835" w:type="dxa"/>
-            <w:vAlign w:val="center"/>
-          </w:tcPr>
-          <w:p>
-            <w:pPr>
-              <w:spacing w:before="40" w:line="300" w:lineRule="exact"/>
-              <w:jc w:val="center"/>
-              <w:rPr>
-                <w:rFonts w:ascii="Gentium" w:hAnsi="Gentium" w:cs="Gentium"/>
-                <w:i/>
-                <w:iCs/>
-                <w:color w:val="808080" w:themeColor="background1" w:themeShade="80"/>
-                <w:sz w:val="28"/>
-                <w:szCs w:val="28"/>
-              </w:rPr>
-            </w:pPr>
-            <w:proofErr w:type="spellStart"/>
-            <w:r>
-              <w:rPr>
-                <w:rFonts w:ascii="Gentium" w:hAnsi="Gentium" w:cs="Gentium"/>
-                <w:i/>
-                <w:iCs/>
-                <w:color w:val="808080" w:themeColor="background1" w:themeShade="80"/>
-                <w:sz w:val="28"/>
-                <w:szCs w:val="28"/>
-              </w:rPr>
-              <w:t>Βιος</w:t>
-            </w:r>
-            <w:proofErr w:type="spellEnd"/>
-            <w:r>
-              <w:rPr>
-                <w:rFonts w:ascii="Gentium" w:hAnsi="Gentium" w:cs="Gentium"/>
-                <w:i/>
-                <w:iCs/>
-                <w:color w:val="808080" w:themeColor="background1" w:themeShade="80"/>
-                <w:sz w:val="28"/>
-                <w:szCs w:val="28"/>
-              </w:rPr>
-              <w:t xml:space="preserve"> Ξα</w:t>
-            </w:r>
-            <w:proofErr w:type="spellStart"/>
-            <w:r>
-              <w:rPr>
-                <w:rFonts w:ascii="Gentium" w:hAnsi="Gentium" w:cs="Gentium"/>
-                <w:i/>
-                <w:iCs/>
-                <w:color w:val="808080" w:themeColor="background1" w:themeShade="80"/>
-                <w:sz w:val="28"/>
-                <w:szCs w:val="28"/>
-              </w:rPr>
-              <w:t>νθί</w:t>
-            </w:r>
-            <w:proofErr w:type="spellEnd"/>
-            <w:r>
-              <w:rPr>
-                <w:rFonts w:ascii="Gentium" w:hAnsi="Gentium" w:cs="Gentium"/>
-                <w:i/>
-                <w:iCs/>
-                <w:color w:val="808080" w:themeColor="background1" w:themeShade="80"/>
-                <w:sz w:val="28"/>
-                <w:szCs w:val="28"/>
-              </w:rPr>
-              <w:t xml:space="preserve">ππης καὶ </w:t>
-            </w:r>
-            <w:proofErr w:type="spellStart"/>
-            <w:r>
-              <w:rPr>
-                <w:rFonts w:ascii="Gentium" w:hAnsi="Gentium" w:cs="Gentium"/>
-                <w:i/>
-                <w:iCs/>
-                <w:color w:val="808080" w:themeColor="background1" w:themeShade="80"/>
-                <w:sz w:val="28"/>
-                <w:szCs w:val="28"/>
-              </w:rPr>
-              <w:t>Πολυξένης</w:t>
-            </w:r>
-            <w:proofErr w:type="spellEnd"/>
-          </w:p>
-        </w:tc>
-        <w:tc>
-          <w:tcPr>
-            <w:tcW w:w="2976" w:type="dxa"/>
-            <w:gridSpan w:val="2"/>
-            <w:vAlign w:val="center"/>
-          </w:tcPr>
-          <w:p>
-            <w:pPr>
-              <w:spacing w:before="40" w:line="300" w:lineRule="exact"/>
-              <w:jc w:val="center"/>
-              <w:rPr>
-                <w:rFonts w:ascii="Gentium" w:hAnsi="Gentium" w:cs="Gentium"/>
-                <w:i/>
-                <w:iCs/>
-                <w:color w:val="E36C0A" w:themeColor="accent6" w:themeShade="BF"/>
-                <w:sz w:val="28"/>
-                <w:szCs w:val="28"/>
-              </w:rPr>
-            </w:pPr>
-          </w:p>
-        </w:tc>
-        <w:tc>
-          <w:tcPr>
-            <w:tcW w:w="2552" w:type="dxa"/>
-            <w:gridSpan w:val="2"/>
-            <w:vAlign w:val="center"/>
-          </w:tcPr>
-          <w:p>
-            <w:pPr>
-              <w:spacing w:before="40" w:line="300" w:lineRule="exact"/>
-              <w:jc w:val="center"/>
-              <w:rPr>
-                <w:rFonts w:ascii="Gentium" w:hAnsi="Gentium" w:cs="Gentium"/>
-                <w:b/>
-                <w:bCs/>
-                <w:color w:val="800000"/>
-                <w:u w:val="single"/>
-              </w:rPr>
-            </w:pPr>
-          </w:p>
-        </w:tc>
-        <w:tc>
-          <w:tcPr>
-            <w:tcW w:w="3503" w:type="dxa"/>
-            <w:vAlign w:val="center"/>
-          </w:tcPr>
-          <w:p>
-            <w:pPr>
-              <w:spacing w:before="40" w:line="260" w:lineRule="exact"/>
-              <w:jc w:val="center"/>
-              <w:rPr>
-                <w:rFonts w:ascii="Gentium" w:hAnsi="Gentium" w:cs="Gentium"/>
                 <w:color w:val="808080" w:themeColor="background1" w:themeShade="80"/>
                 <w:sz w:val="26"/>
                 <w:szCs w:val="26"/>
@@ -38895,6 +38890,46 @@
                 <w:t>(Morton Smith)</w:t>
               </w:r>
             </w:hyperlink>
+          </w:p>
+        </w:tc>
+      </w:tr>
+      <w:tr>
+        <w:tc>
+          <w:tcPr>
+            <w:tcW w:w="3828" w:type="dxa"/>
+            <w:vAlign w:val="center"/>
+          </w:tcPr>
+          <w:p>
+            <w:pPr>
+              <w:spacing w:before="40" w:line="280" w:lineRule="exact"/>
+              <w:jc w:val="center"/>
+            </w:pPr>
+          </w:p>
+        </w:tc>
+        <w:tc>
+          <w:tcPr>
+            <w:tcW w:w="8363" w:type="dxa"/>
+            <w:gridSpan w:val="5"/>
+            <w:vAlign w:val="center"/>
+          </w:tcPr>
+          <w:p>
+            <w:pPr>
+              <w:widowControl w:val="0"/>
+              <w:spacing w:before="360"/>
+              <w:jc w:val="center"/>
+            </w:pPr>
+          </w:p>
+        </w:tc>
+        <w:tc>
+          <w:tcPr>
+            <w:tcW w:w="3503" w:type="dxa"/>
+            <w:vAlign w:val="center"/>
+          </w:tcPr>
+          <w:p>
+            <w:pPr>
+              <w:spacing w:before="40" w:line="280" w:lineRule="exact"/>
+              <w:jc w:val="center"/>
+            </w:pPr>
           </w:p>
         </w:tc>
       </w:tr>
@@ -44821,8 +44856,19 @@
                 <w:color w:val="76923C" w:themeColor="accent3" w:themeShade="BF"/>
                 <w:sz w:val="24"/>
               </w:rPr>
-              <w:t xml:space="preserve"> Aboth</w:t>
+              <w:t xml:space="preserve"> </w:t>
             </w:r>
+            <w:proofErr w:type="spellStart"/>
+            <w:r>
+              <w:rPr>
+                <w:rFonts w:ascii="Book Antiqua" w:hAnsi="Book Antiqua"/>
+                <w:smallCaps/>
+                <w:color w:val="76923C" w:themeColor="accent3" w:themeShade="BF"/>
+                <w:sz w:val="24"/>
+              </w:rPr>
+              <w:t>Aboth</w:t>
+            </w:r>
+            <w:proofErr w:type="spellEnd"/>
             <w:r>
               <w:rPr>
                 <w:rFonts w:ascii="Book Antiqua" w:hAnsi="Book Antiqua"/>
@@ -44988,8 +45034,19 @@
                 <w:sz w:val="26"/>
                 <w:szCs w:val="26"/>
               </w:rPr>
-              <w:t xml:space="preserve"> Aboth</w:t>
+              <w:t xml:space="preserve"> </w:t>
             </w:r>
+            <w:proofErr w:type="spellStart"/>
+            <w:r>
+              <w:rPr>
+                <w:rFonts w:ascii="Gentium" w:hAnsi="Gentium" w:cs="Gentium"/>
+                <w:color w:val="808080" w:themeColor="background1" w:themeShade="80"/>
+                <w:sz w:val="26"/>
+                <w:szCs w:val="26"/>
+              </w:rPr>
+              <w:t>Aboth</w:t>
+            </w:r>
+            <w:proofErr w:type="spellEnd"/>
           </w:p>
         </w:tc>
       </w:tr>

--- a/TheoDoor.docx
+++ b/TheoDoor.docx
@@ -34153,22 +34153,8 @@
                   <w:sz w:val="28"/>
                   <w:szCs w:val="28"/>
                 </w:rPr>
-                <w:t>αρπ</w:t>
-              </w:r>
-              <w:proofErr w:type="spellStart"/>
-              <w:r>
-                <w:rPr>
-                  <w:rStyle w:val="Hyperlink"/>
-                  <w:rFonts w:ascii="Gentium" w:hAnsi="Gentium" w:cs="Gentium"/>
-                  <w:i/>
-                  <w:iCs/>
-                  <w:smallCaps/>
-                  <w:sz w:val="28"/>
-                  <w:szCs w:val="28"/>
-                </w:rPr>
-                <w:t>ον</w:t>
-              </w:r>
-              <w:proofErr w:type="spellEnd"/>
+                <w:t>αρπον</w:t>
+              </w:r>
             </w:hyperlink>
           </w:p>
         </w:tc>
@@ -36854,32 +36840,1347 @@
                 <w:bCs/>
               </w:rPr>
             </w:pPr>
+            <w:hyperlink r:id="rId746" w:tooltip="Translation from the Syriac" w:history="1">
+              <w:proofErr w:type="spellStart"/>
+              <w:r>
+                <w:rPr>
+                  <w:rStyle w:val="Hyperlink"/>
+                  <w:rFonts w:ascii="Gentium" w:hAnsi="Gentium" w:cs="Gentium"/>
+                  <w:sz w:val="26"/>
+                  <w:szCs w:val="26"/>
+                </w:rPr>
+                <w:t>Testamuntum</w:t>
+              </w:r>
+              <w:proofErr w:type="spellEnd"/>
+              <w:r>
+                <w:rPr>
+                  <w:rStyle w:val="Hyperlink"/>
+                  <w:rFonts w:ascii="Gentium" w:hAnsi="Gentium" w:cs="Gentium"/>
+                  <w:sz w:val="26"/>
+                  <w:szCs w:val="26"/>
+                </w:rPr>
+                <w:t xml:space="preserve"> Domini</w:t>
+              </w:r>
+              <w:r>
+                <w:rPr>
+                  <w:rStyle w:val="Hyperlink"/>
+                  <w:rFonts w:ascii="Book Antiqua" w:hAnsi="Book Antiqua"/>
+                  <w:b/>
+                  <w:bCs/>
+                </w:rPr>
+                <w:br/>
+              </w:r>
+              <w:r>
+                <w:rPr>
+                  <w:rStyle w:val="Hyperlink"/>
+                  <w:rFonts w:ascii="Gentium" w:hAnsi="Gentium" w:cs="Gentium"/>
+                  <w:i/>
+                  <w:iCs/>
+                  <w:sz w:val="22"/>
+                  <w:szCs w:val="22"/>
+                </w:rPr>
+                <w:t>(Cooper &amp; Maclean, 1902)</w:t>
+              </w:r>
+            </w:hyperlink>
+          </w:p>
+        </w:tc>
+      </w:tr>
+      <w:tr>
+        <w:trPr>
+          <w:trHeight w:val="68"/>
+        </w:trPr>
+        <w:tc>
+          <w:tcPr>
+            <w:tcW w:w="3828" w:type="dxa"/>
+            <w:vAlign w:val="center"/>
+          </w:tcPr>
+          <w:p>
+            <w:pPr>
+              <w:widowControl w:val="0"/>
+              <w:spacing w:before="40"/>
+              <w:jc w:val="center"/>
+              <w:rPr>
+                <w:rFonts w:ascii="Book Antiqua" w:hAnsi="Book Antiqua"/>
+                <w:b/>
+                <w:bCs/>
+                <w:smallCaps/>
+                <w:color w:val="76923C" w:themeColor="accent3" w:themeShade="BF"/>
+              </w:rPr>
+            </w:pPr>
+            <w:r>
+              <w:rPr>
+                <w:rFonts w:ascii="Book Antiqua" w:hAnsi="Book Antiqua"/>
+                <w:b/>
+                <w:bCs/>
+                <w:smallCaps/>
+                <w:color w:val="76923C" w:themeColor="accent3" w:themeShade="BF"/>
+              </w:rPr>
+              <w:t>The 2</w:t>
+            </w:r>
+            <w:r>
+              <w:rPr>
+                <w:rFonts w:ascii="Book Antiqua" w:hAnsi="Book Antiqua"/>
+                <w:b/>
+                <w:bCs/>
+                <w:smallCaps/>
+                <w:color w:val="76923C" w:themeColor="accent3" w:themeShade="BF"/>
+                <w:vertAlign w:val="superscript"/>
+              </w:rPr>
+              <w:t>nd</w:t>
+            </w:r>
+            <w:r>
+              <w:rPr>
+                <w:rFonts w:ascii="Book Antiqua" w:hAnsi="Book Antiqua"/>
+                <w:b/>
+                <w:bCs/>
+                <w:smallCaps/>
+                <w:color w:val="76923C" w:themeColor="accent3" w:themeShade="BF"/>
+              </w:rPr>
+              <w:t xml:space="preserve"> Book of Dominos</w:t>
+            </w:r>
+          </w:p>
+        </w:tc>
+        <w:tc>
+          <w:tcPr>
+            <w:tcW w:w="6095" w:type="dxa"/>
+            <w:gridSpan w:val="4"/>
+            <w:vAlign w:val="center"/>
+          </w:tcPr>
+          <w:p>
+            <w:pPr>
+              <w:widowControl w:val="0"/>
+              <w:spacing w:before="40"/>
+              <w:jc w:val="center"/>
+              <w:rPr>
+                <w:rFonts w:ascii="Book Antiqua" w:hAnsi="Book Antiqua"/>
+                <w:b/>
+                <w:bCs/>
+              </w:rPr>
+            </w:pPr>
+          </w:p>
+        </w:tc>
+        <w:tc>
+          <w:tcPr>
+            <w:tcW w:w="2268" w:type="dxa"/>
+            <w:vAlign w:val="center"/>
+          </w:tcPr>
+          <w:p>
+            <w:pPr>
+              <w:widowControl w:val="0"/>
+              <w:spacing w:before="40"/>
+              <w:jc w:val="center"/>
+              <w:rPr>
+                <w:rFonts w:ascii="Book Antiqua" w:hAnsi="Book Antiqua"/>
+                <w:b/>
+                <w:bCs/>
+              </w:rPr>
+            </w:pPr>
+            <w:r>
+              <w:rPr>
+                <w:rFonts w:ascii="Gentium" w:hAnsi="Gentium" w:cs="Gentium"/>
+                <w:i/>
+                <w:iCs/>
+                <w:color w:val="E36C0A" w:themeColor="accent6" w:themeShade="BF"/>
+              </w:rPr>
+              <w:t>Ge’ez</w:t>
+            </w:r>
+            <w:r>
+              <w:rPr>
+                <w:rFonts w:ascii="Gentium" w:hAnsi="Gentium" w:cs="Gentium"/>
+                <w:i/>
+                <w:iCs/>
+                <w:color w:val="E36C0A" w:themeColor="accent6" w:themeShade="BF"/>
+              </w:rPr>
+              <w:t xml:space="preserve"> Text</w:t>
+            </w:r>
+          </w:p>
+        </w:tc>
+        <w:tc>
+          <w:tcPr>
+            <w:tcW w:w="3503" w:type="dxa"/>
+            <w:vAlign w:val="center"/>
+          </w:tcPr>
+          <w:p>
+            <w:pPr>
+              <w:widowControl w:val="0"/>
+              <w:spacing w:before="40"/>
+              <w:jc w:val="center"/>
+              <w:rPr>
+                <w:rFonts w:ascii="Book Antiqua" w:hAnsi="Book Antiqua"/>
+                <w:b/>
+                <w:bCs/>
+              </w:rPr>
+            </w:pPr>
+          </w:p>
+        </w:tc>
+      </w:tr>
+      <w:tr>
+        <w:tc>
+          <w:tcPr>
+            <w:tcW w:w="3828" w:type="dxa"/>
+            <w:vAlign w:val="center"/>
+          </w:tcPr>
+          <w:p>
+            <w:pPr>
+              <w:widowControl w:val="0"/>
+              <w:spacing w:before="40"/>
+              <w:jc w:val="center"/>
+              <w:rPr>
+                <w:rFonts w:ascii="Book Antiqua" w:hAnsi="Book Antiqua"/>
+                <w:b/>
+                <w:bCs/>
+                <w:smallCaps/>
+                <w:color w:val="76923C" w:themeColor="accent3" w:themeShade="BF"/>
+              </w:rPr>
+            </w:pPr>
+            <w:r>
+              <w:rPr>
+                <w:rFonts w:ascii="Book Antiqua" w:hAnsi="Book Antiqua"/>
+                <w:b/>
+                <w:bCs/>
+                <w:smallCaps/>
+                <w:color w:val="76923C" w:themeColor="accent3" w:themeShade="BF"/>
+              </w:rPr>
+              <w:t xml:space="preserve">The Book of </w:t>
+            </w:r>
             <w:proofErr w:type="spellStart"/>
             <w:r>
+              <w:rPr>
+                <w:rFonts w:ascii="Book Antiqua" w:hAnsi="Book Antiqua"/>
+                <w:b/>
+                <w:bCs/>
+                <w:smallCaps/>
+                <w:color w:val="76923C" w:themeColor="accent3" w:themeShade="BF"/>
+              </w:rPr>
+              <w:t>Qälëmentos</w:t>
+            </w:r>
+            <w:proofErr w:type="spellEnd"/>
+          </w:p>
+        </w:tc>
+        <w:tc>
+          <w:tcPr>
+            <w:tcW w:w="6095" w:type="dxa"/>
+            <w:gridSpan w:val="4"/>
+            <w:vAlign w:val="center"/>
+          </w:tcPr>
+          <w:p>
+            <w:pPr>
+              <w:widowControl w:val="0"/>
+              <w:spacing w:before="40"/>
+              <w:jc w:val="center"/>
+              <w:rPr>
+                <w:rFonts w:ascii="Book Antiqua" w:hAnsi="Book Antiqua"/>
+                <w:b/>
+                <w:bCs/>
+              </w:rPr>
+            </w:pPr>
+          </w:p>
+        </w:tc>
+        <w:tc>
+          <w:tcPr>
+            <w:tcW w:w="2268" w:type="dxa"/>
+            <w:vAlign w:val="center"/>
+          </w:tcPr>
+          <w:p>
+            <w:pPr>
+              <w:widowControl w:val="0"/>
+              <w:spacing w:before="40"/>
+              <w:jc w:val="center"/>
+              <w:rPr>
+                <w:rFonts w:ascii="Book Antiqua" w:hAnsi="Book Antiqua"/>
+                <w:b/>
+                <w:bCs/>
+              </w:rPr>
+            </w:pPr>
+            <w:r>
+              <w:rPr>
+                <w:rFonts w:ascii="Gentium" w:hAnsi="Gentium" w:cs="Gentium"/>
+                <w:i/>
+                <w:iCs/>
+                <w:color w:val="E36C0A" w:themeColor="accent6" w:themeShade="BF"/>
+              </w:rPr>
+              <w:t>Ge’ez</w:t>
+            </w:r>
+            <w:r>
+              <w:rPr>
+                <w:rFonts w:ascii="Gentium" w:hAnsi="Gentium" w:cs="Gentium"/>
+                <w:i/>
+                <w:iCs/>
+                <w:color w:val="E36C0A" w:themeColor="accent6" w:themeShade="BF"/>
+              </w:rPr>
+              <w:t xml:space="preserve"> Text</w:t>
+            </w:r>
+          </w:p>
+        </w:tc>
+        <w:tc>
+          <w:tcPr>
+            <w:tcW w:w="3503" w:type="dxa"/>
+            <w:vAlign w:val="center"/>
+          </w:tcPr>
+          <w:p>
+            <w:pPr>
+              <w:widowControl w:val="0"/>
+              <w:spacing w:before="40"/>
+              <w:jc w:val="center"/>
               <w:rPr>
                 <w:rFonts w:ascii="Gentium" w:hAnsi="Gentium" w:cs="Gentium"/>
                 <w:color w:val="808080" w:themeColor="background1" w:themeShade="80"/>
                 <w:sz w:val="26"/>
                 <w:szCs w:val="26"/>
               </w:rPr>
-              <w:t>Testamuntum</w:t>
+            </w:pPr>
+            <w:hyperlink r:id="rId747" w:tooltip="The (Ethiopic) Book of Clement" w:history="1">
+              <w:r>
+                <w:rPr>
+                  <w:rStyle w:val="Hyperlink"/>
+                  <w:rFonts w:ascii="Gentium" w:hAnsi="Gentium" w:cs="Gentium"/>
+                  <w:sz w:val="26"/>
+                  <w:szCs w:val="26"/>
+                </w:rPr>
+                <w:t>The Book of Clement</w:t>
+              </w:r>
+              <w:r>
+                <w:rPr>
+                  <w:rStyle w:val="Hyperlink"/>
+                  <w:rFonts w:ascii="Gentium" w:hAnsi="Gentium" w:cs="Gentium"/>
+                  <w:sz w:val="26"/>
+                  <w:szCs w:val="26"/>
+                </w:rPr>
+                <w:br/>
+              </w:r>
+              <w:r>
+                <w:rPr>
+                  <w:rStyle w:val="Hyperlink"/>
+                  <w:rFonts w:ascii="Gentium" w:hAnsi="Gentium" w:cs="Gentium"/>
+                  <w:i/>
+                  <w:iCs/>
+                  <w:sz w:val="22"/>
+                  <w:szCs w:val="22"/>
+                </w:rPr>
+                <w:t>(Breandan Lumpkin, 2024)</w:t>
+              </w:r>
+            </w:hyperlink>
+          </w:p>
+        </w:tc>
+      </w:tr>
+      <w:tr>
+        <w:tc>
+          <w:tcPr>
+            <w:tcW w:w="3828" w:type="dxa"/>
+            <w:vAlign w:val="center"/>
+          </w:tcPr>
+          <w:p>
+            <w:pPr>
+              <w:widowControl w:val="0"/>
+              <w:spacing w:before="40"/>
+              <w:jc w:val="center"/>
+              <w:rPr>
+                <w:rFonts w:ascii="Book Antiqua" w:hAnsi="Book Antiqua"/>
+                <w:b/>
+                <w:bCs/>
+                <w:smallCaps/>
+                <w:color w:val="76923C" w:themeColor="accent3" w:themeShade="BF"/>
+              </w:rPr>
+            </w:pPr>
+            <w:r>
+              <w:rPr>
+                <w:rFonts w:ascii="Book Antiqua" w:hAnsi="Book Antiqua"/>
+                <w:b/>
+                <w:bCs/>
+                <w:smallCaps/>
+                <w:color w:val="76923C" w:themeColor="accent3" w:themeShade="BF"/>
+              </w:rPr>
+              <w:t>Didascalia</w:t>
             </w:r>
-            <w:proofErr w:type="spellEnd"/>
+          </w:p>
+        </w:tc>
+        <w:tc>
+          <w:tcPr>
+            <w:tcW w:w="6095" w:type="dxa"/>
+            <w:gridSpan w:val="4"/>
+            <w:vAlign w:val="center"/>
+          </w:tcPr>
+          <w:p>
+            <w:pPr>
+              <w:widowControl w:val="0"/>
+              <w:spacing w:before="40"/>
+              <w:jc w:val="center"/>
+              <w:rPr>
+                <w:rFonts w:ascii="Book Antiqua" w:hAnsi="Book Antiqua"/>
+                <w:b/>
+                <w:bCs/>
+              </w:rPr>
+            </w:pPr>
+          </w:p>
+        </w:tc>
+        <w:tc>
+          <w:tcPr>
+            <w:tcW w:w="2268" w:type="dxa"/>
+            <w:vAlign w:val="center"/>
+          </w:tcPr>
+          <w:p>
+            <w:pPr>
+              <w:widowControl w:val="0"/>
+              <w:spacing w:before="40"/>
+              <w:jc w:val="center"/>
+              <w:rPr>
+                <w:rFonts w:ascii="Book Antiqua" w:hAnsi="Book Antiqua"/>
+                <w:b/>
+                <w:bCs/>
+              </w:rPr>
+            </w:pPr>
             <w:r>
+              <w:rPr>
+                <w:rFonts w:ascii="Gentium" w:hAnsi="Gentium" w:cs="Gentium"/>
+                <w:i/>
+                <w:iCs/>
+                <w:color w:val="E36C0A" w:themeColor="accent6" w:themeShade="BF"/>
+              </w:rPr>
+              <w:t>Syriac</w:t>
+            </w:r>
+            <w:r>
+              <w:rPr>
+                <w:rFonts w:ascii="Gentium" w:hAnsi="Gentium" w:cs="Gentium"/>
+                <w:i/>
+                <w:iCs/>
+                <w:color w:val="E36C0A" w:themeColor="accent6" w:themeShade="BF"/>
+              </w:rPr>
+              <w:t xml:space="preserve"> Text</w:t>
+            </w:r>
+          </w:p>
+        </w:tc>
+        <w:tc>
+          <w:tcPr>
+            <w:tcW w:w="3503" w:type="dxa"/>
+            <w:vAlign w:val="center"/>
+          </w:tcPr>
+          <w:p>
+            <w:pPr>
+              <w:widowControl w:val="0"/>
+              <w:spacing w:before="40"/>
+              <w:jc w:val="center"/>
               <w:rPr>
                 <w:rFonts w:ascii="Gentium" w:hAnsi="Gentium" w:cs="Gentium"/>
                 <w:color w:val="808080" w:themeColor="background1" w:themeShade="80"/>
                 <w:sz w:val="26"/>
                 <w:szCs w:val="26"/>
               </w:rPr>
-              <w:t xml:space="preserve"> Domini</w:t>
-            </w:r>
-            <w:r>
+            </w:pPr>
+            <w:hyperlink r:id="rId748" w:tooltip="Translation from the Syriac" w:history="1">
+              <w:r>
+                <w:rPr>
+                  <w:rStyle w:val="Hyperlink"/>
+                  <w:rFonts w:ascii="Gentium" w:hAnsi="Gentium" w:cs="Gentium"/>
+                  <w:sz w:val="26"/>
+                  <w:szCs w:val="26"/>
+                </w:rPr>
+                <w:t>The Catholic Didascalia</w:t>
+              </w:r>
+              <w:r>
+                <w:rPr>
+                  <w:rStyle w:val="Hyperlink"/>
+                  <w:rFonts w:ascii="Gentium" w:hAnsi="Gentium" w:cs="Gentium"/>
+                  <w:sz w:val="26"/>
+                  <w:szCs w:val="26"/>
+                </w:rPr>
+                <w:br/>
+              </w:r>
+              <w:r>
+                <w:rPr>
+                  <w:rStyle w:val="Hyperlink"/>
+                  <w:rFonts w:ascii="Gentium" w:hAnsi="Gentium" w:cs="Gentium"/>
+                  <w:i/>
+                  <w:iCs/>
+                  <w:sz w:val="22"/>
+                  <w:szCs w:val="22"/>
+                </w:rPr>
+                <w:t>(R. Hugh Connolly, 1929)</w:t>
+              </w:r>
+            </w:hyperlink>
+          </w:p>
+        </w:tc>
+      </w:tr>
+      <w:tr>
+        <w:tc>
+          <w:tcPr>
+            <w:tcW w:w="15694" w:type="dxa"/>
+            <w:gridSpan w:val="7"/>
+          </w:tcPr>
+          <w:p>
+            <w:pPr>
+              <w:widowControl w:val="0"/>
+              <w:spacing w:before="120"/>
+              <w:jc w:val="center"/>
               <w:rPr>
                 <w:rFonts w:ascii="Book Antiqua" w:hAnsi="Book Antiqua"/>
                 <w:b/>
                 <w:bCs/>
+              </w:rPr>
+            </w:pPr>
+            <w:r>
+              <w:rPr>
+                <w:rFonts w:ascii="Book Antiqua" w:hAnsi="Book Antiqua"/>
+                <w:b/>
+                <w:bCs/>
+              </w:rPr>
+              <w:t xml:space="preserve">Apocryphal </w:t>
+            </w:r>
+            <w:r>
+              <w:rPr>
+                <w:rFonts w:ascii="Book Antiqua" w:hAnsi="Book Antiqua"/>
+                <w:b/>
+                <w:bCs/>
+              </w:rPr>
+              <w:t>(</w:t>
+            </w:r>
+            <w:r>
+              <w:rPr>
+                <w:rFonts w:ascii="Book Antiqua" w:hAnsi="Book Antiqua"/>
+                <w:b/>
+                <w:bCs/>
+                <w:i/>
+                <w:iCs/>
+              </w:rPr>
+              <w:t>and Gnostic</w:t>
+            </w:r>
+            <w:r>
+              <w:rPr>
+                <w:rFonts w:ascii="Book Antiqua" w:hAnsi="Book Antiqua"/>
+                <w:b/>
+                <w:bCs/>
+              </w:rPr>
+              <w:t>) Revelations and Acts</w:t>
+            </w:r>
+          </w:p>
+        </w:tc>
+      </w:tr>
+      <w:tr>
+        <w:tc>
+          <w:tcPr>
+            <w:tcW w:w="3828" w:type="dxa"/>
+            <w:vAlign w:val="center"/>
+          </w:tcPr>
+          <w:p>
+            <w:pPr>
+              <w:spacing w:before="40" w:line="300" w:lineRule="exact"/>
+              <w:jc w:val="center"/>
+              <w:rPr>
+                <w:rFonts w:ascii="Book Antiqua" w:hAnsi="Book Antiqua"/>
+                <w:b/>
+                <w:bCs/>
+                <w:smallCaps/>
+                <w:color w:val="E36C0A" w:themeColor="accent6" w:themeShade="BF"/>
+              </w:rPr>
+            </w:pPr>
+            <w:r>
+              <w:rPr>
+                <w:rFonts w:ascii="Book Antiqua" w:hAnsi="Book Antiqua"/>
+                <w:b/>
+                <w:bCs/>
+                <w:smallCaps/>
                 <w:color w:val="808080" w:themeColor="background1" w:themeShade="80"/>
+              </w:rPr>
+              <w:t xml:space="preserve">The </w:t>
+            </w:r>
+            <w:r>
+              <w:rPr>
+                <w:rFonts w:ascii="Book Antiqua" w:hAnsi="Book Antiqua"/>
+                <w:b/>
+                <w:bCs/>
+                <w:smallCaps/>
+                <w:color w:val="808080" w:themeColor="background1" w:themeShade="80"/>
+              </w:rPr>
+              <w:t>Revelation to</w:t>
+            </w:r>
+            <w:r>
+              <w:rPr>
+                <w:rFonts w:ascii="Book Antiqua" w:hAnsi="Book Antiqua"/>
+                <w:b/>
+                <w:bCs/>
+                <w:smallCaps/>
+                <w:color w:val="808080" w:themeColor="background1" w:themeShade="80"/>
+              </w:rPr>
+              <w:t xml:space="preserve"> Peter</w:t>
+            </w:r>
+          </w:p>
+        </w:tc>
+        <w:tc>
+          <w:tcPr>
+            <w:tcW w:w="2835" w:type="dxa"/>
+            <w:vAlign w:val="center"/>
+          </w:tcPr>
+          <w:p>
+            <w:pPr>
+              <w:spacing w:before="40" w:line="260" w:lineRule="exact"/>
+              <w:jc w:val="center"/>
+              <w:rPr>
+                <w:rFonts w:ascii="Gentium" w:hAnsi="Gentium" w:cs="Gentium"/>
+                <w:i/>
+                <w:iCs/>
+                <w:smallCaps/>
+                <w:color w:val="800000"/>
+              </w:rPr>
+            </w:pPr>
+            <w:hyperlink r:id="rId749" w:tooltip="Transcription of the Greek Text" w:history="1">
+              <w:r>
+                <w:rPr>
+                  <w:rStyle w:val="Hyperlink"/>
+                  <w:rFonts w:ascii="Gentium" w:hAnsi="Gentium" w:cs="Gentium"/>
+                  <w:i/>
+                  <w:iCs/>
+                  <w:sz w:val="28"/>
+                  <w:szCs w:val="28"/>
+                </w:rPr>
+                <w:t>Ἀπ</w:t>
+              </w:r>
+              <w:proofErr w:type="spellStart"/>
+              <w:r>
+                <w:rPr>
+                  <w:rStyle w:val="Hyperlink"/>
+                  <w:rFonts w:ascii="Gentium" w:hAnsi="Gentium" w:cs="Gentium"/>
+                  <w:i/>
+                  <w:iCs/>
+                  <w:sz w:val="28"/>
+                  <w:szCs w:val="28"/>
+                </w:rPr>
+                <w:t>οκάλυψης</w:t>
+              </w:r>
+              <w:proofErr w:type="spellEnd"/>
+              <w:r>
+                <w:rPr>
+                  <w:rStyle w:val="Hyperlink"/>
+                  <w:rFonts w:ascii="Gentium" w:hAnsi="Gentium" w:cs="Gentium"/>
+                  <w:i/>
+                  <w:iCs/>
+                  <w:sz w:val="28"/>
+                  <w:szCs w:val="28"/>
+                </w:rPr>
+                <w:t xml:space="preserve"> </w:t>
+              </w:r>
+              <w:proofErr w:type="spellStart"/>
+              <w:r>
+                <w:rPr>
+                  <w:rStyle w:val="Hyperlink"/>
+                  <w:rFonts w:ascii="Gentium" w:hAnsi="Gentium" w:cs="Gentium"/>
+                  <w:i/>
+                  <w:iCs/>
+                  <w:sz w:val="28"/>
+                  <w:szCs w:val="28"/>
+                </w:rPr>
+                <w:t>Πέτρου</w:t>
+              </w:r>
+              <w:proofErr w:type="spellEnd"/>
+              <w:r>
+                <w:rPr>
+                  <w:rStyle w:val="Hyperlink"/>
+                  <w:rFonts w:ascii="Gentium" w:hAnsi="Gentium" w:cs="Gentium"/>
+                  <w:i/>
+                  <w:iCs/>
+                  <w:smallCaps/>
+                </w:rPr>
+                <w:t xml:space="preserve"> </w:t>
+              </w:r>
+              <w:r>
+                <w:rPr>
+                  <w:rStyle w:val="Hyperlink"/>
+                  <w:rFonts w:ascii="Gentium" w:hAnsi="Gentium" w:cs="Gentium"/>
+                  <w:i/>
+                  <w:iCs/>
+                  <w:smallCaps/>
+                </w:rPr>
+                <w:br/>
+                <w:t>(</w:t>
+              </w:r>
+              <w:proofErr w:type="spellStart"/>
+              <w:r>
+                <w:rPr>
+                  <w:rStyle w:val="Hyperlink"/>
+                  <w:rFonts w:ascii="Gentium" w:hAnsi="Gentium" w:cs="Gentium"/>
+                  <w:i/>
+                  <w:iCs/>
+                  <w:smallCaps/>
+                </w:rPr>
+                <w:t>Akhmim</w:t>
+              </w:r>
+              <w:proofErr w:type="spellEnd"/>
+              <w:r>
+                <w:rPr>
+                  <w:rStyle w:val="Hyperlink"/>
+                  <w:rFonts w:ascii="Gentium" w:hAnsi="Gentium" w:cs="Gentium"/>
+                  <w:i/>
+                  <w:iCs/>
+                  <w:smallCaps/>
+                </w:rPr>
+                <w:t xml:space="preserve"> Fragment)</w:t>
+              </w:r>
+            </w:hyperlink>
+          </w:p>
+        </w:tc>
+        <w:tc>
+          <w:tcPr>
+            <w:tcW w:w="2976" w:type="dxa"/>
+            <w:gridSpan w:val="2"/>
+            <w:vAlign w:val="center"/>
+          </w:tcPr>
+          <w:p>
+            <w:pPr>
+              <w:spacing w:before="40" w:line="260" w:lineRule="exact"/>
+              <w:jc w:val="center"/>
+              <w:rPr>
+                <w:rFonts w:ascii="Gentium" w:hAnsi="Gentium" w:cs="Gentium"/>
+                <w:i/>
+                <w:iCs/>
+                <w:smallCaps/>
+                <w:color w:val="800000"/>
+              </w:rPr>
+            </w:pPr>
+            <w:hyperlink r:id="rId750" w:tooltip="No Extant Latin MS" w:history="1">
+              <w:r>
+                <w:rPr>
+                  <w:rStyle w:val="Hyperlink"/>
+                  <w:rFonts w:ascii="Gentium" w:hAnsi="Gentium" w:cs="Gentium"/>
+                  <w:i/>
+                  <w:iCs/>
+                  <w:sz w:val="26"/>
+                  <w:szCs w:val="26"/>
+                  <w:u w:val="none"/>
+                </w:rPr>
+                <w:t>—</w:t>
+              </w:r>
+            </w:hyperlink>
+          </w:p>
+        </w:tc>
+        <w:tc>
+          <w:tcPr>
+            <w:tcW w:w="2552" w:type="dxa"/>
+            <w:gridSpan w:val="2"/>
+            <w:vAlign w:val="center"/>
+          </w:tcPr>
+          <w:p>
+            <w:pPr>
+              <w:spacing w:before="40" w:line="300" w:lineRule="exact"/>
+              <w:jc w:val="center"/>
+              <w:rPr>
+                <w:rFonts w:ascii="Gentium" w:hAnsi="Gentium" w:cs="Gentium"/>
+                <w:i/>
+                <w:iCs/>
+                <w:color w:val="E36C0A" w:themeColor="accent6" w:themeShade="BF"/>
+              </w:rPr>
+            </w:pPr>
+            <w:hyperlink r:id="rId751" w:tooltip="Ethiopic Text Unavailable" w:history="1">
+              <w:r>
+                <w:rPr>
+                  <w:rStyle w:val="Hyperlink"/>
+                  <w:rFonts w:ascii="Gentium" w:hAnsi="Gentium" w:cs="Gentium"/>
+                  <w:i/>
+                  <w:iCs/>
+                  <w:color w:val="E36C0A" w:themeColor="accent6" w:themeShade="BF"/>
+                  <w:u w:val="none"/>
+                </w:rPr>
+                <w:t>Ethiopic Text</w:t>
+              </w:r>
+            </w:hyperlink>
+          </w:p>
+        </w:tc>
+        <w:tc>
+          <w:tcPr>
+            <w:tcW w:w="3503" w:type="dxa"/>
+            <w:vAlign w:val="center"/>
+          </w:tcPr>
+          <w:p>
+            <w:pPr>
+              <w:spacing w:before="40" w:line="260" w:lineRule="exact"/>
+              <w:jc w:val="center"/>
+              <w:rPr>
+                <w:rFonts w:ascii="Gentium" w:hAnsi="Gentium" w:cs="Gentium"/>
+                <w:color w:val="808080" w:themeColor="background1" w:themeShade="80"/>
+                <w:sz w:val="26"/>
+                <w:szCs w:val="26"/>
+              </w:rPr>
+            </w:pPr>
+            <w:hyperlink r:id="rId752" w:tooltip="The Apocalypse of Peter" w:history="1">
+              <w:r>
+                <w:rPr>
+                  <w:rStyle w:val="Hyperlink"/>
+                  <w:rFonts w:ascii="Gentium" w:hAnsi="Gentium" w:cs="Gentium"/>
+                  <w:sz w:val="26"/>
+                  <w:szCs w:val="26"/>
+                </w:rPr>
+                <w:t>The Apocalypse of Peter</w:t>
+              </w:r>
+              <w:r>
+                <w:rPr>
+                  <w:rStyle w:val="Hyperlink"/>
+                  <w:rFonts w:ascii="Gentium" w:hAnsi="Gentium" w:cs="Gentium"/>
+                  <w:sz w:val="26"/>
+                  <w:szCs w:val="26"/>
+                </w:rPr>
+                <w:br/>
+              </w:r>
+              <w:r>
+                <w:rPr>
+                  <w:rStyle w:val="Hyperlink"/>
+                  <w:rFonts w:ascii="Gentium" w:hAnsi="Gentium" w:cs="Gentium"/>
+                  <w:i/>
+                  <w:iCs/>
+                  <w:sz w:val="22"/>
+                  <w:szCs w:val="22"/>
+                </w:rPr>
+                <w:t>(M.R. James, 1924)</w:t>
+              </w:r>
+            </w:hyperlink>
+          </w:p>
+        </w:tc>
+      </w:tr>
+      <w:tr>
+        <w:tc>
+          <w:tcPr>
+            <w:tcW w:w="3828" w:type="dxa"/>
+            <w:vAlign w:val="center"/>
+          </w:tcPr>
+          <w:p>
+            <w:pPr>
+              <w:spacing w:before="40" w:line="300" w:lineRule="exact"/>
+              <w:jc w:val="center"/>
+              <w:rPr>
+                <w:rFonts w:ascii="Book Antiqua" w:hAnsi="Book Antiqua"/>
+                <w:smallCaps/>
+                <w:color w:val="76923C" w:themeColor="accent3" w:themeShade="BF"/>
+              </w:rPr>
+            </w:pPr>
+            <w:r>
+              <w:rPr>
+                <w:rFonts w:ascii="Book Antiqua" w:hAnsi="Book Antiqua"/>
+                <w:smallCaps/>
+                <w:color w:val="808080" w:themeColor="background1" w:themeShade="80"/>
+              </w:rPr>
+              <w:t>The Revelation to Paul</w:t>
+            </w:r>
+          </w:p>
+        </w:tc>
+        <w:tc>
+          <w:tcPr>
+            <w:tcW w:w="2835" w:type="dxa"/>
+            <w:vAlign w:val="center"/>
+          </w:tcPr>
+          <w:p>
+            <w:pPr>
+              <w:spacing w:before="40" w:line="300" w:lineRule="exact"/>
+              <w:jc w:val="center"/>
+              <w:rPr>
+                <w:rFonts w:ascii="Gentium" w:hAnsi="Gentium" w:cs="Gentium"/>
+                <w:i/>
+                <w:iCs/>
+                <w:color w:val="808080" w:themeColor="background1" w:themeShade="80"/>
+                <w:sz w:val="28"/>
+                <w:szCs w:val="28"/>
+              </w:rPr>
+            </w:pPr>
+            <w:hyperlink r:id="rId753" w:tooltip="No Greek Text Available" w:history="1">
+              <w:r>
+                <w:rPr>
+                  <w:rStyle w:val="Hyperlink"/>
+                  <w:rFonts w:ascii="Gentium" w:hAnsi="Gentium" w:cs="Gentium"/>
+                  <w:i/>
+                  <w:iCs/>
+                  <w:color w:val="E36C0A" w:themeColor="accent6" w:themeShade="BF"/>
+                  <w:sz w:val="28"/>
+                  <w:szCs w:val="28"/>
+                  <w:u w:val="none"/>
+                </w:rPr>
+                <w:t>Greek Text</w:t>
+              </w:r>
+            </w:hyperlink>
+          </w:p>
+        </w:tc>
+        <w:tc>
+          <w:tcPr>
+            <w:tcW w:w="2976" w:type="dxa"/>
+            <w:gridSpan w:val="2"/>
+            <w:vAlign w:val="center"/>
+          </w:tcPr>
+          <w:p>
+            <w:pPr>
+              <w:spacing w:before="40" w:line="300" w:lineRule="exact"/>
+              <w:jc w:val="center"/>
+              <w:rPr>
+                <w:rFonts w:ascii="Gentium" w:hAnsi="Gentium" w:cs="Gentium"/>
+                <w:i/>
+                <w:iCs/>
+                <w:color w:val="800000"/>
+                <w:sz w:val="28"/>
+                <w:szCs w:val="28"/>
+              </w:rPr>
+            </w:pPr>
+            <w:hyperlink r:id="rId754" w:tooltip="M.R. James 1893 Transcription" w:history="1">
+              <w:r>
+                <w:rPr>
+                  <w:rStyle w:val="Hyperlink"/>
+                  <w:rFonts w:ascii="Gentium" w:hAnsi="Gentium" w:cs="Gentium"/>
+                  <w:i/>
+                  <w:iCs/>
+                  <w:sz w:val="28"/>
+                  <w:szCs w:val="28"/>
+                </w:rPr>
+                <w:t>Visio Sancti Pavli Apostoli</w:t>
+              </w:r>
+            </w:hyperlink>
+          </w:p>
+        </w:tc>
+        <w:tc>
+          <w:tcPr>
+            <w:tcW w:w="2552" w:type="dxa"/>
+            <w:gridSpan w:val="2"/>
+            <w:vAlign w:val="center"/>
+          </w:tcPr>
+          <w:p>
+            <w:pPr>
+              <w:spacing w:before="40" w:line="300" w:lineRule="exact"/>
+              <w:jc w:val="center"/>
+              <w:rPr>
+                <w:rFonts w:ascii="Gentium" w:hAnsi="Gentium" w:cs="Gentium"/>
+                <w:b/>
+                <w:bCs/>
+                <w:color w:val="800000"/>
+                <w:u w:val="single"/>
+              </w:rPr>
+            </w:pPr>
+            <w:r>
+              <w:rPr>
+                <w:rFonts w:ascii="Gentium" w:hAnsi="Gentium" w:cs="Gentium"/>
+                <w:i/>
+                <w:iCs/>
+                <w:color w:val="E36C0A" w:themeColor="accent6" w:themeShade="BF"/>
+              </w:rPr>
+              <w:t>Syriac</w:t>
+            </w:r>
+            <w:r>
+              <w:rPr>
+                <w:rFonts w:ascii="Gentium" w:hAnsi="Gentium" w:cs="Gentium"/>
+                <w:i/>
+                <w:iCs/>
+                <w:color w:val="E36C0A" w:themeColor="accent6" w:themeShade="BF"/>
+              </w:rPr>
+              <w:t xml:space="preserve"> Text</w:t>
+            </w:r>
+          </w:p>
+        </w:tc>
+        <w:tc>
+          <w:tcPr>
+            <w:tcW w:w="3503" w:type="dxa"/>
+            <w:vAlign w:val="center"/>
+          </w:tcPr>
+          <w:p>
+            <w:pPr>
+              <w:spacing w:before="40" w:line="260" w:lineRule="exact"/>
+              <w:jc w:val="center"/>
+              <w:rPr>
+                <w:rFonts w:ascii="Gentium" w:hAnsi="Gentium" w:cs="Gentium"/>
+                <w:b/>
+                <w:bCs/>
+                <w:color w:val="800000"/>
+                <w:u w:val="single"/>
+              </w:rPr>
+            </w:pPr>
+            <w:hyperlink r:id="rId755" w:tooltip="The Apocalypse of Paul" w:history="1">
+              <w:r>
+                <w:rPr>
+                  <w:rStyle w:val="Hyperlink"/>
+                  <w:rFonts w:ascii="Gentium" w:hAnsi="Gentium" w:cs="Gentium"/>
+                  <w:sz w:val="26"/>
+                  <w:szCs w:val="26"/>
+                </w:rPr>
+                <w:t>The Apocalypse of Paul</w:t>
+              </w:r>
+              <w:r>
+                <w:rPr>
+                  <w:rStyle w:val="Hyperlink"/>
+                  <w:rFonts w:ascii="Gentium" w:hAnsi="Gentium" w:cs="Gentium"/>
+                  <w:sz w:val="26"/>
+                  <w:szCs w:val="26"/>
+                </w:rPr>
+                <w:br/>
+              </w:r>
+              <w:r>
+                <w:rPr>
+                  <w:rStyle w:val="Hyperlink"/>
+                  <w:rFonts w:ascii="Gentium" w:hAnsi="Gentium" w:cs="Gentium"/>
+                  <w:i/>
+                  <w:iCs/>
+                  <w:sz w:val="22"/>
+                  <w:szCs w:val="22"/>
+                </w:rPr>
+                <w:t>(M.R. James, 1924)</w:t>
+              </w:r>
+            </w:hyperlink>
+          </w:p>
+        </w:tc>
+      </w:tr>
+      <w:tr>
+        <w:tc>
+          <w:tcPr>
+            <w:tcW w:w="3828" w:type="dxa"/>
+            <w:vAlign w:val="center"/>
+          </w:tcPr>
+          <w:p>
+            <w:pPr>
+              <w:spacing w:before="40" w:line="300" w:lineRule="exact"/>
+              <w:jc w:val="center"/>
+              <w:rPr>
+                <w:rFonts w:ascii="Book Antiqua" w:hAnsi="Book Antiqua"/>
+                <w:smallCaps/>
+                <w:color w:val="76923C" w:themeColor="accent3" w:themeShade="BF"/>
+              </w:rPr>
+            </w:pPr>
+            <w:r>
+              <w:rPr>
+                <w:rFonts w:ascii="Book Antiqua" w:hAnsi="Book Antiqua"/>
+                <w:smallCaps/>
+                <w:color w:val="808080" w:themeColor="background1" w:themeShade="80"/>
+              </w:rPr>
+              <w:t>The Revelation to the Virgin</w:t>
+            </w:r>
+          </w:p>
+        </w:tc>
+        <w:tc>
+          <w:tcPr>
+            <w:tcW w:w="2835" w:type="dxa"/>
+            <w:vAlign w:val="center"/>
+          </w:tcPr>
+          <w:p>
+            <w:pPr>
+              <w:spacing w:before="40" w:line="300" w:lineRule="exact"/>
+              <w:jc w:val="center"/>
+              <w:rPr>
+                <w:rFonts w:ascii="Gentium" w:hAnsi="Gentium" w:cs="Gentium"/>
+                <w:i/>
+                <w:iCs/>
+                <w:color w:val="808080" w:themeColor="background1" w:themeShade="80"/>
+                <w:sz w:val="28"/>
+                <w:szCs w:val="28"/>
+              </w:rPr>
+            </w:pPr>
+            <w:r>
+              <w:rPr>
+                <w:rFonts w:ascii="Gentium" w:hAnsi="Gentium" w:cs="Gentium"/>
+                <w:i/>
+                <w:iCs/>
+                <w:color w:val="808080" w:themeColor="background1" w:themeShade="80"/>
+                <w:sz w:val="28"/>
+                <w:szCs w:val="28"/>
+              </w:rPr>
+              <w:t>Απ</w:t>
+            </w:r>
+            <w:proofErr w:type="spellStart"/>
+            <w:r>
+              <w:rPr>
+                <w:rFonts w:ascii="Gentium" w:hAnsi="Gentium" w:cs="Gentium"/>
+                <w:i/>
+                <w:iCs/>
+                <w:color w:val="808080" w:themeColor="background1" w:themeShade="80"/>
+                <w:sz w:val="28"/>
+                <w:szCs w:val="28"/>
+              </w:rPr>
+              <w:t>οκ</w:t>
+            </w:r>
+            <w:proofErr w:type="spellEnd"/>
+            <w:r>
+              <w:rPr>
+                <w:rFonts w:ascii="Gentium" w:hAnsi="Gentium" w:cs="Gentium"/>
+                <w:i/>
+                <w:iCs/>
+                <w:color w:val="808080" w:themeColor="background1" w:themeShade="80"/>
+                <w:sz w:val="28"/>
+                <w:szCs w:val="28"/>
+              </w:rPr>
+              <w:t xml:space="preserve">αλυψις </w:t>
+            </w:r>
+            <w:proofErr w:type="spellStart"/>
+            <w:r>
+              <w:rPr>
+                <w:rFonts w:ascii="Gentium" w:hAnsi="Gentium" w:cs="Gentium"/>
+                <w:i/>
+                <w:iCs/>
+                <w:color w:val="808080" w:themeColor="background1" w:themeShade="80"/>
+                <w:sz w:val="28"/>
+                <w:szCs w:val="28"/>
+              </w:rPr>
+              <w:t>της</w:t>
+            </w:r>
+            <w:proofErr w:type="spellEnd"/>
+            <w:r>
+              <w:rPr>
+                <w:rFonts w:ascii="Gentium" w:hAnsi="Gentium" w:cs="Gentium"/>
+                <w:i/>
+                <w:iCs/>
+                <w:color w:val="808080" w:themeColor="background1" w:themeShade="80"/>
+                <w:sz w:val="28"/>
+                <w:szCs w:val="28"/>
+              </w:rPr>
+              <w:t xml:space="preserve"> </w:t>
+            </w:r>
+            <w:proofErr w:type="spellStart"/>
+            <w:r>
+              <w:rPr>
+                <w:rFonts w:ascii="Gentium" w:hAnsi="Gentium" w:cs="Gentium"/>
+                <w:i/>
+                <w:iCs/>
+                <w:color w:val="808080" w:themeColor="background1" w:themeShade="80"/>
+                <w:sz w:val="28"/>
+                <w:szCs w:val="28"/>
+              </w:rPr>
+              <w:t>Αγι</w:t>
+            </w:r>
+            <w:proofErr w:type="spellEnd"/>
+            <w:r>
+              <w:rPr>
+                <w:rFonts w:ascii="Gentium" w:hAnsi="Gentium" w:cs="Gentium"/>
+                <w:i/>
+                <w:iCs/>
+                <w:color w:val="808080" w:themeColor="background1" w:themeShade="80"/>
+                <w:sz w:val="28"/>
+                <w:szCs w:val="28"/>
+              </w:rPr>
+              <w:t>ας Θεοτοκου</w:t>
+            </w:r>
+          </w:p>
+        </w:tc>
+        <w:tc>
+          <w:tcPr>
+            <w:tcW w:w="2976" w:type="dxa"/>
+            <w:gridSpan w:val="2"/>
+            <w:vAlign w:val="center"/>
+          </w:tcPr>
+          <w:p>
+            <w:pPr>
+              <w:spacing w:before="40" w:line="300" w:lineRule="exact"/>
+              <w:jc w:val="center"/>
+              <w:rPr>
+                <w:rFonts w:ascii="Gentium" w:hAnsi="Gentium" w:cs="Gentium"/>
+                <w:b/>
+                <w:bCs/>
+                <w:color w:val="800000"/>
+                <w:u w:val="single"/>
+              </w:rPr>
+            </w:pPr>
+          </w:p>
+        </w:tc>
+        <w:tc>
+          <w:tcPr>
+            <w:tcW w:w="2552" w:type="dxa"/>
+            <w:gridSpan w:val="2"/>
+            <w:vAlign w:val="center"/>
+          </w:tcPr>
+          <w:p>
+            <w:pPr>
+              <w:spacing w:before="40" w:line="300" w:lineRule="exact"/>
+              <w:jc w:val="center"/>
+              <w:rPr>
+                <w:rFonts w:ascii="Gentium" w:hAnsi="Gentium" w:cs="Gentium"/>
+                <w:b/>
+                <w:bCs/>
+                <w:color w:val="800000"/>
+                <w:u w:val="single"/>
+              </w:rPr>
+            </w:pPr>
+          </w:p>
+        </w:tc>
+        <w:tc>
+          <w:tcPr>
+            <w:tcW w:w="3503" w:type="dxa"/>
+            <w:vAlign w:val="center"/>
+          </w:tcPr>
+          <w:p>
+            <w:pPr>
+              <w:spacing w:before="40" w:line="300" w:lineRule="exact"/>
+              <w:jc w:val="center"/>
+              <w:rPr>
+                <w:rFonts w:ascii="Gentium" w:hAnsi="Gentium" w:cs="Gentium"/>
+                <w:b/>
+                <w:bCs/>
+                <w:color w:val="800000"/>
+                <w:u w:val="single"/>
+              </w:rPr>
+            </w:pPr>
+          </w:p>
+        </w:tc>
+      </w:tr>
+      <w:tr>
+        <w:tc>
+          <w:tcPr>
+            <w:tcW w:w="3828" w:type="dxa"/>
+            <w:vAlign w:val="center"/>
+          </w:tcPr>
+          <w:p>
+            <w:pPr>
+              <w:spacing w:before="40" w:line="300" w:lineRule="exact"/>
+              <w:jc w:val="center"/>
+              <w:rPr>
+                <w:rFonts w:ascii="Book Antiqua" w:hAnsi="Book Antiqua"/>
+                <w:smallCaps/>
+                <w:color w:val="76923C" w:themeColor="accent3" w:themeShade="BF"/>
+              </w:rPr>
+            </w:pPr>
+            <w:r>
+              <w:rPr>
+                <w:rFonts w:ascii="Book Antiqua" w:hAnsi="Book Antiqua"/>
+                <w:smallCaps/>
+                <w:color w:val="76923C" w:themeColor="accent3" w:themeShade="BF"/>
+              </w:rPr>
+              <w:t xml:space="preserve">The </w:t>
+            </w:r>
+            <w:r>
+              <w:rPr>
+                <w:rFonts w:ascii="Book Antiqua" w:hAnsi="Book Antiqua"/>
+                <w:smallCaps/>
+                <w:color w:val="76923C" w:themeColor="accent3" w:themeShade="BF"/>
+              </w:rPr>
+              <w:t>Revelation to</w:t>
+            </w:r>
+            <w:r>
+              <w:rPr>
+                <w:rFonts w:ascii="Book Antiqua" w:hAnsi="Book Antiqua"/>
+                <w:smallCaps/>
+                <w:color w:val="76923C" w:themeColor="accent3" w:themeShade="BF"/>
+              </w:rPr>
+              <w:t xml:space="preserve"> </w:t>
+            </w:r>
+            <w:r>
+              <w:rPr>
+                <w:rFonts w:ascii="Book Antiqua" w:hAnsi="Book Antiqua"/>
+                <w:smallCaps/>
+                <w:color w:val="76923C" w:themeColor="accent3" w:themeShade="BF"/>
+              </w:rPr>
+              <w:t>Thomas</w:t>
+            </w:r>
+          </w:p>
+        </w:tc>
+        <w:tc>
+          <w:tcPr>
+            <w:tcW w:w="2835" w:type="dxa"/>
+            <w:vAlign w:val="center"/>
+          </w:tcPr>
+          <w:p>
+            <w:pPr>
+              <w:spacing w:before="40" w:line="300" w:lineRule="exact"/>
+              <w:jc w:val="center"/>
+              <w:rPr>
+                <w:rFonts w:ascii="Gentium" w:hAnsi="Gentium" w:cs="Gentium"/>
+                <w:i/>
+                <w:iCs/>
+                <w:color w:val="808080" w:themeColor="background1" w:themeShade="80"/>
+                <w:sz w:val="28"/>
+                <w:szCs w:val="28"/>
+              </w:rPr>
+            </w:pPr>
+          </w:p>
+        </w:tc>
+        <w:tc>
+          <w:tcPr>
+            <w:tcW w:w="2976" w:type="dxa"/>
+            <w:gridSpan w:val="2"/>
+            <w:vAlign w:val="center"/>
+          </w:tcPr>
+          <w:p>
+            <w:pPr>
+              <w:spacing w:before="40" w:line="300" w:lineRule="exact"/>
+              <w:jc w:val="center"/>
+              <w:rPr>
+                <w:rFonts w:ascii="Gentium" w:hAnsi="Gentium" w:cs="Gentium"/>
+                <w:i/>
+                <w:iCs/>
+                <w:color w:val="808080" w:themeColor="background1" w:themeShade="80"/>
+                <w:sz w:val="28"/>
+                <w:szCs w:val="28"/>
+              </w:rPr>
+            </w:pPr>
+            <w:proofErr w:type="spellStart"/>
+            <w:r>
+              <w:rPr>
+                <w:rFonts w:ascii="Gentium" w:hAnsi="Gentium" w:cs="Gentium"/>
+                <w:i/>
+                <w:iCs/>
+                <w:color w:val="E36C0A" w:themeColor="accent6" w:themeShade="BF"/>
+                <w:sz w:val="28"/>
+                <w:szCs w:val="28"/>
+              </w:rPr>
+              <w:t>Revelatio</w:t>
+            </w:r>
+            <w:proofErr w:type="spellEnd"/>
+            <w:r>
+              <w:rPr>
+                <w:rFonts w:ascii="Gentium" w:hAnsi="Gentium" w:cs="Gentium"/>
+                <w:i/>
+                <w:iCs/>
+                <w:color w:val="E36C0A" w:themeColor="accent6" w:themeShade="BF"/>
+                <w:sz w:val="28"/>
+                <w:szCs w:val="28"/>
+              </w:rPr>
+              <w:t xml:space="preserve"> Thomae</w:t>
+            </w:r>
+          </w:p>
+        </w:tc>
+        <w:tc>
+          <w:tcPr>
+            <w:tcW w:w="2552" w:type="dxa"/>
+            <w:gridSpan w:val="2"/>
+            <w:vAlign w:val="center"/>
+          </w:tcPr>
+          <w:p>
+            <w:pPr>
+              <w:spacing w:before="40" w:line="300" w:lineRule="exact"/>
+              <w:jc w:val="center"/>
+              <w:rPr>
+                <w:rFonts w:ascii="Gentium" w:hAnsi="Gentium" w:cs="Gentium"/>
+                <w:b/>
+                <w:bCs/>
+                <w:color w:val="800000"/>
+                <w:u w:val="single"/>
+              </w:rPr>
+            </w:pPr>
+          </w:p>
+        </w:tc>
+        <w:tc>
+          <w:tcPr>
+            <w:tcW w:w="3503" w:type="dxa"/>
+            <w:vAlign w:val="center"/>
+          </w:tcPr>
+          <w:p>
+            <w:pPr>
+              <w:spacing w:before="40" w:line="260" w:lineRule="exact"/>
+              <w:jc w:val="center"/>
+              <w:rPr>
+                <w:rFonts w:ascii="Gentium" w:hAnsi="Gentium" w:cs="Gentium"/>
+                <w:b/>
+                <w:bCs/>
+                <w:color w:val="800000"/>
+                <w:u w:val="single"/>
+              </w:rPr>
+            </w:pPr>
+            <w:r>
+              <w:rPr>
+                <w:rFonts w:ascii="Gentium" w:hAnsi="Gentium" w:cs="Gentium"/>
+                <w:color w:val="808080" w:themeColor="background1" w:themeShade="80"/>
+                <w:sz w:val="26"/>
+                <w:szCs w:val="26"/>
+              </w:rPr>
+              <w:t xml:space="preserve">The Apocalypse of </w:t>
+            </w:r>
+            <w:r>
+              <w:rPr>
+                <w:rFonts w:ascii="Gentium" w:hAnsi="Gentium" w:cs="Gentium"/>
+                <w:color w:val="808080" w:themeColor="background1" w:themeShade="80"/>
+                <w:sz w:val="26"/>
+                <w:szCs w:val="26"/>
+              </w:rPr>
+              <w:t>Thomas</w:t>
+            </w:r>
+            <w:r>
+              <w:rPr>
+                <w:rFonts w:ascii="Gentium" w:hAnsi="Gentium" w:cs="Gentium"/>
+                <w:color w:val="808080" w:themeColor="background1" w:themeShade="80"/>
+                <w:sz w:val="26"/>
+                <w:szCs w:val="26"/>
               </w:rPr>
               <w:br/>
             </w:r>
@@ -36892,755 +38193,8 @@
                 <w:sz w:val="22"/>
                 <w:szCs w:val="22"/>
               </w:rPr>
-              <w:t>(Cooper &amp; Maclean, 1902)</w:t>
+              <w:t>(M.R. James, 1924)</w:t>
             </w:r>
-          </w:p>
-        </w:tc>
-      </w:tr>
-      <w:tr>
-        <w:trPr>
-          <w:trHeight w:val="68"/>
-        </w:trPr>
-        <w:tc>
-          <w:tcPr>
-            <w:tcW w:w="3828" w:type="dxa"/>
-            <w:vAlign w:val="center"/>
-          </w:tcPr>
-          <w:p>
-            <w:pPr>
-              <w:widowControl w:val="0"/>
-              <w:spacing w:before="40"/>
-              <w:jc w:val="center"/>
-              <w:rPr>
-                <w:rFonts w:ascii="Book Antiqua" w:hAnsi="Book Antiqua"/>
-                <w:b/>
-                <w:bCs/>
-                <w:smallCaps/>
-                <w:color w:val="76923C" w:themeColor="accent3" w:themeShade="BF"/>
-              </w:rPr>
-            </w:pPr>
-            <w:r>
-              <w:rPr>
-                <w:rFonts w:ascii="Book Antiqua" w:hAnsi="Book Antiqua"/>
-                <w:b/>
-                <w:bCs/>
-                <w:smallCaps/>
-                <w:color w:val="76923C" w:themeColor="accent3" w:themeShade="BF"/>
-              </w:rPr>
-              <w:t>The 2</w:t>
-            </w:r>
-            <w:r>
-              <w:rPr>
-                <w:rFonts w:ascii="Book Antiqua" w:hAnsi="Book Antiqua"/>
-                <w:b/>
-                <w:bCs/>
-                <w:smallCaps/>
-                <w:color w:val="76923C" w:themeColor="accent3" w:themeShade="BF"/>
-                <w:vertAlign w:val="superscript"/>
-              </w:rPr>
-              <w:t>nd</w:t>
-            </w:r>
-            <w:r>
-              <w:rPr>
-                <w:rFonts w:ascii="Book Antiqua" w:hAnsi="Book Antiqua"/>
-                <w:b/>
-                <w:bCs/>
-                <w:smallCaps/>
-                <w:color w:val="76923C" w:themeColor="accent3" w:themeShade="BF"/>
-              </w:rPr>
-              <w:t xml:space="preserve"> Book of Dominos</w:t>
-            </w:r>
-          </w:p>
-        </w:tc>
-        <w:tc>
-          <w:tcPr>
-            <w:tcW w:w="6095" w:type="dxa"/>
-            <w:gridSpan w:val="4"/>
-            <w:vAlign w:val="center"/>
-          </w:tcPr>
-          <w:p>
-            <w:pPr>
-              <w:widowControl w:val="0"/>
-              <w:spacing w:before="40"/>
-              <w:jc w:val="center"/>
-              <w:rPr>
-                <w:rFonts w:ascii="Book Antiqua" w:hAnsi="Book Antiqua"/>
-                <w:b/>
-                <w:bCs/>
-              </w:rPr>
-            </w:pPr>
-          </w:p>
-        </w:tc>
-        <w:tc>
-          <w:tcPr>
-            <w:tcW w:w="2268" w:type="dxa"/>
-            <w:vAlign w:val="center"/>
-          </w:tcPr>
-          <w:p>
-            <w:pPr>
-              <w:widowControl w:val="0"/>
-              <w:spacing w:before="40"/>
-              <w:jc w:val="center"/>
-              <w:rPr>
-                <w:rFonts w:ascii="Book Antiqua" w:hAnsi="Book Antiqua"/>
-                <w:b/>
-                <w:bCs/>
-              </w:rPr>
-            </w:pPr>
-            <w:r>
-              <w:rPr>
-                <w:rFonts w:ascii="Gentium" w:hAnsi="Gentium" w:cs="Gentium"/>
-                <w:i/>
-                <w:iCs/>
-                <w:color w:val="E36C0A" w:themeColor="accent6" w:themeShade="BF"/>
-              </w:rPr>
-              <w:t>Ge’ez</w:t>
-            </w:r>
-            <w:r>
-              <w:rPr>
-                <w:rFonts w:ascii="Gentium" w:hAnsi="Gentium" w:cs="Gentium"/>
-                <w:i/>
-                <w:iCs/>
-                <w:color w:val="E36C0A" w:themeColor="accent6" w:themeShade="BF"/>
-              </w:rPr>
-              <w:t xml:space="preserve"> Text</w:t>
-            </w:r>
-          </w:p>
-        </w:tc>
-        <w:tc>
-          <w:tcPr>
-            <w:tcW w:w="3503" w:type="dxa"/>
-            <w:vAlign w:val="center"/>
-          </w:tcPr>
-          <w:p>
-            <w:pPr>
-              <w:widowControl w:val="0"/>
-              <w:spacing w:before="40"/>
-              <w:jc w:val="center"/>
-              <w:rPr>
-                <w:rFonts w:ascii="Book Antiqua" w:hAnsi="Book Antiqua"/>
-                <w:b/>
-                <w:bCs/>
-              </w:rPr>
-            </w:pPr>
-          </w:p>
-        </w:tc>
-      </w:tr>
-      <w:tr>
-        <w:tc>
-          <w:tcPr>
-            <w:tcW w:w="3828" w:type="dxa"/>
-            <w:vAlign w:val="center"/>
-          </w:tcPr>
-          <w:p>
-            <w:pPr>
-              <w:widowControl w:val="0"/>
-              <w:spacing w:before="40"/>
-              <w:jc w:val="center"/>
-              <w:rPr>
-                <w:rFonts w:ascii="Book Antiqua" w:hAnsi="Book Antiqua"/>
-                <w:b/>
-                <w:bCs/>
-                <w:smallCaps/>
-                <w:color w:val="76923C" w:themeColor="accent3" w:themeShade="BF"/>
-              </w:rPr>
-            </w:pPr>
-            <w:r>
-              <w:rPr>
-                <w:rFonts w:ascii="Book Antiqua" w:hAnsi="Book Antiqua"/>
-                <w:b/>
-                <w:bCs/>
-                <w:smallCaps/>
-                <w:color w:val="76923C" w:themeColor="accent3" w:themeShade="BF"/>
-              </w:rPr>
-              <w:t xml:space="preserve">The Book of </w:t>
-            </w:r>
-            <w:proofErr w:type="spellStart"/>
-            <w:r>
-              <w:rPr>
-                <w:rFonts w:ascii="Book Antiqua" w:hAnsi="Book Antiqua"/>
-                <w:b/>
-                <w:bCs/>
-                <w:smallCaps/>
-                <w:color w:val="76923C" w:themeColor="accent3" w:themeShade="BF"/>
-              </w:rPr>
-              <w:t>Qälëmentos</w:t>
-            </w:r>
-            <w:proofErr w:type="spellEnd"/>
-          </w:p>
-        </w:tc>
-        <w:tc>
-          <w:tcPr>
-            <w:tcW w:w="6095" w:type="dxa"/>
-            <w:gridSpan w:val="4"/>
-            <w:vAlign w:val="center"/>
-          </w:tcPr>
-          <w:p>
-            <w:pPr>
-              <w:widowControl w:val="0"/>
-              <w:spacing w:before="40"/>
-              <w:jc w:val="center"/>
-              <w:rPr>
-                <w:rFonts w:ascii="Book Antiqua" w:hAnsi="Book Antiqua"/>
-                <w:b/>
-                <w:bCs/>
-              </w:rPr>
-            </w:pPr>
-          </w:p>
-        </w:tc>
-        <w:tc>
-          <w:tcPr>
-            <w:tcW w:w="2268" w:type="dxa"/>
-            <w:vAlign w:val="center"/>
-          </w:tcPr>
-          <w:p>
-            <w:pPr>
-              <w:widowControl w:val="0"/>
-              <w:spacing w:before="40"/>
-              <w:jc w:val="center"/>
-              <w:rPr>
-                <w:rFonts w:ascii="Book Antiqua" w:hAnsi="Book Antiqua"/>
-                <w:b/>
-                <w:bCs/>
-              </w:rPr>
-            </w:pPr>
-            <w:r>
-              <w:rPr>
-                <w:rFonts w:ascii="Gentium" w:hAnsi="Gentium" w:cs="Gentium"/>
-                <w:i/>
-                <w:iCs/>
-                <w:color w:val="E36C0A" w:themeColor="accent6" w:themeShade="BF"/>
-              </w:rPr>
-              <w:t>Ge’ez</w:t>
-            </w:r>
-            <w:r>
-              <w:rPr>
-                <w:rFonts w:ascii="Gentium" w:hAnsi="Gentium" w:cs="Gentium"/>
-                <w:i/>
-                <w:iCs/>
-                <w:color w:val="E36C0A" w:themeColor="accent6" w:themeShade="BF"/>
-              </w:rPr>
-              <w:t xml:space="preserve"> Text</w:t>
-            </w:r>
-          </w:p>
-        </w:tc>
-        <w:tc>
-          <w:tcPr>
-            <w:tcW w:w="3503" w:type="dxa"/>
-            <w:vAlign w:val="center"/>
-          </w:tcPr>
-          <w:p>
-            <w:pPr>
-              <w:widowControl w:val="0"/>
-              <w:spacing w:before="40"/>
-              <w:jc w:val="center"/>
-              <w:rPr>
-                <w:rFonts w:ascii="Gentium" w:hAnsi="Gentium" w:cs="Gentium"/>
-                <w:color w:val="808080" w:themeColor="background1" w:themeShade="80"/>
-                <w:sz w:val="26"/>
-                <w:szCs w:val="26"/>
-              </w:rPr>
-            </w:pPr>
-            <w:hyperlink r:id="rId746" w:tooltip="The (Ethiopic) Book of Clement" w:history="1">
-              <w:r>
-                <w:rPr>
-                  <w:rStyle w:val="Hyperlink"/>
-                  <w:rFonts w:ascii="Gentium" w:hAnsi="Gentium" w:cs="Gentium"/>
-                  <w:sz w:val="26"/>
-                  <w:szCs w:val="26"/>
-                </w:rPr>
-                <w:t>The Book of Clement</w:t>
-              </w:r>
-              <w:r>
-                <w:rPr>
-                  <w:rStyle w:val="Hyperlink"/>
-                  <w:rFonts w:ascii="Gentium" w:hAnsi="Gentium" w:cs="Gentium"/>
-                  <w:sz w:val="26"/>
-                  <w:szCs w:val="26"/>
-                </w:rPr>
-                <w:br/>
-              </w:r>
-              <w:r>
-                <w:rPr>
-                  <w:rStyle w:val="Hyperlink"/>
-                  <w:rFonts w:ascii="Gentium" w:hAnsi="Gentium" w:cs="Gentium"/>
-                  <w:i/>
-                  <w:iCs/>
-                  <w:sz w:val="22"/>
-                  <w:szCs w:val="22"/>
-                </w:rPr>
-                <w:t>(Breandan Lumpkin, 2024)</w:t>
-              </w:r>
-            </w:hyperlink>
-          </w:p>
-        </w:tc>
-      </w:tr>
-      <w:tr>
-        <w:tc>
-          <w:tcPr>
-            <w:tcW w:w="3828" w:type="dxa"/>
-            <w:vAlign w:val="center"/>
-          </w:tcPr>
-          <w:p>
-            <w:pPr>
-              <w:widowControl w:val="0"/>
-              <w:spacing w:before="40"/>
-              <w:jc w:val="center"/>
-              <w:rPr>
-                <w:rFonts w:ascii="Book Antiqua" w:hAnsi="Book Antiqua"/>
-                <w:b/>
-                <w:bCs/>
-                <w:smallCaps/>
-                <w:color w:val="76923C" w:themeColor="accent3" w:themeShade="BF"/>
-              </w:rPr>
-            </w:pPr>
-            <w:r>
-              <w:rPr>
-                <w:rFonts w:ascii="Book Antiqua" w:hAnsi="Book Antiqua"/>
-                <w:b/>
-                <w:bCs/>
-                <w:smallCaps/>
-                <w:color w:val="76923C" w:themeColor="accent3" w:themeShade="BF"/>
-              </w:rPr>
-              <w:t>Didascalia</w:t>
-            </w:r>
-          </w:p>
-        </w:tc>
-        <w:tc>
-          <w:tcPr>
-            <w:tcW w:w="6095" w:type="dxa"/>
-            <w:gridSpan w:val="4"/>
-            <w:vAlign w:val="center"/>
-          </w:tcPr>
-          <w:p>
-            <w:pPr>
-              <w:widowControl w:val="0"/>
-              <w:spacing w:before="40"/>
-              <w:jc w:val="center"/>
-              <w:rPr>
-                <w:rFonts w:ascii="Book Antiqua" w:hAnsi="Book Antiqua"/>
-                <w:b/>
-                <w:bCs/>
-              </w:rPr>
-            </w:pPr>
-          </w:p>
-        </w:tc>
-        <w:tc>
-          <w:tcPr>
-            <w:tcW w:w="2268" w:type="dxa"/>
-            <w:vAlign w:val="center"/>
-          </w:tcPr>
-          <w:p>
-            <w:pPr>
-              <w:widowControl w:val="0"/>
-              <w:spacing w:before="40"/>
-              <w:jc w:val="center"/>
-              <w:rPr>
-                <w:rFonts w:ascii="Book Antiqua" w:hAnsi="Book Antiqua"/>
-                <w:b/>
-                <w:bCs/>
-              </w:rPr>
-            </w:pPr>
-            <w:r>
-              <w:rPr>
-                <w:rFonts w:ascii="Gentium" w:hAnsi="Gentium" w:cs="Gentium"/>
-                <w:i/>
-                <w:iCs/>
-                <w:color w:val="E36C0A" w:themeColor="accent6" w:themeShade="BF"/>
-              </w:rPr>
-              <w:t>Syriac</w:t>
-            </w:r>
-            <w:r>
-              <w:rPr>
-                <w:rFonts w:ascii="Gentium" w:hAnsi="Gentium" w:cs="Gentium"/>
-                <w:i/>
-                <w:iCs/>
-                <w:color w:val="E36C0A" w:themeColor="accent6" w:themeShade="BF"/>
-              </w:rPr>
-              <w:t xml:space="preserve"> Text</w:t>
-            </w:r>
-          </w:p>
-        </w:tc>
-        <w:tc>
-          <w:tcPr>
-            <w:tcW w:w="3503" w:type="dxa"/>
-            <w:vAlign w:val="center"/>
-          </w:tcPr>
-          <w:p>
-            <w:pPr>
-              <w:widowControl w:val="0"/>
-              <w:spacing w:before="40"/>
-              <w:jc w:val="center"/>
-              <w:rPr>
-                <w:rFonts w:ascii="Gentium" w:hAnsi="Gentium" w:cs="Gentium"/>
-                <w:color w:val="808080" w:themeColor="background1" w:themeShade="80"/>
-                <w:sz w:val="26"/>
-                <w:szCs w:val="26"/>
-              </w:rPr>
-            </w:pPr>
-            <w:hyperlink r:id="rId747" w:tooltip="Translation from the Syriac" w:history="1">
-              <w:r>
-                <w:rPr>
-                  <w:rStyle w:val="Hyperlink"/>
-                  <w:rFonts w:ascii="Gentium" w:hAnsi="Gentium" w:cs="Gentium"/>
-                  <w:sz w:val="26"/>
-                  <w:szCs w:val="26"/>
-                </w:rPr>
-                <w:t>The Catholic Didascalia</w:t>
-              </w:r>
-              <w:r>
-                <w:rPr>
-                  <w:rStyle w:val="Hyperlink"/>
-                  <w:rFonts w:ascii="Gentium" w:hAnsi="Gentium" w:cs="Gentium"/>
-                  <w:sz w:val="26"/>
-                  <w:szCs w:val="26"/>
-                </w:rPr>
-                <w:br/>
-              </w:r>
-              <w:r>
-                <w:rPr>
-                  <w:rStyle w:val="Hyperlink"/>
-                  <w:rFonts w:ascii="Gentium" w:hAnsi="Gentium" w:cs="Gentium"/>
-                  <w:i/>
-                  <w:iCs/>
-                  <w:sz w:val="22"/>
-                  <w:szCs w:val="22"/>
-                </w:rPr>
-                <w:t>(R. Hugh Connolly, 1929)</w:t>
-              </w:r>
-            </w:hyperlink>
-          </w:p>
-        </w:tc>
-      </w:tr>
-      <w:tr>
-        <w:tc>
-          <w:tcPr>
-            <w:tcW w:w="15694" w:type="dxa"/>
-            <w:gridSpan w:val="7"/>
-          </w:tcPr>
-          <w:p>
-            <w:pPr>
-              <w:widowControl w:val="0"/>
-              <w:spacing w:before="120"/>
-              <w:jc w:val="center"/>
-              <w:rPr>
-                <w:rFonts w:ascii="Book Antiqua" w:hAnsi="Book Antiqua"/>
-                <w:b/>
-                <w:bCs/>
-              </w:rPr>
-            </w:pPr>
-            <w:r>
-              <w:rPr>
-                <w:rFonts w:ascii="Book Antiqua" w:hAnsi="Book Antiqua"/>
-                <w:b/>
-                <w:bCs/>
-              </w:rPr>
-              <w:t xml:space="preserve">Apocryphal </w:t>
-            </w:r>
-            <w:r>
-              <w:rPr>
-                <w:rFonts w:ascii="Book Antiqua" w:hAnsi="Book Antiqua"/>
-                <w:b/>
-                <w:bCs/>
-              </w:rPr>
-              <w:t>(</w:t>
-            </w:r>
-            <w:r>
-              <w:rPr>
-                <w:rFonts w:ascii="Book Antiqua" w:hAnsi="Book Antiqua"/>
-                <w:b/>
-                <w:bCs/>
-                <w:i/>
-                <w:iCs/>
-              </w:rPr>
-              <w:t>and Gnostic</w:t>
-            </w:r>
-            <w:r>
-              <w:rPr>
-                <w:rFonts w:ascii="Book Antiqua" w:hAnsi="Book Antiqua"/>
-                <w:b/>
-                <w:bCs/>
-              </w:rPr>
-              <w:t>) Revelations and Acts</w:t>
-            </w:r>
-          </w:p>
-        </w:tc>
-      </w:tr>
-      <w:tr>
-        <w:tc>
-          <w:tcPr>
-            <w:tcW w:w="3828" w:type="dxa"/>
-            <w:vAlign w:val="center"/>
-          </w:tcPr>
-          <w:p>
-            <w:pPr>
-              <w:spacing w:before="40" w:line="300" w:lineRule="exact"/>
-              <w:jc w:val="center"/>
-              <w:rPr>
-                <w:rFonts w:ascii="Book Antiqua" w:hAnsi="Book Antiqua"/>
-                <w:b/>
-                <w:bCs/>
-                <w:smallCaps/>
-                <w:color w:val="E36C0A" w:themeColor="accent6" w:themeShade="BF"/>
-              </w:rPr>
-            </w:pPr>
-            <w:r>
-              <w:rPr>
-                <w:rFonts w:ascii="Book Antiqua" w:hAnsi="Book Antiqua"/>
-                <w:b/>
-                <w:bCs/>
-                <w:smallCaps/>
-                <w:color w:val="808080" w:themeColor="background1" w:themeShade="80"/>
-              </w:rPr>
-              <w:t xml:space="preserve">The </w:t>
-            </w:r>
-            <w:r>
-              <w:rPr>
-                <w:rFonts w:ascii="Book Antiqua" w:hAnsi="Book Antiqua"/>
-                <w:b/>
-                <w:bCs/>
-                <w:smallCaps/>
-                <w:color w:val="808080" w:themeColor="background1" w:themeShade="80"/>
-              </w:rPr>
-              <w:t>Revelation to</w:t>
-            </w:r>
-            <w:r>
-              <w:rPr>
-                <w:rFonts w:ascii="Book Antiqua" w:hAnsi="Book Antiqua"/>
-                <w:b/>
-                <w:bCs/>
-                <w:smallCaps/>
-                <w:color w:val="808080" w:themeColor="background1" w:themeShade="80"/>
-              </w:rPr>
-              <w:t xml:space="preserve"> Peter</w:t>
-            </w:r>
-          </w:p>
-        </w:tc>
-        <w:tc>
-          <w:tcPr>
-            <w:tcW w:w="2835" w:type="dxa"/>
-            <w:vAlign w:val="center"/>
-          </w:tcPr>
-          <w:p>
-            <w:pPr>
-              <w:spacing w:before="40" w:line="260" w:lineRule="exact"/>
-              <w:jc w:val="center"/>
-              <w:rPr>
-                <w:rFonts w:ascii="Gentium" w:hAnsi="Gentium" w:cs="Gentium"/>
-                <w:i/>
-                <w:iCs/>
-                <w:smallCaps/>
-                <w:color w:val="800000"/>
-              </w:rPr>
-            </w:pPr>
-            <w:hyperlink r:id="rId748" w:tooltip="Transcription of the Greek Text" w:history="1">
-              <w:r>
-                <w:rPr>
-                  <w:rStyle w:val="Hyperlink"/>
-                  <w:rFonts w:ascii="Gentium" w:hAnsi="Gentium" w:cs="Gentium"/>
-                  <w:i/>
-                  <w:iCs/>
-                  <w:sz w:val="28"/>
-                  <w:szCs w:val="28"/>
-                </w:rPr>
-                <w:t>Ἀπ</w:t>
-              </w:r>
-              <w:proofErr w:type="spellStart"/>
-              <w:r>
-                <w:rPr>
-                  <w:rStyle w:val="Hyperlink"/>
-                  <w:rFonts w:ascii="Gentium" w:hAnsi="Gentium" w:cs="Gentium"/>
-                  <w:i/>
-                  <w:iCs/>
-                  <w:sz w:val="28"/>
-                  <w:szCs w:val="28"/>
-                </w:rPr>
-                <w:t>οκάλυψης</w:t>
-              </w:r>
-              <w:proofErr w:type="spellEnd"/>
-              <w:r>
-                <w:rPr>
-                  <w:rStyle w:val="Hyperlink"/>
-                  <w:rFonts w:ascii="Gentium" w:hAnsi="Gentium" w:cs="Gentium"/>
-                  <w:i/>
-                  <w:iCs/>
-                  <w:sz w:val="28"/>
-                  <w:szCs w:val="28"/>
-                </w:rPr>
-                <w:t xml:space="preserve"> </w:t>
-              </w:r>
-              <w:proofErr w:type="spellStart"/>
-              <w:r>
-                <w:rPr>
-                  <w:rStyle w:val="Hyperlink"/>
-                  <w:rFonts w:ascii="Gentium" w:hAnsi="Gentium" w:cs="Gentium"/>
-                  <w:i/>
-                  <w:iCs/>
-                  <w:sz w:val="28"/>
-                  <w:szCs w:val="28"/>
-                </w:rPr>
-                <w:t>Πέτρου</w:t>
-              </w:r>
-              <w:proofErr w:type="spellEnd"/>
-              <w:r>
-                <w:rPr>
-                  <w:rStyle w:val="Hyperlink"/>
-                  <w:rFonts w:ascii="Gentium" w:hAnsi="Gentium" w:cs="Gentium"/>
-                  <w:i/>
-                  <w:iCs/>
-                  <w:smallCaps/>
-                </w:rPr>
-                <w:t xml:space="preserve"> </w:t>
-              </w:r>
-              <w:r>
-                <w:rPr>
-                  <w:rStyle w:val="Hyperlink"/>
-                  <w:rFonts w:ascii="Gentium" w:hAnsi="Gentium" w:cs="Gentium"/>
-                  <w:i/>
-                  <w:iCs/>
-                  <w:smallCaps/>
-                </w:rPr>
-                <w:br/>
-                <w:t>(</w:t>
-              </w:r>
-              <w:proofErr w:type="spellStart"/>
-              <w:r>
-                <w:rPr>
-                  <w:rStyle w:val="Hyperlink"/>
-                  <w:rFonts w:ascii="Gentium" w:hAnsi="Gentium" w:cs="Gentium"/>
-                  <w:i/>
-                  <w:iCs/>
-                  <w:smallCaps/>
-                </w:rPr>
-                <w:t>Akhmim</w:t>
-              </w:r>
-              <w:proofErr w:type="spellEnd"/>
-              <w:r>
-                <w:rPr>
-                  <w:rStyle w:val="Hyperlink"/>
-                  <w:rFonts w:ascii="Gentium" w:hAnsi="Gentium" w:cs="Gentium"/>
-                  <w:i/>
-                  <w:iCs/>
-                  <w:smallCaps/>
-                </w:rPr>
-                <w:t xml:space="preserve"> Fragment)</w:t>
-              </w:r>
-            </w:hyperlink>
-          </w:p>
-        </w:tc>
-        <w:tc>
-          <w:tcPr>
-            <w:tcW w:w="2976" w:type="dxa"/>
-            <w:gridSpan w:val="2"/>
-            <w:vAlign w:val="center"/>
-          </w:tcPr>
-          <w:p>
-            <w:pPr>
-              <w:spacing w:before="40" w:line="260" w:lineRule="exact"/>
-              <w:jc w:val="center"/>
-              <w:rPr>
-                <w:rFonts w:ascii="Gentium" w:hAnsi="Gentium" w:cs="Gentium"/>
-                <w:i/>
-                <w:iCs/>
-                <w:smallCaps/>
-                <w:color w:val="800000"/>
-              </w:rPr>
-            </w:pPr>
-            <w:hyperlink r:id="rId749" w:tooltip="No Extant Latin MS" w:history="1">
-              <w:r>
-                <w:rPr>
-                  <w:rStyle w:val="Hyperlink"/>
-                  <w:rFonts w:ascii="Gentium" w:hAnsi="Gentium" w:cs="Gentium"/>
-                  <w:i/>
-                  <w:iCs/>
-                  <w:sz w:val="26"/>
-                  <w:szCs w:val="26"/>
-                  <w:u w:val="none"/>
-                </w:rPr>
-                <w:t>—</w:t>
-              </w:r>
-            </w:hyperlink>
-          </w:p>
-        </w:tc>
-        <w:tc>
-          <w:tcPr>
-            <w:tcW w:w="2552" w:type="dxa"/>
-            <w:gridSpan w:val="2"/>
-            <w:vAlign w:val="center"/>
-          </w:tcPr>
-          <w:p>
-            <w:pPr>
-              <w:spacing w:before="40" w:line="300" w:lineRule="exact"/>
-              <w:jc w:val="center"/>
-              <w:rPr>
-                <w:rFonts w:ascii="Gentium" w:hAnsi="Gentium" w:cs="Gentium"/>
-                <w:i/>
-                <w:iCs/>
-                <w:color w:val="E36C0A" w:themeColor="accent6" w:themeShade="BF"/>
-              </w:rPr>
-            </w:pPr>
-            <w:hyperlink r:id="rId750" w:tooltip="Ethiopic Text Unavailable" w:history="1">
-              <w:r>
-                <w:rPr>
-                  <w:rStyle w:val="Hyperlink"/>
-                  <w:rFonts w:ascii="Gentium" w:hAnsi="Gentium" w:cs="Gentium"/>
-                  <w:i/>
-                  <w:iCs/>
-                  <w:color w:val="E36C0A" w:themeColor="accent6" w:themeShade="BF"/>
-                  <w:u w:val="none"/>
-                </w:rPr>
-                <w:t>Ethiopic Text</w:t>
-              </w:r>
-            </w:hyperlink>
-          </w:p>
-        </w:tc>
-        <w:tc>
-          <w:tcPr>
-            <w:tcW w:w="3503" w:type="dxa"/>
-            <w:vAlign w:val="center"/>
-          </w:tcPr>
-          <w:p>
-            <w:pPr>
-              <w:spacing w:before="40" w:line="260" w:lineRule="exact"/>
-              <w:jc w:val="center"/>
-              <w:rPr>
-                <w:rFonts w:ascii="Gentium" w:hAnsi="Gentium" w:cs="Gentium"/>
-                <w:color w:val="808080" w:themeColor="background1" w:themeShade="80"/>
-                <w:sz w:val="26"/>
-                <w:szCs w:val="26"/>
-              </w:rPr>
-            </w:pPr>
-            <w:hyperlink r:id="rId751" w:tooltip="The Apocalypse of Peter" w:history="1">
-              <w:r>
-                <w:rPr>
-                  <w:rStyle w:val="Hyperlink"/>
-                  <w:rFonts w:ascii="Gentium" w:hAnsi="Gentium" w:cs="Gentium"/>
-                  <w:sz w:val="26"/>
-                  <w:szCs w:val="26"/>
-                </w:rPr>
-                <w:t>The Apocalypse of Peter</w:t>
-              </w:r>
-              <w:r>
-                <w:rPr>
-                  <w:rStyle w:val="Hyperlink"/>
-                  <w:rFonts w:ascii="Gentium" w:hAnsi="Gentium" w:cs="Gentium"/>
-                  <w:sz w:val="26"/>
-                  <w:szCs w:val="26"/>
-                </w:rPr>
-                <w:br/>
-              </w:r>
-              <w:r>
-                <w:rPr>
-                  <w:rStyle w:val="Hyperlink"/>
-                  <w:rFonts w:ascii="Gentium" w:hAnsi="Gentium" w:cs="Gentium"/>
-                  <w:i/>
-                  <w:iCs/>
-                  <w:sz w:val="22"/>
-                  <w:szCs w:val="22"/>
-                </w:rPr>
-                <w:t>(M.R. James, 1924)</w:t>
-              </w:r>
-            </w:hyperlink>
           </w:p>
         </w:tc>
       </w:tr>
@@ -37666,7 +38220,7 @@
                 <w:smallCaps/>
                 <w:color w:val="808080" w:themeColor="background1" w:themeShade="80"/>
               </w:rPr>
-              <w:t>The Revelation to Paul</w:t>
+              <w:t>Acts of Xanthippe &amp; Polyxena</w:t>
             </w:r>
           </w:p>
         </w:tc>
@@ -37688,181 +38242,7 @@
                 <w:szCs w:val="28"/>
               </w:rPr>
             </w:pPr>
-            <w:hyperlink r:id="rId752" w:tooltip="No Greek Text Available" w:history="1">
-              <w:r>
-                <w:rPr>
-                  <w:rStyle w:val="Hyperlink"/>
-                  <w:rFonts w:ascii="Gentium" w:hAnsi="Gentium" w:cs="Gentium"/>
-                  <w:i/>
-                  <w:iCs/>
-                  <w:color w:val="E36C0A" w:themeColor="accent6" w:themeShade="BF"/>
-                  <w:sz w:val="28"/>
-                  <w:szCs w:val="28"/>
-                  <w:u w:val="none"/>
-                </w:rPr>
-                <w:t>Greek Text</w:t>
-              </w:r>
-            </w:hyperlink>
-          </w:p>
-        </w:tc>
-        <w:tc>
-          <w:tcPr>
-            <w:tcW w:w="2976" w:type="dxa"/>
-            <w:gridSpan w:val="2"/>
-            <w:vAlign w:val="center"/>
-          </w:tcPr>
-          <w:p>
-            <w:pPr>
-              <w:spacing w:before="40" w:line="300" w:lineRule="exact"/>
-              <w:jc w:val="center"/>
-              <w:rPr>
-                <w:rFonts w:ascii="Gentium" w:hAnsi="Gentium" w:cs="Gentium"/>
-                <w:i/>
-                <w:iCs/>
-                <w:color w:val="800000"/>
-                <w:sz w:val="28"/>
-                <w:szCs w:val="28"/>
-              </w:rPr>
-            </w:pPr>
-            <w:hyperlink r:id="rId753" w:tooltip="M.R. James 1893 Transcription" w:history="1">
-              <w:r>
-                <w:rPr>
-                  <w:rStyle w:val="Hyperlink"/>
-                  <w:rFonts w:ascii="Gentium" w:hAnsi="Gentium" w:cs="Gentium"/>
-                  <w:i/>
-                  <w:iCs/>
-                  <w:sz w:val="28"/>
-                  <w:szCs w:val="28"/>
-                </w:rPr>
-                <w:t>Visio Sancti Pavli Apostoli</w:t>
-              </w:r>
-            </w:hyperlink>
-          </w:p>
-        </w:tc>
-        <w:tc>
-          <w:tcPr>
-            <w:tcW w:w="2552" w:type="dxa"/>
-            <w:gridSpan w:val="2"/>
-            <w:vAlign w:val="center"/>
-          </w:tcPr>
-          <w:p>
-            <w:pPr>
-              <w:spacing w:before="40" w:line="300" w:lineRule="exact"/>
-              <w:jc w:val="center"/>
-              <w:rPr>
-                <w:rFonts w:ascii="Gentium" w:hAnsi="Gentium" w:cs="Gentium"/>
-                <w:b/>
-                <w:bCs/>
-                <w:color w:val="800000"/>
-                <w:u w:val="single"/>
-              </w:rPr>
-            </w:pPr>
             <w:r>
-              <w:rPr>
-                <w:rFonts w:ascii="Gentium" w:hAnsi="Gentium" w:cs="Gentium"/>
-                <w:i/>
-                <w:iCs/>
-                <w:color w:val="E36C0A" w:themeColor="accent6" w:themeShade="BF"/>
-              </w:rPr>
-              <w:t>Syriac</w:t>
-            </w:r>
-            <w:r>
-              <w:rPr>
-                <w:rFonts w:ascii="Gentium" w:hAnsi="Gentium" w:cs="Gentium"/>
-                <w:i/>
-                <w:iCs/>
-                <w:color w:val="E36C0A" w:themeColor="accent6" w:themeShade="BF"/>
-              </w:rPr>
-              <w:t xml:space="preserve"> Text</w:t>
-            </w:r>
-          </w:p>
-        </w:tc>
-        <w:tc>
-          <w:tcPr>
-            <w:tcW w:w="3503" w:type="dxa"/>
-            <w:vAlign w:val="center"/>
-          </w:tcPr>
-          <w:p>
-            <w:pPr>
-              <w:spacing w:before="40" w:line="260" w:lineRule="exact"/>
-              <w:jc w:val="center"/>
-              <w:rPr>
-                <w:rFonts w:ascii="Gentium" w:hAnsi="Gentium" w:cs="Gentium"/>
-                <w:b/>
-                <w:bCs/>
-                <w:color w:val="800000"/>
-                <w:u w:val="single"/>
-              </w:rPr>
-            </w:pPr>
-            <w:hyperlink r:id="rId754" w:tooltip="The Apocalypse of Paul" w:history="1">
-              <w:r>
-                <w:rPr>
-                  <w:rStyle w:val="Hyperlink"/>
-                  <w:rFonts w:ascii="Gentium" w:hAnsi="Gentium" w:cs="Gentium"/>
-                  <w:sz w:val="26"/>
-                  <w:szCs w:val="26"/>
-                </w:rPr>
-                <w:t>The Apocalypse of Paul</w:t>
-              </w:r>
-              <w:r>
-                <w:rPr>
-                  <w:rStyle w:val="Hyperlink"/>
-                  <w:rFonts w:ascii="Gentium" w:hAnsi="Gentium" w:cs="Gentium"/>
-                  <w:sz w:val="26"/>
-                  <w:szCs w:val="26"/>
-                </w:rPr>
-                <w:br/>
-              </w:r>
-              <w:r>
-                <w:rPr>
-                  <w:rStyle w:val="Hyperlink"/>
-                  <w:rFonts w:ascii="Gentium" w:hAnsi="Gentium" w:cs="Gentium"/>
-                  <w:i/>
-                  <w:iCs/>
-                  <w:sz w:val="22"/>
-                  <w:szCs w:val="22"/>
-                </w:rPr>
-                <w:t>(M.R. James, 1924)</w:t>
-              </w:r>
-            </w:hyperlink>
-          </w:p>
-        </w:tc>
-      </w:tr>
-      <w:tr>
-        <w:tc>
-          <w:tcPr>
-            <w:tcW w:w="3828" w:type="dxa"/>
-            <w:vAlign w:val="center"/>
-          </w:tcPr>
-          <w:p>
-            <w:pPr>
-              <w:spacing w:before="40" w:line="300" w:lineRule="exact"/>
-              <w:jc w:val="center"/>
-              <w:rPr>
-                <w:rFonts w:ascii="Book Antiqua" w:hAnsi="Book Antiqua"/>
-                <w:smallCaps/>
-                <w:color w:val="76923C" w:themeColor="accent3" w:themeShade="BF"/>
-              </w:rPr>
-            </w:pPr>
-            <w:r>
-              <w:rPr>
-                <w:rFonts w:ascii="Book Antiqua" w:hAnsi="Book Antiqua"/>
-                <w:smallCaps/>
-                <w:color w:val="808080" w:themeColor="background1" w:themeShade="80"/>
-              </w:rPr>
-              <w:t>The Revelation to the Virgin</w:t>
-            </w:r>
-          </w:p>
-        </w:tc>
-        <w:tc>
-          <w:tcPr>
-            <w:tcW w:w="2835" w:type="dxa"/>
-            <w:vAlign w:val="center"/>
-          </w:tcPr>
-          <w:p>
-            <w:pPr>
-              <w:spacing w:before="40" w:line="300" w:lineRule="exact"/>
-              <w:jc w:val="center"/>
               <w:rPr>
                 <w:rFonts w:ascii="Gentium" w:hAnsi="Gentium" w:cs="Gentium"/>
                 <w:i/>
@@ -37871,7 +38251,8 @@
                 <w:sz w:val="28"/>
                 <w:szCs w:val="28"/>
               </w:rPr>
-            </w:pPr>
+              <w:t>Βιος</w:t>
+            </w:r>
             <w:r>
               <w:rPr>
                 <w:rFonts w:ascii="Gentium" w:hAnsi="Gentium" w:cs="Gentium"/>
@@ -37881,7 +38262,7 @@
                 <w:sz w:val="28"/>
                 <w:szCs w:val="28"/>
               </w:rPr>
-              <w:t>Απ</w:t>
+              <w:t xml:space="preserve"> Ξα</w:t>
             </w:r>
             <w:proofErr w:type="spellStart"/>
             <w:r>
@@ -37893,7 +38274,7 @@
                 <w:sz w:val="28"/>
                 <w:szCs w:val="28"/>
               </w:rPr>
-              <w:t>οκ</w:t>
+              <w:t>νθί</w:t>
             </w:r>
             <w:proofErr w:type="spellEnd"/>
             <w:r>
@@ -37905,7 +38286,7 @@
                 <w:sz w:val="28"/>
                 <w:szCs w:val="28"/>
               </w:rPr>
-              <w:t xml:space="preserve">αλυψις </w:t>
+              <w:t xml:space="preserve">ππης καὶ </w:t>
             </w:r>
             <w:proofErr w:type="spellStart"/>
             <w:r>
@@ -37917,44 +38298,9 @@
                 <w:sz w:val="28"/>
                 <w:szCs w:val="28"/>
               </w:rPr>
-              <w:t>της</w:t>
+              <w:t>Πολυξένης</w:t>
             </w:r>
             <w:proofErr w:type="spellEnd"/>
-            <w:r>
-              <w:rPr>
-                <w:rFonts w:ascii="Gentium" w:hAnsi="Gentium" w:cs="Gentium"/>
-                <w:i/>
-                <w:iCs/>
-                <w:color w:val="808080" w:themeColor="background1" w:themeShade="80"/>
-                <w:sz w:val="28"/>
-                <w:szCs w:val="28"/>
-              </w:rPr>
-              <w:t xml:space="preserve"> </w:t>
-            </w:r>
-            <w:proofErr w:type="spellStart"/>
-            <w:r>
-              <w:rPr>
-                <w:rFonts w:ascii="Gentium" w:hAnsi="Gentium" w:cs="Gentium"/>
-                <w:i/>
-                <w:iCs/>
-                <w:color w:val="808080" w:themeColor="background1" w:themeShade="80"/>
-                <w:sz w:val="28"/>
-                <w:szCs w:val="28"/>
-              </w:rPr>
-              <w:t>Αγι</w:t>
-            </w:r>
-            <w:proofErr w:type="spellEnd"/>
-            <w:r>
-              <w:rPr>
-                <w:rFonts w:ascii="Gentium" w:hAnsi="Gentium" w:cs="Gentium"/>
-                <w:i/>
-                <w:iCs/>
-                <w:color w:val="808080" w:themeColor="background1" w:themeShade="80"/>
-                <w:sz w:val="28"/>
-                <w:szCs w:val="28"/>
-              </w:rPr>
-              <w:t>ας Θεοτοκου</w:t>
-            </w:r>
           </w:p>
         </w:tc>
         <w:tc>
@@ -37967,147 +38313,6 @@
             <w:pPr>
               <w:spacing w:before="40" w:line="300" w:lineRule="exact"/>
               <w:jc w:val="center"/>
-              <w:rPr>
-                <w:rFonts w:ascii="Gentium" w:hAnsi="Gentium" w:cs="Gentium"/>
-                <w:b/>
-                <w:bCs/>
-                <w:color w:val="800000"/>
-                <w:u w:val="single"/>
-              </w:rPr>
-            </w:pPr>
-          </w:p>
-        </w:tc>
-        <w:tc>
-          <w:tcPr>
-            <w:tcW w:w="2552" w:type="dxa"/>
-            <w:gridSpan w:val="2"/>
-            <w:vAlign w:val="center"/>
-          </w:tcPr>
-          <w:p>
-            <w:pPr>
-              <w:spacing w:before="40" w:line="300" w:lineRule="exact"/>
-              <w:jc w:val="center"/>
-              <w:rPr>
-                <w:rFonts w:ascii="Gentium" w:hAnsi="Gentium" w:cs="Gentium"/>
-                <w:b/>
-                <w:bCs/>
-                <w:color w:val="800000"/>
-                <w:u w:val="single"/>
-              </w:rPr>
-            </w:pPr>
-          </w:p>
-        </w:tc>
-        <w:tc>
-          <w:tcPr>
-            <w:tcW w:w="3503" w:type="dxa"/>
-            <w:vAlign w:val="center"/>
-          </w:tcPr>
-          <w:p>
-            <w:pPr>
-              <w:spacing w:before="40" w:line="300" w:lineRule="exact"/>
-              <w:jc w:val="center"/>
-              <w:rPr>
-                <w:rFonts w:ascii="Gentium" w:hAnsi="Gentium" w:cs="Gentium"/>
-                <w:b/>
-                <w:bCs/>
-                <w:color w:val="800000"/>
-                <w:u w:val="single"/>
-              </w:rPr>
-            </w:pPr>
-          </w:p>
-        </w:tc>
-      </w:tr>
-      <w:tr>
-        <w:tc>
-          <w:tcPr>
-            <w:tcW w:w="3828" w:type="dxa"/>
-            <w:vAlign w:val="center"/>
-          </w:tcPr>
-          <w:p>
-            <w:pPr>
-              <w:spacing w:before="40" w:line="300" w:lineRule="exact"/>
-              <w:jc w:val="center"/>
-              <w:rPr>
-                <w:rFonts w:ascii="Book Antiqua" w:hAnsi="Book Antiqua"/>
-                <w:smallCaps/>
-                <w:color w:val="76923C" w:themeColor="accent3" w:themeShade="BF"/>
-              </w:rPr>
-            </w:pPr>
-            <w:r>
-              <w:rPr>
-                <w:rFonts w:ascii="Book Antiqua" w:hAnsi="Book Antiqua"/>
-                <w:smallCaps/>
-                <w:color w:val="76923C" w:themeColor="accent3" w:themeShade="BF"/>
-              </w:rPr>
-              <w:t xml:space="preserve">The </w:t>
-            </w:r>
-            <w:r>
-              <w:rPr>
-                <w:rFonts w:ascii="Book Antiqua" w:hAnsi="Book Antiqua"/>
-                <w:smallCaps/>
-                <w:color w:val="76923C" w:themeColor="accent3" w:themeShade="BF"/>
-              </w:rPr>
-              <w:t>Revelation to</w:t>
-            </w:r>
-            <w:r>
-              <w:rPr>
-                <w:rFonts w:ascii="Book Antiqua" w:hAnsi="Book Antiqua"/>
-                <w:smallCaps/>
-                <w:color w:val="76923C" w:themeColor="accent3" w:themeShade="BF"/>
-              </w:rPr>
-              <w:t xml:space="preserve"> </w:t>
-            </w:r>
-            <w:r>
-              <w:rPr>
-                <w:rFonts w:ascii="Book Antiqua" w:hAnsi="Book Antiqua"/>
-                <w:smallCaps/>
-                <w:color w:val="76923C" w:themeColor="accent3" w:themeShade="BF"/>
-              </w:rPr>
-              <w:t>Thomas</w:t>
-            </w:r>
-          </w:p>
-        </w:tc>
-        <w:tc>
-          <w:tcPr>
-            <w:tcW w:w="2835" w:type="dxa"/>
-            <w:vAlign w:val="center"/>
-          </w:tcPr>
-          <w:p>
-            <w:pPr>
-              <w:spacing w:before="40" w:line="300" w:lineRule="exact"/>
-              <w:jc w:val="center"/>
-              <w:rPr>
-                <w:rFonts w:ascii="Gentium" w:hAnsi="Gentium" w:cs="Gentium"/>
-                <w:i/>
-                <w:iCs/>
-                <w:color w:val="808080" w:themeColor="background1" w:themeShade="80"/>
-                <w:sz w:val="28"/>
-                <w:szCs w:val="28"/>
-              </w:rPr>
-            </w:pPr>
-          </w:p>
-        </w:tc>
-        <w:tc>
-          <w:tcPr>
-            <w:tcW w:w="2976" w:type="dxa"/>
-            <w:gridSpan w:val="2"/>
-            <w:vAlign w:val="center"/>
-          </w:tcPr>
-          <w:p>
-            <w:pPr>
-              <w:spacing w:before="40" w:line="300" w:lineRule="exact"/>
-              <w:jc w:val="center"/>
-              <w:rPr>
-                <w:rFonts w:ascii="Gentium" w:hAnsi="Gentium" w:cs="Gentium"/>
-                <w:i/>
-                <w:iCs/>
-                <w:color w:val="808080" w:themeColor="background1" w:themeShade="80"/>
-                <w:sz w:val="28"/>
-                <w:szCs w:val="28"/>
-              </w:rPr>
-            </w:pPr>
-            <w:proofErr w:type="spellStart"/>
-            <w:r>
               <w:rPr>
                 <w:rFonts w:ascii="Gentium" w:hAnsi="Gentium" w:cs="Gentium"/>
                 <w:i/>
@@ -38116,20 +38321,7 @@
                 <w:sz w:val="28"/>
                 <w:szCs w:val="28"/>
               </w:rPr>
-              <w:t>Revelatio</w:t>
-            </w:r>
-            <w:proofErr w:type="spellEnd"/>
-            <w:r>
-              <w:rPr>
-                <w:rFonts w:ascii="Gentium" w:hAnsi="Gentium" w:cs="Gentium"/>
-                <w:i/>
-                <w:iCs/>
-                <w:color w:val="E36C0A" w:themeColor="accent6" w:themeShade="BF"/>
-                <w:sz w:val="28"/>
-                <w:szCs w:val="28"/>
-              </w:rPr>
-              <w:t xml:space="preserve"> Thomae</w:t>
-            </w:r>
+            </w:pPr>
           </w:p>
         </w:tc>
         <w:tc>
@@ -38163,210 +38355,6 @@
               <w:jc w:val="center"/>
               <w:rPr>
                 <w:rFonts w:ascii="Gentium" w:hAnsi="Gentium" w:cs="Gentium"/>
-                <w:b/>
-                <w:bCs/>
-                <w:color w:val="800000"/>
-                <w:u w:val="single"/>
-              </w:rPr>
-            </w:pPr>
-            <w:r>
-              <w:rPr>
-                <w:rFonts w:ascii="Gentium" w:hAnsi="Gentium" w:cs="Gentium"/>
-                <w:color w:val="808080" w:themeColor="background1" w:themeShade="80"/>
-                <w:sz w:val="26"/>
-                <w:szCs w:val="26"/>
-              </w:rPr>
-              <w:t xml:space="preserve">The Apocalypse of </w:t>
-            </w:r>
-            <w:r>
-              <w:rPr>
-                <w:rFonts w:ascii="Gentium" w:hAnsi="Gentium" w:cs="Gentium"/>
-                <w:color w:val="808080" w:themeColor="background1" w:themeShade="80"/>
-                <w:sz w:val="26"/>
-                <w:szCs w:val="26"/>
-              </w:rPr>
-              <w:t>Thomas</w:t>
-            </w:r>
-            <w:r>
-              <w:rPr>
-                <w:rFonts w:ascii="Gentium" w:hAnsi="Gentium" w:cs="Gentium"/>
-                <w:color w:val="808080" w:themeColor="background1" w:themeShade="80"/>
-                <w:sz w:val="26"/>
-                <w:szCs w:val="26"/>
-              </w:rPr>
-              <w:br/>
-            </w:r>
-            <w:r>
-              <w:rPr>
-                <w:rFonts w:ascii="Gentium" w:hAnsi="Gentium" w:cs="Gentium"/>
-                <w:i/>
-                <w:iCs/>
-                <w:color w:val="808080" w:themeColor="background1" w:themeShade="80"/>
-                <w:sz w:val="22"/>
-                <w:szCs w:val="22"/>
-              </w:rPr>
-              <w:t>(M.R. James, 1924)</w:t>
-            </w:r>
-          </w:p>
-        </w:tc>
-      </w:tr>
-      <w:tr>
-        <w:tc>
-          <w:tcPr>
-            <w:tcW w:w="3828" w:type="dxa"/>
-            <w:vAlign w:val="center"/>
-          </w:tcPr>
-          <w:p>
-            <w:pPr>
-              <w:spacing w:before="40" w:line="300" w:lineRule="exact"/>
-              <w:jc w:val="center"/>
-              <w:rPr>
-                <w:rFonts w:ascii="Book Antiqua" w:hAnsi="Book Antiqua"/>
-                <w:smallCaps/>
-                <w:color w:val="76923C" w:themeColor="accent3" w:themeShade="BF"/>
-              </w:rPr>
-            </w:pPr>
-            <w:r>
-              <w:rPr>
-                <w:rFonts w:ascii="Book Antiqua" w:hAnsi="Book Antiqua"/>
-                <w:smallCaps/>
-                <w:color w:val="808080" w:themeColor="background1" w:themeShade="80"/>
-              </w:rPr>
-              <w:t>Acts of Xanthippe &amp; Polyxena</w:t>
-            </w:r>
-          </w:p>
-        </w:tc>
-        <w:tc>
-          <w:tcPr>
-            <w:tcW w:w="2835" w:type="dxa"/>
-            <w:vAlign w:val="center"/>
-          </w:tcPr>
-          <w:p>
-            <w:pPr>
-              <w:spacing w:before="40" w:line="300" w:lineRule="exact"/>
-              <w:jc w:val="center"/>
-              <w:rPr>
-                <w:rFonts w:ascii="Gentium" w:hAnsi="Gentium" w:cs="Gentium"/>
-                <w:i/>
-                <w:iCs/>
-                <w:color w:val="808080" w:themeColor="background1" w:themeShade="80"/>
-                <w:sz w:val="28"/>
-                <w:szCs w:val="28"/>
-              </w:rPr>
-            </w:pPr>
-            <w:r>
-              <w:rPr>
-                <w:rFonts w:ascii="Gentium" w:hAnsi="Gentium" w:cs="Gentium"/>
-                <w:i/>
-                <w:iCs/>
-                <w:color w:val="808080" w:themeColor="background1" w:themeShade="80"/>
-                <w:sz w:val="28"/>
-                <w:szCs w:val="28"/>
-              </w:rPr>
-              <w:t>Βιος</w:t>
-            </w:r>
-            <w:r>
-              <w:rPr>
-                <w:rFonts w:ascii="Gentium" w:hAnsi="Gentium" w:cs="Gentium"/>
-                <w:i/>
-                <w:iCs/>
-                <w:color w:val="808080" w:themeColor="background1" w:themeShade="80"/>
-                <w:sz w:val="28"/>
-                <w:szCs w:val="28"/>
-              </w:rPr>
-              <w:t xml:space="preserve"> Ξα</w:t>
-            </w:r>
-            <w:proofErr w:type="spellStart"/>
-            <w:r>
-              <w:rPr>
-                <w:rFonts w:ascii="Gentium" w:hAnsi="Gentium" w:cs="Gentium"/>
-                <w:i/>
-                <w:iCs/>
-                <w:color w:val="808080" w:themeColor="background1" w:themeShade="80"/>
-                <w:sz w:val="28"/>
-                <w:szCs w:val="28"/>
-              </w:rPr>
-              <w:t>νθί</w:t>
-            </w:r>
-            <w:proofErr w:type="spellEnd"/>
-            <w:r>
-              <w:rPr>
-                <w:rFonts w:ascii="Gentium" w:hAnsi="Gentium" w:cs="Gentium"/>
-                <w:i/>
-                <w:iCs/>
-                <w:color w:val="808080" w:themeColor="background1" w:themeShade="80"/>
-                <w:sz w:val="28"/>
-                <w:szCs w:val="28"/>
-              </w:rPr>
-              <w:t xml:space="preserve">ππης καὶ </w:t>
-            </w:r>
-            <w:proofErr w:type="spellStart"/>
-            <w:r>
-              <w:rPr>
-                <w:rFonts w:ascii="Gentium" w:hAnsi="Gentium" w:cs="Gentium"/>
-                <w:i/>
-                <w:iCs/>
-                <w:color w:val="808080" w:themeColor="background1" w:themeShade="80"/>
-                <w:sz w:val="28"/>
-                <w:szCs w:val="28"/>
-              </w:rPr>
-              <w:t>Πολυξένης</w:t>
-            </w:r>
-            <w:proofErr w:type="spellEnd"/>
-          </w:p>
-        </w:tc>
-        <w:tc>
-          <w:tcPr>
-            <w:tcW w:w="2976" w:type="dxa"/>
-            <w:gridSpan w:val="2"/>
-            <w:vAlign w:val="center"/>
-          </w:tcPr>
-          <w:p>
-            <w:pPr>
-              <w:spacing w:before="40" w:line="300" w:lineRule="exact"/>
-              <w:jc w:val="center"/>
-              <w:rPr>
-                <w:rFonts w:ascii="Gentium" w:hAnsi="Gentium" w:cs="Gentium"/>
-                <w:i/>
-                <w:iCs/>
-                <w:color w:val="E36C0A" w:themeColor="accent6" w:themeShade="BF"/>
-                <w:sz w:val="28"/>
-                <w:szCs w:val="28"/>
-              </w:rPr>
-            </w:pPr>
-          </w:p>
-        </w:tc>
-        <w:tc>
-          <w:tcPr>
-            <w:tcW w:w="2552" w:type="dxa"/>
-            <w:gridSpan w:val="2"/>
-            <w:vAlign w:val="center"/>
-          </w:tcPr>
-          <w:p>
-            <w:pPr>
-              <w:spacing w:before="40" w:line="300" w:lineRule="exact"/>
-              <w:jc w:val="center"/>
-              <w:rPr>
-                <w:rFonts w:ascii="Gentium" w:hAnsi="Gentium" w:cs="Gentium"/>
-                <w:b/>
-                <w:bCs/>
-                <w:color w:val="800000"/>
-                <w:u w:val="single"/>
-              </w:rPr>
-            </w:pPr>
-          </w:p>
-        </w:tc>
-        <w:tc>
-          <w:tcPr>
-            <w:tcW w:w="3503" w:type="dxa"/>
-            <w:vAlign w:val="center"/>
-          </w:tcPr>
-          <w:p>
-            <w:pPr>
-              <w:spacing w:before="40" w:line="260" w:lineRule="exact"/>
-              <w:jc w:val="center"/>
-              <w:rPr>
-                <w:rFonts w:ascii="Gentium" w:hAnsi="Gentium" w:cs="Gentium"/>
                 <w:color w:val="808080" w:themeColor="background1" w:themeShade="80"/>
                 <w:sz w:val="26"/>
                 <w:szCs w:val="26"/>
@@ -38451,7 +38439,7 @@
               <w:spacing w:before="40" w:line="280" w:lineRule="exact"/>
               <w:jc w:val="center"/>
             </w:pPr>
-            <w:hyperlink r:id="rId755" w:tooltip="The Gospel of Thomas" w:history="1">
+            <w:hyperlink r:id="rId756" w:tooltip="The Gospel of Thomas" w:history="1">
               <w:r>
                 <w:rPr>
                   <w:rStyle w:val="Hyperlink"/>
@@ -38479,7 +38467,7 @@
                 <w:rFonts w:ascii="Gentium" w:hAnsi="Gentium" w:cs="Gentium"/>
               </w:rPr>
             </w:pPr>
-            <w:hyperlink r:id="rId756" w:tooltip="The Gospel of Thomas (Greek Fragments)" w:history="1">
+            <w:hyperlink r:id="rId757" w:tooltip="The Gospel of Thomas (Greek Fragments)" w:history="1">
               <w:r>
                 <w:rPr>
                   <w:rStyle w:val="Hyperlink"/>
@@ -38554,7 +38542,7 @@
                 <w:szCs w:val="28"/>
               </w:rPr>
             </w:pPr>
-            <w:hyperlink r:id="rId757" w:tooltip="The Gospel of Thomas (Nag Hammadi)" w:history="1">
+            <w:hyperlink r:id="rId758" w:tooltip="The Gospel of Thomas (Nag Hammadi)" w:history="1">
               <w:r>
                 <w:rPr>
                   <w:rStyle w:val="Hyperlink"/>
@@ -38584,7 +38572,7 @@
                 <w:szCs w:val="26"/>
               </w:rPr>
             </w:pPr>
-            <w:hyperlink r:id="rId758" w:tooltip="Mark M. Mattison's Open Source Translation" w:history="1">
+            <w:hyperlink r:id="rId759" w:tooltip="Mark M. Mattison's Open Source Translation" w:history="1">
               <w:r>
                 <w:rPr>
                   <w:rStyle w:val="Hyperlink"/>
@@ -38684,7 +38672,7 @@
                 <w:szCs w:val="28"/>
               </w:rPr>
             </w:pPr>
-            <w:hyperlink r:id="rId759" w:tooltip="No Extant Greek Text" w:history="1">
+            <w:hyperlink r:id="rId760" w:tooltip="No Extant Greek Text" w:history="1">
               <w:r>
                 <w:rPr>
                   <w:rStyle w:val="Hyperlink"/>
@@ -38782,7 +38770,7 @@
                 <w:color w:val="76923C" w:themeColor="accent3" w:themeShade="BF"/>
               </w:rPr>
             </w:pPr>
-            <w:hyperlink r:id="rId760" w:tooltip="The Secret Gospel of Mark" w:history="1">
+            <w:hyperlink r:id="rId761" w:tooltip="The Secret Gospel of Mark" w:history="1">
               <w:r>
                 <w:rPr>
                   <w:rStyle w:val="Hyperlink"/>
@@ -38812,7 +38800,7 @@
                 <w:color w:val="0000FF"/>
               </w:rPr>
             </w:pPr>
-            <w:hyperlink r:id="rId761" w:tooltip="Secret Gospel of Mark" w:history="1">
+            <w:hyperlink r:id="rId762" w:tooltip="Secret Gospel of Mark" w:history="1">
               <w:r>
                 <w:rPr>
                   <w:rStyle w:val="Hyperlink"/>
@@ -38859,7 +38847,7 @@
                 <w:szCs w:val="26"/>
               </w:rPr>
             </w:pPr>
-            <w:hyperlink r:id="rId762" w:tooltip="Morton Smith's Original Translation" w:history="1">
+            <w:hyperlink r:id="rId763" w:tooltip="Morton Smith's Original Translation" w:history="1">
               <w:r>
                 <w:rPr>
                   <w:rStyle w:val="Hyperlink"/>
@@ -39093,7 +39081,7 @@
               </w:rPr>
               <w:br/>
             </w:r>
-            <w:hyperlink r:id="rId763" w:tooltip="An Overview of the TheoDoor Project" w:history="1">
+            <w:hyperlink r:id="rId764" w:tooltip="An Overview of the TheoDoor Project" w:history="1">
               <w:r>
                 <w:rPr>
                   <w:rStyle w:val="Hyperlink"/>
@@ -39493,7 +39481,7 @@
               </w:rPr>
               <w:t>(</w:t>
             </w:r>
-            <w:hyperlink r:id="rId764" w:tooltip="Notes on the translations by R.H. Charles." w:history="1">
+            <w:hyperlink r:id="rId765" w:tooltip="Notes on the translations by R.H. Charles." w:history="1">
               <w:r>
                 <w:rPr>
                   <w:rStyle w:val="Hyperlink"/>
@@ -39641,7 +39629,7 @@
                 <w:sz w:val="24"/>
               </w:rPr>
             </w:pPr>
-            <w:hyperlink r:id="rId765" w:tooltip="The Testament of Abraham" w:history="1">
+            <w:hyperlink r:id="rId766" w:tooltip="The Testament of Abraham" w:history="1">
               <w:r>
                 <w:rPr>
                   <w:rStyle w:val="Hyperlink"/>
@@ -39679,7 +39667,7 @@
                 <w:u w:val="single"/>
               </w:rPr>
             </w:pPr>
-            <w:hyperlink r:id="rId766" w:tooltip="The Testament of Abraham" w:history="1">
+            <w:hyperlink r:id="rId767" w:tooltip="The Testament of Abraham" w:history="1">
               <w:r>
                 <w:rPr>
                   <w:rStyle w:val="Hyperlink"/>
@@ -39720,7 +39708,7 @@
                 <w:szCs w:val="26"/>
               </w:rPr>
             </w:pPr>
-            <w:hyperlink r:id="rId767" w:tooltip="No Latin Text Available" w:history="1">
+            <w:hyperlink r:id="rId768" w:tooltip="No Latin Text Available" w:history="1">
               <w:r>
                 <w:rPr>
                   <w:rStyle w:val="Hyperlink"/>
@@ -39756,7 +39744,7 @@
                 <w:szCs w:val="26"/>
               </w:rPr>
             </w:pPr>
-            <w:hyperlink r:id="rId768" w:tooltip="Coptic Text Unavailable" w:history="1">
+            <w:hyperlink r:id="rId769" w:tooltip="Coptic Text Unavailable" w:history="1">
               <w:r>
                 <w:rPr>
                   <w:rStyle w:val="Hyperlink"/>
@@ -39792,7 +39780,7 @@
                 <w:u w:val="single"/>
               </w:rPr>
             </w:pPr>
-            <w:hyperlink r:id="rId769" w:tooltip="An Image-Scan of Tikhonravov's Text" w:history="1">
+            <w:hyperlink r:id="rId770" w:tooltip="An Image-Scan of Tikhonravov's Text" w:history="1">
               <w:proofErr w:type="spellStart"/>
               <w:r>
                 <w:rPr>
@@ -39896,7 +39884,7 @@
                 <w:u w:val="single"/>
               </w:rPr>
             </w:pPr>
-            <w:hyperlink r:id="rId770" w:tooltip="M.R. James' 1892 Translation" w:history="1">
+            <w:hyperlink r:id="rId771" w:tooltip="M.R. James' 1892 Translation" w:history="1">
               <w:r>
                 <w:rPr>
                   <w:rStyle w:val="Hyperlink"/>
@@ -40042,7 +40030,7 @@
                 <w:sz w:val="24"/>
               </w:rPr>
             </w:pPr>
-            <w:hyperlink r:id="rId771" w:tooltip="No Greek Text Available" w:history="1">
+            <w:hyperlink r:id="rId772" w:tooltip="No Greek Text Available" w:history="1">
               <w:r>
                 <w:rPr>
                   <w:rStyle w:val="Hyperlink"/>
@@ -40082,7 +40070,7 @@
                 <w:szCs w:val="26"/>
               </w:rPr>
             </w:pPr>
-            <w:hyperlink r:id="rId772" w:tooltip="No Latin Text Available" w:history="1">
+            <w:hyperlink r:id="rId773" w:tooltip="No Latin Text Available" w:history="1">
               <w:r>
                 <w:rPr>
                   <w:rStyle w:val="Hyperlink"/>
@@ -40118,7 +40106,7 @@
                 <w:szCs w:val="26"/>
               </w:rPr>
             </w:pPr>
-            <w:hyperlink r:id="rId773" w:tooltip="Coptic Text Unavailable" w:history="1">
+            <w:hyperlink r:id="rId774" w:tooltip="Coptic Text Unavailable" w:history="1">
               <w:r>
                 <w:rPr>
                   <w:rStyle w:val="Hyperlink"/>
@@ -40152,7 +40140,7 @@
                 <w:sz w:val="24"/>
               </w:rPr>
             </w:pPr>
-            <w:hyperlink r:id="rId774" w:tooltip="No Slavonic Text Available" w:history="1">
+            <w:hyperlink r:id="rId775" w:tooltip="No Slavonic Text Available" w:history="1">
               <w:r>
                 <w:rPr>
                   <w:rStyle w:val="Hyperlink"/>
@@ -40279,7 +40267,7 @@
                 <w:sz w:val="24"/>
               </w:rPr>
             </w:pPr>
-            <w:hyperlink r:id="rId775" w:tooltip="No Greek Text Available" w:history="1">
+            <w:hyperlink r:id="rId776" w:tooltip="No Greek Text Available" w:history="1">
               <w:r>
                 <w:rPr>
                   <w:rStyle w:val="Hyperlink"/>
@@ -40319,7 +40307,7 @@
                 <w:szCs w:val="26"/>
               </w:rPr>
             </w:pPr>
-            <w:hyperlink r:id="rId776" w:tooltip="No Latin Text Available" w:history="1">
+            <w:hyperlink r:id="rId777" w:tooltip="No Latin Text Available" w:history="1">
               <w:r>
                 <w:rPr>
                   <w:rStyle w:val="Hyperlink"/>
@@ -40355,7 +40343,7 @@
                 <w:szCs w:val="26"/>
               </w:rPr>
             </w:pPr>
-            <w:hyperlink r:id="rId777" w:tooltip="Coptic Text Unavailable" w:history="1">
+            <w:hyperlink r:id="rId778" w:tooltip="Coptic Text Unavailable" w:history="1">
               <w:r>
                 <w:rPr>
                   <w:rStyle w:val="Hyperlink"/>
@@ -40389,7 +40377,7 @@
                 <w:sz w:val="24"/>
               </w:rPr>
             </w:pPr>
-            <w:hyperlink r:id="rId778" w:tooltip="No Slavonic Text Available" w:history="1">
+            <w:hyperlink r:id="rId779" w:tooltip="No Slavonic Text Available" w:history="1">
               <w:r>
                 <w:rPr>
                   <w:rStyle w:val="Hyperlink"/>
@@ -40560,7 +40548,7 @@
                 <w:u w:val="single"/>
               </w:rPr>
             </w:pPr>
-            <w:hyperlink r:id="rId779" w:tooltip="Full Transcription of Unknown Provenance" w:history="1">
+            <w:hyperlink r:id="rId780" w:tooltip="Full Transcription of Unknown Provenance" w:history="1">
               <w:proofErr w:type="spellStart"/>
               <w:r>
                 <w:rPr>
@@ -40660,7 +40648,7 @@
                 <w:szCs w:val="26"/>
               </w:rPr>
             </w:pPr>
-            <w:hyperlink r:id="rId780" w:tooltip="No Latin Text Available" w:history="1">
+            <w:hyperlink r:id="rId781" w:tooltip="No Latin Text Available" w:history="1">
               <w:r>
                 <w:rPr>
                   <w:rStyle w:val="Hyperlink"/>
@@ -40739,7 +40727,7 @@
                 <w:sz w:val="24"/>
               </w:rPr>
             </w:pPr>
-            <w:hyperlink r:id="rId781" w:tooltip="No Slavonic Text Available" w:history="1">
+            <w:hyperlink r:id="rId782" w:tooltip="No Slavonic Text Available" w:history="1">
               <w:r>
                 <w:rPr>
                   <w:rStyle w:val="Hyperlink"/>
@@ -40771,7 +40759,7 @@
                 <w:szCs w:val="26"/>
               </w:rPr>
             </w:pPr>
-            <w:hyperlink r:id="rId782" w:tooltip="The Testaments of the Twelve Patriarchs (RH Charles)" w:history="1">
+            <w:hyperlink r:id="rId783" w:tooltip="The Testaments of the Twelve Patriarchs (RH Charles)" w:history="1">
               <w:r>
                 <w:rPr>
                   <w:rStyle w:val="Hyperlink"/>
@@ -40830,7 +40818,7 @@
                 <w:u w:val="single"/>
               </w:rPr>
             </w:pPr>
-            <w:hyperlink r:id="rId783" w:tooltip="The Testament of Adam (Preliminary)" w:history="1">
+            <w:hyperlink r:id="rId784" w:tooltip="The Testament of Adam (Preliminary)" w:history="1">
               <w:r>
                 <w:rPr>
                   <w:rStyle w:val="Hyperlink"/>
@@ -40869,7 +40857,7 @@
                 <w:sz w:val="24"/>
               </w:rPr>
             </w:pPr>
-            <w:hyperlink r:id="rId784" w:tooltip="The Testament of Adam (Horarium)" w:history="1">
+            <w:hyperlink r:id="rId785" w:tooltip="The Testament of Adam (Horarium)" w:history="1">
               <w:r>
                 <w:rPr>
                   <w:rStyle w:val="Hyperlink"/>
@@ -40934,7 +40922,7 @@
                 <w:szCs w:val="26"/>
               </w:rPr>
             </w:pPr>
-            <w:hyperlink r:id="rId785" w:tooltip="No Latin Text Available" w:history="1">
+            <w:hyperlink r:id="rId786" w:tooltip="No Latin Text Available" w:history="1">
               <w:r>
                 <w:rPr>
                   <w:rStyle w:val="Hyperlink"/>
@@ -40969,7 +40957,7 @@
                 <w:szCs w:val="26"/>
               </w:rPr>
             </w:pPr>
-            <w:hyperlink r:id="rId786" w:tooltip="The Testament of Adam (Chs 1-3)" w:history="1">
+            <w:hyperlink r:id="rId787" w:tooltip="The Testament of Adam (Chs 1-3)" w:history="1">
               <w:r>
                 <w:rPr>
                   <w:rStyle w:val="Hyperlink"/>
@@ -41002,7 +40990,7 @@
                 <w:sz w:val="24"/>
               </w:rPr>
             </w:pPr>
-            <w:hyperlink r:id="rId787" w:tooltip="No Slavonic Text Available" w:history="1">
+            <w:hyperlink r:id="rId788" w:tooltip="No Slavonic Text Available" w:history="1">
               <w:r>
                 <w:rPr>
                   <w:rStyle w:val="Hyperlink"/>
@@ -41037,7 +41025,7 @@
                 <w:u w:val="single"/>
               </w:rPr>
             </w:pPr>
-            <w:hyperlink r:id="rId788" w:tooltip="A hybrid transaltion from various sources" w:history="1">
+            <w:hyperlink r:id="rId789" w:tooltip="A hybrid transaltion from various sources" w:history="1">
               <w:r>
                 <w:rPr>
                   <w:rStyle w:val="Hyperlink"/>
@@ -41099,7 +41087,7 @@
                 <w:sz w:val="24"/>
               </w:rPr>
             </w:pPr>
-            <w:hyperlink r:id="rId789" w:tooltip="The Assumption/Testament of Moses" w:history="1">
+            <w:hyperlink r:id="rId790" w:tooltip="The Assumption/Testament of Moses" w:history="1">
               <w:r>
                 <w:rPr>
                   <w:rStyle w:val="Hyperlink"/>
@@ -41151,7 +41139,7 @@
                 <w:sz w:val="24"/>
               </w:rPr>
             </w:pPr>
-            <w:hyperlink r:id="rId790" w:tooltip="No Greek Text Available" w:history="1">
+            <w:hyperlink r:id="rId791" w:tooltip="No Greek Text Available" w:history="1">
               <w:r>
                 <w:rPr>
                   <w:rStyle w:val="Hyperlink"/>
@@ -41193,7 +41181,7 @@
                 <w:szCs w:val="26"/>
               </w:rPr>
             </w:pPr>
-            <w:hyperlink r:id="rId791" w:tooltip="The Assumption of Moses (Codex Ambrosiana)" w:history="1">
+            <w:hyperlink r:id="rId792" w:tooltip="The Assumption of Moses (Codex Ambrosiana)" w:history="1">
               <w:r>
                 <w:rPr>
                   <w:rStyle w:val="Hyperlink"/>
@@ -41229,7 +41217,7 @@
                 <w:szCs w:val="26"/>
               </w:rPr>
             </w:pPr>
-            <w:hyperlink r:id="rId792" w:tooltip="No Extant Oriental Manuscript" w:history="1">
+            <w:hyperlink r:id="rId793" w:tooltip="No Extant Oriental Manuscript" w:history="1">
               <w:r>
                 <w:rPr>
                   <w:rStyle w:val="Hyperlink"/>
@@ -41262,7 +41250,7 @@
                 <w:sz w:val="24"/>
               </w:rPr>
             </w:pPr>
-            <w:hyperlink r:id="rId793" w:tooltip="No Slavonic Text Available" w:history="1">
+            <w:hyperlink r:id="rId794" w:tooltip="No Slavonic Text Available" w:history="1">
               <w:r>
                 <w:rPr>
                   <w:rStyle w:val="Hyperlink"/>
@@ -41293,7 +41281,7 @@
                 <w:szCs w:val="26"/>
               </w:rPr>
             </w:pPr>
-            <w:hyperlink r:id="rId794" w:tooltip="The Assumption of Moses (RH Charles)" w:history="1">
+            <w:hyperlink r:id="rId795" w:tooltip="The Assumption of Moses (RH Charles)" w:history="1">
               <w:r>
                 <w:rPr>
                   <w:rStyle w:val="Hyperlink"/>
@@ -41365,7 +41353,7 @@
                 <w:sz w:val="24"/>
               </w:rPr>
             </w:pPr>
-            <w:hyperlink r:id="rId795" w:tooltip="The Testament of Solomon" w:history="1">
+            <w:hyperlink r:id="rId796" w:tooltip="The Testament of Solomon" w:history="1">
               <w:proofErr w:type="spellStart"/>
               <w:r>
                 <w:rPr>
@@ -41431,7 +41419,7 @@
                 <w:szCs w:val="26"/>
               </w:rPr>
             </w:pPr>
-            <w:hyperlink r:id="rId796" w:tooltip="No Extant Latin MS" w:history="1">
+            <w:hyperlink r:id="rId797" w:tooltip="No Extant Latin MS" w:history="1">
               <w:r>
                 <w:rPr>
                   <w:rStyle w:val="Hyperlink"/>
@@ -41467,7 +41455,7 @@
                 <w:szCs w:val="26"/>
               </w:rPr>
             </w:pPr>
-            <w:hyperlink r:id="rId797" w:tooltip="Syriac/Arabic Text Unavailable" w:history="1">
+            <w:hyperlink r:id="rId798" w:tooltip="Syriac/Arabic Text Unavailable" w:history="1">
               <w:r>
                 <w:rPr>
                   <w:rStyle w:val="Hyperlink"/>
@@ -41501,7 +41489,7 @@
                 <w:sz w:val="24"/>
               </w:rPr>
             </w:pPr>
-            <w:hyperlink r:id="rId798" w:tooltip="No Slavonic Text Available" w:history="1">
+            <w:hyperlink r:id="rId799" w:tooltip="No Slavonic Text Available" w:history="1">
               <w:r>
                 <w:rPr>
                   <w:rStyle w:val="Hyperlink"/>
@@ -41610,7 +41598,7 @@
                 <w:sz w:val="24"/>
               </w:rPr>
             </w:pPr>
-            <w:hyperlink r:id="rId799" w:tooltip="Testament of Job (3 MSS)" w:history="1">
+            <w:hyperlink r:id="rId800" w:tooltip="Testament of Job (3 MSS)" w:history="1">
               <w:proofErr w:type="spellStart"/>
               <w:r>
                 <w:rPr>
@@ -41712,7 +41700,7 @@
                 <w:szCs w:val="26"/>
               </w:rPr>
             </w:pPr>
-            <w:hyperlink r:id="rId800" w:tooltip="No Latin Text Available" w:history="1">
+            <w:hyperlink r:id="rId801" w:tooltip="No Latin Text Available" w:history="1">
               <w:proofErr w:type="spellStart"/>
               <w:r>
                 <w:rPr>
@@ -41790,7 +41778,7 @@
                 <w:szCs w:val="26"/>
               </w:rPr>
             </w:pPr>
-            <w:hyperlink r:id="rId801" w:tooltip="Coptic Text Unavailable" w:history="1">
+            <w:hyperlink r:id="rId802" w:tooltip="Coptic Text Unavailable" w:history="1">
               <w:r>
                 <w:rPr>
                   <w:rStyle w:val="Hyperlink"/>
@@ -41837,7 +41825,7 @@
                 <w:sz w:val="24"/>
               </w:rPr>
             </w:pPr>
-            <w:hyperlink r:id="rId802" w:tooltip="No Slavonic Text Available" w:history="1">
+            <w:hyperlink r:id="rId803" w:tooltip="No Slavonic Text Available" w:history="1">
               <w:r>
                 <w:rPr>
                   <w:rStyle w:val="Hyperlink"/>
@@ -42030,7 +42018,7 @@
                 <w:szCs w:val="26"/>
               </w:rPr>
             </w:pPr>
-            <w:hyperlink r:id="rId803" w:tooltip="The Apocalypse of Moses" w:history="1">
+            <w:hyperlink r:id="rId804" w:tooltip="The Apocalypse of Moses" w:history="1">
               <w:r>
                 <w:rPr>
                   <w:rStyle w:val="Hyperlink"/>
@@ -42107,7 +42095,7 @@
                 <w:szCs w:val="26"/>
               </w:rPr>
             </w:pPr>
-            <w:hyperlink r:id="rId804" w:tooltip="The Life of Adam &amp; Eve" w:history="1">
+            <w:hyperlink r:id="rId805" w:tooltip="The Life of Adam &amp; Eve" w:history="1">
               <w:r>
                 <w:rPr>
                   <w:rStyle w:val="Hyperlink"/>
@@ -42196,7 +42184,7 @@
                 <w:u w:val="single"/>
               </w:rPr>
             </w:pPr>
-            <w:hyperlink r:id="rId805" w:tooltip="The Books of Adam &amp; Eve" w:history="1">
+            <w:hyperlink r:id="rId806" w:tooltip="The Books of Adam &amp; Eve" w:history="1">
               <w:r>
                 <w:rPr>
                   <w:rStyle w:val="Hyperlink"/>
@@ -42272,7 +42260,7 @@
                 <w:szCs w:val="26"/>
               </w:rPr>
             </w:pPr>
-            <w:hyperlink r:id="rId806" w:tooltip="The Sibylline Oracles" w:history="1">
+            <w:hyperlink r:id="rId807" w:tooltip="The Sibylline Oracles" w:history="1">
               <w:proofErr w:type="spellStart"/>
               <w:r>
                 <w:rPr>
@@ -42532,7 +42520,7 @@
                 <w:szCs w:val="26"/>
               </w:rPr>
             </w:pPr>
-            <w:hyperlink r:id="rId807" w:tooltip="Transcription by Robert Duke (OCP)" w:history="1">
+            <w:hyperlink r:id="rId808" w:tooltip="Transcription by Robert Duke (OCP)" w:history="1">
               <w:r>
                 <w:rPr>
                   <w:rStyle w:val="Hyperlink"/>
@@ -42629,7 +42617,7 @@
                 <w:szCs w:val="26"/>
               </w:rPr>
             </w:pPr>
-            <w:hyperlink r:id="rId808" w:tooltip="Visions of Amram (Hybrid Translation)" w:history="1">
+            <w:hyperlink r:id="rId809" w:tooltip="Visions of Amram (Hybrid Translation)" w:history="1">
               <w:r>
                 <w:rPr>
                   <w:rStyle w:val="Hyperlink"/>
@@ -43462,7 +43450,7 @@
                 <w:sz w:val="24"/>
               </w:rPr>
             </w:pPr>
-            <w:hyperlink r:id="rId809" w:tooltip="The Lives of the Prophets" w:history="1">
+            <w:hyperlink r:id="rId810" w:tooltip="The Lives of the Prophets" w:history="1">
               <w:r>
                 <w:rPr>
                   <w:rStyle w:val="Hyperlink"/>
@@ -43500,7 +43488,7 @@
                 <w:szCs w:val="22"/>
               </w:rPr>
             </w:pPr>
-            <w:hyperlink r:id="rId810" w:tooltip="C.C. Torrey's 1946 Transcription" w:history="1">
+            <w:hyperlink r:id="rId811" w:tooltip="C.C. Torrey's 1946 Transcription" w:history="1">
               <w:proofErr w:type="spellStart"/>
               <w:r>
                 <w:rPr>
@@ -43577,7 +43565,7 @@
                 <w:szCs w:val="22"/>
               </w:rPr>
             </w:pPr>
-            <w:hyperlink r:id="rId811" w:tooltip="Latin Text Unvailable" w:history="1">
+            <w:hyperlink r:id="rId812" w:tooltip="Latin Text Unvailable" w:history="1">
               <w:r>
                 <w:rPr>
                   <w:rStyle w:val="Hyperlink"/>
@@ -43631,7 +43619,7 @@
                 <w:szCs w:val="22"/>
               </w:rPr>
             </w:pPr>
-            <w:hyperlink r:id="rId812" w:tooltip="Syriac Text Unavailable" w:history="1">
+            <w:hyperlink r:id="rId813" w:tooltip="Syriac Text Unavailable" w:history="1">
               <w:r>
                 <w:rPr>
                   <w:rStyle w:val="Hyperlink"/>
@@ -43663,7 +43651,7 @@
                 <w:rFonts w:ascii="Pochaevsk" w:hAnsi="Pochaevsk"/>
               </w:rPr>
             </w:pPr>
-            <w:hyperlink r:id="rId813" w:tooltip="No Slavonic Text Available" w:history="1">
+            <w:hyperlink r:id="rId814" w:tooltip="No Slavonic Text Available" w:history="1">
               <w:r>
                 <w:rPr>
                   <w:rStyle w:val="Hyperlink"/>
@@ -43697,7 +43685,7 @@
                 <w:szCs w:val="26"/>
               </w:rPr>
             </w:pPr>
-            <w:hyperlink r:id="rId814" w:tooltip="C.C. Torrey's 1946 Translation" w:history="1">
+            <w:hyperlink r:id="rId815" w:tooltip="C.C. Torrey's 1946 Translation" w:history="1">
               <w:r>
                 <w:rPr>
                   <w:rStyle w:val="Hyperlink"/>
@@ -44031,7 +44019,7 @@
                 <w:szCs w:val="22"/>
               </w:rPr>
             </w:pPr>
-            <w:hyperlink r:id="rId815" w:tooltip="The Letter or Aristeas" w:history="1">
+            <w:hyperlink r:id="rId816" w:tooltip="The Letter or Aristeas" w:history="1">
               <w:proofErr w:type="spellStart"/>
               <w:r>
                 <w:rPr>
@@ -44165,7 +44153,7 @@
                 <w:szCs w:val="26"/>
               </w:rPr>
             </w:pPr>
-            <w:hyperlink r:id="rId816" w:tooltip="The Letter of Aristeas (RH Charles)" w:history="1">
+            <w:hyperlink r:id="rId817" w:tooltip="The Letter of Aristeas (RH Charles)" w:history="1">
               <w:r>
                 <w:rPr>
                   <w:rStyle w:val="Hyperlink"/>
@@ -45283,7 +45271,7 @@
                 <w:sz w:val="24"/>
               </w:rPr>
             </w:pPr>
-            <w:hyperlink r:id="rId817" w:history="1">
+            <w:hyperlink r:id="rId818" w:history="1">
               <w:r>
                 <w:rPr>
                   <w:rStyle w:val="Hyperlink"/>

--- a/TheoDoor.docx
+++ b/TheoDoor.docx
@@ -30587,39 +30587,51 @@
                 <w:sz w:val="24"/>
               </w:rPr>
             </w:pPr>
+            <w:hyperlink r:id="rId659" w:tooltip="The Third Book of Meqabyan" w:history="1">
+              <w:r>
+                <w:rPr>
+                  <w:rStyle w:val="Hyperlink"/>
+                  <w:rFonts w:ascii="Book Antiqua" w:hAnsi="Book Antiqua"/>
+                  <w:b/>
+                  <w:bCs/>
+                  <w:smallCaps/>
+                  <w:sz w:val="24"/>
+                </w:rPr>
+                <w:t>3</w:t>
+              </w:r>
+              <w:r>
+                <w:rPr>
+                  <w:rStyle w:val="Hyperlink"/>
+                  <w:rFonts w:ascii="Book Antiqua" w:hAnsi="Book Antiqua"/>
+                  <w:b/>
+                  <w:bCs/>
+                  <w:smallCaps/>
+                  <w:sz w:val="24"/>
+                  <w:vertAlign w:val="superscript"/>
+                </w:rPr>
+                <w:t>rd</w:t>
+              </w:r>
+              <w:r>
+                <w:rPr>
+                  <w:rStyle w:val="Hyperlink"/>
+                  <w:rFonts w:ascii="Book Antiqua" w:hAnsi="Book Antiqua"/>
+                  <w:b/>
+                  <w:bCs/>
+                  <w:smallCaps/>
+                  <w:sz w:val="24"/>
+                </w:rPr>
+                <w:t xml:space="preserve"> Meqabyan</w:t>
+              </w:r>
+            </w:hyperlink>
             <w:r>
               <w:rPr>
                 <w:rFonts w:ascii="Book Antiqua" w:hAnsi="Book Antiqua"/>
                 <w:b/>
                 <w:bCs/>
                 <w:smallCaps/>
-                <w:color w:val="808080" w:themeColor="background1" w:themeShade="80"/>
-                <w:sz w:val="24"/>
-              </w:rPr>
-              <w:t>3</w:t>
-            </w:r>
-            <w:r>
-              <w:rPr>
-                <w:rFonts w:ascii="Book Antiqua" w:hAnsi="Book Antiqua"/>
-                <w:b/>
-                <w:bCs/>
-                <w:smallCaps/>
-                <w:color w:val="808080" w:themeColor="background1" w:themeShade="80"/>
-                <w:sz w:val="24"/>
-                <w:vertAlign w:val="superscript"/>
-              </w:rPr>
-              <w:t>rd</w:t>
-            </w:r>
-            <w:r>
-              <w:rPr>
-                <w:rFonts w:ascii="Book Antiqua" w:hAnsi="Book Antiqua"/>
-                <w:b/>
-                <w:bCs/>
-                <w:smallCaps/>
-                <w:color w:val="808080" w:themeColor="background1" w:themeShade="80"/>
-                <w:sz w:val="24"/>
-              </w:rPr>
-              <w:t xml:space="preserve"> Meqabyan  </w:t>
+                <w:sz w:val="24"/>
+              </w:rPr>
+              <w:t>  </w:t>
             </w:r>
           </w:p>
         </w:tc>
@@ -30644,7 +30656,7 @@
                 <w:sz w:val="24"/>
               </w:rPr>
             </w:pPr>
-            <w:hyperlink r:id="rId659" w:tooltip="No Extant Greek/Latin MSS" w:history="1">
+            <w:hyperlink r:id="rId660" w:tooltip="No Extant Greek/Latin MSS" w:history="1">
               <w:r>
                 <w:rPr>
                   <w:rStyle w:val="Hyperlink"/>
@@ -30687,7 +30699,7 @@
                 <w:lang w:bidi="he-IL"/>
               </w:rPr>
             </w:pPr>
-            <w:hyperlink r:id="rId660" w:tooltip="Meqabyan Salis" w:history="1">
+            <w:hyperlink r:id="rId661" w:tooltip="Meqabyan Salis" w:history="1">
               <w:proofErr w:type="spellStart"/>
               <w:r>
                 <w:rPr>
@@ -30707,7 +30719,7 @@
               </w:rPr>
               <w:t xml:space="preserve"> </w:t>
             </w:r>
-            <w:hyperlink r:id="rId661" w:tooltip="Notes on the Text's Provenance" w:history="1">
+            <w:hyperlink r:id="rId662" w:tooltip="Notes on the Text's Provenance" w:history="1">
               <w:r>
                 <w:rPr>
                   <w:rStyle w:val="Hyperlink"/>
@@ -30764,7 +30776,7 @@
                 <w:sz w:val="24"/>
               </w:rPr>
             </w:pPr>
-            <w:hyperlink r:id="rId662" w:tooltip="Ge'ez Text Unavailable" w:history="1">
+            <w:hyperlink r:id="rId663" w:tooltip="Ge'ez Text Unavailable" w:history="1">
               <w:r>
                 <w:rPr>
                   <w:rStyle w:val="Hyperlink"/>
@@ -30801,7 +30813,7 @@
                 <w:u w:val="single"/>
               </w:rPr>
             </w:pPr>
-            <w:hyperlink r:id="rId663" w:tooltip="The Third Book of Meqabyan (Selassie, 2005)" w:history="1">
+            <w:hyperlink r:id="rId664" w:tooltip="The Third Book of Meqabyan (Selassie, 2005)" w:history="1">
               <w:r>
                 <w:rPr>
                   <w:rStyle w:val="Hyperlink"/>
@@ -31306,7 +31318,7 @@
                 <w:color w:val="800000"/>
               </w:rPr>
             </w:pPr>
-            <w:hyperlink r:id="rId664" w:tooltip="Notes on the source texts for the Apostolic Fathers" w:history="1">
+            <w:hyperlink r:id="rId665" w:tooltip="Notes on the source texts for the Apostolic Fathers" w:history="1">
               <w:r>
                 <w:rPr>
                   <w:rStyle w:val="Hyperlink"/>
@@ -31361,7 +31373,7 @@
                 <w:u w:val="single"/>
               </w:rPr>
             </w:pPr>
-            <w:hyperlink r:id="rId665" w:tooltip="Notes on the source texts for the Apostolic Fathers" w:history="1">
+            <w:hyperlink r:id="rId666" w:tooltip="Notes on the source texts for the Apostolic Fathers" w:history="1">
               <w:r>
                 <w:rPr>
                   <w:rStyle w:val="Hyperlink"/>
@@ -31412,7 +31424,7 @@
                 <w:u w:val="single"/>
               </w:rPr>
             </w:pPr>
-            <w:hyperlink r:id="rId666" w:tooltip="Notes on the source texts for the Apostolic Fathers" w:history="1">
+            <w:hyperlink r:id="rId667" w:tooltip="Notes on the source texts for the Apostolic Fathers" w:history="1">
               <w:r>
                 <w:rPr>
                   <w:rStyle w:val="Hyperlink"/>
@@ -31463,7 +31475,7 @@
                 <w:u w:val="single"/>
               </w:rPr>
             </w:pPr>
-            <w:hyperlink r:id="rId667" w:tooltip="Notes on the source texts for the Apostolic Fathers" w:history="1">
+            <w:hyperlink r:id="rId668" w:tooltip="Notes on the source texts for the Apostolic Fathers" w:history="1">
               <w:r>
                 <w:rPr>
                   <w:rStyle w:val="Hyperlink"/>
@@ -31524,7 +31536,7 @@
                 <w:bCs/>
               </w:rPr>
             </w:pPr>
-            <w:hyperlink r:id="rId668" w:tooltip="The First Letter of Clement" w:history="1">
+            <w:hyperlink r:id="rId669" w:tooltip="The First Letter of Clement" w:history="1">
               <w:r>
                 <w:rPr>
                   <w:rStyle w:val="Hyperlink"/>
@@ -31578,7 +31590,7 @@
                 <w:u w:val="single"/>
               </w:rPr>
             </w:pPr>
-            <w:hyperlink r:id="rId669" w:tooltip="The First Letter of Clement" w:history="1">
+            <w:hyperlink r:id="rId670" w:tooltip="The First Letter of Clement" w:history="1">
               <w:proofErr w:type="spellStart"/>
               <w:r>
                 <w:rPr>
@@ -31676,7 +31688,7 @@
                 <w:u w:val="single"/>
               </w:rPr>
             </w:pPr>
-            <w:hyperlink r:id="rId670" w:tooltip="The First Letter of Clement" w:history="1">
+            <w:hyperlink r:id="rId671" w:tooltip="The First Letter of Clement" w:history="1">
               <w:r>
                 <w:rPr>
                   <w:rFonts w:ascii="Gentium" w:hAnsi="Gentium" w:cs="Gentium"/>
@@ -31829,7 +31841,7 @@
                 <w:u w:val="single"/>
               </w:rPr>
             </w:pPr>
-            <w:hyperlink r:id="rId671" w:tooltip="Preliminary Version of the Text" w:history="1">
+            <w:hyperlink r:id="rId672" w:tooltip="Preliminary Version of the Text" w:history="1">
               <w:r>
                 <w:rPr>
                   <w:rStyle w:val="Hyperlink"/>
@@ -31910,7 +31922,7 @@
                 <w:u w:val="single"/>
               </w:rPr>
             </w:pPr>
-            <w:hyperlink r:id="rId672" w:tooltip="The First Letter of Clement" w:history="1">
+            <w:hyperlink r:id="rId673" w:tooltip="The First Letter of Clement" w:history="1">
               <w:r>
                 <w:rPr>
                   <w:rStyle w:val="Hyperlink"/>
@@ -31958,7 +31970,7 @@
                 <w:bCs/>
               </w:rPr>
             </w:pPr>
-            <w:hyperlink r:id="rId673" w:tooltip="The Second Letter of Clement" w:history="1">
+            <w:hyperlink r:id="rId674" w:tooltip="The Second Letter of Clement" w:history="1">
               <w:r>
                 <w:rPr>
                   <w:rStyle w:val="Hyperlink"/>
@@ -32013,7 +32025,7 @@
                 <w:u w:val="single"/>
               </w:rPr>
             </w:pPr>
-            <w:hyperlink r:id="rId674" w:tooltip="The Second Letter of Clement" w:history="1">
+            <w:hyperlink r:id="rId675" w:tooltip="The Second Letter of Clement" w:history="1">
               <w:r>
                 <w:rPr>
                   <w:rFonts w:ascii="Gentium" w:hAnsi="Gentium" w:cs="Gentium"/>
@@ -32107,7 +32119,7 @@
                 <w:szCs w:val="28"/>
               </w:rPr>
             </w:pPr>
-            <w:hyperlink r:id="rId675" w:tooltip="The Second Letter of Clement" w:history="1">
+            <w:hyperlink r:id="rId676" w:tooltip="The Second Letter of Clement" w:history="1">
               <w:proofErr w:type="spellStart"/>
               <w:r>
                 <w:rPr>
@@ -32205,7 +32217,7 @@
                 <w:szCs w:val="22"/>
               </w:rPr>
             </w:pPr>
-            <w:hyperlink r:id="rId676" w:tooltip="Syriac Text (R.L. Bensly, 1899)" w:history="1">
+            <w:hyperlink r:id="rId677" w:tooltip="Syriac Text (R.L. Bensly, 1899)" w:history="1">
               <w:r>
                 <w:rPr>
                   <w:rStyle w:val="Hyperlink"/>
@@ -32304,7 +32316,7 @@
                 <w:u w:val="single"/>
               </w:rPr>
             </w:pPr>
-            <w:hyperlink r:id="rId677" w:tooltip="The Second Letter of Clement" w:history="1">
+            <w:hyperlink r:id="rId678" w:tooltip="The Second Letter of Clement" w:history="1">
               <w:r>
                 <w:rPr>
                   <w:rStyle w:val="Hyperlink"/>
@@ -32334,7 +32346,7 @@
                 <w:bCs/>
               </w:rPr>
             </w:pPr>
-            <w:hyperlink r:id="rId678" w:tooltip="The Letter of Ignatius to the Ephesians" w:history="1">
+            <w:hyperlink r:id="rId679" w:tooltip="The Letter of Ignatius to the Ephesians" w:history="1">
               <w:r>
                 <w:rPr>
                   <w:rStyle w:val="Hyperlink"/>
@@ -32386,7 +32398,7 @@
                 <w:szCs w:val="28"/>
               </w:rPr>
             </w:pPr>
-            <w:hyperlink r:id="rId679" w:tooltip="The Letter of Ignatius to the Ephesians" w:history="1">
+            <w:hyperlink r:id="rId680" w:tooltip="The Letter of Ignatius to the Ephesians" w:history="1">
               <w:r>
                 <w:rPr>
                   <w:rStyle w:val="Hyperlink"/>
@@ -32458,7 +32470,7 @@
                 <w:u w:val="single"/>
               </w:rPr>
             </w:pPr>
-            <w:hyperlink r:id="rId680" w:tooltip="Ignatius to the Ephesians" w:history="1">
+            <w:hyperlink r:id="rId681" w:tooltip="Ignatius to the Ephesians" w:history="1">
               <w:r>
                 <w:rPr>
                   <w:rStyle w:val="Hyperlink"/>
@@ -32492,7 +32504,7 @@
                 <w:szCs w:val="22"/>
               </w:rPr>
             </w:pPr>
-            <w:hyperlink r:id="rId681" w:tooltip="Syriac Text (William Cureton, 1845)" w:history="1">
+            <w:hyperlink r:id="rId682" w:tooltip="Syriac Text (William Cureton, 1845)" w:history="1">
               <w:r>
                 <w:rPr>
                   <w:rStyle w:val="Hyperlink"/>
@@ -32554,7 +32566,7 @@
                 <w:szCs w:val="26"/>
               </w:rPr>
             </w:pPr>
-            <w:hyperlink r:id="rId682" w:tooltip="The Letter of Ignatius to the Ephesians" w:history="1">
+            <w:hyperlink r:id="rId683" w:tooltip="The Letter of Ignatius to the Ephesians" w:history="1">
               <w:r>
                 <w:rPr>
                   <w:rStyle w:val="Hyperlink"/>
@@ -32602,7 +32614,7 @@
                 <w:bCs/>
               </w:rPr>
             </w:pPr>
-            <w:hyperlink r:id="rId683" w:tooltip="The Letter of Ignatius to the Magnesians" w:history="1">
+            <w:hyperlink r:id="rId684" w:tooltip="The Letter of Ignatius to the Magnesians" w:history="1">
               <w:r>
                 <w:rPr>
                   <w:rStyle w:val="Hyperlink"/>
@@ -32656,7 +32668,7 @@
                 <w:u w:val="single"/>
               </w:rPr>
             </w:pPr>
-            <w:hyperlink r:id="rId684" w:tooltip="The Letter of Ignatius to the Magnesians" w:history="1">
+            <w:hyperlink r:id="rId685" w:tooltip="The Letter of Ignatius to the Magnesians" w:history="1">
               <w:r>
                 <w:rPr>
                   <w:rStyle w:val="Hyperlink"/>
@@ -32707,7 +32719,7 @@
                 <w:u w:val="single"/>
               </w:rPr>
             </w:pPr>
-            <w:hyperlink r:id="rId685" w:tooltip="Ignatius to the Magnesians" w:history="1">
+            <w:hyperlink r:id="rId686" w:tooltip="Ignatius to the Magnesians" w:history="1">
               <w:proofErr w:type="spellStart"/>
               <w:r>
                 <w:rPr>
@@ -32832,7 +32844,7 @@
                 <w:szCs w:val="22"/>
               </w:rPr>
             </w:pPr>
-            <w:hyperlink r:id="rId686" w:tooltip="No Armenian Text Available" w:history="1">
+            <w:hyperlink r:id="rId687" w:tooltip="No Armenian Text Available" w:history="1">
               <w:r>
                 <w:rPr>
                   <w:rStyle w:val="Hyperlink"/>
@@ -32878,7 +32890,7 @@
                 <w:szCs w:val="26"/>
               </w:rPr>
             </w:pPr>
-            <w:hyperlink r:id="rId687" w:tooltip="The Letter of Ignatius to the Magnesians" w:history="1">
+            <w:hyperlink r:id="rId688" w:tooltip="The Letter of Ignatius to the Magnesians" w:history="1">
               <w:r>
                 <w:rPr>
                   <w:rStyle w:val="Hyperlink"/>
@@ -32908,7 +32920,7 @@
                 <w:bCs/>
               </w:rPr>
             </w:pPr>
-            <w:hyperlink r:id="rId688" w:tooltip="The Letter of Ignatius to the Trallians" w:history="1">
+            <w:hyperlink r:id="rId689" w:tooltip="The Letter of Ignatius to the Trallians" w:history="1">
               <w:r>
                 <w:rPr>
                   <w:rStyle w:val="Hyperlink"/>
@@ -32960,7 +32972,7 @@
                 <w:szCs w:val="28"/>
               </w:rPr>
             </w:pPr>
-            <w:hyperlink r:id="rId689" w:tooltip="The Letter of Ignatius to the Trallians" w:history="1">
+            <w:hyperlink r:id="rId690" w:tooltip="The Letter of Ignatius to the Trallians" w:history="1">
               <w:r>
                 <w:rPr>
                   <w:rFonts w:ascii="Gentium" w:hAnsi="Gentium" w:cs="Gentium"/>
@@ -33019,7 +33031,7 @@
                 <w:u w:val="single"/>
               </w:rPr>
             </w:pPr>
-            <w:hyperlink r:id="rId690" w:tooltip="Ignatius to the Trallians" w:history="1">
+            <w:hyperlink r:id="rId691" w:tooltip="Ignatius to the Trallians" w:history="1">
               <w:proofErr w:type="spellStart"/>
               <w:r>
                 <w:rPr>
@@ -33092,7 +33104,7 @@
                 <w:szCs w:val="22"/>
               </w:rPr>
             </w:pPr>
-            <w:hyperlink r:id="rId691" w:tooltip="No Armenian Text Available" w:history="1">
+            <w:hyperlink r:id="rId692" w:tooltip="No Armenian Text Available" w:history="1">
               <w:r>
                 <w:rPr>
                   <w:rStyle w:val="Hyperlink"/>
@@ -33138,7 +33150,7 @@
                 <w:szCs w:val="26"/>
               </w:rPr>
             </w:pPr>
-            <w:hyperlink r:id="rId692" w:tooltip="The Letter of Ignatius to the Trallians" w:history="1">
+            <w:hyperlink r:id="rId693" w:tooltip="The Letter of Ignatius to the Trallians" w:history="1">
               <w:r>
                 <w:rPr>
                   <w:rStyle w:val="Hyperlink"/>
@@ -33168,7 +33180,7 @@
                 <w:bCs/>
               </w:rPr>
             </w:pPr>
-            <w:hyperlink r:id="rId693" w:tooltip="The Letter of Ignatius to the Romans" w:history="1">
+            <w:hyperlink r:id="rId694" w:tooltip="The Letter of Ignatius to the Romans" w:history="1">
               <w:r>
                 <w:rPr>
                   <w:rStyle w:val="Hyperlink"/>
@@ -33220,7 +33232,7 @@
                 <w:szCs w:val="28"/>
               </w:rPr>
             </w:pPr>
-            <w:hyperlink r:id="rId694" w:tooltip="The Letter of Ignatius to the Romans" w:history="1">
+            <w:hyperlink r:id="rId695" w:tooltip="The Letter of Ignatius to the Romans" w:history="1">
               <w:r>
                 <w:rPr>
                   <w:rStyle w:val="Hyperlink"/>
@@ -33271,7 +33283,7 @@
                 <w:u w:val="single"/>
               </w:rPr>
             </w:pPr>
-            <w:hyperlink r:id="rId695" w:tooltip="Ignatius to the Romans" w:history="1">
+            <w:hyperlink r:id="rId696" w:tooltip="Ignatius to the Romans" w:history="1">
               <w:proofErr w:type="spellStart"/>
               <w:r>
                 <w:rPr>
@@ -33343,7 +33355,7 @@
                 <w:szCs w:val="22"/>
               </w:rPr>
             </w:pPr>
-            <w:hyperlink r:id="rId696" w:tooltip="Syriac Text (William Cureton, 1845)" w:history="1">
+            <w:hyperlink r:id="rId697" w:tooltip="Syriac Text (William Cureton, 1845)" w:history="1">
               <w:r>
                 <w:rPr>
                   <w:rStyle w:val="Hyperlink"/>
@@ -33396,7 +33408,7 @@
                 <w:szCs w:val="26"/>
               </w:rPr>
             </w:pPr>
-            <w:hyperlink r:id="rId697" w:tooltip="The Letter of Ignatius to the Romans" w:history="1">
+            <w:hyperlink r:id="rId698" w:tooltip="The Letter of Ignatius to the Romans" w:history="1">
               <w:r>
                 <w:rPr>
                   <w:rStyle w:val="Hyperlink"/>
@@ -33426,7 +33438,7 @@
                 <w:bCs/>
               </w:rPr>
             </w:pPr>
-            <w:hyperlink r:id="rId698" w:tooltip="The Letter of Ignatius to the Philadelphians" w:history="1">
+            <w:hyperlink r:id="rId699" w:tooltip="The Letter of Ignatius to the Philadelphians" w:history="1">
               <w:r>
                 <w:rPr>
                   <w:rStyle w:val="Hyperlink"/>
@@ -33479,7 +33491,7 @@
                 <w:szCs w:val="28"/>
               </w:rPr>
             </w:pPr>
-            <w:hyperlink r:id="rId699" w:tooltip="The Letter of Ignatius to the Philadelphians" w:history="1">
+            <w:hyperlink r:id="rId700" w:tooltip="The Letter of Ignatius to the Philadelphians" w:history="1">
               <w:r>
                 <w:rPr>
                   <w:rStyle w:val="Hyperlink"/>
@@ -33541,7 +33553,7 @@
                 <w:szCs w:val="28"/>
               </w:rPr>
             </w:pPr>
-            <w:hyperlink r:id="rId700" w:tooltip="Ignatius to the Philadelphians" w:history="1">
+            <w:hyperlink r:id="rId701" w:tooltip="Ignatius to the Philadelphians" w:history="1">
               <w:proofErr w:type="spellStart"/>
               <w:r>
                 <w:rPr>
@@ -33614,7 +33626,7 @@
                 <w:szCs w:val="22"/>
               </w:rPr>
             </w:pPr>
-            <w:hyperlink r:id="rId701" w:tooltip="No Armenian Text Available" w:history="1">
+            <w:hyperlink r:id="rId702" w:tooltip="No Armenian Text Available" w:history="1">
               <w:r>
                 <w:rPr>
                   <w:rStyle w:val="Hyperlink"/>
@@ -33660,7 +33672,7 @@
                 <w:szCs w:val="26"/>
               </w:rPr>
             </w:pPr>
-            <w:hyperlink r:id="rId702" w:tooltip="The Letter of Ignatius to the Philadelphians" w:history="1">
+            <w:hyperlink r:id="rId703" w:tooltip="The Letter of Ignatius to the Philadelphians" w:history="1">
               <w:r>
                 <w:rPr>
                   <w:rStyle w:val="Hyperlink"/>
@@ -33690,7 +33702,7 @@
                 <w:bCs/>
               </w:rPr>
             </w:pPr>
-            <w:hyperlink r:id="rId703" w:tooltip="The Letter of Ignatius to the Smyrnaeans" w:history="1">
+            <w:hyperlink r:id="rId704" w:tooltip="The Letter of Ignatius to the Smyrnaeans" w:history="1">
               <w:r>
                 <w:rPr>
                   <w:rStyle w:val="Hyperlink"/>
@@ -33773,7 +33785,7 @@
                 <w:szCs w:val="28"/>
               </w:rPr>
             </w:pPr>
-            <w:hyperlink r:id="rId704" w:tooltip="The Letter of Ignatius to the Smyrnaeans" w:history="1">
+            <w:hyperlink r:id="rId705" w:tooltip="The Letter of Ignatius to the Smyrnaeans" w:history="1">
               <w:r>
                 <w:rPr>
                   <w:rStyle w:val="Hyperlink"/>
@@ -33823,7 +33835,7 @@
                 <w:szCs w:val="28"/>
               </w:rPr>
             </w:pPr>
-            <w:hyperlink r:id="rId705" w:tooltip="Ignatius to the Smyrnaeans" w:history="1">
+            <w:hyperlink r:id="rId706" w:tooltip="Ignatius to the Smyrnaeans" w:history="1">
               <w:proofErr w:type="spellStart"/>
               <w:r>
                 <w:rPr>
@@ -33896,7 +33908,7 @@
                 <w:szCs w:val="22"/>
               </w:rPr>
             </w:pPr>
-            <w:hyperlink r:id="rId706" w:tooltip="No Armenian Text Available" w:history="1">
+            <w:hyperlink r:id="rId707" w:tooltip="No Armenian Text Available" w:history="1">
               <w:r>
                 <w:rPr>
                   <w:rStyle w:val="Hyperlink"/>
@@ -33942,7 +33954,7 @@
                 <w:szCs w:val="26"/>
               </w:rPr>
             </w:pPr>
-            <w:hyperlink r:id="rId707" w:tooltip="The Letter of Ignatius to the Smyrnaeans" w:history="1">
+            <w:hyperlink r:id="rId708" w:tooltip="The Letter of Ignatius to the Smyrnaeans" w:history="1">
               <w:r>
                 <w:rPr>
                   <w:rStyle w:val="Hyperlink"/>
@@ -33999,7 +34011,7 @@
                 <w:bCs/>
               </w:rPr>
             </w:pPr>
-            <w:hyperlink r:id="rId708" w:tooltip="The Letter of Ignatius to Polycarp" w:history="1">
+            <w:hyperlink r:id="rId709" w:tooltip="The Letter of Ignatius to Polycarp" w:history="1">
               <w:r>
                 <w:rPr>
                   <w:rStyle w:val="Hyperlink"/>
@@ -34052,7 +34064,7 @@
                 <w:szCs w:val="28"/>
               </w:rPr>
             </w:pPr>
-            <w:hyperlink r:id="rId709" w:tooltip="The Letter of Ignatius to Polycarp" w:history="1">
+            <w:hyperlink r:id="rId710" w:tooltip="The Letter of Ignatius to Polycarp" w:history="1">
               <w:r>
                 <w:rPr>
                   <w:rStyle w:val="Hyperlink"/>
@@ -34102,7 +34114,7 @@
                 <w:szCs w:val="28"/>
               </w:rPr>
             </w:pPr>
-            <w:hyperlink r:id="rId710" w:tooltip="Ignatius to Polycarp" w:history="1">
+            <w:hyperlink r:id="rId711" w:tooltip="Ignatius to Polycarp" w:history="1">
               <w:proofErr w:type="spellStart"/>
               <w:r>
                 <w:rPr>
@@ -34175,7 +34187,7 @@
                 <w:szCs w:val="22"/>
               </w:rPr>
             </w:pPr>
-            <w:hyperlink r:id="rId711" w:tooltip="Syriac Text (William Cureton, 1845)" w:history="1">
+            <w:hyperlink r:id="rId712" w:tooltip="Syriac Text (William Cureton, 1845)" w:history="1">
               <w:r>
                 <w:rPr>
                   <w:rStyle w:val="Hyperlink"/>
@@ -34237,7 +34249,7 @@
                 <w:szCs w:val="26"/>
               </w:rPr>
             </w:pPr>
-            <w:hyperlink r:id="rId712" w:tooltip="The Letter of Ignatius to Polycarp" w:history="1">
+            <w:hyperlink r:id="rId713" w:tooltip="The Letter of Ignatius to Polycarp" w:history="1">
               <w:r>
                 <w:rPr>
                   <w:rStyle w:val="Hyperlink"/>
@@ -34285,7 +34297,7 @@
                 <w:bCs/>
               </w:rPr>
             </w:pPr>
-            <w:hyperlink r:id="rId713" w:tooltip="The Letter of Polycarp to the Philippians" w:history="1">
+            <w:hyperlink r:id="rId714" w:tooltip="The Letter of Polycarp to the Philippians" w:history="1">
               <w:r>
                 <w:rPr>
                   <w:rStyle w:val="Hyperlink"/>
@@ -34338,7 +34350,7 @@
                 <w:szCs w:val="28"/>
               </w:rPr>
             </w:pPr>
-            <w:hyperlink r:id="rId714" w:tooltip="The Letter of Polycarp to the Philippians" w:history="1">
+            <w:hyperlink r:id="rId715" w:tooltip="The Letter of Polycarp to the Philippians" w:history="1">
               <w:r>
                 <w:rPr>
                   <w:rStyle w:val="Hyperlink"/>
@@ -34376,7 +34388,7 @@
                 <w:szCs w:val="28"/>
               </w:rPr>
             </w:pPr>
-            <w:hyperlink r:id="rId715" w:tooltip="Polycarp to the Philippians" w:history="1">
+            <w:hyperlink r:id="rId716" w:tooltip="Polycarp to the Philippians" w:history="1">
               <w:proofErr w:type="spellStart"/>
               <w:r>
                 <w:rPr>
@@ -34451,7 +34463,7 @@
                 <w:szCs w:val="22"/>
               </w:rPr>
             </w:pPr>
-            <w:hyperlink r:id="rId716" w:tooltip="Latin Text Unavailable" w:history="1">
+            <w:hyperlink r:id="rId717" w:tooltip="Latin Text Unavailable" w:history="1">
               <w:r>
                 <w:rPr>
                   <w:rStyle w:val="Hyperlink"/>
@@ -34499,7 +34511,7 @@
                 <w:szCs w:val="26"/>
               </w:rPr>
             </w:pPr>
-            <w:hyperlink r:id="rId717" w:tooltip="The Letter of Polycarp" w:history="1">
+            <w:hyperlink r:id="rId718" w:tooltip="The Letter of Polycarp" w:history="1">
               <w:r>
                 <w:rPr>
                   <w:rStyle w:val="Hyperlink"/>
@@ -34529,7 +34541,7 @@
                 <w:bCs/>
               </w:rPr>
             </w:pPr>
-            <w:hyperlink r:id="rId718" w:tooltip="The Martyrdom of Polycarp" w:history="1">
+            <w:hyperlink r:id="rId719" w:tooltip="The Martyrdom of Polycarp" w:history="1">
               <w:r>
                 <w:rPr>
                   <w:rStyle w:val="Hyperlink"/>
@@ -34560,7 +34572,7 @@
                 <w:szCs w:val="28"/>
               </w:rPr>
             </w:pPr>
-            <w:hyperlink r:id="rId719" w:tooltip="The Matrydom of Saint Polycarp" w:history="1">
+            <w:hyperlink r:id="rId720" w:tooltip="The Matrydom of Saint Polycarp" w:history="1">
               <w:r>
                 <w:rPr>
                   <w:rStyle w:val="Hyperlink"/>
@@ -34610,7 +34622,7 @@
                 <w:szCs w:val="28"/>
               </w:rPr>
             </w:pPr>
-            <w:hyperlink r:id="rId720" w:tooltip="The Martyrdom of Polycarp" w:history="1">
+            <w:hyperlink r:id="rId721" w:tooltip="The Martyrdom of Polycarp" w:history="1">
               <w:r>
                 <w:rPr>
                   <w:rStyle w:val="Hyperlink"/>
@@ -34695,7 +34707,7 @@
                 <w:szCs w:val="22"/>
               </w:rPr>
             </w:pPr>
-            <w:hyperlink r:id="rId721" w:tooltip="Latin Text Unavailable" w:history="1">
+            <w:hyperlink r:id="rId722" w:tooltip="Latin Text Unavailable" w:history="1">
               <w:r>
                 <w:rPr>
                   <w:rStyle w:val="Hyperlink"/>
@@ -34729,7 +34741,7 @@
                 <w:szCs w:val="26"/>
               </w:rPr>
             </w:pPr>
-            <w:hyperlink r:id="rId722" w:tooltip="The Martyrdim of Polycarp" w:history="1">
+            <w:hyperlink r:id="rId723" w:tooltip="The Martyrdim of Polycarp" w:history="1">
               <w:r>
                 <w:rPr>
                   <w:rStyle w:val="Hyperlink"/>
@@ -34759,7 +34771,7 @@
                 <w:bCs/>
               </w:rPr>
             </w:pPr>
-            <w:hyperlink r:id="rId723" w:tooltip="The Didache" w:history="1">
+            <w:hyperlink r:id="rId724" w:tooltip="The Didache" w:history="1">
               <w:r>
                 <w:rPr>
                   <w:rStyle w:val="Hyperlink"/>
@@ -34972,7 +34984,7 @@
                 <w:szCs w:val="28"/>
               </w:rPr>
             </w:pPr>
-            <w:hyperlink r:id="rId724" w:tooltip="The Teaching of the Apostles" w:history="1">
+            <w:hyperlink r:id="rId725" w:tooltip="The Teaching of the Apostles" w:history="1">
               <w:proofErr w:type="spellStart"/>
               <w:r>
                 <w:rPr>
@@ -35057,7 +35069,7 @@
                 <w:color w:val="E36C0A" w:themeColor="accent6" w:themeShade="BF"/>
               </w:rPr>
             </w:pPr>
-            <w:hyperlink r:id="rId725" w:tooltip="No Extant Oriental Manuscript" w:history="1">
+            <w:hyperlink r:id="rId726" w:tooltip="No Extant Oriental Manuscript" w:history="1">
               <w:r>
                 <w:rPr>
                   <w:rStyle w:val="Hyperlink"/>
@@ -35085,7 +35097,7 @@
                 <w:szCs w:val="26"/>
               </w:rPr>
             </w:pPr>
-            <w:hyperlink r:id="rId726" w:tooltip="The Teaching of the Twelve Apostrles" w:history="1">
+            <w:hyperlink r:id="rId727" w:tooltip="The Teaching of the Twelve Apostrles" w:history="1">
               <w:r>
                 <w:rPr>
                   <w:rStyle w:val="Hyperlink"/>
@@ -35116,7 +35128,7 @@
                 <w:color w:val="7F7F7F" w:themeColor="text1" w:themeTint="80"/>
               </w:rPr>
             </w:pPr>
-            <w:hyperlink r:id="rId727" w:tooltip="The Shepherd of Hermas" w:history="1">
+            <w:hyperlink r:id="rId728" w:tooltip="The Shepherd of Hermas" w:history="1">
               <w:r>
                 <w:rPr>
                   <w:rStyle w:val="Hyperlink"/>
@@ -35146,7 +35158,7 @@
                 <w:szCs w:val="28"/>
               </w:rPr>
             </w:pPr>
-            <w:hyperlink r:id="rId728" w:tooltip="The Shepherd of Hermas" w:history="1">
+            <w:hyperlink r:id="rId729" w:tooltip="The Shepherd of Hermas" w:history="1">
               <w:proofErr w:type="spellStart"/>
               <w:r>
                 <w:rPr>
@@ -35184,7 +35196,7 @@
                 <w:szCs w:val="28"/>
               </w:rPr>
             </w:pPr>
-            <w:hyperlink r:id="rId729" w:tooltip="The Shepherd of Hermas" w:history="1">
+            <w:hyperlink r:id="rId730" w:tooltip="The Shepherd of Hermas" w:history="1">
               <w:proofErr w:type="spellStart"/>
               <w:r>
                 <w:rPr>
@@ -35219,7 +35231,7 @@
                 <w:color w:val="E36C0A" w:themeColor="accent6" w:themeShade="BF"/>
               </w:rPr>
             </w:pPr>
-            <w:hyperlink r:id="rId730" w:tooltip="Work-in-Progress" w:history="1">
+            <w:hyperlink r:id="rId731" w:tooltip="Work-in-Progress" w:history="1">
               <w:r>
                 <w:rPr>
                   <w:rStyle w:val="Hyperlink"/>
@@ -35250,7 +35262,7 @@
                 <w:szCs w:val="26"/>
               </w:rPr>
             </w:pPr>
-            <w:hyperlink r:id="rId731" w:tooltip="The Shepherd of Hermas" w:history="1">
+            <w:hyperlink r:id="rId732" w:tooltip="The Shepherd of Hermas" w:history="1">
               <w:r>
                 <w:rPr>
                   <w:rStyle w:val="Hyperlink"/>
@@ -35283,7 +35295,7 @@
                 <w:color w:val="7F7F7F" w:themeColor="text1" w:themeTint="80"/>
               </w:rPr>
             </w:pPr>
-            <w:hyperlink r:id="rId732" w:tooltip="The Letter of Barnabas" w:history="1">
+            <w:hyperlink r:id="rId733" w:tooltip="The Letter of Barnabas" w:history="1">
               <w:r>
                 <w:rPr>
                   <w:rStyle w:val="Hyperlink"/>
@@ -35438,7 +35450,7 @@
                 <w:szCs w:val="28"/>
               </w:rPr>
             </w:pPr>
-            <w:hyperlink r:id="rId733" w:tooltip="The Epistle of Barnabas" w:history="1">
+            <w:hyperlink r:id="rId734" w:tooltip="The Epistle of Barnabas" w:history="1">
               <w:r>
                 <w:rPr>
                   <w:rStyle w:val="Hyperlink"/>
@@ -35511,7 +35523,7 @@
                 <w:color w:val="E36C0A" w:themeColor="accent6" w:themeShade="BF"/>
               </w:rPr>
             </w:pPr>
-            <w:hyperlink r:id="rId734" w:tooltip="Latin Text Unavailable" w:history="1">
+            <w:hyperlink r:id="rId735" w:tooltip="Latin Text Unavailable" w:history="1">
               <w:r>
                 <w:rPr>
                   <w:rStyle w:val="Hyperlink"/>
@@ -35544,7 +35556,7 @@
                 <w:szCs w:val="26"/>
               </w:rPr>
             </w:pPr>
-            <w:hyperlink r:id="rId735" w:tooltip="The Letter of Barnabas" w:history="1">
+            <w:hyperlink r:id="rId736" w:tooltip="The Letter of Barnabas" w:history="1">
               <w:r>
                 <w:rPr>
                   <w:rStyle w:val="Hyperlink"/>
@@ -35595,7 +35607,7 @@
                 <w:color w:val="7F7F7F" w:themeColor="text1" w:themeTint="80"/>
               </w:rPr>
             </w:pPr>
-            <w:hyperlink r:id="rId736" w:tooltip="The Letter to Diognetus" w:history="1">
+            <w:hyperlink r:id="rId737" w:tooltip="The Letter to Diognetus" w:history="1">
               <w:r>
                 <w:rPr>
                   <w:rStyle w:val="Hyperlink"/>
@@ -35648,7 +35660,7 @@
                 <w:szCs w:val="28"/>
               </w:rPr>
             </w:pPr>
-            <w:hyperlink r:id="rId737" w:tooltip="The Letter to Diognetus" w:history="1">
+            <w:hyperlink r:id="rId738" w:tooltip="The Letter to Diognetus" w:history="1">
               <w:proofErr w:type="spellStart"/>
               <w:r>
                 <w:rPr>
@@ -35710,7 +35722,7 @@
                 <w:szCs w:val="28"/>
               </w:rPr>
             </w:pPr>
-            <w:hyperlink r:id="rId738" w:tooltip="The Epistle to Diognetus" w:history="1">
+            <w:hyperlink r:id="rId739" w:tooltip="The Epistle to Diognetus" w:history="1">
               <w:proofErr w:type="spellStart"/>
               <w:r>
                 <w:rPr>
@@ -35768,7 +35780,7 @@
                 <w:rFonts w:ascii="Gentium" w:hAnsi="Gentium" w:cs="Gentium"/>
               </w:rPr>
             </w:pPr>
-            <w:hyperlink r:id="rId739" w:tooltip="No Extant Oriental Manuscript" w:history="1">
+            <w:hyperlink r:id="rId740" w:tooltip="No Extant Oriental Manuscript" w:history="1">
               <w:r>
                 <w:rPr>
                   <w:rStyle w:val="Hyperlink"/>
@@ -35796,7 +35808,7 @@
                 <w:szCs w:val="26"/>
               </w:rPr>
             </w:pPr>
-            <w:hyperlink r:id="rId740" w:tooltip="The Letter to Diognetus" w:history="1">
+            <w:hyperlink r:id="rId741" w:tooltip="The Letter to Diognetus" w:history="1">
               <w:r>
                 <w:rPr>
                   <w:rStyle w:val="Hyperlink"/>
@@ -35827,7 +35839,7 @@
                 <w:color w:val="808080" w:themeColor="background1" w:themeShade="80"/>
               </w:rPr>
             </w:pPr>
-            <w:hyperlink r:id="rId741" w:tooltip="The Fragments of Papias" w:history="1">
+            <w:hyperlink r:id="rId742" w:tooltip="The Fragments of Papias" w:history="1">
               <w:r>
                 <w:rPr>
                   <w:rStyle w:val="Hyperlink"/>
@@ -35855,7 +35867,7 @@
                 <w:sz w:val="28"/>
               </w:rPr>
             </w:pPr>
-            <w:hyperlink r:id="rId742" w:tooltip="Lake does not include these Excerpts" w:history="1">
+            <w:hyperlink r:id="rId743" w:tooltip="Lake does not include these Excerpts" w:history="1">
               <w:r>
                 <w:rPr>
                   <w:rStyle w:val="Hyperlink"/>
@@ -35888,7 +35900,7 @@
                 <w:szCs w:val="26"/>
               </w:rPr>
             </w:pPr>
-            <w:hyperlink r:id="rId743" w:tooltip="The Fragments of Papias" w:history="1">
+            <w:hyperlink r:id="rId744" w:tooltip="The Fragments of Papias" w:history="1">
               <w:proofErr w:type="spellStart"/>
               <w:r>
                 <w:rPr>
@@ -35954,7 +35966,7 @@
                 <w:rFonts w:ascii="Gentium" w:hAnsi="Gentium" w:cs="Gentium"/>
               </w:rPr>
             </w:pPr>
-            <w:hyperlink r:id="rId744" w:tooltip="No Oriental Text Available" w:history="1">
+            <w:hyperlink r:id="rId745" w:tooltip="No Oriental Text Available" w:history="1">
               <w:r>
                 <w:rPr>
                   <w:rStyle w:val="Hyperlink"/>
@@ -35983,7 +35995,7 @@
                 <w:szCs w:val="26"/>
               </w:rPr>
             </w:pPr>
-            <w:hyperlink r:id="rId745" w:tooltip="The Fragments of Papias" w:history="1">
+            <w:hyperlink r:id="rId746" w:tooltip="The Fragments of Papias" w:history="1">
               <w:r>
                 <w:rPr>
                   <w:rStyle w:val="Hyperlink"/>
@@ -36258,10 +36270,9 @@
           <w:p>
             <w:pPr>
               <w:widowControl w:val="0"/>
-              <w:spacing w:before="80"/>
               <w:jc w:val="center"/>
               <w:rPr>
-                <w:rFonts w:ascii="Book Antiqua" w:hAnsi="Book Antiqua"/>
+                <w:rFonts w:ascii="Cambria" w:hAnsi="Cambria" w:cs="Cambria"/>
                 <w:b/>
                 <w:bCs/>
                 <w:smallCaps/>
@@ -36271,24 +36282,98 @@
             <w:proofErr w:type="spellStart"/>
             <w:r>
               <w:rPr>
-                <w:rFonts w:ascii="Book Antiqua" w:hAnsi="Book Antiqua"/>
+                <w:rFonts w:ascii="Cambria" w:hAnsi="Cambria" w:cs="Cambria"/>
                 <w:b/>
                 <w:bCs/>
                 <w:smallCaps/>
                 <w:color w:val="76923C" w:themeColor="accent3" w:themeShade="BF"/>
               </w:rPr>
+              <w:t>S</w:t>
+            </w:r>
+            <w:r>
+              <w:rPr>
+                <w:rFonts w:ascii="Cambria" w:hAnsi="Cambria" w:cs="Cambria"/>
+                <w:b/>
+                <w:bCs/>
+                <w:smallCaps/>
+                <w:color w:val="76923C" w:themeColor="accent3" w:themeShade="BF"/>
+              </w:rPr>
+              <w:t>ǝ</w:t>
+            </w:r>
+            <w:r>
+              <w:rPr>
+                <w:rFonts w:ascii="Cambria" w:hAnsi="Cambria" w:cs="Cambria"/>
+                <w:b/>
+                <w:bCs/>
+                <w:smallCaps/>
+                <w:color w:val="76923C" w:themeColor="accent3" w:themeShade="BF"/>
+              </w:rPr>
+              <w:t>ratä</w:t>
+            </w:r>
+            <w:proofErr w:type="spellEnd"/>
+            <w:r>
+              <w:rPr>
+                <w:rFonts w:ascii="Cambria" w:hAnsi="Cambria" w:cs="Cambria"/>
+                <w:b/>
+                <w:bCs/>
+                <w:smallCaps/>
+                <w:color w:val="76923C" w:themeColor="accent3" w:themeShade="BF"/>
+              </w:rPr>
+              <w:t xml:space="preserve"> </w:t>
+            </w:r>
+            <w:proofErr w:type="spellStart"/>
+            <w:r>
+              <w:rPr>
+                <w:rFonts w:ascii="Cambria" w:hAnsi="Cambria" w:cs="Cambria"/>
+                <w:b/>
+                <w:bCs/>
+                <w:smallCaps/>
+                <w:color w:val="76923C" w:themeColor="accent3" w:themeShade="BF"/>
+              </w:rPr>
+              <w:t>Ş</w:t>
+            </w:r>
+            <w:r>
+              <w:rPr>
+                <w:rFonts w:ascii="Cambria" w:hAnsi="Cambria" w:cs="Cambria"/>
+                <w:b/>
+                <w:bCs/>
+                <w:smallCaps/>
+                <w:color w:val="76923C" w:themeColor="accent3" w:themeShade="BF"/>
+              </w:rPr>
+              <w:t>iyon</w:t>
+            </w:r>
+            <w:proofErr w:type="spellEnd"/>
+            <w:r>
+              <w:rPr>
+                <w:rFonts w:ascii="Cambria" w:hAnsi="Cambria" w:cs="Cambria"/>
+                <w:b/>
+                <w:bCs/>
+                <w:smallCaps/>
+                <w:color w:val="76923C" w:themeColor="accent3" w:themeShade="BF"/>
+              </w:rPr>
+              <w:t xml:space="preserve"> (</w:t>
+            </w:r>
+            <w:proofErr w:type="spellStart"/>
+            <w:r>
+              <w:rPr>
+                <w:rFonts w:ascii="Cambria" w:hAnsi="Cambria" w:cs="Cambria"/>
+                <w:b/>
+                <w:bCs/>
+                <w:smallCaps/>
+                <w:color w:val="76923C" w:themeColor="accent3" w:themeShade="BF"/>
+              </w:rPr>
               <w:t>Sirate</w:t>
             </w:r>
             <w:proofErr w:type="spellEnd"/>
             <w:r>
               <w:rPr>
-                <w:rFonts w:ascii="Book Antiqua" w:hAnsi="Book Antiqua"/>
+                <w:rFonts w:ascii="Cambria" w:hAnsi="Cambria" w:cs="Cambria"/>
                 <w:b/>
                 <w:bCs/>
                 <w:smallCaps/>
                 <w:color w:val="76923C" w:themeColor="accent3" w:themeShade="BF"/>
               </w:rPr>
-              <w:t xml:space="preserve"> Tsion</w:t>
+              <w:t xml:space="preserve"> Tsion)</w:t>
             </w:r>
           </w:p>
         </w:tc>
@@ -36301,7 +36386,6 @@
           <w:p>
             <w:pPr>
               <w:widowControl w:val="0"/>
-              <w:spacing w:before="80"/>
               <w:jc w:val="center"/>
               <w:rPr>
                 <w:rFonts w:ascii="Book Antiqua" w:hAnsi="Book Antiqua"/>
@@ -36319,7 +36403,6 @@
           <w:p>
             <w:pPr>
               <w:widowControl w:val="0"/>
-              <w:spacing w:before="80"/>
               <w:jc w:val="center"/>
               <w:rPr>
                 <w:rFonts w:ascii="Book Antiqua" w:hAnsi="Book Antiqua"/>
@@ -36355,7 +36438,6 @@
           <w:p>
             <w:pPr>
               <w:widowControl w:val="0"/>
-              <w:spacing w:before="80"/>
               <w:jc w:val="center"/>
               <w:rPr>
                 <w:rFonts w:ascii="Gentium" w:hAnsi="Gentium" w:cs="Gentium"/>
@@ -36371,7 +36453,16 @@
                 <w:sz w:val="26"/>
                 <w:szCs w:val="26"/>
               </w:rPr>
-              <w:t>The Book of Order</w:t>
+              <w:t>The Order</w:t>
+            </w:r>
+            <w:r>
+              <w:rPr>
+                <w:rFonts w:ascii="Gentium" w:hAnsi="Gentium" w:cs="Gentium"/>
+                <w:color w:val="808080" w:themeColor="background1" w:themeShade="80"/>
+                <w:sz w:val="26"/>
+                <w:szCs w:val="26"/>
+              </w:rPr>
+              <w:t xml:space="preserve"> of Zion</w:t>
             </w:r>
           </w:p>
         </w:tc>
@@ -36385,10 +36476,9 @@
           <w:p>
             <w:pPr>
               <w:widowControl w:val="0"/>
-              <w:spacing w:before="40"/>
               <w:jc w:val="center"/>
               <w:rPr>
-                <w:rFonts w:ascii="Book Antiqua" w:hAnsi="Book Antiqua"/>
+                <w:rFonts w:ascii="Cambria" w:hAnsi="Cambria" w:cs="Cambria"/>
                 <w:b/>
                 <w:bCs/>
                 <w:smallCaps/>
@@ -36398,15 +36488,87 @@
             <w:proofErr w:type="spellStart"/>
             <w:r>
               <w:rPr>
-                <w:rFonts w:ascii="Book Antiqua" w:hAnsi="Book Antiqua"/>
+                <w:rFonts w:ascii="Cambria" w:hAnsi="Cambria" w:cs="Cambria"/>
                 <w:b/>
                 <w:bCs/>
                 <w:smallCaps/>
                 <w:color w:val="76923C" w:themeColor="accent3" w:themeShade="BF"/>
               </w:rPr>
+              <w:t>T</w:t>
+            </w:r>
+            <w:r>
+              <w:rPr>
+                <w:rFonts w:ascii="Cambria" w:hAnsi="Cambria" w:cs="Cambria"/>
+                <w:b/>
+                <w:bCs/>
+                <w:smallCaps/>
+                <w:color w:val="76923C" w:themeColor="accent3" w:themeShade="BF"/>
+              </w:rPr>
+              <w:t>ǝ</w:t>
+            </w:r>
+            <w:r>
+              <w:rPr>
+                <w:rFonts w:ascii="Cambria" w:hAnsi="Cambria" w:cs="Cambria"/>
+                <w:b/>
+                <w:bCs/>
+                <w:smallCaps/>
+                <w:color w:val="76923C" w:themeColor="accent3" w:themeShade="BF"/>
+              </w:rPr>
+              <w:t>’</w:t>
+            </w:r>
+            <w:r>
+              <w:rPr>
+                <w:rFonts w:ascii="Cambria" w:hAnsi="Cambria" w:cs="Cambria"/>
+                <w:b/>
+                <w:bCs/>
+                <w:smallCaps/>
+                <w:color w:val="76923C" w:themeColor="accent3" w:themeShade="BF"/>
+              </w:rPr>
+              <w:t>ǝ</w:t>
+            </w:r>
+            <w:r>
+              <w:rPr>
+                <w:rFonts w:ascii="Cambria" w:hAnsi="Cambria" w:cs="Cambria"/>
+                <w:b/>
+                <w:bCs/>
+                <w:smallCaps/>
+                <w:color w:val="76923C" w:themeColor="accent3" w:themeShade="BF"/>
+              </w:rPr>
+              <w:t>zzaz</w:t>
+            </w:r>
+            <w:proofErr w:type="spellEnd"/>
+            <w:r>
+              <w:rPr>
+                <w:rFonts w:ascii="Cambria" w:hAnsi="Cambria" w:cs="Cambria"/>
+                <w:b/>
+                <w:bCs/>
+                <w:smallCaps/>
+                <w:color w:val="76923C" w:themeColor="accent3" w:themeShade="BF"/>
+              </w:rPr>
+              <w:t xml:space="preserve"> (</w:t>
+            </w:r>
+            <w:proofErr w:type="spellStart"/>
+            <w:r>
+              <w:rPr>
+                <w:rFonts w:ascii="Cambria" w:hAnsi="Cambria" w:cs="Cambria"/>
+                <w:b/>
+                <w:bCs/>
+                <w:smallCaps/>
+                <w:color w:val="76923C" w:themeColor="accent3" w:themeShade="BF"/>
+              </w:rPr>
               <w:t>Tizaz</w:t>
             </w:r>
             <w:proofErr w:type="spellEnd"/>
+            <w:r>
+              <w:rPr>
+                <w:rFonts w:ascii="Cambria" w:hAnsi="Cambria" w:cs="Cambria"/>
+                <w:b/>
+                <w:bCs/>
+                <w:smallCaps/>
+                <w:color w:val="76923C" w:themeColor="accent3" w:themeShade="BF"/>
+              </w:rPr>
+              <w:t>)</w:t>
+            </w:r>
           </w:p>
         </w:tc>
         <w:tc>
@@ -36418,7 +36580,6 @@
           <w:p>
             <w:pPr>
               <w:widowControl w:val="0"/>
-              <w:spacing w:before="40"/>
               <w:jc w:val="center"/>
               <w:rPr>
                 <w:rFonts w:ascii="Book Antiqua" w:hAnsi="Book Antiqua"/>
@@ -36436,7 +36597,6 @@
           <w:p>
             <w:pPr>
               <w:widowControl w:val="0"/>
-              <w:spacing w:before="40"/>
               <w:jc w:val="center"/>
               <w:rPr>
                 <w:rFonts w:ascii="Book Antiqua" w:hAnsi="Book Antiqua"/>
@@ -36472,7 +36632,6 @@
           <w:p>
             <w:pPr>
               <w:widowControl w:val="0"/>
-              <w:spacing w:before="40"/>
               <w:jc w:val="center"/>
               <w:rPr>
                 <w:rFonts w:ascii="Gentium" w:hAnsi="Gentium" w:cs="Gentium"/>
@@ -36502,10 +36661,9 @@
           <w:p>
             <w:pPr>
               <w:widowControl w:val="0"/>
-              <w:spacing w:before="40"/>
               <w:jc w:val="center"/>
               <w:rPr>
-                <w:rFonts w:ascii="Book Antiqua" w:hAnsi="Book Antiqua"/>
+                <w:rFonts w:ascii="Cambria" w:hAnsi="Cambria" w:cs="Cambria"/>
                 <w:b/>
                 <w:bCs/>
                 <w:smallCaps/>
@@ -36515,15 +36673,87 @@
             <w:proofErr w:type="spellStart"/>
             <w:r>
               <w:rPr>
-                <w:rFonts w:ascii="Book Antiqua" w:hAnsi="Book Antiqua"/>
+                <w:rFonts w:ascii="Cambria" w:hAnsi="Cambria" w:cs="Cambria"/>
                 <w:b/>
                 <w:bCs/>
                 <w:smallCaps/>
                 <w:color w:val="76923C" w:themeColor="accent3" w:themeShade="BF"/>
               </w:rPr>
+              <w:t>G</w:t>
+            </w:r>
+            <w:r>
+              <w:rPr>
+                <w:rFonts w:ascii="Cambria" w:hAnsi="Cambria" w:cs="Cambria"/>
+                <w:b/>
+                <w:bCs/>
+                <w:smallCaps/>
+                <w:color w:val="76923C" w:themeColor="accent3" w:themeShade="BF"/>
+              </w:rPr>
+              <w:t>ǝ</w:t>
+            </w:r>
+            <w:r>
+              <w:rPr>
+                <w:rFonts w:ascii="Cambria" w:hAnsi="Cambria" w:cs="Cambria"/>
+                <w:b/>
+                <w:bCs/>
+                <w:smallCaps/>
+                <w:color w:val="76923C" w:themeColor="accent3" w:themeShade="BF"/>
+              </w:rPr>
+              <w:t>ss</w:t>
+            </w:r>
+            <w:r>
+              <w:rPr>
+                <w:rFonts w:ascii="Cambria" w:hAnsi="Cambria" w:cs="Cambria"/>
+                <w:b/>
+                <w:bCs/>
+                <w:smallCaps/>
+                <w:color w:val="76923C" w:themeColor="accent3" w:themeShade="BF"/>
+              </w:rPr>
+              <w:t>ǝ</w:t>
+            </w:r>
+            <w:r>
+              <w:rPr>
+                <w:rFonts w:ascii="Cambria" w:hAnsi="Cambria" w:cs="Cambria"/>
+                <w:b/>
+                <w:bCs/>
+                <w:smallCaps/>
+                <w:color w:val="76923C" w:themeColor="accent3" w:themeShade="BF"/>
+              </w:rPr>
+              <w:t>w</w:t>
+            </w:r>
+            <w:proofErr w:type="spellEnd"/>
+            <w:r>
+              <w:rPr>
+                <w:rFonts w:ascii="Cambria" w:hAnsi="Cambria" w:cs="Cambria"/>
+                <w:b/>
+                <w:bCs/>
+                <w:smallCaps/>
+                <w:color w:val="76923C" w:themeColor="accent3" w:themeShade="BF"/>
+              </w:rPr>
+              <w:t xml:space="preserve"> (</w:t>
+            </w:r>
+            <w:proofErr w:type="spellStart"/>
+            <w:r>
+              <w:rPr>
+                <w:rFonts w:ascii="Cambria" w:hAnsi="Cambria" w:cs="Cambria"/>
+                <w:b/>
+                <w:bCs/>
+                <w:smallCaps/>
+                <w:color w:val="76923C" w:themeColor="accent3" w:themeShade="BF"/>
+              </w:rPr>
               <w:t>Gitsew</w:t>
             </w:r>
             <w:proofErr w:type="spellEnd"/>
+            <w:r>
+              <w:rPr>
+                <w:rFonts w:ascii="Cambria" w:hAnsi="Cambria" w:cs="Cambria"/>
+                <w:b/>
+                <w:bCs/>
+                <w:smallCaps/>
+                <w:color w:val="76923C" w:themeColor="accent3" w:themeShade="BF"/>
+              </w:rPr>
+              <w:t>)</w:t>
+            </w:r>
           </w:p>
         </w:tc>
         <w:tc>
@@ -36535,7 +36765,6 @@
           <w:p>
             <w:pPr>
               <w:widowControl w:val="0"/>
-              <w:spacing w:before="40"/>
               <w:jc w:val="center"/>
               <w:rPr>
                 <w:rFonts w:ascii="Book Antiqua" w:hAnsi="Book Antiqua"/>
@@ -36553,7 +36782,6 @@
           <w:p>
             <w:pPr>
               <w:widowControl w:val="0"/>
-              <w:spacing w:before="40"/>
               <w:jc w:val="center"/>
               <w:rPr>
                 <w:rFonts w:ascii="Book Antiqua" w:hAnsi="Book Antiqua"/>
@@ -36589,7 +36817,6 @@
           <w:p>
             <w:pPr>
               <w:widowControl w:val="0"/>
-              <w:spacing w:before="40"/>
               <w:jc w:val="center"/>
               <w:rPr>
                 <w:rFonts w:ascii="Gentium" w:hAnsi="Gentium" w:cs="Gentium"/>
@@ -36619,28 +36846,99 @@
           <w:p>
             <w:pPr>
               <w:widowControl w:val="0"/>
-              <w:spacing w:before="40"/>
               <w:jc w:val="center"/>
               <w:rPr>
-                <w:rFonts w:ascii="Book Antiqua" w:hAnsi="Book Antiqua"/>
+                <w:rFonts w:ascii="Cambria" w:hAnsi="Cambria" w:cs="Cambria"/>
                 <w:b/>
                 <w:bCs/>
                 <w:smallCaps/>
                 <w:color w:val="76923C" w:themeColor="accent3" w:themeShade="BF"/>
               </w:rPr>
             </w:pPr>
-            <w:proofErr w:type="spellStart"/>
             <w:r>
               <w:rPr>
-                <w:rFonts w:ascii="Book Antiqua" w:hAnsi="Book Antiqua"/>
+                <w:rFonts w:ascii="Cambria" w:hAnsi="Cambria" w:cs="Cambria"/>
                 <w:b/>
                 <w:bCs/>
                 <w:smallCaps/>
                 <w:color w:val="76923C" w:themeColor="accent3" w:themeShade="BF"/>
               </w:rPr>
+              <w:t>‘</w:t>
+            </w:r>
+            <w:proofErr w:type="spellStart"/>
+            <w:r>
+              <w:rPr>
+                <w:rFonts w:ascii="Cambria" w:hAnsi="Cambria" w:cs="Cambria"/>
+                <w:b/>
+                <w:bCs/>
+                <w:smallCaps/>
+                <w:color w:val="76923C" w:themeColor="accent3" w:themeShade="BF"/>
+              </w:rPr>
+              <w:t>Ab</w:t>
+            </w:r>
+            <w:r>
+              <w:rPr>
+                <w:rFonts w:ascii="Cambria" w:hAnsi="Cambria" w:cs="Cambria"/>
+                <w:b/>
+                <w:bCs/>
+                <w:smallCaps/>
+                <w:color w:val="76923C" w:themeColor="accent3" w:themeShade="BF"/>
+              </w:rPr>
+              <w:t>ţ</w:t>
+            </w:r>
+            <w:r>
+              <w:rPr>
+                <w:rFonts w:ascii="Cambria" w:hAnsi="Cambria" w:cs="Cambria"/>
+                <w:b/>
+                <w:bCs/>
+                <w:smallCaps/>
+                <w:color w:val="76923C" w:themeColor="accent3" w:themeShade="BF"/>
+              </w:rPr>
+              <w:t>ǝ</w:t>
+            </w:r>
+            <w:r>
+              <w:rPr>
+                <w:rFonts w:ascii="Cambria" w:hAnsi="Cambria" w:cs="Cambria"/>
+                <w:b/>
+                <w:bCs/>
+                <w:smallCaps/>
+                <w:color w:val="76923C" w:themeColor="accent3" w:themeShade="BF"/>
+              </w:rPr>
+              <w:t>lis</w:t>
+            </w:r>
+            <w:proofErr w:type="spellEnd"/>
+            <w:r>
+              <w:rPr>
+                <w:rFonts w:ascii="Cambria" w:hAnsi="Cambria" w:cs="Cambria"/>
+                <w:b/>
+                <w:bCs/>
+                <w:smallCaps/>
+                <w:color w:val="76923C" w:themeColor="accent3" w:themeShade="BF"/>
+              </w:rPr>
+              <w:t xml:space="preserve"> (</w:t>
+            </w:r>
+            <w:proofErr w:type="spellStart"/>
+            <w:r>
+              <w:rPr>
+                <w:rFonts w:ascii="Cambria" w:hAnsi="Cambria" w:cs="Cambria"/>
+                <w:b/>
+                <w:bCs/>
+                <w:smallCaps/>
+                <w:color w:val="76923C" w:themeColor="accent3" w:themeShade="BF"/>
+              </w:rPr>
               <w:t>Abtilis</w:t>
             </w:r>
             <w:proofErr w:type="spellEnd"/>
+            <w:r>
+              <w:rPr>
+                <w:rFonts w:ascii="Cambria" w:hAnsi="Cambria" w:cs="Cambria"/>
+                <w:b/>
+                <w:bCs/>
+                <w:smallCaps/>
+                <w:color w:val="76923C" w:themeColor="accent3" w:themeShade="BF"/>
+              </w:rPr>
+              <w:t>)</w:t>
+            </w:r>
           </w:p>
         </w:tc>
         <w:tc>
@@ -36652,7 +36950,6 @@
           <w:p>
             <w:pPr>
               <w:widowControl w:val="0"/>
-              <w:spacing w:before="40"/>
               <w:jc w:val="center"/>
               <w:rPr>
                 <w:rFonts w:ascii="Book Antiqua" w:hAnsi="Book Antiqua"/>
@@ -36670,7 +36967,6 @@
           <w:p>
             <w:pPr>
               <w:widowControl w:val="0"/>
-              <w:spacing w:before="40"/>
               <w:jc w:val="center"/>
               <w:rPr>
                 <w:rFonts w:ascii="Book Antiqua" w:hAnsi="Book Antiqua"/>
@@ -36706,30 +37002,48 @@
           <w:p>
             <w:pPr>
               <w:widowControl w:val="0"/>
+              <w:jc w:val="center"/>
+              <w:rPr>
+                <w:rFonts w:ascii="Gentium" w:hAnsi="Gentium" w:cs="Gentium"/>
+                <w:color w:val="808080" w:themeColor="background1" w:themeShade="80"/>
+                <w:sz w:val="26"/>
+                <w:szCs w:val="26"/>
+              </w:rPr>
+            </w:pPr>
+            <w:r>
+              <w:rPr>
+                <w:rFonts w:ascii="Gentium" w:hAnsi="Gentium" w:cs="Gentium"/>
+                <w:color w:val="808080" w:themeColor="background1" w:themeShade="80"/>
+                <w:sz w:val="26"/>
+                <w:szCs w:val="26"/>
+              </w:rPr>
+              <w:t>The Titles</w:t>
+            </w:r>
+            <w:r>
+              <w:rPr>
+                <w:rFonts w:ascii="Gentium" w:hAnsi="Gentium" w:cs="Gentium"/>
+                <w:color w:val="808080" w:themeColor="background1" w:themeShade="80"/>
+                <w:sz w:val="26"/>
+                <w:szCs w:val="26"/>
+              </w:rPr>
+              <w:t xml:space="preserve"> of the Apostles</w:t>
+            </w:r>
+          </w:p>
+        </w:tc>
+      </w:tr>
+      <w:tr>
+        <w:tc>
+          <w:tcPr>
+            <w:tcW w:w="3828" w:type="dxa"/>
+            <w:vAlign w:val="center"/>
+          </w:tcPr>
+          <w:p>
+            <w:pPr>
+              <w:widowControl w:val="0"/>
               <w:spacing w:before="40"/>
               <w:jc w:val="center"/>
               <w:rPr>
-                <w:rFonts w:ascii="Book Antiqua" w:hAnsi="Book Antiqua"/>
-                <w:b/>
-                <w:bCs/>
-              </w:rPr>
-            </w:pPr>
-          </w:p>
-        </w:tc>
-      </w:tr>
-      <w:tr>
-        <w:tc>
-          <w:tcPr>
-            <w:tcW w:w="3828" w:type="dxa"/>
-            <w:vAlign w:val="center"/>
-          </w:tcPr>
-          <w:p>
-            <w:pPr>
-              <w:widowControl w:val="0"/>
-              <w:spacing w:before="40"/>
-              <w:jc w:val="center"/>
-              <w:rPr>
-                <w:rFonts w:ascii="Book Antiqua" w:hAnsi="Book Antiqua"/>
+                <w:rFonts w:ascii="Cambria" w:hAnsi="Cambria" w:cs="Cambria"/>
                 <w:b/>
                 <w:bCs/>
                 <w:smallCaps/>
@@ -36738,7 +37052,7 @@
             </w:pPr>
             <w:r>
               <w:rPr>
-                <w:rFonts w:ascii="Book Antiqua" w:hAnsi="Book Antiqua"/>
+                <w:rFonts w:ascii="Cambria" w:hAnsi="Cambria" w:cs="Cambria"/>
                 <w:b/>
                 <w:bCs/>
                 <w:smallCaps/>
@@ -36748,7 +37062,7 @@
             </w:r>
             <w:r>
               <w:rPr>
-                <w:rFonts w:ascii="Book Antiqua" w:hAnsi="Book Antiqua"/>
+                <w:rFonts w:ascii="Cambria" w:hAnsi="Cambria" w:cs="Cambria"/>
                 <w:b/>
                 <w:bCs/>
                 <w:smallCaps/>
@@ -36759,7 +37073,7 @@
             </w:r>
             <w:r>
               <w:rPr>
-                <w:rFonts w:ascii="Book Antiqua" w:hAnsi="Book Antiqua"/>
+                <w:rFonts w:ascii="Cambria" w:hAnsi="Cambria" w:cs="Cambria"/>
                 <w:b/>
                 <w:bCs/>
                 <w:smallCaps/>
@@ -36811,7 +37125,7 @@
                 <w:iCs/>
                 <w:color w:val="E36C0A" w:themeColor="accent6" w:themeShade="BF"/>
               </w:rPr>
-              <w:t>Ge’ez</w:t>
+              <w:t xml:space="preserve">Syriac </w:t>
             </w:r>
             <w:r>
               <w:rPr>
@@ -36820,7 +37134,7 @@
                 <w:iCs/>
                 <w:color w:val="E36C0A" w:themeColor="accent6" w:themeShade="BF"/>
               </w:rPr>
-              <w:t xml:space="preserve"> Text</w:t>
+              <w:t>Text</w:t>
             </w:r>
           </w:p>
         </w:tc>
@@ -36840,7 +37154,7 @@
                 <w:bCs/>
               </w:rPr>
             </w:pPr>
-            <w:hyperlink r:id="rId746" w:tooltip="Translation from the Syriac" w:history="1">
+            <w:hyperlink r:id="rId747" w:tooltip="Translation from the Syriac" w:history="1">
               <w:proofErr w:type="spellStart"/>
               <w:r>
                 <w:rPr>
@@ -36900,7 +37214,7 @@
               <w:spacing w:before="40"/>
               <w:jc w:val="center"/>
               <w:rPr>
-                <w:rFonts w:ascii="Book Antiqua" w:hAnsi="Book Antiqua"/>
+                <w:rFonts w:ascii="Cambria" w:hAnsi="Cambria" w:cs="Cambria"/>
                 <w:b/>
                 <w:bCs/>
                 <w:smallCaps/>
@@ -36909,7 +37223,7 @@
             </w:pPr>
             <w:r>
               <w:rPr>
-                <w:rFonts w:ascii="Book Antiqua" w:hAnsi="Book Antiqua"/>
+                <w:rFonts w:ascii="Cambria" w:hAnsi="Cambria" w:cs="Cambria"/>
                 <w:b/>
                 <w:bCs/>
                 <w:smallCaps/>
@@ -36919,7 +37233,7 @@
             </w:r>
             <w:r>
               <w:rPr>
-                <w:rFonts w:ascii="Book Antiqua" w:hAnsi="Book Antiqua"/>
+                <w:rFonts w:ascii="Cambria" w:hAnsi="Cambria" w:cs="Cambria"/>
                 <w:b/>
                 <w:bCs/>
                 <w:smallCaps/>
@@ -36930,7 +37244,7 @@
             </w:r>
             <w:r>
               <w:rPr>
-                <w:rFonts w:ascii="Book Antiqua" w:hAnsi="Book Antiqua"/>
+                <w:rFonts w:ascii="Cambria" w:hAnsi="Cambria" w:cs="Cambria"/>
                 <w:b/>
                 <w:bCs/>
                 <w:smallCaps/>
@@ -37006,11 +37320,65 @@
               <w:spacing w:before="40"/>
               <w:jc w:val="center"/>
               <w:rPr>
-                <w:rFonts w:ascii="Book Antiqua" w:hAnsi="Book Antiqua"/>
-                <w:b/>
-                <w:bCs/>
-              </w:rPr>
-            </w:pPr>
+                <w:rFonts w:ascii="Gentium" w:hAnsi="Gentium" w:cs="Gentium"/>
+                <w:color w:val="0000FF"/>
+                <w:sz w:val="26"/>
+                <w:szCs w:val="26"/>
+              </w:rPr>
+            </w:pPr>
+            <w:hyperlink r:id="rId748" w:tooltip="Translation from the Ethiopic" w:history="1">
+              <w:proofErr w:type="spellStart"/>
+              <w:r>
+                <w:rPr>
+                  <w:rStyle w:val="Hyperlink"/>
+                  <w:rFonts w:ascii="Gentium" w:hAnsi="Gentium" w:cs="Gentium"/>
+                  <w:sz w:val="26"/>
+                  <w:szCs w:val="26"/>
+                </w:rPr>
+                <w:t>Epistula</w:t>
+              </w:r>
+              <w:proofErr w:type="spellEnd"/>
+              <w:r>
+                <w:rPr>
+                  <w:rStyle w:val="Hyperlink"/>
+                  <w:rFonts w:ascii="Gentium" w:hAnsi="Gentium" w:cs="Gentium"/>
+                  <w:sz w:val="26"/>
+                  <w:szCs w:val="26"/>
+                </w:rPr>
+                <w:t xml:space="preserve"> </w:t>
+              </w:r>
+              <w:proofErr w:type="spellStart"/>
+              <w:r>
+                <w:rPr>
+                  <w:rStyle w:val="Hyperlink"/>
+                  <w:rFonts w:ascii="Gentium" w:hAnsi="Gentium" w:cs="Gentium"/>
+                  <w:sz w:val="26"/>
+                  <w:szCs w:val="26"/>
+                </w:rPr>
+                <w:t>Apostolorum</w:t>
+              </w:r>
+              <w:proofErr w:type="spellEnd"/>
+              <w:r>
+                <w:rPr>
+                  <w:rStyle w:val="Hyperlink"/>
+                  <w:rFonts w:ascii="Gentium" w:hAnsi="Gentium" w:cs="Gentium"/>
+                  <w:sz w:val="26"/>
+                  <w:szCs w:val="26"/>
+                </w:rPr>
+                <w:br/>
+              </w:r>
+              <w:r>
+                <w:rPr>
+                  <w:rStyle w:val="Hyperlink"/>
+                  <w:rFonts w:ascii="Gentium" w:hAnsi="Gentium" w:cs="Gentium"/>
+                  <w:i/>
+                  <w:iCs/>
+                  <w:sz w:val="22"/>
+                  <w:szCs w:val="22"/>
+                </w:rPr>
+                <w:t>(M.R. James, 1924)</w:t>
+              </w:r>
+            </w:hyperlink>
           </w:p>
         </w:tc>
       </w:tr>
@@ -37026,7 +37394,7 @@
               <w:spacing w:before="40"/>
               <w:jc w:val="center"/>
               <w:rPr>
-                <w:rFonts w:ascii="Book Antiqua" w:hAnsi="Book Antiqua"/>
+                <w:rFonts w:ascii="Cambria" w:hAnsi="Cambria" w:cs="Cambria"/>
                 <w:b/>
                 <w:bCs/>
                 <w:smallCaps/>
@@ -37035,7 +37403,7 @@
             </w:pPr>
             <w:r>
               <w:rPr>
-                <w:rFonts w:ascii="Book Antiqua" w:hAnsi="Book Antiqua"/>
+                <w:rFonts w:ascii="Cambria" w:hAnsi="Cambria" w:cs="Cambria"/>
                 <w:b/>
                 <w:bCs/>
                 <w:smallCaps/>
@@ -37046,7 +37414,7 @@
             <w:proofErr w:type="spellStart"/>
             <w:r>
               <w:rPr>
-                <w:rFonts w:ascii="Book Antiqua" w:hAnsi="Book Antiqua"/>
+                <w:rFonts w:ascii="Cambria" w:hAnsi="Cambria" w:cs="Cambria"/>
                 <w:b/>
                 <w:bCs/>
                 <w:smallCaps/>
@@ -37129,7 +37497,7 @@
                 <w:szCs w:val="26"/>
               </w:rPr>
             </w:pPr>
-            <w:hyperlink r:id="rId747" w:tooltip="The (Ethiopic) Book of Clement" w:history="1">
+            <w:hyperlink r:id="rId749" w:tooltip="The (Ethiopic) Book of Clement" w:history="1">
               <w:r>
                 <w:rPr>
                   <w:rStyle w:val="Hyperlink"/>
@@ -37175,7 +37543,7 @@
               <w:spacing w:before="40"/>
               <w:jc w:val="center"/>
               <w:rPr>
-                <w:rFonts w:ascii="Book Antiqua" w:hAnsi="Book Antiqua"/>
+                <w:rFonts w:ascii="Cambria" w:hAnsi="Cambria" w:cs="Cambria"/>
                 <w:b/>
                 <w:bCs/>
                 <w:smallCaps/>
@@ -37184,12 +37552,22 @@
             </w:pPr>
             <w:r>
               <w:rPr>
-                <w:rFonts w:ascii="Book Antiqua" w:hAnsi="Book Antiqua"/>
+                <w:rFonts w:ascii="Cambria" w:hAnsi="Cambria" w:cs="Cambria"/>
                 <w:b/>
                 <w:bCs/>
                 <w:smallCaps/>
                 <w:color w:val="76923C" w:themeColor="accent3" w:themeShade="BF"/>
               </w:rPr>
+              <w:t xml:space="preserve">The </w:t>
+            </w:r>
+            <w:r>
+              <w:rPr>
+                <w:rFonts w:ascii="Cambria" w:hAnsi="Cambria" w:cs="Cambria"/>
+                <w:b/>
+                <w:bCs/>
+                <w:smallCaps/>
+                <w:color w:val="76923C" w:themeColor="accent3" w:themeShade="BF"/>
+              </w:rPr>
               <w:t>Didascalia</w:t>
             </w:r>
           </w:p>
@@ -37266,7 +37644,7 @@
                 <w:szCs w:val="26"/>
               </w:rPr>
             </w:pPr>
-            <w:hyperlink r:id="rId748" w:tooltip="Translation from the Syriac" w:history="1">
+            <w:hyperlink r:id="rId750" w:tooltip="Translation from the Syriac" w:history="1">
               <w:r>
                 <w:rPr>
                   <w:rStyle w:val="Hyperlink"/>
@@ -37421,7 +37799,7 @@
                 <w:color w:val="800000"/>
               </w:rPr>
             </w:pPr>
-            <w:hyperlink r:id="rId749" w:tooltip="Transcription of the Greek Text" w:history="1">
+            <w:hyperlink r:id="rId751" w:tooltip="Transcription of the Greek Text" w:history="1">
               <w:r>
                 <w:rPr>
                   <w:rStyle w:val="Hyperlink"/>
@@ -37534,7 +37912,7 @@
                 <w:color w:val="800000"/>
               </w:rPr>
             </w:pPr>
-            <w:hyperlink r:id="rId750" w:tooltip="No Extant Latin MS" w:history="1">
+            <w:hyperlink r:id="rId752" w:tooltip="No Extant Latin MS" w:history="1">
               <w:r>
                 <w:rPr>
                   <w:rStyle w:val="Hyperlink"/>
@@ -37567,7 +37945,7 @@
                 <w:color w:val="E36C0A" w:themeColor="accent6" w:themeShade="BF"/>
               </w:rPr>
             </w:pPr>
-            <w:hyperlink r:id="rId751" w:tooltip="Ethiopic Text Unavailable" w:history="1">
+            <w:hyperlink r:id="rId753" w:tooltip="Ethiopic Text Unavailable" w:history="1">
               <w:r>
                 <w:rPr>
                   <w:rStyle w:val="Hyperlink"/>
@@ -37598,7 +37976,7 @@
                 <w:szCs w:val="26"/>
               </w:rPr>
             </w:pPr>
-            <w:hyperlink r:id="rId752" w:tooltip="The Apocalypse of Peter" w:history="1">
+            <w:hyperlink r:id="rId754" w:tooltip="The Apocalypse of Peter" w:history="1">
               <w:r>
                 <w:rPr>
                   <w:rStyle w:val="Hyperlink"/>
@@ -37676,7 +38054,7 @@
                 <w:szCs w:val="28"/>
               </w:rPr>
             </w:pPr>
-            <w:hyperlink r:id="rId753" w:tooltip="No Greek Text Available" w:history="1">
+            <w:hyperlink r:id="rId755" w:tooltip="No Greek Text Available" w:history="1">
               <w:r>
                 <w:rPr>
                   <w:rStyle w:val="Hyperlink"/>
@@ -37712,7 +38090,7 @@
                 <w:szCs w:val="28"/>
               </w:rPr>
             </w:pPr>
-            <w:hyperlink r:id="rId754" w:tooltip="M.R. James 1893 Transcription" w:history="1">
+            <w:hyperlink r:id="rId756" w:tooltip="M.R. James 1893 Transcription" w:history="1">
               <w:r>
                 <w:rPr>
                   <w:rStyle w:val="Hyperlink"/>
@@ -37782,7 +38160,7 @@
                 <w:u w:val="single"/>
               </w:rPr>
             </w:pPr>
-            <w:hyperlink r:id="rId755" w:tooltip="The Apocalypse of Paul" w:history="1">
+            <w:hyperlink r:id="rId757" w:tooltip="The Apocalypse of Paul" w:history="1">
               <w:r>
                 <w:rPr>
                   <w:rStyle w:val="Hyperlink"/>
@@ -38439,7 +38817,7 @@
               <w:spacing w:before="40" w:line="280" w:lineRule="exact"/>
               <w:jc w:val="center"/>
             </w:pPr>
-            <w:hyperlink r:id="rId756" w:tooltip="The Gospel of Thomas" w:history="1">
+            <w:hyperlink r:id="rId758" w:tooltip="The Gospel of Thomas" w:history="1">
               <w:r>
                 <w:rPr>
                   <w:rStyle w:val="Hyperlink"/>
@@ -38467,7 +38845,7 @@
                 <w:rFonts w:ascii="Gentium" w:hAnsi="Gentium" w:cs="Gentium"/>
               </w:rPr>
             </w:pPr>
-            <w:hyperlink r:id="rId757" w:tooltip="The Gospel of Thomas (Greek Fragments)" w:history="1">
+            <w:hyperlink r:id="rId759" w:tooltip="The Gospel of Thomas (Greek Fragments)" w:history="1">
               <w:r>
                 <w:rPr>
                   <w:rStyle w:val="Hyperlink"/>
@@ -38542,7 +38920,7 @@
                 <w:szCs w:val="28"/>
               </w:rPr>
             </w:pPr>
-            <w:hyperlink r:id="rId758" w:tooltip="The Gospel of Thomas (Nag Hammadi)" w:history="1">
+            <w:hyperlink r:id="rId760" w:tooltip="The Gospel of Thomas (Nag Hammadi)" w:history="1">
               <w:r>
                 <w:rPr>
                   <w:rStyle w:val="Hyperlink"/>
@@ -38572,7 +38950,7 @@
                 <w:szCs w:val="26"/>
               </w:rPr>
             </w:pPr>
-            <w:hyperlink r:id="rId759" w:tooltip="Mark M. Mattison's Open Source Translation" w:history="1">
+            <w:hyperlink r:id="rId761" w:tooltip="Mark M. Mattison's Open Source Translation" w:history="1">
               <w:r>
                 <w:rPr>
                   <w:rStyle w:val="Hyperlink"/>
@@ -38672,7 +39050,7 @@
                 <w:szCs w:val="28"/>
               </w:rPr>
             </w:pPr>
-            <w:hyperlink r:id="rId760" w:tooltip="No Extant Greek Text" w:history="1">
+            <w:hyperlink r:id="rId762" w:tooltip="No Extant Greek Text" w:history="1">
               <w:r>
                 <w:rPr>
                   <w:rStyle w:val="Hyperlink"/>
@@ -38686,6 +39064,172 @@
                 <w:t>—</w:t>
               </w:r>
             </w:hyperlink>
+          </w:p>
+        </w:tc>
+        <w:tc>
+          <w:tcPr>
+            <w:tcW w:w="4394" w:type="dxa"/>
+            <w:gridSpan w:val="3"/>
+            <w:vAlign w:val="center"/>
+          </w:tcPr>
+          <w:p>
+            <w:pPr>
+              <w:spacing w:before="40" w:line="280" w:lineRule="exact"/>
+              <w:jc w:val="center"/>
+              <w:rPr>
+                <w:rFonts w:ascii="CS Coptic Manuscript" w:hAnsi="CS Coptic Manuscript"/>
+                <w:sz w:val="28"/>
+                <w:szCs w:val="28"/>
+              </w:rPr>
+            </w:pPr>
+          </w:p>
+        </w:tc>
+        <w:tc>
+          <w:tcPr>
+            <w:tcW w:w="3503" w:type="dxa"/>
+            <w:vAlign w:val="center"/>
+          </w:tcPr>
+          <w:p>
+            <w:pPr>
+              <w:spacing w:before="40" w:line="280" w:lineRule="exact"/>
+              <w:jc w:val="center"/>
+              <w:rPr>
+                <w:rFonts w:ascii="Gentium" w:hAnsi="Gentium" w:cs="Gentium"/>
+                <w:sz w:val="26"/>
+                <w:szCs w:val="26"/>
+              </w:rPr>
+            </w:pPr>
+          </w:p>
+        </w:tc>
+      </w:tr>
+      <w:tr>
+        <w:tc>
+          <w:tcPr>
+            <w:tcW w:w="3828" w:type="dxa"/>
+            <w:vAlign w:val="center"/>
+          </w:tcPr>
+          <w:p>
+            <w:pPr>
+              <w:spacing w:before="40" w:line="280" w:lineRule="exact"/>
+              <w:jc w:val="center"/>
+              <w:rPr>
+                <w:i/>
+                <w:iCs/>
+                <w:color w:val="E36C0A" w:themeColor="accent6" w:themeShade="BF"/>
+              </w:rPr>
+            </w:pPr>
+            <w:r>
+              <w:rPr>
+                <w:rFonts w:ascii="Book Antiqua" w:hAnsi="Book Antiqua"/>
+                <w:i/>
+                <w:iCs/>
+                <w:smallCaps/>
+                <w:color w:val="76923C" w:themeColor="accent3" w:themeShade="BF"/>
+              </w:rPr>
+              <w:t>The Gospel of Truth</w:t>
+            </w:r>
+          </w:p>
+        </w:tc>
+        <w:tc>
+          <w:tcPr>
+            <w:tcW w:w="3969" w:type="dxa"/>
+            <w:gridSpan w:val="2"/>
+            <w:vAlign w:val="center"/>
+          </w:tcPr>
+          <w:p>
+            <w:pPr>
+              <w:spacing w:before="40" w:line="280" w:lineRule="exact"/>
+              <w:jc w:val="center"/>
+              <w:rPr>
+                <w:rFonts w:ascii="Gentium" w:hAnsi="Gentium" w:cs="Gentium"/>
+                <w:sz w:val="28"/>
+                <w:szCs w:val="28"/>
+              </w:rPr>
+            </w:pPr>
+          </w:p>
+        </w:tc>
+        <w:tc>
+          <w:tcPr>
+            <w:tcW w:w="4394" w:type="dxa"/>
+            <w:gridSpan w:val="3"/>
+            <w:vAlign w:val="center"/>
+          </w:tcPr>
+          <w:p>
+            <w:pPr>
+              <w:spacing w:before="40" w:line="280" w:lineRule="exact"/>
+              <w:jc w:val="center"/>
+              <w:rPr>
+                <w:rFonts w:ascii="CS Coptic Manuscript" w:hAnsi="CS Coptic Manuscript"/>
+                <w:sz w:val="28"/>
+                <w:szCs w:val="28"/>
+              </w:rPr>
+            </w:pPr>
+          </w:p>
+        </w:tc>
+        <w:tc>
+          <w:tcPr>
+            <w:tcW w:w="3503" w:type="dxa"/>
+            <w:vAlign w:val="center"/>
+          </w:tcPr>
+          <w:p>
+            <w:pPr>
+              <w:spacing w:before="40" w:line="280" w:lineRule="exact"/>
+              <w:jc w:val="center"/>
+              <w:rPr>
+                <w:rFonts w:ascii="Gentium" w:hAnsi="Gentium" w:cs="Gentium"/>
+                <w:sz w:val="26"/>
+                <w:szCs w:val="26"/>
+              </w:rPr>
+            </w:pPr>
+          </w:p>
+        </w:tc>
+      </w:tr>
+      <w:tr>
+        <w:tc>
+          <w:tcPr>
+            <w:tcW w:w="3828" w:type="dxa"/>
+            <w:vAlign w:val="center"/>
+          </w:tcPr>
+          <w:p>
+            <w:pPr>
+              <w:spacing w:before="40" w:line="280" w:lineRule="exact"/>
+              <w:jc w:val="center"/>
+              <w:rPr>
+                <w:rFonts w:ascii="Book Antiqua" w:hAnsi="Book Antiqua"/>
+                <w:i/>
+                <w:iCs/>
+                <w:smallCaps/>
+                <w:color w:val="76923C" w:themeColor="accent3" w:themeShade="BF"/>
+              </w:rPr>
+            </w:pPr>
+            <w:r>
+              <w:rPr>
+                <w:rFonts w:ascii="Book Antiqua" w:hAnsi="Book Antiqua"/>
+                <w:i/>
+                <w:iCs/>
+                <w:smallCaps/>
+                <w:color w:val="76923C" w:themeColor="accent3" w:themeShade="BF"/>
+              </w:rPr>
+              <w:t>The Gospel of Judas</w:t>
+            </w:r>
+          </w:p>
+        </w:tc>
+        <w:tc>
+          <w:tcPr>
+            <w:tcW w:w="3969" w:type="dxa"/>
+            <w:gridSpan w:val="2"/>
+            <w:vAlign w:val="center"/>
+          </w:tcPr>
+          <w:p>
+            <w:pPr>
+              <w:spacing w:before="40" w:line="280" w:lineRule="exact"/>
+              <w:jc w:val="center"/>
+              <w:rPr>
+                <w:rFonts w:ascii="Gentium" w:hAnsi="Gentium" w:cs="Gentium"/>
+                <w:sz w:val="28"/>
+                <w:szCs w:val="28"/>
+              </w:rPr>
+            </w:pPr>
           </w:p>
         </w:tc>
         <w:tc>
@@ -38770,7 +39314,7 @@
                 <w:color w:val="76923C" w:themeColor="accent3" w:themeShade="BF"/>
               </w:rPr>
             </w:pPr>
-            <w:hyperlink r:id="rId761" w:tooltip="The Secret Gospel of Mark" w:history="1">
+            <w:hyperlink r:id="rId763" w:tooltip="The Secret Gospel of Mark" w:history="1">
               <w:r>
                 <w:rPr>
                   <w:rStyle w:val="Hyperlink"/>
@@ -38800,7 +39344,7 @@
                 <w:color w:val="0000FF"/>
               </w:rPr>
             </w:pPr>
-            <w:hyperlink r:id="rId762" w:tooltip="Secret Gospel of Mark" w:history="1">
+            <w:hyperlink r:id="rId764" w:tooltip="Secret Gospel of Mark" w:history="1">
               <w:r>
                 <w:rPr>
                   <w:rStyle w:val="Hyperlink"/>
@@ -38847,7 +39391,7 @@
                 <w:szCs w:val="26"/>
               </w:rPr>
             </w:pPr>
-            <w:hyperlink r:id="rId763" w:tooltip="Morton Smith's Original Translation" w:history="1">
+            <w:hyperlink r:id="rId765" w:tooltip="Morton Smith's Original Translation" w:history="1">
               <w:r>
                 <w:rPr>
                   <w:rStyle w:val="Hyperlink"/>
@@ -39081,7 +39625,7 @@
               </w:rPr>
               <w:br/>
             </w:r>
-            <w:hyperlink r:id="rId764" w:tooltip="An Overview of the TheoDoor Project" w:history="1">
+            <w:hyperlink r:id="rId766" w:tooltip="An Overview of the TheoDoor Project" w:history="1">
               <w:r>
                 <w:rPr>
                   <w:rStyle w:val="Hyperlink"/>
@@ -39481,7 +40025,7 @@
               </w:rPr>
               <w:t>(</w:t>
             </w:r>
-            <w:hyperlink r:id="rId765" w:tooltip="Notes on the translations by R.H. Charles." w:history="1">
+            <w:hyperlink r:id="rId767" w:tooltip="Notes on the translations by R.H. Charles." w:history="1">
               <w:r>
                 <w:rPr>
                   <w:rStyle w:val="Hyperlink"/>
@@ -39629,7 +40173,7 @@
                 <w:sz w:val="24"/>
               </w:rPr>
             </w:pPr>
-            <w:hyperlink r:id="rId766" w:tooltip="The Testament of Abraham" w:history="1">
+            <w:hyperlink r:id="rId768" w:tooltip="The Testament of Abraham" w:history="1">
               <w:r>
                 <w:rPr>
                   <w:rStyle w:val="Hyperlink"/>
@@ -39667,7 +40211,7 @@
                 <w:u w:val="single"/>
               </w:rPr>
             </w:pPr>
-            <w:hyperlink r:id="rId767" w:tooltip="The Testament of Abraham" w:history="1">
+            <w:hyperlink r:id="rId769" w:tooltip="The Testament of Abraham" w:history="1">
               <w:r>
                 <w:rPr>
                   <w:rStyle w:val="Hyperlink"/>
@@ -39708,7 +40252,7 @@
                 <w:szCs w:val="26"/>
               </w:rPr>
             </w:pPr>
-            <w:hyperlink r:id="rId768" w:tooltip="No Latin Text Available" w:history="1">
+            <w:hyperlink r:id="rId770" w:tooltip="No Latin Text Available" w:history="1">
               <w:r>
                 <w:rPr>
                   <w:rStyle w:val="Hyperlink"/>
@@ -39744,7 +40288,7 @@
                 <w:szCs w:val="26"/>
               </w:rPr>
             </w:pPr>
-            <w:hyperlink r:id="rId769" w:tooltip="Coptic Text Unavailable" w:history="1">
+            <w:hyperlink r:id="rId771" w:tooltip="Coptic Text Unavailable" w:history="1">
               <w:r>
                 <w:rPr>
                   <w:rStyle w:val="Hyperlink"/>
@@ -39780,7 +40324,7 @@
                 <w:u w:val="single"/>
               </w:rPr>
             </w:pPr>
-            <w:hyperlink r:id="rId770" w:tooltip="An Image-Scan of Tikhonravov's Text" w:history="1">
+            <w:hyperlink r:id="rId772" w:tooltip="An Image-Scan of Tikhonravov's Text" w:history="1">
               <w:proofErr w:type="spellStart"/>
               <w:r>
                 <w:rPr>
@@ -39884,7 +40428,7 @@
                 <w:u w:val="single"/>
               </w:rPr>
             </w:pPr>
-            <w:hyperlink r:id="rId771" w:tooltip="M.R. James' 1892 Translation" w:history="1">
+            <w:hyperlink r:id="rId773" w:tooltip="M.R. James' 1892 Translation" w:history="1">
               <w:r>
                 <w:rPr>
                   <w:rStyle w:val="Hyperlink"/>
@@ -40030,7 +40574,7 @@
                 <w:sz w:val="24"/>
               </w:rPr>
             </w:pPr>
-            <w:hyperlink r:id="rId772" w:tooltip="No Greek Text Available" w:history="1">
+            <w:hyperlink r:id="rId774" w:tooltip="No Greek Text Available" w:history="1">
               <w:r>
                 <w:rPr>
                   <w:rStyle w:val="Hyperlink"/>
@@ -40070,7 +40614,7 @@
                 <w:szCs w:val="26"/>
               </w:rPr>
             </w:pPr>
-            <w:hyperlink r:id="rId773" w:tooltip="No Latin Text Available" w:history="1">
+            <w:hyperlink r:id="rId775" w:tooltip="No Latin Text Available" w:history="1">
               <w:r>
                 <w:rPr>
                   <w:rStyle w:val="Hyperlink"/>
@@ -40106,7 +40650,7 @@
                 <w:szCs w:val="26"/>
               </w:rPr>
             </w:pPr>
-            <w:hyperlink r:id="rId774" w:tooltip="Coptic Text Unavailable" w:history="1">
+            <w:hyperlink r:id="rId776" w:tooltip="Coptic Text Unavailable" w:history="1">
               <w:r>
                 <w:rPr>
                   <w:rStyle w:val="Hyperlink"/>
@@ -40140,7 +40684,7 @@
                 <w:sz w:val="24"/>
               </w:rPr>
             </w:pPr>
-            <w:hyperlink r:id="rId775" w:tooltip="No Slavonic Text Available" w:history="1">
+            <w:hyperlink r:id="rId777" w:tooltip="No Slavonic Text Available" w:history="1">
               <w:r>
                 <w:rPr>
                   <w:rStyle w:val="Hyperlink"/>
@@ -40267,7 +40811,7 @@
                 <w:sz w:val="24"/>
               </w:rPr>
             </w:pPr>
-            <w:hyperlink r:id="rId776" w:tooltip="No Greek Text Available" w:history="1">
+            <w:hyperlink r:id="rId778" w:tooltip="No Greek Text Available" w:history="1">
               <w:r>
                 <w:rPr>
                   <w:rStyle w:val="Hyperlink"/>
@@ -40307,7 +40851,7 @@
                 <w:szCs w:val="26"/>
               </w:rPr>
             </w:pPr>
-            <w:hyperlink r:id="rId777" w:tooltip="No Latin Text Available" w:history="1">
+            <w:hyperlink r:id="rId779" w:tooltip="No Latin Text Available" w:history="1">
               <w:r>
                 <w:rPr>
                   <w:rStyle w:val="Hyperlink"/>
@@ -40343,7 +40887,7 @@
                 <w:szCs w:val="26"/>
               </w:rPr>
             </w:pPr>
-            <w:hyperlink r:id="rId778" w:tooltip="Coptic Text Unavailable" w:history="1">
+            <w:hyperlink r:id="rId780" w:tooltip="Coptic Text Unavailable" w:history="1">
               <w:r>
                 <w:rPr>
                   <w:rStyle w:val="Hyperlink"/>
@@ -40377,7 +40921,7 @@
                 <w:sz w:val="24"/>
               </w:rPr>
             </w:pPr>
-            <w:hyperlink r:id="rId779" w:tooltip="No Slavonic Text Available" w:history="1">
+            <w:hyperlink r:id="rId781" w:tooltip="No Slavonic Text Available" w:history="1">
               <w:r>
                 <w:rPr>
                   <w:rStyle w:val="Hyperlink"/>
@@ -40548,7 +41092,7 @@
                 <w:u w:val="single"/>
               </w:rPr>
             </w:pPr>
-            <w:hyperlink r:id="rId780" w:tooltip="Full Transcription of Unknown Provenance" w:history="1">
+            <w:hyperlink r:id="rId782" w:tooltip="Full Transcription of Unknown Provenance" w:history="1">
               <w:proofErr w:type="spellStart"/>
               <w:r>
                 <w:rPr>
@@ -40648,7 +41192,7 @@
                 <w:szCs w:val="26"/>
               </w:rPr>
             </w:pPr>
-            <w:hyperlink r:id="rId781" w:tooltip="No Latin Text Available" w:history="1">
+            <w:hyperlink r:id="rId783" w:tooltip="No Latin Text Available" w:history="1">
               <w:r>
                 <w:rPr>
                   <w:rStyle w:val="Hyperlink"/>
@@ -40727,7 +41271,7 @@
                 <w:sz w:val="24"/>
               </w:rPr>
             </w:pPr>
-            <w:hyperlink r:id="rId782" w:tooltip="No Slavonic Text Available" w:history="1">
+            <w:hyperlink r:id="rId784" w:tooltip="No Slavonic Text Available" w:history="1">
               <w:r>
                 <w:rPr>
                   <w:rStyle w:val="Hyperlink"/>
@@ -40759,7 +41303,7 @@
                 <w:szCs w:val="26"/>
               </w:rPr>
             </w:pPr>
-            <w:hyperlink r:id="rId783" w:tooltip="The Testaments of the Twelve Patriarchs (RH Charles)" w:history="1">
+            <w:hyperlink r:id="rId785" w:tooltip="The Testaments of the Twelve Patriarchs (RH Charles)" w:history="1">
               <w:r>
                 <w:rPr>
                   <w:rStyle w:val="Hyperlink"/>
@@ -40818,7 +41362,7 @@
                 <w:u w:val="single"/>
               </w:rPr>
             </w:pPr>
-            <w:hyperlink r:id="rId784" w:tooltip="The Testament of Adam (Preliminary)" w:history="1">
+            <w:hyperlink r:id="rId786" w:tooltip="The Testament of Adam (Preliminary)" w:history="1">
               <w:r>
                 <w:rPr>
                   <w:rStyle w:val="Hyperlink"/>
@@ -40857,7 +41401,7 @@
                 <w:sz w:val="24"/>
               </w:rPr>
             </w:pPr>
-            <w:hyperlink r:id="rId785" w:tooltip="The Testament of Adam (Horarium)" w:history="1">
+            <w:hyperlink r:id="rId787" w:tooltip="The Testament of Adam (Horarium)" w:history="1">
               <w:r>
                 <w:rPr>
                   <w:rStyle w:val="Hyperlink"/>
@@ -40922,7 +41466,7 @@
                 <w:szCs w:val="26"/>
               </w:rPr>
             </w:pPr>
-            <w:hyperlink r:id="rId786" w:tooltip="No Latin Text Available" w:history="1">
+            <w:hyperlink r:id="rId788" w:tooltip="No Latin Text Available" w:history="1">
               <w:r>
                 <w:rPr>
                   <w:rStyle w:val="Hyperlink"/>
@@ -40957,7 +41501,7 @@
                 <w:szCs w:val="26"/>
               </w:rPr>
             </w:pPr>
-            <w:hyperlink r:id="rId787" w:tooltip="The Testament of Adam (Chs 1-3)" w:history="1">
+            <w:hyperlink r:id="rId789" w:tooltip="The Testament of Adam (Chs 1-3)" w:history="1">
               <w:r>
                 <w:rPr>
                   <w:rStyle w:val="Hyperlink"/>
@@ -40990,7 +41534,7 @@
                 <w:sz w:val="24"/>
               </w:rPr>
             </w:pPr>
-            <w:hyperlink r:id="rId788" w:tooltip="No Slavonic Text Available" w:history="1">
+            <w:hyperlink r:id="rId790" w:tooltip="No Slavonic Text Available" w:history="1">
               <w:r>
                 <w:rPr>
                   <w:rStyle w:val="Hyperlink"/>
@@ -41025,7 +41569,7 @@
                 <w:u w:val="single"/>
               </w:rPr>
             </w:pPr>
-            <w:hyperlink r:id="rId789" w:tooltip="A hybrid transaltion from various sources" w:history="1">
+            <w:hyperlink r:id="rId791" w:tooltip="A hybrid transaltion from various sources" w:history="1">
               <w:r>
                 <w:rPr>
                   <w:rStyle w:val="Hyperlink"/>
@@ -41087,7 +41631,7 @@
                 <w:sz w:val="24"/>
               </w:rPr>
             </w:pPr>
-            <w:hyperlink r:id="rId790" w:tooltip="The Assumption/Testament of Moses" w:history="1">
+            <w:hyperlink r:id="rId792" w:tooltip="The Assumption/Testament of Moses" w:history="1">
               <w:r>
                 <w:rPr>
                   <w:rStyle w:val="Hyperlink"/>
@@ -41139,7 +41683,7 @@
                 <w:sz w:val="24"/>
               </w:rPr>
             </w:pPr>
-            <w:hyperlink r:id="rId791" w:tooltip="No Greek Text Available" w:history="1">
+            <w:hyperlink r:id="rId793" w:tooltip="No Greek Text Available" w:history="1">
               <w:r>
                 <w:rPr>
                   <w:rStyle w:val="Hyperlink"/>
@@ -41181,7 +41725,7 @@
                 <w:szCs w:val="26"/>
               </w:rPr>
             </w:pPr>
-            <w:hyperlink r:id="rId792" w:tooltip="The Assumption of Moses (Codex Ambrosiana)" w:history="1">
+            <w:hyperlink r:id="rId794" w:tooltip="The Assumption of Moses (Codex Ambrosiana)" w:history="1">
               <w:r>
                 <w:rPr>
                   <w:rStyle w:val="Hyperlink"/>
@@ -41217,7 +41761,7 @@
                 <w:szCs w:val="26"/>
               </w:rPr>
             </w:pPr>
-            <w:hyperlink r:id="rId793" w:tooltip="No Extant Oriental Manuscript" w:history="1">
+            <w:hyperlink r:id="rId795" w:tooltip="No Extant Oriental Manuscript" w:history="1">
               <w:r>
                 <w:rPr>
                   <w:rStyle w:val="Hyperlink"/>
@@ -41250,7 +41794,7 @@
                 <w:sz w:val="24"/>
               </w:rPr>
             </w:pPr>
-            <w:hyperlink r:id="rId794" w:tooltip="No Slavonic Text Available" w:history="1">
+            <w:hyperlink r:id="rId796" w:tooltip="No Slavonic Text Available" w:history="1">
               <w:r>
                 <w:rPr>
                   <w:rStyle w:val="Hyperlink"/>
@@ -41281,7 +41825,7 @@
                 <w:szCs w:val="26"/>
               </w:rPr>
             </w:pPr>
-            <w:hyperlink r:id="rId795" w:tooltip="The Assumption of Moses (RH Charles)" w:history="1">
+            <w:hyperlink r:id="rId797" w:tooltip="The Assumption of Moses (RH Charles)" w:history="1">
               <w:r>
                 <w:rPr>
                   <w:rStyle w:val="Hyperlink"/>
@@ -41353,7 +41897,7 @@
                 <w:sz w:val="24"/>
               </w:rPr>
             </w:pPr>
-            <w:hyperlink r:id="rId796" w:tooltip="The Testament of Solomon" w:history="1">
+            <w:hyperlink r:id="rId798" w:tooltip="The Testament of Solomon" w:history="1">
               <w:proofErr w:type="spellStart"/>
               <w:r>
                 <w:rPr>
@@ -41419,7 +41963,7 @@
                 <w:szCs w:val="26"/>
               </w:rPr>
             </w:pPr>
-            <w:hyperlink r:id="rId797" w:tooltip="No Extant Latin MS" w:history="1">
+            <w:hyperlink r:id="rId799" w:tooltip="No Extant Latin MS" w:history="1">
               <w:r>
                 <w:rPr>
                   <w:rStyle w:val="Hyperlink"/>
@@ -41455,7 +41999,7 @@
                 <w:szCs w:val="26"/>
               </w:rPr>
             </w:pPr>
-            <w:hyperlink r:id="rId798" w:tooltip="Syriac/Arabic Text Unavailable" w:history="1">
+            <w:hyperlink r:id="rId800" w:tooltip="Syriac/Arabic Text Unavailable" w:history="1">
               <w:r>
                 <w:rPr>
                   <w:rStyle w:val="Hyperlink"/>
@@ -41489,7 +42033,7 @@
                 <w:sz w:val="24"/>
               </w:rPr>
             </w:pPr>
-            <w:hyperlink r:id="rId799" w:tooltip="No Slavonic Text Available" w:history="1">
+            <w:hyperlink r:id="rId801" w:tooltip="No Slavonic Text Available" w:history="1">
               <w:r>
                 <w:rPr>
                   <w:rStyle w:val="Hyperlink"/>
@@ -41598,7 +42142,7 @@
                 <w:sz w:val="24"/>
               </w:rPr>
             </w:pPr>
-            <w:hyperlink r:id="rId800" w:tooltip="Testament of Job (3 MSS)" w:history="1">
+            <w:hyperlink r:id="rId802" w:tooltip="Testament of Job (3 MSS)" w:history="1">
               <w:proofErr w:type="spellStart"/>
               <w:r>
                 <w:rPr>
@@ -41700,7 +42244,7 @@
                 <w:szCs w:val="26"/>
               </w:rPr>
             </w:pPr>
-            <w:hyperlink r:id="rId801" w:tooltip="No Latin Text Available" w:history="1">
+            <w:hyperlink r:id="rId803" w:tooltip="No Latin Text Available" w:history="1">
               <w:proofErr w:type="spellStart"/>
               <w:r>
                 <w:rPr>
@@ -41778,7 +42322,7 @@
                 <w:szCs w:val="26"/>
               </w:rPr>
             </w:pPr>
-            <w:hyperlink r:id="rId802" w:tooltip="Coptic Text Unavailable" w:history="1">
+            <w:hyperlink r:id="rId804" w:tooltip="Coptic Text Unavailable" w:history="1">
               <w:r>
                 <w:rPr>
                   <w:rStyle w:val="Hyperlink"/>
@@ -41825,7 +42369,7 @@
                 <w:sz w:val="24"/>
               </w:rPr>
             </w:pPr>
-            <w:hyperlink r:id="rId803" w:tooltip="No Slavonic Text Available" w:history="1">
+            <w:hyperlink r:id="rId805" w:tooltip="No Slavonic Text Available" w:history="1">
               <w:r>
                 <w:rPr>
                   <w:rStyle w:val="Hyperlink"/>
@@ -42018,7 +42562,7 @@
                 <w:szCs w:val="26"/>
               </w:rPr>
             </w:pPr>
-            <w:hyperlink r:id="rId804" w:tooltip="The Apocalypse of Moses" w:history="1">
+            <w:hyperlink r:id="rId806" w:tooltip="The Apocalypse of Moses" w:history="1">
               <w:r>
                 <w:rPr>
                   <w:rStyle w:val="Hyperlink"/>
@@ -42095,7 +42639,7 @@
                 <w:szCs w:val="26"/>
               </w:rPr>
             </w:pPr>
-            <w:hyperlink r:id="rId805" w:tooltip="The Life of Adam &amp; Eve" w:history="1">
+            <w:hyperlink r:id="rId807" w:tooltip="The Life of Adam &amp; Eve" w:history="1">
               <w:r>
                 <w:rPr>
                   <w:rStyle w:val="Hyperlink"/>
@@ -42184,7 +42728,7 @@
                 <w:u w:val="single"/>
               </w:rPr>
             </w:pPr>
-            <w:hyperlink r:id="rId806" w:tooltip="The Books of Adam &amp; Eve" w:history="1">
+            <w:hyperlink r:id="rId808" w:tooltip="The Books of Adam &amp; Eve" w:history="1">
               <w:r>
                 <w:rPr>
                   <w:rStyle w:val="Hyperlink"/>
@@ -42260,7 +42804,7 @@
                 <w:szCs w:val="26"/>
               </w:rPr>
             </w:pPr>
-            <w:hyperlink r:id="rId807" w:tooltip="The Sibylline Oracles" w:history="1">
+            <w:hyperlink r:id="rId809" w:tooltip="The Sibylline Oracles" w:history="1">
               <w:proofErr w:type="spellStart"/>
               <w:r>
                 <w:rPr>
@@ -42520,7 +43064,7 @@
                 <w:szCs w:val="26"/>
               </w:rPr>
             </w:pPr>
-            <w:hyperlink r:id="rId808" w:tooltip="Transcription by Robert Duke (OCP)" w:history="1">
+            <w:hyperlink r:id="rId810" w:tooltip="Transcription by Robert Duke (OCP)" w:history="1">
               <w:r>
                 <w:rPr>
                   <w:rStyle w:val="Hyperlink"/>
@@ -42617,7 +43161,7 @@
                 <w:szCs w:val="26"/>
               </w:rPr>
             </w:pPr>
-            <w:hyperlink r:id="rId809" w:tooltip="Visions of Amram (Hybrid Translation)" w:history="1">
+            <w:hyperlink r:id="rId811" w:tooltip="Visions of Amram (Hybrid Translation)" w:history="1">
               <w:r>
                 <w:rPr>
                   <w:rStyle w:val="Hyperlink"/>
@@ -43450,7 +43994,7 @@
                 <w:sz w:val="24"/>
               </w:rPr>
             </w:pPr>
-            <w:hyperlink r:id="rId810" w:tooltip="The Lives of the Prophets" w:history="1">
+            <w:hyperlink r:id="rId812" w:tooltip="The Lives of the Prophets" w:history="1">
               <w:r>
                 <w:rPr>
                   <w:rStyle w:val="Hyperlink"/>
@@ -43488,7 +44032,7 @@
                 <w:szCs w:val="22"/>
               </w:rPr>
             </w:pPr>
-            <w:hyperlink r:id="rId811" w:tooltip="C.C. Torrey's 1946 Transcription" w:history="1">
+            <w:hyperlink r:id="rId813" w:tooltip="C.C. Torrey's 1946 Transcription" w:history="1">
               <w:proofErr w:type="spellStart"/>
               <w:r>
                 <w:rPr>
@@ -43565,7 +44109,7 @@
                 <w:szCs w:val="22"/>
               </w:rPr>
             </w:pPr>
-            <w:hyperlink r:id="rId812" w:tooltip="Latin Text Unvailable" w:history="1">
+            <w:hyperlink r:id="rId814" w:tooltip="Latin Text Unvailable" w:history="1">
               <w:r>
                 <w:rPr>
                   <w:rStyle w:val="Hyperlink"/>
@@ -43619,7 +44163,7 @@
                 <w:szCs w:val="22"/>
               </w:rPr>
             </w:pPr>
-            <w:hyperlink r:id="rId813" w:tooltip="Syriac Text Unavailable" w:history="1">
+            <w:hyperlink r:id="rId815" w:tooltip="Syriac Text Unavailable" w:history="1">
               <w:r>
                 <w:rPr>
                   <w:rStyle w:val="Hyperlink"/>
@@ -43651,7 +44195,7 @@
                 <w:rFonts w:ascii="Pochaevsk" w:hAnsi="Pochaevsk"/>
               </w:rPr>
             </w:pPr>
-            <w:hyperlink r:id="rId814" w:tooltip="No Slavonic Text Available" w:history="1">
+            <w:hyperlink r:id="rId816" w:tooltip="No Slavonic Text Available" w:history="1">
               <w:r>
                 <w:rPr>
                   <w:rStyle w:val="Hyperlink"/>
@@ -43685,7 +44229,7 @@
                 <w:szCs w:val="26"/>
               </w:rPr>
             </w:pPr>
-            <w:hyperlink r:id="rId815" w:tooltip="C.C. Torrey's 1946 Translation" w:history="1">
+            <w:hyperlink r:id="rId817" w:tooltip="C.C. Torrey's 1946 Translation" w:history="1">
               <w:r>
                 <w:rPr>
                   <w:rStyle w:val="Hyperlink"/>
@@ -44019,7 +44563,7 @@
                 <w:szCs w:val="22"/>
               </w:rPr>
             </w:pPr>
-            <w:hyperlink r:id="rId816" w:tooltip="The Letter or Aristeas" w:history="1">
+            <w:hyperlink r:id="rId818" w:tooltip="The Letter or Aristeas" w:history="1">
               <w:proofErr w:type="spellStart"/>
               <w:r>
                 <w:rPr>
@@ -44153,7 +44697,7 @@
                 <w:szCs w:val="26"/>
               </w:rPr>
             </w:pPr>
-            <w:hyperlink r:id="rId817" w:tooltip="The Letter of Aristeas (RH Charles)" w:history="1">
+            <w:hyperlink r:id="rId819" w:tooltip="The Letter of Aristeas (RH Charles)" w:history="1">
               <w:r>
                 <w:rPr>
                   <w:rStyle w:val="Hyperlink"/>
@@ -45271,7 +45815,7 @@
                 <w:sz w:val="24"/>
               </w:rPr>
             </w:pPr>
-            <w:hyperlink r:id="rId818" w:history="1">
+            <w:hyperlink r:id="rId820" w:history="1">
               <w:r>
                 <w:rPr>
                   <w:rStyle w:val="Hyperlink"/>

--- a/TheoDoor.docx
+++ b/TheoDoor.docx
@@ -33334,8 +33334,22 @@
                   <w:sz w:val="28"/>
                   <w:szCs w:val="28"/>
                 </w:rPr>
-                <w:t>αιους</w:t>
-              </w:r>
+                <w:t>α</w:t>
+              </w:r>
+              <w:proofErr w:type="spellStart"/>
+              <w:r>
+                <w:rPr>
+                  <w:rStyle w:val="Hyperlink"/>
+                  <w:rFonts w:ascii="Gentium" w:hAnsi="Gentium" w:cs="Gentium"/>
+                  <w:i/>
+                  <w:iCs/>
+                  <w:smallCaps/>
+                  <w:sz w:val="28"/>
+                  <w:szCs w:val="28"/>
+                </w:rPr>
+                <w:t>ιους</w:t>
+              </w:r>
+              <w:proofErr w:type="spellEnd"/>
             </w:hyperlink>
           </w:p>
         </w:tc>
@@ -36226,7 +36240,7 @@
           <w:p>
             <w:pPr>
               <w:widowControl w:val="0"/>
-              <w:spacing w:before="120"/>
+              <w:spacing w:before="60"/>
               <w:jc w:val="center"/>
               <w:rPr>
                 <w:rFonts w:ascii="Book Antiqua" w:hAnsi="Book Antiqua"/>
@@ -36270,6 +36284,7 @@
           <w:p>
             <w:pPr>
               <w:widowControl w:val="0"/>
+              <w:spacing w:before="80"/>
               <w:jc w:val="center"/>
               <w:rPr>
                 <w:rFonts w:ascii="Cambria" w:hAnsi="Cambria" w:cs="Cambria"/>
@@ -36386,6 +36401,7 @@
           <w:p>
             <w:pPr>
               <w:widowControl w:val="0"/>
+              <w:spacing w:before="80"/>
               <w:jc w:val="center"/>
               <w:rPr>
                 <w:rFonts w:ascii="Book Antiqua" w:hAnsi="Book Antiqua"/>
@@ -36403,6 +36419,7 @@
           <w:p>
             <w:pPr>
               <w:widowControl w:val="0"/>
+              <w:spacing w:before="80"/>
               <w:jc w:val="center"/>
               <w:rPr>
                 <w:rFonts w:ascii="Book Antiqua" w:hAnsi="Book Antiqua"/>
@@ -36438,6 +36455,7 @@
           <w:p>
             <w:pPr>
               <w:widowControl w:val="0"/>
+              <w:spacing w:before="80"/>
               <w:jc w:val="center"/>
               <w:rPr>
                 <w:rFonts w:ascii="Gentium" w:hAnsi="Gentium" w:cs="Gentium"/>
@@ -36476,6 +36494,7 @@
           <w:p>
             <w:pPr>
               <w:widowControl w:val="0"/>
+              <w:spacing w:before="40"/>
               <w:jc w:val="center"/>
               <w:rPr>
                 <w:rFonts w:ascii="Cambria" w:hAnsi="Cambria" w:cs="Cambria"/>
@@ -36580,6 +36599,7 @@
           <w:p>
             <w:pPr>
               <w:widowControl w:val="0"/>
+              <w:spacing w:before="40"/>
               <w:jc w:val="center"/>
               <w:rPr>
                 <w:rFonts w:ascii="Book Antiqua" w:hAnsi="Book Antiqua"/>
@@ -36597,6 +36617,7 @@
           <w:p>
             <w:pPr>
               <w:widowControl w:val="0"/>
+              <w:spacing w:before="40"/>
               <w:jc w:val="center"/>
               <w:rPr>
                 <w:rFonts w:ascii="Book Antiqua" w:hAnsi="Book Antiqua"/>
@@ -36632,6 +36653,7 @@
           <w:p>
             <w:pPr>
               <w:widowControl w:val="0"/>
+              <w:spacing w:before="40"/>
               <w:jc w:val="center"/>
               <w:rPr>
                 <w:rFonts w:ascii="Gentium" w:hAnsi="Gentium" w:cs="Gentium"/>
@@ -36661,6 +36683,7 @@
           <w:p>
             <w:pPr>
               <w:widowControl w:val="0"/>
+              <w:spacing w:before="40"/>
               <w:jc w:val="center"/>
               <w:rPr>
                 <w:rFonts w:ascii="Cambria" w:hAnsi="Cambria" w:cs="Cambria"/>
@@ -36765,6 +36788,7 @@
           <w:p>
             <w:pPr>
               <w:widowControl w:val="0"/>
+              <w:spacing w:before="40"/>
               <w:jc w:val="center"/>
               <w:rPr>
                 <w:rFonts w:ascii="Book Antiqua" w:hAnsi="Book Antiqua"/>
@@ -36782,6 +36806,7 @@
           <w:p>
             <w:pPr>
               <w:widowControl w:val="0"/>
+              <w:spacing w:before="40"/>
               <w:jc w:val="center"/>
               <w:rPr>
                 <w:rFonts w:ascii="Book Antiqua" w:hAnsi="Book Antiqua"/>
@@ -36817,6 +36842,7 @@
           <w:p>
             <w:pPr>
               <w:widowControl w:val="0"/>
+              <w:spacing w:before="40"/>
               <w:jc w:val="center"/>
               <w:rPr>
                 <w:rFonts w:ascii="Gentium" w:hAnsi="Gentium" w:cs="Gentium"/>
@@ -36846,6 +36872,7 @@
           <w:p>
             <w:pPr>
               <w:widowControl w:val="0"/>
+              <w:spacing w:before="40"/>
               <w:jc w:val="center"/>
               <w:rPr>
                 <w:rFonts w:ascii="Cambria" w:hAnsi="Cambria" w:cs="Cambria"/>
@@ -36950,6 +36977,7 @@
           <w:p>
             <w:pPr>
               <w:widowControl w:val="0"/>
+              <w:spacing w:before="40"/>
               <w:jc w:val="center"/>
               <w:rPr>
                 <w:rFonts w:ascii="Book Antiqua" w:hAnsi="Book Antiqua"/>
@@ -36967,6 +36995,7 @@
           <w:p>
             <w:pPr>
               <w:widowControl w:val="0"/>
+              <w:spacing w:before="40"/>
               <w:jc w:val="center"/>
               <w:rPr>
                 <w:rFonts w:ascii="Book Antiqua" w:hAnsi="Book Antiqua"/>
@@ -37002,6 +37031,7 @@
           <w:p>
             <w:pPr>
               <w:widowControl w:val="0"/>
+              <w:spacing w:before="40"/>
               <w:jc w:val="center"/>
               <w:rPr>
                 <w:rFonts w:ascii="Gentium" w:hAnsi="Gentium" w:cs="Gentium"/>
@@ -37437,11 +37467,21 @@
               <w:spacing w:before="40"/>
               <w:jc w:val="center"/>
               <w:rPr>
-                <w:rFonts w:ascii="Book Antiqua" w:hAnsi="Book Antiqua"/>
-                <w:b/>
-                <w:bCs/>
-              </w:rPr>
-            </w:pPr>
+                <w:rFonts w:ascii="Gentium" w:hAnsi="Gentium" w:cs="Gentium"/>
+                <w:i/>
+                <w:iCs/>
+                <w:color w:val="E36C0A" w:themeColor="accent6" w:themeShade="BF"/>
+              </w:rPr>
+            </w:pPr>
+            <w:r>
+              <w:rPr>
+                <w:rFonts w:ascii="Gentium" w:hAnsi="Gentium" w:cs="Gentium"/>
+                <w:i/>
+                <w:iCs/>
+                <w:color w:val="E36C0A" w:themeColor="accent6" w:themeShade="BF"/>
+              </w:rPr>
+              <w:t>Amharic Text</w:t>
+            </w:r>
           </w:p>
         </w:tc>
         <w:tc>
@@ -37687,7 +37727,7 @@
           <w:p>
             <w:pPr>
               <w:widowControl w:val="0"/>
-              <w:spacing w:before="120"/>
+              <w:spacing w:before="60"/>
               <w:jc w:val="center"/>
               <w:rPr>
                 <w:rFonts w:ascii="Book Antiqua" w:hAnsi="Book Antiqua"/>
@@ -39064,172 +39104,6 @@
                 <w:t>—</w:t>
               </w:r>
             </w:hyperlink>
-          </w:p>
-        </w:tc>
-        <w:tc>
-          <w:tcPr>
-            <w:tcW w:w="4394" w:type="dxa"/>
-            <w:gridSpan w:val="3"/>
-            <w:vAlign w:val="center"/>
-          </w:tcPr>
-          <w:p>
-            <w:pPr>
-              <w:spacing w:before="40" w:line="280" w:lineRule="exact"/>
-              <w:jc w:val="center"/>
-              <w:rPr>
-                <w:rFonts w:ascii="CS Coptic Manuscript" w:hAnsi="CS Coptic Manuscript"/>
-                <w:sz w:val="28"/>
-                <w:szCs w:val="28"/>
-              </w:rPr>
-            </w:pPr>
-          </w:p>
-        </w:tc>
-        <w:tc>
-          <w:tcPr>
-            <w:tcW w:w="3503" w:type="dxa"/>
-            <w:vAlign w:val="center"/>
-          </w:tcPr>
-          <w:p>
-            <w:pPr>
-              <w:spacing w:before="40" w:line="280" w:lineRule="exact"/>
-              <w:jc w:val="center"/>
-              <w:rPr>
-                <w:rFonts w:ascii="Gentium" w:hAnsi="Gentium" w:cs="Gentium"/>
-                <w:sz w:val="26"/>
-                <w:szCs w:val="26"/>
-              </w:rPr>
-            </w:pPr>
-          </w:p>
-        </w:tc>
-      </w:tr>
-      <w:tr>
-        <w:tc>
-          <w:tcPr>
-            <w:tcW w:w="3828" w:type="dxa"/>
-            <w:vAlign w:val="center"/>
-          </w:tcPr>
-          <w:p>
-            <w:pPr>
-              <w:spacing w:before="40" w:line="280" w:lineRule="exact"/>
-              <w:jc w:val="center"/>
-              <w:rPr>
-                <w:i/>
-                <w:iCs/>
-                <w:color w:val="E36C0A" w:themeColor="accent6" w:themeShade="BF"/>
-              </w:rPr>
-            </w:pPr>
-            <w:r>
-              <w:rPr>
-                <w:rFonts w:ascii="Book Antiqua" w:hAnsi="Book Antiqua"/>
-                <w:i/>
-                <w:iCs/>
-                <w:smallCaps/>
-                <w:color w:val="76923C" w:themeColor="accent3" w:themeShade="BF"/>
-              </w:rPr>
-              <w:t>The Gospel of Truth</w:t>
-            </w:r>
-          </w:p>
-        </w:tc>
-        <w:tc>
-          <w:tcPr>
-            <w:tcW w:w="3969" w:type="dxa"/>
-            <w:gridSpan w:val="2"/>
-            <w:vAlign w:val="center"/>
-          </w:tcPr>
-          <w:p>
-            <w:pPr>
-              <w:spacing w:before="40" w:line="280" w:lineRule="exact"/>
-              <w:jc w:val="center"/>
-              <w:rPr>
-                <w:rFonts w:ascii="Gentium" w:hAnsi="Gentium" w:cs="Gentium"/>
-                <w:sz w:val="28"/>
-                <w:szCs w:val="28"/>
-              </w:rPr>
-            </w:pPr>
-          </w:p>
-        </w:tc>
-        <w:tc>
-          <w:tcPr>
-            <w:tcW w:w="4394" w:type="dxa"/>
-            <w:gridSpan w:val="3"/>
-            <w:vAlign w:val="center"/>
-          </w:tcPr>
-          <w:p>
-            <w:pPr>
-              <w:spacing w:before="40" w:line="280" w:lineRule="exact"/>
-              <w:jc w:val="center"/>
-              <w:rPr>
-                <w:rFonts w:ascii="CS Coptic Manuscript" w:hAnsi="CS Coptic Manuscript"/>
-                <w:sz w:val="28"/>
-                <w:szCs w:val="28"/>
-              </w:rPr>
-            </w:pPr>
-          </w:p>
-        </w:tc>
-        <w:tc>
-          <w:tcPr>
-            <w:tcW w:w="3503" w:type="dxa"/>
-            <w:vAlign w:val="center"/>
-          </w:tcPr>
-          <w:p>
-            <w:pPr>
-              <w:spacing w:before="40" w:line="280" w:lineRule="exact"/>
-              <w:jc w:val="center"/>
-              <w:rPr>
-                <w:rFonts w:ascii="Gentium" w:hAnsi="Gentium" w:cs="Gentium"/>
-                <w:sz w:val="26"/>
-                <w:szCs w:val="26"/>
-              </w:rPr>
-            </w:pPr>
-          </w:p>
-        </w:tc>
-      </w:tr>
-      <w:tr>
-        <w:tc>
-          <w:tcPr>
-            <w:tcW w:w="3828" w:type="dxa"/>
-            <w:vAlign w:val="center"/>
-          </w:tcPr>
-          <w:p>
-            <w:pPr>
-              <w:spacing w:before="40" w:line="280" w:lineRule="exact"/>
-              <w:jc w:val="center"/>
-              <w:rPr>
-                <w:rFonts w:ascii="Book Antiqua" w:hAnsi="Book Antiqua"/>
-                <w:i/>
-                <w:iCs/>
-                <w:smallCaps/>
-                <w:color w:val="76923C" w:themeColor="accent3" w:themeShade="BF"/>
-              </w:rPr>
-            </w:pPr>
-            <w:r>
-              <w:rPr>
-                <w:rFonts w:ascii="Book Antiqua" w:hAnsi="Book Antiqua"/>
-                <w:i/>
-                <w:iCs/>
-                <w:smallCaps/>
-                <w:color w:val="76923C" w:themeColor="accent3" w:themeShade="BF"/>
-              </w:rPr>
-              <w:t>The Gospel of Judas</w:t>
-            </w:r>
-          </w:p>
-        </w:tc>
-        <w:tc>
-          <w:tcPr>
-            <w:tcW w:w="3969" w:type="dxa"/>
-            <w:gridSpan w:val="2"/>
-            <w:vAlign w:val="center"/>
-          </w:tcPr>
-          <w:p>
-            <w:pPr>
-              <w:spacing w:before="40" w:line="280" w:lineRule="exact"/>
-              <w:jc w:val="center"/>
-              <w:rPr>
-                <w:rFonts w:ascii="Gentium" w:hAnsi="Gentium" w:cs="Gentium"/>
-                <w:sz w:val="28"/>
-                <w:szCs w:val="28"/>
-              </w:rPr>
-            </w:pPr>
           </w:p>
         </w:tc>
         <w:tc>

--- a/TheoDoor.docx
+++ b/TheoDoor.docx
@@ -22228,78 +22228,45 @@
               <w:spacing w:before="0" w:line="340" w:lineRule="exact"/>
               <w:ind w:firstLine="0"/>
               <w:rPr>
-                <w:rFonts w:cs="Estrangelo Edessa"/>
+                <w:rFonts w:ascii="Gentium" w:hAnsi="Gentium" w:cs="Estrangelo Edessa"/>
+                <w:i/>
                 <w:color w:val="E36C0A" w:themeColor="accent6" w:themeShade="BF"/>
-                <w:sz w:val="20"/>
-              </w:rPr>
-            </w:pPr>
-            <w:hyperlink r:id="rId517" w:tooltip="Syriac Text Unavailable" w:history="1">
-              <w:r>
-                <w:rPr>
-                  <w:rStyle w:val="Hyperlink"/>
-                  <w:rFonts w:ascii="Gentium" w:hAnsi="Gentium" w:cs="Estrangelo Edessa"/>
-                  <w:color w:val="E36C0A" w:themeColor="accent6" w:themeShade="BF"/>
-                  <w:sz w:val="24"/>
-                  <w:szCs w:val="30"/>
-                  <w:u w:val="none"/>
+                <w:sz w:val="26"/>
+                <w:szCs w:val="36"/>
+              </w:rPr>
+            </w:pPr>
+            <w:hyperlink r:id="rId517" w:tooltip="Syriac Text (Peshitta)" w:history="1">
+              <w:r>
+                <w:rPr>
+                  <w:rFonts w:cs="Estrangelo Edessa" w:hint="cs"/>
+                  <w:szCs w:val="36"/>
                   <w:rtl/>
                   <w:lang w:bidi="syr-SY"/>
                 </w:rPr>
-                <w:t>ܣܦܪܐ</w:t>
-              </w:r>
-              <w:r>
-                <w:rPr>
-                  <w:rStyle w:val="Hyperlink"/>
-                  <w:rFonts w:ascii="Gentium" w:hAnsi="Gentium" w:cs="Estrangelo Edessa"/>
-                  <w:i/>
-                  <w:iCs/>
-                  <w:color w:val="E36C0A" w:themeColor="accent6" w:themeShade="BF"/>
-                  <w:sz w:val="24"/>
-                  <w:szCs w:val="30"/>
-                  <w:u w:val="none"/>
+                <w:t xml:space="preserve"> </w:t>
+              </w:r>
+              <w:r>
+                <w:rPr>
+                  <w:rStyle w:val="Hyperlink"/>
+                  <w:rFonts w:ascii="Gentium" w:hAnsi="Gentium" w:cs="Estrangelo Edessa" w:hint="cs"/>
+                  <w:i/>
+                  <w:sz w:val="26"/>
+                  <w:szCs w:val="36"/>
                   <w:rtl/>
                   <w:lang w:bidi="syr-SY"/>
                 </w:rPr>
-                <w:t xml:space="preserve"> </w:t>
+                <w:t>ܝܗ̱ܘܕܝܬ</w:t>
               </w:r>
               <w:r>
                 <w:rPr>
                   <w:rStyle w:val="Hyperlink"/>
                   <w:rFonts w:ascii="Gentium" w:hAnsi="Gentium" w:cs="Estrangelo Edessa"/>
-                  <w:color w:val="E36C0A" w:themeColor="accent6" w:themeShade="BF"/>
-                  <w:sz w:val="24"/>
-                  <w:szCs w:val="30"/>
-                  <w:u w:val="none"/>
-                  <w:rtl/>
+                  <w:i/>
+                  <w:sz w:val="26"/>
+                  <w:szCs w:val="36"/>
                   <w:lang w:bidi="syr-SY"/>
                 </w:rPr>
-                <w:t>ܕܝܗܘܕܝܬ</w:t>
-              </w:r>
-              <w:r>
-                <w:rPr>
-                  <w:rStyle w:val="Hyperlink"/>
-                  <w:rFonts w:ascii="Gentium" w:hAnsi="Gentium" w:cs="Estrangelo Edessa"/>
-                  <w:i/>
-                  <w:iCs/>
-                  <w:color w:val="E36C0A" w:themeColor="accent6" w:themeShade="BF"/>
-                  <w:sz w:val="24"/>
-                  <w:szCs w:val="30"/>
-                  <w:u w:val="none"/>
-                </w:rPr>
-                <w:t xml:space="preserve">  </w:t>
-              </w:r>
-              <w:r>
-                <w:rPr>
-                  <w:rStyle w:val="Hyperlink"/>
-                  <w:rFonts w:ascii="Gentium" w:hAnsi="Gentium" w:cs="Estrangelo Edessa"/>
-                  <w:i/>
-                  <w:iCs/>
-                  <w:color w:val="E36C0A" w:themeColor="accent6" w:themeShade="BF"/>
-                  <w:sz w:val="20"/>
-                  <w:szCs w:val="26"/>
-                  <w:u w:val="none"/>
-                </w:rPr>
-                <w:t>(Peshitta)</w:t>
+                <w:t xml:space="preserve"> (Peshitta)</w:t>
               </w:r>
             </w:hyperlink>
           </w:p>
@@ -33334,22 +33301,8 @@
                   <w:sz w:val="28"/>
                   <w:szCs w:val="28"/>
                 </w:rPr>
-                <w:t>α</w:t>
-              </w:r>
-              <w:proofErr w:type="spellStart"/>
-              <w:r>
-                <w:rPr>
-                  <w:rStyle w:val="Hyperlink"/>
-                  <w:rFonts w:ascii="Gentium" w:hAnsi="Gentium" w:cs="Gentium"/>
-                  <w:i/>
-                  <w:iCs/>
-                  <w:smallCaps/>
-                  <w:sz w:val="28"/>
-                  <w:szCs w:val="28"/>
-                </w:rPr>
-                <w:t>ιους</w:t>
-              </w:r>
-              <w:proofErr w:type="spellEnd"/>
+                <w:t>αιους</w:t>
+              </w:r>
             </w:hyperlink>
           </w:p>
         </w:tc>

--- a/TheoDoor.docx
+++ b/TheoDoor.docx
@@ -23584,27 +23584,26 @@
             <w:pPr>
               <w:pStyle w:val="Title"/>
               <w:widowControl w:val="0"/>
-              <w:spacing w:before="0" w:line="340" w:lineRule="exact"/>
-              <w:ind w:firstLine="0"/>
-              <w:rPr>
-                <w:rFonts w:ascii="Gentium" w:hAnsi="Gentium" w:cs="Gentium"/>
-                <w:color w:val="E36C0A" w:themeColor="accent6" w:themeShade="BF"/>
-                <w:sz w:val="24"/>
-                <w:u w:val="single"/>
-              </w:rPr>
-            </w:pPr>
-            <w:hyperlink r:id="rId539" w:tooltip="Hebrew Text Unavailable" w:history="1">
-              <w:r>
-                <w:rPr>
-                  <w:rStyle w:val="Hyperlink"/>
-                  <w:rFonts w:ascii="Gentium" w:hAnsi="Gentium" w:cs="Gentium"/>
-                  <w:i/>
-                  <w:iCs/>
-                  <w:color w:val="E36C0A" w:themeColor="accent6" w:themeShade="BF"/>
-                  <w:sz w:val="26"/>
-                  <w:szCs w:val="26"/>
-                </w:rPr>
-                <w:t>Cairo Genizah (Hebrew)</w:t>
+              <w:bidi/>
+              <w:spacing w:before="0" w:line="280" w:lineRule="exact"/>
+              <w:ind w:firstLine="0"/>
+              <w:rPr>
+                <w:rFonts w:ascii="SBL Hebrew" w:hAnsi="SBL Hebrew" w:cs="SBL Hebrew"/>
+                <w:sz w:val="30"/>
+                <w:szCs w:val="30"/>
+              </w:rPr>
+            </w:pPr>
+            <w:hyperlink r:id="rId539" w:tooltip="Hebrew Text (Cairo Genizah)" w:history="1">
+              <w:r>
+                <w:rPr>
+                  <w:rStyle w:val="Hyperlink"/>
+                  <w:rFonts w:ascii="SBL Hebrew" w:hAnsi="SBL Hebrew" w:cs="SBL Hebrew"/>
+                  <w:sz w:val="30"/>
+                  <w:szCs w:val="30"/>
+                  <w:rtl/>
+                  <w:lang w:bidi="he-IL"/>
+                </w:rPr>
+                <w:t>תפילת מנשה</w:t>
               </w:r>
             </w:hyperlink>
           </w:p>

--- a/TheoDoor.docx
+++ b/TheoDoor.docx
@@ -24082,20 +24082,7 @@
                   <w:szCs w:val="26"/>
                   <w:lang w:val="el-GR"/>
                 </w:rPr>
-                <w:t>Μακκαβαιων Α</w:t>
-              </w:r>
-              <w:r>
-                <w:rPr>
-                  <w:rStyle w:val="Hyperlink"/>
-                  <w:rFonts w:ascii="Vusillus" w:hAnsi="Vusillus" w:cs="Vusillus"/>
-                  <w:i/>
-                  <w:iCs/>
-                  <w:noProof/>
-                  <w:sz w:val="26"/>
-                  <w:szCs w:val="26"/>
-                  <w:lang w:val="el-GR"/>
-                </w:rPr>
-                <w:t>ʹ</w:t>
+                <w:t>Μακκαβαιων Αʹ</w:t>
               </w:r>
             </w:hyperlink>
           </w:p>
@@ -24160,18 +24147,62 @@
                 <w:szCs w:val="26"/>
               </w:rPr>
             </w:pPr>
-            <w:hyperlink r:id="rId551" w:tooltip="No Extant Oriental MS" w:history="1">
-              <w:r>
-                <w:rPr>
-                  <w:rStyle w:val="Hyperlink"/>
-                  <w:rFonts w:ascii="Gentium" w:hAnsi="Gentium" w:cs="Gentium"/>
-                  <w:i/>
-                  <w:iCs/>
-                  <w:sz w:val="26"/>
-                  <w:szCs w:val="26"/>
-                  <w:u w:val="none"/>
-                </w:rPr>
-                <w:t>—</w:t>
+            <w:hyperlink r:id="rId551" w:tooltip="Syriac Text (Peshitta)" w:history="1">
+              <w:r>
+                <w:rPr>
+                  <w:rFonts w:cs="Estrangelo Edessa" w:hint="cs"/>
+                  <w:szCs w:val="36"/>
+                  <w:rtl/>
+                  <w:lang w:bidi="syr-SY"/>
+                </w:rPr>
+                <w:t xml:space="preserve"> </w:t>
+              </w:r>
+              <w:r>
+                <w:rPr>
+                  <w:rStyle w:val="Hyperlink"/>
+                  <w:rFonts w:ascii="Gentium" w:hAnsi="Gentium" w:cs="Estrangelo Edessa" w:hint="cs"/>
+                  <w:i/>
+                  <w:sz w:val="26"/>
+                  <w:szCs w:val="36"/>
+                  <w:rtl/>
+                  <w:lang w:bidi="syr-SY"/>
+                </w:rPr>
+                <w:t>ܐ</w:t>
+              </w:r>
+              <w:r>
+                <w:rPr>
+                  <w:rStyle w:val="Hyperlink"/>
+                  <w:rFonts w:ascii="Gentium" w:hAnsi="Gentium" w:cs="Estrangelo Edessa"/>
+                  <w:i/>
+                  <w:sz w:val="26"/>
+                  <w:szCs w:val="36"/>
+                  <w:rtl/>
+                  <w:lang w:bidi="syr-SY"/>
+                </w:rPr>
+                <w:t xml:space="preserve"> </w:t>
+              </w:r>
+              <w:r>
+                <w:rPr>
+                  <w:rStyle w:val="Hyperlink"/>
+                  <w:rFonts w:ascii="Gentium" w:hAnsi="Gentium" w:cs="Estrangelo Edessa" w:hint="cs"/>
+                  <w:i/>
+                  <w:sz w:val="26"/>
+                  <w:szCs w:val="36"/>
+                  <w:rtl/>
+                  <w:lang w:bidi="syr-SY"/>
+                </w:rPr>
+                <w:t>ܡܩܒܝ̈ܐ</w:t>
+              </w:r>
+              <w:r>
+                <w:rPr>
+                  <w:rStyle w:val="Hyperlink"/>
+                  <w:rFonts w:ascii="Gentium" w:hAnsi="Gentium" w:cs="Estrangelo Edessa"/>
+                  <w:i/>
+                  <w:sz w:val="26"/>
+                  <w:szCs w:val="36"/>
+                  <w:lang w:bidi="syr-SY"/>
+                </w:rPr>
+                <w:t xml:space="preserve"> (Peshitta)</w:t>
               </w:r>
             </w:hyperlink>
           </w:p>
@@ -24211,23 +24242,7 @@
                   <w:rFonts w:ascii="Pochaevsk" w:hAnsi="Pochaevsk" w:cs="Pochaevsk Unicode"/>
                   <w:sz w:val="24"/>
                 </w:rPr>
-                <w:t xml:space="preserve"> </w:t>
-              </w:r>
-              <w:r>
-                <w:rPr>
-                  <w:rStyle w:val="Hyperlink"/>
-                  <w:rFonts w:ascii="Pochaevsk" w:hAnsi="Pochaevsk" w:cs="Pochaevsk Unicode"/>
-                  <w:sz w:val="24"/>
-                </w:rPr>
-                <w:t>а</w:t>
-              </w:r>
-              <w:r>
-                <w:rPr>
-                  <w:rStyle w:val="Hyperlink"/>
-                  <w:rFonts w:ascii="Pochaevsk" w:hAnsi="Pochaevsk" w:cs="Pochaevsk Unicode"/>
-                  <w:sz w:val="24"/>
-                </w:rPr>
-                <w:t>҃</w:t>
+                <w:t xml:space="preserve"> а҃</w:t>
               </w:r>
             </w:hyperlink>
           </w:p>
@@ -24366,20 +24381,7 @@
                   <w:szCs w:val="26"/>
                   <w:lang w:val="el-GR"/>
                 </w:rPr>
-                <w:t>Μακκαβαιων Β</w:t>
-              </w:r>
-              <w:r>
-                <w:rPr>
-                  <w:rStyle w:val="Hyperlink"/>
-                  <w:rFonts w:ascii="Vusillus" w:hAnsi="Vusillus" w:cs="Vusillus"/>
-                  <w:i/>
-                  <w:iCs/>
-                  <w:noProof/>
-                  <w:sz w:val="26"/>
-                  <w:szCs w:val="26"/>
-                  <w:lang w:val="el-GR"/>
-                </w:rPr>
-                <w:t>ʹ</w:t>
+                <w:t>Μακκαβαιων Βʹ</w:t>
               </w:r>
             </w:hyperlink>
           </w:p>
@@ -24427,6 +24429,7 @@
         <w:tc>
           <w:tcPr>
             <w:tcW w:w="2750" w:type="dxa"/>
+            <w:vAlign w:val="center"/>
           </w:tcPr>
           <w:p>
             <w:pPr>
@@ -24444,18 +24447,62 @@
                 <w:u w:val="single"/>
               </w:rPr>
             </w:pPr>
-            <w:hyperlink r:id="rId557" w:tooltip="Syriac/Armenian Text Unavailable" w:history="1">
-              <w:r>
-                <w:rPr>
-                  <w:rStyle w:val="Hyperlink"/>
-                  <w:rFonts w:ascii="Gentium" w:hAnsi="Gentium" w:cs="Gentium"/>
-                  <w:i/>
-                  <w:iCs/>
-                  <w:color w:val="E36C0A" w:themeColor="accent6" w:themeShade="BF"/>
-                  <w:sz w:val="26"/>
-                  <w:szCs w:val="26"/>
-                </w:rPr>
-                <w:t>Syriac/Armenian MSS</w:t>
+            <w:hyperlink r:id="rId557" w:tooltip="Syriac Text (Peshitta)" w:history="1">
+              <w:r>
+                <w:rPr>
+                  <w:rFonts w:cs="Estrangelo Edessa" w:hint="cs"/>
+                  <w:szCs w:val="36"/>
+                  <w:rtl/>
+                  <w:lang w:bidi="syr-SY"/>
+                </w:rPr>
+                <w:t xml:space="preserve"> </w:t>
+              </w:r>
+              <w:r>
+                <w:rPr>
+                  <w:rStyle w:val="Hyperlink"/>
+                  <w:rFonts w:ascii="Gentium" w:hAnsi="Gentium" w:cs="Estrangelo Edessa" w:hint="cs"/>
+                  <w:i/>
+                  <w:sz w:val="26"/>
+                  <w:szCs w:val="36"/>
+                  <w:rtl/>
+                  <w:lang w:bidi="syr-SY"/>
+                </w:rPr>
+                <w:t>ܒ</w:t>
+              </w:r>
+              <w:r>
+                <w:rPr>
+                  <w:rStyle w:val="Hyperlink"/>
+                  <w:rFonts w:ascii="Gentium" w:hAnsi="Gentium" w:cs="Estrangelo Edessa"/>
+                  <w:i/>
+                  <w:sz w:val="26"/>
+                  <w:szCs w:val="36"/>
+                  <w:rtl/>
+                  <w:lang w:bidi="syr-SY"/>
+                </w:rPr>
+                <w:t xml:space="preserve"> </w:t>
+              </w:r>
+              <w:r>
+                <w:rPr>
+                  <w:rStyle w:val="Hyperlink"/>
+                  <w:rFonts w:ascii="Gentium" w:hAnsi="Gentium" w:cs="Estrangelo Edessa" w:hint="cs"/>
+                  <w:i/>
+                  <w:sz w:val="26"/>
+                  <w:szCs w:val="36"/>
+                  <w:rtl/>
+                  <w:lang w:bidi="syr-SY"/>
+                </w:rPr>
+                <w:t>ܡܩܒܝ̈ܐ</w:t>
+              </w:r>
+              <w:r>
+                <w:rPr>
+                  <w:rStyle w:val="Hyperlink"/>
+                  <w:rFonts w:ascii="Gentium" w:hAnsi="Gentium" w:cs="Estrangelo Edessa"/>
+                  <w:i/>
+                  <w:sz w:val="26"/>
+                  <w:szCs w:val="36"/>
+                  <w:lang w:bidi="syr-SY"/>
+                </w:rPr>
+                <w:t xml:space="preserve"> (Peshitta)</w:t>
               </w:r>
             </w:hyperlink>
           </w:p>
@@ -24494,15 +24541,7 @@
                   <w:rFonts w:ascii="Pochaevsk" w:hAnsi="Pochaevsk" w:cs="Pochaevsk Unicode"/>
                   <w:sz w:val="24"/>
                 </w:rPr>
-                <w:t xml:space="preserve"> </w:t>
-              </w:r>
-              <w:r>
-                <w:rPr>
-                  <w:rStyle w:val="Hyperlink"/>
-                  <w:rFonts w:ascii="Pochaevsk" w:hAnsi="Pochaevsk" w:cs="Pochaevsk Unicode"/>
-                  <w:sz w:val="24"/>
-                </w:rPr>
-                <w:t>в҃</w:t>
+                <w:t xml:space="preserve"> в҃</w:t>
               </w:r>
             </w:hyperlink>
           </w:p>
@@ -39121,6 +39160,190 @@
               </w:rPr>
               <w:t>Works of Dubious Provenance</w:t>
             </w:r>
+          </w:p>
+        </w:tc>
+      </w:tr>
+      <w:tr>
+        <w:tc>
+          <w:tcPr>
+            <w:tcW w:w="3828" w:type="dxa"/>
+            <w:vAlign w:val="center"/>
+          </w:tcPr>
+          <w:p>
+            <w:pPr>
+              <w:spacing w:before="40" w:line="280" w:lineRule="exact"/>
+              <w:jc w:val="center"/>
+              <w:rPr>
+                <w:rFonts w:ascii="Book Antiqua" w:hAnsi="Book Antiqua"/>
+                <w:smallCaps/>
+                <w:color w:val="76923C" w:themeColor="accent3" w:themeShade="BF"/>
+              </w:rPr>
+            </w:pPr>
+            <w:r>
+              <w:rPr>
+                <w:rFonts w:ascii="Book Antiqua" w:hAnsi="Book Antiqua"/>
+                <w:smallCaps/>
+                <w:color w:val="76923C" w:themeColor="accent3" w:themeShade="BF"/>
+              </w:rPr>
+              <w:t xml:space="preserve">The </w:t>
+            </w:r>
+            <w:r>
+              <w:rPr>
+                <w:rFonts w:ascii="Book Antiqua" w:hAnsi="Book Antiqua"/>
+                <w:smallCaps/>
+                <w:color w:val="76923C" w:themeColor="accent3" w:themeShade="BF"/>
+              </w:rPr>
+              <w:t>Letters</w:t>
+            </w:r>
+            <w:r>
+              <w:rPr>
+                <w:rFonts w:ascii="Book Antiqua" w:hAnsi="Book Antiqua"/>
+                <w:smallCaps/>
+                <w:color w:val="76923C" w:themeColor="accent3" w:themeShade="BF"/>
+              </w:rPr>
+              <w:t xml:space="preserve"> of </w:t>
+            </w:r>
+            <w:r>
+              <w:rPr>
+                <w:rFonts w:ascii="Book Antiqua" w:hAnsi="Book Antiqua"/>
+                <w:smallCaps/>
+                <w:color w:val="76923C" w:themeColor="accent3" w:themeShade="BF"/>
+              </w:rPr>
+              <w:t>Jesus and Abgar</w:t>
+            </w:r>
+          </w:p>
+        </w:tc>
+        <w:tc>
+          <w:tcPr>
+            <w:tcW w:w="3969" w:type="dxa"/>
+            <w:gridSpan w:val="2"/>
+            <w:vAlign w:val="center"/>
+          </w:tcPr>
+          <w:p>
+            <w:pPr>
+              <w:spacing w:before="40" w:line="280" w:lineRule="exact"/>
+              <w:jc w:val="center"/>
+              <w:rPr>
+                <w:rFonts w:ascii="Gentium" w:hAnsi="Gentium" w:cs="Gentium"/>
+                <w:sz w:val="28"/>
+                <w:szCs w:val="28"/>
+              </w:rPr>
+            </w:pPr>
+          </w:p>
+        </w:tc>
+        <w:tc>
+          <w:tcPr>
+            <w:tcW w:w="4394" w:type="dxa"/>
+            <w:gridSpan w:val="3"/>
+            <w:vAlign w:val="center"/>
+          </w:tcPr>
+          <w:p>
+            <w:pPr>
+              <w:spacing w:before="40" w:line="280" w:lineRule="exact"/>
+              <w:jc w:val="center"/>
+              <w:rPr>
+                <w:rFonts w:ascii="CS Coptic Manuscript" w:hAnsi="CS Coptic Manuscript"/>
+                <w:sz w:val="28"/>
+                <w:szCs w:val="28"/>
+              </w:rPr>
+            </w:pPr>
+          </w:p>
+        </w:tc>
+        <w:tc>
+          <w:tcPr>
+            <w:tcW w:w="3503" w:type="dxa"/>
+            <w:vAlign w:val="center"/>
+          </w:tcPr>
+          <w:p>
+            <w:pPr>
+              <w:spacing w:before="40" w:line="280" w:lineRule="exact"/>
+              <w:jc w:val="center"/>
+              <w:rPr>
+                <w:rFonts w:ascii="Gentium" w:hAnsi="Gentium" w:cs="Gentium"/>
+                <w:sz w:val="26"/>
+                <w:szCs w:val="26"/>
+              </w:rPr>
+            </w:pPr>
+          </w:p>
+        </w:tc>
+      </w:tr>
+      <w:tr>
+        <w:tc>
+          <w:tcPr>
+            <w:tcW w:w="3828" w:type="dxa"/>
+            <w:vAlign w:val="center"/>
+          </w:tcPr>
+          <w:p>
+            <w:pPr>
+              <w:spacing w:before="40" w:line="280" w:lineRule="exact"/>
+              <w:jc w:val="center"/>
+              <w:rPr>
+                <w:rFonts w:ascii="Book Antiqua" w:hAnsi="Book Antiqua"/>
+                <w:smallCaps/>
+                <w:color w:val="76923C" w:themeColor="accent3" w:themeShade="BF"/>
+              </w:rPr>
+            </w:pPr>
+            <w:r>
+              <w:rPr>
+                <w:rFonts w:ascii="Book Antiqua" w:hAnsi="Book Antiqua"/>
+                <w:smallCaps/>
+                <w:color w:val="76923C" w:themeColor="accent3" w:themeShade="BF"/>
+              </w:rPr>
+              <w:t>Acts of Thaddeus</w:t>
+            </w:r>
+          </w:p>
+        </w:tc>
+        <w:tc>
+          <w:tcPr>
+            <w:tcW w:w="3969" w:type="dxa"/>
+            <w:gridSpan w:val="2"/>
+            <w:vAlign w:val="center"/>
+          </w:tcPr>
+          <w:p>
+            <w:pPr>
+              <w:spacing w:before="40" w:line="280" w:lineRule="exact"/>
+              <w:jc w:val="center"/>
+              <w:rPr>
+                <w:rFonts w:ascii="Gentium" w:hAnsi="Gentium" w:cs="Gentium"/>
+                <w:sz w:val="28"/>
+                <w:szCs w:val="28"/>
+              </w:rPr>
+            </w:pPr>
+          </w:p>
+        </w:tc>
+        <w:tc>
+          <w:tcPr>
+            <w:tcW w:w="4394" w:type="dxa"/>
+            <w:gridSpan w:val="3"/>
+            <w:vAlign w:val="center"/>
+          </w:tcPr>
+          <w:p>
+            <w:pPr>
+              <w:spacing w:before="40" w:line="280" w:lineRule="exact"/>
+              <w:jc w:val="center"/>
+              <w:rPr>
+                <w:rFonts w:ascii="CS Coptic Manuscript" w:hAnsi="CS Coptic Manuscript"/>
+                <w:sz w:val="28"/>
+                <w:szCs w:val="28"/>
+              </w:rPr>
+            </w:pPr>
+          </w:p>
+        </w:tc>
+        <w:tc>
+          <w:tcPr>
+            <w:tcW w:w="3503" w:type="dxa"/>
+            <w:vAlign w:val="center"/>
+          </w:tcPr>
+          <w:p>
+            <w:pPr>
+              <w:spacing w:before="40" w:line="280" w:lineRule="exact"/>
+              <w:jc w:val="center"/>
+              <w:rPr>
+                <w:rFonts w:ascii="Gentium" w:hAnsi="Gentium" w:cs="Gentium"/>
+                <w:sz w:val="26"/>
+                <w:szCs w:val="26"/>
+              </w:rPr>
+            </w:pPr>
           </w:p>
         </w:tc>
       </w:tr>
